--- a/oposicion/temario/tercer-ejercicio/3A19.docx
+++ b/oposicion/temario/tercer-ejercicio/3A19.docx
@@ -8470,7 +8470,7 @@
         </w:r>
       </w:hyperlink>
       <w:r>
-        <w:t xml:space="preserve">. En la telefonía móvil en España, tras la fusión de Orange y MásMóvil, 4 operadores tienen el 96,8 % de las líneas y el IHH ronda 2.770 (en una escala de 0 a 10.000)</w:t>
+        <w:t xml:space="preserve">. En la telefonía móvil en España, tras la fusión de Orange y MásMóvil, 4 operadores tienen el 96,8 % de las líneas y el IHH ronda 0,28 (2.770 en la escala de 0 a 10.000 que usan las autoridades)</w:t>
       </w:r>
       <w:r>
         <w:t xml:space="preserve"> </w:t>

--- a/oposicion/temario/tercer-ejercicio/3A19.docx
+++ b/oposicion/temario/tercer-ejercicio/3A19.docx
@@ -1620,7 +1620,7 @@
           <w:b/>
           <w:bCs/>
         </w:rPr>
-        <w:t xml:space="preserve">I. Las soluciones no cooperativas: el análisis estático</w:t>
+        <w:t xml:space="preserve">I. Las soluciones no cooperativas: competencia en una sola vez</w:t>
       </w:r>
       <w:r>
         <w:t xml:space="preserve">: tras caracterizar el oligopolio (</w:t>
@@ -1634,7 +1634,7 @@
         </w:r>
       </w:hyperlink>
       <w:r>
-        <w:t xml:space="preserve">), los 4 modelos clásicos según se compita en cantidades o en precios y se decida a la vez o por turnos:</w:t>
+        <w:t xml:space="preserve">), los 4 modelos clásicos según se compita en cantidades o en precios y se decida a la vez (juegos estáticos) o por turnos (juegos dinámicos secuenciales):</w:t>
       </w:r>
       <w:r>
         <w:t xml:space="preserve"> </w:t>
@@ -1738,7 +1738,7 @@
           <w:b/>
           <w:bCs/>
         </w:rPr>
-        <w:t xml:space="preserve">II. El análisis dinámico</w:t>
+        <w:t xml:space="preserve">II. La competencia repetida</w:t>
       </w:r>
       <w:r>
         <w:t xml:space="preserve">: si la competencia se repite un número finito y conocido de veces, nada cambia (</w:t>
@@ -1856,7 +1856,7 @@
         <w:br/>
       </w:r>
       <w:r>
-        <w:t xml:space="preserve">I. Soluciones no cooperativas: análisis estático</w:t>
+        <w:t xml:space="preserve">I. Soluciones no cooperativas: competencia en una sola vez</w:t>
       </w:r>
       <w:r>
         <w:br/>
@@ -2110,7 +2110,7 @@
         <w:br/>
       </w:r>
       <w:r>
-        <w:t xml:space="preserve">II. Análisis dinámico: colusión tácita</w:t>
+        <w:t xml:space="preserve">II. Competencia repetida: colusión tácita</w:t>
       </w:r>
       <w:r>
         <w:br/>
@@ -2468,7 +2468,7 @@
       </w:r>
     </w:p>
     <w:bookmarkEnd w:id="38"/>
-    <w:bookmarkStart w:id="113" w:name="sec_analisis_estatico"/>
+    <w:bookmarkStart w:id="112" w:name="sec_analisis_estatico"/>
     <w:p>
       <w:pPr>
         <w:pStyle w:val="Heading1"/>
@@ -2486,7 +2486,7 @@
         <w:br/>
       </w:r>
       <w:r>
-        <w:t xml:space="preserve">análisis estático</w:t>
+        <w:t xml:space="preserve">competencia en una sola vez</w:t>
       </w:r>
       <w:r>
         <w:t xml:space="preserve"> </w:t>
@@ -2653,19 +2653,51 @@
         </w:numPr>
       </w:pPr>
       <w:r>
-        <w:t xml:space="preserve">Empezamos por la situación más sencilla: las empresas se encuentran una sola vez en el mercado y no pueden firmar acuerdos que las obliguen.</w:t>
-      </w:r>
-      <w:r>
-        <w:rPr>
-          <w:rStyle w:val="FootnoteReference"/>
-        </w:rPr>
-        <w:footnoteReference w:id="39"/>
-      </w:r>
-      <w:r>
-        <w:t xml:space="preserve"> </w:t>
-      </w:r>
-      <w:r>
-        <w:t xml:space="preserve">Su</w:t>
+        <w:t xml:space="preserve">Empezamos por la situación más sencilla: las empresas se encuentran una sola vez en el mercado y no pueden firmar acuerdos que las obliguen. Seguimos la nomenclatura de los manuales de teoría de juegos</w:t>
+      </w:r>
+      <w:r>
+        <w:t xml:space="preserve"> </w:t>
+      </w:r>
+      <w:hyperlink r:id="rId33">
+        <w:r>
+          <w:rPr>
+            <w:rStyle w:val="Referenciaatema"/>
+          </w:rPr>
+          <w:t xml:space="preserve">[ver tema 3.A.14]</w:t>
+        </w:r>
+      </w:hyperlink>
+      <w:r>
+        <w:t xml:space="preserve">:</w:t>
+      </w:r>
+      <w:r>
+        <w:t xml:space="preserve"> </w:t>
+      </w:r>
+      <w:r>
+        <w:rPr>
+          <w:smallCaps/>
+        </w:rPr>
+        <w:t xml:space="preserve">Cournot</w:t>
+      </w:r>
+      <w:r>
+        <w:t xml:space="preserve"> </w:t>
+      </w:r>
+      <w:r>
+        <w:t xml:space="preserve">y</w:t>
+      </w:r>
+      <w:r>
+        <w:t xml:space="preserve"> </w:t>
+      </w:r>
+      <w:r>
+        <w:rPr>
+          <w:smallCaps/>
+        </w:rPr>
+        <w:t xml:space="preserve">Bertrand</w:t>
+      </w:r>
+      <w:r>
+        <w:t xml:space="preserve"> </w:t>
+      </w:r>
+      <w:r>
+        <w:t xml:space="preserve">son juegos</w:t>
       </w:r>
       <w:r>
         <w:t xml:space="preserve"> </w:t>
@@ -2675,80 +2707,339 @@
           <w:i/>
           <w:iCs/>
         </w:rPr>
+        <w:t xml:space="preserve">estáticos</w:t>
+      </w:r>
+      <w:r>
+        <w:t xml:space="preserve">, porque las empresas deciden a la vez;</w:t>
+      </w:r>
+      <w:r>
+        <w:t xml:space="preserve"> </w:t>
+      </w:r>
+      <w:r>
+        <w:rPr>
+          <w:smallCaps/>
+        </w:rPr>
+        <w:t xml:space="preserve">Stackelberg</w:t>
+      </w:r>
+      <w:r>
+        <w:t xml:space="preserve"> </w:t>
+      </w:r>
+      <w:r>
+        <w:t xml:space="preserve">y el liderazgo en precios son juegos</w:t>
+      </w:r>
+      <w:r>
+        <w:t xml:space="preserve"> </w:t>
+      </w:r>
+      <w:r>
+        <w:rPr>
+          <w:i/>
+          <w:iCs/>
+        </w:rPr>
+        <w:t xml:space="preserve">dinámicos</w:t>
+      </w:r>
+      <w:r>
+        <w:t xml:space="preserve"> </w:t>
+      </w:r>
+      <w:r>
+        <w:t xml:space="preserve">secuenciales, porque deciden por turnos y se resuelven por inducción hacia atrás (ENPS). La repetición, el otro juego dinámico, es el objeto del bloque </w:t>
+      </w:r>
+      <w:hyperlink w:anchor="sec_analisis_dinamico">
+        <w:r>
+          <w:rPr>
+            <w:rStyle w:val="Hyperlink"/>
+          </w:rPr>
+          <w:t xml:space="preserve">II</w:t>
+        </w:r>
+      </w:hyperlink>
+      <w:r>
+        <w:t xml:space="preserve">. Su</w:t>
+      </w:r>
+      <w:r>
+        <w:t xml:space="preserve"> </w:t>
+      </w:r>
+      <w:r>
+        <w:rPr>
+          <w:i/>
+          <w:iCs/>
+        </w:rPr>
         <w:t xml:space="preserve">conclusión anticipada</w:t>
       </w:r>
       <w:r>
         <w:t xml:space="preserve">: el resultado queda entre la competencia perfecta y el monopolio, y dónde exactamente depende de 2 cosas, la variable con la que compiten (la cantidad o el precio) y el orden en que deciden (a la vez o una detrás de otra). En todos los casos las empresas ganarían más si produjeran menos juntas.</w:t>
       </w:r>
     </w:p>
-    <w:bookmarkStart w:id="51" w:name="sec_caracterizacion_oligopolio"/>
-    <w:p>
-      <w:pPr>
-        <w:pStyle w:val="Heading2"/>
-      </w:pPr>
-      <w:r>
-        <w:t xml:space="preserve">I.1.</w:t>
-      </w:r>
-      <w:r>
-        <w:t xml:space="preserve"> </w:t>
-      </w:r>
-      <w:r>
-        <w:t xml:space="preserve">Caracterización del oligopolio</w:t>
-      </w:r>
-    </w:p>
-    <w:p>
-      <w:pPr>
+    <w:p>
+      <w:pPr>
+        <w:pStyle w:val="Cajadeanotaciones"/>
+      </w:pPr>
+      <w:r>
+        <w:rPr>
+          <w:b/>
+          <w:bCs/>
+        </w:rPr>
+        <w:t xml:space="preserve">Otra forma de verlo</w:t>
+      </w:r>
+      <w:r>
+        <w:t xml:space="preserve">. En parte de la organización industrial y en muchos temarios de la oposición se llama «análisis estático» a todo lo que ocurre una sola vez, incluidos</w:t>
+      </w:r>
+      <w:r>
+        <w:t xml:space="preserve"> </w:t>
+      </w:r>
+      <w:r>
+        <w:rPr>
+          <w:smallCaps/>
+        </w:rPr>
+        <w:t xml:space="preserve">Stackelberg</w:t>
+      </w:r>
+      <w:r>
+        <w:t xml:space="preserve"> </w:t>
+      </w:r>
+      <w:r>
+        <w:t xml:space="preserve">y el liderazgo en precios, y «dinámico» solo a la repetición.</w:t>
+      </w:r>
+    </w:p>
+    <w:p>
+      <w:pPr>
+        <w:pStyle w:val="Cajadeanotaciones"/>
         <w:numPr>
           <w:ilvl w:val="0"/>
           <w:numId w:val="1010"/>
         </w:numPr>
       </w:pPr>
       <w:r>
-        <w:t xml:space="preserve">El oligopolio parte de la misma lista de supuestos que todas las estructuras de mercado (tabla </w:t>
-      </w:r>
-      <w:hyperlink w:anchor="tab_supuestos">
-        <w:r>
-          <w:rPr>
-            <w:rStyle w:val="Hyperlink"/>
-          </w:rPr>
-          <w:t xml:space="preserve">1</w:t>
-        </w:r>
-      </w:hyperlink>
-      <w:r>
-        <w:t xml:space="preserve">)</w:t>
-      </w:r>
-      <w:r>
-        <w:t xml:space="preserve"> </w:t>
-      </w:r>
-      <w:hyperlink r:id="rId28">
-        <w:r>
-          <w:rPr>
-            <w:rStyle w:val="Referenciaatema"/>
-          </w:rPr>
-          <w:t xml:space="preserve">[ver tema 3.A.16]</w:t>
-        </w:r>
-      </w:hyperlink>
-      <w:r>
-        <w:t xml:space="preserve"> </w:t>
-      </w:r>
-      <w:r>
-        <w:t xml:space="preserve">y</w:t>
-      </w:r>
-      <w:r>
-        <w:t xml:space="preserve"> </w:t>
-      </w:r>
-      <w:r>
         <w:rPr>
           <w:i/>
           <w:iCs/>
         </w:rPr>
+        <w:t xml:space="preserve">Justificación</w:t>
+      </w:r>
+      <w:r>
+        <w:t xml:space="preserve">:</w:t>
+      </w:r>
+      <w:r>
+        <w:t xml:space="preserve"> </w:t>
+      </w:r>
+      <w:r>
+        <w:rPr>
+          <w:smallCaps/>
+        </w:rPr>
+        <w:t xml:space="preserve">Stackelberg</w:t>
+      </w:r>
+      <w:r>
+        <w:t xml:space="preserve"> </w:t>
+      </w:r>
+      <w:r>
+        <w:t xml:space="preserve">equivale a una empresa que maximiza en una sola etapa con una variación conjetural igual a la pendiente de la función de reacción de la seguidora,</w:t>
+      </w:r>
+      <w:r>
+        <w:t xml:space="preserve"> </w:t>
+      </w:r>
+      <m:oMath>
+        <m:sSub>
+          <m:e>
+            <m:r>
+              <m:t>v</m:t>
+            </m:r>
+          </m:e>
+          <m:sub>
+            <m:r>
+              <m:t>1</m:t>
+            </m:r>
+          </m:sub>
+        </m:sSub>
+        <m:r>
+          <m:rPr>
+            <m:sty m:val="p"/>
+          </m:rPr>
+          <m:t>=</m:t>
+        </m:r>
+        <m:sSub>
+          <m:e>
+            <m:r>
+              <m:t>R</m:t>
+            </m:r>
+          </m:e>
+          <m:sub>
+            <m:r>
+              <m:t>2</m:t>
+            </m:r>
+          </m:sub>
+        </m:sSub>
+        <m:r>
+          <m:rPr>
+            <m:sty m:val="p"/>
+          </m:rPr>
+          <m:t>′</m:t>
+        </m:r>
+      </m:oMath>
+      <w:r>
+        <w:t xml:space="preserve"> </w:t>
+      </w:r>
+      <w:r>
+        <w:t xml:space="preserve">(variaciones conjeturales, en</w:t>
+      </w:r>
+      <w:r>
+        <w:t xml:space="preserve"> </w:t>
+      </w:r>
+      <w:hyperlink w:anchor="sec_cournot">
+        <w:r>
+          <w:rPr>
+            <w:rStyle w:val="Hyperlink"/>
+          </w:rPr>
+          <w:t xml:space="preserve">I.2</w:t>
+        </w:r>
+      </w:hyperlink>
+      <w:r>
+        <w:t xml:space="preserve">).</w:t>
+      </w:r>
+    </w:p>
+    <w:p>
+      <w:pPr>
+        <w:pStyle w:val="Cajadeanotaciones"/>
+        <w:numPr>
+          <w:ilvl w:val="0"/>
+          <w:numId w:val="1010"/>
+        </w:numPr>
+      </w:pPr>
+      <w:r>
+        <w:rPr>
+          <w:i/>
+          <w:iCs/>
+        </w:rPr>
+        <w:t xml:space="preserve">Límite</w:t>
+      </w:r>
+      <w:r>
+        <w:t xml:space="preserve">: en un juego simultáneo de una sola vez nadie puede reaccionar, así que una conjetura distinta de cero no es coherente</w:t>
+      </w:r>
+      <w:r>
+        <w:t xml:space="preserve"> </w:t>
+      </w:r>
+      <w:r>
+        <w:t xml:space="preserve">(</w:t>
+      </w:r>
+      <w:hyperlink w:anchor="ref_Tirole1988Theory">
+        <w:r>
+          <w:rPr>
+            <w:rStyle w:val="Hyperlink"/>
+            <w:smallCaps/>
+          </w:rPr>
+          <w:t xml:space="preserve">Tirole</w:t>
+        </w:r>
+        <w:r>
+          <w:rPr>
+            <w:rStyle w:val="Hyperlink"/>
+          </w:rPr>
+          <w:t xml:space="preserve">, 1988, cap. 5</w:t>
+        </w:r>
+      </w:hyperlink>
+      <w:r>
+        <w:t xml:space="preserve">)</w:t>
+      </w:r>
+      <w:r>
+        <w:t xml:space="preserve">; el ENPS existe precisamente porque importa el orden. Por eso seguimos a los manuales.</w:t>
+      </w:r>
+    </w:p>
+    <w:p>
+      <w:pPr>
+        <w:pStyle w:val="Cajadeanotaciones"/>
+        <w:numPr>
+          <w:ilvl w:val="0"/>
+          <w:numId w:val="1010"/>
+        </w:numPr>
+      </w:pPr>
+      <w:r>
+        <w:rPr>
+          <w:i/>
+          <w:iCs/>
+        </w:rPr>
+        <w:t xml:space="preserve">Si pregunta el tribunal</w:t>
+      </w:r>
+      <w:r>
+        <w:t xml:space="preserve">: es una cuestión de nombres. Lo importante es distinguir el orden de las jugadas (simultáneo o secuencial) y el número de encuentros (una vez o repetido). El desarrollo está en el tema de teoría de juegos</w:t>
+      </w:r>
+      <w:r>
+        <w:t xml:space="preserve"> </w:t>
+      </w:r>
+      <w:hyperlink r:id="rId33">
+        <w:r>
+          <w:rPr>
+            <w:rStyle w:val="Referenciaatema"/>
+          </w:rPr>
+          <w:t xml:space="preserve">[ver tema 3.A.14]</w:t>
+        </w:r>
+      </w:hyperlink>
+      <w:r>
+        <w:t xml:space="preserve">.</w:t>
+      </w:r>
+    </w:p>
+    <w:bookmarkStart w:id="50" w:name="sec_caracterizacion_oligopolio"/>
+    <w:p>
+      <w:pPr>
+        <w:pStyle w:val="Heading2"/>
+      </w:pPr>
+      <w:r>
+        <w:t xml:space="preserve">I.1.</w:t>
+      </w:r>
+      <w:r>
+        <w:t xml:space="preserve"> </w:t>
+      </w:r>
+      <w:r>
+        <w:t xml:space="preserve">Caracterización del oligopolio</w:t>
+      </w:r>
+    </w:p>
+    <w:p>
+      <w:pPr>
+        <w:numPr>
+          <w:ilvl w:val="0"/>
+          <w:numId w:val="1011"/>
+        </w:numPr>
+      </w:pPr>
+      <w:r>
+        <w:t xml:space="preserve">El oligopolio parte de la misma lista de supuestos que todas las estructuras de mercado (tabla </w:t>
+      </w:r>
+      <w:hyperlink w:anchor="tab_supuestos">
+        <w:r>
+          <w:rPr>
+            <w:rStyle w:val="Hyperlink"/>
+          </w:rPr>
+          <w:t xml:space="preserve">1</w:t>
+        </w:r>
+      </w:hyperlink>
+      <w:r>
+        <w:t xml:space="preserve">)</w:t>
+      </w:r>
+      <w:r>
+        <w:t xml:space="preserve"> </w:t>
+      </w:r>
+      <w:hyperlink r:id="rId28">
+        <w:r>
+          <w:rPr>
+            <w:rStyle w:val="Referenciaatema"/>
+          </w:rPr>
+          <w:t xml:space="preserve">[ver tema 3.A.16]</w:t>
+        </w:r>
+      </w:hyperlink>
+      <w:r>
+        <w:t xml:space="preserve"> </w:t>
+      </w:r>
+      <w:r>
+        <w:t xml:space="preserve">y</w:t>
+      </w:r>
+      <w:r>
+        <w:t xml:space="preserve"> </w:t>
+      </w:r>
+      <w:r>
+        <w:rPr>
+          <w:i/>
+          <w:iCs/>
+        </w:rPr>
         <w:t xml:space="preserve">levanta el supuesto 4</w:t>
       </w:r>
       <w:r>
         <w:t xml:space="preserve">: hay pocos vendedores, que se saben interdependientes. Casi siempre levanta también el 5: hay barreras que mantienen fijo su número.</w:t>
       </w:r>
     </w:p>
-    <w:bookmarkStart w:id="40" w:name="tab_supuestos"/>
+    <w:bookmarkStart w:id="39" w:name="tab_supuestos"/>
     <w:p>
       <w:pPr>
         <w:pStyle w:val="TableCaption"/>
@@ -3167,7 +3458,7 @@
         </w:tc>
       </w:tr>
     </w:tbl>
-    <w:bookmarkEnd w:id="40"/>
+    <w:bookmarkEnd w:id="39"/>
     <w:p>
       <w:pPr>
         <w:pStyle w:val="BodyText"/>
@@ -3186,7 +3477,7 @@
         <w:keepNext/>
         <w:numPr>
           <w:ilvl w:val="0"/>
-          <w:numId w:val="1011"/>
+          <w:numId w:val="1012"/>
         </w:numPr>
       </w:pPr>
       <w:r>
@@ -3197,7 +3488,7 @@
       <w:pPr>
         <w:numPr>
           <w:ilvl w:val="1"/>
-          <w:numId w:val="1012"/>
+          <w:numId w:val="1013"/>
         </w:numPr>
       </w:pPr>
       <w:r>
@@ -3242,7 +3533,7 @@
       <w:pPr>
         <w:numPr>
           <w:ilvl w:val="1"/>
-          <w:numId w:val="1012"/>
+          <w:numId w:val="1013"/>
         </w:numPr>
       </w:pPr>
       <w:r>
@@ -3284,7 +3575,7 @@
       <w:r>
         <w:t xml:space="preserve"> </w:t>
       </w:r>
-      <w:hyperlink r:id="rId41">
+      <w:hyperlink r:id="rId40">
         <w:r>
           <w:rPr>
             <w:rStyle w:val="Referenciaatema"/>
@@ -3300,7 +3591,7 @@
       <w:pPr>
         <w:numPr>
           <w:ilvl w:val="1"/>
-          <w:numId w:val="1012"/>
+          <w:numId w:val="1013"/>
         </w:numPr>
       </w:pPr>
       <w:r>
@@ -3331,14 +3622,14 @@
         <w:rPr>
           <w:rStyle w:val="FootnoteReference"/>
         </w:rPr>
-        <w:footnoteReference w:id="42"/>
+        <w:footnoteReference w:id="41"/>
       </w:r>
     </w:p>
     <w:p>
       <w:pPr>
         <w:numPr>
           <w:ilvl w:val="1"/>
-          <w:numId w:val="1012"/>
+          <w:numId w:val="1013"/>
         </w:numPr>
       </w:pPr>
       <w:r>
@@ -3358,7 +3649,7 @@
         <w:rPr>
           <w:rStyle w:val="FootnoteReference"/>
         </w:rPr>
-        <w:footnoteReference w:id="43"/>
+        <w:footnoteReference w:id="42"/>
       </w:r>
     </w:p>
     <w:p>
@@ -3366,7 +3657,7 @@
         <w:keepNext/>
         <w:numPr>
           <w:ilvl w:val="1"/>
-          <w:numId w:val="1012"/>
+          <w:numId w:val="1013"/>
         </w:numPr>
       </w:pPr>
       <w:r>
@@ -3382,7 +3673,7 @@
       <w:r>
         <w:t xml:space="preserve"> </w:t>
       </w:r>
-      <w:hyperlink r:id="rId44">
+      <w:hyperlink r:id="rId43">
         <w:r>
           <w:rPr>
             <w:rStyle w:val="Referenciaatema"/>
@@ -3398,7 +3689,7 @@
       <w:pPr>
         <w:numPr>
           <w:ilvl w:val="2"/>
-          <w:numId w:val="1013"/>
+          <w:numId w:val="1014"/>
         </w:numPr>
       </w:pPr>
       <w:r>
@@ -3416,7 +3707,7 @@
       <w:pPr>
         <w:numPr>
           <w:ilvl w:val="2"/>
-          <w:numId w:val="1013"/>
+          <w:numId w:val="1014"/>
         </w:numPr>
       </w:pPr>
       <w:r>
@@ -3434,7 +3725,7 @@
       <w:pPr>
         <w:numPr>
           <w:ilvl w:val="2"/>
-          <w:numId w:val="1013"/>
+          <w:numId w:val="1014"/>
         </w:numPr>
       </w:pPr>
       <w:r>
@@ -3475,7 +3766,7 @@
         <w:rPr>
           <w:rStyle w:val="FootnoteReference"/>
         </w:rPr>
-        <w:footnoteReference w:id="45"/>
+        <w:footnoteReference w:id="44"/>
       </w:r>
     </w:p>
     <w:p>
@@ -3505,7 +3796,7 @@
         <w:keepNext/>
         <w:numPr>
           <w:ilvl w:val="0"/>
-          <w:numId w:val="1011"/>
+          <w:numId w:val="1012"/>
         </w:numPr>
       </w:pPr>
       <w:r>
@@ -3543,7 +3834,7 @@
       <w:pPr>
         <w:numPr>
           <w:ilvl w:val="1"/>
-          <w:numId w:val="1014"/>
+          <w:numId w:val="1015"/>
         </w:numPr>
       </w:pPr>
       <w:r>
@@ -3630,7 +3921,7 @@
       <w:pPr>
         <w:numPr>
           <w:ilvl w:val="1"/>
-          <w:numId w:val="1014"/>
+          <w:numId w:val="1015"/>
         </w:numPr>
       </w:pPr>
       <w:r>
@@ -3666,158 +3957,6 @@
       </w:r>
       <w:r>
         <w:t xml:space="preserve">(EN) es una combinación de decisiones en la que cada empresa da la mejor respuesta a lo que hacen las demás: nadie quiere cambiar la suya, dadas las de los otros.</w:t>
-      </w:r>
-    </w:p>
-    <w:p>
-      <w:pPr>
-        <w:numPr>
-          <w:ilvl w:val="1"/>
-          <w:numId w:val="1014"/>
-        </w:numPr>
-      </w:pPr>
-      <w:r>
-        <w:t xml:space="preserve">En los juegos secuenciales se exige además que sea creíble lo que cada empresa haría en cualquier situación, también fuera del camino del equilibrio: es el</w:t>
-      </w:r>
-      <w:r>
-        <w:t xml:space="preserve"> </w:t>
-      </w:r>
-      <w:r>
-        <w:rPr>
-          <w:b/>
-          <w:bCs/>
-        </w:rPr>
-        <w:t xml:space="preserve">equilibrio de</w:t>
-      </w:r>
-      <w:r>
-        <w:rPr>
-          <w:b/>
-          <w:bCs/>
-        </w:rPr>
-        <w:t xml:space="preserve"> </w:t>
-      </w:r>
-      <w:r>
-        <w:rPr>
-          <w:b/>
-          <w:bCs/>
-          <w:smallCaps/>
-        </w:rPr>
-        <w:t xml:space="preserve">Nash</w:t>
-      </w:r>
-      <w:r>
-        <w:rPr>
-          <w:b/>
-          <w:bCs/>
-        </w:rPr>
-        <w:t xml:space="preserve"> </w:t>
-      </w:r>
-      <w:r>
-        <w:rPr>
-          <w:b/>
-          <w:bCs/>
-        </w:rPr>
-        <w:t xml:space="preserve">perfecto en subjuegos</w:t>
-      </w:r>
-      <w:r>
-        <w:t xml:space="preserve"> </w:t>
-      </w:r>
-      <w:r>
-        <w:t xml:space="preserve">(ENPS), que se obtiene por</w:t>
-      </w:r>
-      <w:r>
-        <w:t xml:space="preserve"> </w:t>
-      </w:r>
-      <w:r>
-        <w:rPr>
-          <w:i/>
-          <w:iCs/>
-        </w:rPr>
-        <w:t xml:space="preserve">inducción hacia atrás</w:t>
-      </w:r>
-      <w:r>
-        <w:t xml:space="preserve">.</w:t>
-      </w:r>
-    </w:p>
-    <w:p>
-      <w:pPr>
-        <w:keepNext/>
-        <w:numPr>
-          <w:ilvl w:val="0"/>
-          <w:numId w:val="1011"/>
-        </w:numPr>
-      </w:pPr>
-      <w:r>
-        <w:t xml:space="preserve">La pendiente de la función de reacción clasifica las variables de decisión</w:t>
-      </w:r>
-      <w:r>
-        <w:t xml:space="preserve"> </w:t>
-      </w:r>
-      <w:r>
-        <w:t xml:space="preserve">(</w:t>
-      </w:r>
-      <w:hyperlink w:anchor="ref_BulowGeanakoplosKlemperer1985M_30256">
-        <w:r>
-          <w:rPr>
-            <w:rStyle w:val="Hyperlink"/>
-            <w:smallCaps/>
-          </w:rPr>
-          <w:t xml:space="preserve">Bulow</w:t>
-        </w:r>
-        <w:r>
-          <w:rPr>
-            <w:rStyle w:val="Hyperlink"/>
-          </w:rPr>
-          <w:t xml:space="preserve">,</w:t>
-        </w:r>
-        <w:r>
-          <w:rPr>
-            <w:rStyle w:val="Hyperlink"/>
-          </w:rPr>
-          <w:t xml:space="preserve"> </w:t>
-        </w:r>
-        <w:r>
-          <w:rPr>
-            <w:rStyle w:val="Hyperlink"/>
-            <w:smallCaps/>
-          </w:rPr>
-          <w:t xml:space="preserve">Geanakoplos</w:t>
-        </w:r>
-        <w:r>
-          <w:rPr>
-            <w:rStyle w:val="Hyperlink"/>
-          </w:rPr>
-          <w:t xml:space="preserve"> </w:t>
-        </w:r>
-        <w:r>
-          <w:rPr>
-            <w:rStyle w:val="Hyperlink"/>
-          </w:rPr>
-          <w:t xml:space="preserve">y</w:t>
-        </w:r>
-        <w:r>
-          <w:rPr>
-            <w:rStyle w:val="Hyperlink"/>
-          </w:rPr>
-          <w:t xml:space="preserve"> </w:t>
-        </w:r>
-        <w:r>
-          <w:rPr>
-            <w:rStyle w:val="Hyperlink"/>
-            <w:smallCaps/>
-          </w:rPr>
-          <w:t xml:space="preserve">Klemperer</w:t>
-        </w:r>
-        <w:r>
-          <w:rPr>
-            <w:rStyle w:val="Hyperlink"/>
-          </w:rPr>
-          <w:t xml:space="preserve">, 1985</w:t>
-        </w:r>
-      </w:hyperlink>
-      <w:r>
-        <w:t xml:space="preserve">)</w:t>
-      </w:r>
-      <w:r>
-        <w:t xml:space="preserve">:</w:t>
       </w:r>
     </w:p>
     <w:p>
@@ -3828,21 +3967,155 @@
         </w:numPr>
       </w:pPr>
       <w:r>
+        <w:t xml:space="preserve">En los juegos secuenciales se exige además que sea creíble lo que cada empresa haría en cualquier situación, también fuera del camino del equilibrio: es el</w:t>
+      </w:r>
+      <w:r>
+        <w:t xml:space="preserve"> </w:t>
+      </w:r>
+      <w:r>
         <w:rPr>
           <w:b/>
           <w:bCs/>
         </w:rPr>
-        <w:t xml:space="preserve">sustitutos estratégicos</w:t>
-      </w:r>
-      <w:r>
-        <w:t xml:space="preserve">: si la rival es más agresiva, a mí me conviene serlo menos, y la función de reacción es decreciente. Es el caso de las cantidades: si la rival produce más, el precio baja y a mí me conviene producir menos;</w:t>
+        <w:t xml:space="preserve">equilibrio de</w:t>
+      </w:r>
+      <w:r>
+        <w:rPr>
+          <w:b/>
+          <w:bCs/>
+        </w:rPr>
+        <w:t xml:space="preserve"> </w:t>
+      </w:r>
+      <w:r>
+        <w:rPr>
+          <w:b/>
+          <w:bCs/>
+          <w:smallCaps/>
+        </w:rPr>
+        <w:t xml:space="preserve">Nash</w:t>
+      </w:r>
+      <w:r>
+        <w:rPr>
+          <w:b/>
+          <w:bCs/>
+        </w:rPr>
+        <w:t xml:space="preserve"> </w:t>
+      </w:r>
+      <w:r>
+        <w:rPr>
+          <w:b/>
+          <w:bCs/>
+        </w:rPr>
+        <w:t xml:space="preserve">perfecto en subjuegos</w:t>
+      </w:r>
+      <w:r>
+        <w:t xml:space="preserve"> </w:t>
+      </w:r>
+      <w:r>
+        <w:t xml:space="preserve">(ENPS), que se obtiene por</w:t>
+      </w:r>
+      <w:r>
+        <w:t xml:space="preserve"> </w:t>
+      </w:r>
+      <w:r>
+        <w:rPr>
+          <w:i/>
+          <w:iCs/>
+        </w:rPr>
+        <w:t xml:space="preserve">inducción hacia atrás</w:t>
+      </w:r>
+      <w:r>
+        <w:t xml:space="preserve">.</w:t>
+      </w:r>
+    </w:p>
+    <w:p>
+      <w:pPr>
+        <w:keepNext/>
+        <w:numPr>
+          <w:ilvl w:val="0"/>
+          <w:numId w:val="1012"/>
+        </w:numPr>
+      </w:pPr>
+      <w:r>
+        <w:t xml:space="preserve">La pendiente de la función de reacción clasifica las variables de decisión</w:t>
+      </w:r>
+      <w:r>
+        <w:t xml:space="preserve"> </w:t>
+      </w:r>
+      <w:r>
+        <w:t xml:space="preserve">(</w:t>
+      </w:r>
+      <w:hyperlink w:anchor="ref_BulowGeanakoplosKlemperer1985M_30256">
+        <w:r>
+          <w:rPr>
+            <w:rStyle w:val="Hyperlink"/>
+            <w:smallCaps/>
+          </w:rPr>
+          <w:t xml:space="preserve">Bulow</w:t>
+        </w:r>
+        <w:r>
+          <w:rPr>
+            <w:rStyle w:val="Hyperlink"/>
+          </w:rPr>
+          <w:t xml:space="preserve">,</w:t>
+        </w:r>
+        <w:r>
+          <w:rPr>
+            <w:rStyle w:val="Hyperlink"/>
+          </w:rPr>
+          <w:t xml:space="preserve"> </w:t>
+        </w:r>
+        <w:r>
+          <w:rPr>
+            <w:rStyle w:val="Hyperlink"/>
+            <w:smallCaps/>
+          </w:rPr>
+          <w:t xml:space="preserve">Geanakoplos</w:t>
+        </w:r>
+        <w:r>
+          <w:rPr>
+            <w:rStyle w:val="Hyperlink"/>
+          </w:rPr>
+          <w:t xml:space="preserve"> </w:t>
+        </w:r>
+        <w:r>
+          <w:rPr>
+            <w:rStyle w:val="Hyperlink"/>
+          </w:rPr>
+          <w:t xml:space="preserve">y</w:t>
+        </w:r>
+        <w:r>
+          <w:rPr>
+            <w:rStyle w:val="Hyperlink"/>
+          </w:rPr>
+          <w:t xml:space="preserve"> </w:t>
+        </w:r>
+        <w:r>
+          <w:rPr>
+            <w:rStyle w:val="Hyperlink"/>
+            <w:smallCaps/>
+          </w:rPr>
+          <w:t xml:space="preserve">Klemperer</w:t>
+        </w:r>
+        <w:r>
+          <w:rPr>
+            <w:rStyle w:val="Hyperlink"/>
+          </w:rPr>
+          <w:t xml:space="preserve">, 1985</w:t>
+        </w:r>
+      </w:hyperlink>
+      <w:r>
+        <w:t xml:space="preserve">)</w:t>
+      </w:r>
+      <w:r>
+        <w:t xml:space="preserve">:</w:t>
       </w:r>
     </w:p>
     <w:p>
       <w:pPr>
         <w:numPr>
           <w:ilvl w:val="1"/>
-          <w:numId w:val="1015"/>
+          <w:numId w:val="1016"/>
         </w:numPr>
       </w:pPr>
       <w:r>
@@ -3850,6 +4123,24 @@
           <w:b/>
           <w:bCs/>
         </w:rPr>
+        <w:t xml:space="preserve">sustitutos estratégicos</w:t>
+      </w:r>
+      <w:r>
+        <w:t xml:space="preserve">: si la rival es más agresiva, a mí me conviene serlo menos, y la función de reacción es decreciente. Es el caso de las cantidades: si la rival produce más, el precio baja y a mí me conviene producir menos;</w:t>
+      </w:r>
+    </w:p>
+    <w:p>
+      <w:pPr>
+        <w:numPr>
+          <w:ilvl w:val="1"/>
+          <w:numId w:val="1016"/>
+        </w:numPr>
+      </w:pPr>
+      <w:r>
+        <w:rPr>
+          <w:b/>
+          <w:bCs/>
+        </w:rPr>
         <w:t xml:space="preserve">complementos estratégicos</w:t>
       </w:r>
       <w:r>
@@ -3859,14 +4150,14 @@
         <w:rPr>
           <w:rStyle w:val="FootnoteReference"/>
         </w:rPr>
-        <w:footnoteReference w:id="46"/>
+        <w:footnoteReference w:id="45"/>
       </w:r>
     </w:p>
     <w:p>
       <w:pPr>
         <w:numPr>
           <w:ilvl w:val="0"/>
-          <w:numId w:val="1011"/>
+          <w:numId w:val="1012"/>
         </w:numPr>
       </w:pPr>
       <w:r>
@@ -3884,7 +4175,7 @@
         <w:t xml:space="preserve">).</w:t>
       </w:r>
     </w:p>
-    <w:bookmarkStart w:id="50" w:name="tab_modelos_oligopolio"/>
+    <w:bookmarkStart w:id="49" w:name="tab_modelos_oligopolio"/>
     <w:p>
       <w:pPr>
         <w:pStyle w:val="TableCaption"/>
@@ -3937,6 +4228,12 @@
               </w:rPr>
               <w:t xml:space="preserve">Decisiones simultáneas (EN)</w:t>
             </w:r>
+            <w:r>
+              <w:br/>
+            </w:r>
+            <w:r>
+              <w:t xml:space="preserve">(juegos estáticos)</w:t>
+            </w:r>
           </w:p>
         </w:tc>
         <w:tc>
@@ -3954,6 +4251,12 @@
                 <w:bCs/>
               </w:rPr>
               <w:t xml:space="preserve">Decisiones secuenciales (ENPS)</w:t>
+            </w:r>
+            <w:r>
+              <w:br/>
+            </w:r>
+            <w:r>
+              <w:t xml:space="preserve">(juegos dinámicos)</w:t>
             </w:r>
           </w:p>
         </w:tc>
@@ -4232,7 +4535,7 @@
         </w:tc>
       </w:tr>
     </w:tbl>
-    <w:bookmarkEnd w:id="50"/>
+    <w:bookmarkEnd w:id="49"/>
     <w:p>
       <w:pPr>
         <w:pStyle w:val="BodyText"/>
@@ -4245,8 +4548,8 @@
         <w:t xml:space="preserve">Fuente: elaboración propia.</w:t>
       </w:r>
     </w:p>
-    <w:bookmarkEnd w:id="51"/>
-    <w:bookmarkStart w:id="69" w:name="sec_cournot"/>
+    <w:bookmarkEnd w:id="50"/>
+    <w:bookmarkStart w:id="68" w:name="sec_cournot"/>
     <w:p>
       <w:pPr>
         <w:pStyle w:val="Heading2"/>
@@ -4274,26 +4577,6 @@
       </w:r>
       <w:r>
         <w:t xml:space="preserve">(1838)</w:t>
-      </w:r>
-    </w:p>
-    <w:p>
-      <w:pPr>
-        <w:numPr>
-          <w:ilvl w:val="0"/>
-          <w:numId w:val="1016"/>
-        </w:numPr>
-      </w:pPr>
-      <w:r>
-        <w:t xml:space="preserve">Empezamos por la primera casilla de la tabla, la más antigua y la que sirve de referencia a las demás: las empresas eligen cantidades y a la vez.</w:t>
-      </w:r>
-    </w:p>
-    <w:bookmarkStart w:id="53" w:name="a_idea"/>
-    <w:p>
-      <w:pPr>
-        <w:pStyle w:val="Heading4"/>
-      </w:pPr>
-      <w:r>
-        <w:t xml:space="preserve">a) Idea</w:t>
       </w:r>
     </w:p>
     <w:p>
@@ -4304,71 +4587,16 @@
         </w:numPr>
       </w:pPr>
       <w:r>
-        <w:rPr>
-          <w:smallCaps/>
-        </w:rPr>
-        <w:t xml:space="preserve">Cournot</w:t>
-      </w:r>
-      <w:r>
-        <w:t xml:space="preserve"> </w:t>
-      </w:r>
-      <w:r>
-        <w:t xml:space="preserve">(</w:t>
-      </w:r>
-      <w:hyperlink w:anchor="ref_Cournot1838Recherches">
-        <w:r>
-          <w:rPr>
-            <w:rStyle w:val="Hyperlink"/>
-          </w:rPr>
-          <w:t xml:space="preserve">1838, cap. 7</w:t>
-        </w:r>
-      </w:hyperlink>
-      <w:r>
-        <w:t xml:space="preserve">)</w:t>
-      </w:r>
-      <w:r>
-        <w:t xml:space="preserve"> </w:t>
-      </w:r>
-      <w:r>
-        <w:t xml:space="preserve">estudia 2 propietarios de manantiales de agua mineral que deciden cuánta agua llevar al mercado; el precio es el que vacía el mercado para la cantidad total, como si lo fijara un subastador. Cada uno elige su cantidad</w:t>
-      </w:r>
-      <w:r>
-        <w:t xml:space="preserve"> </w:t>
-      </w:r>
-      <w:r>
-        <w:rPr>
-          <w:i/>
-          <w:iCs/>
-        </w:rPr>
-        <w:t xml:space="preserve">tomando como dada la del otro</w:t>
-      </w:r>
-      <w:r>
-        <w:t xml:space="preserve">.</w:t>
-      </w:r>
-      <w:r>
-        <w:rPr>
-          <w:rStyle w:val="FootnoteReference"/>
-        </w:rPr>
-        <w:footnoteReference w:id="52"/>
-      </w:r>
-    </w:p>
-    <w:bookmarkEnd w:id="53"/>
-    <w:bookmarkStart w:id="65" w:name="b_modelo"/>
+        <w:t xml:space="preserve">Empezamos por la primera casilla de la tabla, la más antigua y la que sirve de referencia a las demás: las empresas eligen cantidades y a la vez.</w:t>
+      </w:r>
+    </w:p>
+    <w:bookmarkStart w:id="52" w:name="a_idea"/>
     <w:p>
       <w:pPr>
         <w:pStyle w:val="Heading4"/>
       </w:pPr>
       <w:r>
-        <w:t xml:space="preserve">b) Modelo</w:t>
-      </w:r>
-    </w:p>
-    <w:bookmarkStart w:id="54" w:name="i_supuestos"/>
-    <w:p>
-      <w:pPr>
-        <w:pStyle w:val="Heading5"/>
-      </w:pPr>
-      <w:r>
-        <w:t xml:space="preserve">i) Supuestos</w:t>
+        <w:t xml:space="preserve">a) Idea</w:t>
       </w:r>
     </w:p>
     <w:p>
@@ -4376,6 +4604,81 @@
         <w:numPr>
           <w:ilvl w:val="0"/>
           <w:numId w:val="1018"/>
+        </w:numPr>
+      </w:pPr>
+      <w:r>
+        <w:rPr>
+          <w:smallCaps/>
+        </w:rPr>
+        <w:t xml:space="preserve">Cournot</w:t>
+      </w:r>
+      <w:r>
+        <w:t xml:space="preserve"> </w:t>
+      </w:r>
+      <w:r>
+        <w:t xml:space="preserve">(</w:t>
+      </w:r>
+      <w:hyperlink w:anchor="ref_Cournot1838Recherches">
+        <w:r>
+          <w:rPr>
+            <w:rStyle w:val="Hyperlink"/>
+          </w:rPr>
+          <w:t xml:space="preserve">1838, cap. 7</w:t>
+        </w:r>
+      </w:hyperlink>
+      <w:r>
+        <w:t xml:space="preserve">)</w:t>
+      </w:r>
+      <w:r>
+        <w:t xml:space="preserve"> </w:t>
+      </w:r>
+      <w:r>
+        <w:t xml:space="preserve">estudia 2 propietarios de manantiales de agua mineral que deciden cuánta agua llevar al mercado; el precio es el que vacía el mercado para la cantidad total, como si lo fijara un subastador. Cada uno elige su cantidad</w:t>
+      </w:r>
+      <w:r>
+        <w:t xml:space="preserve"> </w:t>
+      </w:r>
+      <w:r>
+        <w:rPr>
+          <w:i/>
+          <w:iCs/>
+        </w:rPr>
+        <w:t xml:space="preserve">tomando como dada la del otro</w:t>
+      </w:r>
+      <w:r>
+        <w:t xml:space="preserve">.</w:t>
+      </w:r>
+      <w:r>
+        <w:rPr>
+          <w:rStyle w:val="FootnoteReference"/>
+        </w:rPr>
+        <w:footnoteReference w:id="51"/>
+      </w:r>
+    </w:p>
+    <w:bookmarkEnd w:id="52"/>
+    <w:bookmarkStart w:id="64" w:name="b_modelo"/>
+    <w:p>
+      <w:pPr>
+        <w:pStyle w:val="Heading4"/>
+      </w:pPr>
+      <w:r>
+        <w:t xml:space="preserve">b) Modelo</w:t>
+      </w:r>
+    </w:p>
+    <w:bookmarkStart w:id="53" w:name="i_supuestos"/>
+    <w:p>
+      <w:pPr>
+        <w:pStyle w:val="Heading5"/>
+      </w:pPr>
+      <w:r>
+        <w:t xml:space="preserve">i) Supuestos</w:t>
+      </w:r>
+    </w:p>
+    <w:p>
+      <w:pPr>
+        <w:numPr>
+          <w:ilvl w:val="0"/>
+          <w:numId w:val="1019"/>
         </w:numPr>
       </w:pPr>
       <m:oMath>
@@ -4508,7 +4811,7 @@
       <w:pPr>
         <w:numPr>
           <w:ilvl w:val="0"/>
-          <w:numId w:val="1018"/>
+          <w:numId w:val="1019"/>
         </w:numPr>
       </w:pPr>
       <w:r>
@@ -4737,7 +5040,7 @@
       <w:pPr>
         <w:numPr>
           <w:ilvl w:val="0"/>
-          <w:numId w:val="1018"/>
+          <w:numId w:val="1019"/>
         </w:numPr>
       </w:pPr>
       <w:r>
@@ -4776,15 +5079,15 @@
       <w:pPr>
         <w:numPr>
           <w:ilvl w:val="0"/>
-          <w:numId w:val="1018"/>
+          <w:numId w:val="1019"/>
         </w:numPr>
       </w:pPr>
       <w:r>
         <w:t xml:space="preserve">El precio se ajusta hasta vaciar el mercado.</w:t>
       </w:r>
     </w:p>
-    <w:bookmarkEnd w:id="54"/>
-    <w:bookmarkStart w:id="61" w:name="ii_desarrollo"/>
+    <w:bookmarkEnd w:id="53"/>
+    <w:bookmarkStart w:id="60" w:name="ii_desarrollo"/>
     <w:p>
       <w:pPr>
         <w:pStyle w:val="Heading5"/>
@@ -4797,7 +5100,7 @@
       <w:pPr>
         <w:numPr>
           <w:ilvl w:val="0"/>
-          <w:numId w:val="1019"/>
+          <w:numId w:val="1020"/>
         </w:numPr>
       </w:pPr>
       <w:r>
@@ -5037,13 +5340,13 @@
         <w:rPr>
           <w:rStyle w:val="FootnoteReference"/>
         </w:rPr>
-        <w:footnoteReference w:id="55"/>
-      </w:r>
-      <w:r>
-        <w:t xml:space="preserve"> </w:t>
-      </w:r>
-      <w:bookmarkStart w:id="56" w:name="eq_cpo_cournot"/>
-      <w:bookmarkEnd w:id="56"/>
+        <w:footnoteReference w:id="54"/>
+      </w:r>
+      <w:r>
+        <w:t xml:space="preserve"> </w:t>
+      </w:r>
+      <w:bookmarkStart w:id="55" w:name="eq_cpo_cournot"/>
+      <w:bookmarkEnd w:id="55"/>
     </w:p>
     <w:p>
       <w:pPr>
@@ -5251,7 +5554,7 @@
       <w:pPr>
         <w:numPr>
           <w:ilvl w:val="0"/>
-          <w:numId w:val="1019"/>
+          <w:numId w:val="1020"/>
         </w:numPr>
       </w:pPr>
       <w:r>
@@ -5549,7 +5852,7 @@
       <w:pPr>
         <w:numPr>
           <w:ilvl w:val="0"/>
-          <w:numId w:val="1019"/>
+          <w:numId w:val="1020"/>
         </w:numPr>
       </w:pPr>
       <w:r>
@@ -6043,7 +6346,7 @@
       <w:pPr>
         <w:numPr>
           <w:ilvl w:val="0"/>
-          <w:numId w:val="1019"/>
+          <w:numId w:val="1020"/>
         </w:numPr>
       </w:pPr>
       <w:r>
@@ -6547,7 +6850,7 @@
       <w:pPr>
         <w:numPr>
           <w:ilvl w:val="0"/>
-          <w:numId w:val="1019"/>
+          <w:numId w:val="1020"/>
         </w:numPr>
       </w:pPr>
       <w:r>
@@ -6893,7 +7196,7 @@
         <w:t xml:space="preserve">produce más que el monopolio y menos que la competencia.</w:t>
       </w:r>
     </w:p>
-    <w:bookmarkStart w:id="60" w:name="fig_cournot_stackelberg"/>
+    <w:bookmarkStart w:id="59" w:name="fig_cournot_stackelberg"/>
     <w:p>
       <w:pPr>
         <w:pStyle w:val="ImageCaption"/>
@@ -6947,18 +7250,18 @@
           <wp:inline>
             <wp:extent cx="3700780" cy="3301537"/>
             <wp:effectExtent b="0" l="0" r="0" t="0"/>
-            <wp:docPr descr="Gráfico 1.– Equilibrio de Cournot (C) y, sobre el mismo plano, el de Stackelberg (S): funciones de reacción e isobeneficios" title="" id="58" name="Picture"/>
+            <wp:docPr descr="Gráfico 1.– Equilibrio de Cournot (C) y, sobre el mismo plano, el de Stackelberg (S): funciones de reacción e isobeneficios" title="" id="57" name="Picture"/>
             <a:graphic>
               <a:graphicData uri="http://schemas.openxmlformats.org/drawingml/2006/picture">
                 <pic:pic>
                   <pic:nvPicPr>
-                    <pic:cNvPr descr="C:\Users\vgutierrez\Documents\src\victorgutierrezmarcos.github.io-revision\oposicion\temario\fuentes\3A19\graficos/cournot-stackelberg.png" id="59" name="Picture"/>
+                    <pic:cNvPr descr="C:\Users\vgutierrez\Documents\src\victorgutierrezmarcos.github.io-revision\oposicion\temario\fuentes\3A19\graficos/cournot-stackelberg.png" id="58" name="Picture"/>
                     <pic:cNvPicPr>
                       <a:picLocks noChangeArrowheads="1" noChangeAspect="1"/>
                     </pic:cNvPicPr>
                   </pic:nvPicPr>
                   <pic:blipFill>
-                    <a:blip r:embed="rId57"/>
+                    <a:blip r:embed="rId56"/>
                     <a:stretch>
                       <a:fillRect/>
                     </a:stretch>
@@ -6985,7 +7288,7 @@
         </w:drawing>
       </w:r>
     </w:p>
-    <w:bookmarkEnd w:id="60"/>
+    <w:bookmarkEnd w:id="59"/>
     <w:p>
       <w:pPr>
         <w:pStyle w:val="Piedeimagen"/>
@@ -7097,7 +7400,7 @@
         <w:pStyle w:val="Cajadeanotaciones"/>
         <w:numPr>
           <w:ilvl w:val="0"/>
-          <w:numId w:val="1020"/>
+          <w:numId w:val="1021"/>
         </w:numPr>
       </w:pPr>
       <w:r>
@@ -7162,7 +7465,7 @@
         <w:pStyle w:val="Cajadeanotaciones"/>
         <w:numPr>
           <w:ilvl w:val="0"/>
-          <w:numId w:val="1020"/>
+          <w:numId w:val="1021"/>
         </w:numPr>
       </w:pPr>
       <w:r>
@@ -7226,7 +7529,7 @@
         <w:pStyle w:val="Cajadeanotaciones"/>
         <w:numPr>
           <w:ilvl w:val="0"/>
-          <w:numId w:val="1020"/>
+          <w:numId w:val="1021"/>
         </w:numPr>
       </w:pPr>
       <w:r>
@@ -7624,7 +7927,7 @@
         <w:pStyle w:val="Cajadeanotaciones"/>
         <w:numPr>
           <w:ilvl w:val="0"/>
-          <w:numId w:val="1020"/>
+          <w:numId w:val="1021"/>
         </w:numPr>
       </w:pPr>
       <w:r>
@@ -7665,8 +7968,8 @@
         <w:t xml:space="preserve">; con 3 o más empresas, no.</w:t>
       </w:r>
     </w:p>
-    <w:bookmarkEnd w:id="61"/>
-    <w:bookmarkStart w:id="64" w:name="iii_implicaciones"/>
+    <w:bookmarkEnd w:id="60"/>
+    <w:bookmarkStart w:id="63" w:name="iii_implicaciones"/>
     <w:p>
       <w:pPr>
         <w:pStyle w:val="Heading5"/>
@@ -7679,7 +7982,7 @@
       <w:pPr>
         <w:numPr>
           <w:ilvl w:val="0"/>
-          <w:numId w:val="1021"/>
+          <w:numId w:val="1022"/>
         </w:numPr>
       </w:pPr>
       <w:r>
@@ -7725,7 +8028,7 @@
       <w:pPr>
         <w:numPr>
           <w:ilvl w:val="0"/>
-          <w:numId w:val="1021"/>
+          <w:numId w:val="1022"/>
         </w:numPr>
       </w:pPr>
       <w:r>
@@ -7914,11 +8217,11 @@
         <w:rPr>
           <w:rStyle w:val="FootnoteReference"/>
         </w:rPr>
-        <w:footnoteReference w:id="62"/>
-      </w:r>
-    </w:p>
-    <w:bookmarkStart w:id="63" w:name="eq_lerner_cournot"/>
-    <w:bookmarkEnd w:id="63"/>
+        <w:footnoteReference w:id="61"/>
+      </w:r>
+    </w:p>
+    <w:bookmarkStart w:id="62" w:name="eq_lerner_cournot"/>
+    <w:bookmarkEnd w:id="62"/>
     <w:p>
       <w:pPr>
         <w:pStyle w:val="Funcionclave"/>
@@ -8163,7 +8466,7 @@
       <w:pPr>
         <w:numPr>
           <w:ilvl w:val="0"/>
-          <w:numId w:val="1021"/>
+          <w:numId w:val="1022"/>
         </w:numPr>
       </w:pPr>
       <w:r>
@@ -8505,7 +8808,7 @@
         <w:keepNext/>
         <w:numPr>
           <w:ilvl w:val="0"/>
-          <w:numId w:val="1021"/>
+          <w:numId w:val="1022"/>
         </w:numPr>
       </w:pPr>
       <w:r>
@@ -8638,7 +8941,7 @@
       <w:pPr>
         <w:numPr>
           <w:ilvl w:val="1"/>
-          <w:numId w:val="1022"/>
+          <w:numId w:val="1023"/>
         </w:numPr>
       </w:pPr>
       <w:r>
@@ -8714,7 +9017,7 @@
       <w:pPr>
         <w:numPr>
           <w:ilvl w:val="1"/>
-          <w:numId w:val="1022"/>
+          <w:numId w:val="1023"/>
         </w:numPr>
       </w:pPr>
       <w:r>
@@ -8833,7 +9136,7 @@
       <w:pPr>
         <w:numPr>
           <w:ilvl w:val="0"/>
-          <w:numId w:val="1021"/>
+          <w:numId w:val="1022"/>
         </w:numPr>
       </w:pPr>
       <w:r>
@@ -8887,7 +9190,7 @@
       <w:pPr>
         <w:numPr>
           <w:ilvl w:val="0"/>
-          <w:numId w:val="1021"/>
+          <w:numId w:val="1022"/>
         </w:numPr>
       </w:pPr>
       <w:r>
@@ -9167,9 +9470,9 @@
         <w:t xml:space="preserve">).</w:t>
       </w:r>
     </w:p>
+    <w:bookmarkEnd w:id="63"/>
     <w:bookmarkEnd w:id="64"/>
-    <w:bookmarkEnd w:id="65"/>
-    <w:bookmarkStart w:id="66" w:name="c_extensiones"/>
+    <w:bookmarkStart w:id="65" w:name="c_extensiones"/>
     <w:p>
       <w:pPr>
         <w:pStyle w:val="Heading4"/>
@@ -9182,7 +9485,7 @@
       <w:pPr>
         <w:numPr>
           <w:ilvl w:val="0"/>
-          <w:numId w:val="1023"/>
+          <w:numId w:val="1024"/>
         </w:numPr>
       </w:pPr>
       <w:r>
@@ -9587,7 +9890,7 @@
       <w:pPr>
         <w:numPr>
           <w:ilvl w:val="1"/>
-          <w:numId w:val="1024"/>
+          <w:numId w:val="1025"/>
         </w:numPr>
       </w:pPr>
       <w:r>
@@ -9794,7 +10097,7 @@
       <w:pPr>
         <w:numPr>
           <w:ilvl w:val="1"/>
-          <w:numId w:val="1024"/>
+          <w:numId w:val="1025"/>
         </w:numPr>
       </w:pPr>
       <w:r>
@@ -9864,7 +10167,18 @@
         <w:t xml:space="preserve">)</w:t>
       </w:r>
       <w:r>
-        <w:t xml:space="preserve">) no resuelve el problema: la forma de hacerlo bien es modelizar el juego dinámico (bloque </w:t>
+        <w:t xml:space="preserve">) no resuelve el problema: la forma de hacerlo bien es modelizar el juego dinámico: el orden de las jugadas (</w:t>
+      </w:r>
+      <w:hyperlink w:anchor="sec_stackelberg">
+        <w:r>
+          <w:rPr>
+            <w:rStyle w:val="Hyperlink"/>
+          </w:rPr>
+          <w:t xml:space="preserve">I.3</w:t>
+        </w:r>
+      </w:hyperlink>
+      <w:r>
+        <w:t xml:space="preserve">) o la repetición (bloque </w:t>
       </w:r>
       <w:hyperlink w:anchor="sec_analisis_dinamico">
         <w:r>
@@ -9883,7 +10197,7 @@
         <w:keepNext/>
         <w:numPr>
           <w:ilvl w:val="0"/>
-          <w:numId w:val="1023"/>
+          <w:numId w:val="1024"/>
         </w:numPr>
       </w:pPr>
       <w:r>
@@ -10335,7 +10649,7 @@
       <w:pPr>
         <w:numPr>
           <w:ilvl w:val="1"/>
-          <w:numId w:val="1025"/>
+          <w:numId w:val="1026"/>
         </w:numPr>
       </w:pPr>
       <w:r>
@@ -10383,7 +10697,7 @@
       <w:r>
         <w:t xml:space="preserve"> </w:t>
       </w:r>
-      <w:hyperlink r:id="rId41">
+      <w:hyperlink r:id="rId40">
         <w:r>
           <w:rPr>
             <w:rStyle w:val="Referenciaatema"/>
@@ -10410,7 +10724,7 @@
       <w:pPr>
         <w:numPr>
           <w:ilvl w:val="0"/>
-          <w:numId w:val="1023"/>
+          <w:numId w:val="1024"/>
         </w:numPr>
       </w:pPr>
       <w:r>
@@ -10435,141 +10749,14 @@
         <w:t xml:space="preserve">).</w:t>
       </w:r>
     </w:p>
-    <w:bookmarkEnd w:id="66"/>
-    <w:bookmarkStart w:id="67" w:name="d_evidencia_emp__rica"/>
+    <w:bookmarkEnd w:id="65"/>
+    <w:bookmarkStart w:id="66" w:name="d_evidencia_emp__rica"/>
     <w:p>
       <w:pPr>
         <w:pStyle w:val="Heading4"/>
       </w:pPr>
       <w:r>
         <w:t xml:space="preserve">d) Evidencia empírica</w:t>
-      </w:r>
-    </w:p>
-    <w:p>
-      <w:pPr>
-        <w:numPr>
-          <w:ilvl w:val="0"/>
-          <w:numId w:val="1026"/>
-        </w:numPr>
-      </w:pPr>
-      <w:r>
-        <w:rPr>
-          <w:smallCaps/>
-        </w:rPr>
-        <w:t xml:space="preserve">Brander</w:t>
-      </w:r>
-      <w:r>
-        <w:t xml:space="preserve"> </w:t>
-      </w:r>
-      <w:r>
-        <w:t xml:space="preserve">y</w:t>
-      </w:r>
-      <w:r>
-        <w:t xml:space="preserve"> </w:t>
-      </w:r>
-      <w:r>
-        <w:rPr>
-          <w:smallCaps/>
-        </w:rPr>
-        <w:t xml:space="preserve">Zhang</w:t>
-      </w:r>
-      <w:r>
-        <w:t xml:space="preserve"> </w:t>
-      </w:r>
-      <w:r>
-        <w:t xml:space="preserve">(</w:t>
-      </w:r>
-      <w:hyperlink w:anchor="ref_BranderZhang1990Market">
-        <w:r>
-          <w:rPr>
-            <w:rStyle w:val="Hyperlink"/>
-          </w:rPr>
-          <w:t xml:space="preserve">1990</w:t>
-        </w:r>
-      </w:hyperlink>
-      <w:r>
-        <w:t xml:space="preserve">)</w:t>
-      </w:r>
-      <w:r>
-        <w:t xml:space="preserve">, con datos de rutas de 2 aerolíneas que operaban desde Chicago, encuentran que la conducta observada se parece más a</w:t>
-      </w:r>
-      <w:r>
-        <w:t xml:space="preserve"> </w:t>
-      </w:r>
-      <w:r>
-        <w:rPr>
-          <w:smallCaps/>
-        </w:rPr>
-        <w:t xml:space="preserve">Cournot</w:t>
-      </w:r>
-      <w:r>
-        <w:t xml:space="preserve"> </w:t>
-      </w:r>
-      <w:r>
-        <w:t xml:space="preserve">que a</w:t>
-      </w:r>
-      <w:r>
-        <w:t xml:space="preserve"> </w:t>
-      </w:r>
-      <w:r>
-        <w:rPr>
-          <w:smallCaps/>
-        </w:rPr>
-        <w:t xml:space="preserve">Bertrand</w:t>
-      </w:r>
-      <w:r>
-        <w:t xml:space="preserve"> </w:t>
-      </w:r>
-      <w:r>
-        <w:t xml:space="preserve">o al cártel. El modelo encaja mejor donde la capacidad se decide antes de vender y cuesta cambiarla (</w:t>
-      </w:r>
-      <w:hyperlink w:anchor="sec_bertrand">
-        <w:r>
-          <w:rPr>
-            <w:rStyle w:val="Hyperlink"/>
-          </w:rPr>
-          <w:t xml:space="preserve">I.4</w:t>
-        </w:r>
-      </w:hyperlink>
-      <w:r>
-        <w:t xml:space="preserve">,</w:t>
-      </w:r>
-      <w:r>
-        <w:t xml:space="preserve"> </w:t>
-      </w:r>
-      <w:r>
-        <w:rPr>
-          <w:smallCaps/>
-        </w:rPr>
-        <w:t xml:space="preserve">Kreps</w:t>
-      </w:r>
-      <w:r>
-        <w:t xml:space="preserve"> </w:t>
-      </w:r>
-      <w:r>
-        <w:t xml:space="preserve">y</w:t>
-      </w:r>
-      <w:r>
-        <w:t xml:space="preserve"> </w:t>
-      </w:r>
-      <w:r>
-        <w:rPr>
-          <w:smallCaps/>
-        </w:rPr>
-        <w:t xml:space="preserve">Scheinkman</w:t>
-      </w:r>
-      <w:r>
-        <w:t xml:space="preserve">).</w:t>
-      </w:r>
-    </w:p>
-    <w:bookmarkEnd w:id="67"/>
-    <w:bookmarkStart w:id="68" w:name="e_valoraci__n"/>
-    <w:p>
-      <w:pPr>
-        <w:pStyle w:val="Heading4"/>
-      </w:pPr>
-      <w:r>
-        <w:t xml:space="preserve">e) Valoración</w:t>
       </w:r>
     </w:p>
     <w:p>
@@ -10580,100 +10767,123 @@
         </w:numPr>
       </w:pPr>
       <w:r>
-        <w:t xml:space="preserve">Con supuestos muy estilizados,</w:t>
-      </w:r>
-      <w:r>
-        <w:t xml:space="preserve"> </w:t>
-      </w:r>
-      <w:r>
         <w:rPr>
           <w:smallCaps/>
         </w:rPr>
+        <w:t xml:space="preserve">Brander</w:t>
+      </w:r>
+      <w:r>
+        <w:t xml:space="preserve"> </w:t>
+      </w:r>
+      <w:r>
+        <w:t xml:space="preserve">y</w:t>
+      </w:r>
+      <w:r>
+        <w:t xml:space="preserve"> </w:t>
+      </w:r>
+      <w:r>
+        <w:rPr>
+          <w:smallCaps/>
+        </w:rPr>
+        <w:t xml:space="preserve">Zhang</w:t>
+      </w:r>
+      <w:r>
+        <w:t xml:space="preserve"> </w:t>
+      </w:r>
+      <w:r>
+        <w:t xml:space="preserve">(</w:t>
+      </w:r>
+      <w:hyperlink w:anchor="ref_BranderZhang1990Market">
+        <w:r>
+          <w:rPr>
+            <w:rStyle w:val="Hyperlink"/>
+          </w:rPr>
+          <w:t xml:space="preserve">1990</w:t>
+        </w:r>
+      </w:hyperlink>
+      <w:r>
+        <w:t xml:space="preserve">)</w:t>
+      </w:r>
+      <w:r>
+        <w:t xml:space="preserve">, con datos de rutas de 2 aerolíneas que operaban desde Chicago, encuentran que la conducta observada se parece más a</w:t>
+      </w:r>
+      <w:r>
+        <w:t xml:space="preserve"> </w:t>
+      </w:r>
+      <w:r>
+        <w:rPr>
+          <w:smallCaps/>
+        </w:rPr>
         <w:t xml:space="preserve">Cournot</w:t>
       </w:r>
       <w:r>
         <w:t xml:space="preserve"> </w:t>
       </w:r>
       <w:r>
-        <w:t xml:space="preserve">da predicciones razonables: el precio queda entre el competitivo y el de monopolio, y baja al entrar empresas. Pero tiene 2 críticas que abren los modelos siguientes: las empresas no siempre deciden a la vez (</w:t>
+        <w:t xml:space="preserve">que a</w:t>
+      </w:r>
+      <w:r>
+        <w:t xml:space="preserve"> </w:t>
       </w:r>
       <w:r>
         <w:rPr>
           <w:smallCaps/>
         </w:rPr>
-        <w:t xml:space="preserve">Stackelberg</w:t>
-      </w:r>
+        <w:t xml:space="preserve">Bertrand</w:t>
+      </w:r>
+      <w:r>
+        <w:t xml:space="preserve"> </w:t>
+      </w:r>
+      <w:r>
+        <w:t xml:space="preserve">o al cártel. El modelo encaja mejor donde la capacidad se decide antes de vender y cuesta cambiarla (</w:t>
+      </w:r>
+      <w:hyperlink w:anchor="sec_bertrand">
+        <w:r>
+          <w:rPr>
+            <w:rStyle w:val="Hyperlink"/>
+          </w:rPr>
+          <w:t xml:space="preserve">I.4</w:t>
+        </w:r>
+      </w:hyperlink>
       <w:r>
         <w:t xml:space="preserve">,</w:t>
       </w:r>
       <w:r>
         <w:t xml:space="preserve"> </w:t>
       </w:r>
-      <w:hyperlink w:anchor="sec_stackelberg">
-        <w:r>
-          <w:rPr>
-            <w:rStyle w:val="Hyperlink"/>
-          </w:rPr>
-          <w:t xml:space="preserve">I.3</w:t>
-        </w:r>
-      </w:hyperlink>
-      <w:r>
-        <w:t xml:space="preserve">), y en la práctica son ellas, y no un subastador, quienes fijan el precio (</w:t>
-      </w:r>
       <w:r>
         <w:rPr>
           <w:smallCaps/>
         </w:rPr>
-        <w:t xml:space="preserve">Bertrand</w:t>
-      </w:r>
-      <w:r>
-        <w:t xml:space="preserve">,</w:t>
-      </w:r>
-      <w:r>
-        <w:t xml:space="preserve"> </w:t>
-      </w:r>
-      <w:hyperlink w:anchor="sec_bertrand">
-        <w:r>
-          <w:rPr>
-            <w:rStyle w:val="Hyperlink"/>
-          </w:rPr>
-          <w:t xml:space="preserve">I.4</w:t>
-        </w:r>
-      </w:hyperlink>
+        <w:t xml:space="preserve">Kreps</w:t>
+      </w:r>
+      <w:r>
+        <w:t xml:space="preserve"> </w:t>
+      </w:r>
+      <w:r>
+        <w:t xml:space="preserve">y</w:t>
+      </w:r>
+      <w:r>
+        <w:t xml:space="preserve"> </w:t>
+      </w:r>
+      <w:r>
+        <w:rPr>
+          <w:smallCaps/>
+        </w:rPr>
+        <w:t xml:space="preserve">Scheinkman</w:t>
+      </w:r>
       <w:r>
         <w:t xml:space="preserve">).</w:t>
       </w:r>
     </w:p>
-    <w:bookmarkEnd w:id="68"/>
-    <w:bookmarkEnd w:id="69"/>
-    <w:bookmarkStart w:id="76" w:name="sec_stackelberg"/>
-    <w:p>
-      <w:pPr>
-        <w:pStyle w:val="Heading2"/>
-      </w:pPr>
-      <w:r>
-        <w:t xml:space="preserve">I.3.</w:t>
-      </w:r>
-      <w:r>
-        <w:t xml:space="preserve"> </w:t>
-      </w:r>
-      <w:r>
-        <w:t xml:space="preserve">Competencia secuencial en cantidades: modelo de</w:t>
-      </w:r>
-      <w:r>
-        <w:t xml:space="preserve"> </w:t>
-      </w:r>
-      <w:r>
-        <w:rPr>
-          <w:smallCaps/>
-        </w:rPr>
-        <w:t xml:space="preserve">Stackelberg</w:t>
-      </w:r>
-      <w:r>
-        <w:t xml:space="preserve"> </w:t>
-      </w:r>
-      <w:r>
-        <w:t xml:space="preserve">(1934)</w:t>
+    <w:bookmarkEnd w:id="66"/>
+    <w:bookmarkStart w:id="67" w:name="e_valoraci__n"/>
+    <w:p>
+      <w:pPr>
+        <w:pStyle w:val="Heading4"/>
+      </w:pPr>
+      <w:r>
+        <w:t xml:space="preserve">e) Valoración</w:t>
       </w:r>
     </w:p>
     <w:p>
@@ -10684,16 +10894,100 @@
         </w:numPr>
       </w:pPr>
       <w:r>
-        <w:t xml:space="preserve">Mantenemos las cantidades y cambiamos el orden: ¿qué pasa si una empresa decide antes que la otra?</w:t>
-      </w:r>
-    </w:p>
-    <w:bookmarkStart w:id="70" w:name="a_idea_1"/>
-    <w:p>
-      <w:pPr>
-        <w:pStyle w:val="Heading4"/>
-      </w:pPr>
-      <w:r>
-        <w:t xml:space="preserve">a) Idea</w:t>
+        <w:t xml:space="preserve">Con supuestos muy estilizados,</w:t>
+      </w:r>
+      <w:r>
+        <w:t xml:space="preserve"> </w:t>
+      </w:r>
+      <w:r>
+        <w:rPr>
+          <w:smallCaps/>
+        </w:rPr>
+        <w:t xml:space="preserve">Cournot</w:t>
+      </w:r>
+      <w:r>
+        <w:t xml:space="preserve"> </w:t>
+      </w:r>
+      <w:r>
+        <w:t xml:space="preserve">da predicciones razonables: el precio queda entre el competitivo y el de monopolio, y baja al entrar empresas. Pero tiene 2 críticas que abren los modelos siguientes: las empresas no siempre deciden a la vez (</w:t>
+      </w:r>
+      <w:r>
+        <w:rPr>
+          <w:smallCaps/>
+        </w:rPr>
+        <w:t xml:space="preserve">Stackelberg</w:t>
+      </w:r>
+      <w:r>
+        <w:t xml:space="preserve">,</w:t>
+      </w:r>
+      <w:r>
+        <w:t xml:space="preserve"> </w:t>
+      </w:r>
+      <w:hyperlink w:anchor="sec_stackelberg">
+        <w:r>
+          <w:rPr>
+            <w:rStyle w:val="Hyperlink"/>
+          </w:rPr>
+          <w:t xml:space="preserve">I.3</w:t>
+        </w:r>
+      </w:hyperlink>
+      <w:r>
+        <w:t xml:space="preserve">), y en la práctica son ellas, y no un subastador, quienes fijan el precio (</w:t>
+      </w:r>
+      <w:r>
+        <w:rPr>
+          <w:smallCaps/>
+        </w:rPr>
+        <w:t xml:space="preserve">Bertrand</w:t>
+      </w:r>
+      <w:r>
+        <w:t xml:space="preserve">,</w:t>
+      </w:r>
+      <w:r>
+        <w:t xml:space="preserve"> </w:t>
+      </w:r>
+      <w:hyperlink w:anchor="sec_bertrand">
+        <w:r>
+          <w:rPr>
+            <w:rStyle w:val="Hyperlink"/>
+          </w:rPr>
+          <w:t xml:space="preserve">I.4</w:t>
+        </w:r>
+      </w:hyperlink>
+      <w:r>
+        <w:t xml:space="preserve">).</w:t>
+      </w:r>
+    </w:p>
+    <w:bookmarkEnd w:id="67"/>
+    <w:bookmarkEnd w:id="68"/>
+    <w:bookmarkStart w:id="75" w:name="sec_stackelberg"/>
+    <w:p>
+      <w:pPr>
+        <w:pStyle w:val="Heading2"/>
+      </w:pPr>
+      <w:r>
+        <w:t xml:space="preserve">I.3.</w:t>
+      </w:r>
+      <w:r>
+        <w:t xml:space="preserve"> </w:t>
+      </w:r>
+      <w:r>
+        <w:t xml:space="preserve">Competencia secuencial en cantidades: modelo de</w:t>
+      </w:r>
+      <w:r>
+        <w:t xml:space="preserve"> </w:t>
+      </w:r>
+      <w:r>
+        <w:rPr>
+          <w:smallCaps/>
+        </w:rPr>
+        <w:t xml:space="preserve">Stackelberg</w:t>
+      </w:r>
+      <w:r>
+        <w:t xml:space="preserve"> </w:t>
+      </w:r>
+      <w:r>
+        <w:t xml:space="preserve">(1934)</w:t>
       </w:r>
     </w:p>
     <w:p>
@@ -10704,84 +10998,16 @@
         </w:numPr>
       </w:pPr>
       <w:r>
-        <w:t xml:space="preserve">En muchos mercados una empresa establecida decide su capacidad antes que las demás.</w:t>
-      </w:r>
-      <w:r>
-        <w:t xml:space="preserve"> </w:t>
-      </w:r>
-      <w:r>
-        <w:rPr>
-          <w:smallCaps/>
-        </w:rPr>
-        <w:t xml:space="preserve">Stackelberg</w:t>
-      </w:r>
-      <w:r>
-        <w:t xml:space="preserve"> </w:t>
-      </w:r>
-      <w:r>
-        <w:t xml:space="preserve">(</w:t>
-      </w:r>
-      <w:hyperlink w:anchor="ref_Stackelberg1934Marktform">
-        <w:r>
-          <w:rPr>
-            <w:rStyle w:val="Hyperlink"/>
-          </w:rPr>
-          <w:t xml:space="preserve">1934</w:t>
-        </w:r>
-      </w:hyperlink>
-      <w:r>
-        <w:t xml:space="preserve">)</w:t>
-      </w:r>
-      <w:r>
-        <w:t xml:space="preserve"> </w:t>
-      </w:r>
-      <w:r>
-        <w:t xml:space="preserve">estudia qué pasa si una empresa (la</w:t>
-      </w:r>
-      <w:r>
-        <w:t xml:space="preserve"> </w:t>
-      </w:r>
-      <w:r>
-        <w:rPr>
-          <w:b/>
-          <w:bCs/>
-        </w:rPr>
-        <w:t xml:space="preserve">líder</w:t>
-      </w:r>
-      <w:r>
-        <w:t xml:space="preserve">) elige su cantidad primero, de forma irreversible, y la otra (la</w:t>
-      </w:r>
-      <w:r>
-        <w:t xml:space="preserve"> </w:t>
-      </w:r>
-      <w:r>
-        <w:rPr>
-          <w:b/>
-          <w:bCs/>
-        </w:rPr>
-        <w:t xml:space="preserve">seguidora</w:t>
-      </w:r>
-      <w:r>
-        <w:t xml:space="preserve">) la observa antes de elegir la suya.</w:t>
-      </w:r>
-    </w:p>
-    <w:bookmarkEnd w:id="70"/>
-    <w:bookmarkStart w:id="74" w:name="b_modelo_1"/>
+        <w:t xml:space="preserve">Mantenemos las cantidades y cambiamos el orden: ¿qué pasa si una empresa decide antes que la otra?</w:t>
+      </w:r>
+    </w:p>
+    <w:bookmarkStart w:id="69" w:name="a_idea_1"/>
     <w:p>
       <w:pPr>
         <w:pStyle w:val="Heading4"/>
       </w:pPr>
       <w:r>
-        <w:t xml:space="preserve">b) Modelo</w:t>
-      </w:r>
-    </w:p>
-    <w:bookmarkStart w:id="71" w:name="i_supuestos_1"/>
-    <w:p>
-      <w:pPr>
-        <w:pStyle w:val="Heading5"/>
-      </w:pPr>
-      <w:r>
-        <w:t xml:space="preserve">i) Supuestos</w:t>
+        <w:t xml:space="preserve">a) Idea</w:t>
       </w:r>
     </w:p>
     <w:p>
@@ -10792,6 +11018,94 @@
         </w:numPr>
       </w:pPr>
       <w:r>
+        <w:t xml:space="preserve">En muchos mercados una empresa establecida decide su capacidad antes que las demás.</w:t>
+      </w:r>
+      <w:r>
+        <w:t xml:space="preserve"> </w:t>
+      </w:r>
+      <w:r>
+        <w:rPr>
+          <w:smallCaps/>
+        </w:rPr>
+        <w:t xml:space="preserve">Stackelberg</w:t>
+      </w:r>
+      <w:r>
+        <w:t xml:space="preserve"> </w:t>
+      </w:r>
+      <w:r>
+        <w:t xml:space="preserve">(</w:t>
+      </w:r>
+      <w:hyperlink w:anchor="ref_Stackelberg1934Marktform">
+        <w:r>
+          <w:rPr>
+            <w:rStyle w:val="Hyperlink"/>
+          </w:rPr>
+          <w:t xml:space="preserve">1934</w:t>
+        </w:r>
+      </w:hyperlink>
+      <w:r>
+        <w:t xml:space="preserve">)</w:t>
+      </w:r>
+      <w:r>
+        <w:t xml:space="preserve"> </w:t>
+      </w:r>
+      <w:r>
+        <w:t xml:space="preserve">estudia qué pasa si una empresa (la</w:t>
+      </w:r>
+      <w:r>
+        <w:t xml:space="preserve"> </w:t>
+      </w:r>
+      <w:r>
+        <w:rPr>
+          <w:b/>
+          <w:bCs/>
+        </w:rPr>
+        <w:t xml:space="preserve">líder</w:t>
+      </w:r>
+      <w:r>
+        <w:t xml:space="preserve">) elige su cantidad primero, de forma irreversible, y la otra (la</w:t>
+      </w:r>
+      <w:r>
+        <w:t xml:space="preserve"> </w:t>
+      </w:r>
+      <w:r>
+        <w:rPr>
+          <w:b/>
+          <w:bCs/>
+        </w:rPr>
+        <w:t xml:space="preserve">seguidora</w:t>
+      </w:r>
+      <w:r>
+        <w:t xml:space="preserve">) la observa antes de elegir la suya.</w:t>
+      </w:r>
+    </w:p>
+    <w:bookmarkEnd w:id="69"/>
+    <w:bookmarkStart w:id="73" w:name="b_modelo_1"/>
+    <w:p>
+      <w:pPr>
+        <w:pStyle w:val="Heading4"/>
+      </w:pPr>
+      <w:r>
+        <w:t xml:space="preserve">b) Modelo</w:t>
+      </w:r>
+    </w:p>
+    <w:bookmarkStart w:id="70" w:name="i_supuestos_1"/>
+    <w:p>
+      <w:pPr>
+        <w:pStyle w:val="Heading5"/>
+      </w:pPr>
+      <w:r>
+        <w:t xml:space="preserve">i) Supuestos</w:t>
+      </w:r>
+    </w:p>
+    <w:p>
+      <w:pPr>
+        <w:numPr>
+          <w:ilvl w:val="0"/>
+          <w:numId w:val="1031"/>
+        </w:numPr>
+      </w:pPr>
+      <w:r>
         <w:t xml:space="preserve">Los de</w:t>
       </w:r>
       <w:r>
@@ -10847,7 +11161,7 @@
         </m:sSub>
       </m:oMath>
       <w:r>
-        <w:t xml:space="preserve">. Es un juego dinámico con información perfecta, en 2 etapas, que se resuelve por</w:t>
+        <w:t xml:space="preserve">. Es un juego dinámico secuencial con información perfecta, en 2 etapas, que se resuelve por</w:t>
       </w:r>
       <w:r>
         <w:t xml:space="preserve"> </w:t>
@@ -10874,8 +11188,8 @@
         <w:t xml:space="preserve">.</w:t>
       </w:r>
     </w:p>
-    <w:bookmarkEnd w:id="71"/>
-    <w:bookmarkStart w:id="72" w:name="ii_desarrollo_1"/>
+    <w:bookmarkEnd w:id="70"/>
+    <w:bookmarkStart w:id="71" w:name="ii_desarrollo_1"/>
     <w:p>
       <w:pPr>
         <w:pStyle w:val="Heading5"/>
@@ -10888,7 +11202,7 @@
       <w:pPr>
         <w:numPr>
           <w:ilvl w:val="0"/>
-          <w:numId w:val="1031"/>
+          <w:numId w:val="1032"/>
         </w:numPr>
       </w:pPr>
       <w:r>
@@ -10990,7 +11304,7 @@
       <w:pPr>
         <w:numPr>
           <w:ilvl w:val="0"/>
-          <w:numId w:val="1031"/>
+          <w:numId w:val="1032"/>
         </w:numPr>
       </w:pPr>
       <w:r>
@@ -11520,7 +11834,7 @@
       <w:pPr>
         <w:numPr>
           <w:ilvl w:val="0"/>
-          <w:numId w:val="1031"/>
+          <w:numId w:val="1032"/>
         </w:numPr>
       </w:pPr>
       <w:r>
@@ -11903,7 +12217,7 @@
       <w:pPr>
         <w:numPr>
           <w:ilvl w:val="0"/>
-          <w:numId w:val="1031"/>
+          <w:numId w:val="1032"/>
         </w:numPr>
       </w:pPr>
       <w:r>
@@ -11943,8 +12257,8 @@
         <w:t xml:space="preserve">, C. Su propia función de reacción deja de importar, porque no reacciona: decide antes.</w:t>
       </w:r>
     </w:p>
-    <w:bookmarkEnd w:id="72"/>
-    <w:bookmarkStart w:id="73" w:name="iii_implicaciones_1"/>
+    <w:bookmarkEnd w:id="71"/>
+    <w:bookmarkStart w:id="72" w:name="iii_implicaciones_1"/>
     <w:p>
       <w:pPr>
         <w:pStyle w:val="Heading5"/>
@@ -11957,7 +12271,7 @@
       <w:pPr>
         <w:numPr>
           <w:ilvl w:val="0"/>
-          <w:numId w:val="1032"/>
+          <w:numId w:val="1033"/>
         </w:numPr>
       </w:pPr>
       <w:r>
@@ -12013,7 +12327,7 @@
       <w:pPr>
         <w:numPr>
           <w:ilvl w:val="0"/>
-          <w:numId w:val="1032"/>
+          <w:numId w:val="1033"/>
         </w:numPr>
       </w:pPr>
       <w:r>
@@ -12038,7 +12352,7 @@
       <w:r>
         <w:t xml:space="preserve"> </w:t>
       </w:r>
-      <w:hyperlink r:id="rId44">
+      <w:hyperlink r:id="rId43">
         <w:r>
           <w:rPr>
             <w:rStyle w:val="Referenciaatema"/>
@@ -12092,7 +12406,7 @@
       <w:pPr>
         <w:numPr>
           <w:ilvl w:val="0"/>
-          <w:numId w:val="1032"/>
+          <w:numId w:val="1033"/>
         </w:numPr>
       </w:pPr>
       <w:r>
@@ -12234,58 +12548,15 @@
         <w:t xml:space="preserve">. Y tampoco es eficiente para las empresas: las 2 ganarían produciendo menos juntas.</w:t>
       </w:r>
     </w:p>
+    <w:bookmarkEnd w:id="72"/>
     <w:bookmarkEnd w:id="73"/>
-    <w:bookmarkEnd w:id="74"/>
-    <w:bookmarkStart w:id="75" w:name="c_valoraci__n"/>
+    <w:bookmarkStart w:id="74" w:name="c_valoraci__n"/>
     <w:p>
       <w:pPr>
         <w:pStyle w:val="Heading4"/>
       </w:pPr>
       <w:r>
         <w:t xml:space="preserve">c) Valoración</w:t>
-      </w:r>
-    </w:p>
-    <w:p>
-      <w:pPr>
-        <w:numPr>
-          <w:ilvl w:val="0"/>
-          <w:numId w:val="1033"/>
-        </w:numPr>
-      </w:pPr>
-      <w:r>
-        <w:t xml:space="preserve">El modelo explica la ventaja de las empresas establecidas, pero no dice quién lidera: el orden es exógeno. Y sigue suponiendo que las empresas eligen cantidades: ¿qué pasa si eligen precios?</w:t>
-      </w:r>
-    </w:p>
-    <w:bookmarkEnd w:id="75"/>
-    <w:bookmarkEnd w:id="76"/>
-    <w:bookmarkStart w:id="96" w:name="sec_bertrand"/>
-    <w:p>
-      <w:pPr>
-        <w:pStyle w:val="Heading2"/>
-      </w:pPr>
-      <w:r>
-        <w:t xml:space="preserve">I.4.</w:t>
-      </w:r>
-      <w:r>
-        <w:t xml:space="preserve"> </w:t>
-      </w:r>
-      <w:r>
-        <w:t xml:space="preserve">Competencia simultánea en precios: modelo de</w:t>
-      </w:r>
-      <w:r>
-        <w:t xml:space="preserve"> </w:t>
-      </w:r>
-      <w:r>
-        <w:rPr>
-          <w:smallCaps/>
-        </w:rPr>
-        <w:t xml:space="preserve">Bertrand</w:t>
-      </w:r>
-      <w:r>
-        <w:t xml:space="preserve"> </w:t>
-      </w:r>
-      <w:r>
-        <w:t xml:space="preserve">(1883)</w:t>
       </w:r>
     </w:p>
     <w:p>
@@ -12296,16 +12567,39 @@
         </w:numPr>
       </w:pPr>
       <w:r>
-        <w:t xml:space="preserve">Volvemos a las decisiones simultáneas, pero ahora con la variable que las empresas eligen de verdad en la mayoría de los mercados: el precio. El resultado es tan extremo que da nombre a una paradoja, y sus salidas ordenan buena parte de la teoría.</w:t>
-      </w:r>
-    </w:p>
-    <w:bookmarkStart w:id="77" w:name="a_idea_2"/>
-    <w:p>
-      <w:pPr>
-        <w:pStyle w:val="Heading4"/>
-      </w:pPr>
-      <w:r>
-        <w:t xml:space="preserve">a) Idea</w:t>
+        <w:t xml:space="preserve">El modelo explica la ventaja de las empresas establecidas, pero no dice quién lidera: el orden es exógeno. Y sigue suponiendo que las empresas eligen cantidades: ¿qué pasa si eligen precios?</w:t>
+      </w:r>
+    </w:p>
+    <w:bookmarkEnd w:id="74"/>
+    <w:bookmarkEnd w:id="75"/>
+    <w:bookmarkStart w:id="95" w:name="sec_bertrand"/>
+    <w:p>
+      <w:pPr>
+        <w:pStyle w:val="Heading2"/>
+      </w:pPr>
+      <w:r>
+        <w:t xml:space="preserve">I.4.</w:t>
+      </w:r>
+      <w:r>
+        <w:t xml:space="preserve"> </w:t>
+      </w:r>
+      <w:r>
+        <w:t xml:space="preserve">Competencia simultánea en precios: modelo de</w:t>
+      </w:r>
+      <w:r>
+        <w:t xml:space="preserve"> </w:t>
+      </w:r>
+      <w:r>
+        <w:rPr>
+          <w:smallCaps/>
+        </w:rPr>
+        <w:t xml:space="preserve">Bertrand</w:t>
+      </w:r>
+      <w:r>
+        <w:t xml:space="preserve"> </w:t>
+      </w:r>
+      <w:r>
+        <w:t xml:space="preserve">(1883)</w:t>
       </w:r>
     </w:p>
     <w:p>
@@ -12316,86 +12610,16 @@
         </w:numPr>
       </w:pPr>
       <w:r>
-        <w:t xml:space="preserve">Al reseñar el libro de</w:t>
-      </w:r>
-      <w:r>
-        <w:t xml:space="preserve"> </w:t>
-      </w:r>
-      <w:r>
-        <w:rPr>
-          <w:smallCaps/>
-        </w:rPr>
-        <w:t xml:space="preserve">Cournot</w:t>
-      </w:r>
-      <w:r>
-        <w:t xml:space="preserve"> </w:t>
-      </w:r>
-      <w:r>
-        <w:t xml:space="preserve">45 años después,</w:t>
-      </w:r>
-      <w:r>
-        <w:t xml:space="preserve"> </w:t>
-      </w:r>
-      <w:r>
-        <w:rPr>
-          <w:smallCaps/>
-        </w:rPr>
-        <w:t xml:space="preserve">Bertrand</w:t>
-      </w:r>
-      <w:r>
-        <w:t xml:space="preserve"> </w:t>
-      </w:r>
-      <w:r>
-        <w:t xml:space="preserve">(</w:t>
-      </w:r>
-      <w:hyperlink w:anchor="ref_Bertrand1883Theorie">
-        <w:r>
-          <w:rPr>
-            <w:rStyle w:val="Hyperlink"/>
-          </w:rPr>
-          <w:t xml:space="preserve">1883</w:t>
-        </w:r>
-      </w:hyperlink>
-      <w:r>
-        <w:t xml:space="preserve">)</w:t>
-      </w:r>
-      <w:r>
-        <w:t xml:space="preserve"> </w:t>
-      </w:r>
-      <w:r>
-        <w:t xml:space="preserve">objeta que las empresas no eligen cantidades y esperan a que un subastador fije el precio: eligen</w:t>
-      </w:r>
-      <w:r>
-        <w:t xml:space="preserve"> </w:t>
-      </w:r>
-      <w:r>
-        <w:rPr>
-          <w:i/>
-          <w:iCs/>
-        </w:rPr>
-        <w:t xml:space="preserve">precios</w:t>
-      </w:r>
-      <w:r>
-        <w:t xml:space="preserve">. ¿Qué pasa entonces?</w:t>
-      </w:r>
-    </w:p>
-    <w:bookmarkEnd w:id="77"/>
-    <w:bookmarkStart w:id="86" w:name="b_modelo_2"/>
+        <w:t xml:space="preserve">Volvemos a las decisiones simultáneas, pero ahora con la variable que las empresas eligen de verdad en la mayoría de los mercados: el precio. El resultado es tan extremo que da nombre a una paradoja, y sus salidas ordenan buena parte de la teoría.</w:t>
+      </w:r>
+    </w:p>
+    <w:bookmarkStart w:id="76" w:name="a_idea_2"/>
     <w:p>
       <w:pPr>
         <w:pStyle w:val="Heading4"/>
       </w:pPr>
       <w:r>
-        <w:t xml:space="preserve">b) Modelo</w:t>
-      </w:r>
-    </w:p>
-    <w:bookmarkStart w:id="78" w:name="i_supuestos_2"/>
-    <w:p>
-      <w:pPr>
-        <w:pStyle w:val="Heading5"/>
-      </w:pPr>
-      <w:r>
-        <w:t xml:space="preserve">i) Supuestos</w:t>
+        <w:t xml:space="preserve">a) Idea</w:t>
       </w:r>
     </w:p>
     <w:p>
@@ -12406,18 +12630,54 @@
         </w:numPr>
       </w:pPr>
       <w:r>
-        <w:t xml:space="preserve">2 empresas venden un producto homogéneo con el mismo coste marginal constante</w:t>
-      </w:r>
-      <w:r>
-        <w:t xml:space="preserve"> </w:t>
-      </w:r>
-      <m:oMath>
-        <m:r>
-          <m:t>c</m:t>
-        </m:r>
-      </m:oMath>
-      <w:r>
-        <w:t xml:space="preserve">, sin restricciones de capacidad (cada una puede atender todo el mercado), y eligen</w:t>
+        <w:t xml:space="preserve">Al reseñar el libro de</w:t>
+      </w:r>
+      <w:r>
+        <w:t xml:space="preserve"> </w:t>
+      </w:r>
+      <w:r>
+        <w:rPr>
+          <w:smallCaps/>
+        </w:rPr>
+        <w:t xml:space="preserve">Cournot</w:t>
+      </w:r>
+      <w:r>
+        <w:t xml:space="preserve"> </w:t>
+      </w:r>
+      <w:r>
+        <w:t xml:space="preserve">45 años después,</w:t>
+      </w:r>
+      <w:r>
+        <w:t xml:space="preserve"> </w:t>
+      </w:r>
+      <w:r>
+        <w:rPr>
+          <w:smallCaps/>
+        </w:rPr>
+        <w:t xml:space="preserve">Bertrand</w:t>
+      </w:r>
+      <w:r>
+        <w:t xml:space="preserve"> </w:t>
+      </w:r>
+      <w:r>
+        <w:t xml:space="preserve">(</w:t>
+      </w:r>
+      <w:hyperlink w:anchor="ref_Bertrand1883Theorie">
+        <w:r>
+          <w:rPr>
+            <w:rStyle w:val="Hyperlink"/>
+          </w:rPr>
+          <w:t xml:space="preserve">1883</w:t>
+        </w:r>
+      </w:hyperlink>
+      <w:r>
+        <w:t xml:space="preserve">)</w:t>
+      </w:r>
+      <w:r>
+        <w:t xml:space="preserve"> </w:t>
+      </w:r>
+      <w:r>
+        <w:t xml:space="preserve">objeta que las empresas no eligen cantidades y esperan a que un subastador fije el precio: eligen</w:t>
       </w:r>
       <w:r>
         <w:t xml:space="preserve"> </w:t>
@@ -12427,20 +12687,74 @@
           <w:i/>
           <w:iCs/>
         </w:rPr>
-        <w:t xml:space="preserve">a la vez</w:t>
-      </w:r>
-      <w:r>
-        <w:t xml:space="preserve"> </w:t>
-      </w:r>
-      <w:r>
-        <w:t xml:space="preserve">su precio, una sola vez.</w:t>
+        <w:t xml:space="preserve">precios</w:t>
+      </w:r>
+      <w:r>
+        <w:t xml:space="preserve">. ¿Qué pasa entonces?</w:t>
+      </w:r>
+    </w:p>
+    <w:bookmarkEnd w:id="76"/>
+    <w:bookmarkStart w:id="85" w:name="b_modelo_2"/>
+    <w:p>
+      <w:pPr>
+        <w:pStyle w:val="Heading4"/>
+      </w:pPr>
+      <w:r>
+        <w:t xml:space="preserve">b) Modelo</w:t>
+      </w:r>
+    </w:p>
+    <w:bookmarkStart w:id="77" w:name="i_supuestos_2"/>
+    <w:p>
+      <w:pPr>
+        <w:pStyle w:val="Heading5"/>
+      </w:pPr>
+      <w:r>
+        <w:t xml:space="preserve">i) Supuestos</w:t>
       </w:r>
     </w:p>
     <w:p>
       <w:pPr>
         <w:numPr>
           <w:ilvl w:val="0"/>
-          <w:numId w:val="1036"/>
+          <w:numId w:val="1037"/>
+        </w:numPr>
+      </w:pPr>
+      <w:r>
+        <w:t xml:space="preserve">2 empresas venden un producto homogéneo con el mismo coste marginal constante</w:t>
+      </w:r>
+      <w:r>
+        <w:t xml:space="preserve"> </w:t>
+      </w:r>
+      <m:oMath>
+        <m:r>
+          <m:t>c</m:t>
+        </m:r>
+      </m:oMath>
+      <w:r>
+        <w:t xml:space="preserve">, sin restricciones de capacidad (cada una puede atender todo el mercado), y eligen</w:t>
+      </w:r>
+      <w:r>
+        <w:t xml:space="preserve"> </w:t>
+      </w:r>
+      <w:r>
+        <w:rPr>
+          <w:i/>
+          <w:iCs/>
+        </w:rPr>
+        <w:t xml:space="preserve">a la vez</w:t>
+      </w:r>
+      <w:r>
+        <w:t xml:space="preserve"> </w:t>
+      </w:r>
+      <w:r>
+        <w:t xml:space="preserve">su precio, una sola vez.</w:t>
+      </w:r>
+    </w:p>
+    <w:p>
+      <w:pPr>
+        <w:numPr>
+          <w:ilvl w:val="0"/>
+          <w:numId w:val="1037"/>
         </w:numPr>
       </w:pPr>
       <w:r>
@@ -12806,8 +13120,8 @@
         </m:oMath>
       </m:oMathPara>
     </w:p>
-    <w:bookmarkEnd w:id="78"/>
-    <w:bookmarkStart w:id="83" w:name="ii_desarrollo_2"/>
+    <w:bookmarkEnd w:id="77"/>
+    <w:bookmarkStart w:id="82" w:name="ii_desarrollo_2"/>
     <w:p>
       <w:pPr>
         <w:pStyle w:val="Heading5"/>
@@ -12821,7 +13135,7 @@
         <w:keepNext/>
         <w:numPr>
           <w:ilvl w:val="0"/>
-          <w:numId w:val="1037"/>
+          <w:numId w:val="1038"/>
         </w:numPr>
       </w:pPr>
       <w:r>
@@ -12860,7 +13174,7 @@
       <w:pPr>
         <w:numPr>
           <w:ilvl w:val="1"/>
-          <w:numId w:val="1038"/>
+          <w:numId w:val="1039"/>
         </w:numPr>
       </w:pPr>
       <w:r>
@@ -12929,7 +13243,7 @@
       <w:pPr>
         <w:numPr>
           <w:ilvl w:val="1"/>
-          <w:numId w:val="1038"/>
+          <w:numId w:val="1039"/>
         </w:numPr>
       </w:pPr>
       <w:r>
@@ -13023,7 +13337,7 @@
       <w:pPr>
         <w:numPr>
           <w:ilvl w:val="1"/>
-          <w:numId w:val="1038"/>
+          <w:numId w:val="1039"/>
         </w:numPr>
       </w:pPr>
       <w:r>
@@ -13095,7 +13409,7 @@
       <w:pPr>
         <w:numPr>
           <w:ilvl w:val="0"/>
-          <w:numId w:val="1037"/>
+          <w:numId w:val="1038"/>
         </w:numPr>
       </w:pPr>
       <w:r>
@@ -13273,7 +13587,7 @@
       <w:pPr>
         <w:numPr>
           <w:ilvl w:val="0"/>
-          <w:numId w:val="1037"/>
+          <w:numId w:val="1038"/>
         </w:numPr>
       </w:pPr>
       <w:r>
@@ -13432,7 +13746,7 @@
         <w:t xml:space="preserve">.</w:t>
       </w:r>
     </w:p>
-    <w:bookmarkStart w:id="82" w:name="fig_bertrand"/>
+    <w:bookmarkStart w:id="81" w:name="fig_bertrand"/>
     <w:p>
       <w:pPr>
         <w:pStyle w:val="ImageCaption"/>
@@ -13471,18 +13785,18 @@
           <wp:inline>
             <wp:extent cx="3282950" cy="2911124"/>
             <wp:effectExtent b="0" l="0" r="0" t="0"/>
-            <wp:docPr descr="Gráfico 2.– Equilibrio de Bertrand con producto homogéneo: funciones de reacción en precios" title="" id="80" name="Picture"/>
+            <wp:docPr descr="Gráfico 2.– Equilibrio de Bertrand con producto homogéneo: funciones de reacción en precios" title="" id="79" name="Picture"/>
             <a:graphic>
               <a:graphicData uri="http://schemas.openxmlformats.org/drawingml/2006/picture">
                 <pic:pic>
                   <pic:nvPicPr>
-                    <pic:cNvPr descr="C:\Users\vgutierrez\Documents\src\victorgutierrezmarcos.github.io-revision\oposicion\temario\fuentes\3A19\graficos/bertrand-reaccion.png" id="81" name="Picture"/>
+                    <pic:cNvPr descr="C:\Users\vgutierrez\Documents\src\victorgutierrezmarcos.github.io-revision\oposicion\temario\fuentes\3A19\graficos/bertrand-reaccion.png" id="80" name="Picture"/>
                     <pic:cNvPicPr>
                       <a:picLocks noChangeArrowheads="1" noChangeAspect="1"/>
                     </pic:cNvPicPr>
                   </pic:nvPicPr>
                   <pic:blipFill>
-                    <a:blip r:embed="rId79"/>
+                    <a:blip r:embed="rId78"/>
                     <a:stretch>
                       <a:fillRect/>
                     </a:stretch>
@@ -13509,17 +13823,17 @@
         </w:drawing>
       </w:r>
     </w:p>
+    <w:bookmarkEnd w:id="81"/>
+    <w:p>
+      <w:pPr>
+        <w:pStyle w:val="Piedeimagen"/>
+      </w:pPr>
+      <w:r>
+        <w:t xml:space="preserve">Fuente: elaboración propia.</w:t>
+      </w:r>
+    </w:p>
     <w:bookmarkEnd w:id="82"/>
-    <w:p>
-      <w:pPr>
-        <w:pStyle w:val="Piedeimagen"/>
-      </w:pPr>
-      <w:r>
-        <w:t xml:space="preserve">Fuente: elaboración propia.</w:t>
-      </w:r>
-    </w:p>
-    <w:bookmarkEnd w:id="83"/>
-    <w:bookmarkStart w:id="85" w:name="iii_implicaciones_2"/>
+    <w:bookmarkStart w:id="84" w:name="iii_implicaciones_2"/>
     <w:p>
       <w:pPr>
         <w:pStyle w:val="Heading5"/>
@@ -13532,7 +13846,7 @@
       <w:pPr>
         <w:numPr>
           <w:ilvl w:val="0"/>
-          <w:numId w:val="1039"/>
+          <w:numId w:val="1040"/>
         </w:numPr>
       </w:pPr>
       <w:r>
@@ -13579,17 +13893,17 @@
       <w:pPr>
         <w:numPr>
           <w:ilvl w:val="0"/>
-          <w:numId w:val="1039"/>
+          <w:numId w:val="1040"/>
         </w:numPr>
       </w:pPr>
       <w:r>
-        <w:t xml:space="preserve">La paradoja descansa en 5 supuestos: costes marginales iguales, producto homogéneo, sin restricciones de capacidad, un contexto estático y sin cooperación entre las empresas.</w:t>
+        <w:t xml:space="preserve">La paradoja descansa en 5 supuestos: costes marginales iguales, producto homogéneo, sin restricciones de capacidad, un contexto estático (una sola vez) y sin cooperación entre las empresas.</w:t>
       </w:r>
       <w:r>
         <w:rPr>
           <w:rStyle w:val="FootnoteReference"/>
         </w:rPr>
-        <w:footnoteReference w:id="84"/>
+        <w:footnoteReference w:id="83"/>
       </w:r>
       <w:r>
         <w:t xml:space="preserve"> </w:t>
@@ -13611,9 +13925,9 @@
         <w:t xml:space="preserve">.</w:t>
       </w:r>
     </w:p>
+    <w:bookmarkEnd w:id="84"/>
     <w:bookmarkEnd w:id="85"/>
-    <w:bookmarkEnd w:id="86"/>
-    <w:bookmarkStart w:id="93" w:name="c_extensiones_las_salidas_a_la_paradoja"/>
+    <w:bookmarkStart w:id="92" w:name="c_extensiones_las_salidas_a_la_paradoja"/>
     <w:p>
       <w:pPr>
         <w:pStyle w:val="Heading4"/>
@@ -13626,7 +13940,7 @@
       <w:pPr>
         <w:numPr>
           <w:ilvl w:val="0"/>
-          <w:numId w:val="1040"/>
+          <w:numId w:val="1041"/>
         </w:numPr>
       </w:pPr>
       <w:r>
@@ -13871,7 +14185,7 @@
         <w:keepNext/>
         <w:numPr>
           <w:ilvl w:val="0"/>
-          <w:numId w:val="1040"/>
+          <w:numId w:val="1041"/>
         </w:numPr>
       </w:pPr>
       <w:r>
@@ -14037,7 +14351,7 @@
       <w:pPr>
         <w:numPr>
           <w:ilvl w:val="1"/>
-          <w:numId w:val="1041"/>
+          <w:numId w:val="1042"/>
         </w:numPr>
       </w:pPr>
       <w:r>
@@ -14312,7 +14626,7 @@
       <w:pPr>
         <w:numPr>
           <w:ilvl w:val="1"/>
-          <w:numId w:val="1041"/>
+          <w:numId w:val="1042"/>
         </w:numPr>
       </w:pPr>
       <w:r>
@@ -14388,7 +14702,7 @@
         <w:keepNext/>
         <w:numPr>
           <w:ilvl w:val="0"/>
-          <w:numId w:val="1040"/>
+          <w:numId w:val="1041"/>
         </w:numPr>
       </w:pPr>
       <w:r>
@@ -14453,7 +14767,7 @@
       <w:pPr>
         <w:numPr>
           <w:ilvl w:val="1"/>
-          <w:numId w:val="1042"/>
+          <w:numId w:val="1043"/>
         </w:numPr>
       </w:pPr>
       <w:r>
@@ -14496,7 +14810,7 @@
         <w:rPr>
           <w:rStyle w:val="FootnoteReference"/>
         </w:rPr>
-        <w:footnoteReference w:id="87"/>
+        <w:footnoteReference w:id="86"/>
       </w:r>
       <w:r>
         <w:t xml:space="preserve"> </w:t>
@@ -14638,7 +14952,7 @@
         <w:keepNext/>
         <w:numPr>
           <w:ilvl w:val="1"/>
-          <w:numId w:val="1042"/>
+          <w:numId w:val="1043"/>
         </w:numPr>
       </w:pPr>
       <w:r>
@@ -14670,7 +14984,7 @@
       <w:pPr>
         <w:numPr>
           <w:ilvl w:val="2"/>
-          <w:numId w:val="1043"/>
+          <w:numId w:val="1044"/>
         </w:numPr>
       </w:pPr>
       <m:oMath>
@@ -14712,7 +15026,7 @@
       <w:pPr>
         <w:numPr>
           <w:ilvl w:val="2"/>
-          <w:numId w:val="1043"/>
+          <w:numId w:val="1044"/>
         </w:numPr>
       </w:pPr>
       <w:r>
@@ -14828,7 +15142,7 @@
       <w:pPr>
         <w:numPr>
           <w:ilvl w:val="2"/>
-          <w:numId w:val="1043"/>
+          <w:numId w:val="1044"/>
         </w:numPr>
       </w:pPr>
       <w:r>
@@ -14860,7 +15174,7 @@
       <w:pPr>
         <w:numPr>
           <w:ilvl w:val="2"/>
-          <w:numId w:val="1043"/>
+          <w:numId w:val="1044"/>
         </w:numPr>
       </w:pPr>
       <w:r>
@@ -15051,7 +15365,7 @@
       <w:pPr>
         <w:numPr>
           <w:ilvl w:val="1"/>
-          <w:numId w:val="1042"/>
+          <w:numId w:val="1043"/>
         </w:numPr>
       </w:pPr>
       <w:r>
@@ -15215,7 +15529,7 @@
       <w:pPr>
         <w:numPr>
           <w:ilvl w:val="1"/>
-          <w:numId w:val="1042"/>
+          <w:numId w:val="1043"/>
         </w:numPr>
       </w:pPr>
       <w:r>
@@ -15361,7 +15675,7 @@
         <w:t xml:space="preserve">.</w:t>
       </w:r>
     </w:p>
-    <w:bookmarkStart w:id="91" w:name="fig_edgeworth"/>
+    <w:bookmarkStart w:id="90" w:name="fig_edgeworth"/>
     <w:p>
       <w:pPr>
         <w:pStyle w:val="ImageCaption"/>
@@ -15394,18 +15708,18 @@
           <wp:inline>
             <wp:extent cx="5073650" cy="2466682"/>
             <wp:effectExtent b="0" l="0" r="0" t="0"/>
-            <wp:docPr descr="Gráfico 3.– Capacidad limitada: demanda residual y ciclo de precios de Edgeworth" title="" id="89" name="Picture"/>
+            <wp:docPr descr="Gráfico 3.– Capacidad limitada: demanda residual y ciclo de precios de Edgeworth" title="" id="88" name="Picture"/>
             <a:graphic>
               <a:graphicData uri="http://schemas.openxmlformats.org/drawingml/2006/picture">
                 <pic:pic>
                   <pic:nvPicPr>
-                    <pic:cNvPr descr="C:\Users\vgutierrez\Documents\src\victorgutierrezmarcos.github.io-revision\oposicion\temario\fuentes\3A19\graficos/edgeworth.png" id="90" name="Picture"/>
+                    <pic:cNvPr descr="C:\Users\vgutierrez\Documents\src\victorgutierrezmarcos.github.io-revision\oposicion\temario\fuentes\3A19\graficos/edgeworth.png" id="89" name="Picture"/>
                     <pic:cNvPicPr>
                       <a:picLocks noChangeArrowheads="1" noChangeAspect="1"/>
                     </pic:cNvPicPr>
                   </pic:nvPicPr>
                   <pic:blipFill>
-                    <a:blip r:embed="rId88"/>
+                    <a:blip r:embed="rId87"/>
                     <a:stretch>
                       <a:fillRect/>
                     </a:stretch>
@@ -15432,7 +15746,7 @@
         </w:drawing>
       </w:r>
     </w:p>
-    <w:bookmarkEnd w:id="91"/>
+    <w:bookmarkEnd w:id="90"/>
     <w:p>
       <w:pPr>
         <w:pStyle w:val="Piedeimagen"/>
@@ -15480,7 +15794,7 @@
       <w:r>
         <w:t xml:space="preserve"> </w:t>
       </w:r>
-      <w:hyperlink r:id="rId92">
+      <w:hyperlink r:id="rId91">
         <w:r>
           <w:rPr>
             <w:rStyle w:val="Hyperlink"/>
@@ -15499,7 +15813,7 @@
       <w:pPr>
         <w:numPr>
           <w:ilvl w:val="0"/>
-          <w:numId w:val="1044"/>
+          <w:numId w:val="1045"/>
         </w:numPr>
       </w:pPr>
       <w:r>
@@ -15693,7 +16007,7 @@
       <w:pPr>
         <w:numPr>
           <w:ilvl w:val="0"/>
-          <w:numId w:val="1044"/>
+          <w:numId w:val="1045"/>
         </w:numPr>
       </w:pPr>
       <w:r>
@@ -15851,7 +16165,7 @@
       <w:pPr>
         <w:numPr>
           <w:ilvl w:val="0"/>
-          <w:numId w:val="1044"/>
+          <w:numId w:val="1045"/>
         </w:numPr>
       </w:pPr>
       <w:r>
@@ -15859,7 +16173,7 @@
           <w:i/>
           <w:iCs/>
         </w:rPr>
-        <w:t xml:space="preserve">Contexto dinámico</w:t>
+        <w:t xml:space="preserve">Contexto dinámico, con repetición</w:t>
       </w:r>
       <w:r>
         <w:t xml:space="preserve">: si las empresas se encuentran muchas veces, pueden sostener precios altos sin acuerdos (bloque </w:t>
@@ -15878,76 +16192,76 @@
     </w:p>
     <w:p>
       <w:pPr>
-        <w:numPr>
-          <w:ilvl w:val="0"/>
-          <w:numId w:val="1044"/>
-        </w:numPr>
-      </w:pPr>
-      <w:r>
-        <w:rPr>
-          <w:i/>
-          <w:iCs/>
-        </w:rPr>
-        <w:t xml:space="preserve">Cooperación</w:t>
-      </w:r>
-      <w:r>
-        <w:t xml:space="preserve">: si pueden firmar acuerdos, el cártel (bloque </w:t>
-      </w:r>
-      <w:hyperlink w:anchor="sec_soluciones_cooperativas">
-        <w:r>
-          <w:rPr>
-            <w:rStyle w:val="Hyperlink"/>
-          </w:rPr>
-          <w:t xml:space="preserve">III</w:t>
-        </w:r>
-      </w:hyperlink>
-      <w:r>
-        <w:t xml:space="preserve">).</w:t>
-      </w:r>
-    </w:p>
-    <w:bookmarkEnd w:id="93"/>
-    <w:bookmarkStart w:id="95" w:name="d_valoraci__n_cournot_o_bertrand"/>
-    <w:p>
-      <w:pPr>
-        <w:pStyle w:val="Heading4"/>
-      </w:pPr>
-      <w:r>
-        <w:t xml:space="preserve">d) Valoración: ¿</w:t>
-      </w:r>
-      <w:r>
-        <w:rPr>
-          <w:smallCaps/>
-        </w:rPr>
-        <w:t xml:space="preserve">Cournot</w:t>
-      </w:r>
-      <w:r>
-        <w:t xml:space="preserve"> </w:t>
-      </w:r>
-      <w:r>
-        <w:t xml:space="preserve">o</w:t>
-      </w:r>
-      <w:r>
-        <w:t xml:space="preserve"> </w:t>
-      </w:r>
-      <w:r>
-        <w:rPr>
-          <w:smallCaps/>
-        </w:rPr>
-        <w:t xml:space="preserve">Bertrand</w:t>
-      </w:r>
-      <w:r>
-        <w:t xml:space="preserve">?</w:t>
-      </w:r>
-    </w:p>
-    <w:p>
-      <w:pPr>
-        <w:keepNext/>
         <w:numPr>
           <w:ilvl w:val="0"/>
           <w:numId w:val="1045"/>
         </w:numPr>
       </w:pPr>
       <w:r>
+        <w:rPr>
+          <w:i/>
+          <w:iCs/>
+        </w:rPr>
+        <w:t xml:space="preserve">Cooperación</w:t>
+      </w:r>
+      <w:r>
+        <w:t xml:space="preserve">: si pueden firmar acuerdos, el cártel (bloque </w:t>
+      </w:r>
+      <w:hyperlink w:anchor="sec_soluciones_cooperativas">
+        <w:r>
+          <w:rPr>
+            <w:rStyle w:val="Hyperlink"/>
+          </w:rPr>
+          <w:t xml:space="preserve">III</w:t>
+        </w:r>
+      </w:hyperlink>
+      <w:r>
+        <w:t xml:space="preserve">).</w:t>
+      </w:r>
+    </w:p>
+    <w:bookmarkEnd w:id="92"/>
+    <w:bookmarkStart w:id="94" w:name="d_valoraci__n_cournot_o_bertrand"/>
+    <w:p>
+      <w:pPr>
+        <w:pStyle w:val="Heading4"/>
+      </w:pPr>
+      <w:r>
+        <w:t xml:space="preserve">d) Valoración: ¿</w:t>
+      </w:r>
+      <w:r>
+        <w:rPr>
+          <w:smallCaps/>
+        </w:rPr>
+        <w:t xml:space="preserve">Cournot</w:t>
+      </w:r>
+      <w:r>
+        <w:t xml:space="preserve"> </w:t>
+      </w:r>
+      <w:r>
+        <w:t xml:space="preserve">o</w:t>
+      </w:r>
+      <w:r>
+        <w:t xml:space="preserve"> </w:t>
+      </w:r>
+      <w:r>
+        <w:rPr>
+          <w:smallCaps/>
+        </w:rPr>
+        <w:t xml:space="preserve">Bertrand</w:t>
+      </w:r>
+      <w:r>
+        <w:t xml:space="preserve">?</w:t>
+      </w:r>
+    </w:p>
+    <w:p>
+      <w:pPr>
+        <w:keepNext/>
+        <w:numPr>
+          <w:ilvl w:val="0"/>
+          <w:numId w:val="1046"/>
+        </w:numPr>
+      </w:pPr>
+      <w:r>
         <w:t xml:space="preserve">Los supuestos de</w:t>
       </w:r>
       <w:r>
@@ -15999,60 +16313,60 @@
         <w:rPr>
           <w:rStyle w:val="FootnoteReference"/>
         </w:rPr>
-        <w:footnoteReference w:id="94"/>
+        <w:footnoteReference w:id="93"/>
       </w:r>
     </w:p>
     <w:p>
       <w:pPr>
         <w:numPr>
           <w:ilvl w:val="1"/>
+          <w:numId w:val="1047"/>
+        </w:numPr>
+      </w:pPr>
+      <w:r>
+        <w:rPr>
+          <w:smallCaps/>
+        </w:rPr>
+        <w:t xml:space="preserve">Cournot</w:t>
+      </w:r>
+      <w:r>
+        <w:t xml:space="preserve"> </w:t>
+      </w:r>
+      <w:r>
+        <w:t xml:space="preserve">describe los mercados en que la capacidad se decide antes de vender y es cara de cambiar (acero, cemento, transporte aéreo en una ruta): las cantidades son sustitutos estratégicos y la competencia es más suave;</w:t>
+      </w:r>
+    </w:p>
+    <w:p>
+      <w:pPr>
+        <w:numPr>
+          <w:ilvl w:val="1"/>
+          <w:numId w:val="1047"/>
+        </w:numPr>
+      </w:pPr>
+      <w:r>
+        <w:rPr>
+          <w:smallCaps/>
+        </w:rPr>
+        <w:t xml:space="preserve">Bertrand</w:t>
+      </w:r>
+      <w:r>
+        <w:t xml:space="preserve">, los mercados en que sobra capacidad o se produce por encargo, y el precio es la variable que se ajusta: los precios son complementos estratégicos y la competencia es más dura.</w:t>
+      </w:r>
+    </w:p>
+    <w:p>
+      <w:pPr>
+        <w:numPr>
+          <w:ilvl w:val="0"/>
           <w:numId w:val="1046"/>
         </w:numPr>
       </w:pPr>
       <w:r>
-        <w:rPr>
-          <w:smallCaps/>
-        </w:rPr>
-        <w:t xml:space="preserve">Cournot</w:t>
-      </w:r>
-      <w:r>
-        <w:t xml:space="preserve"> </w:t>
-      </w:r>
-      <w:r>
-        <w:t xml:space="preserve">describe los mercados en que la capacidad se decide antes de vender y es cara de cambiar (acero, cemento, transporte aéreo en una ruta): las cantidades son sustitutos estratégicos y la competencia es más suave;</w:t>
-      </w:r>
-    </w:p>
-    <w:p>
-      <w:pPr>
-        <w:numPr>
-          <w:ilvl w:val="1"/>
-          <w:numId w:val="1046"/>
-        </w:numPr>
-      </w:pPr>
-      <w:r>
-        <w:rPr>
-          <w:smallCaps/>
-        </w:rPr>
-        <w:t xml:space="preserve">Bertrand</w:t>
-      </w:r>
-      <w:r>
-        <w:t xml:space="preserve">, los mercados en que sobra capacidad o se produce por encargo, y el precio es la variable que se ajusta: los precios son complementos estratégicos y la competencia es más dura.</w:t>
-      </w:r>
-    </w:p>
-    <w:p>
-      <w:pPr>
-        <w:numPr>
-          <w:ilvl w:val="0"/>
-          <w:numId w:val="1045"/>
-        </w:numPr>
-      </w:pPr>
-      <w:r>
         <w:t xml:space="preserve">Queda una pregunta: ¿qué pasa si una empresa fija el precio antes que las demás?</w:t>
       </w:r>
     </w:p>
+    <w:bookmarkEnd w:id="94"/>
     <w:bookmarkEnd w:id="95"/>
-    <w:bookmarkEnd w:id="96"/>
-    <w:bookmarkStart w:id="112" w:name="sec_liderazgo_precios"/>
+    <w:bookmarkStart w:id="111" w:name="sec_liderazgo_precios"/>
     <w:p>
       <w:pPr>
         <w:pStyle w:val="Heading2"/>
@@ -16065,26 +16379,6 @@
       </w:r>
       <w:r>
         <w:t xml:space="preserve">Competencia secuencial en precios: modelo de liderazgo en precios</w:t>
-      </w:r>
-    </w:p>
-    <w:p>
-      <w:pPr>
-        <w:numPr>
-          <w:ilvl w:val="0"/>
-          <w:numId w:val="1047"/>
-        </w:numPr>
-      </w:pPr>
-      <w:r>
-        <w:t xml:space="preserve">La última casilla de la tabla: precios y decisiones por turnos.</w:t>
-      </w:r>
-    </w:p>
-    <w:bookmarkStart w:id="97" w:name="a_idea_3"/>
-    <w:p>
-      <w:pPr>
-        <w:pStyle w:val="Heading4"/>
-      </w:pPr>
-      <w:r>
-        <w:t xml:space="preserve">a) Idea</w:t>
       </w:r>
     </w:p>
     <w:p>
@@ -16095,6 +16389,26 @@
         </w:numPr>
       </w:pPr>
       <w:r>
+        <w:t xml:space="preserve">La última casilla de la tabla: precios y decisiones por turnos.</w:t>
+      </w:r>
+    </w:p>
+    <w:bookmarkStart w:id="96" w:name="a_idea_3"/>
+    <w:p>
+      <w:pPr>
+        <w:pStyle w:val="Heading4"/>
+      </w:pPr>
+      <w:r>
+        <w:t xml:space="preserve">a) Idea</w:t>
+      </w:r>
+    </w:p>
+    <w:p>
+      <w:pPr>
+        <w:numPr>
+          <w:ilvl w:val="0"/>
+          <w:numId w:val="1049"/>
+        </w:numPr>
+      </w:pPr>
+      <w:r>
         <w:t xml:space="preserve">Con producto homogéneo y 2 empresas iguales, fijar el precio primero no da ventaja: la seguidora cobraría un céntimo menos, y se vuelve a</w:t>
       </w:r>
       <w:r>
@@ -16176,8 +16490,8 @@
         <w:t xml:space="preserve">.</w:t>
       </w:r>
     </w:p>
-    <w:bookmarkEnd w:id="97"/>
-    <w:bookmarkStart w:id="105" w:name="b_modelo_3"/>
+    <w:bookmarkEnd w:id="96"/>
+    <w:bookmarkStart w:id="104" w:name="b_modelo_3"/>
     <w:p>
       <w:pPr>
         <w:pStyle w:val="Heading4"/>
@@ -16186,7 +16500,7 @@
         <w:t xml:space="preserve">b) Modelo</w:t>
       </w:r>
     </w:p>
-    <w:bookmarkStart w:id="98" w:name="i_supuestos_3"/>
+    <w:bookmarkStart w:id="97" w:name="i_supuestos_3"/>
     <w:p>
       <w:pPr>
         <w:pStyle w:val="Heading5"/>
@@ -16199,7 +16513,7 @@
       <w:pPr>
         <w:numPr>
           <w:ilvl w:val="0"/>
-          <w:numId w:val="1049"/>
+          <w:numId w:val="1050"/>
         </w:numPr>
       </w:pPr>
       <w:r>
@@ -16234,7 +16548,7 @@
       <w:pPr>
         <w:numPr>
           <w:ilvl w:val="0"/>
-          <w:numId w:val="1049"/>
+          <w:numId w:val="1050"/>
         </w:numPr>
       </w:pPr>
       <w:r>
@@ -16278,7 +16592,7 @@
       <w:pPr>
         <w:numPr>
           <w:ilvl w:val="0"/>
-          <w:numId w:val="1049"/>
+          <w:numId w:val="1050"/>
         </w:numPr>
       </w:pPr>
       <w:r>
@@ -16320,8 +16634,8 @@
         <w:t xml:space="preserve">, fija el precio sabiendo cuánto venderá la franja.</w:t>
       </w:r>
     </w:p>
-    <w:bookmarkEnd w:id="98"/>
-    <w:bookmarkStart w:id="103" w:name="ii_desarrollo_3"/>
+    <w:bookmarkEnd w:id="97"/>
+    <w:bookmarkStart w:id="102" w:name="ii_desarrollo_3"/>
     <w:p>
       <w:pPr>
         <w:pStyle w:val="Heading5"/>
@@ -16334,7 +16648,7 @@
       <w:pPr>
         <w:numPr>
           <w:ilvl w:val="0"/>
-          <w:numId w:val="1050"/>
+          <w:numId w:val="1051"/>
         </w:numPr>
       </w:pPr>
       <w:r>
@@ -16835,7 +17149,7 @@
       <w:pPr>
         <w:numPr>
           <w:ilvl w:val="0"/>
-          <w:numId w:val="1050"/>
+          <w:numId w:val="1051"/>
         </w:numPr>
       </w:pPr>
       <w:r>
@@ -17105,7 +17419,7 @@
         <w:t xml:space="preserve">el poder de mercado no depende solo de la cuota, sino de lo que puede crecer la franja si sube el precio.</w:t>
       </w:r>
     </w:p>
-    <w:bookmarkStart w:id="102" w:name="fig_liderazgo"/>
+    <w:bookmarkStart w:id="101" w:name="fig_liderazgo"/>
     <w:p>
       <w:pPr>
         <w:pStyle w:val="ImageCaption"/>
@@ -17129,18 +17443,18 @@
           <wp:inline>
             <wp:extent cx="3260034" cy="2834945"/>
             <wp:effectExtent b="0" l="0" r="0" t="0"/>
-            <wp:docPr descr="Gráfico 4.– Liderazgo en precios: la empresa dominante y la franja competitiva" title="" id="100" name="Picture"/>
+            <wp:docPr descr="Gráfico 4.– Liderazgo en precios: la empresa dominante y la franja competitiva" title="" id="99" name="Picture"/>
             <a:graphic>
               <a:graphicData uri="http://schemas.openxmlformats.org/drawingml/2006/picture">
                 <pic:pic>
                   <pic:nvPicPr>
-                    <pic:cNvPr descr="C:\Users\vgutierrez\Documents\src\victorgutierrezmarcos.github.io-revision\oposicion\temario\fuentes\3A19\graficos/liderazgo-precios.png" id="101" name="Picture"/>
+                    <pic:cNvPr descr="C:\Users\vgutierrez\Documents\src\victorgutierrezmarcos.github.io-revision\oposicion\temario\fuentes\3A19\graficos/liderazgo-precios.png" id="100" name="Picture"/>
                     <pic:cNvPicPr>
                       <a:picLocks noChangeArrowheads="1" noChangeAspect="1"/>
                     </pic:cNvPicPr>
                   </pic:nvPicPr>
                   <pic:blipFill>
-                    <a:blip r:embed="rId99"/>
+                    <a:blip r:embed="rId98"/>
                     <a:stretch>
                       <a:fillRect/>
                     </a:stretch>
@@ -17167,67 +17481,23 @@
         </w:drawing>
       </w:r>
     </w:p>
+    <w:bookmarkEnd w:id="101"/>
+    <w:p>
+      <w:pPr>
+        <w:pStyle w:val="Piedeimagen"/>
+      </w:pPr>
+      <w:r>
+        <w:t xml:space="preserve">Fuente: elaboración propia.</w:t>
+      </w:r>
+    </w:p>
     <w:bookmarkEnd w:id="102"/>
-    <w:p>
-      <w:pPr>
-        <w:pStyle w:val="Piedeimagen"/>
-      </w:pPr>
-      <w:r>
-        <w:t xml:space="preserve">Fuente: elaboración propia.</w:t>
-      </w:r>
-    </w:p>
-    <w:bookmarkEnd w:id="103"/>
-    <w:bookmarkStart w:id="104" w:name="iii_implicaciones_3"/>
+    <w:bookmarkStart w:id="103" w:name="iii_implicaciones_3"/>
     <w:p>
       <w:pPr>
         <w:pStyle w:val="Heading5"/>
       </w:pPr>
       <w:r>
         <w:t xml:space="preserve">iii) Implicaciones</w:t>
-      </w:r>
-    </w:p>
-    <w:p>
-      <w:pPr>
-        <w:numPr>
-          <w:ilvl w:val="0"/>
-          <w:numId w:val="1051"/>
-        </w:numPr>
-      </w:pPr>
-      <w:r>
-        <w:t xml:space="preserve">El precio queda entre el competitivo y el de monopolio, más cerca del primero cuanto más elástica es la oferta de la franja. La franja gana más que en competencia perfecta: vende cuanto quiere al precio que sostiene la dominante, que es la que reduce su producción.</w:t>
-      </w:r>
-    </w:p>
-    <w:p>
-      <w:pPr>
-        <w:numPr>
-          <w:ilvl w:val="0"/>
-          <w:numId w:val="1051"/>
-        </w:numPr>
-      </w:pPr>
-      <w:r>
-        <w:t xml:space="preserve">A largo plazo, si la franja puede crecer o entrar, la cuota de la dominante se erosiona. Y el liderazgo puede ser también una forma de coordinarse: si todas siguen a la que mueve primero, la líder señala el precio colusorio sin necesidad de acuerdo (</w:t>
-      </w:r>
-      <w:hyperlink w:anchor="sec_horizonte_infinito">
-        <w:r>
-          <w:rPr>
-            <w:rStyle w:val="Hyperlink"/>
-          </w:rPr>
-          <w:t xml:space="preserve">II.2</w:t>
-        </w:r>
-      </w:hyperlink>
-      <w:r>
-        <w:t xml:space="preserve">).</w:t>
-      </w:r>
-    </w:p>
-    <w:bookmarkEnd w:id="104"/>
-    <w:bookmarkEnd w:id="105"/>
-    <w:bookmarkStart w:id="111" w:name="c_valoraci__n_1"/>
-    <w:p>
-      <w:pPr>
-        <w:pStyle w:val="Heading4"/>
-      </w:pPr>
-      <w:r>
-        <w:t xml:space="preserve">c) Valoración</w:t>
       </w:r>
     </w:p>
     <w:p>
@@ -17238,6 +17508,50 @@
         </w:numPr>
       </w:pPr>
       <w:r>
+        <w:t xml:space="preserve">El precio queda entre el competitivo y el de monopolio, más cerca del primero cuanto más elástica es la oferta de la franja. La franja gana más que en competencia perfecta: vende cuanto quiere al precio que sostiene la dominante, que es la que reduce su producción.</w:t>
+      </w:r>
+    </w:p>
+    <w:p>
+      <w:pPr>
+        <w:numPr>
+          <w:ilvl w:val="0"/>
+          <w:numId w:val="1052"/>
+        </w:numPr>
+      </w:pPr>
+      <w:r>
+        <w:t xml:space="preserve">A largo plazo, si la franja puede crecer o entrar, la cuota de la dominante se erosiona. Y el liderazgo puede ser también una forma de coordinarse: si todas siguen a la que mueve primero, la líder señala el precio colusorio sin necesidad de acuerdo (</w:t>
+      </w:r>
+      <w:hyperlink w:anchor="sec_horizonte_infinito">
+        <w:r>
+          <w:rPr>
+            <w:rStyle w:val="Hyperlink"/>
+          </w:rPr>
+          <w:t xml:space="preserve">II.2</w:t>
+        </w:r>
+      </w:hyperlink>
+      <w:r>
+        <w:t xml:space="preserve">).</w:t>
+      </w:r>
+    </w:p>
+    <w:bookmarkEnd w:id="103"/>
+    <w:bookmarkEnd w:id="104"/>
+    <w:bookmarkStart w:id="110" w:name="c_valoraci__n_1"/>
+    <w:p>
+      <w:pPr>
+        <w:pStyle w:val="Heading4"/>
+      </w:pPr>
+      <w:r>
+        <w:t xml:space="preserve">c) Valoración</w:t>
+      </w:r>
+    </w:p>
+    <w:p>
+      <w:pPr>
+        <w:numPr>
+          <w:ilvl w:val="0"/>
+          <w:numId w:val="1053"/>
+        </w:numPr>
+      </w:pPr>
+      <w:r>
         <w:t xml:space="preserve">El modelo supone, y no explica, quién es la dominante y por qué la franja no se coordina. Además, con producto diferenciado, en la competencia en precios la ventaja es del segundo en mover</w:t>
       </w:r>
       <w:r>
@@ -17437,7 +17751,7 @@
         <w:t xml:space="preserve">y A+B+C en el monopolio o el cártel.</w:t>
       </w:r>
     </w:p>
-    <w:bookmarkStart w:id="109" w:name="fig_ineficiencia"/>
+    <w:bookmarkStart w:id="108" w:name="fig_ineficiencia"/>
     <w:p>
       <w:pPr>
         <w:pStyle w:val="ImageCaption"/>
@@ -17475,18 +17789,18 @@
           <wp:inline>
             <wp:extent cx="2984500" cy="2134970"/>
             <wp:effectExtent b="0" l="0" r="0" t="0"/>
-            <wp:docPr descr="Gráfico 5.– Producción y pérdida de eficiencia de cada estructura" title="" id="107" name="Picture"/>
+            <wp:docPr descr="Gráfico 5.– Producción y pérdida de eficiencia de cada estructura" title="" id="106" name="Picture"/>
             <a:graphic>
               <a:graphicData uri="http://schemas.openxmlformats.org/drawingml/2006/picture">
                 <pic:pic>
                   <pic:nvPicPr>
-                    <pic:cNvPr descr="C:\Users\vgutierrez\Documents\src\victorgutierrezmarcos.github.io-revision\oposicion\temario\fuentes\3A19\graficos/ineficiencia-oligopolio.png" id="108" name="Picture"/>
+                    <pic:cNvPr descr="C:\Users\vgutierrez\Documents\src\victorgutierrezmarcos.github.io-revision\oposicion\temario\fuentes\3A19\graficos/ineficiencia-oligopolio.png" id="107" name="Picture"/>
                     <pic:cNvPicPr>
                       <a:picLocks noChangeArrowheads="1" noChangeAspect="1"/>
                     </pic:cNvPicPr>
                   </pic:nvPicPr>
                   <pic:blipFill>
-                    <a:blip r:embed="rId106"/>
+                    <a:blip r:embed="rId105"/>
                     <a:stretch>
                       <a:fillRect/>
                     </a:stretch>
@@ -17513,7 +17827,7 @@
         </w:drawing>
       </w:r>
     </w:p>
-    <w:bookmarkEnd w:id="109"/>
+    <w:bookmarkEnd w:id="108"/>
     <w:p>
       <w:pPr>
         <w:pStyle w:val="Piedeimagen"/>
@@ -17529,7 +17843,7 @@
         <w:t xml:space="preserve">Fuente: elaboración propia.</w:t>
       </w:r>
     </w:p>
-    <w:bookmarkStart w:id="110" w:name="tab_comparacion"/>
+    <w:bookmarkStart w:id="109" w:name="tab_comparacion"/>
     <w:p>
       <w:pPr>
         <w:pStyle w:val="TableCaption"/>
@@ -18680,7 +18994,7 @@
         </w:tc>
       </w:tr>
     </w:tbl>
-    <w:bookmarkEnd w:id="110"/>
+    <w:bookmarkEnd w:id="109"/>
     <w:p>
       <w:pPr>
         <w:pStyle w:val="Cajadeanotaciones"/>
@@ -18697,7 +19011,7 @@
       <w:pPr>
         <w:numPr>
           <w:ilvl w:val="0"/>
-          <w:numId w:val="1053"/>
+          <w:numId w:val="1054"/>
         </w:numPr>
       </w:pPr>
       <w:r>
@@ -18770,10 +19084,10 @@
         <w:t xml:space="preserve">y el liderazgo en precios, en medio. Pero en todos los casos las empresas ganarían más produciendo menos juntas: el equilibrio no es eficiente para ellas. ¿Pueden cooperar sin un contrato? Es la pregunta del bloque siguiente.</w:t>
       </w:r>
     </w:p>
+    <w:bookmarkEnd w:id="110"/>
     <w:bookmarkEnd w:id="111"/>
     <w:bookmarkEnd w:id="112"/>
-    <w:bookmarkEnd w:id="113"/>
-    <w:bookmarkStart w:id="140" w:name="sec_analisis_dinamico"/>
+    <w:bookmarkStart w:id="139" w:name="sec_analisis_dinamico"/>
     <w:p>
       <w:pPr>
         <w:pStyle w:val="Heading1"/>
@@ -18785,7 +19099,7 @@
         <w:t xml:space="preserve"> </w:t>
       </w:r>
       <w:r>
-        <w:t xml:space="preserve">Análisis dinámico:</w:t>
+        <w:t xml:space="preserve">Competencia repetida:</w:t>
       </w:r>
       <w:r>
         <w:br/>
@@ -18972,7 +19286,7 @@
       <w:pPr>
         <w:numPr>
           <w:ilvl w:val="0"/>
-          <w:numId w:val="1054"/>
+          <w:numId w:val="1055"/>
         </w:numPr>
       </w:pPr>
       <w:r>
@@ -19018,7 +19332,7 @@
         <w:t xml:space="preserve">, un resultado cooperativo alcanzado con un equilibrio no cooperativo.</w:t>
       </w:r>
     </w:p>
-    <w:bookmarkStart w:id="120" w:name="sec_horizonte_finito"/>
+    <w:bookmarkStart w:id="119" w:name="sec_horizonte_finito"/>
     <w:p>
       <w:pPr>
         <w:pStyle w:val="Heading2"/>
@@ -19033,58 +19347,13 @@
         <w:t xml:space="preserve">Horizonte finito</w:t>
       </w:r>
     </w:p>
-    <w:bookmarkStart w:id="114" w:name="a_idea_4"/>
+    <w:bookmarkStart w:id="113" w:name="a_idea_4"/>
     <w:p>
       <w:pPr>
         <w:pStyle w:val="Heading4"/>
       </w:pPr>
       <w:r>
         <w:t xml:space="preserve">a) Idea</w:t>
-      </w:r>
-    </w:p>
-    <w:p>
-      <w:pPr>
-        <w:numPr>
-          <w:ilvl w:val="0"/>
-          <w:numId w:val="1055"/>
-        </w:numPr>
-      </w:pPr>
-      <w:r>
-        <w:t xml:space="preserve">¿Basta con repetir el juego de</w:t>
-      </w:r>
-      <w:r>
-        <w:t xml:space="preserve"> </w:t>
-      </w:r>
-      <w:r>
-        <w:rPr>
-          <w:smallCaps/>
-        </w:rPr>
-        <w:t xml:space="preserve">Bertrand</w:t>
-      </w:r>
-      <w:r>
-        <w:t xml:space="preserve"> </w:t>
-      </w:r>
-      <w:r>
-        <w:t xml:space="preserve">un número conocido de veces para escapar de la paradoja? Este es, además, uno de los motivos por los que se estudia la competencia en un contexto dinámico: ver si la repetición devuelve realismo a la paradoja.</w:t>
-      </w:r>
-    </w:p>
-    <w:bookmarkEnd w:id="114"/>
-    <w:bookmarkStart w:id="119" w:name="b_modelo_4"/>
-    <w:p>
-      <w:pPr>
-        <w:pStyle w:val="Heading4"/>
-      </w:pPr>
-      <w:r>
-        <w:t xml:space="preserve">b) Modelo</w:t>
-      </w:r>
-    </w:p>
-    <w:bookmarkStart w:id="115" w:name="i_supuestos_4"/>
-    <w:p>
-      <w:pPr>
-        <w:pStyle w:val="Heading5"/>
-      </w:pPr>
-      <w:r>
-        <w:t xml:space="preserve">i) Supuestos</w:t>
       </w:r>
     </w:p>
     <w:p>
@@ -19095,6 +19364,51 @@
         </w:numPr>
       </w:pPr>
       <w:r>
+        <w:t xml:space="preserve">¿Basta con repetir el juego de</w:t>
+      </w:r>
+      <w:r>
+        <w:t xml:space="preserve"> </w:t>
+      </w:r>
+      <w:r>
+        <w:rPr>
+          <w:smallCaps/>
+        </w:rPr>
+        <w:t xml:space="preserve">Bertrand</w:t>
+      </w:r>
+      <w:r>
+        <w:t xml:space="preserve"> </w:t>
+      </w:r>
+      <w:r>
+        <w:t xml:space="preserve">un número conocido de veces para escapar de la paradoja? Este es, además, uno de los motivos por los que se estudia la competencia en un contexto dinámico: ver si la repetición devuelve realismo a la paradoja.</w:t>
+      </w:r>
+    </w:p>
+    <w:bookmarkEnd w:id="113"/>
+    <w:bookmarkStart w:id="118" w:name="b_modelo_4"/>
+    <w:p>
+      <w:pPr>
+        <w:pStyle w:val="Heading4"/>
+      </w:pPr>
+      <w:r>
+        <w:t xml:space="preserve">b) Modelo</w:t>
+      </w:r>
+    </w:p>
+    <w:bookmarkStart w:id="114" w:name="i_supuestos_4"/>
+    <w:p>
+      <w:pPr>
+        <w:pStyle w:val="Heading5"/>
+      </w:pPr>
+      <w:r>
+        <w:t xml:space="preserve">i) Supuestos</w:t>
+      </w:r>
+    </w:p>
+    <w:p>
+      <w:pPr>
+        <w:numPr>
+          <w:ilvl w:val="0"/>
+          <w:numId w:val="1057"/>
+        </w:numPr>
+      </w:pPr>
+      <w:r>
         <w:t xml:space="preserve">2 empresas (el resultado vale para</w:t>
       </w:r>
       <w:r>
@@ -19149,7 +19463,7 @@
       <w:pPr>
         <w:numPr>
           <w:ilvl w:val="0"/>
-          <w:numId w:val="1056"/>
+          <w:numId w:val="1057"/>
         </w:numPr>
       </w:pPr>
       <w:r>
@@ -19189,7 +19503,7 @@
       <w:pPr>
         <w:numPr>
           <w:ilvl w:val="0"/>
-          <w:numId w:val="1056"/>
+          <w:numId w:val="1057"/>
         </w:numPr>
       </w:pPr>
       <w:r>
@@ -19255,8 +19569,8 @@
         <w:t xml:space="preserve">.</w:t>
       </w:r>
     </w:p>
-    <w:bookmarkEnd w:id="115"/>
-    <w:bookmarkStart w:id="116" w:name="ii_desarrollo_4"/>
+    <w:bookmarkEnd w:id="114"/>
+    <w:bookmarkStart w:id="115" w:name="ii_desarrollo_4"/>
     <w:p>
       <w:pPr>
         <w:pStyle w:val="Heading5"/>
@@ -19269,7 +19583,7 @@
       <w:pPr>
         <w:numPr>
           <w:ilvl w:val="0"/>
-          <w:numId w:val="1057"/>
+          <w:numId w:val="1058"/>
         </w:numPr>
       </w:pPr>
       <w:r>
@@ -19323,8 +19637,8 @@
         <w:t xml:space="preserve">. En el penúltimo, lo que pase mañana ya está decidido, haga lo que haga hoy cada empresa, y hoy vuelve a jugarse el EN de la etapa. Y así hasta el primero.</w:t>
       </w:r>
     </w:p>
-    <w:bookmarkEnd w:id="116"/>
-    <w:bookmarkStart w:id="118" w:name="iii_implicaciones_4"/>
+    <w:bookmarkEnd w:id="115"/>
+    <w:bookmarkStart w:id="117" w:name="iii_implicaciones_4"/>
     <w:p>
       <w:pPr>
         <w:pStyle w:val="Heading5"/>
@@ -19337,7 +19651,7 @@
       <w:pPr>
         <w:numPr>
           <w:ilvl w:val="0"/>
-          <w:numId w:val="1058"/>
+          <w:numId w:val="1059"/>
         </w:numPr>
       </w:pPr>
       <w:r>
@@ -19386,13 +19700,13 @@
         <w:rPr>
           <w:rStyle w:val="FootnoteReference"/>
         </w:rPr>
-        <w:footnoteReference w:id="117"/>
-      </w:r>
-    </w:p>
+        <w:footnoteReference w:id="116"/>
+      </w:r>
+    </w:p>
+    <w:bookmarkEnd w:id="117"/>
     <w:bookmarkEnd w:id="118"/>
     <w:bookmarkEnd w:id="119"/>
-    <w:bookmarkEnd w:id="120"/>
-    <w:bookmarkStart w:id="139" w:name="sec_horizonte_infinito"/>
+    <w:bookmarkStart w:id="138" w:name="sec_horizonte_infinito"/>
     <w:p>
       <w:pPr>
         <w:pStyle w:val="Heading2"/>
@@ -19407,75 +19721,13 @@
         <w:t xml:space="preserve">Horizonte infinito</w:t>
       </w:r>
     </w:p>
-    <w:bookmarkStart w:id="121" w:name="a_idea_5"/>
+    <w:bookmarkStart w:id="120" w:name="a_idea_5"/>
     <w:p>
       <w:pPr>
         <w:pStyle w:val="Heading4"/>
       </w:pPr>
       <w:r>
         <w:t xml:space="preserve">a) Idea</w:t>
-      </w:r>
-    </w:p>
-    <w:p>
-      <w:pPr>
-        <w:numPr>
-          <w:ilvl w:val="0"/>
-          <w:numId w:val="1059"/>
-        </w:numPr>
-      </w:pPr>
-      <w:r>
-        <w:t xml:space="preserve">Si el juego no tiene un último periodo conocido (porque es infinito o porque, en cada periodo, hay una probabilidad de que continúe), la inducción hacia atrás no tiene por dónde empezar, y el futuro puede disciplinar el presente: si me desvío hoy, mañana me castigarán.</w:t>
-      </w:r>
-      <w:r>
-        <w:t xml:space="preserve"> </w:t>
-      </w:r>
-      <w:r>
-        <w:rPr>
-          <w:smallCaps/>
-        </w:rPr>
-        <w:t xml:space="preserve">Friedman</w:t>
-      </w:r>
-      <w:r>
-        <w:t xml:space="preserve"> </w:t>
-      </w:r>
-      <w:r>
-        <w:t xml:space="preserve">(</w:t>
-      </w:r>
-      <w:hyperlink w:anchor="ref_Friedman1971Supergames">
-        <w:r>
-          <w:rPr>
-            <w:rStyle w:val="Hyperlink"/>
-          </w:rPr>
-          <w:t xml:space="preserve">1971</w:t>
-        </w:r>
-      </w:hyperlink>
-      <w:r>
-        <w:t xml:space="preserve">)</w:t>
-      </w:r>
-      <w:r>
-        <w:t xml:space="preserve"> </w:t>
-      </w:r>
-      <w:r>
-        <w:t xml:space="preserve">muestra que eso basta para sostener precios de colusión.</w:t>
-      </w:r>
-    </w:p>
-    <w:bookmarkEnd w:id="121"/>
-    <w:bookmarkStart w:id="134" w:name="b_modelo_5"/>
-    <w:p>
-      <w:pPr>
-        <w:pStyle w:val="Heading4"/>
-      </w:pPr>
-      <w:r>
-        <w:t xml:space="preserve">b) Modelo</w:t>
-      </w:r>
-    </w:p>
-    <w:bookmarkStart w:id="123" w:name="i_supuestos_5"/>
-    <w:p>
-      <w:pPr>
-        <w:pStyle w:val="Heading5"/>
-      </w:pPr>
-      <w:r>
-        <w:t xml:space="preserve">i) Supuestos</w:t>
       </w:r>
     </w:p>
     <w:p>
@@ -19486,43 +19738,58 @@
         </w:numPr>
       </w:pPr>
       <w:r>
-        <w:t xml:space="preserve">Los del horizonte finito, salvo que el juego se repite indefinidamente.</w:t>
-      </w:r>
-      <w:r>
-        <w:rPr>
-          <w:rStyle w:val="FootnoteReference"/>
-        </w:rPr>
-        <w:footnoteReference w:id="122"/>
-      </w:r>
-      <w:r>
-        <w:t xml:space="preserve"> </w:t>
-      </w:r>
-      <w:r>
-        <w:t xml:space="preserve">Hay</w:t>
-      </w:r>
-      <w:r>
-        <w:t xml:space="preserve"> </w:t>
-      </w:r>
-      <m:oMath>
-        <m:r>
-          <m:t>n</m:t>
-        </m:r>
-      </m:oMath>
-      <w:r>
-        <w:t xml:space="preserve"> </w:t>
-      </w:r>
-      <w:r>
-        <w:t xml:space="preserve">empresas iguales, y cada una observa los precios de las demás al final de cada periodo.</w:t>
-      </w:r>
-    </w:p>
-    <w:bookmarkEnd w:id="123"/>
-    <w:bookmarkStart w:id="130" w:name="ii_desarrollo_5"/>
+        <w:t xml:space="preserve">Si el juego no tiene un último periodo conocido (porque es infinito o porque, en cada periodo, hay una probabilidad de que continúe), la inducción hacia atrás no tiene por dónde empezar, y el futuro puede disciplinar el presente: si me desvío hoy, mañana me castigarán.</w:t>
+      </w:r>
+      <w:r>
+        <w:t xml:space="preserve"> </w:t>
+      </w:r>
+      <w:r>
+        <w:rPr>
+          <w:smallCaps/>
+        </w:rPr>
+        <w:t xml:space="preserve">Friedman</w:t>
+      </w:r>
+      <w:r>
+        <w:t xml:space="preserve"> </w:t>
+      </w:r>
+      <w:r>
+        <w:t xml:space="preserve">(</w:t>
+      </w:r>
+      <w:hyperlink w:anchor="ref_Friedman1971Supergames">
+        <w:r>
+          <w:rPr>
+            <w:rStyle w:val="Hyperlink"/>
+          </w:rPr>
+          <w:t xml:space="preserve">1971</w:t>
+        </w:r>
+      </w:hyperlink>
+      <w:r>
+        <w:t xml:space="preserve">)</w:t>
+      </w:r>
+      <w:r>
+        <w:t xml:space="preserve"> </w:t>
+      </w:r>
+      <w:r>
+        <w:t xml:space="preserve">muestra que eso basta para sostener precios de colusión.</w:t>
+      </w:r>
+    </w:p>
+    <w:bookmarkEnd w:id="120"/>
+    <w:bookmarkStart w:id="133" w:name="b_modelo_5"/>
+    <w:p>
+      <w:pPr>
+        <w:pStyle w:val="Heading4"/>
+      </w:pPr>
+      <w:r>
+        <w:t xml:space="preserve">b) Modelo</w:t>
+      </w:r>
+    </w:p>
+    <w:bookmarkStart w:id="122" w:name="i_supuestos_5"/>
     <w:p>
       <w:pPr>
         <w:pStyle w:val="Heading5"/>
       </w:pPr>
       <w:r>
-        <w:t xml:space="preserve">ii) Desarrollo</w:t>
+        <w:t xml:space="preserve">i) Supuestos</w:t>
       </w:r>
     </w:p>
     <w:p>
@@ -19533,6 +19800,53 @@
         </w:numPr>
       </w:pPr>
       <w:r>
+        <w:t xml:space="preserve">Los del horizonte finito, salvo que el juego se repite indefinidamente.</w:t>
+      </w:r>
+      <w:r>
+        <w:rPr>
+          <w:rStyle w:val="FootnoteReference"/>
+        </w:rPr>
+        <w:footnoteReference w:id="121"/>
+      </w:r>
+      <w:r>
+        <w:t xml:space="preserve"> </w:t>
+      </w:r>
+      <w:r>
+        <w:t xml:space="preserve">Hay</w:t>
+      </w:r>
+      <w:r>
+        <w:t xml:space="preserve"> </w:t>
+      </w:r>
+      <m:oMath>
+        <m:r>
+          <m:t>n</m:t>
+        </m:r>
+      </m:oMath>
+      <w:r>
+        <w:t xml:space="preserve"> </w:t>
+      </w:r>
+      <w:r>
+        <w:t xml:space="preserve">empresas iguales, y cada una observa los precios de las demás al final de cada periodo.</w:t>
+      </w:r>
+    </w:p>
+    <w:bookmarkEnd w:id="122"/>
+    <w:bookmarkStart w:id="129" w:name="ii_desarrollo_5"/>
+    <w:p>
+      <w:pPr>
+        <w:pStyle w:val="Heading5"/>
+      </w:pPr>
+      <w:r>
+        <w:t xml:space="preserve">ii) Desarrollo</w:t>
+      </w:r>
+    </w:p>
+    <w:p>
+      <w:pPr>
+        <w:numPr>
+          <w:ilvl w:val="0"/>
+          <w:numId w:val="1062"/>
+        </w:numPr>
+      </w:pPr>
+      <w:r>
         <w:rPr>
           <w:i/>
           <w:iCs/>
@@ -19570,7 +19884,7 @@
       <w:pPr>
         <w:numPr>
           <w:ilvl w:val="0"/>
-          <w:numId w:val="1061"/>
+          <w:numId w:val="1062"/>
         </w:numPr>
       </w:pPr>
       <w:r>
@@ -19703,7 +20017,7 @@
       <w:pPr>
         <w:numPr>
           <w:ilvl w:val="0"/>
-          <w:numId w:val="1061"/>
+          <w:numId w:val="1062"/>
         </w:numPr>
       </w:pPr>
       <w:r>
@@ -19791,7 +20105,7 @@
         <w:rPr>
           <w:rStyle w:val="FootnoteReference"/>
         </w:rPr>
-        <w:footnoteReference w:id="124"/>
+        <w:footnoteReference w:id="123"/>
       </w:r>
       <w:r>
         <w:t xml:space="preserve"> </w:t>
@@ -19927,8 +20241,8 @@
         <w:t xml:space="preserve">. Es decir, la colusión es sostenible si las empresas son lo bastante pacientes:</w:t>
       </w:r>
     </w:p>
-    <w:bookmarkStart w:id="125" w:name="eq_colusion"/>
-    <w:bookmarkEnd w:id="125"/>
+    <w:bookmarkStart w:id="124" w:name="eq_colusion"/>
+    <w:bookmarkEnd w:id="124"/>
     <w:p>
       <w:pPr>
         <w:pStyle w:val="Funcionclave"/>
@@ -20077,7 +20391,7 @@
       <w:pPr>
         <w:numPr>
           <w:ilvl w:val="0"/>
-          <w:numId w:val="1061"/>
+          <w:numId w:val="1062"/>
         </w:numPr>
       </w:pPr>
       <w:r>
@@ -20351,7 +20665,7 @@
       <w:pPr>
         <w:numPr>
           <w:ilvl w:val="0"/>
-          <w:numId w:val="1061"/>
+          <w:numId w:val="1062"/>
         </w:numPr>
       </w:pPr>
       <w:r>
@@ -20475,7 +20789,7 @@
       <w:pPr>
         <w:numPr>
           <w:ilvl w:val="0"/>
-          <w:numId w:val="1061"/>
+          <w:numId w:val="1062"/>
         </w:numPr>
       </w:pPr>
       <w:r>
@@ -20493,7 +20807,7 @@
       <w:pPr>
         <w:numPr>
           <w:ilvl w:val="0"/>
-          <w:numId w:val="1061"/>
+          <w:numId w:val="1062"/>
         </w:numPr>
       </w:pPr>
       <w:r>
@@ -20786,7 +21100,7 @@
       <w:pPr>
         <w:numPr>
           <w:ilvl w:val="0"/>
-          <w:numId w:val="1061"/>
+          <w:numId w:val="1062"/>
         </w:numPr>
       </w:pPr>
       <w:r>
@@ -20814,7 +21128,7 @@
         <w:t xml:space="preserve">), la desviación da un pico de beneficio hoy y una pérdida en cada periodo posterior; la colusión aguanta si el valor descontado de las pérdidas supera el del pico.</w:t>
       </w:r>
     </w:p>
-    <w:bookmarkStart w:id="129" w:name="fig_colusion_tiempo"/>
+    <w:bookmarkStart w:id="128" w:name="fig_colusion_tiempo"/>
     <w:p>
       <w:pPr>
         <w:pStyle w:val="ImageCaption"/>
@@ -20838,18 +21152,18 @@
           <wp:inline>
             <wp:extent cx="4178300" cy="1973086"/>
             <wp:effectExtent b="0" l="0" r="0" t="0"/>
-            <wp:docPr descr="Gráfico 6.– Beneficio por periodo de la empresa que se desvía: la ganancia de hoy y el castigo de después" title="" id="127" name="Picture"/>
+            <wp:docPr descr="Gráfico 6.– Beneficio por periodo de la empresa que se desvía: la ganancia de hoy y el castigo de después" title="" id="126" name="Picture"/>
             <a:graphic>
               <a:graphicData uri="http://schemas.openxmlformats.org/drawingml/2006/picture">
                 <pic:pic>
                   <pic:nvPicPr>
-                    <pic:cNvPr descr="C:\Users\vgutierrez\Documents\src\victorgutierrezmarcos.github.io-revision\oposicion\temario\fuentes\3A19\graficos/colusion-tiempo.png" id="128" name="Picture"/>
+                    <pic:cNvPr descr="C:\Users\vgutierrez\Documents\src\victorgutierrezmarcos.github.io-revision\oposicion\temario\fuentes\3A19\graficos/colusion-tiempo.png" id="127" name="Picture"/>
                     <pic:cNvPicPr>
                       <a:picLocks noChangeArrowheads="1" noChangeAspect="1"/>
                     </pic:cNvPicPr>
                   </pic:nvPicPr>
                   <pic:blipFill>
-                    <a:blip r:embed="rId126"/>
+                    <a:blip r:embed="rId125"/>
                     <a:stretch>
                       <a:fillRect/>
                     </a:stretch>
@@ -20876,17 +21190,17 @@
         </w:drawing>
       </w:r>
     </w:p>
+    <w:bookmarkEnd w:id="128"/>
+    <w:p>
+      <w:pPr>
+        <w:pStyle w:val="Piedeimagen"/>
+      </w:pPr>
+      <w:r>
+        <w:t xml:space="preserve">Fuente: elaboración propia.</w:t>
+      </w:r>
+    </w:p>
     <w:bookmarkEnd w:id="129"/>
-    <w:p>
-      <w:pPr>
-        <w:pStyle w:val="Piedeimagen"/>
-      </w:pPr>
-      <w:r>
-        <w:t xml:space="preserve">Fuente: elaboración propia.</w:t>
-      </w:r>
-    </w:p>
-    <w:bookmarkEnd w:id="130"/>
-    <w:bookmarkStart w:id="133" w:name="iii_implicaciones_5"/>
+    <w:bookmarkStart w:id="132" w:name="iii_implicaciones_5"/>
     <w:p>
       <w:pPr>
         <w:pStyle w:val="Heading5"/>
@@ -20899,7 +21213,7 @@
       <w:pPr>
         <w:numPr>
           <w:ilvl w:val="0"/>
-          <w:numId w:val="1062"/>
+          <w:numId w:val="1063"/>
         </w:numPr>
       </w:pPr>
       <w:r>
@@ -21129,7 +21443,7 @@
       <w:pPr>
         <w:numPr>
           <w:ilvl w:val="0"/>
-          <w:numId w:val="1062"/>
+          <w:numId w:val="1063"/>
         </w:numPr>
       </w:pPr>
       <w:r>
@@ -21164,7 +21478,7 @@
       <w:pPr>
         <w:numPr>
           <w:ilvl w:val="0"/>
-          <w:numId w:val="1062"/>
+          <w:numId w:val="1063"/>
         </w:numPr>
       </w:pPr>
       <w:r>
@@ -21309,10 +21623,10 @@
         <w:rPr>
           <w:rStyle w:val="FootnoteReference"/>
         </w:rPr>
-        <w:footnoteReference w:id="131"/>
-      </w:r>
-    </w:p>
-    <w:bookmarkStart w:id="132" w:name="tab_estrategias_repetidas"/>
+        <w:footnoteReference w:id="130"/>
+      </w:r>
+    </w:p>
+    <w:bookmarkStart w:id="131" w:name="tab_estrategias_repetidas"/>
     <w:p>
       <w:pPr>
         <w:pStyle w:val="TableCaption"/>
@@ -21681,7 +21995,7 @@
         </w:tc>
       </w:tr>
     </w:tbl>
-    <w:bookmarkEnd w:id="132"/>
+    <w:bookmarkEnd w:id="131"/>
     <w:p>
       <w:pPr>
         <w:pStyle w:val="BodyText"/>
@@ -21940,9 +22254,9 @@
         <w:t xml:space="preserve">.</w:t>
       </w:r>
     </w:p>
+    <w:bookmarkEnd w:id="132"/>
     <w:bookmarkEnd w:id="133"/>
-    <w:bookmarkEnd w:id="134"/>
-    <w:bookmarkStart w:id="135" w:name="c_extensiones_1"/>
+    <w:bookmarkStart w:id="134" w:name="c_extensiones_1"/>
     <w:p>
       <w:pPr>
         <w:pStyle w:val="Heading4"/>
@@ -21955,7 +22269,7 @@
       <w:pPr>
         <w:numPr>
           <w:ilvl w:val="0"/>
-          <w:numId w:val="1063"/>
+          <w:numId w:val="1064"/>
         </w:numPr>
       </w:pPr>
       <w:r>
@@ -22109,7 +22423,7 @@
       <w:pPr>
         <w:numPr>
           <w:ilvl w:val="0"/>
-          <w:numId w:val="1063"/>
+          <w:numId w:val="1064"/>
         </w:numPr>
       </w:pPr>
       <w:r>
@@ -22275,7 +22589,7 @@
       <w:pPr>
         <w:numPr>
           <w:ilvl w:val="0"/>
-          <w:numId w:val="1063"/>
+          <w:numId w:val="1064"/>
         </w:numPr>
       </w:pPr>
       <w:r>
@@ -22378,7 +22692,7 @@
       <w:pPr>
         <w:numPr>
           <w:ilvl w:val="0"/>
-          <w:numId w:val="1063"/>
+          <w:numId w:val="1064"/>
         </w:numPr>
       </w:pPr>
       <w:r>
@@ -22441,195 +22755,14 @@
         <w:t xml:space="preserve">: el castigo del gatillo perjudica también a quien castiga, que estará tentado de «perdonar». Si se espera la renegociación, la amenaza pierde fuerza y la colusión es más difícil; los castigos a prueba de renegociación hacen que el que se desvió compense a los demás antes de volver a coludir.</w:t>
       </w:r>
     </w:p>
-    <w:bookmarkEnd w:id="135"/>
-    <w:bookmarkStart w:id="136" w:name="d_evidencia_emp__rica_1"/>
+    <w:bookmarkEnd w:id="134"/>
+    <w:bookmarkStart w:id="135" w:name="d_evidencia_emp__rica_1"/>
     <w:p>
       <w:pPr>
         <w:pStyle w:val="Heading4"/>
       </w:pPr>
       <w:r>
         <w:t xml:space="preserve">d) Evidencia empírica</w:t>
-      </w:r>
-    </w:p>
-    <w:p>
-      <w:pPr>
-        <w:numPr>
-          <w:ilvl w:val="0"/>
-          <w:numId w:val="1064"/>
-        </w:numPr>
-      </w:pPr>
-      <w:r>
-        <w:t xml:space="preserve">El cártel ferroviario del Joint Executive Committee (Estados Unidos, 1880-1886) alternó periodos de colusión y guerras de precios como predicen</w:t>
-      </w:r>
-      <w:r>
-        <w:t xml:space="preserve"> </w:t>
-      </w:r>
-      <w:r>
-        <w:rPr>
-          <w:smallCaps/>
-        </w:rPr>
-        <w:t xml:space="preserve">Green</w:t>
-      </w:r>
-      <w:r>
-        <w:t xml:space="preserve"> </w:t>
-      </w:r>
-      <w:r>
-        <w:t xml:space="preserve">y</w:t>
-      </w:r>
-      <w:r>
-        <w:t xml:space="preserve"> </w:t>
-      </w:r>
-      <w:r>
-        <w:rPr>
-          <w:smallCaps/>
-        </w:rPr>
-        <w:t xml:space="preserve">Porter</w:t>
-      </w:r>
-      <w:r>
-        <w:t xml:space="preserve"> </w:t>
-      </w:r>
-      <w:r>
-        <w:t xml:space="preserve">(</w:t>
-      </w:r>
-      <w:hyperlink w:anchor="ref_Porter1983Study">
-        <w:r>
-          <w:rPr>
-            <w:rStyle w:val="Hyperlink"/>
-            <w:smallCaps/>
-          </w:rPr>
-          <w:t xml:space="preserve">Porter</w:t>
-        </w:r>
-        <w:r>
-          <w:rPr>
-            <w:rStyle w:val="Hyperlink"/>
-          </w:rPr>
-          <w:t xml:space="preserve">, 1983</w:t>
-        </w:r>
-      </w:hyperlink>
-      <w:r>
-        <w:t xml:space="preserve">)</w:t>
-      </w:r>
-      <w:r>
-        <w:t xml:space="preserve">.</w:t>
-      </w:r>
-    </w:p>
-    <w:p>
-      <w:pPr>
-        <w:numPr>
-          <w:ilvl w:val="0"/>
-          <w:numId w:val="1064"/>
-        </w:numPr>
-      </w:pPr>
-      <w:r>
-        <w:t xml:space="preserve">En Perth, las gasolineras aprendieron a coordinar sus precios con ciclos en los que una empresa líder señalaba las subidas</w:t>
-      </w:r>
-      <w:r>
-        <w:t xml:space="preserve"> </w:t>
-      </w:r>
-      <w:r>
-        <w:t xml:space="preserve">(</w:t>
-      </w:r>
-      <w:hyperlink w:anchor="ref_ByrneDeRoos2019Learning">
-        <w:r>
-          <w:rPr>
-            <w:rStyle w:val="Hyperlink"/>
-            <w:smallCaps/>
-          </w:rPr>
-          <w:t xml:space="preserve">Byrne</w:t>
-        </w:r>
-        <w:r>
-          <w:rPr>
-            <w:rStyle w:val="Hyperlink"/>
-          </w:rPr>
-          <w:t xml:space="preserve"> </w:t>
-        </w:r>
-        <w:r>
-          <w:rPr>
-            <w:rStyle w:val="Hyperlink"/>
-          </w:rPr>
-          <w:t xml:space="preserve">y</w:t>
-        </w:r>
-        <w:r>
-          <w:rPr>
-            <w:rStyle w:val="Hyperlink"/>
-          </w:rPr>
-          <w:t xml:space="preserve"> </w:t>
-        </w:r>
-        <w:r>
-          <w:rPr>
-            <w:rStyle w:val="Hyperlink"/>
-            <w:smallCaps/>
-          </w:rPr>
-          <w:t xml:space="preserve">de</w:t>
-        </w:r>
-        <w:r>
-          <w:rPr>
-            <w:rStyle w:val="Hyperlink"/>
-          </w:rPr>
-          <w:t xml:space="preserve"> </w:t>
-        </w:r>
-        <w:r>
-          <w:rPr>
-            <w:rStyle w:val="Hyperlink"/>
-            <w:smallCaps/>
-          </w:rPr>
-          <w:t xml:space="preserve">Roos</w:t>
-        </w:r>
-        <w:r>
-          <w:rPr>
-            <w:rStyle w:val="Hyperlink"/>
-          </w:rPr>
-          <w:t xml:space="preserve">, 2019</w:t>
-        </w:r>
-      </w:hyperlink>
-      <w:r>
-        <w:t xml:space="preserve">)</w:t>
-      </w:r>
-      <w:r>
-        <w:t xml:space="preserve">; y algoritmos de aprendizaje automático que fijan precios llegan por sí solos a precios de colusión sostenidos con castigos, sin comunicarse</w:t>
-      </w:r>
-      <w:r>
-        <w:t xml:space="preserve"> </w:t>
-      </w:r>
-      <w:r>
-        <w:t xml:space="preserve">(</w:t>
-      </w:r>
-      <w:hyperlink w:anchor="ref_CalvanoEtAl2020Artificial">
-        <w:r>
-          <w:rPr>
-            <w:rStyle w:val="Hyperlink"/>
-            <w:smallCaps/>
-          </w:rPr>
-          <w:t xml:space="preserve">Calvano</w:t>
-        </w:r>
-        <w:r>
-          <w:rPr>
-            <w:rStyle w:val="Hyperlink"/>
-          </w:rPr>
-          <w:t xml:space="preserve"> </w:t>
-        </w:r>
-        <w:r>
-          <w:rPr>
-            <w:rStyle w:val="Hyperlink"/>
-          </w:rPr>
-          <w:t xml:space="preserve">et al., 2020</w:t>
-        </w:r>
-      </w:hyperlink>
-      <w:r>
-        <w:t xml:space="preserve">)</w:t>
-      </w:r>
-      <w:r>
-        <w:t xml:space="preserve">.</w:t>
-      </w:r>
-    </w:p>
-    <w:bookmarkEnd w:id="136"/>
-    <w:bookmarkStart w:id="138" w:name="e_valoraci__n_qu___facilita_y_qu___69588"/>
-    <w:p>
-      <w:pPr>
-        <w:pStyle w:val="Heading4"/>
-      </w:pPr>
-      <w:r>
-        <w:t xml:space="preserve">e) Valoración: qué facilita y qué dificulta la colusión</w:t>
       </w:r>
     </w:p>
     <w:p>
@@ -22640,6 +22773,187 @@
         </w:numPr>
       </w:pPr>
       <w:r>
+        <w:t xml:space="preserve">El cártel ferroviario del Joint Executive Committee (Estados Unidos, 1880-1886) alternó periodos de colusión y guerras de precios como predicen</w:t>
+      </w:r>
+      <w:r>
+        <w:t xml:space="preserve"> </w:t>
+      </w:r>
+      <w:r>
+        <w:rPr>
+          <w:smallCaps/>
+        </w:rPr>
+        <w:t xml:space="preserve">Green</w:t>
+      </w:r>
+      <w:r>
+        <w:t xml:space="preserve"> </w:t>
+      </w:r>
+      <w:r>
+        <w:t xml:space="preserve">y</w:t>
+      </w:r>
+      <w:r>
+        <w:t xml:space="preserve"> </w:t>
+      </w:r>
+      <w:r>
+        <w:rPr>
+          <w:smallCaps/>
+        </w:rPr>
+        <w:t xml:space="preserve">Porter</w:t>
+      </w:r>
+      <w:r>
+        <w:t xml:space="preserve"> </w:t>
+      </w:r>
+      <w:r>
+        <w:t xml:space="preserve">(</w:t>
+      </w:r>
+      <w:hyperlink w:anchor="ref_Porter1983Study">
+        <w:r>
+          <w:rPr>
+            <w:rStyle w:val="Hyperlink"/>
+            <w:smallCaps/>
+          </w:rPr>
+          <w:t xml:space="preserve">Porter</w:t>
+        </w:r>
+        <w:r>
+          <w:rPr>
+            <w:rStyle w:val="Hyperlink"/>
+          </w:rPr>
+          <w:t xml:space="preserve">, 1983</w:t>
+        </w:r>
+      </w:hyperlink>
+      <w:r>
+        <w:t xml:space="preserve">)</w:t>
+      </w:r>
+      <w:r>
+        <w:t xml:space="preserve">.</w:t>
+      </w:r>
+    </w:p>
+    <w:p>
+      <w:pPr>
+        <w:numPr>
+          <w:ilvl w:val="0"/>
+          <w:numId w:val="1065"/>
+        </w:numPr>
+      </w:pPr>
+      <w:r>
+        <w:t xml:space="preserve">En Perth, las gasolineras aprendieron a coordinar sus precios con ciclos en los que una empresa líder señalaba las subidas</w:t>
+      </w:r>
+      <w:r>
+        <w:t xml:space="preserve"> </w:t>
+      </w:r>
+      <w:r>
+        <w:t xml:space="preserve">(</w:t>
+      </w:r>
+      <w:hyperlink w:anchor="ref_ByrneDeRoos2019Learning">
+        <w:r>
+          <w:rPr>
+            <w:rStyle w:val="Hyperlink"/>
+            <w:smallCaps/>
+          </w:rPr>
+          <w:t xml:space="preserve">Byrne</w:t>
+        </w:r>
+        <w:r>
+          <w:rPr>
+            <w:rStyle w:val="Hyperlink"/>
+          </w:rPr>
+          <w:t xml:space="preserve"> </w:t>
+        </w:r>
+        <w:r>
+          <w:rPr>
+            <w:rStyle w:val="Hyperlink"/>
+          </w:rPr>
+          <w:t xml:space="preserve">y</w:t>
+        </w:r>
+        <w:r>
+          <w:rPr>
+            <w:rStyle w:val="Hyperlink"/>
+          </w:rPr>
+          <w:t xml:space="preserve"> </w:t>
+        </w:r>
+        <w:r>
+          <w:rPr>
+            <w:rStyle w:val="Hyperlink"/>
+            <w:smallCaps/>
+          </w:rPr>
+          <w:t xml:space="preserve">de</w:t>
+        </w:r>
+        <w:r>
+          <w:rPr>
+            <w:rStyle w:val="Hyperlink"/>
+          </w:rPr>
+          <w:t xml:space="preserve"> </w:t>
+        </w:r>
+        <w:r>
+          <w:rPr>
+            <w:rStyle w:val="Hyperlink"/>
+            <w:smallCaps/>
+          </w:rPr>
+          <w:t xml:space="preserve">Roos</w:t>
+        </w:r>
+        <w:r>
+          <w:rPr>
+            <w:rStyle w:val="Hyperlink"/>
+          </w:rPr>
+          <w:t xml:space="preserve">, 2019</w:t>
+        </w:r>
+      </w:hyperlink>
+      <w:r>
+        <w:t xml:space="preserve">)</w:t>
+      </w:r>
+      <w:r>
+        <w:t xml:space="preserve">; y algoritmos de aprendizaje automático que fijan precios llegan por sí solos a precios de colusión sostenidos con castigos, sin comunicarse</w:t>
+      </w:r>
+      <w:r>
+        <w:t xml:space="preserve"> </w:t>
+      </w:r>
+      <w:r>
+        <w:t xml:space="preserve">(</w:t>
+      </w:r>
+      <w:hyperlink w:anchor="ref_CalvanoEtAl2020Artificial">
+        <w:r>
+          <w:rPr>
+            <w:rStyle w:val="Hyperlink"/>
+            <w:smallCaps/>
+          </w:rPr>
+          <w:t xml:space="preserve">Calvano</w:t>
+        </w:r>
+        <w:r>
+          <w:rPr>
+            <w:rStyle w:val="Hyperlink"/>
+          </w:rPr>
+          <w:t xml:space="preserve"> </w:t>
+        </w:r>
+        <w:r>
+          <w:rPr>
+            <w:rStyle w:val="Hyperlink"/>
+          </w:rPr>
+          <w:t xml:space="preserve">et al., 2020</w:t>
+        </w:r>
+      </w:hyperlink>
+      <w:r>
+        <w:t xml:space="preserve">)</w:t>
+      </w:r>
+      <w:r>
+        <w:t xml:space="preserve">.</w:t>
+      </w:r>
+    </w:p>
+    <w:bookmarkEnd w:id="135"/>
+    <w:bookmarkStart w:id="137" w:name="e_valoraci__n_qu___facilita_y_qu___69588"/>
+    <w:p>
+      <w:pPr>
+        <w:pStyle w:val="Heading4"/>
+      </w:pPr>
+      <w:r>
+        <w:t xml:space="preserve">e) Valoración: qué facilita y qué dificulta la colusión</w:t>
+      </w:r>
+    </w:p>
+    <w:p>
+      <w:pPr>
+        <w:numPr>
+          <w:ilvl w:val="0"/>
+          <w:numId w:val="1066"/>
+        </w:numPr>
+      </w:pPr>
+      <w:r>
         <w:t xml:space="preserve">El resultado de</w:t>
       </w:r>
       <w:r>
@@ -22814,7 +23128,7 @@
         <w:t xml:space="preserve">.</w:t>
       </w:r>
     </w:p>
-    <w:bookmarkStart w:id="137" w:name="tab_factores_colusion"/>
+    <w:bookmarkStart w:id="136" w:name="tab_factores_colusion"/>
     <w:p>
       <w:pPr>
         <w:pStyle w:val="TableCaption"/>
@@ -23070,7 +23384,7 @@
             <w:r>
               <w:t xml:space="preserve"> </w:t>
             </w:r>
-            <w:hyperlink r:id="rId44">
+            <w:hyperlink r:id="rId43">
               <w:r>
                 <w:rPr>
                   <w:rStyle w:val="Referenciaatema"/>
@@ -23857,7 +24171,7 @@
         </w:tc>
       </w:tr>
     </w:tbl>
-    <w:bookmarkEnd w:id="137"/>
+    <w:bookmarkEnd w:id="136"/>
     <w:p>
       <w:pPr>
         <w:pStyle w:val="BodyText"/>
@@ -23982,148 +24296,6 @@
           <w:iCs/>
         </w:rPr>
         <w:t xml:space="preserve">.</w:t>
-      </w:r>
-    </w:p>
-    <w:p>
-      <w:pPr>
-        <w:numPr>
-          <w:ilvl w:val="0"/>
-          <w:numId w:val="1066"/>
-        </w:numPr>
-      </w:pPr>
-      <w:r>
-        <w:t xml:space="preserve">La crítica de fondo es la del teorema de tradición oral: el modelo explica que la colusión</w:t>
-      </w:r>
-      <w:r>
-        <w:t xml:space="preserve"> </w:t>
-      </w:r>
-      <w:r>
-        <w:rPr>
-          <w:i/>
-          <w:iCs/>
-        </w:rPr>
-        <w:t xml:space="preserve">puede</w:t>
-      </w:r>
-      <w:r>
-        <w:t xml:space="preserve"> </w:t>
-      </w:r>
-      <w:r>
-        <w:t xml:space="preserve">sostenerse, pero no cómo eligen las empresas el precio colusorio ni cómo se reparten el mercado, sobre todo si son distintas. Para eso hace falta ponerse de acuerdo: el cártel.</w:t>
-      </w:r>
-    </w:p>
-    <w:p>
-      <w:pPr>
-        <w:numPr>
-          <w:ilvl w:val="0"/>
-          <w:numId w:val="1066"/>
-        </w:numPr>
-      </w:pPr>
-      <w:r>
-        <w:rPr>
-          <w:i/>
-          <w:iCs/>
-        </w:rPr>
-        <w:t xml:space="preserve">Recapitulación del bloque II</w:t>
-      </w:r>
-      <w:r>
-        <w:t xml:space="preserve">: con un final conocido, la repetición no ayuda; sin él, la amenaza de una guerra de precios sostiene la colusión si las empresas son pacientes y pocas, se ven a menudo y detectan pronto las rebajas. Es cooperación sin contratos, y por eso es frágil y múltiple. Pasamos a la cooperación con acuerdo explícito.</w:t>
-      </w:r>
-    </w:p>
-    <w:bookmarkEnd w:id="138"/>
-    <w:bookmarkEnd w:id="139"/>
-    <w:bookmarkEnd w:id="140"/>
-    <w:bookmarkStart w:id="175" w:name="sec_soluciones_cooperativas"/>
-    <w:p>
-      <w:pPr>
-        <w:pStyle w:val="Heading1"/>
-      </w:pPr>
-      <w:r>
-        <w:t xml:space="preserve">III.</w:t>
-      </w:r>
-      <w:r>
-        <w:t xml:space="preserve"> </w:t>
-      </w:r>
-      <w:r>
-        <w:t xml:space="preserve">Soluciones cooperativas:</w:t>
-      </w:r>
-      <w:r>
-        <w:br/>
-      </w:r>
-      <w:r>
-        <w:t xml:space="preserve">el cártel y el reparto de sus ganancias</w:t>
-      </w:r>
-      <w:r>
-        <w:t xml:space="preserve"> </w:t>
-      </w:r>
-      <w:r>
-        <w:rPr>
-          <w:rStyle w:val="Minutos"/>
-        </w:rPr>
-        <w:t xml:space="preserve">8′30″</w:t>
-      </w:r>
-    </w:p>
-    <w:p>
-      <w:pPr>
-        <w:pStyle w:val="Notaalopositor"/>
-      </w:pPr>
-      <w:r>
-        <w:rPr>
-          <w:b/>
-          <w:bCs/>
-        </w:rPr>
-        <w:t xml:space="preserve">Nota al opositor. </w:t>
-      </w:r>
-      <w:r>
-        <w:t xml:space="preserve">En el cante: el cártel como monopolista multiplanta, con la condición (</w:t>
-      </w:r>
-      <w:hyperlink w:anchor="eq_cartel">
-        <w:r>
-          <w:rPr>
-            <w:rStyle w:val="Hyperlink"/>
-          </w:rPr>
-          <w:t xml:space="preserve">4</w:t>
-        </w:r>
-      </w:hyperlink>
-      <w:r>
-        <w:t xml:space="preserve">), su inestabilidad sobre el plano de cantidades (la última capa del gráfico de</w:t>
-      </w:r>
-      <w:r>
-        <w:t xml:space="preserve"> </w:t>
-      </w:r>
-      <w:r>
-        <w:rPr>
-          <w:smallCaps/>
-        </w:rPr>
-        <w:t xml:space="preserve">Cournot</w:t>
-      </w:r>
-      <w:r>
-        <w:t xml:space="preserve">) y la tabla del dilema; los cárteles parciales y la paradoja de las fusiones, en una frase (3′); el reparto, con la solución de</w:t>
-      </w:r>
-      <w:r>
-        <w:t xml:space="preserve"> </w:t>
-      </w:r>
-      <w:r>
-        <w:rPr>
-          <w:smallCaps/>
-        </w:rPr>
-        <w:t xml:space="preserve">Nash</w:t>
-      </w:r>
-      <w:r>
-        <w:t xml:space="preserve"> </w:t>
-      </w:r>
-      <w:r>
-        <w:t xml:space="preserve">en una línea y los 3 valores de la función característica, con sus 2 conclusiones (núcleo no vacío; ventaja de quedarse fuera) (3′); la entrada en 3 frases y la defensa de la competencia, con la clemencia como dilema del prisionero ligada a (</w:t>
-      </w:r>
-      <w:hyperlink w:anchor="eq_colusion">
-        <w:r>
-          <w:rPr>
-            <w:rStyle w:val="Hyperlink"/>
-          </w:rPr>
-          <w:t xml:space="preserve">3</w:t>
-        </w:r>
-      </w:hyperlink>
-      <w:r>
-        <w:t xml:space="preserve">) y 2 datos (2′30″). El ejemplo de la negociación con costes distintos y los casos concretos son de apoyo.</w:t>
       </w:r>
     </w:p>
     <w:p>
@@ -24134,7 +24306,7 @@
         </w:numPr>
       </w:pPr>
       <w:r>
-        <w:t xml:space="preserve">La colusión tácita es frágil y no dice qué precio elegir ni cómo repartir el mercado. Las empresas pueden resolverlo poniéndose de acuerdo de forma expresa. Su</w:t>
+        <w:t xml:space="preserve">La crítica de fondo es la del teorema de tradición oral: el modelo explica que la colusión</w:t>
       </w:r>
       <w:r>
         <w:t xml:space="preserve"> </w:t>
@@ -24144,10 +24316,90 @@
           <w:i/>
           <w:iCs/>
         </w:rPr>
-        <w:t xml:space="preserve">conclusión anticipada</w:t>
-      </w:r>
-      <w:r>
-        <w:t xml:space="preserve">: el cártel maximiza el beneficio conjunto como lo haría un monopolista con varias plantas, pero el acuerdo no es un equilibrio de</w:t>
+        <w:t xml:space="preserve">puede</w:t>
+      </w:r>
+      <w:r>
+        <w:t xml:space="preserve"> </w:t>
+      </w:r>
+      <w:r>
+        <w:t xml:space="preserve">sostenerse, pero no cómo eligen las empresas el precio colusorio ni cómo se reparten el mercado, sobre todo si son distintas. Para eso hace falta ponerse de acuerdo: el cártel.</w:t>
+      </w:r>
+    </w:p>
+    <w:p>
+      <w:pPr>
+        <w:numPr>
+          <w:ilvl w:val="0"/>
+          <w:numId w:val="1067"/>
+        </w:numPr>
+      </w:pPr>
+      <w:r>
+        <w:rPr>
+          <w:i/>
+          <w:iCs/>
+        </w:rPr>
+        <w:t xml:space="preserve">Recapitulación del bloque II</w:t>
+      </w:r>
+      <w:r>
+        <w:t xml:space="preserve">: con un final conocido, la repetición no ayuda; sin él, la amenaza de una guerra de precios sostiene la colusión si las empresas son pacientes y pocas, se ven a menudo y detectan pronto las rebajas. Es cooperación sin contratos, y por eso es frágil y múltiple. Pasamos a la cooperación con acuerdo explícito.</w:t>
+      </w:r>
+    </w:p>
+    <w:bookmarkEnd w:id="137"/>
+    <w:bookmarkEnd w:id="138"/>
+    <w:bookmarkEnd w:id="139"/>
+    <w:bookmarkStart w:id="174" w:name="sec_soluciones_cooperativas"/>
+    <w:p>
+      <w:pPr>
+        <w:pStyle w:val="Heading1"/>
+      </w:pPr>
+      <w:r>
+        <w:t xml:space="preserve">III.</w:t>
+      </w:r>
+      <w:r>
+        <w:t xml:space="preserve"> </w:t>
+      </w:r>
+      <w:r>
+        <w:t xml:space="preserve">Soluciones cooperativas:</w:t>
+      </w:r>
+      <w:r>
+        <w:br/>
+      </w:r>
+      <w:r>
+        <w:t xml:space="preserve">el cártel y el reparto de sus ganancias</w:t>
+      </w:r>
+      <w:r>
+        <w:t xml:space="preserve"> </w:t>
+      </w:r>
+      <w:r>
+        <w:rPr>
+          <w:rStyle w:val="Minutos"/>
+        </w:rPr>
+        <w:t xml:space="preserve">8′30″</w:t>
+      </w:r>
+    </w:p>
+    <w:p>
+      <w:pPr>
+        <w:pStyle w:val="Notaalopositor"/>
+      </w:pPr>
+      <w:r>
+        <w:rPr>
+          <w:b/>
+          <w:bCs/>
+        </w:rPr>
+        <w:t xml:space="preserve">Nota al opositor. </w:t>
+      </w:r>
+      <w:r>
+        <w:t xml:space="preserve">En el cante: el cártel como monopolista multiplanta, con la condición (</w:t>
+      </w:r>
+      <w:hyperlink w:anchor="eq_cartel">
+        <w:r>
+          <w:rPr>
+            <w:rStyle w:val="Hyperlink"/>
+          </w:rPr>
+          <w:t xml:space="preserve">4</w:t>
+        </w:r>
+      </w:hyperlink>
+      <w:r>
+        <w:t xml:space="preserve">), su inestabilidad sobre el plano de cantidades (la última capa del gráfico de</w:t>
       </w:r>
       <w:r>
         <w:t xml:space="preserve"> </w:t>
@@ -24156,45 +24408,107 @@
         <w:rPr>
           <w:smallCaps/>
         </w:rPr>
+        <w:t xml:space="preserve">Cournot</w:t>
+      </w:r>
+      <w:r>
+        <w:t xml:space="preserve">) y la tabla del dilema; los cárteles parciales y la paradoja de las fusiones, en una frase (3′); el reparto, con la solución de</w:t>
+      </w:r>
+      <w:r>
+        <w:t xml:space="preserve"> </w:t>
+      </w:r>
+      <w:r>
+        <w:rPr>
+          <w:smallCaps/>
+        </w:rPr>
         <w:t xml:space="preserve">Nash</w:t>
       </w:r>
       <w:r>
-        <w:t xml:space="preserve">; cómo se reparte lo ganado depende de lo que cada empresa conseguiría sin él; y, como nadie puede hacerlo cumplir ante un juez, la entrada y la política de competencia lo limitan.</w:t>
-      </w:r>
-    </w:p>
-    <w:bookmarkStart w:id="161" w:name="sec_cartel"/>
-    <w:p>
-      <w:pPr>
-        <w:pStyle w:val="Heading2"/>
-      </w:pPr>
-      <w:r>
-        <w:t xml:space="preserve">III.1.</w:t>
-      </w:r>
-      <w:r>
-        <w:t xml:space="preserve"> </w:t>
-      </w:r>
-      <w:r>
-        <w:t xml:space="preserve">Colusión explícita: el cártel</w:t>
-      </w:r>
-    </w:p>
-    <w:bookmarkStart w:id="141" w:name="a_idea_6"/>
-    <w:p>
-      <w:pPr>
-        <w:pStyle w:val="Heading4"/>
-      </w:pPr>
-      <w:r>
-        <w:t xml:space="preserve">a) Idea</w:t>
-      </w:r>
-    </w:p>
-    <w:p>
-      <w:pPr>
-        <w:keepNext/>
+        <w:t xml:space="preserve"> </w:t>
+      </w:r>
+      <w:r>
+        <w:t xml:space="preserve">en una línea y los 3 valores de la función característica, con sus 2 conclusiones (núcleo no vacío; ventaja de quedarse fuera) (3′); la entrada en 3 frases y la defensa de la competencia, con la clemencia como dilema del prisionero ligada a (</w:t>
+      </w:r>
+      <w:hyperlink w:anchor="eq_colusion">
+        <w:r>
+          <w:rPr>
+            <w:rStyle w:val="Hyperlink"/>
+          </w:rPr>
+          <w:t xml:space="preserve">3</w:t>
+        </w:r>
+      </w:hyperlink>
+      <w:r>
+        <w:t xml:space="preserve">) y 2 datos (2′30″). El ejemplo de la negociación con costes distintos y los casos concretos son de apoyo.</w:t>
+      </w:r>
+    </w:p>
+    <w:p>
+      <w:pPr>
         <w:numPr>
           <w:ilvl w:val="0"/>
           <w:numId w:val="1068"/>
         </w:numPr>
       </w:pPr>
       <w:r>
+        <w:t xml:space="preserve">La colusión tácita es frágil y no dice qué precio elegir ni cómo repartir el mercado. Las empresas pueden resolverlo poniéndose de acuerdo de forma expresa. Su</w:t>
+      </w:r>
+      <w:r>
+        <w:t xml:space="preserve"> </w:t>
+      </w:r>
+      <w:r>
+        <w:rPr>
+          <w:i/>
+          <w:iCs/>
+        </w:rPr>
+        <w:t xml:space="preserve">conclusión anticipada</w:t>
+      </w:r>
+      <w:r>
+        <w:t xml:space="preserve">: el cártel maximiza el beneficio conjunto como lo haría un monopolista con varias plantas, pero el acuerdo no es un equilibrio de</w:t>
+      </w:r>
+      <w:r>
+        <w:t xml:space="preserve"> </w:t>
+      </w:r>
+      <w:r>
+        <w:rPr>
+          <w:smallCaps/>
+        </w:rPr>
+        <w:t xml:space="preserve">Nash</w:t>
+      </w:r>
+      <w:r>
+        <w:t xml:space="preserve">; cómo se reparte lo ganado depende de lo que cada empresa conseguiría sin él; y, como nadie puede hacerlo cumplir ante un juez, la entrada y la política de competencia lo limitan.</w:t>
+      </w:r>
+    </w:p>
+    <w:bookmarkStart w:id="160" w:name="sec_cartel"/>
+    <w:p>
+      <w:pPr>
+        <w:pStyle w:val="Heading2"/>
+      </w:pPr>
+      <w:r>
+        <w:t xml:space="preserve">III.1.</w:t>
+      </w:r>
+      <w:r>
+        <w:t xml:space="preserve"> </w:t>
+      </w:r>
+      <w:r>
+        <w:t xml:space="preserve">Colusión explícita: el cártel</w:t>
+      </w:r>
+    </w:p>
+    <w:bookmarkStart w:id="140" w:name="a_idea_6"/>
+    <w:p>
+      <w:pPr>
+        <w:pStyle w:val="Heading4"/>
+      </w:pPr>
+      <w:r>
+        <w:t xml:space="preserve">a) Idea</w:t>
+      </w:r>
+    </w:p>
+    <w:p>
+      <w:pPr>
+        <w:keepNext/>
+        <w:numPr>
+          <w:ilvl w:val="0"/>
+          <w:numId w:val="1069"/>
+        </w:numPr>
+      </w:pPr>
+      <w:r>
         <w:t xml:space="preserve">La</w:t>
       </w:r>
       <w:r>
@@ -24218,137 +24532,137 @@
       <w:pPr>
         <w:numPr>
           <w:ilvl w:val="1"/>
+          <w:numId w:val="1070"/>
+        </w:numPr>
+      </w:pPr>
+      <w:r>
+        <w:rPr>
+          <w:b/>
+          <w:bCs/>
+        </w:rPr>
+        <w:t xml:space="preserve">explícita</w:t>
+      </w:r>
+      <w:r>
+        <w:t xml:space="preserve">: un acuerdo expreso entre competidores sobre precios, cuotas, clientes o territorios, el</w:t>
+      </w:r>
+      <w:r>
+        <w:t xml:space="preserve"> </w:t>
+      </w:r>
+      <w:r>
+        <w:rPr>
+          <w:b/>
+          <w:bCs/>
+        </w:rPr>
+        <w:t xml:space="preserve">cártel</w:t>
+      </w:r>
+      <w:r>
+        <w:t xml:space="preserve">; en la Unión Europea y en España está prohibida</w:t>
+      </w:r>
+      <w:r>
+        <w:t xml:space="preserve"> </w:t>
+      </w:r>
+      <w:hyperlink r:id="rId26">
+        <w:r>
+          <w:rPr>
+            <w:rStyle w:val="Referenciaatema"/>
+          </w:rPr>
+          <w:t xml:space="preserve">[ver tema 3.B.39]</w:t>
+        </w:r>
+      </w:hyperlink>
+      <w:r>
+        <w:t xml:space="preserve">;</w:t>
+      </w:r>
+    </w:p>
+    <w:p>
+      <w:pPr>
+        <w:numPr>
+          <w:ilvl w:val="1"/>
+          <w:numId w:val="1070"/>
+        </w:numPr>
+      </w:pPr>
+      <w:r>
+        <w:rPr>
+          <w:b/>
+          <w:bCs/>
+        </w:rPr>
+        <w:t xml:space="preserve">tácita</w:t>
+      </w:r>
+      <w:r>
+        <w:t xml:space="preserve">: una coordinación sin comunicación, sostenida por el entendimiento compartido de que a todas les conviene el precio alto (</w:t>
+      </w:r>
+      <w:hyperlink w:anchor="sec_horizonte_infinito">
+        <w:r>
+          <w:rPr>
+            <w:rStyle w:val="Hyperlink"/>
+          </w:rPr>
+          <w:t xml:space="preserve">II.2</w:t>
+        </w:r>
+      </w:hyperlink>
+      <w:r>
+        <w:t xml:space="preserve">).</w:t>
+      </w:r>
+    </w:p>
+    <w:p>
+      <w:pPr>
+        <w:numPr>
+          <w:ilvl w:val="0"/>
           <w:numId w:val="1069"/>
         </w:numPr>
       </w:pPr>
       <w:r>
         <w:rPr>
-          <w:b/>
-          <w:bCs/>
-        </w:rPr>
-        <w:t xml:space="preserve">explícita</w:t>
-      </w:r>
-      <w:r>
-        <w:t xml:space="preserve">: un acuerdo expreso entre competidores sobre precios, cuotas, clientes o territorios, el</w:t>
-      </w:r>
-      <w:r>
-        <w:t xml:space="preserve"> </w:t>
-      </w:r>
-      <w:r>
-        <w:rPr>
-          <w:b/>
-          <w:bCs/>
-        </w:rPr>
-        <w:t xml:space="preserve">cártel</w:t>
-      </w:r>
-      <w:r>
-        <w:t xml:space="preserve">; en la Unión Europea y en España está prohibida</w:t>
-      </w:r>
-      <w:r>
-        <w:t xml:space="preserve"> </w:t>
-      </w:r>
-      <w:hyperlink r:id="rId26">
-        <w:r>
-          <w:rPr>
-            <w:rStyle w:val="Referenciaatema"/>
-          </w:rPr>
-          <w:t xml:space="preserve">[ver tema 3.B.39]</w:t>
+          <w:smallCaps/>
+        </w:rPr>
+        <w:t xml:space="preserve">Stigler</w:t>
+      </w:r>
+      <w:r>
+        <w:t xml:space="preserve"> </w:t>
+      </w:r>
+      <w:r>
+        <w:t xml:space="preserve">(</w:t>
+      </w:r>
+      <w:hyperlink w:anchor="ref_Stigler1950Monopoly">
+        <w:r>
+          <w:rPr>
+            <w:rStyle w:val="Hyperlink"/>
+          </w:rPr>
+          <w:t xml:space="preserve">1950</w:t>
         </w:r>
       </w:hyperlink>
       <w:r>
-        <w:t xml:space="preserve">;</w:t>
-      </w:r>
-    </w:p>
-    <w:p>
-      <w:pPr>
-        <w:numPr>
-          <w:ilvl w:val="1"/>
-          <w:numId w:val="1069"/>
-        </w:numPr>
-      </w:pPr>
-      <w:r>
-        <w:rPr>
-          <w:b/>
-          <w:bCs/>
-        </w:rPr>
-        <w:t xml:space="preserve">tácita</w:t>
-      </w:r>
-      <w:r>
-        <w:t xml:space="preserve">: una coordinación sin comunicación, sostenida por el entendimiento compartido de que a todas les conviene el precio alto (</w:t>
-      </w:r>
-      <w:hyperlink w:anchor="sec_horizonte_infinito">
-        <w:r>
-          <w:rPr>
-            <w:rStyle w:val="Hyperlink"/>
-          </w:rPr>
-          <w:t xml:space="preserve">II.2</w:t>
-        </w:r>
-      </w:hyperlink>
-      <w:r>
-        <w:t xml:space="preserve">).</w:t>
+        <w:t xml:space="preserve">)</w:t>
+      </w:r>
+      <w:r>
+        <w:t xml:space="preserve"> </w:t>
+      </w:r>
+      <w:r>
+        <w:t xml:space="preserve">lo resume: el beneficio conjunto de las empresas de una industria es máximo cuando actúan juntas como un monopolista.</w:t>
+      </w:r>
+    </w:p>
+    <w:bookmarkEnd w:id="140"/>
+    <w:bookmarkStart w:id="157" w:name="b_modelo_6"/>
+    <w:p>
+      <w:pPr>
+        <w:pStyle w:val="Heading4"/>
+      </w:pPr>
+      <w:r>
+        <w:t xml:space="preserve">b) Modelo</w:t>
+      </w:r>
+    </w:p>
+    <w:bookmarkStart w:id="141" w:name="i_supuestos_6"/>
+    <w:p>
+      <w:pPr>
+        <w:pStyle w:val="Heading5"/>
+      </w:pPr>
+      <w:r>
+        <w:t xml:space="preserve">i) Supuestos</w:t>
       </w:r>
     </w:p>
     <w:p>
       <w:pPr>
         <w:numPr>
           <w:ilvl w:val="0"/>
-          <w:numId w:val="1068"/>
-        </w:numPr>
-      </w:pPr>
-      <w:r>
-        <w:rPr>
-          <w:smallCaps/>
-        </w:rPr>
-        <w:t xml:space="preserve">Stigler</w:t>
-      </w:r>
-      <w:r>
-        <w:t xml:space="preserve"> </w:t>
-      </w:r>
-      <w:r>
-        <w:t xml:space="preserve">(</w:t>
-      </w:r>
-      <w:hyperlink w:anchor="ref_Stigler1950Monopoly">
-        <w:r>
-          <w:rPr>
-            <w:rStyle w:val="Hyperlink"/>
-          </w:rPr>
-          <w:t xml:space="preserve">1950</w:t>
-        </w:r>
-      </w:hyperlink>
-      <w:r>
-        <w:t xml:space="preserve">)</w:t>
-      </w:r>
-      <w:r>
-        <w:t xml:space="preserve"> </w:t>
-      </w:r>
-      <w:r>
-        <w:t xml:space="preserve">lo resume: el beneficio conjunto de las empresas de una industria es máximo cuando actúan juntas como un monopolista.</w:t>
-      </w:r>
-    </w:p>
-    <w:bookmarkEnd w:id="141"/>
-    <w:bookmarkStart w:id="158" w:name="b_modelo_6"/>
-    <w:p>
-      <w:pPr>
-        <w:pStyle w:val="Heading4"/>
-      </w:pPr>
-      <w:r>
-        <w:t xml:space="preserve">b) Modelo</w:t>
-      </w:r>
-    </w:p>
-    <w:bookmarkStart w:id="142" w:name="i_supuestos_6"/>
-    <w:p>
-      <w:pPr>
-        <w:pStyle w:val="Heading5"/>
-      </w:pPr>
-      <w:r>
-        <w:t xml:space="preserve">i) Supuestos</w:t>
-      </w:r>
-    </w:p>
-    <w:p>
-      <w:pPr>
-        <w:numPr>
-          <w:ilvl w:val="0"/>
-          <w:numId w:val="1070"/>
+          <w:numId w:val="1071"/>
         </w:numPr>
       </w:pPr>
       <w:r>
@@ -24456,8 +24770,8 @@
         <w:t xml:space="preserve">venden un producto homogéneo y delegan la decisión en el cártel, que maximiza el beneficio conjunto. De momento, el acuerdo se cumple: ese supuesto se discute en las implicaciones.</w:t>
       </w:r>
     </w:p>
-    <w:bookmarkEnd w:id="142"/>
-    <w:bookmarkStart w:id="152" w:name="ii_desarrollo_6"/>
+    <w:bookmarkEnd w:id="141"/>
+    <w:bookmarkStart w:id="151" w:name="ii_desarrollo_6"/>
     <w:p>
       <w:pPr>
         <w:pStyle w:val="Heading5"/>
@@ -24470,7 +24784,7 @@
       <w:pPr>
         <w:numPr>
           <w:ilvl w:val="0"/>
-          <w:numId w:val="1071"/>
+          <w:numId w:val="1072"/>
         </w:numPr>
       </w:pPr>
       <w:r>
@@ -24493,8 +24807,8 @@
       <w:r>
         <w:t xml:space="preserve"> </w:t>
       </w:r>
-      <w:bookmarkStart w:id="143" w:name="eq_cartel"/>
-      <w:bookmarkEnd w:id="143"/>
+      <w:bookmarkStart w:id="142" w:name="eq_cartel"/>
+      <w:bookmarkEnd w:id="142"/>
     </w:p>
     <w:p>
       <w:pPr>
@@ -24966,7 +25280,7 @@
       <w:pPr>
         <w:numPr>
           <w:ilvl w:val="0"/>
-          <w:numId w:val="1071"/>
+          <w:numId w:val="1072"/>
         </w:numPr>
       </w:pPr>
       <w:r>
@@ -25099,7 +25413,7 @@
       <w:pPr>
         <w:numPr>
           <w:ilvl w:val="0"/>
-          <w:numId w:val="1071"/>
+          <w:numId w:val="1072"/>
         </w:numPr>
       </w:pPr>
       <w:r>
@@ -25239,7 +25553,7 @@
         <w:t xml:space="preserve">queda fuera de ella: las 2 ganarían moviéndose hacia la curva, dentro de la «lente» de sus isobeneficios.</w:t>
       </w:r>
     </w:p>
-    <w:bookmarkStart w:id="147" w:name="fig_cartel_multiplanta"/>
+    <w:bookmarkStart w:id="146" w:name="fig_cartel_multiplanta"/>
     <w:p>
       <w:pPr>
         <w:pStyle w:val="ImageCaption"/>
@@ -25263,18 +25577,18 @@
           <wp:inline>
             <wp:extent cx="5073650" cy="1988835"/>
             <wp:effectExtent b="0" l="0" r="0" t="0"/>
-            <wp:docPr descr="Gráfico 7.– El cártel como monopolista multiplanta: cuánto producir y cómo repartirlo" title="" id="145" name="Picture"/>
+            <wp:docPr descr="Gráfico 7.– El cártel como monopolista multiplanta: cuánto producir y cómo repartirlo" title="" id="144" name="Picture"/>
             <a:graphic>
               <a:graphicData uri="http://schemas.openxmlformats.org/drawingml/2006/picture">
                 <pic:pic>
                   <pic:nvPicPr>
-                    <pic:cNvPr descr="C:\Users\vgutierrez\Documents\src\victorgutierrezmarcos.github.io-revision\oposicion\temario\fuentes\3A19\graficos/cartel-multiplanta.png" id="146" name="Picture"/>
+                    <pic:cNvPr descr="C:\Users\vgutierrez\Documents\src\victorgutierrezmarcos.github.io-revision\oposicion\temario\fuentes\3A19\graficos/cartel-multiplanta.png" id="145" name="Picture"/>
                     <pic:cNvPicPr>
                       <a:picLocks noChangeArrowheads="1" noChangeAspect="1"/>
                     </pic:cNvPicPr>
                   </pic:nvPicPr>
                   <pic:blipFill>
-                    <a:blip r:embed="rId144"/>
+                    <a:blip r:embed="rId143"/>
                     <a:stretch>
                       <a:fillRect/>
                     </a:stretch>
@@ -25301,7 +25615,7 @@
         </w:drawing>
       </w:r>
     </w:p>
-    <w:bookmarkEnd w:id="147"/>
+    <w:bookmarkEnd w:id="146"/>
     <w:p>
       <w:pPr>
         <w:pStyle w:val="Piedeimagen"/>
@@ -25339,7 +25653,7 @@
         <w:t xml:space="preserve">.</w:t>
       </w:r>
     </w:p>
-    <w:bookmarkStart w:id="151" w:name="fig_cartel"/>
+    <w:bookmarkStart w:id="150" w:name="fig_cartel"/>
     <w:p>
       <w:pPr>
         <w:pStyle w:val="ImageCaption"/>
@@ -25363,18 +25677,18 @@
           <wp:inline>
             <wp:extent cx="3700780" cy="3301537"/>
             <wp:effectExtent b="0" l="0" r="0" t="0"/>
-            <wp:docPr descr="Gráfico 8.– El cártel en el plano de cantidades: curva de colusión e incentivo a desviarse" title="" id="149" name="Picture"/>
+            <wp:docPr descr="Gráfico 8.– El cártel en el plano de cantidades: curva de colusión e incentivo a desviarse" title="" id="148" name="Picture"/>
             <a:graphic>
               <a:graphicData uri="http://schemas.openxmlformats.org/drawingml/2006/picture">
                 <pic:pic>
                   <pic:nvPicPr>
-                    <pic:cNvPr descr="C:\Users\vgutierrez\Documents\src\victorgutierrezmarcos.github.io-revision\oposicion\temario\fuentes\3A19\graficos/cartel.png" id="150" name="Picture"/>
+                    <pic:cNvPr descr="C:\Users\vgutierrez\Documents\src\victorgutierrezmarcos.github.io-revision\oposicion\temario\fuentes\3A19\graficos/cartel.png" id="149" name="Picture"/>
                     <pic:cNvPicPr>
                       <a:picLocks noChangeArrowheads="1" noChangeAspect="1"/>
                     </pic:cNvPicPr>
                   </pic:nvPicPr>
                   <pic:blipFill>
-                    <a:blip r:embed="rId148"/>
+                    <a:blip r:embed="rId147"/>
                     <a:stretch>
                       <a:fillRect/>
                     </a:stretch>
@@ -25401,61 +25715,61 @@
         </w:drawing>
       </w:r>
     </w:p>
+    <w:bookmarkEnd w:id="150"/>
+    <w:p>
+      <w:pPr>
+        <w:pStyle w:val="Piedeimagen"/>
+      </w:pPr>
+      <w:r>
+        <w:t xml:space="preserve">Fuente: elaboración propia a partir de</w:t>
+      </w:r>
+      <w:r>
+        <w:t xml:space="preserve"> </w:t>
+      </w:r>
+      <w:r>
+        <w:rPr>
+          <w:smallCaps/>
+        </w:rPr>
+        <w:t xml:space="preserve">Pindyck</w:t>
+      </w:r>
+      <w:r>
+        <w:t xml:space="preserve"> </w:t>
+      </w:r>
+      <w:r>
+        <w:t xml:space="preserve">y</w:t>
+      </w:r>
+      <w:r>
+        <w:t xml:space="preserve"> </w:t>
+      </w:r>
+      <w:r>
+        <w:rPr>
+          <w:smallCaps/>
+        </w:rPr>
+        <w:t xml:space="preserve">Rubinfeld</w:t>
+      </w:r>
+      <w:r>
+        <w:t xml:space="preserve"> </w:t>
+      </w:r>
+      <w:r>
+        <w:t xml:space="preserve">(</w:t>
+      </w:r>
+      <w:hyperlink w:anchor="ref_PindyckRubinfeld2009Microeconomia">
+        <w:r>
+          <w:rPr>
+            <w:rStyle w:val="Hyperlink"/>
+          </w:rPr>
+          <w:t xml:space="preserve">2009</w:t>
+        </w:r>
+      </w:hyperlink>
+      <w:r>
+        <w:t xml:space="preserve">)</w:t>
+      </w:r>
+      <w:r>
+        <w:t xml:space="preserve">.</w:t>
+      </w:r>
+    </w:p>
     <w:bookmarkEnd w:id="151"/>
-    <w:p>
-      <w:pPr>
-        <w:pStyle w:val="Piedeimagen"/>
-      </w:pPr>
-      <w:r>
-        <w:t xml:space="preserve">Fuente: elaboración propia a partir de</w:t>
-      </w:r>
-      <w:r>
-        <w:t xml:space="preserve"> </w:t>
-      </w:r>
-      <w:r>
-        <w:rPr>
-          <w:smallCaps/>
-        </w:rPr>
-        <w:t xml:space="preserve">Pindyck</w:t>
-      </w:r>
-      <w:r>
-        <w:t xml:space="preserve"> </w:t>
-      </w:r>
-      <w:r>
-        <w:t xml:space="preserve">y</w:t>
-      </w:r>
-      <w:r>
-        <w:t xml:space="preserve"> </w:t>
-      </w:r>
-      <w:r>
-        <w:rPr>
-          <w:smallCaps/>
-        </w:rPr>
-        <w:t xml:space="preserve">Rubinfeld</w:t>
-      </w:r>
-      <w:r>
-        <w:t xml:space="preserve"> </w:t>
-      </w:r>
-      <w:r>
-        <w:t xml:space="preserve">(</w:t>
-      </w:r>
-      <w:hyperlink w:anchor="ref_PindyckRubinfeld2009Microeconomia">
-        <w:r>
-          <w:rPr>
-            <w:rStyle w:val="Hyperlink"/>
-          </w:rPr>
-          <w:t xml:space="preserve">2009</w:t>
-        </w:r>
-      </w:hyperlink>
-      <w:r>
-        <w:t xml:space="preserve">)</w:t>
-      </w:r>
-      <w:r>
-        <w:t xml:space="preserve">.</w:t>
-      </w:r>
-    </w:p>
-    <w:bookmarkEnd w:id="152"/>
-    <w:bookmarkStart w:id="157" w:name="iii_implicaciones_6"/>
+    <w:bookmarkStart w:id="156" w:name="iii_implicaciones_6"/>
     <w:p>
       <w:pPr>
         <w:pStyle w:val="Heading5"/>
@@ -25468,7 +25782,7 @@
       <w:pPr>
         <w:numPr>
           <w:ilvl w:val="0"/>
-          <w:numId w:val="1072"/>
+          <w:numId w:val="1073"/>
         </w:numPr>
       </w:pPr>
       <w:r>
@@ -25533,7 +25847,7 @@
       <w:pPr>
         <w:numPr>
           <w:ilvl w:val="0"/>
-          <w:numId w:val="1072"/>
+          <w:numId w:val="1073"/>
         </w:numPr>
       </w:pPr>
       <w:r>
@@ -25983,10 +26297,10 @@
         <w:rPr>
           <w:rStyle w:val="FootnoteReference"/>
         </w:rPr>
-        <w:footnoteReference w:id="153"/>
-      </w:r>
-    </w:p>
-    <w:bookmarkStart w:id="154" w:name="tab_cartel_dilema"/>
+        <w:footnoteReference w:id="152"/>
+      </w:r>
+    </w:p>
+    <w:bookmarkStart w:id="153" w:name="tab_cartel_dilema"/>
     <w:p>
       <w:pPr>
         <w:pStyle w:val="TableCaption"/>
@@ -26556,7 +26870,7 @@
         </w:tc>
       </w:tr>
     </w:tbl>
-    <w:bookmarkEnd w:id="154"/>
+    <w:bookmarkEnd w:id="153"/>
     <w:p>
       <w:pPr>
         <w:pStyle w:val="BodyText"/>
@@ -26792,7 +27106,7 @@
       <w:pPr>
         <w:numPr>
           <w:ilvl w:val="0"/>
-          <w:numId w:val="1073"/>
+          <w:numId w:val="1074"/>
         </w:numPr>
       </w:pPr>
       <w:r>
@@ -26820,12 +27134,12 @@
         <w:rPr>
           <w:rStyle w:val="FootnoteReference"/>
         </w:rPr>
-        <w:footnoteReference w:id="155"/>
-      </w:r>
-    </w:p>
+        <w:footnoteReference w:id="154"/>
+      </w:r>
+    </w:p>
+    <w:bookmarkEnd w:id="156"/>
     <w:bookmarkEnd w:id="157"/>
-    <w:bookmarkEnd w:id="158"/>
-    <w:bookmarkStart w:id="159" w:name="c_extensiones_c__rteles_parciales__76061"/>
+    <w:bookmarkStart w:id="158" w:name="c_extensiones_c__rteles_parciales__76061"/>
     <w:p>
       <w:pPr>
         <w:pStyle w:val="Heading4"/>
@@ -26838,7 +27152,7 @@
       <w:pPr>
         <w:numPr>
           <w:ilvl w:val="0"/>
-          <w:numId w:val="1074"/>
+          <w:numId w:val="1075"/>
         </w:numPr>
       </w:pPr>
       <w:r>
@@ -27070,7 +27384,7 @@
       <w:pPr>
         <w:numPr>
           <w:ilvl w:val="0"/>
-          <w:numId w:val="1074"/>
+          <w:numId w:val="1075"/>
         </w:numPr>
       </w:pPr>
       <w:r>
@@ -27155,7 +27469,7 @@
       <w:pPr>
         <w:numPr>
           <w:ilvl w:val="0"/>
-          <w:numId w:val="1074"/>
+          <w:numId w:val="1075"/>
         </w:numPr>
       </w:pPr>
       <w:r>
@@ -27240,61 +27554,6 @@
       </w:r>
       <w:r>
         <w:t xml:space="preserve">si a ninguna empresa de fuera le conviene entrar.</w:t>
-      </w:r>
-    </w:p>
-    <w:p>
-      <w:pPr>
-        <w:numPr>
-          <w:ilvl w:val="0"/>
-          <w:numId w:val="1074"/>
-        </w:numPr>
-      </w:pPr>
-      <w:r>
-        <w:rPr>
-          <w:i/>
-          <w:iCs/>
-        </w:rPr>
-        <w:t xml:space="preserve">Formación de cárteles</w:t>
-      </w:r>
-      <w:r>
-        <w:t xml:space="preserve">: si las empresas deciden primero si se unen y después compiten, el cártel se forma cuando son pocas y no cuando son muchas</w:t>
-      </w:r>
-      <w:r>
-        <w:t xml:space="preserve"> </w:t>
-      </w:r>
-      <w:r>
-        <w:t xml:space="preserve">(</w:t>
-      </w:r>
-      <w:hyperlink w:anchor="ref_Selten1973Simple">
-        <w:r>
-          <w:rPr>
-            <w:rStyle w:val="Hyperlink"/>
-            <w:smallCaps/>
-          </w:rPr>
-          <w:t xml:space="preserve">Selten</w:t>
-        </w:r>
-        <w:r>
-          <w:rPr>
-            <w:rStyle w:val="Hyperlink"/>
-          </w:rPr>
-          <w:t xml:space="preserve">, 1973</w:t>
-        </w:r>
-      </w:hyperlink>
-      <w:r>
-        <w:t xml:space="preserve">)</w:t>
-      </w:r>
-      <w:r>
-        <w:t xml:space="preserve">.</w:t>
-      </w:r>
-    </w:p>
-    <w:bookmarkEnd w:id="159"/>
-    <w:bookmarkStart w:id="160" w:name="d_valoraci__n"/>
-    <w:p>
-      <w:pPr>
-        <w:pStyle w:val="Heading4"/>
-      </w:pPr>
-      <w:r>
-        <w:t xml:space="preserve">d) Valoración</w:t>
       </w:r>
     </w:p>
     <w:p>
@@ -27305,42 +27564,51 @@
         </w:numPr>
       </w:pPr>
       <w:r>
-        <w:t xml:space="preserve">El modelo dice cuánto gana el cártel, pero no cómo se reparte, y el reparto importa: con costes distintos, la cantidad que minimiza el coste puede dejar a una empresa sin producir. ¿Por qué iba a aceptarlo? Es el problema del apartado siguiente.</w:t>
-      </w:r>
-    </w:p>
-    <w:bookmarkEnd w:id="160"/>
-    <w:bookmarkEnd w:id="161"/>
-    <w:bookmarkStart w:id="168" w:name="sec_reparto"/>
-    <w:p>
-      <w:pPr>
-        <w:pStyle w:val="Heading2"/>
-      </w:pPr>
-      <w:r>
-        <w:t xml:space="preserve">III.2.</w:t>
-      </w:r>
-      <w:r>
-        <w:t xml:space="preserve"> </w:t>
-      </w:r>
-      <w:r>
-        <w:t xml:space="preserve">El reparto de las ganancias: negociación, núcleo y valor de</w:t>
-      </w:r>
-      <w:r>
-        <w:t xml:space="preserve"> </w:t>
-      </w:r>
-      <w:r>
-        <w:rPr>
-          <w:smallCaps/>
-        </w:rPr>
-        <w:t xml:space="preserve">Shapley</w:t>
-      </w:r>
-    </w:p>
-    <w:bookmarkStart w:id="162" w:name="a_idea_7"/>
+        <w:rPr>
+          <w:i/>
+          <w:iCs/>
+        </w:rPr>
+        <w:t xml:space="preserve">Formación de cárteles</w:t>
+      </w:r>
+      <w:r>
+        <w:t xml:space="preserve">: si las empresas deciden primero si se unen y después compiten, el cártel se forma cuando son pocas y no cuando son muchas</w:t>
+      </w:r>
+      <w:r>
+        <w:t xml:space="preserve"> </w:t>
+      </w:r>
+      <w:r>
+        <w:t xml:space="preserve">(</w:t>
+      </w:r>
+      <w:hyperlink w:anchor="ref_Selten1973Simple">
+        <w:r>
+          <w:rPr>
+            <w:rStyle w:val="Hyperlink"/>
+            <w:smallCaps/>
+          </w:rPr>
+          <w:t xml:space="preserve">Selten</w:t>
+        </w:r>
+        <w:r>
+          <w:rPr>
+            <w:rStyle w:val="Hyperlink"/>
+          </w:rPr>
+          <w:t xml:space="preserve">, 1973</w:t>
+        </w:r>
+      </w:hyperlink>
+      <w:r>
+        <w:t xml:space="preserve">)</w:t>
+      </w:r>
+      <w:r>
+        <w:t xml:space="preserve">.</w:t>
+      </w:r>
+    </w:p>
+    <w:bookmarkEnd w:id="158"/>
+    <w:bookmarkStart w:id="159" w:name="d_valoraci__n"/>
     <w:p>
       <w:pPr>
         <w:pStyle w:val="Heading4"/>
       </w:pPr>
       <w:r>
-        <w:t xml:space="preserve">a) Idea</w:t>
+        <w:t xml:space="preserve">d) Valoración</w:t>
       </w:r>
     </w:p>
     <w:p>
@@ -27351,70 +27619,42 @@
         </w:numPr>
       </w:pPr>
       <w:r>
-        <w:t xml:space="preserve">El cártel fija el tamaño del pastel, el beneficio de monopolio</w:t>
-      </w:r>
-      <w:r>
-        <w:t xml:space="preserve"> </w:t>
-      </w:r>
-      <m:oMath>
-        <m:sSup>
-          <m:e>
-            <m:r>
-              <m:t>B</m:t>
-            </m:r>
-          </m:e>
-          <m:sup>
-            <m:r>
-              <m:t>M</m:t>
-            </m:r>
-          </m:sup>
-        </m:sSup>
-      </m:oMath>
-      <w:r>
-        <w:t xml:space="preserve">, pero no cómo se reparte. Si el acuerdo puede hacerse cumplir, el reparto es un problema de</w:t>
-      </w:r>
-      <w:r>
-        <w:t xml:space="preserve"> </w:t>
-      </w:r>
-      <w:r>
-        <w:rPr>
-          <w:b/>
-          <w:bCs/>
-        </w:rPr>
-        <w:t xml:space="preserve">teoría de juegos cooperativa</w:t>
-      </w:r>
-      <w:r>
-        <w:t xml:space="preserve"> </w:t>
-      </w:r>
-      <w:hyperlink r:id="rId33">
-        <w:r>
-          <w:rPr>
-            <w:rStyle w:val="Referenciaatema"/>
-          </w:rPr>
-          <w:t xml:space="preserve">[ver tema 3.A.14]</w:t>
-        </w:r>
-      </w:hyperlink>
-      <w:r>
-        <w:t xml:space="preserve">: con 2 empresas, una negociación; con más, también importa qué coaliciones pueden formarse. En palabras sencillas: cada empresa recibe al menos lo que ganaría sin acuerdo, y el resto se reparte según su poder de negociación o su aportación.</w:t>
-      </w:r>
-    </w:p>
-    <w:bookmarkEnd w:id="162"/>
-    <w:bookmarkStart w:id="166" w:name="b_modelo_7"/>
+        <w:t xml:space="preserve">El modelo dice cuánto gana el cártel, pero no cómo se reparte, y el reparto importa: con costes distintos, la cantidad que minimiza el coste puede dejar a una empresa sin producir. ¿Por qué iba a aceptarlo? Es el problema del apartado siguiente.</w:t>
+      </w:r>
+    </w:p>
+    <w:bookmarkEnd w:id="159"/>
+    <w:bookmarkEnd w:id="160"/>
+    <w:bookmarkStart w:id="167" w:name="sec_reparto"/>
+    <w:p>
+      <w:pPr>
+        <w:pStyle w:val="Heading2"/>
+      </w:pPr>
+      <w:r>
+        <w:t xml:space="preserve">III.2.</w:t>
+      </w:r>
+      <w:r>
+        <w:t xml:space="preserve"> </w:t>
+      </w:r>
+      <w:r>
+        <w:t xml:space="preserve">El reparto de las ganancias: negociación, núcleo y valor de</w:t>
+      </w:r>
+      <w:r>
+        <w:t xml:space="preserve"> </w:t>
+      </w:r>
+      <w:r>
+        <w:rPr>
+          <w:smallCaps/>
+        </w:rPr>
+        <w:t xml:space="preserve">Shapley</w:t>
+      </w:r>
+    </w:p>
+    <w:bookmarkStart w:id="161" w:name="a_idea_7"/>
     <w:p>
       <w:pPr>
         <w:pStyle w:val="Heading4"/>
       </w:pPr>
       <w:r>
-        <w:t xml:space="preserve">b) Modelo</w:t>
-      </w:r>
-    </w:p>
-    <w:bookmarkStart w:id="163" w:name="i_supuestos_7"/>
-    <w:p>
-      <w:pPr>
-        <w:pStyle w:val="Heading5"/>
-      </w:pPr>
-      <w:r>
-        <w:t xml:space="preserve">i) Supuestos</w:t>
+        <w:t xml:space="preserve">a) Idea</w:t>
       </w:r>
     </w:p>
     <w:p>
@@ -27425,7 +27665,27 @@
         </w:numPr>
       </w:pPr>
       <w:r>
-        <w:t xml:space="preserve">Acuerdos vinculantes y</w:t>
+        <w:t xml:space="preserve">El cártel fija el tamaño del pastel, el beneficio de monopolio</w:t>
+      </w:r>
+      <w:r>
+        <w:t xml:space="preserve"> </w:t>
+      </w:r>
+      <m:oMath>
+        <m:sSup>
+          <m:e>
+            <m:r>
+              <m:t>B</m:t>
+            </m:r>
+          </m:e>
+          <m:sup>
+            <m:r>
+              <m:t>M</m:t>
+            </m:r>
+          </m:sup>
+        </m:sSup>
+      </m:oMath>
+      <w:r>
+        <w:t xml:space="preserve">, pero no cómo se reparte. Si el acuerdo puede hacerse cumplir, el reparto es un problema de</w:t>
       </w:r>
       <w:r>
         <w:t xml:space="preserve"> </w:t>
@@ -27435,17 +27695,71 @@
           <w:b/>
           <w:bCs/>
         </w:rPr>
-        <w:t xml:space="preserve">utilidad transferible</w:t>
-      </w:r>
-      <w:r>
-        <w:t xml:space="preserve">: el beneficio puede redistribuirse con pagos entre las empresas.</w:t>
+        <w:t xml:space="preserve">teoría de juegos cooperativa</w:t>
+      </w:r>
+      <w:r>
+        <w:t xml:space="preserve"> </w:t>
+      </w:r>
+      <w:hyperlink r:id="rId33">
+        <w:r>
+          <w:rPr>
+            <w:rStyle w:val="Referenciaatema"/>
+          </w:rPr>
+          <w:t xml:space="preserve">[ver tema 3.A.14]</w:t>
+        </w:r>
+      </w:hyperlink>
+      <w:r>
+        <w:t xml:space="preserve">: con 2 empresas, una negociación; con más, también importa qué coaliciones pueden formarse. En palabras sencillas: cada empresa recibe al menos lo que ganaría sin acuerdo, y el resto se reparte según su poder de negociación o su aportación.</w:t>
+      </w:r>
+    </w:p>
+    <w:bookmarkEnd w:id="161"/>
+    <w:bookmarkStart w:id="165" w:name="b_modelo_7"/>
+    <w:p>
+      <w:pPr>
+        <w:pStyle w:val="Heading4"/>
+      </w:pPr>
+      <w:r>
+        <w:t xml:space="preserve">b) Modelo</w:t>
+      </w:r>
+    </w:p>
+    <w:bookmarkStart w:id="162" w:name="i_supuestos_7"/>
+    <w:p>
+      <w:pPr>
+        <w:pStyle w:val="Heading5"/>
+      </w:pPr>
+      <w:r>
+        <w:t xml:space="preserve">i) Supuestos</w:t>
       </w:r>
     </w:p>
     <w:p>
       <w:pPr>
         <w:numPr>
           <w:ilvl w:val="0"/>
-          <w:numId w:val="1077"/>
+          <w:numId w:val="1078"/>
+        </w:numPr>
+      </w:pPr>
+      <w:r>
+        <w:t xml:space="preserve">Acuerdos vinculantes y</w:t>
+      </w:r>
+      <w:r>
+        <w:t xml:space="preserve"> </w:t>
+      </w:r>
+      <w:r>
+        <w:rPr>
+          <w:b/>
+          <w:bCs/>
+        </w:rPr>
+        <w:t xml:space="preserve">utilidad transferible</w:t>
+      </w:r>
+      <w:r>
+        <w:t xml:space="preserve">: el beneficio puede redistribuirse con pagos entre las empresas.</w:t>
+      </w:r>
+    </w:p>
+    <w:p>
+      <w:pPr>
+        <w:numPr>
+          <w:ilvl w:val="0"/>
+          <w:numId w:val="1078"/>
         </w:numPr>
       </w:pPr>
       <w:r>
@@ -27519,8 +27833,8 @@
         <w:t xml:space="preserve">fijan lo que cada empresa puede exigir.</w:t>
       </w:r>
     </w:p>
-    <w:bookmarkEnd w:id="163"/>
-    <w:bookmarkStart w:id="164" w:name="ii_desarrollo_7"/>
+    <w:bookmarkEnd w:id="162"/>
+    <w:bookmarkStart w:id="163" w:name="ii_desarrollo_7"/>
     <w:p>
       <w:pPr>
         <w:pStyle w:val="Heading5"/>
@@ -27533,7 +27847,7 @@
       <w:pPr>
         <w:numPr>
           <w:ilvl w:val="0"/>
-          <w:numId w:val="1078"/>
+          <w:numId w:val="1079"/>
         </w:numPr>
       </w:pPr>
       <w:r>
@@ -28267,7 +28581,7 @@
       <w:pPr>
         <w:numPr>
           <w:ilvl w:val="0"/>
-          <w:numId w:val="1078"/>
+          <w:numId w:val="1079"/>
         </w:numPr>
       </w:pPr>
       <w:r>
@@ -28652,7 +28966,7 @@
       <w:pPr>
         <w:numPr>
           <w:ilvl w:val="0"/>
-          <w:numId w:val="1078"/>
+          <w:numId w:val="1079"/>
         </w:numPr>
       </w:pPr>
       <w:r>
@@ -29054,7 +29368,7 @@
       <w:pPr>
         <w:numPr>
           <w:ilvl w:val="1"/>
-          <w:numId w:val="1079"/>
+          <w:numId w:val="1080"/>
         </w:numPr>
       </w:pPr>
       <w:r>
@@ -29372,7 +29686,7 @@
       <w:pPr>
         <w:numPr>
           <w:ilvl w:val="1"/>
-          <w:numId w:val="1079"/>
+          <w:numId w:val="1080"/>
         </w:numPr>
       </w:pPr>
       <w:r>
@@ -29605,8 +29919,8 @@
         <w:t xml:space="preserve">. Está en el núcleo.</w:t>
       </w:r>
     </w:p>
-    <w:bookmarkEnd w:id="164"/>
-    <w:bookmarkStart w:id="165" w:name="iii_implicaciones_7"/>
+    <w:bookmarkEnd w:id="163"/>
+    <w:bookmarkStart w:id="164" w:name="iii_implicaciones_7"/>
     <w:p>
       <w:pPr>
         <w:pStyle w:val="Heading5"/>
@@ -29619,7 +29933,7 @@
       <w:pPr>
         <w:numPr>
           <w:ilvl w:val="0"/>
-          <w:numId w:val="1080"/>
+          <w:numId w:val="1081"/>
         </w:numPr>
       </w:pPr>
       <w:r>
@@ -29646,7 +29960,7 @@
       <w:pPr>
         <w:numPr>
           <w:ilvl w:val="0"/>
-          <w:numId w:val="1080"/>
+          <w:numId w:val="1081"/>
         </w:numPr>
       </w:pPr>
       <w:r>
@@ -29704,7 +30018,7 @@
       <w:pPr>
         <w:numPr>
           <w:ilvl w:val="0"/>
-          <w:numId w:val="1080"/>
+          <w:numId w:val="1081"/>
         </w:numPr>
       </w:pPr>
       <w:r>
@@ -29771,43 +30085,15 @@
         <w:t xml:space="preserve">. El núcleo dice que ninguna coalición quiere romper el acuerdo; no que a cada empresa le convenga cumplirlo. Por eso el núcleo no basta: hace falta que el acuerdo se pueda hacer cumplir.</w:t>
       </w:r>
     </w:p>
+    <w:bookmarkEnd w:id="164"/>
     <w:bookmarkEnd w:id="165"/>
-    <w:bookmarkEnd w:id="166"/>
-    <w:bookmarkStart w:id="167" w:name="c_valoraci__n_2"/>
+    <w:bookmarkStart w:id="166" w:name="c_valoraci__n_2"/>
     <w:p>
       <w:pPr>
         <w:pStyle w:val="Heading4"/>
       </w:pPr>
       <w:r>
         <w:t xml:space="preserve">c) Valoración</w:t>
-      </w:r>
-    </w:p>
-    <w:p>
-      <w:pPr>
-        <w:numPr>
-          <w:ilvl w:val="0"/>
-          <w:numId w:val="1081"/>
-        </w:numPr>
-      </w:pPr>
-      <w:r>
-        <w:t xml:space="preserve">La teoría de juegos cooperativa supone acuerdos vinculantes y pagos entre las partes, justo lo que un cártel no puede tener a la vista de un juez. Por eso describe mejor la cooperación legal entre empresas (empresas conjuntas, consorcios de I+D, alianzas, reparto de los costes de una infraestructura común) que los cárteles, cuyo reparto real suele hacerse con cuotas de mercado o de clientes basadas en las ventas históricas, más fáciles de vigilar. Y, aunque el reparto sea aceptable para todos, el cártel sigue expuesto a 2 amenazas externas: la entrada y la ley.</w:t>
-      </w:r>
-    </w:p>
-    <w:bookmarkEnd w:id="167"/>
-    <w:bookmarkEnd w:id="168"/>
-    <w:bookmarkStart w:id="174" w:name="sec_limites_cooperacion"/>
-    <w:p>
-      <w:pPr>
-        <w:pStyle w:val="Heading2"/>
-      </w:pPr>
-      <w:r>
-        <w:t xml:space="preserve">III.3.</w:t>
-      </w:r>
-      <w:r>
-        <w:t xml:space="preserve"> </w:t>
-      </w:r>
-      <w:r>
-        <w:t xml:space="preserve">Los límites de la cooperación: la entrada y la defensa de la competencia</w:t>
       </w:r>
     </w:p>
     <w:p>
@@ -29818,16 +30104,24 @@
         </w:numPr>
       </w:pPr>
       <w:r>
-        <w:t xml:space="preserve">Además de su inestabilidad interna, la colusión tiene 2 límites externos: la entrada de competidores atraídos por los beneficios y la política de competencia.</w:t>
-      </w:r>
-    </w:p>
-    <w:bookmarkStart w:id="170" w:name="a_la_amenaza_de_entrada"/>
-    <w:p>
-      <w:pPr>
-        <w:pStyle w:val="Heading4"/>
-      </w:pPr>
-      <w:r>
-        <w:t xml:space="preserve">a) La amenaza de entrada</w:t>
+        <w:t xml:space="preserve">La teoría de juegos cooperativa supone acuerdos vinculantes y pagos entre las partes, justo lo que un cártel no puede tener a la vista de un juez. Por eso describe mejor la cooperación legal entre empresas (empresas conjuntas, consorcios de I+D, alianzas, reparto de los costes de una infraestructura común) que los cárteles, cuyo reparto real suele hacerse con cuotas de mercado o de clientes basadas en las ventas históricas, más fáciles de vigilar. Y, aunque el reparto sea aceptable para todos, el cártel sigue expuesto a 2 amenazas externas: la entrada y la ley.</w:t>
+      </w:r>
+    </w:p>
+    <w:bookmarkEnd w:id="166"/>
+    <w:bookmarkEnd w:id="167"/>
+    <w:bookmarkStart w:id="173" w:name="sec_limites_cooperacion"/>
+    <w:p>
+      <w:pPr>
+        <w:pStyle w:val="Heading2"/>
+      </w:pPr>
+      <w:r>
+        <w:t xml:space="preserve">III.3.</w:t>
+      </w:r>
+      <w:r>
+        <w:t xml:space="preserve"> </w:t>
+      </w:r>
+      <w:r>
+        <w:t xml:space="preserve">Los límites de la cooperación: la entrada y la defensa de la competencia</w:t>
       </w:r>
     </w:p>
     <w:p>
@@ -29838,6 +30132,26 @@
         </w:numPr>
       </w:pPr>
       <w:r>
+        <w:t xml:space="preserve">Además de su inestabilidad interna, la colusión tiene 2 límites externos: la entrada de competidores atraídos por los beneficios y la política de competencia.</w:t>
+      </w:r>
+    </w:p>
+    <w:bookmarkStart w:id="169" w:name="a_la_amenaza_de_entrada"/>
+    <w:p>
+      <w:pPr>
+        <w:pStyle w:val="Heading4"/>
+      </w:pPr>
+      <w:r>
+        <w:t xml:space="preserve">a) La amenaza de entrada</w:t>
+      </w:r>
+    </w:p>
+    <w:p>
+      <w:pPr>
+        <w:numPr>
+          <w:ilvl w:val="0"/>
+          <w:numId w:val="1084"/>
+        </w:numPr>
+      </w:pPr>
+      <w:r>
         <w:t xml:space="preserve">Todos los modelos anteriores suponen un número fijo de empresas. Si hay beneficios extraordinarios, entrarán otras, salvo que haya</w:t>
       </w:r>
       <w:r>
@@ -29856,7 +30170,7 @@
       <w:r>
         <w:t xml:space="preserve"> </w:t>
       </w:r>
-      <w:hyperlink r:id="rId44">
+      <w:hyperlink r:id="rId43">
         <w:r>
           <w:rPr>
             <w:rStyle w:val="Referenciaatema"/>
@@ -29872,7 +30186,7 @@
       <w:pPr>
         <w:numPr>
           <w:ilvl w:val="0"/>
-          <w:numId w:val="1083"/>
+          <w:numId w:val="1084"/>
         </w:numPr>
       </w:pPr>
       <w:r>
@@ -29987,7 +30301,7 @@
       <w:r>
         <w:t xml:space="preserve"> </w:t>
       </w:r>
-      <w:hyperlink r:id="rId44">
+      <w:hyperlink r:id="rId43">
         <w:r>
           <w:rPr>
             <w:rStyle w:val="Referenciaatema"/>
@@ -30004,7 +30318,7 @@
         <w:keepNext/>
         <w:numPr>
           <w:ilvl w:val="0"/>
-          <w:numId w:val="1083"/>
+          <w:numId w:val="1084"/>
         </w:numPr>
       </w:pPr>
       <w:r>
@@ -30111,7 +30425,7 @@
       <w:pPr>
         <w:numPr>
           <w:ilvl w:val="1"/>
-          <w:numId w:val="1084"/>
+          <w:numId w:val="1085"/>
         </w:numPr>
       </w:pPr>
       <w:r>
@@ -30135,7 +30449,7 @@
       <w:pPr>
         <w:numPr>
           <w:ilvl w:val="1"/>
-          <w:numId w:val="1084"/>
+          <w:numId w:val="1085"/>
         </w:numPr>
       </w:pPr>
       <w:r>
@@ -30162,7 +30476,7 @@
       <w:pPr>
         <w:numPr>
           <w:ilvl w:val="1"/>
-          <w:numId w:val="1084"/>
+          <w:numId w:val="1085"/>
         </w:numPr>
       </w:pPr>
       <w:r>
@@ -30203,14 +30517,14 @@
         <w:rPr>
           <w:rStyle w:val="FootnoteReference"/>
         </w:rPr>
-        <w:footnoteReference w:id="169"/>
+        <w:footnoteReference w:id="168"/>
       </w:r>
     </w:p>
     <w:p>
       <w:pPr>
         <w:numPr>
           <w:ilvl w:val="0"/>
-          <w:numId w:val="1083"/>
+          <w:numId w:val="1084"/>
         </w:numPr>
       </w:pPr>
       <w:r>
@@ -30229,7 +30543,7 @@
       <w:r>
         <w:t xml:space="preserve"> </w:t>
       </w:r>
-      <w:hyperlink r:id="rId44">
+      <w:hyperlink r:id="rId43">
         <w:r>
           <w:rPr>
             <w:rStyle w:val="Referenciaatema"/>
@@ -30252,8 +30566,8 @@
         <w:t xml:space="preserve">.</w:t>
       </w:r>
     </w:p>
-    <w:bookmarkEnd w:id="170"/>
-    <w:bookmarkStart w:id="173" w:name="b_la_defensa_de_la_competencia"/>
+    <w:bookmarkEnd w:id="169"/>
+    <w:bookmarkStart w:id="172" w:name="b_la_defensa_de_la_competencia"/>
     <w:p>
       <w:pPr>
         <w:pStyle w:val="Heading4"/>
@@ -30266,7 +30580,7 @@
       <w:pPr>
         <w:numPr>
           <w:ilvl w:val="0"/>
-          <w:numId w:val="1085"/>
+          <w:numId w:val="1086"/>
         </w:numPr>
       </w:pPr>
       <w:r>
@@ -30337,14 +30651,14 @@
         <w:rPr>
           <w:rStyle w:val="FootnoteReference"/>
         </w:rPr>
-        <w:footnoteReference w:id="171"/>
+        <w:footnoteReference w:id="170"/>
       </w:r>
     </w:p>
     <w:p>
       <w:pPr>
         <w:numPr>
           <w:ilvl w:val="0"/>
-          <w:numId w:val="1085"/>
+          <w:numId w:val="1086"/>
         </w:numPr>
       </w:pPr>
       <w:r>
@@ -30390,7 +30704,7 @@
         <w:keepNext/>
         <w:numPr>
           <w:ilvl w:val="0"/>
-          <w:numId w:val="1085"/>
+          <w:numId w:val="1086"/>
         </w:numPr>
       </w:pPr>
       <w:r>
@@ -30462,7 +30776,7 @@
       <w:pPr>
         <w:numPr>
           <w:ilvl w:val="1"/>
-          <w:numId w:val="1086"/>
+          <w:numId w:val="1087"/>
         </w:numPr>
       </w:pPr>
       <w:r>
@@ -30584,7 +30898,7 @@
       <w:r>
         <w:t xml:space="preserve"> </w:t>
       </w:r>
-      <w:hyperlink r:id="rId172">
+      <w:hyperlink r:id="rId171">
         <w:r>
           <w:rPr>
             <w:rStyle w:val="Referenciaatema"/>
@@ -30594,97 +30908,6 @@
       </w:hyperlink>
       <w:r>
         <w:t xml:space="preserve">.</w:t>
-      </w:r>
-    </w:p>
-    <w:p>
-      <w:pPr>
-        <w:numPr>
-          <w:ilvl w:val="1"/>
-          <w:numId w:val="1086"/>
-        </w:numPr>
-      </w:pPr>
-      <w:r>
-        <w:rPr>
-          <w:i/>
-          <w:iCs/>
-        </w:rPr>
-        <w:t xml:space="preserve">Datos</w:t>
-      </w:r>
-      <w:r>
-        <w:t xml:space="preserve">: de los 116 cárteles sancionados por la Comisión Nacional de los Mercados y la Competencia (CNMC) hasta 2022, en 53 (un 46 %) alguna empresa había pedido clemencia</w:t>
-      </w:r>
-      <w:r>
-        <w:t xml:space="preserve"> </w:t>
-      </w:r>
-      <w:r>
-        <w:t xml:space="preserve">(</w:t>
-      </w:r>
-      <w:hyperlink w:anchor="ref_CNMC2023Clemencia">
-        <w:r>
-          <w:rPr>
-            <w:rStyle w:val="Hyperlink"/>
-            <w:smallCaps/>
-          </w:rPr>
-          <w:t xml:space="preserve">Comisión Nacional de los Mercados y la Competencia</w:t>
-        </w:r>
-        <w:r>
-          <w:rPr>
-            <w:rStyle w:val="Hyperlink"/>
-          </w:rPr>
-          <w:t xml:space="preserve">, 2023</w:t>
-        </w:r>
-      </w:hyperlink>
-      <w:r>
-        <w:t xml:space="preserve">)</w:t>
-      </w:r>
-      <w:r>
-        <w:t xml:space="preserve">; desde 2018, sin embargo, la mayoría se detectan de oficio, con análisis de datos de licitaciones</w:t>
-      </w:r>
-      <w:r>
-        <w:t xml:space="preserve"> </w:t>
-      </w:r>
-      <w:r>
-        <w:t xml:space="preserve">(</w:t>
-      </w:r>
-      <w:hyperlink w:anchor="ref_CNMC2026Memoria2025">
-        <w:r>
-          <w:rPr>
-            <w:rStyle w:val="Hyperlink"/>
-            <w:smallCaps/>
-          </w:rPr>
-          <w:t xml:space="preserve">Comisión Nacional de los Mercados y la Competencia</w:t>
-        </w:r>
-        <w:r>
-          <w:rPr>
-            <w:rStyle w:val="Hyperlink"/>
-          </w:rPr>
-          <w:t xml:space="preserve">, 2026a</w:t>
-        </w:r>
-      </w:hyperlink>
-      <w:r>
-        <w:t xml:space="preserve">)</w:t>
-      </w:r>
-      <w:r>
-        <w:t xml:space="preserve">.</w:t>
-      </w:r>
-    </w:p>
-    <w:p>
-      <w:pPr>
-        <w:keepNext/>
-        <w:numPr>
-          <w:ilvl w:val="0"/>
-          <w:numId w:val="1085"/>
-        </w:numPr>
-      </w:pPr>
-      <w:r>
-        <w:rPr>
-          <w:i/>
-          <w:iCs/>
-        </w:rPr>
-        <w:t xml:space="preserve">Casos y estadísticas</w:t>
-      </w:r>
-      <w:r>
-        <w:t xml:space="preserve">:</w:t>
       </w:r>
     </w:p>
     <w:p>
@@ -30695,7 +30918,14 @@
         </w:numPr>
       </w:pPr>
       <w:r>
-        <w:t xml:space="preserve">en la Unión Europea, la Comisión impuso en 2025 multas de 859,5 millones de euros a 4 cárteles, casi 18 veces lo de 2024</w:t>
+        <w:rPr>
+          <w:i/>
+          <w:iCs/>
+        </w:rPr>
+        <w:t xml:space="preserve">Datos</w:t>
+      </w:r>
+      <w:r>
+        <w:t xml:space="preserve">: de los 116 cárteles sancionados por la Comisión Nacional de los Mercados y la Competencia (CNMC) hasta 2022, en 53 (un 46 %) alguna empresa había pedido clemencia</w:t>
       </w:r>
       <w:r>
         <w:t xml:space="preserve"> </w:t>
@@ -30703,26 +30933,26 @@
       <w:r>
         <w:t xml:space="preserve">(</w:t>
       </w:r>
-      <w:hyperlink w:anchor="ref_CE2026CartelStatistics">
+      <w:hyperlink w:anchor="ref_CNMC2023Clemencia">
         <w:r>
           <w:rPr>
             <w:rStyle w:val="Hyperlink"/>
             <w:smallCaps/>
           </w:rPr>
-          <w:t xml:space="preserve">Comisión Europea</w:t>
+          <w:t xml:space="preserve">Comisión Nacional de los Mercados y la Competencia</w:t>
         </w:r>
         <w:r>
           <w:rPr>
             <w:rStyle w:val="Hyperlink"/>
           </w:rPr>
-          <w:t xml:space="preserve">, 2026</w:t>
+          <w:t xml:space="preserve">, 2023</w:t>
         </w:r>
       </w:hyperlink>
       <w:r>
         <w:t xml:space="preserve">)</w:t>
       </w:r>
       <w:r>
-        <w:t xml:space="preserve">. Entre ellos, unos 458 millones a 15 fabricantes de automóviles y a su asociación, que habían pactado durante 15 años no pagar a los desguaces por el reciclado de los vehículos al final de su vida útil; Mercedes-Benz, que lo denunció, quedó exenta, y Stellantis, Mitsubishi y Ford obtuvieron rebajas del 50, el 30 y el 20 %</w:t>
+        <w:t xml:space="preserve">; desde 2018, sin embargo, la mayoría se detectan de oficio, con análisis de datos de licitaciones</w:t>
       </w:r>
       <w:r>
         <w:t xml:space="preserve"> </w:t>
@@ -30730,26 +30960,56 @@
       <w:r>
         <w:t xml:space="preserve">(</w:t>
       </w:r>
-      <w:hyperlink w:anchor="ref_CE2025VehiculosFuera">
+      <w:hyperlink w:anchor="ref_CNMC2026Memoria2025">
         <w:r>
           <w:rPr>
             <w:rStyle w:val="Hyperlink"/>
             <w:smallCaps/>
           </w:rPr>
-          <w:t xml:space="preserve">Comisión Europea</w:t>
+          <w:t xml:space="preserve">Comisión Nacional de los Mercados y la Competencia</w:t>
         </w:r>
         <w:r>
           <w:rPr>
             <w:rStyle w:val="Hyperlink"/>
           </w:rPr>
-          <w:t xml:space="preserve">, 2025a</w:t>
+          <w:t xml:space="preserve">, 2026a</w:t>
         </w:r>
       </w:hyperlink>
       <w:r>
         <w:t xml:space="preserve">)</w:t>
       </w:r>
       <w:r>
-        <w:t xml:space="preserve">; y 329 millones a Delivery Hero y a la española Glovo, que, apoyándose en la participación minoritaria de la primera en la segunda, se repartieron los mercados europeos y se comprometieron a no contratarse los empleados</w:t>
+        <w:t xml:space="preserve">.</w:t>
+      </w:r>
+    </w:p>
+    <w:p>
+      <w:pPr>
+        <w:keepNext/>
+        <w:numPr>
+          <w:ilvl w:val="0"/>
+          <w:numId w:val="1086"/>
+        </w:numPr>
+      </w:pPr>
+      <w:r>
+        <w:rPr>
+          <w:i/>
+          <w:iCs/>
+        </w:rPr>
+        <w:t xml:space="preserve">Casos y estadísticas</w:t>
+      </w:r>
+      <w:r>
+        <w:t xml:space="preserve">:</w:t>
+      </w:r>
+    </w:p>
+    <w:p>
+      <w:pPr>
+        <w:numPr>
+          <w:ilvl w:val="1"/>
+          <w:numId w:val="1088"/>
+        </w:numPr>
+      </w:pPr>
+      <w:r>
+        <w:t xml:space="preserve">en la Unión Europea, la Comisión impuso en 2025 multas de 859,5 millones de euros a 4 cárteles, casi 18 veces lo de 2024</w:t>
       </w:r>
       <w:r>
         <w:t xml:space="preserve"> </w:t>
@@ -30757,7 +31017,7 @@
       <w:r>
         <w:t xml:space="preserve">(</w:t>
       </w:r>
-      <w:hyperlink w:anchor="ref_CE2025Glovo">
+      <w:hyperlink w:anchor="ref_CE2026CartelStatistics">
         <w:r>
           <w:rPr>
             <w:rStyle w:val="Hyperlink"/>
@@ -30769,6 +31029,60 @@
           <w:rPr>
             <w:rStyle w:val="Hyperlink"/>
           </w:rPr>
+          <w:t xml:space="preserve">, 2026</w:t>
+        </w:r>
+      </w:hyperlink>
+      <w:r>
+        <w:t xml:space="preserve">)</w:t>
+      </w:r>
+      <w:r>
+        <w:t xml:space="preserve">. Entre ellos, unos 458 millones a 15 fabricantes de automóviles y a su asociación, que habían pactado durante 15 años no pagar a los desguaces por el reciclado de los vehículos al final de su vida útil; Mercedes-Benz, que lo denunció, quedó exenta, y Stellantis, Mitsubishi y Ford obtuvieron rebajas del 50, el 30 y el 20 %</w:t>
+      </w:r>
+      <w:r>
+        <w:t xml:space="preserve"> </w:t>
+      </w:r>
+      <w:r>
+        <w:t xml:space="preserve">(</w:t>
+      </w:r>
+      <w:hyperlink w:anchor="ref_CE2025VehiculosFuera">
+        <w:r>
+          <w:rPr>
+            <w:rStyle w:val="Hyperlink"/>
+            <w:smallCaps/>
+          </w:rPr>
+          <w:t xml:space="preserve">Comisión Europea</w:t>
+        </w:r>
+        <w:r>
+          <w:rPr>
+            <w:rStyle w:val="Hyperlink"/>
+          </w:rPr>
+          <w:t xml:space="preserve">, 2025a</w:t>
+        </w:r>
+      </w:hyperlink>
+      <w:r>
+        <w:t xml:space="preserve">)</w:t>
+      </w:r>
+      <w:r>
+        <w:t xml:space="preserve">; y 329 millones a Delivery Hero y a la española Glovo, que, apoyándose en la participación minoritaria de la primera en la segunda, se repartieron los mercados europeos y se comprometieron a no contratarse los empleados</w:t>
+      </w:r>
+      <w:r>
+        <w:t xml:space="preserve"> </w:t>
+      </w:r>
+      <w:r>
+        <w:t xml:space="preserve">(</w:t>
+      </w:r>
+      <w:hyperlink w:anchor="ref_CE2025Glovo">
+        <w:r>
+          <w:rPr>
+            <w:rStyle w:val="Hyperlink"/>
+            <w:smallCaps/>
+          </w:rPr>
+          <w:t xml:space="preserve">Comisión Europea</w:t>
+        </w:r>
+        <w:r>
+          <w:rPr>
+            <w:rStyle w:val="Hyperlink"/>
+          </w:rPr>
           <w:t xml:space="preserve">, 2025b</w:t>
         </w:r>
       </w:hyperlink>
@@ -30783,7 +31097,7 @@
       <w:pPr>
         <w:numPr>
           <w:ilvl w:val="1"/>
-          <w:numId w:val="1087"/>
+          <w:numId w:val="1088"/>
         </w:numPr>
       </w:pPr>
       <w:r>
@@ -30875,7 +31189,7 @@
       <w:pPr>
         <w:numPr>
           <w:ilvl w:val="0"/>
-          <w:numId w:val="1085"/>
+          <w:numId w:val="1086"/>
         </w:numPr>
       </w:pPr>
       <w:r>
@@ -30977,7 +31291,7 @@
       <w:pPr>
         <w:numPr>
           <w:ilvl w:val="0"/>
-          <w:numId w:val="1085"/>
+          <w:numId w:val="1086"/>
         </w:numPr>
       </w:pPr>
       <w:r>
@@ -30991,10 +31305,10 @@
         <w:t xml:space="preserve">: las empresas ganan coordinándose como un monopolista, y la teoría de juegos cooperativa dice cómo se repartirían lo ganado; pero el acuerdo no es un equilibrio, nadie puede hacerlo cumplir ante un juez, la entrada lo amenaza y la clemencia lo desestabiliza.</w:t>
       </w:r>
     </w:p>
+    <w:bookmarkEnd w:id="172"/>
     <w:bookmarkEnd w:id="173"/>
     <w:bookmarkEnd w:id="174"/>
-    <w:bookmarkEnd w:id="175"/>
-    <w:bookmarkStart w:id="176" w:name="conclusi__n"/>
+    <w:bookmarkStart w:id="175" w:name="conclusi__n"/>
     <w:p>
       <w:pPr>
         <w:pStyle w:val="Heading1"/>
@@ -31016,7 +31330,7 @@
       <w:pPr>
         <w:numPr>
           <w:ilvl w:val="0"/>
-          <w:numId w:val="1088"/>
+          <w:numId w:val="1089"/>
         </w:numPr>
       </w:pPr>
       <w:r>
@@ -31103,7 +31417,7 @@
       <w:pPr>
         <w:numPr>
           <w:ilvl w:val="0"/>
-          <w:numId w:val="1088"/>
+          <w:numId w:val="1089"/>
         </w:numPr>
       </w:pPr>
       <w:r>
@@ -31123,7 +31437,7 @@
       <w:pPr>
         <w:numPr>
           <w:ilvl w:val="0"/>
-          <w:numId w:val="1088"/>
+          <w:numId w:val="1089"/>
         </w:numPr>
       </w:pPr>
       <w:r>
@@ -31169,7 +31483,7 @@
       <w:r>
         <w:t xml:space="preserve"> </w:t>
       </w:r>
-      <w:hyperlink r:id="rId44">
+      <w:hyperlink r:id="rId43">
         <w:r>
           <w:rPr>
             <w:rStyle w:val="Referenciaatema"/>
@@ -31214,7 +31528,7 @@
       <w:r>
         <w:t xml:space="preserve"> </w:t>
       </w:r>
-      <w:hyperlink r:id="rId172">
+      <w:hyperlink r:id="rId171">
         <w:r>
           <w:rPr>
             <w:rStyle w:val="Referenciaatema"/>
@@ -31285,7 +31599,7 @@
       <w:pPr>
         <w:numPr>
           <w:ilvl w:val="0"/>
-          <w:numId w:val="1088"/>
+          <w:numId w:val="1089"/>
         </w:numPr>
       </w:pPr>
       <w:r>
@@ -31305,7 +31619,7 @@
       <w:pPr>
         <w:numPr>
           <w:ilvl w:val="0"/>
-          <w:numId w:val="1088"/>
+          <w:numId w:val="1089"/>
         </w:numPr>
       </w:pPr>
       <w:r>
@@ -31351,8 +31665,8 @@
         </w:sectPr>
       </w:pPr>
     </w:p>
-    <w:bookmarkEnd w:id="176"/>
-    <w:bookmarkStart w:id="177" w:name="anexo_cournot_lineal"/>
+    <w:bookmarkEnd w:id="175"/>
+    <w:bookmarkStart w:id="176" w:name="anexo_cournot_lineal"/>
     <w:p>
       <w:pPr>
         <w:pStyle w:val="Heading1"/>
@@ -31380,7 +31694,7 @@
       <w:pPr>
         <w:numPr>
           <w:ilvl w:val="0"/>
-          <w:numId w:val="1089"/>
+          <w:numId w:val="1090"/>
         </w:numPr>
       </w:pPr>
       <w:r>
@@ -31602,7 +31916,7 @@
       <w:pPr>
         <w:numPr>
           <w:ilvl w:val="0"/>
-          <w:numId w:val="1089"/>
+          <w:numId w:val="1090"/>
         </w:numPr>
       </w:pPr>
       <w:r>
@@ -31968,7 +32282,7 @@
       <w:pPr>
         <w:numPr>
           <w:ilvl w:val="0"/>
-          <w:numId w:val="1089"/>
+          <w:numId w:val="1090"/>
         </w:numPr>
       </w:pPr>
       <w:r>
@@ -32545,7 +32859,7 @@
       <w:pPr>
         <w:numPr>
           <w:ilvl w:val="0"/>
-          <w:numId w:val="1089"/>
+          <w:numId w:val="1090"/>
         </w:numPr>
       </w:pPr>
       <w:r>
@@ -33134,7 +33448,7 @@
       <w:pPr>
         <w:numPr>
           <w:ilvl w:val="0"/>
-          <w:numId w:val="1089"/>
+          <w:numId w:val="1090"/>
         </w:numPr>
       </w:pPr>
       <w:r>
@@ -34147,7 +34461,7 @@
       <w:pPr>
         <w:numPr>
           <w:ilvl w:val="0"/>
-          <w:numId w:val="1089"/>
+          <w:numId w:val="1090"/>
         </w:numPr>
       </w:pPr>
       <w:r>
@@ -34532,8 +34846,8 @@
         <w:t xml:space="preserve">.</w:t>
       </w:r>
     </w:p>
-    <w:bookmarkEnd w:id="177"/>
-    <w:bookmarkStart w:id="178" w:name="anexo_stackelberg_lineal"/>
+    <w:bookmarkEnd w:id="176"/>
+    <w:bookmarkStart w:id="177" w:name="anexo_stackelberg_lineal"/>
     <w:p>
       <w:pPr>
         <w:pStyle w:val="Heading1"/>
@@ -34561,7 +34875,7 @@
       <w:pPr>
         <w:numPr>
           <w:ilvl w:val="0"/>
-          <w:numId w:val="1090"/>
+          <w:numId w:val="1091"/>
         </w:numPr>
       </w:pPr>
       <w:r>
@@ -34706,7 +35020,7 @@
       <w:pPr>
         <w:numPr>
           <w:ilvl w:val="0"/>
-          <w:numId w:val="1090"/>
+          <w:numId w:val="1091"/>
         </w:numPr>
       </w:pPr>
       <w:r>
@@ -35090,7 +35404,7 @@
       <w:pPr>
         <w:numPr>
           <w:ilvl w:val="0"/>
-          <w:numId w:val="1090"/>
+          <w:numId w:val="1091"/>
         </w:numPr>
       </w:pPr>
       <w:r>
@@ -35506,7 +35820,7 @@
       <w:pPr>
         <w:numPr>
           <w:ilvl w:val="0"/>
-          <w:numId w:val="1090"/>
+          <w:numId w:val="1091"/>
         </w:numPr>
       </w:pPr>
       <w:r>
@@ -35612,8 +35926,8 @@
         <w:t xml:space="preserve">, negativa. ∎</w:t>
       </w:r>
     </w:p>
-    <w:bookmarkEnd w:id="178"/>
-    <w:bookmarkStart w:id="180" w:name="anexo_cournot_bayesiano"/>
+    <w:bookmarkEnd w:id="177"/>
+    <w:bookmarkStart w:id="179" w:name="anexo_cournot_bayesiano"/>
     <w:p>
       <w:pPr>
         <w:pStyle w:val="Heading1"/>
@@ -35641,7 +35955,7 @@
       <w:pPr>
         <w:numPr>
           <w:ilvl w:val="0"/>
-          <w:numId w:val="1091"/>
+          <w:numId w:val="1092"/>
         </w:numPr>
       </w:pPr>
       <w:r>
@@ -35842,7 +36156,7 @@
       <w:pPr>
         <w:numPr>
           <w:ilvl w:val="0"/>
-          <w:numId w:val="1091"/>
+          <w:numId w:val="1092"/>
         </w:numPr>
       </w:pPr>
       <w:r>
@@ -36001,7 +36315,7 @@
       <w:pPr>
         <w:numPr>
           <w:ilvl w:val="0"/>
-          <w:numId w:val="1091"/>
+          <w:numId w:val="1092"/>
         </w:numPr>
       </w:pPr>
       <w:r>
@@ -36352,7 +36666,7 @@
       <w:pPr>
         <w:numPr>
           <w:ilvl w:val="0"/>
-          <w:numId w:val="1091"/>
+          <w:numId w:val="1092"/>
         </w:numPr>
       </w:pPr>
       <w:r>
@@ -36998,7 +37312,7 @@
       <w:pPr>
         <w:numPr>
           <w:ilvl w:val="0"/>
-          <w:numId w:val="1091"/>
+          <w:numId w:val="1092"/>
         </w:numPr>
       </w:pPr>
       <w:r>
@@ -37162,7 +37476,7 @@
         <w:t xml:space="preserve">).</w:t>
       </w:r>
     </w:p>
-    <w:bookmarkStart w:id="179" w:name="tab_cournot_bayesiano"/>
+    <w:bookmarkStart w:id="178" w:name="tab_cournot_bayesiano"/>
     <w:p>
       <w:pPr>
         <w:pStyle w:val="TableCaption"/>
@@ -37836,7 +38150,7 @@
         </w:tc>
       </w:tr>
     </w:tbl>
-    <w:bookmarkEnd w:id="179"/>
+    <w:bookmarkEnd w:id="178"/>
     <w:p>
       <w:pPr>
         <w:pStyle w:val="BodyText"/>
@@ -38018,7 +38332,7 @@
       <w:pPr>
         <w:numPr>
           <w:ilvl w:val="0"/>
-          <w:numId w:val="1092"/>
+          <w:numId w:val="1093"/>
         </w:numPr>
       </w:pPr>
       <w:r>
@@ -38034,7 +38348,7 @@
       <w:r>
         <w:t xml:space="preserve"> </w:t>
       </w:r>
-      <w:hyperlink r:id="rId41">
+      <w:hyperlink r:id="rId40">
         <w:r>
           <w:rPr>
             <w:rStyle w:val="Referenciaatema"/>
@@ -38046,8 +38360,8 @@
         <w:t xml:space="preserve">. ∎</w:t>
       </w:r>
     </w:p>
-    <w:bookmarkEnd w:id="180"/>
-    <w:bookmarkStart w:id="181" w:name="anexo_gatillo"/>
+    <w:bookmarkEnd w:id="179"/>
+    <w:bookmarkStart w:id="180" w:name="anexo_gatillo"/>
     <w:p>
       <w:pPr>
         <w:pStyle w:val="Heading1"/>
@@ -38060,7 +38374,7 @@
       <w:pPr>
         <w:numPr>
           <w:ilvl w:val="0"/>
-          <w:numId w:val="1093"/>
+          <w:numId w:val="1094"/>
         </w:numPr>
       </w:pPr>
       <w:r>
@@ -38741,7 +39055,7 @@
       <w:pPr>
         <w:numPr>
           <w:ilvl w:val="0"/>
-          <w:numId w:val="1093"/>
+          <w:numId w:val="1094"/>
         </w:numPr>
       </w:pPr>
       <w:r>
@@ -39040,7 +39354,7 @@
       <w:pPr>
         <w:numPr>
           <w:ilvl w:val="0"/>
-          <w:numId w:val="1093"/>
+          <w:numId w:val="1094"/>
         </w:numPr>
       </w:pPr>
       <w:r>
@@ -39072,7 +39386,7 @@
       <w:pPr>
         <w:numPr>
           <w:ilvl w:val="0"/>
-          <w:numId w:val="1093"/>
+          <w:numId w:val="1094"/>
         </w:numPr>
       </w:pPr>
       <w:r>
@@ -39295,7 +39609,7 @@
       <w:pPr>
         <w:numPr>
           <w:ilvl w:val="0"/>
-          <w:numId w:val="1093"/>
+          <w:numId w:val="1094"/>
         </w:numPr>
       </w:pPr>
       <w:r>
@@ -40008,8 +40322,8 @@
         <w:t xml:space="preserve"> ∎</w:t>
       </w:r>
     </w:p>
-    <w:bookmarkEnd w:id="181"/>
-    <w:bookmarkStart w:id="183" w:name="anexo_test"/>
+    <w:bookmarkEnd w:id="180"/>
+    <w:bookmarkStart w:id="182" w:name="anexo_test"/>
     <w:p>
       <w:pPr>
         <w:pStyle w:val="Heading1"/>
@@ -40023,7 +40337,7 @@
         <w:keepNext/>
         <w:numPr>
           <w:ilvl w:val="0"/>
-          <w:numId w:val="1094"/>
+          <w:numId w:val="1095"/>
         </w:numPr>
       </w:pPr>
       <w:r>
@@ -40041,7 +40355,7 @@
       <w:pPr>
         <w:numPr>
           <w:ilvl w:val="1"/>
-          <w:numId w:val="1095"/>
+          <w:numId w:val="1096"/>
         </w:numPr>
       </w:pPr>
       <w:r>
@@ -40461,7 +40775,7 @@
       <w:pPr>
         <w:numPr>
           <w:ilvl w:val="1"/>
-          <w:numId w:val="1095"/>
+          <w:numId w:val="1096"/>
         </w:numPr>
       </w:pPr>
       <w:r>
@@ -40582,7 +40896,7 @@
       <w:pPr>
         <w:numPr>
           <w:ilvl w:val="1"/>
-          <w:numId w:val="1095"/>
+          <w:numId w:val="1096"/>
         </w:numPr>
       </w:pPr>
       <w:r>
@@ -40622,7 +40936,7 @@
       <w:pPr>
         <w:numPr>
           <w:ilvl w:val="1"/>
-          <w:numId w:val="1095"/>
+          <w:numId w:val="1096"/>
         </w:numPr>
       </w:pPr>
       <w:r>
@@ -40740,7 +41054,7 @@
       <w:pPr>
         <w:numPr>
           <w:ilvl w:val="1"/>
-          <w:numId w:val="1095"/>
+          <w:numId w:val="1096"/>
         </w:numPr>
       </w:pPr>
       <w:r>
@@ -40760,7 +41074,7 @@
       <w:pPr>
         <w:numPr>
           <w:ilvl w:val="1"/>
-          <w:numId w:val="1095"/>
+          <w:numId w:val="1096"/>
         </w:numPr>
       </w:pPr>
       <w:r>
@@ -40807,7 +41121,7 @@
       <w:pPr>
         <w:numPr>
           <w:ilvl w:val="1"/>
-          <w:numId w:val="1095"/>
+          <w:numId w:val="1096"/>
         </w:numPr>
       </w:pPr>
       <w:r>
@@ -41027,7 +41341,7 @@
       <w:pPr>
         <w:numPr>
           <w:ilvl w:val="1"/>
-          <w:numId w:val="1095"/>
+          <w:numId w:val="1096"/>
         </w:numPr>
       </w:pPr>
       <w:r>
@@ -41107,7 +41421,7 @@
       <w:pPr>
         <w:numPr>
           <w:ilvl w:val="1"/>
-          <w:numId w:val="1095"/>
+          <w:numId w:val="1096"/>
         </w:numPr>
       </w:pPr>
       <w:r>
@@ -41280,7 +41594,7 @@
       <w:pPr>
         <w:numPr>
           <w:ilvl w:val="1"/>
-          <w:numId w:val="1095"/>
+          <w:numId w:val="1096"/>
         </w:numPr>
       </w:pPr>
       <w:r>
@@ -41291,7 +41605,7 @@
       <w:pPr>
         <w:numPr>
           <w:ilvl w:val="1"/>
-          <w:numId w:val="1095"/>
+          <w:numId w:val="1096"/>
         </w:numPr>
       </w:pPr>
       <w:r>
@@ -41303,7 +41617,7 @@
         <w:keepNext/>
         <w:numPr>
           <w:ilvl w:val="0"/>
-          <w:numId w:val="1094"/>
+          <w:numId w:val="1095"/>
         </w:numPr>
       </w:pPr>
       <w:r>
@@ -41321,7 +41635,7 @@
       <w:pPr>
         <w:numPr>
           <w:ilvl w:val="1"/>
-          <w:numId w:val="1096"/>
+          <w:numId w:val="1097"/>
         </w:numPr>
       </w:pPr>
       <w:r>
@@ -41493,7 +41807,7 @@
       <w:pPr>
         <w:numPr>
           <w:ilvl w:val="1"/>
-          <w:numId w:val="1096"/>
+          <w:numId w:val="1097"/>
         </w:numPr>
       </w:pPr>
       <w:r>
@@ -41633,7 +41947,7 @@
       <w:pPr>
         <w:numPr>
           <w:ilvl w:val="1"/>
-          <w:numId w:val="1096"/>
+          <w:numId w:val="1097"/>
         </w:numPr>
       </w:pPr>
       <w:r>
@@ -41663,7 +41977,7 @@
       <w:r>
         <w:t xml:space="preserve"> </w:t>
       </w:r>
-      <w:hyperlink r:id="rId44">
+      <w:hyperlink r:id="rId43">
         <w:r>
           <w:rPr>
             <w:rStyle w:val="Referenciaatema"/>
@@ -41679,7 +41993,7 @@
       <w:pPr>
         <w:numPr>
           <w:ilvl w:val="1"/>
-          <w:numId w:val="1096"/>
+          <w:numId w:val="1097"/>
         </w:numPr>
       </w:pPr>
       <w:r>
@@ -41725,7 +42039,7 @@
       <w:pPr>
         <w:numPr>
           <w:ilvl w:val="1"/>
-          <w:numId w:val="1096"/>
+          <w:numId w:val="1097"/>
         </w:numPr>
       </w:pPr>
       <w:r>
@@ -41884,7 +42198,7 @@
       <w:pPr>
         <w:numPr>
           <w:ilvl w:val="1"/>
-          <w:numId w:val="1096"/>
+          <w:numId w:val="1097"/>
         </w:numPr>
       </w:pPr>
       <w:r>
@@ -41996,7 +42310,7 @@
       <w:pPr>
         <w:numPr>
           <w:ilvl w:val="1"/>
-          <w:numId w:val="1096"/>
+          <w:numId w:val="1097"/>
         </w:numPr>
       </w:pPr>
       <w:r>
@@ -42028,7 +42342,7 @@
       <w:pPr>
         <w:numPr>
           <w:ilvl w:val="0"/>
-          <w:numId w:val="1094"/>
+          <w:numId w:val="1095"/>
         </w:numPr>
       </w:pPr>
       <w:r>
@@ -42037,7 +42351,7 @@
       <w:r>
         <w:t xml:space="preserve"> </w:t>
       </w:r>
-      <w:hyperlink r:id="rId182">
+      <w:hyperlink r:id="rId181">
         <w:r>
           <w:rPr>
             <w:rStyle w:val="Hyperlink"/>
@@ -42064,8 +42378,8 @@
         </w:sectPr>
       </w:pPr>
     </w:p>
-    <w:bookmarkEnd w:id="183"/>
-    <w:bookmarkStart w:id="345" w:name="bibliografia"/>
+    <w:bookmarkEnd w:id="182"/>
+    <w:bookmarkStart w:id="344" w:name="bibliografia"/>
     <w:p>
       <w:pPr>
         <w:pStyle w:val="Heading1"/>
@@ -42074,8 +42388,8 @@
         <w:t xml:space="preserve">Bibliografía</w:t>
       </w:r>
     </w:p>
-    <w:bookmarkStart w:id="344" w:name="refs"/>
-    <w:bookmarkStart w:id="185" w:name="ref_Abreu1986Extremal"/>
+    <w:bookmarkStart w:id="343" w:name="refs"/>
+    <w:bookmarkStart w:id="184" w:name="ref_Abreu1986Extremal"/>
     <w:p>
       <w:pPr>
         <w:pStyle w:val="Bibliography"/>
@@ -42111,7 +42425,7 @@
       <w:r>
         <w:t xml:space="preserve"> </w:t>
       </w:r>
-      <w:hyperlink r:id="rId184">
+      <w:hyperlink r:id="rId183">
         <w:r>
           <w:rPr>
             <w:rStyle w:val="Hyperlink"/>
@@ -42123,8 +42437,8 @@
         <w:t xml:space="preserve">.</w:t>
       </w:r>
     </w:p>
-    <w:bookmarkEnd w:id="185"/>
-    <w:bookmarkStart w:id="187" w:name="ref_Abreu1988Theory"/>
+    <w:bookmarkEnd w:id="184"/>
+    <w:bookmarkStart w:id="186" w:name="ref_Abreu1988Theory"/>
     <w:p>
       <w:pPr>
         <w:pStyle w:val="Bibliography"/>
@@ -42160,7 +42474,7 @@
       <w:r>
         <w:t xml:space="preserve"> </w:t>
       </w:r>
-      <w:hyperlink r:id="rId186">
+      <w:hyperlink r:id="rId185">
         <w:r>
           <w:rPr>
             <w:rStyle w:val="Hyperlink"/>
@@ -42172,8 +42486,8 @@
         <w:t xml:space="preserve">.</w:t>
       </w:r>
     </w:p>
-    <w:bookmarkEnd w:id="187"/>
-    <w:bookmarkStart w:id="188" w:name="ref_Aumann1959Acceptable"/>
+    <w:bookmarkEnd w:id="186"/>
+    <w:bookmarkStart w:id="187" w:name="ref_Aumann1959Acceptable"/>
     <w:p>
       <w:pPr>
         <w:pStyle w:val="Bibliography"/>
@@ -42204,8 +42518,8 @@
         <w:t xml:space="preserve">, editado por Albert W. Tucker y R. Duncan Luce, 287-324. Annals of Mathematics Studies 40. Princeton: Princeton University Press.</w:t>
       </w:r>
     </w:p>
-    <w:bookmarkEnd w:id="188"/>
-    <w:bookmarkStart w:id="190" w:name="ref_Axelrod1980Effective"/>
+    <w:bookmarkEnd w:id="187"/>
+    <w:bookmarkStart w:id="189" w:name="ref_Axelrod1980Effective"/>
     <w:p>
       <w:pPr>
         <w:pStyle w:val="Bibliography"/>
@@ -42241,7 +42555,7 @@
       <w:r>
         <w:t xml:space="preserve"> </w:t>
       </w:r>
-      <w:hyperlink r:id="rId189">
+      <w:hyperlink r:id="rId188">
         <w:r>
           <w:rPr>
             <w:rStyle w:val="Hyperlink"/>
@@ -42253,8 +42567,8 @@
         <w:t xml:space="preserve">.</w:t>
       </w:r>
     </w:p>
-    <w:bookmarkEnd w:id="190"/>
-    <w:bookmarkStart w:id="192" w:name="ref_Axelrod1980More"/>
+    <w:bookmarkEnd w:id="189"/>
+    <w:bookmarkStart w:id="191" w:name="ref_Axelrod1980More"/>
     <w:p>
       <w:pPr>
         <w:pStyle w:val="Bibliography"/>
@@ -42290,7 +42604,7 @@
       <w:r>
         <w:t xml:space="preserve"> </w:t>
       </w:r>
-      <w:hyperlink r:id="rId191">
+      <w:hyperlink r:id="rId190">
         <w:r>
           <w:rPr>
             <w:rStyle w:val="Hyperlink"/>
@@ -42302,8 +42616,8 @@
         <w:t xml:space="preserve">.</w:t>
       </w:r>
     </w:p>
-    <w:bookmarkEnd w:id="192"/>
-    <w:bookmarkStart w:id="193" w:name="ref_Axelrod1984Evolution"/>
+    <w:bookmarkEnd w:id="191"/>
+    <w:bookmarkStart w:id="192" w:name="ref_Axelrod1984Evolution"/>
     <w:p>
       <w:pPr>
         <w:pStyle w:val="Bibliography"/>
@@ -42325,8 +42639,8 @@
         <w:t xml:space="preserve">. Nueva York: Basic Books.</w:t>
       </w:r>
     </w:p>
-    <w:bookmarkEnd w:id="193"/>
-    <w:bookmarkStart w:id="195" w:name="ref_BaileyBaumol1984Deregulation"/>
+    <w:bookmarkEnd w:id="192"/>
+    <w:bookmarkStart w:id="194" w:name="ref_BaileyBaumol1984Deregulation"/>
     <w:p>
       <w:pPr>
         <w:pStyle w:val="Bibliography"/>
@@ -42362,7 +42676,7 @@
       <w:r>
         <w:t xml:space="preserve"> </w:t>
       </w:r>
-      <w:hyperlink r:id="rId194">
+      <w:hyperlink r:id="rId193">
         <w:r>
           <w:rPr>
             <w:rStyle w:val="Hyperlink"/>
@@ -42374,8 +42688,8 @@
         <w:t xml:space="preserve">.</w:t>
       </w:r>
     </w:p>
-    <w:bookmarkEnd w:id="195"/>
-    <w:bookmarkStart w:id="197" w:name="ref_Bain1956Barriers"/>
+    <w:bookmarkEnd w:id="194"/>
+    <w:bookmarkStart w:id="196" w:name="ref_Bain1956Barriers"/>
     <w:p>
       <w:pPr>
         <w:pStyle w:val="Bibliography"/>
@@ -42399,7 +42713,7 @@
       <w:r>
         <w:t xml:space="preserve"> </w:t>
       </w:r>
-      <w:hyperlink r:id="rId196">
+      <w:hyperlink r:id="rId195">
         <w:r>
           <w:rPr>
             <w:rStyle w:val="Hyperlink"/>
@@ -42411,8 +42725,8 @@
         <w:t xml:space="preserve">.</w:t>
       </w:r>
     </w:p>
-    <w:bookmarkEnd w:id="197"/>
-    <w:bookmarkStart w:id="199" w:name="ref_Baumol1982Contestable"/>
+    <w:bookmarkEnd w:id="196"/>
+    <w:bookmarkStart w:id="198" w:name="ref_Baumol1982Contestable"/>
     <w:p>
       <w:pPr>
         <w:pStyle w:val="Bibliography"/>
@@ -42448,7 +42762,7 @@
       <w:r>
         <w:t xml:space="preserve"> </w:t>
       </w:r>
-      <w:hyperlink r:id="rId198">
+      <w:hyperlink r:id="rId197">
         <w:r>
           <w:rPr>
             <w:rStyle w:val="Hyperlink"/>
@@ -42460,8 +42774,8 @@
         <w:t xml:space="preserve">.</w:t>
       </w:r>
     </w:p>
-    <w:bookmarkEnd w:id="199"/>
-    <w:bookmarkStart w:id="200" w:name="ref_BaumolPanzarWillig1982Contestable"/>
+    <w:bookmarkEnd w:id="198"/>
+    <w:bookmarkStart w:id="199" w:name="ref_BaumolPanzarWillig1982Contestable"/>
     <w:p>
       <w:pPr>
         <w:pStyle w:val="Bibliography"/>
@@ -42483,8 +42797,8 @@
         <w:t xml:space="preserve">. Nueva York: Harcourt Brace Jovanovich.</w:t>
       </w:r>
     </w:p>
-    <w:bookmarkEnd w:id="200"/>
-    <w:bookmarkStart w:id="202" w:name="ref_BenoitKrishna1985Finitely"/>
+    <w:bookmarkEnd w:id="199"/>
+    <w:bookmarkStart w:id="201" w:name="ref_BenoitKrishna1985Finitely"/>
     <w:p>
       <w:pPr>
         <w:pStyle w:val="Bibliography"/>
@@ -42520,7 +42834,7 @@
       <w:r>
         <w:t xml:space="preserve"> </w:t>
       </w:r>
-      <w:hyperlink r:id="rId201">
+      <w:hyperlink r:id="rId200">
         <w:r>
           <w:rPr>
             <w:rStyle w:val="Hyperlink"/>
@@ -42532,8 +42846,8 @@
         <w:t xml:space="preserve">.</w:t>
       </w:r>
     </w:p>
-    <w:bookmarkEnd w:id="202"/>
-    <w:bookmarkStart w:id="204" w:name="ref_BernheimWhinston1990Multimarket"/>
+    <w:bookmarkEnd w:id="201"/>
+    <w:bookmarkStart w:id="203" w:name="ref_BernheimWhinston1990Multimarket"/>
     <w:p>
       <w:pPr>
         <w:pStyle w:val="Bibliography"/>
@@ -42569,7 +42883,7 @@
       <w:r>
         <w:t xml:space="preserve"> </w:t>
       </w:r>
-      <w:hyperlink r:id="rId203">
+      <w:hyperlink r:id="rId202">
         <w:r>
           <w:rPr>
             <w:rStyle w:val="Hyperlink"/>
@@ -42581,8 +42895,8 @@
         <w:t xml:space="preserve">.</w:t>
       </w:r>
     </w:p>
-    <w:bookmarkEnd w:id="204"/>
-    <w:bookmarkStart w:id="205" w:name="ref_Bertrand1883Theorie"/>
+    <w:bookmarkEnd w:id="203"/>
+    <w:bookmarkStart w:id="204" w:name="ref_Bertrand1883Theorie"/>
     <w:p>
       <w:pPr>
         <w:pStyle w:val="Bibliography"/>
@@ -42613,8 +42927,8 @@
         <w:t xml:space="preserve">, septiembre, 499-508.</w:t>
       </w:r>
     </w:p>
-    <w:bookmarkEnd w:id="205"/>
-    <w:bookmarkStart w:id="206" w:name="ref_Bowley1924Mathematical"/>
+    <w:bookmarkEnd w:id="204"/>
+    <w:bookmarkStart w:id="205" w:name="ref_Bowley1924Mathematical"/>
     <w:p>
       <w:pPr>
         <w:pStyle w:val="Bibliography"/>
@@ -42636,8 +42950,8 @@
         <w:t xml:space="preserve">. Oxford: Clarendon Press.</w:t>
       </w:r>
     </w:p>
-    <w:bookmarkEnd w:id="206"/>
-    <w:bookmarkStart w:id="208" w:name="ref_BranderZhang1990Market"/>
+    <w:bookmarkEnd w:id="205"/>
+    <w:bookmarkStart w:id="207" w:name="ref_BranderZhang1990Market"/>
     <w:p>
       <w:pPr>
         <w:pStyle w:val="Bibliography"/>
@@ -42673,7 +42987,7 @@
       <w:r>
         <w:t xml:space="preserve"> </w:t>
       </w:r>
-      <w:hyperlink r:id="rId207">
+      <w:hyperlink r:id="rId206">
         <w:r>
           <w:rPr>
             <w:rStyle w:val="Hyperlink"/>
@@ -42685,8 +42999,8 @@
         <w:t xml:space="preserve">.</w:t>
       </w:r>
     </w:p>
-    <w:bookmarkEnd w:id="208"/>
-    <w:bookmarkStart w:id="209" w:name="ref_Bresnahan1981Duopoly"/>
+    <w:bookmarkEnd w:id="207"/>
+    <w:bookmarkStart w:id="208" w:name="ref_Bresnahan1981Duopoly"/>
     <w:p>
       <w:pPr>
         <w:pStyle w:val="Bibliography"/>
@@ -42720,8 +43034,8 @@
         <w:t xml:space="preserve">71 (5): 934-45.</w:t>
       </w:r>
     </w:p>
-    <w:bookmarkEnd w:id="209"/>
-    <w:bookmarkStart w:id="211" w:name="ref_BrockScheinkman1985Price"/>
+    <w:bookmarkEnd w:id="208"/>
+    <w:bookmarkStart w:id="210" w:name="ref_BrockScheinkman1985Price"/>
     <w:p>
       <w:pPr>
         <w:pStyle w:val="Bibliography"/>
@@ -42757,7 +43071,7 @@
       <w:r>
         <w:t xml:space="preserve"> </w:t>
       </w:r>
-      <w:hyperlink r:id="rId210">
+      <w:hyperlink r:id="rId209">
         <w:r>
           <w:rPr>
             <w:rStyle w:val="Hyperlink"/>
@@ -42769,8 +43083,8 @@
         <w:t xml:space="preserve">.</w:t>
       </w:r>
     </w:p>
-    <w:bookmarkEnd w:id="211"/>
-    <w:bookmarkStart w:id="213" w:name="ref_BulowGeanakoplosKlemperer1985M_30256"/>
+    <w:bookmarkEnd w:id="210"/>
+    <w:bookmarkStart w:id="212" w:name="ref_BulowGeanakoplosKlemperer1985M_30256"/>
     <w:p>
       <w:pPr>
         <w:pStyle w:val="Bibliography"/>
@@ -42806,7 +43120,7 @@
       <w:r>
         <w:t xml:space="preserve"> </w:t>
       </w:r>
-      <w:hyperlink r:id="rId212">
+      <w:hyperlink r:id="rId211">
         <w:r>
           <w:rPr>
             <w:rStyle w:val="Hyperlink"/>
@@ -42818,8 +43132,8 @@
         <w:t xml:space="preserve">.</w:t>
       </w:r>
     </w:p>
-    <w:bookmarkEnd w:id="213"/>
-    <w:bookmarkStart w:id="215" w:name="ref_ByrneDeRoos2019Learning"/>
+    <w:bookmarkEnd w:id="212"/>
+    <w:bookmarkStart w:id="214" w:name="ref_ByrneDeRoos2019Learning"/>
     <w:p>
       <w:pPr>
         <w:pStyle w:val="Bibliography"/>
@@ -42855,7 +43169,7 @@
       <w:r>
         <w:t xml:space="preserve"> </w:t>
       </w:r>
-      <w:hyperlink r:id="rId214">
+      <w:hyperlink r:id="rId213">
         <w:r>
           <w:rPr>
             <w:rStyle w:val="Hyperlink"/>
@@ -42867,8 +43181,8 @@
         <w:t xml:space="preserve">.</w:t>
       </w:r>
     </w:p>
-    <w:bookmarkEnd w:id="215"/>
-    <w:bookmarkStart w:id="217" w:name="ref_CalvanoEtAl2020Artificial"/>
+    <w:bookmarkEnd w:id="214"/>
+    <w:bookmarkStart w:id="216" w:name="ref_CalvanoEtAl2020Artificial"/>
     <w:p>
       <w:pPr>
         <w:pStyle w:val="Bibliography"/>
@@ -42904,7 +43218,7 @@
       <w:r>
         <w:t xml:space="preserve"> </w:t>
       </w:r>
-      <w:hyperlink r:id="rId216">
+      <w:hyperlink r:id="rId215">
         <w:r>
           <w:rPr>
             <w:rStyle w:val="Hyperlink"/>
@@ -42916,8 +43230,8 @@
         <w:t xml:space="preserve">.</w:t>
       </w:r>
     </w:p>
-    <w:bookmarkEnd w:id="217"/>
-    <w:bookmarkStart w:id="218" w:name="ref_CerdaPerezJimeno2004Teoria"/>
+    <w:bookmarkEnd w:id="216"/>
+    <w:bookmarkStart w:id="217" w:name="ref_CerdaPerezJimeno2004Teoria"/>
     <w:p>
       <w:pPr>
         <w:pStyle w:val="Bibliography"/>
@@ -42939,8 +43253,8 @@
         <w:t xml:space="preserve">. Madrid: Pearson Educación.</w:t>
       </w:r>
     </w:p>
-    <w:bookmarkEnd w:id="218"/>
-    <w:bookmarkStart w:id="219" w:name="ref_ChevalierRoignantTrigeorgis201_33809"/>
+    <w:bookmarkEnd w:id="217"/>
+    <w:bookmarkStart w:id="218" w:name="ref_ChevalierRoignantTrigeorgis201_33809"/>
     <w:p>
       <w:pPr>
         <w:pStyle w:val="Bibliography"/>
@@ -42962,8 +43276,8 @@
         <w:t xml:space="preserve">. Cambridge (Massachusetts): MIT Press.</w:t>
       </w:r>
     </w:p>
-    <w:bookmarkEnd w:id="219"/>
-    <w:bookmarkStart w:id="221" w:name="ref_UE2006Clemencia"/>
+    <w:bookmarkEnd w:id="218"/>
+    <w:bookmarkStart w:id="220" w:name="ref_UE2006Clemencia"/>
     <w:p>
       <w:pPr>
         <w:pStyle w:val="Bibliography"/>
@@ -42983,7 +43297,7 @@
       <w:r>
         <w:t xml:space="preserve"> </w:t>
       </w:r>
-      <w:hyperlink r:id="rId220">
+      <w:hyperlink r:id="rId219">
         <w:r>
           <w:rPr>
             <w:rStyle w:val="Hyperlink"/>
@@ -42995,8 +43309,8 @@
         <w:t xml:space="preserve">.</w:t>
       </w:r>
     </w:p>
-    <w:bookmarkEnd w:id="221"/>
-    <w:bookmarkStart w:id="223" w:name="ref_CE2016Camiones"/>
+    <w:bookmarkEnd w:id="220"/>
+    <w:bookmarkStart w:id="222" w:name="ref_CE2016Camiones"/>
     <w:p>
       <w:pPr>
         <w:pStyle w:val="Bibliography"/>
@@ -43016,7 +43330,7 @@
       <w:r>
         <w:t xml:space="preserve"> </w:t>
       </w:r>
-      <w:hyperlink r:id="rId222">
+      <w:hyperlink r:id="rId221">
         <w:r>
           <w:rPr>
             <w:rStyle w:val="Hyperlink"/>
@@ -43028,8 +43342,8 @@
         <w:t xml:space="preserve">.</w:t>
       </w:r>
     </w:p>
-    <w:bookmarkEnd w:id="223"/>
-    <w:bookmarkStart w:id="225" w:name="ref_CE2025VehiculosFuera"/>
+    <w:bookmarkEnd w:id="222"/>
+    <w:bookmarkStart w:id="224" w:name="ref_CE2025VehiculosFuera"/>
     <w:p>
       <w:pPr>
         <w:pStyle w:val="Bibliography"/>
@@ -43049,7 +43363,7 @@
       <w:r>
         <w:t xml:space="preserve"> </w:t>
       </w:r>
-      <w:hyperlink r:id="rId224">
+      <w:hyperlink r:id="rId223">
         <w:r>
           <w:rPr>
             <w:rStyle w:val="Hyperlink"/>
@@ -43061,8 +43375,8 @@
         <w:t xml:space="preserve">.</w:t>
       </w:r>
     </w:p>
-    <w:bookmarkEnd w:id="225"/>
-    <w:bookmarkStart w:id="227" w:name="ref_CE2025Glovo"/>
+    <w:bookmarkEnd w:id="224"/>
+    <w:bookmarkStart w:id="226" w:name="ref_CE2025Glovo"/>
     <w:p>
       <w:pPr>
         <w:pStyle w:val="Bibliography"/>
@@ -43082,7 +43396,7 @@
       <w:r>
         <w:t xml:space="preserve"> </w:t>
       </w:r>
-      <w:hyperlink r:id="rId226">
+      <w:hyperlink r:id="rId225">
         <w:r>
           <w:rPr>
             <w:rStyle w:val="Hyperlink"/>
@@ -43094,8 +43408,8 @@
         <w:t xml:space="preserve">.</w:t>
       </w:r>
     </w:p>
-    <w:bookmarkEnd w:id="227"/>
-    <w:bookmarkStart w:id="229" w:name="ref_CE2026CartelStatistics"/>
+    <w:bookmarkEnd w:id="226"/>
+    <w:bookmarkStart w:id="228" w:name="ref_CE2026CartelStatistics"/>
     <w:p>
       <w:pPr>
         <w:pStyle w:val="Bibliography"/>
@@ -43115,7 +43429,7 @@
       <w:r>
         <w:t xml:space="preserve"> </w:t>
       </w:r>
-      <w:hyperlink r:id="rId228">
+      <w:hyperlink r:id="rId227">
         <w:r>
           <w:rPr>
             <w:rStyle w:val="Hyperlink"/>
@@ -43127,8 +43441,8 @@
         <w:t xml:space="preserve">.</w:t>
       </w:r>
     </w:p>
-    <w:bookmarkEnd w:id="229"/>
-    <w:bookmarkStart w:id="231" w:name="ref_CNMC2022Constructoras"/>
+    <w:bookmarkEnd w:id="228"/>
+    <w:bookmarkStart w:id="230" w:name="ref_CNMC2022Constructoras"/>
     <w:p>
       <w:pPr>
         <w:pStyle w:val="Bibliography"/>
@@ -43148,7 +43462,7 @@
       <w:r>
         <w:t xml:space="preserve"> </w:t>
       </w:r>
-      <w:hyperlink r:id="rId230">
+      <w:hyperlink r:id="rId229">
         <w:r>
           <w:rPr>
             <w:rStyle w:val="Hyperlink"/>
@@ -43160,8 +43474,8 @@
         <w:t xml:space="preserve">.</w:t>
       </w:r>
     </w:p>
-    <w:bookmarkEnd w:id="231"/>
-    <w:bookmarkStart w:id="233" w:name="ref_CNMC2023Clemencia"/>
+    <w:bookmarkEnd w:id="230"/>
+    <w:bookmarkStart w:id="232" w:name="ref_CNMC2023Clemencia"/>
     <w:p>
       <w:pPr>
         <w:pStyle w:val="Bibliography"/>
@@ -43181,7 +43495,7 @@
       <w:r>
         <w:t xml:space="preserve"> </w:t>
       </w:r>
-      <w:hyperlink r:id="rId232">
+      <w:hyperlink r:id="rId231">
         <w:r>
           <w:rPr>
             <w:rStyle w:val="Hyperlink"/>
@@ -43193,8 +43507,8 @@
         <w:t xml:space="preserve">.</w:t>
       </w:r>
     </w:p>
-    <w:bookmarkEnd w:id="233"/>
-    <w:bookmarkStart w:id="235" w:name="ref_CNMC2025AgenciasViajes"/>
+    <w:bookmarkEnd w:id="232"/>
+    <w:bookmarkStart w:id="234" w:name="ref_CNMC2025AgenciasViajes"/>
     <w:p>
       <w:pPr>
         <w:pStyle w:val="Bibliography"/>
@@ -43214,7 +43528,7 @@
       <w:r>
         <w:t xml:space="preserve"> </w:t>
       </w:r>
-      <w:hyperlink r:id="rId234">
+      <w:hyperlink r:id="rId233">
         <w:r>
           <w:rPr>
             <w:rStyle w:val="Hyperlink"/>
@@ -43226,8 +43540,8 @@
         <w:t xml:space="preserve">.</w:t>
       </w:r>
     </w:p>
-    <w:bookmarkEnd w:id="235"/>
-    <w:bookmarkStart w:id="237" w:name="ref_CNMC2026Memoria2025"/>
+    <w:bookmarkEnd w:id="234"/>
+    <w:bookmarkStart w:id="236" w:name="ref_CNMC2026Memoria2025"/>
     <w:p>
       <w:pPr>
         <w:pStyle w:val="Bibliography"/>
@@ -43247,7 +43561,7 @@
       <w:r>
         <w:t xml:space="preserve"> </w:t>
       </w:r>
-      <w:hyperlink r:id="rId236">
+      <w:hyperlink r:id="rId235">
         <w:r>
           <w:rPr>
             <w:rStyle w:val="Hyperlink"/>
@@ -43259,8 +43573,8 @@
         <w:t xml:space="preserve">.</w:t>
       </w:r>
     </w:p>
-    <w:bookmarkEnd w:id="237"/>
-    <w:bookmarkStart w:id="239" w:name="ref_CNMC2026Telecos2T"/>
+    <w:bookmarkEnd w:id="236"/>
+    <w:bookmarkStart w:id="238" w:name="ref_CNMC2026Telecos2T"/>
     <w:p>
       <w:pPr>
         <w:pStyle w:val="Bibliography"/>
@@ -43280,7 +43594,7 @@
       <w:r>
         <w:t xml:space="preserve"> </w:t>
       </w:r>
-      <w:hyperlink r:id="rId238">
+      <w:hyperlink r:id="rId237">
         <w:r>
           <w:rPr>
             <w:rStyle w:val="Hyperlink"/>
@@ -43292,8 +43606,8 @@
         <w:t xml:space="preserve">.</w:t>
       </w:r>
     </w:p>
-    <w:bookmarkEnd w:id="239"/>
-    <w:bookmarkStart w:id="241" w:name="ref_EEUU1978AirlineDeregulation"/>
+    <w:bookmarkEnd w:id="238"/>
+    <w:bookmarkStart w:id="240" w:name="ref_EEUU1978AirlineDeregulation"/>
     <w:p>
       <w:pPr>
         <w:pStyle w:val="Bibliography"/>
@@ -43313,7 +43627,7 @@
       <w:r>
         <w:t xml:space="preserve"> </w:t>
       </w:r>
-      <w:hyperlink r:id="rId240">
+      <w:hyperlink r:id="rId239">
         <w:r>
           <w:rPr>
             <w:rStyle w:val="Hyperlink"/>
@@ -43325,8 +43639,8 @@
         <w:t xml:space="preserve">.</w:t>
       </w:r>
     </w:p>
-    <w:bookmarkEnd w:id="241"/>
-    <w:bookmarkStart w:id="243" w:name="ref_UE2004Reglamento139"/>
+    <w:bookmarkEnd w:id="240"/>
+    <w:bookmarkStart w:id="242" w:name="ref_UE2004Reglamento139"/>
     <w:p>
       <w:pPr>
         <w:pStyle w:val="Bibliography"/>
@@ -43346,7 +43660,7 @@
       <w:r>
         <w:t xml:space="preserve"> </w:t>
       </w:r>
-      <w:hyperlink r:id="rId242">
+      <w:hyperlink r:id="rId241">
         <w:r>
           <w:rPr>
             <w:rStyle w:val="Hyperlink"/>
@@ -43358,8 +43672,8 @@
         <w:t xml:space="preserve">.</w:t>
       </w:r>
     </w:p>
-    <w:bookmarkEnd w:id="243"/>
-    <w:bookmarkStart w:id="245" w:name="ref_Cooper1986Most"/>
+    <w:bookmarkEnd w:id="242"/>
+    <w:bookmarkStart w:id="244" w:name="ref_Cooper1986Most"/>
     <w:p>
       <w:pPr>
         <w:pStyle w:val="Bibliography"/>
@@ -43395,7 +43709,7 @@
       <w:r>
         <w:t xml:space="preserve"> </w:t>
       </w:r>
-      <w:hyperlink r:id="rId244">
+      <w:hyperlink r:id="rId243">
         <w:r>
           <w:rPr>
             <w:rStyle w:val="Hyperlink"/>
@@ -43407,8 +43721,8 @@
         <w:t xml:space="preserve">.</w:t>
       </w:r>
     </w:p>
-    <w:bookmarkEnd w:id="245"/>
-    <w:bookmarkStart w:id="246" w:name="ref_Cournot1838Recherches"/>
+    <w:bookmarkEnd w:id="244"/>
+    <w:bookmarkStart w:id="245" w:name="ref_Cournot1838Recherches"/>
     <w:p>
       <w:pPr>
         <w:pStyle w:val="Bibliography"/>
@@ -43430,8 +43744,8 @@
         <w:t xml:space="preserve">. París: Hachette.</w:t>
       </w:r>
     </w:p>
-    <w:bookmarkEnd w:id="246"/>
-    <w:bookmarkStart w:id="248" w:name="ref_CowlingWaterson1976Price"/>
+    <w:bookmarkEnd w:id="245"/>
+    <w:bookmarkStart w:id="247" w:name="ref_CowlingWaterson1976Price"/>
     <w:p>
       <w:pPr>
         <w:pStyle w:val="Bibliography"/>
@@ -43467,7 +43781,7 @@
       <w:r>
         <w:t xml:space="preserve"> </w:t>
       </w:r>
-      <w:hyperlink r:id="rId247">
+      <w:hyperlink r:id="rId246">
         <w:r>
           <w:rPr>
             <w:rStyle w:val="Hyperlink"/>
@@ -43479,8 +43793,8 @@
         <w:t xml:space="preserve">.</w:t>
       </w:r>
     </w:p>
-    <w:bookmarkEnd w:id="248"/>
-    <w:bookmarkStart w:id="250" w:name="ref_dAspremontEtAl1983Stability"/>
+    <w:bookmarkEnd w:id="247"/>
+    <w:bookmarkStart w:id="249" w:name="ref_dAspremontEtAl1983Stability"/>
     <w:p>
       <w:pPr>
         <w:pStyle w:val="Bibliography"/>
@@ -43516,7 +43830,7 @@
       <w:r>
         <w:t xml:space="preserve"> </w:t>
       </w:r>
-      <w:hyperlink r:id="rId249">
+      <w:hyperlink r:id="rId248">
         <w:r>
           <w:rPr>
             <w:rStyle w:val="Hyperlink"/>
@@ -43528,8 +43842,8 @@
         <w:t xml:space="preserve">.</w:t>
       </w:r>
     </w:p>
-    <w:bookmarkEnd w:id="250"/>
-    <w:bookmarkStart w:id="252" w:name="ref_Dastidar1995Existence"/>
+    <w:bookmarkEnd w:id="249"/>
+    <w:bookmarkStart w:id="251" w:name="ref_Dastidar1995Existence"/>
     <w:p>
       <w:pPr>
         <w:pStyle w:val="Bibliography"/>
@@ -43565,7 +43879,7 @@
       <w:r>
         <w:t xml:space="preserve"> </w:t>
       </w:r>
-      <w:hyperlink r:id="rId251">
+      <w:hyperlink r:id="rId250">
         <w:r>
           <w:rPr>
             <w:rStyle w:val="Hyperlink"/>
@@ -43577,8 +43891,8 @@
         <w:t xml:space="preserve">.</w:t>
       </w:r>
     </w:p>
-    <w:bookmarkEnd w:id="252"/>
-    <w:bookmarkStart w:id="254" w:name="ref_DavidsonDeneckere1986Long"/>
+    <w:bookmarkEnd w:id="251"/>
+    <w:bookmarkStart w:id="253" w:name="ref_DavidsonDeneckere1986Long"/>
     <w:p>
       <w:pPr>
         <w:pStyle w:val="Bibliography"/>
@@ -43614,7 +43928,7 @@
       <w:r>
         <w:t xml:space="preserve"> </w:t>
       </w:r>
-      <w:hyperlink r:id="rId253">
+      <w:hyperlink r:id="rId252">
         <w:r>
           <w:rPr>
             <w:rStyle w:val="Hyperlink"/>
@@ -43626,8 +43940,8 @@
         <w:t xml:space="preserve">.</w:t>
       </w:r>
     </w:p>
-    <w:bookmarkEnd w:id="254"/>
-    <w:bookmarkStart w:id="256" w:name="ref_DeLoeckerEeckhoutUnger2020Rise"/>
+    <w:bookmarkEnd w:id="253"/>
+    <w:bookmarkStart w:id="255" w:name="ref_DeLoeckerEeckhoutUnger2020Rise"/>
     <w:p>
       <w:pPr>
         <w:pStyle w:val="Bibliography"/>
@@ -43663,7 +43977,7 @@
       <w:r>
         <w:t xml:space="preserve"> </w:t>
       </w:r>
-      <w:hyperlink r:id="rId255">
+      <w:hyperlink r:id="rId254">
         <w:r>
           <w:rPr>
             <w:rStyle w:val="Hyperlink"/>
@@ -43675,8 +43989,8 @@
         <w:t xml:space="preserve">.</w:t>
       </w:r>
     </w:p>
-    <w:bookmarkEnd w:id="256"/>
-    <w:bookmarkStart w:id="258" w:name="ref_Dixit1980Role"/>
+    <w:bookmarkEnd w:id="255"/>
+    <w:bookmarkStart w:id="257" w:name="ref_Dixit1980Role"/>
     <w:p>
       <w:pPr>
         <w:pStyle w:val="Bibliography"/>
@@ -43712,7 +44026,7 @@
       <w:r>
         <w:t xml:space="preserve"> </w:t>
       </w:r>
-      <w:hyperlink r:id="rId257">
+      <w:hyperlink r:id="rId256">
         <w:r>
           <w:rPr>
             <w:rStyle w:val="Hyperlink"/>
@@ -43724,8 +44038,8 @@
         <w:t xml:space="preserve">.</w:t>
       </w:r>
     </w:p>
-    <w:bookmarkEnd w:id="258"/>
-    <w:bookmarkStart w:id="259" w:name="ref_Edgeworth1897Teoria"/>
+    <w:bookmarkEnd w:id="257"/>
+    <w:bookmarkStart w:id="258" w:name="ref_Edgeworth1897Teoria"/>
     <w:p>
       <w:pPr>
         <w:pStyle w:val="Bibliography"/>
@@ -43756,8 +44070,8 @@
         <w:t xml:space="preserve">, 2.ª época, 15: 13-31, 307-20, 405-14.</w:t>
       </w:r>
     </w:p>
-    <w:bookmarkEnd w:id="259"/>
-    <w:bookmarkStart w:id="261" w:name="ref_FarrellMaskin1989Renegotiation"/>
+    <w:bookmarkEnd w:id="258"/>
+    <w:bookmarkStart w:id="260" w:name="ref_FarrellMaskin1989Renegotiation"/>
     <w:p>
       <w:pPr>
         <w:pStyle w:val="Bibliography"/>
@@ -43793,7 +44107,7 @@
       <w:r>
         <w:t xml:space="preserve"> </w:t>
       </w:r>
-      <w:hyperlink r:id="rId260">
+      <w:hyperlink r:id="rId259">
         <w:r>
           <w:rPr>
             <w:rStyle w:val="Hyperlink"/>
@@ -43805,8 +44119,8 @@
         <w:t xml:space="preserve">.</w:t>
       </w:r>
     </w:p>
-    <w:bookmarkEnd w:id="261"/>
-    <w:bookmarkStart w:id="262" w:name="ref_Forchheimer1908Theoretisches"/>
+    <w:bookmarkEnd w:id="260"/>
+    <w:bookmarkStart w:id="261" w:name="ref_Forchheimer1908Theoretisches"/>
     <w:p>
       <w:pPr>
         <w:pStyle w:val="Bibliography"/>
@@ -43837,8 +44151,8 @@
         <w:t xml:space="preserve">.</w:t>
       </w:r>
     </w:p>
-    <w:bookmarkEnd w:id="262"/>
-    <w:bookmarkStart w:id="264" w:name="ref_Friedman1971Supergames"/>
+    <w:bookmarkEnd w:id="261"/>
+    <w:bookmarkStart w:id="263" w:name="ref_Friedman1971Supergames"/>
     <w:p>
       <w:pPr>
         <w:pStyle w:val="Bibliography"/>
@@ -43874,7 +44188,7 @@
       <w:r>
         <w:t xml:space="preserve"> </w:t>
       </w:r>
-      <w:hyperlink r:id="rId263">
+      <w:hyperlink r:id="rId262">
         <w:r>
           <w:rPr>
             <w:rStyle w:val="Hyperlink"/>
@@ -43886,8 +44200,8 @@
         <w:t xml:space="preserve">.</w:t>
       </w:r>
     </w:p>
-    <w:bookmarkEnd w:id="264"/>
-    <w:bookmarkStart w:id="266" w:name="ref_GalOr1985First"/>
+    <w:bookmarkEnd w:id="263"/>
+    <w:bookmarkStart w:id="265" w:name="ref_GalOr1985First"/>
     <w:p>
       <w:pPr>
         <w:pStyle w:val="Bibliography"/>
@@ -43923,7 +44237,7 @@
       <w:r>
         <w:t xml:space="preserve"> </w:t>
       </w:r>
-      <w:hyperlink r:id="rId265">
+      <w:hyperlink r:id="rId264">
         <w:r>
           <w:rPr>
             <w:rStyle w:val="Hyperlink"/>
@@ -43935,8 +44249,8 @@
         <w:t xml:space="preserve">.</w:t>
       </w:r>
     </w:p>
-    <w:bookmarkEnd w:id="266"/>
-    <w:bookmarkStart w:id="268" w:name="ref_Gibbons1992Game"/>
+    <w:bookmarkEnd w:id="265"/>
+    <w:bookmarkStart w:id="267" w:name="ref_Gibbons1992Game"/>
     <w:p>
       <w:pPr>
         <w:pStyle w:val="Bibliography"/>
@@ -43960,7 +44274,7 @@
       <w:r>
         <w:t xml:space="preserve"> </w:t>
       </w:r>
-      <w:hyperlink r:id="rId267">
+      <w:hyperlink r:id="rId266">
         <w:r>
           <w:rPr>
             <w:rStyle w:val="Hyperlink"/>
@@ -43972,8 +44286,8 @@
         <w:t xml:space="preserve">.</w:t>
       </w:r>
     </w:p>
-    <w:bookmarkEnd w:id="268"/>
-    <w:bookmarkStart w:id="269" w:name="ref_Gillies1959Solutions"/>
+    <w:bookmarkEnd w:id="267"/>
+    <w:bookmarkStart w:id="268" w:name="ref_Gillies1959Solutions"/>
     <w:p>
       <w:pPr>
         <w:pStyle w:val="Bibliography"/>
@@ -44004,8 +44318,8 @@
         <w:t xml:space="preserve">, editado por Albert W. Tucker y R. Duncan Luce, 47-85. Annals of Mathematics Studies 40. Princeton: Princeton University Press.</w:t>
       </w:r>
     </w:p>
-    <w:bookmarkEnd w:id="269"/>
-    <w:bookmarkStart w:id="271" w:name="ref_GreenPorter1984Noncooperative"/>
+    <w:bookmarkEnd w:id="268"/>
+    <w:bookmarkStart w:id="270" w:name="ref_GreenPorter1984Noncooperative"/>
     <w:p>
       <w:pPr>
         <w:pStyle w:val="Bibliography"/>
@@ -44041,7 +44355,7 @@
       <w:r>
         <w:t xml:space="preserve"> </w:t>
       </w:r>
-      <w:hyperlink r:id="rId270">
+      <w:hyperlink r:id="rId269">
         <w:r>
           <w:rPr>
             <w:rStyle w:val="Hyperlink"/>
@@ -44053,8 +44367,8 @@
         <w:t xml:space="preserve">.</w:t>
       </w:r>
     </w:p>
-    <w:bookmarkEnd w:id="271"/>
-    <w:bookmarkStart w:id="273" w:name="ref_Hahn1962Stability"/>
+    <w:bookmarkEnd w:id="270"/>
+    <w:bookmarkStart w:id="272" w:name="ref_Hahn1962Stability"/>
     <w:p>
       <w:pPr>
         <w:pStyle w:val="Bibliography"/>
@@ -44090,7 +44404,7 @@
       <w:r>
         <w:t xml:space="preserve"> </w:t>
       </w:r>
-      <w:hyperlink r:id="rId272">
+      <w:hyperlink r:id="rId271">
         <w:r>
           <w:rPr>
             <w:rStyle w:val="Hyperlink"/>
@@ -44102,8 +44416,8 @@
         <w:t xml:space="preserve">.</w:t>
       </w:r>
     </w:p>
-    <w:bookmarkEnd w:id="273"/>
-    <w:bookmarkStart w:id="275" w:name="ref_HaltiwangerHarrington1991Impact"/>
+    <w:bookmarkEnd w:id="272"/>
+    <w:bookmarkStart w:id="274" w:name="ref_HaltiwangerHarrington1991Impact"/>
     <w:p>
       <w:pPr>
         <w:pStyle w:val="Bibliography"/>
@@ -44139,7 +44453,7 @@
       <w:r>
         <w:t xml:space="preserve"> </w:t>
       </w:r>
-      <w:hyperlink r:id="rId274">
+      <w:hyperlink r:id="rId273">
         <w:r>
           <w:rPr>
             <w:rStyle w:val="Hyperlink"/>
@@ -44151,8 +44465,8 @@
         <w:t xml:space="preserve">.</w:t>
       </w:r>
     </w:p>
-    <w:bookmarkEnd w:id="275"/>
-    <w:bookmarkStart w:id="276" w:name="ref_Harsanyi1967Games"/>
+    <w:bookmarkEnd w:id="274"/>
+    <w:bookmarkStart w:id="275" w:name="ref_Harsanyi1967Games"/>
     <w:p>
       <w:pPr>
         <w:pStyle w:val="Bibliography"/>
@@ -44198,8 +44512,8 @@
         <w:t xml:space="preserve">14 (3, 5 y 7): 159-82, 320-34, 486-502.</w:t>
       </w:r>
     </w:p>
-    <w:bookmarkEnd w:id="276"/>
-    <w:bookmarkStart w:id="278" w:name="ref_IvaldiEtAl2003Tacit"/>
+    <w:bookmarkEnd w:id="275"/>
+    <w:bookmarkStart w:id="277" w:name="ref_IvaldiEtAl2003Tacit"/>
     <w:p>
       <w:pPr>
         <w:pStyle w:val="Bibliography"/>
@@ -44219,7 +44533,7 @@
       <w:r>
         <w:t xml:space="preserve"> </w:t>
       </w:r>
-      <w:hyperlink r:id="rId277">
+      <w:hyperlink r:id="rId276">
         <w:r>
           <w:rPr>
             <w:rStyle w:val="Hyperlink"/>
@@ -44231,8 +44545,8 @@
         <w:t xml:space="preserve">.</w:t>
       </w:r>
     </w:p>
-    <w:bookmarkEnd w:id="278"/>
-    <w:bookmarkStart w:id="280" w:name="ref_BOE2007LDC"/>
+    <w:bookmarkEnd w:id="277"/>
+    <w:bookmarkStart w:id="279" w:name="ref_BOE2007LDC"/>
     <w:p>
       <w:pPr>
         <w:pStyle w:val="Bibliography"/>
@@ -44252,7 +44566,7 @@
       <w:r>
         <w:t xml:space="preserve"> </w:t>
       </w:r>
-      <w:hyperlink r:id="rId279">
+      <w:hyperlink r:id="rId278">
         <w:r>
           <w:rPr>
             <w:rStyle w:val="Hyperlink"/>
@@ -44264,8 +44578,8 @@
         <w:t xml:space="preserve">.</w:t>
       </w:r>
     </w:p>
-    <w:bookmarkEnd w:id="280"/>
-    <w:bookmarkStart w:id="282" w:name="ref_KalaiSametStanford1988Note"/>
+    <w:bookmarkEnd w:id="279"/>
+    <w:bookmarkStart w:id="281" w:name="ref_KalaiSametStanford1988Note"/>
     <w:p>
       <w:pPr>
         <w:pStyle w:val="Bibliography"/>
@@ -44301,7 +44615,7 @@
       <w:r>
         <w:t xml:space="preserve"> </w:t>
       </w:r>
-      <w:hyperlink r:id="rId281">
+      <w:hyperlink r:id="rId280">
         <w:r>
           <w:rPr>
             <w:rStyle w:val="Hyperlink"/>
@@ -44313,8 +44627,8 @@
         <w:t xml:space="preserve">.</w:t>
       </w:r>
     </w:p>
-    <w:bookmarkEnd w:id="282"/>
-    <w:bookmarkStart w:id="284" w:name="ref_KrepsScheinkman1983Quantity"/>
+    <w:bookmarkEnd w:id="281"/>
+    <w:bookmarkStart w:id="283" w:name="ref_KrepsScheinkman1983Quantity"/>
     <w:p>
       <w:pPr>
         <w:pStyle w:val="Bibliography"/>
@@ -44350,7 +44664,7 @@
       <w:r>
         <w:t xml:space="preserve"> </w:t>
       </w:r>
-      <w:hyperlink r:id="rId283">
+      <w:hyperlink r:id="rId282">
         <w:r>
           <w:rPr>
             <w:rStyle w:val="Hyperlink"/>
@@ -44362,8 +44676,8 @@
         <w:t xml:space="preserve">.</w:t>
       </w:r>
     </w:p>
-    <w:bookmarkEnd w:id="284"/>
-    <w:bookmarkStart w:id="285" w:name="ref_Kuhn1953Extensive"/>
+    <w:bookmarkEnd w:id="283"/>
+    <w:bookmarkStart w:id="284" w:name="ref_Kuhn1953Extensive"/>
     <w:p>
       <w:pPr>
         <w:pStyle w:val="Bibliography"/>
@@ -44394,8 +44708,8 @@
         <w:t xml:space="preserve">, editado por Harold W. Kuhn y Albert W. Tucker, 193-216. Annals of Mathematics Studies 28. Princeton: Princeton University Press.</w:t>
       </w:r>
     </w:p>
-    <w:bookmarkEnd w:id="285"/>
-    <w:bookmarkStart w:id="287" w:name="ref_LandesPosner1981Market"/>
+    <w:bookmarkEnd w:id="284"/>
+    <w:bookmarkStart w:id="286" w:name="ref_LandesPosner1981Market"/>
     <w:p>
       <w:pPr>
         <w:pStyle w:val="Bibliography"/>
@@ -44431,7 +44745,7 @@
       <w:r>
         <w:t xml:space="preserve"> </w:t>
       </w:r>
-      <w:hyperlink r:id="rId286">
+      <w:hyperlink r:id="rId285">
         <w:r>
           <w:rPr>
             <w:rStyle w:val="Hyperlink"/>
@@ -44443,8 +44757,8 @@
         <w:t xml:space="preserve">.</w:t>
       </w:r>
     </w:p>
-    <w:bookmarkEnd w:id="287"/>
-    <w:bookmarkStart w:id="289" w:name="ref_LevitanShubik1972Price"/>
+    <w:bookmarkEnd w:id="286"/>
+    <w:bookmarkStart w:id="288" w:name="ref_LevitanShubik1972Price"/>
     <w:p>
       <w:pPr>
         <w:pStyle w:val="Bibliography"/>
@@ -44480,7 +44794,7 @@
       <w:r>
         <w:t xml:space="preserve"> </w:t>
       </w:r>
-      <w:hyperlink r:id="rId288">
+      <w:hyperlink r:id="rId287">
         <w:r>
           <w:rPr>
             <w:rStyle w:val="Hyperlink"/>
@@ -44492,8 +44806,8 @@
         <w:t xml:space="preserve">.</w:t>
       </w:r>
     </w:p>
-    <w:bookmarkEnd w:id="289"/>
-    <w:bookmarkStart w:id="290" w:name="ref_MasColellWhinstonGreen1995"/>
+    <w:bookmarkEnd w:id="288"/>
+    <w:bookmarkStart w:id="289" w:name="ref_MasColellWhinstonGreen1995"/>
     <w:p>
       <w:pPr>
         <w:pStyle w:val="Bibliography"/>
@@ -44515,8 +44829,8 @@
         <w:t xml:space="preserve">. Nueva York: Oxford University Press.</w:t>
       </w:r>
     </w:p>
-    <w:bookmarkEnd w:id="290"/>
-    <w:bookmarkStart w:id="292" w:name="ref_MaskinTirole1988DynamicII"/>
+    <w:bookmarkEnd w:id="289"/>
+    <w:bookmarkStart w:id="291" w:name="ref_MaskinTirole1988DynamicII"/>
     <w:p>
       <w:pPr>
         <w:pStyle w:val="Bibliography"/>
@@ -44552,7 +44866,7 @@
       <w:r>
         <w:t xml:space="preserve"> </w:t>
       </w:r>
-      <w:hyperlink r:id="rId291">
+      <w:hyperlink r:id="rId290">
         <w:r>
           <w:rPr>
             <w:rStyle w:val="Hyperlink"/>
@@ -44564,8 +44878,8 @@
         <w:t xml:space="preserve">.</w:t>
       </w:r>
     </w:p>
-    <w:bookmarkEnd w:id="292"/>
-    <w:bookmarkStart w:id="294" w:name="ref_Modigliani1958New"/>
+    <w:bookmarkEnd w:id="291"/>
+    <w:bookmarkStart w:id="293" w:name="ref_Modigliani1958New"/>
     <w:p>
       <w:pPr>
         <w:pStyle w:val="Bibliography"/>
@@ -44601,7 +44915,7 @@
       <w:r>
         <w:t xml:space="preserve"> </w:t>
       </w:r>
-      <w:hyperlink r:id="rId293">
+      <w:hyperlink r:id="rId292">
         <w:r>
           <w:rPr>
             <w:rStyle w:val="Hyperlink"/>
@@ -44613,8 +44927,8 @@
         <w:t xml:space="preserve">.</w:t>
       </w:r>
     </w:p>
-    <w:bookmarkEnd w:id="294"/>
-    <w:bookmarkStart w:id="296" w:name="ref_Motta2004Competition"/>
+    <w:bookmarkEnd w:id="293"/>
+    <w:bookmarkStart w:id="295" w:name="ref_Motta2004Competition"/>
     <w:p>
       <w:pPr>
         <w:pStyle w:val="Bibliography"/>
@@ -44638,7 +44952,7 @@
       <w:r>
         <w:t xml:space="preserve"> </w:t>
       </w:r>
-      <w:hyperlink r:id="rId295">
+      <w:hyperlink r:id="rId294">
         <w:r>
           <w:rPr>
             <w:rStyle w:val="Hyperlink"/>
@@ -44650,8 +44964,8 @@
         <w:t xml:space="preserve">.</w:t>
       </w:r>
     </w:p>
-    <w:bookmarkEnd w:id="296"/>
-    <w:bookmarkStart w:id="298" w:name="ref_MottaPolo2003Leniency"/>
+    <w:bookmarkEnd w:id="295"/>
+    <w:bookmarkStart w:id="297" w:name="ref_MottaPolo2003Leniency"/>
     <w:p>
       <w:pPr>
         <w:pStyle w:val="Bibliography"/>
@@ -44687,7 +45001,7 @@
       <w:r>
         <w:t xml:space="preserve"> </w:t>
       </w:r>
-      <w:hyperlink r:id="rId297">
+      <w:hyperlink r:id="rId296">
         <w:r>
           <w:rPr>
             <w:rStyle w:val="Hyperlink"/>
@@ -44699,8 +45013,8 @@
         <w:t xml:space="preserve">.</w:t>
       </w:r>
     </w:p>
-    <w:bookmarkEnd w:id="298"/>
-    <w:bookmarkStart w:id="300" w:name="ref_Nash1950Equilibrium"/>
+    <w:bookmarkEnd w:id="297"/>
+    <w:bookmarkStart w:id="299" w:name="ref_Nash1950Equilibrium"/>
     <w:p>
       <w:pPr>
         <w:pStyle w:val="Bibliography"/>
@@ -44736,7 +45050,7 @@
       <w:r>
         <w:t xml:space="preserve"> </w:t>
       </w:r>
-      <w:hyperlink r:id="rId299">
+      <w:hyperlink r:id="rId298">
         <w:r>
           <w:rPr>
             <w:rStyle w:val="Hyperlink"/>
@@ -44748,8 +45062,8 @@
         <w:t xml:space="preserve">.</w:t>
       </w:r>
     </w:p>
-    <w:bookmarkEnd w:id="300"/>
-    <w:bookmarkStart w:id="302" w:name="ref_Nash1950Bargaining"/>
+    <w:bookmarkEnd w:id="299"/>
+    <w:bookmarkStart w:id="301" w:name="ref_Nash1950Bargaining"/>
     <w:p>
       <w:pPr>
         <w:pStyle w:val="Bibliography"/>
@@ -44785,7 +45099,7 @@
       <w:r>
         <w:t xml:space="preserve"> </w:t>
       </w:r>
-      <w:hyperlink r:id="rId301">
+      <w:hyperlink r:id="rId300">
         <w:r>
           <w:rPr>
             <w:rStyle w:val="Hyperlink"/>
@@ -44797,8 +45111,8 @@
         <w:t xml:space="preserve">.</w:t>
       </w:r>
     </w:p>
-    <w:bookmarkEnd w:id="302"/>
-    <w:bookmarkStart w:id="303" w:name="ref_VonNeumannMorgenstern1944Theory"/>
+    <w:bookmarkEnd w:id="301"/>
+    <w:bookmarkStart w:id="302" w:name="ref_VonNeumannMorgenstern1944Theory"/>
     <w:p>
       <w:pPr>
         <w:pStyle w:val="Bibliography"/>
@@ -44820,8 +45134,8 @@
         <w:t xml:space="preserve">. Princeton: Princeton University Press.</w:t>
       </w:r>
     </w:p>
-    <w:bookmarkEnd w:id="303"/>
-    <w:bookmarkStart w:id="305" w:name="ref_Novshek1985Existence"/>
+    <w:bookmarkEnd w:id="302"/>
+    <w:bookmarkStart w:id="304" w:name="ref_Novshek1985Existence"/>
     <w:p>
       <w:pPr>
         <w:pStyle w:val="Bibliography"/>
@@ -44857,7 +45171,7 @@
       <w:r>
         <w:t xml:space="preserve"> </w:t>
       </w:r>
-      <w:hyperlink r:id="rId304">
+      <w:hyperlink r:id="rId303">
         <w:r>
           <w:rPr>
             <w:rStyle w:val="Hyperlink"/>
@@ -44869,8 +45183,8 @@
         <w:t xml:space="preserve">.</w:t>
       </w:r>
     </w:p>
-    <w:bookmarkEnd w:id="305"/>
-    <w:bookmarkStart w:id="307" w:name="ref_NowakSigmund1993Strategy"/>
+    <w:bookmarkEnd w:id="304"/>
+    <w:bookmarkStart w:id="306" w:name="ref_NowakSigmund1993Strategy"/>
     <w:p>
       <w:pPr>
         <w:pStyle w:val="Bibliography"/>
@@ -44906,7 +45220,7 @@
       <w:r>
         <w:t xml:space="preserve"> </w:t>
       </w:r>
-      <w:hyperlink r:id="rId306">
+      <w:hyperlink r:id="rId305">
         <w:r>
           <w:rPr>
             <w:rStyle w:val="Hyperlink"/>
@@ -44918,8 +45232,8 @@
         <w:t xml:space="preserve">.</w:t>
       </w:r>
     </w:p>
-    <w:bookmarkEnd w:id="307"/>
-    <w:bookmarkStart w:id="308" w:name="ref_PindyckRubinfeld2009Microeconomia"/>
+    <w:bookmarkEnd w:id="306"/>
+    <w:bookmarkStart w:id="307" w:name="ref_PindyckRubinfeld2009Microeconomia"/>
     <w:p>
       <w:pPr>
         <w:pStyle w:val="Bibliography"/>
@@ -44941,8 +45255,8 @@
         <w:t xml:space="preserve">. Traducido por Esther Rabasco y Luis Toharia. 7.ª ed. Madrid: Pearson Prentice Hall.</w:t>
       </w:r>
     </w:p>
-    <w:bookmarkEnd w:id="308"/>
-    <w:bookmarkStart w:id="310" w:name="ref_Porter1983Study"/>
+    <w:bookmarkEnd w:id="307"/>
+    <w:bookmarkStart w:id="309" w:name="ref_Porter1983Study"/>
     <w:p>
       <w:pPr>
         <w:pStyle w:val="Bibliography"/>
@@ -44978,7 +45292,7 @@
       <w:r>
         <w:t xml:space="preserve"> </w:t>
       </w:r>
-      <w:hyperlink r:id="rId309">
+      <w:hyperlink r:id="rId308">
         <w:r>
           <w:rPr>
             <w:rStyle w:val="Hyperlink"/>
@@ -44990,8 +45304,8 @@
         <w:t xml:space="preserve">.</w:t>
       </w:r>
     </w:p>
-    <w:bookmarkEnd w:id="310"/>
-    <w:bookmarkStart w:id="312" w:name="ref_RotembergSaloner1986Supergame"/>
+    <w:bookmarkEnd w:id="309"/>
+    <w:bookmarkStart w:id="311" w:name="ref_RotembergSaloner1986Supergame"/>
     <w:p>
       <w:pPr>
         <w:pStyle w:val="Bibliography"/>
@@ -45027,7 +45341,7 @@
       <w:r>
         <w:t xml:space="preserve"> </w:t>
       </w:r>
-      <w:hyperlink r:id="rId311">
+      <w:hyperlink r:id="rId310">
         <w:r>
           <w:rPr>
             <w:rStyle w:val="Hyperlink"/>
@@ -45039,8 +45353,8 @@
         <w:t xml:space="preserve">.</w:t>
       </w:r>
     </w:p>
-    <w:bookmarkEnd w:id="312"/>
-    <w:bookmarkStart w:id="314" w:name="ref_SalantSwitzerReynolds1983Losses"/>
+    <w:bookmarkEnd w:id="311"/>
+    <w:bookmarkStart w:id="313" w:name="ref_SalantSwitzerReynolds1983Losses"/>
     <w:p>
       <w:pPr>
         <w:pStyle w:val="Bibliography"/>
@@ -45076,7 +45390,7 @@
       <w:r>
         <w:t xml:space="preserve"> </w:t>
       </w:r>
-      <w:hyperlink r:id="rId313">
+      <w:hyperlink r:id="rId312">
         <w:r>
           <w:rPr>
             <w:rStyle w:val="Hyperlink"/>
@@ -45088,8 +45402,8 @@
         <w:t xml:space="preserve">.</w:t>
       </w:r>
     </w:p>
-    <w:bookmarkEnd w:id="314"/>
-    <w:bookmarkStart w:id="315" w:name="ref_Selten1965Spieltheoretische"/>
+    <w:bookmarkEnd w:id="313"/>
+    <w:bookmarkStart w:id="314" w:name="ref_Selten1965Spieltheoretische"/>
     <w:p>
       <w:pPr>
         <w:pStyle w:val="Bibliography"/>
@@ -45123,8 +45437,8 @@
         <w:t xml:space="preserve">121: 301-24.</w:t>
       </w:r>
     </w:p>
-    <w:bookmarkEnd w:id="315"/>
-    <w:bookmarkStart w:id="317" w:name="ref_Selten1973Simple"/>
+    <w:bookmarkEnd w:id="314"/>
+    <w:bookmarkStart w:id="316" w:name="ref_Selten1973Simple"/>
     <w:p>
       <w:pPr>
         <w:pStyle w:val="Bibliography"/>
@@ -45160,7 +45474,7 @@
       <w:r>
         <w:t xml:space="preserve"> </w:t>
       </w:r>
-      <w:hyperlink r:id="rId316">
+      <w:hyperlink r:id="rId315">
         <w:r>
           <w:rPr>
             <w:rStyle w:val="Hyperlink"/>
@@ -45172,8 +45486,8 @@
         <w:t xml:space="preserve">.</w:t>
       </w:r>
     </w:p>
-    <w:bookmarkEnd w:id="317"/>
-    <w:bookmarkStart w:id="319" w:name="ref_ShakedSutton1983Natural"/>
+    <w:bookmarkEnd w:id="316"/>
+    <w:bookmarkStart w:id="318" w:name="ref_ShakedSutton1983Natural"/>
     <w:p>
       <w:pPr>
         <w:pStyle w:val="Bibliography"/>
@@ -45209,7 +45523,7 @@
       <w:r>
         <w:t xml:space="preserve"> </w:t>
       </w:r>
-      <w:hyperlink r:id="rId318">
+      <w:hyperlink r:id="rId317">
         <w:r>
           <w:rPr>
             <w:rStyle w:val="Hyperlink"/>
@@ -45221,8 +45535,8 @@
         <w:t xml:space="preserve">.</w:t>
       </w:r>
     </w:p>
-    <w:bookmarkEnd w:id="319"/>
-    <w:bookmarkStart w:id="321" w:name="ref_Shapley1953Value"/>
+    <w:bookmarkEnd w:id="318"/>
+    <w:bookmarkStart w:id="320" w:name="ref_Shapley1953Value"/>
     <w:p>
       <w:pPr>
         <w:pStyle w:val="Bibliography"/>
@@ -45255,7 +45569,7 @@
       <w:r>
         <w:t xml:space="preserve"> </w:t>
       </w:r>
-      <w:hyperlink r:id="rId320">
+      <w:hyperlink r:id="rId319">
         <w:r>
           <w:rPr>
             <w:rStyle w:val="Hyperlink"/>
@@ -45267,8 +45581,8 @@
         <w:t xml:space="preserve">.</w:t>
       </w:r>
     </w:p>
-    <w:bookmarkEnd w:id="321"/>
-    <w:bookmarkStart w:id="323" w:name="ref_SinghVives1984Price"/>
+    <w:bookmarkEnd w:id="320"/>
+    <w:bookmarkStart w:id="322" w:name="ref_SinghVives1984Price"/>
     <w:p>
       <w:pPr>
         <w:pStyle w:val="Bibliography"/>
@@ -45304,7 +45618,7 @@
       <w:r>
         <w:t xml:space="preserve"> </w:t>
       </w:r>
-      <w:hyperlink r:id="rId322">
+      <w:hyperlink r:id="rId321">
         <w:r>
           <w:rPr>
             <w:rStyle w:val="Hyperlink"/>
@@ -45316,8 +45630,8 @@
         <w:t xml:space="preserve">.</w:t>
       </w:r>
     </w:p>
-    <w:bookmarkEnd w:id="323"/>
-    <w:bookmarkStart w:id="325" w:name="ref_Smith1776Wealth"/>
+    <w:bookmarkEnd w:id="322"/>
+    <w:bookmarkStart w:id="324" w:name="ref_Smith1776Wealth"/>
     <w:p>
       <w:pPr>
         <w:pStyle w:val="Bibliography"/>
@@ -45341,7 +45655,7 @@
       <w:r>
         <w:t xml:space="preserve"> </w:t>
       </w:r>
-      <w:hyperlink r:id="rId324">
+      <w:hyperlink r:id="rId323">
         <w:r>
           <w:rPr>
             <w:rStyle w:val="Hyperlink"/>
@@ -45353,8 +45667,8 @@
         <w:t xml:space="preserve">.</w:t>
       </w:r>
     </w:p>
-    <w:bookmarkEnd w:id="325"/>
-    <w:bookmarkStart w:id="327" w:name="ref_Snyder1996Dynamic"/>
+    <w:bookmarkEnd w:id="324"/>
+    <w:bookmarkStart w:id="326" w:name="ref_Snyder1996Dynamic"/>
     <w:p>
       <w:pPr>
         <w:pStyle w:val="Bibliography"/>
@@ -45390,7 +45704,7 @@
       <w:r>
         <w:t xml:space="preserve"> </w:t>
       </w:r>
-      <w:hyperlink r:id="rId326">
+      <w:hyperlink r:id="rId325">
         <w:r>
           <w:rPr>
             <w:rStyle w:val="Hyperlink"/>
@@ -45402,8 +45716,8 @@
         <w:t xml:space="preserve">.</w:t>
       </w:r>
     </w:p>
-    <w:bookmarkEnd w:id="327"/>
-    <w:bookmarkStart w:id="328" w:name="ref_Stackelberg1934Marktform"/>
+    <w:bookmarkEnd w:id="326"/>
+    <w:bookmarkStart w:id="327" w:name="ref_Stackelberg1934Marktform"/>
     <w:p>
       <w:pPr>
         <w:pStyle w:val="Bibliography"/>
@@ -45425,8 +45739,8 @@
         <w:t xml:space="preserve">. Viena: Julius Springer.</w:t>
       </w:r>
     </w:p>
-    <w:bookmarkEnd w:id="328"/>
-    <w:bookmarkStart w:id="329" w:name="ref_Stigler1950Monopoly"/>
+    <w:bookmarkEnd w:id="327"/>
+    <w:bookmarkStart w:id="328" w:name="ref_Stigler1950Monopoly"/>
     <w:p>
       <w:pPr>
         <w:pStyle w:val="Bibliography"/>
@@ -45460,8 +45774,8 @@
         <w:t xml:space="preserve">40 (2): 23-34.</w:t>
       </w:r>
     </w:p>
-    <w:bookmarkEnd w:id="329"/>
-    <w:bookmarkStart w:id="331" w:name="ref_Stigler1964Theory"/>
+    <w:bookmarkEnd w:id="328"/>
+    <w:bookmarkStart w:id="330" w:name="ref_Stigler1964Theory"/>
     <w:p>
       <w:pPr>
         <w:pStyle w:val="Bibliography"/>
@@ -45497,7 +45811,7 @@
       <w:r>
         <w:t xml:space="preserve"> </w:t>
       </w:r>
-      <w:hyperlink r:id="rId330">
+      <w:hyperlink r:id="rId329">
         <w:r>
           <w:rPr>
             <w:rStyle w:val="Hyperlink"/>
@@ -45509,8 +45823,8 @@
         <w:t xml:space="preserve">.</w:t>
       </w:r>
     </w:p>
-    <w:bookmarkEnd w:id="331"/>
-    <w:bookmarkStart w:id="333" w:name="ref_Nobel1994Nash"/>
+    <w:bookmarkEnd w:id="330"/>
+    <w:bookmarkStart w:id="332" w:name="ref_Nobel1994Nash"/>
     <w:p>
       <w:pPr>
         <w:pStyle w:val="Bibliography"/>
@@ -45530,7 +45844,7 @@
       <w:r>
         <w:t xml:space="preserve"> </w:t>
       </w:r>
-      <w:hyperlink r:id="rId332">
+      <w:hyperlink r:id="rId331">
         <w:r>
           <w:rPr>
             <w:rStyle w:val="Hyperlink"/>
@@ -45542,8 +45856,8 @@
         <w:t xml:space="preserve">.</w:t>
       </w:r>
     </w:p>
-    <w:bookmarkEnd w:id="333"/>
-    <w:bookmarkStart w:id="335" w:name="ref_Nobel2005AumannSchelling"/>
+    <w:bookmarkEnd w:id="332"/>
+    <w:bookmarkStart w:id="334" w:name="ref_Nobel2005AumannSchelling"/>
     <w:p>
       <w:pPr>
         <w:pStyle w:val="Bibliography"/>
@@ -45563,7 +45877,7 @@
       <w:r>
         <w:t xml:space="preserve"> </w:t>
       </w:r>
-      <w:hyperlink r:id="rId334">
+      <w:hyperlink r:id="rId333">
         <w:r>
           <w:rPr>
             <w:rStyle w:val="Hyperlink"/>
@@ -45575,8 +45889,8 @@
         <w:t xml:space="preserve">.</w:t>
       </w:r>
     </w:p>
-    <w:bookmarkEnd w:id="335"/>
-    <w:bookmarkStart w:id="337" w:name="ref_Theocharis1960Stability"/>
+    <w:bookmarkEnd w:id="334"/>
+    <w:bookmarkStart w:id="336" w:name="ref_Theocharis1960Stability"/>
     <w:p>
       <w:pPr>
         <w:pStyle w:val="Bibliography"/>
@@ -45612,7 +45926,7 @@
       <w:r>
         <w:t xml:space="preserve"> </w:t>
       </w:r>
-      <w:hyperlink r:id="rId336">
+      <w:hyperlink r:id="rId335">
         <w:r>
           <w:rPr>
             <w:rStyle w:val="Hyperlink"/>
@@ -45624,8 +45938,8 @@
         <w:t xml:space="preserve">.</w:t>
       </w:r>
     </w:p>
-    <w:bookmarkEnd w:id="337"/>
-    <w:bookmarkStart w:id="338" w:name="ref_Tirole1988Theory"/>
+    <w:bookmarkEnd w:id="336"/>
+    <w:bookmarkStart w:id="337" w:name="ref_Tirole1988Theory"/>
     <w:p>
       <w:pPr>
         <w:pStyle w:val="Bibliography"/>
@@ -45647,8 +45961,8 @@
         <w:t xml:space="preserve">. Cambridge (Massachusetts): MIT Press.</w:t>
       </w:r>
     </w:p>
-    <w:bookmarkEnd w:id="338"/>
-    <w:bookmarkStart w:id="340" w:name="ref_TJUE1993PastaPapel"/>
+    <w:bookmarkEnd w:id="337"/>
+    <w:bookmarkStart w:id="339" w:name="ref_TJUE1993PastaPapel"/>
     <w:p>
       <w:pPr>
         <w:pStyle w:val="Bibliography"/>
@@ -45668,7 +45982,7 @@
       <w:r>
         <w:t xml:space="preserve"> </w:t>
       </w:r>
-      <w:hyperlink r:id="rId339">
+      <w:hyperlink r:id="rId338">
         <w:r>
           <w:rPr>
             <w:rStyle w:val="Hyperlink"/>
@@ -45680,8 +45994,8 @@
         <w:t xml:space="preserve">.</w:t>
       </w:r>
     </w:p>
-    <w:bookmarkEnd w:id="340"/>
-    <w:bookmarkStart w:id="342" w:name="ref_UE2016TFUE"/>
+    <w:bookmarkEnd w:id="339"/>
+    <w:bookmarkStart w:id="341" w:name="ref_UE2016TFUE"/>
     <w:p>
       <w:pPr>
         <w:pStyle w:val="Bibliography"/>
@@ -45701,7 +46015,7 @@
       <w:r>
         <w:t xml:space="preserve"> </w:t>
       </w:r>
-      <w:hyperlink r:id="rId341">
+      <w:hyperlink r:id="rId340">
         <w:r>
           <w:rPr>
             <w:rStyle w:val="Hyperlink"/>
@@ -45713,8 +46027,8 @@
         <w:t xml:space="preserve">.</w:t>
       </w:r>
     </w:p>
-    <w:bookmarkEnd w:id="342"/>
-    <w:bookmarkStart w:id="343" w:name="ref_Vives1999Oligopoly"/>
+    <w:bookmarkEnd w:id="341"/>
+    <w:bookmarkStart w:id="342" w:name="ref_Vives1999Oligopoly"/>
     <w:p>
       <w:pPr>
         <w:pStyle w:val="Bibliography"/>
@@ -45736,9 +46050,9 @@
         <w:t xml:space="preserve">. Cambridge (Massachusetts): MIT Press.</w:t>
       </w:r>
     </w:p>
+    <w:bookmarkEnd w:id="342"/>
     <w:bookmarkEnd w:id="343"/>
     <w:bookmarkEnd w:id="344"/>
-    <w:bookmarkEnd w:id="345"/>
     <w:sectPr>
       <w:headerReference r:id="rId9" w:type="default"/>
       <w:footerReference r:id="rIdTceeB" w:type="default"/>
@@ -46323,7 +46637,7 @@
       </w:r>
     </w:p>
   </w:footnote>
-  <w:footnote w:id="39">
+  <w:footnote w:id="41">
     <w:p>
       <w:pPr>
         <w:pStyle w:val="FootnoteText"/>
@@ -46338,183 +46652,122 @@
         <w:t xml:space="preserve"> </w:t>
       </w:r>
       <w:r>
-        <w:t xml:space="preserve">Llamamos</w:t>
-      </w:r>
-      <w:r>
-        <w:t xml:space="preserve"> </w:t>
+        <w:t xml:space="preserve">El estudio del oligopolio se divide según el bien sea homogéneo o diferenciado. Esta exposición mantiene el bien homogéneo: los productos de las empresas son sustitutivos perfectos en la función de utilidad de los consumidores.</w:t>
+      </w:r>
+    </w:p>
+  </w:footnote>
+  <w:footnote w:id="42">
+    <w:p>
+      <w:pPr>
+        <w:pStyle w:val="FootnoteText"/>
+      </w:pPr>
+      <w:r>
+        <w:rPr>
+          <w:rStyle w:val="FootnoteReference"/>
+        </w:rPr>
+        <w:footnoteRef/>
+      </w:r>
+      <w:r>
+        <w:t xml:space="preserve"> </w:t>
+      </w:r>
+      <w:r>
+        <w:t xml:space="preserve">El poder de mercado del oligopolista no es total: elige el precio o la cantidad, no los 2, sujeto a la demanda y a lo que hagan las demás.</w:t>
+      </w:r>
+    </w:p>
+  </w:footnote>
+  <w:footnote w:id="44">
+    <w:p>
+      <w:pPr>
+        <w:pStyle w:val="FootnoteText"/>
+      </w:pPr>
+      <w:r>
+        <w:rPr>
+          <w:rStyle w:val="FootnoteReference"/>
+        </w:rPr>
+        <w:footnoteRef/>
+      </w:r>
+      <w:r>
+        <w:t xml:space="preserve"> </w:t>
+      </w:r>
+      <w:r>
+        <w:t xml:space="preserve">También hay oligopolio natural con diferenciación vertical y libre entrada: si los consumidores difieren en su renta y las empresas compiten en calidad y precio, solo un número finito de empresas puede tener cuota positiva, aunque la entrada sea libre (</w:t>
       </w:r>
       <w:r>
         <w:rPr>
           <w:i/>
           <w:iCs/>
         </w:rPr>
-        <w:t xml:space="preserve">estático</w:t>
-      </w:r>
-      <w:r>
-        <w:t xml:space="preserve"> </w:t>
-      </w:r>
-      <w:r>
-        <w:t xml:space="preserve">al análisis de un solo periodo.</w:t>
-      </w:r>
-      <w:r>
-        <w:t xml:space="preserve"> </w:t>
-      </w:r>
-      <w:r>
-        <w:rPr>
-          <w:smallCaps/>
-        </w:rPr>
-        <w:t xml:space="preserve">Stackelberg</w:t>
-      </w:r>
-      <w:r>
-        <w:t xml:space="preserve"> </w:t>
-      </w:r>
-      <w:r>
-        <w:t xml:space="preserve">y el liderazgo en precios son juegos secuenciales (dinámicos, en el lenguaje de la teoría de juegos, y se resuelven por inducción hacia atrás), pero también en ellos las empresas se encuentran una sola vez; la repetición es el objeto del bloque </w:t>
-      </w:r>
-      <w:hyperlink w:anchor="sec_analisis_dinamico">
+        <w:t xml:space="preserve">propiedad de finitud</w:t>
+      </w:r>
+      <w:r>
+        <w:t xml:space="preserve">)</w:t>
+      </w:r>
+      <w:r>
+        <w:t xml:space="preserve"> </w:t>
+      </w:r>
+      <w:r>
+        <w:t xml:space="preserve">(</w:t>
+      </w:r>
+      <w:hyperlink w:anchor="ref_ShakedSutton1983Natural">
         <w:r>
           <w:rPr>
             <w:rStyle w:val="Hyperlink"/>
-          </w:rPr>
-          <w:t xml:space="preserve">II</w:t>
+            <w:smallCaps/>
+          </w:rPr>
+          <w:t xml:space="preserve">Shaked</w:t>
+        </w:r>
+        <w:r>
+          <w:rPr>
+            <w:rStyle w:val="Hyperlink"/>
+          </w:rPr>
+          <w:t xml:space="preserve"> </w:t>
+        </w:r>
+        <w:r>
+          <w:rPr>
+            <w:rStyle w:val="Hyperlink"/>
+          </w:rPr>
+          <w:t xml:space="preserve">y</w:t>
+        </w:r>
+        <w:r>
+          <w:rPr>
+            <w:rStyle w:val="Hyperlink"/>
+          </w:rPr>
+          <w:t xml:space="preserve"> </w:t>
+        </w:r>
+        <w:r>
+          <w:rPr>
+            <w:rStyle w:val="Hyperlink"/>
+            <w:smallCaps/>
+          </w:rPr>
+          <w:t xml:space="preserve">Sutton</w:t>
+        </w:r>
+        <w:r>
+          <w:rPr>
+            <w:rStyle w:val="Hyperlink"/>
+          </w:rPr>
+          <w:t xml:space="preserve">, 1983</w:t>
         </w:r>
       </w:hyperlink>
       <w:r>
+        <w:t xml:space="preserve">)</w:t>
+      </w:r>
+      <w:r>
+        <w:t xml:space="preserve"> </w:t>
+      </w:r>
+      <w:hyperlink r:id="rId30">
+        <w:r>
+          <w:rPr>
+            <w:rStyle w:val="Referenciaatema"/>
+          </w:rPr>
+          <w:t xml:space="preserve">[ver tema 3.A.18]</w:t>
+        </w:r>
+      </w:hyperlink>
+      <w:r>
         <w:t xml:space="preserve">.</w:t>
-      </w:r>
-    </w:p>
-  </w:footnote>
-  <w:footnote w:id="42">
-    <w:p>
-      <w:pPr>
-        <w:pStyle w:val="FootnoteText"/>
-      </w:pPr>
-      <w:r>
-        <w:rPr>
-          <w:rStyle w:val="FootnoteReference"/>
-        </w:rPr>
-        <w:footnoteRef/>
-      </w:r>
-      <w:r>
-        <w:t xml:space="preserve"> </w:t>
-      </w:r>
-      <w:r>
-        <w:t xml:space="preserve">El estudio del oligopolio se divide según el bien sea homogéneo o diferenciado. Esta exposición mantiene el bien homogéneo: los productos de las empresas son sustitutivos perfectos en la función de utilidad de los consumidores.</w:t>
-      </w:r>
-    </w:p>
-  </w:footnote>
-  <w:footnote w:id="43">
-    <w:p>
-      <w:pPr>
-        <w:pStyle w:val="FootnoteText"/>
-      </w:pPr>
-      <w:r>
-        <w:rPr>
-          <w:rStyle w:val="FootnoteReference"/>
-        </w:rPr>
-        <w:footnoteRef/>
-      </w:r>
-      <w:r>
-        <w:t xml:space="preserve"> </w:t>
-      </w:r>
-      <w:r>
-        <w:t xml:space="preserve">El poder de mercado del oligopolista no es total: elige el precio o la cantidad, no los 2, sujeto a la demanda y a lo que hagan las demás.</w:t>
       </w:r>
     </w:p>
   </w:footnote>
   <w:footnote w:id="45">
-    <w:p>
-      <w:pPr>
-        <w:pStyle w:val="FootnoteText"/>
-      </w:pPr>
-      <w:r>
-        <w:rPr>
-          <w:rStyle w:val="FootnoteReference"/>
-        </w:rPr>
-        <w:footnoteRef/>
-      </w:r>
-      <w:r>
-        <w:t xml:space="preserve"> </w:t>
-      </w:r>
-      <w:r>
-        <w:t xml:space="preserve">También hay oligopolio natural con diferenciación vertical y libre entrada: si los consumidores difieren en su renta y las empresas compiten en calidad y precio, solo un número finito de empresas puede tener cuota positiva, aunque la entrada sea libre (</w:t>
-      </w:r>
-      <w:r>
-        <w:rPr>
-          <w:i/>
-          <w:iCs/>
-        </w:rPr>
-        <w:t xml:space="preserve">propiedad de finitud</w:t>
-      </w:r>
-      <w:r>
-        <w:t xml:space="preserve">)</w:t>
-      </w:r>
-      <w:r>
-        <w:t xml:space="preserve"> </w:t>
-      </w:r>
-      <w:r>
-        <w:t xml:space="preserve">(</w:t>
-      </w:r>
-      <w:hyperlink w:anchor="ref_ShakedSutton1983Natural">
-        <w:r>
-          <w:rPr>
-            <w:rStyle w:val="Hyperlink"/>
-            <w:smallCaps/>
-          </w:rPr>
-          <w:t xml:space="preserve">Shaked</w:t>
-        </w:r>
-        <w:r>
-          <w:rPr>
-            <w:rStyle w:val="Hyperlink"/>
-          </w:rPr>
-          <w:t xml:space="preserve"> </w:t>
-        </w:r>
-        <w:r>
-          <w:rPr>
-            <w:rStyle w:val="Hyperlink"/>
-          </w:rPr>
-          <w:t xml:space="preserve">y</w:t>
-        </w:r>
-        <w:r>
-          <w:rPr>
-            <w:rStyle w:val="Hyperlink"/>
-          </w:rPr>
-          <w:t xml:space="preserve"> </w:t>
-        </w:r>
-        <w:r>
-          <w:rPr>
-            <w:rStyle w:val="Hyperlink"/>
-            <w:smallCaps/>
-          </w:rPr>
-          <w:t xml:space="preserve">Sutton</w:t>
-        </w:r>
-        <w:r>
-          <w:rPr>
-            <w:rStyle w:val="Hyperlink"/>
-          </w:rPr>
-          <w:t xml:space="preserve">, 1983</w:t>
-        </w:r>
-      </w:hyperlink>
-      <w:r>
-        <w:t xml:space="preserve">)</w:t>
-      </w:r>
-      <w:r>
-        <w:t xml:space="preserve"> </w:t>
-      </w:r>
-      <w:hyperlink r:id="rId30">
-        <w:r>
-          <w:rPr>
-            <w:rStyle w:val="Referenciaatema"/>
-          </w:rPr>
-          <w:t xml:space="preserve">[ver tema 3.A.18]</w:t>
-        </w:r>
-      </w:hyperlink>
-      <w:r>
-        <w:t xml:space="preserve">.</w:t>
-      </w:r>
-    </w:p>
-  </w:footnote>
-  <w:footnote w:id="46">
     <w:p>
       <w:pPr>
         <w:pStyle w:val="FootnoteText"/>
@@ -46800,18 +47053,18 @@
           <wp:inline>
             <wp:extent cx="2686050" cy="1346007"/>
             <wp:effectExtent b="0" l="0" r="0" t="0"/>
-            <wp:docPr descr="" title="" id="48" name="Picture"/>
+            <wp:docPr descr="" title="" id="47" name="Picture"/>
             <a:graphic>
               <a:graphicData uri="http://schemas.openxmlformats.org/drawingml/2006/picture">
                 <pic:pic>
                   <pic:nvPicPr>
-                    <pic:cNvPr descr="C:\Users\vgutierrez\Documents\src\victorgutierrezmarcos.github.io-revision\oposicion\temario\fuentes\3A19\graficos/sustitutos-complementos.png" id="49" name="Picture"/>
+                    <pic:cNvPr descr="C:\Users\vgutierrez\Documents\src\victorgutierrezmarcos.github.io-revision\oposicion\temario\fuentes\3A19\graficos/sustitutos-complementos.png" id="48" name="Picture"/>
                     <pic:cNvPicPr>
                       <a:picLocks noChangeArrowheads="1" noChangeAspect="1"/>
                     </pic:cNvPicPr>
                   </pic:nvPicPr>
                   <pic:blipFill>
-                    <a:blip r:embed="rId47"/>
+                    <a:blip r:embed="rId46"/>
                     <a:stretch>
                       <a:fillRect/>
                     </a:stretch>
@@ -46839,7 +47092,7 @@
       </w:r>
     </w:p>
   </w:footnote>
-  <w:footnote w:id="52">
+  <w:footnote w:id="51">
     <w:p>
       <w:pPr>
         <w:pStyle w:val="FootnoteText"/>
@@ -46894,7 +47147,7 @@
       </w:r>
     </w:p>
   </w:footnote>
-  <w:footnote w:id="55">
+  <w:footnote w:id="54">
     <w:p>
       <w:pPr>
         <w:pStyle w:val="FootnoteText"/>
@@ -46981,7 +47234,7 @@
       </w:r>
     </w:p>
   </w:footnote>
-  <w:footnote w:id="62">
+  <w:footnote w:id="61">
     <w:p>
       <w:pPr>
         <w:pStyle w:val="FootnoteText"/>
@@ -47042,7 +47295,7 @@
       </w:r>
     </w:p>
   </w:footnote>
-  <w:footnote w:id="84">
+  <w:footnote w:id="83">
     <w:p>
       <w:pPr>
         <w:pStyle w:val="FootnoteText"/>
@@ -47075,7 +47328,7 @@
       </w:r>
     </w:p>
   </w:footnote>
-  <w:footnote w:id="87">
+  <w:footnote w:id="86">
     <w:p>
       <w:pPr>
         <w:pStyle w:val="FootnoteText"/>
@@ -47102,7 +47355,7 @@
       </w:r>
     </w:p>
   </w:footnote>
-  <w:footnote w:id="94">
+  <w:footnote w:id="93">
     <w:p>
       <w:pPr>
         <w:pStyle w:val="FootnoteText"/>
@@ -47139,7 +47392,7 @@
       </w:r>
     </w:p>
   </w:footnote>
-  <w:footnote w:id="117">
+  <w:footnote w:id="116">
     <w:p>
       <w:pPr>
         <w:pStyle w:val="FootnoteText"/>
@@ -47210,7 +47463,7 @@
       </w:r>
     </w:p>
   </w:footnote>
-  <w:footnote w:id="122">
+  <w:footnote w:id="121">
     <w:p>
       <w:pPr>
         <w:pStyle w:val="FootnoteText"/>
@@ -47243,7 +47496,7 @@
       </w:r>
     </w:p>
   </w:footnote>
-  <w:footnote w:id="124">
+  <w:footnote w:id="123">
     <w:p>
       <w:pPr>
         <w:pStyle w:val="FootnoteText"/>
@@ -47317,7 +47570,7 @@
       </w:r>
     </w:p>
   </w:footnote>
-  <w:footnote w:id="131">
+  <w:footnote w:id="130">
     <w:p>
       <w:pPr>
         <w:pStyle w:val="FootnoteText"/>
@@ -47389,7 +47642,7 @@
       </w:r>
     </w:p>
   </w:footnote>
-  <w:footnote w:id="153">
+  <w:footnote w:id="152">
     <w:p>
       <w:pPr>
         <w:pStyle w:val="FootnoteText"/>
@@ -47698,7 +47951,7 @@
       </w:r>
     </w:p>
   </w:footnote>
-  <w:footnote w:id="155">
+  <w:footnote w:id="154">
     <w:p>
       <w:pPr>
         <w:pStyle w:val="FootnoteText"/>
@@ -47730,7 +47983,7 @@
       <w:r>
         <w:t xml:space="preserve"> </w:t>
       </w:r>
-      <w:hyperlink r:id="rId156">
+      <w:hyperlink r:id="rId155">
         <w:r>
           <w:rPr>
             <w:rStyle w:val="Hyperlink"/>
@@ -47746,7 +47999,7 @@
       </w:r>
     </w:p>
   </w:footnote>
-  <w:footnote w:id="169">
+  <w:footnote w:id="168">
     <w:p>
       <w:pPr>
         <w:pStyle w:val="FootnoteText"/>
@@ -47854,7 +48107,7 @@
       </w:r>
     </w:p>
   </w:footnote>
-  <w:footnote w:id="171">
+  <w:footnote w:id="170">
     <w:p>
       <w:pPr>
         <w:pStyle w:val="FootnoteText"/>
@@ -48328,6 +48581,9 @@
     <w:abstractNumId w:val="991"/>
   </w:num>
   <w:num w:numId="1012">
+    <w:abstractNumId w:val="991"/>
+  </w:num>
+  <w:num w:numId="1013">
     <w:abstractNumId w:val="99201"/>
     <w:lvlOverride w:ilvl="0">
       <w:startOverride w:val="1"/>
@@ -48357,9 +48613,6 @@
       <w:startOverride w:val="1"/>
     </w:lvlOverride>
   </w:num>
-  <w:num w:numId="1013">
-    <w:abstractNumId w:val="991"/>
-  </w:num>
   <w:num w:numId="1014">
     <w:abstractNumId w:val="991"/>
   </w:num>
@@ -48382,6 +48635,9 @@
     <w:abstractNumId w:val="991"/>
   </w:num>
   <w:num w:numId="1021">
+    <w:abstractNumId w:val="991"/>
+  </w:num>
+  <w:num w:numId="1022">
     <w:abstractNumId w:val="99201"/>
     <w:lvlOverride w:ilvl="0">
       <w:startOverride w:val="1"/>
@@ -48411,9 +48667,6 @@
       <w:startOverride w:val="1"/>
     </w:lvlOverride>
   </w:num>
-  <w:num w:numId="1022">
-    <w:abstractNumId w:val="991"/>
-  </w:num>
   <w:num w:numId="1023">
     <w:abstractNumId w:val="991"/>
   </w:num>
@@ -48442,6 +48695,9 @@
     <w:abstractNumId w:val="991"/>
   </w:num>
   <w:num w:numId="1032">
+    <w:abstractNumId w:val="991"/>
+  </w:num>
+  <w:num w:numId="1033">
     <w:abstractNumId w:val="99201"/>
     <w:lvlOverride w:ilvl="0">
       <w:startOverride w:val="1"/>
@@ -48471,9 +48727,6 @@
       <w:startOverride w:val="1"/>
     </w:lvlOverride>
   </w:num>
-  <w:num w:numId="1033">
-    <w:abstractNumId w:val="991"/>
-  </w:num>
   <w:num w:numId="1034">
     <w:abstractNumId w:val="991"/>
   </w:num>
@@ -48490,6 +48743,9 @@
     <w:abstractNumId w:val="991"/>
   </w:num>
   <w:num w:numId="1039">
+    <w:abstractNumId w:val="991"/>
+  </w:num>
+  <w:num w:numId="1040">
     <w:abstractNumId w:val="99201"/>
     <w:lvlOverride w:ilvl="0">
       <w:startOverride w:val="1"/>
@@ -48519,9 +48775,6 @@
       <w:startOverride w:val="1"/>
     </w:lvlOverride>
   </w:num>
-  <w:num w:numId="1040">
-    <w:abstractNumId w:val="991"/>
-  </w:num>
   <w:num w:numId="1041">
     <w:abstractNumId w:val="991"/>
   </w:num>
@@ -48529,6 +48782,9 @@
     <w:abstractNumId w:val="991"/>
   </w:num>
   <w:num w:numId="1043">
+    <w:abstractNumId w:val="991"/>
+  </w:num>
+  <w:num w:numId="1044">
     <w:abstractNumId w:val="99201"/>
     <w:lvlOverride w:ilvl="0">
       <w:startOverride w:val="1"/>
@@ -48557,9 +48813,6 @@
     <w:lvlOverride w:ilvl="8">
       <w:startOverride w:val="1"/>
     </w:lvlOverride>
-  </w:num>
-  <w:num w:numId="1044">
-    <w:abstractNumId w:val="991"/>
   </w:num>
   <w:num w:numId="1045">
     <w:abstractNumId w:val="991"/>
@@ -48643,6 +48896,9 @@
     <w:abstractNumId w:val="991"/>
   </w:num>
   <w:num w:numId="1072">
+    <w:abstractNumId w:val="991"/>
+  </w:num>
+  <w:num w:numId="1073">
     <w:abstractNumId w:val="99201"/>
     <w:lvlOverride w:ilvl="0">
       <w:startOverride w:val="1"/>
@@ -48672,7 +48928,7 @@
       <w:startOverride w:val="1"/>
     </w:lvlOverride>
   </w:num>
-  <w:num w:numId="1073">
+  <w:num w:numId="1074">
     <w:abstractNumId w:val="99203"/>
     <w:lvlOverride w:ilvl="0">
       <w:startOverride w:val="3"/>
@@ -48702,9 +48958,6 @@
       <w:startOverride w:val="3"/>
     </w:lvlOverride>
   </w:num>
-  <w:num w:numId="1074">
-    <w:abstractNumId w:val="991"/>
-  </w:num>
   <w:num w:numId="1075">
     <w:abstractNumId w:val="991"/>
   </w:num>
@@ -48721,6 +48974,9 @@
     <w:abstractNumId w:val="991"/>
   </w:num>
   <w:num w:numId="1080">
+    <w:abstractNumId w:val="991"/>
+  </w:num>
+  <w:num w:numId="1081">
     <w:abstractNumId w:val="99201"/>
     <w:lvlOverride w:ilvl="0">
       <w:startOverride w:val="1"/>
@@ -48750,9 +49006,6 @@
       <w:startOverride w:val="1"/>
     </w:lvlOverride>
   </w:num>
-  <w:num w:numId="1081">
-    <w:abstractNumId w:val="991"/>
-  </w:num>
   <w:num w:numId="1082">
     <w:abstractNumId w:val="991"/>
   </w:num>
@@ -48760,6 +49013,9 @@
     <w:abstractNumId w:val="991"/>
   </w:num>
   <w:num w:numId="1084">
+    <w:abstractNumId w:val="991"/>
+  </w:num>
+  <w:num w:numId="1085">
     <w:abstractNumId w:val="99201"/>
     <w:lvlOverride w:ilvl="0">
       <w:startOverride w:val="1"/>
@@ -48788,9 +49044,6 @@
     <w:lvlOverride w:ilvl="8">
       <w:startOverride w:val="1"/>
     </w:lvlOverride>
-  </w:num>
-  <w:num w:numId="1085">
-    <w:abstractNumId w:val="991"/>
   </w:num>
   <w:num w:numId="1086">
     <w:abstractNumId w:val="991"/>
@@ -48823,6 +49076,9 @@
     <w:abstractNumId w:val="991"/>
   </w:num>
   <w:num w:numId="1096">
+    <w:abstractNumId w:val="991"/>
+  </w:num>
+  <w:num w:numId="1097">
     <w:abstractNumId w:val="991"/>
   </w:num>
 </w:numbering>

--- a/oposicion/temario/tercer-ejercicio/3A19.docx
+++ b/oposicion/temario/tercer-ejercicio/3A19.docx
@@ -21951,7 +21951,7 @@
               <w:jc w:val="left"/>
             </w:pPr>
             <w:r>
-              <w:t xml:space="preserve">Gana-quédate, pierde-cambia (</w:t>
+              <w:t xml:space="preserve">«Si gano, repito; si pierdo, cambio» (</w:t>
             </w:r>
             <w:r>
               <w:rPr>

--- a/oposicion/temario/tercer-ejercicio/3A19.docx
+++ b/oposicion/temario/tercer-ejercicio/3A19.docx
@@ -37,7 +37,7 @@
         <w:pStyle w:val="Paginasdeltema"/>
       </w:pPr>
       <w:r>
-        <w:t xml:space="preserve">Tema: 32 págs. · Anexos: 4 · Bibliografía: 5 (PDF)</w:t>
+        <w:t xml:space="preserve">Tema: 34 págs. · Anexos: 4 · Bibliografía: 5 (PDF)</w:t>
       </w:r>
     </w:p>
     <w:bookmarkStart w:id="38" w:name="introducci__n"/>
@@ -87,55 +87,7 @@
         </w:numPr>
       </w:pPr>
       <w:r>
-        <w:t xml:space="preserve">En 1776, Adam</w:t>
-      </w:r>
-      <w:r>
-        <w:t xml:space="preserve"> </w:t>
-      </w:r>
-      <w:r>
-        <w:rPr>
-          <w:smallCaps/>
-        </w:rPr>
-        <w:t xml:space="preserve">Smith</w:t>
-      </w:r>
-      <w:r>
-        <w:t xml:space="preserve"> </w:t>
-      </w:r>
-      <w:r>
-        <w:t xml:space="preserve">advertía de que la gente del mismo oficio rara vez se reúne, ni siquiera para divertirse, sin que la conversación acabe en una conspiración contra el público o en alguna maquinación para subir los precios</w:t>
-      </w:r>
-      <w:r>
-        <w:t xml:space="preserve"> </w:t>
-      </w:r>
-      <w:r>
-        <w:t xml:space="preserve">(</w:t>
-      </w:r>
-      <w:hyperlink w:anchor="ref_Smith1776Wealth">
-        <w:r>
-          <w:rPr>
-            <w:rStyle w:val="Hyperlink"/>
-            <w:smallCaps/>
-          </w:rPr>
-          <w:t xml:space="preserve">Smith</w:t>
-        </w:r>
-        <w:r>
-          <w:rPr>
-            <w:rStyle w:val="Hyperlink"/>
-          </w:rPr>
-          <w:t xml:space="preserve">, 1776, lib. I</w:t>
-        </w:r>
-      </w:hyperlink>
-      <w:r>
-        <w:t xml:space="preserve">, cap. 10, parte II)</w:t>
-      </w:r>
-      <w:r>
-        <w:t xml:space="preserve">.</w:t>
-      </w:r>
-      <w:r>
-        <w:rPr>
-          <w:rStyle w:val="FootnoteReference"/>
-        </w:rPr>
-        <w:footnoteReference w:id="20"/>
+        <w:t xml:space="preserve">«Entre bomberos no se pisan la manguera», dice el refrán: entre los que se dedican a lo mismo, nadie le hace la competencia a nadie.</w:t>
       </w:r>
     </w:p>
     <w:p>
@@ -146,7 +98,22 @@
         </w:numPr>
       </w:pPr>
       <w:r>
-        <w:t xml:space="preserve">Casi dos siglos y medio después, en julio de 2016, la Comisión Europea multó con 2.926 millones de euros a 4 fabricantes de camiones (Daimler, DAF, Iveco y Volvo/Renault) que durante 14 años, de 1997 a 2011, se habían puesto de acuerdo en sus precios de catálogo. Un quinto miembro del cártel, MAN, no pagó nada: fue quien lo denunció</w:t>
+        <w:t xml:space="preserve">Ya en 1776, Adam</w:t>
+      </w:r>
+      <w:r>
+        <w:t xml:space="preserve"> </w:t>
+      </w:r>
+      <w:r>
+        <w:rPr>
+          <w:smallCaps/>
+        </w:rPr>
+        <w:t xml:space="preserve">Smith</w:t>
+      </w:r>
+      <w:r>
+        <w:t xml:space="preserve"> </w:t>
+      </w:r>
+      <w:r>
+        <w:t xml:space="preserve">advertía de que la gente del mismo oficio rara vez se reúne, ni siquiera para divertirse, sin que la conversación acabe en una conspiración contra el público o en alguna maquinación para subir los precios</w:t>
       </w:r>
       <w:r>
         <w:t xml:space="preserve"> </w:t>
@@ -154,53 +121,32 @@
       <w:r>
         <w:t xml:space="preserve">(</w:t>
       </w:r>
-      <w:hyperlink w:anchor="ref_CE2016Camiones">
+      <w:hyperlink w:anchor="ref_Smith1776Wealth">
         <w:r>
           <w:rPr>
             <w:rStyle w:val="Hyperlink"/>
             <w:smallCaps/>
           </w:rPr>
-          <w:t xml:space="preserve">Comisión Europea</w:t>
+          <w:t xml:space="preserve">Smith</w:t>
         </w:r>
         <w:r>
           <w:rPr>
             <w:rStyle w:val="Hyperlink"/>
           </w:rPr>
-          <w:t xml:space="preserve">, 2016</w:t>
+          <w:t xml:space="preserve">, 1776, lib. I</w:t>
         </w:r>
       </w:hyperlink>
       <w:r>
-        <w:t xml:space="preserve">)</w:t>
-      </w:r>
-      <w:r>
-        <w:t xml:space="preserve">. Con la multa de 2017 a Scania, es la mayor sanción a un cártel en la historia de la Unión Europea, 3.807 millones de euros</w:t>
-      </w:r>
-      <w:r>
-        <w:t xml:space="preserve"> </w:t>
-      </w:r>
-      <w:r>
-        <w:t xml:space="preserve">(</w:t>
-      </w:r>
-      <w:hyperlink w:anchor="ref_CE2026CartelStatistics">
-        <w:r>
-          <w:rPr>
-            <w:rStyle w:val="Hyperlink"/>
-            <w:smallCaps/>
-          </w:rPr>
-          <w:t xml:space="preserve">Comisión Europea</w:t>
-        </w:r>
-        <w:r>
-          <w:rPr>
-            <w:rStyle w:val="Hyperlink"/>
-          </w:rPr>
-          <w:t xml:space="preserve">, 2026</w:t>
-        </w:r>
-      </w:hyperlink>
-      <w:r>
-        <w:t xml:space="preserve">)</w:t>
+        <w:t xml:space="preserve">, cap. 10, parte II)</w:t>
       </w:r>
       <w:r>
         <w:t xml:space="preserve">.</w:t>
+      </w:r>
+      <w:r>
+        <w:rPr>
+          <w:rStyle w:val="FootnoteReference"/>
+        </w:rPr>
+        <w:footnoteReference w:id="20"/>
       </w:r>
     </w:p>
     <w:p>
@@ -211,7 +157,72 @@
         </w:numPr>
       </w:pPr>
       <w:r>
-        <w:t xml:space="preserve">Detrás está la pregunta de esta exposición: si a las empresas de un mercado les conviene ponerse de acuerdo, ¿por qué compiten? ¿Y por qué un acuerdo que ha durado 14 años se rompe cuando a uno de sus miembros le sale a cuenta denunciarlo?</w:t>
+        <w:t xml:space="preserve">Casi dos siglos y medio después, en julio de 2016, la Comisión Europea multó con 2.926 millones de euros a 4 fabricantes de camiones (Daimler, DAF, Iveco y Volvo/Renault) que durante 14 años, de 1997 a 2011, se habían puesto de acuerdo en sus precios de catálogo. Un quinto miembro del cártel, MAN, no pagó nada: fue quien lo denunció</w:t>
+      </w:r>
+      <w:r>
+        <w:t xml:space="preserve"> </w:t>
+      </w:r>
+      <w:r>
+        <w:t xml:space="preserve">(</w:t>
+      </w:r>
+      <w:hyperlink w:anchor="ref_CE2016Camiones">
+        <w:r>
+          <w:rPr>
+            <w:rStyle w:val="Hyperlink"/>
+            <w:smallCaps/>
+          </w:rPr>
+          <w:t xml:space="preserve">Comisión Europea</w:t>
+        </w:r>
+        <w:r>
+          <w:rPr>
+            <w:rStyle w:val="Hyperlink"/>
+          </w:rPr>
+          <w:t xml:space="preserve">, 2016</w:t>
+        </w:r>
+      </w:hyperlink>
+      <w:r>
+        <w:t xml:space="preserve">)</w:t>
+      </w:r>
+      <w:r>
+        <w:t xml:space="preserve">. Con la multa de 2017 a Scania, es la mayor sanción a un cártel en la historia de la Unión Europea, 3.807 millones de euros</w:t>
+      </w:r>
+      <w:r>
+        <w:t xml:space="preserve"> </w:t>
+      </w:r>
+      <w:r>
+        <w:t xml:space="preserve">(</w:t>
+      </w:r>
+      <w:hyperlink w:anchor="ref_CE2026CartelStatistics">
+        <w:r>
+          <w:rPr>
+            <w:rStyle w:val="Hyperlink"/>
+            <w:smallCaps/>
+          </w:rPr>
+          <w:t xml:space="preserve">Comisión Europea</w:t>
+        </w:r>
+        <w:r>
+          <w:rPr>
+            <w:rStyle w:val="Hyperlink"/>
+          </w:rPr>
+          <w:t xml:space="preserve">, 2026</w:t>
+        </w:r>
+      </w:hyperlink>
+      <w:r>
+        <w:t xml:space="preserve">)</w:t>
+      </w:r>
+      <w:r>
+        <w:t xml:space="preserve">.</w:t>
+      </w:r>
+    </w:p>
+    <w:p>
+      <w:pPr>
+        <w:numPr>
+          <w:ilvl w:val="1"/>
+          <w:numId w:val="1002"/>
+        </w:numPr>
+      </w:pPr>
+      <w:r>
+        <w:t xml:space="preserve">Detrás está la pregunta de esta exposición: si a las empresas de un mercado les conviene ponerse de acuerdo, ¿por qué compiten? ¿Por qué unas veces los bomberos no se pisan la manguera durante 14 años y otras uno de ellos la pisa y denuncia a los demás?</w:t>
       </w:r>
     </w:p>
     <w:p>
@@ -2468,7 +2479,7 @@
       </w:r>
     </w:p>
     <w:bookmarkEnd w:id="38"/>
-    <w:bookmarkStart w:id="112" w:name="sec_analisis_estatico"/>
+    <w:bookmarkStart w:id="121" w:name="sec_analisis_estatico"/>
     <w:p>
       <w:pPr>
         <w:pStyle w:val="Heading1"/>
@@ -2555,7 +2566,85 @@
         <w:t xml:space="preserve"> </w:t>
       </w:r>
       <w:r>
-        <w:t xml:space="preserve">sobre el mismo gráfico (1′30″);</w:t>
+        <w:t xml:space="preserve">con su propio gráfico, que parte del de</w:t>
+      </w:r>
+      <w:r>
+        <w:t xml:space="preserve"> </w:t>
+      </w:r>
+      <w:r>
+        <w:rPr>
+          <w:smallCaps/>
+        </w:rPr>
+        <w:t xml:space="preserve">Cournot</w:t>
+      </w:r>
+      <w:r>
+        <w:t xml:space="preserve"> </w:t>
+      </w:r>
+      <w:r>
+        <w:t xml:space="preserve">y la restricción</w:t>
+      </w:r>
+      <w:r>
+        <w:t xml:space="preserve"> </w:t>
+      </w:r>
+      <m:oMath>
+        <m:sSub>
+          <m:e>
+            <m:r>
+              <m:t>q</m:t>
+            </m:r>
+          </m:e>
+          <m:sub>
+            <m:r>
+              <m:t>2</m:t>
+            </m:r>
+          </m:sub>
+        </m:sSub>
+        <m:r>
+          <m:rPr>
+            <m:sty m:val="p"/>
+          </m:rPr>
+          <m:t>=</m:t>
+        </m:r>
+        <m:sSub>
+          <m:e>
+            <m:r>
+              <m:t>R</m:t>
+            </m:r>
+          </m:e>
+          <m:sub>
+            <m:r>
+              <m:t>2</m:t>
+            </m:r>
+          </m:sub>
+        </m:sSub>
+        <m:d>
+          <m:dPr>
+            <m:begChr m:val="("/>
+            <m:sepChr m:val=""/>
+            <m:endChr m:val=")"/>
+            <m:grow/>
+          </m:dPr>
+          <m:e>
+            <m:sSub>
+              <m:e>
+                <m:r>
+                  <m:t>q</m:t>
+                </m:r>
+              </m:e>
+              <m:sub>
+                <m:r>
+                  <m:t>1</m:t>
+                </m:r>
+              </m:sub>
+            </m:sSub>
+          </m:e>
+        </m:d>
+      </m:oMath>
+      <w:r>
+        <w:t xml:space="preserve"> </w:t>
+      </w:r>
+      <w:r>
+        <w:t xml:space="preserve">(1′30″);</w:t>
       </w:r>
       <w:r>
         <w:t xml:space="preserve"> </w:t>
@@ -2653,51 +2742,7 @@
         </w:numPr>
       </w:pPr>
       <w:r>
-        <w:t xml:space="preserve">Empezamos por la situación más sencilla: las empresas se encuentran una sola vez en el mercado y no pueden firmar acuerdos que las obliguen. Seguimos la nomenclatura de los manuales de teoría de juegos</w:t>
-      </w:r>
-      <w:r>
-        <w:t xml:space="preserve"> </w:t>
-      </w:r>
-      <w:hyperlink r:id="rId33">
-        <w:r>
-          <w:rPr>
-            <w:rStyle w:val="Referenciaatema"/>
-          </w:rPr>
-          <w:t xml:space="preserve">[ver tema 3.A.14]</w:t>
-        </w:r>
-      </w:hyperlink>
-      <w:r>
-        <w:t xml:space="preserve">:</w:t>
-      </w:r>
-      <w:r>
-        <w:t xml:space="preserve"> </w:t>
-      </w:r>
-      <w:r>
-        <w:rPr>
-          <w:smallCaps/>
-        </w:rPr>
-        <w:t xml:space="preserve">Cournot</w:t>
-      </w:r>
-      <w:r>
-        <w:t xml:space="preserve"> </w:t>
-      </w:r>
-      <w:r>
-        <w:t xml:space="preserve">y</w:t>
-      </w:r>
-      <w:r>
-        <w:t xml:space="preserve"> </w:t>
-      </w:r>
-      <w:r>
-        <w:rPr>
-          <w:smallCaps/>
-        </w:rPr>
-        <w:t xml:space="preserve">Bertrand</w:t>
-      </w:r>
-      <w:r>
-        <w:t xml:space="preserve"> </w:t>
-      </w:r>
-      <w:r>
-        <w:t xml:space="preserve">son juegos</w:t>
+        <w:t xml:space="preserve">Empezamos por la situación más sencilla: las empresas se encuentran</w:t>
       </w:r>
       <w:r>
         <w:t xml:space="preserve"> </w:t>
@@ -2707,25 +2752,50 @@
           <w:i/>
           <w:iCs/>
         </w:rPr>
-        <w:t xml:space="preserve">estáticos</w:t>
-      </w:r>
-      <w:r>
-        <w:t xml:space="preserve">, porque las empresas deciden a la vez;</w:t>
-      </w:r>
-      <w:r>
-        <w:t xml:space="preserve"> </w:t>
-      </w:r>
-      <w:r>
-        <w:rPr>
-          <w:smallCaps/>
-        </w:rPr>
-        <w:t xml:space="preserve">Stackelberg</w:t>
-      </w:r>
-      <w:r>
-        <w:t xml:space="preserve"> </w:t>
-      </w:r>
-      <w:r>
-        <w:t xml:space="preserve">y el liderazgo en precios son juegos</w:t>
+        <w:t xml:space="preserve">una sola vez</w:t>
+      </w:r>
+      <w:r>
+        <w:t xml:space="preserve"> </w:t>
+      </w:r>
+      <w:r>
+        <w:t xml:space="preserve">en el mercado y no pueden firmar acuerdos que las obliguen.</w:t>
+      </w:r>
+    </w:p>
+    <w:p>
+      <w:pPr>
+        <w:keepNext/>
+        <w:numPr>
+          <w:ilvl w:val="0"/>
+          <w:numId w:val="1009"/>
+        </w:numPr>
+      </w:pPr>
+      <w:r>
+        <w:t xml:space="preserve">Seguimos la nomenclatura de los manuales de teoría de juegos</w:t>
+      </w:r>
+      <w:r>
+        <w:t xml:space="preserve"> </w:t>
+      </w:r>
+      <w:hyperlink r:id="rId33">
+        <w:r>
+          <w:rPr>
+            <w:rStyle w:val="Referenciaatema"/>
+          </w:rPr>
+          <w:t xml:space="preserve">[ver tema 3.A.14]</w:t>
+        </w:r>
+      </w:hyperlink>
+      <w:r>
+        <w:t xml:space="preserve">:</w:t>
+      </w:r>
+    </w:p>
+    <w:p>
+      <w:pPr>
+        <w:numPr>
+          <w:ilvl w:val="1"/>
+          <w:numId w:val="1010"/>
+        </w:numPr>
+      </w:pPr>
+      <w:r>
+        <w:t xml:space="preserve">juegos</w:t>
       </w:r>
       <w:r>
         <w:t xml:space="preserve"> </w:t>
@@ -2735,24 +2805,49 @@
           <w:i/>
           <w:iCs/>
         </w:rPr>
-        <w:t xml:space="preserve">dinámicos</w:t>
-      </w:r>
-      <w:r>
-        <w:t xml:space="preserve"> </w:t>
-      </w:r>
-      <w:r>
-        <w:t xml:space="preserve">secuenciales, porque deciden por turnos y se resuelven por inducción hacia atrás (ENPS). La repetición, el otro juego dinámico, es el objeto del bloque </w:t>
-      </w:r>
-      <w:hyperlink w:anchor="sec_analisis_dinamico">
-        <w:r>
-          <w:rPr>
-            <w:rStyle w:val="Hyperlink"/>
-          </w:rPr>
-          <w:t xml:space="preserve">II</w:t>
-        </w:r>
-      </w:hyperlink>
-      <w:r>
-        <w:t xml:space="preserve">. Su</w:t>
+        <w:t xml:space="preserve">estáticos</w:t>
+      </w:r>
+      <w:r>
+        <w:t xml:space="preserve">, en los que las empresas deciden a la vez:</w:t>
+      </w:r>
+      <w:r>
+        <w:t xml:space="preserve"> </w:t>
+      </w:r>
+      <w:r>
+        <w:rPr>
+          <w:smallCaps/>
+        </w:rPr>
+        <w:t xml:space="preserve">Cournot</w:t>
+      </w:r>
+      <w:r>
+        <w:t xml:space="preserve"> </w:t>
+      </w:r>
+      <w:r>
+        <w:t xml:space="preserve">y</w:t>
+      </w:r>
+      <w:r>
+        <w:t xml:space="preserve"> </w:t>
+      </w:r>
+      <w:r>
+        <w:rPr>
+          <w:smallCaps/>
+        </w:rPr>
+        <w:t xml:space="preserve">Bertrand</w:t>
+      </w:r>
+      <w:r>
+        <w:t xml:space="preserve">;</w:t>
+      </w:r>
+    </w:p>
+    <w:p>
+      <w:pPr>
+        <w:keepNext/>
+        <w:numPr>
+          <w:ilvl w:val="1"/>
+          <w:numId w:val="1010"/>
+        </w:numPr>
+      </w:pPr>
+      <w:r>
+        <w:t xml:space="preserve">juegos</w:t>
       </w:r>
       <w:r>
         <w:t xml:space="preserve"> </w:t>
@@ -2762,10 +2857,303 @@
           <w:i/>
           <w:iCs/>
         </w:rPr>
-        <w:t xml:space="preserve">conclusión anticipada</w:t>
-      </w:r>
-      <w:r>
-        <w:t xml:space="preserve">: el resultado queda entre la competencia perfecta y el monopolio, y dónde exactamente depende de 2 cosas, la variable con la que compiten (la cantidad o el precio) y el orden en que deciden (a la vez o una detrás de otra). En todos los casos las empresas ganarían más si produjeran menos juntas.</w:t>
+        <w:t xml:space="preserve">dinámicos</w:t>
+      </w:r>
+      <w:r>
+        <w:t xml:space="preserve">, en los que el tiempo importa:</w:t>
+      </w:r>
+    </w:p>
+    <w:p>
+      <w:pPr>
+        <w:numPr>
+          <w:ilvl w:val="2"/>
+          <w:numId w:val="1011"/>
+        </w:numPr>
+      </w:pPr>
+      <w:r>
+        <w:rPr>
+          <w:i/>
+          <w:iCs/>
+        </w:rPr>
+        <w:t xml:space="preserve">secuenciales</w:t>
+      </w:r>
+      <w:r>
+        <w:t xml:space="preserve">: las empresas deciden por turnos y se resuelven por inducción hacia atrás (ENPS):</w:t>
+      </w:r>
+      <w:r>
+        <w:t xml:space="preserve"> </w:t>
+      </w:r>
+      <w:r>
+        <w:rPr>
+          <w:smallCaps/>
+        </w:rPr>
+        <w:t xml:space="preserve">Stackelberg</w:t>
+      </w:r>
+      <w:r>
+        <w:t xml:space="preserve"> </w:t>
+      </w:r>
+      <w:r>
+        <w:t xml:space="preserve">y el liderazgo en precios;</w:t>
+      </w:r>
+    </w:p>
+    <w:p>
+      <w:pPr>
+        <w:numPr>
+          <w:ilvl w:val="2"/>
+          <w:numId w:val="1011"/>
+        </w:numPr>
+      </w:pPr>
+      <w:r>
+        <w:rPr>
+          <w:i/>
+          <w:iCs/>
+        </w:rPr>
+        <w:t xml:space="preserve">repetidos</w:t>
+      </w:r>
+      <w:r>
+        <w:t xml:space="preserve">: el mismo juego se juega muchas veces; son el objeto del bloque </w:t>
+      </w:r>
+      <w:hyperlink w:anchor="sec_analisis_dinamico">
+        <w:r>
+          <w:rPr>
+            <w:rStyle w:val="Hyperlink"/>
+          </w:rPr>
+          <w:t xml:space="preserve">II</w:t>
+        </w:r>
+      </w:hyperlink>
+      <w:r>
+        <w:t xml:space="preserve">.</w:t>
+      </w:r>
+    </w:p>
+    <w:p>
+      <w:pPr>
+        <w:keepNext/>
+        <w:numPr>
+          <w:ilvl w:val="0"/>
+          <w:numId w:val="1009"/>
+        </w:numPr>
+      </w:pPr>
+      <w:r>
+        <w:rPr>
+          <w:i/>
+          <w:iCs/>
+        </w:rPr>
+        <w:t xml:space="preserve">Conclusión anticipada</w:t>
+      </w:r>
+      <w:r>
+        <w:t xml:space="preserve"> </w:t>
+      </w:r>
+      <w:r>
+        <w:t xml:space="preserve">(gráfico </w:t>
+      </w:r>
+      <w:hyperlink w:anchor="fig_escala_precios">
+        <w:r>
+          <w:rPr>
+            <w:rStyle w:val="Hyperlink"/>
+          </w:rPr>
+          <w:t xml:space="preserve">1</w:t>
+        </w:r>
+      </w:hyperlink>
+      <w:r>
+        <w:t xml:space="preserve">):</w:t>
+      </w:r>
+    </w:p>
+    <w:p>
+      <w:pPr>
+        <w:numPr>
+          <w:ilvl w:val="1"/>
+          <w:numId w:val="1012"/>
+        </w:numPr>
+      </w:pPr>
+      <w:r>
+        <w:t xml:space="preserve">el precio queda entre el de la competencia perfecta y el del monopolio;</w:t>
+      </w:r>
+    </w:p>
+    <w:p>
+      <w:pPr>
+        <w:keepNext/>
+        <w:numPr>
+          <w:ilvl w:val="1"/>
+          <w:numId w:val="1012"/>
+        </w:numPr>
+      </w:pPr>
+      <w:r>
+        <w:t xml:space="preserve">dónde exactamente depende de 2 cosas:</w:t>
+      </w:r>
+    </w:p>
+    <w:p>
+      <w:pPr>
+        <w:numPr>
+          <w:ilvl w:val="2"/>
+          <w:numId w:val="1013"/>
+        </w:numPr>
+      </w:pPr>
+      <w:r>
+        <w:t xml:space="preserve">la</w:t>
+      </w:r>
+      <w:r>
+        <w:t xml:space="preserve"> </w:t>
+      </w:r>
+      <w:r>
+        <w:rPr>
+          <w:i/>
+          <w:iCs/>
+        </w:rPr>
+        <w:t xml:space="preserve">variable</w:t>
+      </w:r>
+      <w:r>
+        <w:t xml:space="preserve"> </w:t>
+      </w:r>
+      <w:r>
+        <w:t xml:space="preserve">con la que compiten: con precios (</w:t>
+      </w:r>
+      <w:r>
+        <w:rPr>
+          <w:smallCaps/>
+        </w:rPr>
+        <w:t xml:space="preserve">Bertrand</w:t>
+      </w:r>
+      <w:r>
+        <w:t xml:space="preserve">) se llega al coste marginal; con cantidades (</w:t>
+      </w:r>
+      <w:r>
+        <w:rPr>
+          <w:smallCaps/>
+        </w:rPr>
+        <w:t xml:space="preserve">Cournot</w:t>
+      </w:r>
+      <w:r>
+        <w:t xml:space="preserve">), no;</w:t>
+      </w:r>
+    </w:p>
+    <w:p>
+      <w:pPr>
+        <w:numPr>
+          <w:ilvl w:val="2"/>
+          <w:numId w:val="1013"/>
+        </w:numPr>
+      </w:pPr>
+      <w:r>
+        <w:t xml:space="preserve">el</w:t>
+      </w:r>
+      <w:r>
+        <w:t xml:space="preserve"> </w:t>
+      </w:r>
+      <w:r>
+        <w:rPr>
+          <w:i/>
+          <w:iCs/>
+        </w:rPr>
+        <w:t xml:space="preserve">orden</w:t>
+      </w:r>
+      <w:r>
+        <w:t xml:space="preserve"> </w:t>
+      </w:r>
+      <w:r>
+        <w:t xml:space="preserve">en que deciden: a la vez o una detrás de otra (</w:t>
+      </w:r>
+      <w:r>
+        <w:rPr>
+          <w:smallCaps/>
+        </w:rPr>
+        <w:t xml:space="preserve">Stackelberg</w:t>
+      </w:r>
+      <w:r>
+        <w:t xml:space="preserve">, más competitivo que</w:t>
+      </w:r>
+      <w:r>
+        <w:t xml:space="preserve"> </w:t>
+      </w:r>
+      <w:r>
+        <w:rPr>
+          <w:smallCaps/>
+        </w:rPr>
+        <w:t xml:space="preserve">Cournot</w:t>
+      </w:r>
+      <w:r>
+        <w:t xml:space="preserve">);</w:t>
+      </w:r>
+    </w:p>
+    <w:p>
+      <w:pPr>
+        <w:numPr>
+          <w:ilvl w:val="1"/>
+          <w:numId w:val="1012"/>
+        </w:numPr>
+      </w:pPr>
+      <w:r>
+        <w:t xml:space="preserve">en todos los casos las empresas ganarían más si produjeran menos juntas: el cártel lleva el precio al de monopolio, y la repetición puede sostener cualquier precio intermedio.</w:t>
+      </w:r>
+    </w:p>
+    <w:bookmarkStart w:id="42" w:name="fig_escala_precios"/>
+    <w:p>
+      <w:pPr>
+        <w:pStyle w:val="ImageCaption"/>
+      </w:pPr>
+      <w:r>
+        <w:t xml:space="preserve">Gráfico 1.–</w:t>
+      </w:r>
+      <w:r>
+        <w:t xml:space="preserve"> </w:t>
+      </w:r>
+      <w:r>
+        <w:t xml:space="preserve">Dónde queda el precio de cada modelo, entre la competencia perfecta y el monopolio (duopolio con demanda lineal y costes iguales)</w:t>
+      </w:r>
+    </w:p>
+    <w:p>
+      <w:pPr>
+        <w:pStyle w:val="CaptionedFigure"/>
+      </w:pPr>
+      <w:r>
+        <w:drawing>
+          <wp:inline>
+            <wp:extent cx="5073650" cy="1438506"/>
+            <wp:effectExtent b="0" l="0" r="0" t="0"/>
+            <wp:docPr descr="Gráfico 1.– Dónde queda el precio de cada modelo, entre la competencia perfecta y el monopolio (duopolio con demanda lineal y costes iguales)" title="" id="40" name="Picture"/>
+            <a:graphic>
+              <a:graphicData uri="http://schemas.openxmlformats.org/drawingml/2006/picture">
+                <pic:pic>
+                  <pic:nvPicPr>
+                    <pic:cNvPr descr="C:\Users\vgutierrez\Documents\src\victorgutierrezmarcos.github.io-revision\oposicion\temario\fuentes\3A19\graficos/escala-precios.png" id="41" name="Picture"/>
+                    <pic:cNvPicPr>
+                      <a:picLocks noChangeArrowheads="1" noChangeAspect="1"/>
+                    </pic:cNvPicPr>
+                  </pic:nvPicPr>
+                  <pic:blipFill>
+                    <a:blip r:embed="rId39"/>
+                    <a:stretch>
+                      <a:fillRect/>
+                    </a:stretch>
+                  </pic:blipFill>
+                  <pic:spPr bwMode="auto">
+                    <a:xfrm>
+                      <a:off x="0" y="0"/>
+                      <a:ext cx="5073650" cy="1438506"/>
+                    </a:xfrm>
+                    <a:prstGeom prst="rect">
+                      <a:avLst/>
+                    </a:prstGeom>
+                    <a:noFill/>
+                    <a:ln w="9525">
+                      <a:noFill/>
+                      <a:headEnd/>
+                      <a:tailEnd/>
+                    </a:ln>
+                  </pic:spPr>
+                </pic:pic>
+              </a:graphicData>
+            </a:graphic>
+          </wp:inline>
+        </w:drawing>
+      </w:r>
+    </w:p>
+    <w:bookmarkEnd w:id="42"/>
+    <w:p>
+      <w:pPr>
+        <w:pStyle w:val="Piedeimagen"/>
+      </w:pPr>
+      <w:r>
+        <w:t xml:space="preserve">Fuente: elaboración propia.</w:t>
       </w:r>
     </w:p>
     <w:p>
@@ -2803,7 +3191,7 @@
         <w:pStyle w:val="Cajadeanotaciones"/>
         <w:numPr>
           <w:ilvl w:val="0"/>
-          <w:numId w:val="1010"/>
+          <w:numId w:val="1014"/>
         </w:numPr>
       </w:pPr>
       <w:r>
@@ -2898,7 +3286,7 @@
         <w:pStyle w:val="Cajadeanotaciones"/>
         <w:numPr>
           <w:ilvl w:val="0"/>
-          <w:numId w:val="1010"/>
+          <w:numId w:val="1014"/>
         </w:numPr>
       </w:pPr>
       <w:r>
@@ -2944,7 +3332,7 @@
         <w:pStyle w:val="Cajadeanotaciones"/>
         <w:numPr>
           <w:ilvl w:val="0"/>
-          <w:numId w:val="1010"/>
+          <w:numId w:val="1014"/>
         </w:numPr>
       </w:pPr>
       <w:r>
@@ -2972,7 +3360,7 @@
         <w:t xml:space="preserve">.</w:t>
       </w:r>
     </w:p>
-    <w:bookmarkStart w:id="50" w:name="sec_caracterizacion_oligopolio"/>
+    <w:bookmarkStart w:id="54" w:name="sec_caracterizacion_oligopolio"/>
     <w:p>
       <w:pPr>
         <w:pStyle w:val="Heading2"/>
@@ -2991,7 +3379,7 @@
       <w:pPr>
         <w:numPr>
           <w:ilvl w:val="0"/>
-          <w:numId w:val="1011"/>
+          <w:numId w:val="1015"/>
         </w:numPr>
       </w:pPr>
       <w:r>
@@ -3039,7 +3427,7 @@
         <w:t xml:space="preserve">: hay pocos vendedores, que se saben interdependientes. Casi siempre levanta también el 5: hay barreras que mantienen fijo su número.</w:t>
       </w:r>
     </w:p>
-    <w:bookmarkStart w:id="39" w:name="tab_supuestos"/>
+    <w:bookmarkStart w:id="43" w:name="tab_supuestos"/>
     <w:p>
       <w:pPr>
         <w:pStyle w:val="TableCaption"/>
@@ -3458,7 +3846,7 @@
         </w:tc>
       </w:tr>
     </w:tbl>
-    <w:bookmarkEnd w:id="39"/>
+    <w:bookmarkEnd w:id="43"/>
     <w:p>
       <w:pPr>
         <w:pStyle w:val="BodyText"/>
@@ -3477,7 +3865,7 @@
         <w:keepNext/>
         <w:numPr>
           <w:ilvl w:val="0"/>
-          <w:numId w:val="1012"/>
+          <w:numId w:val="1016"/>
         </w:numPr>
       </w:pPr>
       <w:r>
@@ -3488,7 +3876,7 @@
       <w:pPr>
         <w:numPr>
           <w:ilvl w:val="1"/>
-          <w:numId w:val="1013"/>
+          <w:numId w:val="1017"/>
         </w:numPr>
       </w:pPr>
       <w:r>
@@ -3533,7 +3921,7 @@
       <w:pPr>
         <w:numPr>
           <w:ilvl w:val="1"/>
-          <w:numId w:val="1013"/>
+          <w:numId w:val="1017"/>
         </w:numPr>
       </w:pPr>
       <w:r>
@@ -3575,7 +3963,7 @@
       <w:r>
         <w:t xml:space="preserve"> </w:t>
       </w:r>
-      <w:hyperlink r:id="rId40">
+      <w:hyperlink r:id="rId44">
         <w:r>
           <w:rPr>
             <w:rStyle w:val="Referenciaatema"/>
@@ -3591,7 +3979,7 @@
       <w:pPr>
         <w:numPr>
           <w:ilvl w:val="1"/>
-          <w:numId w:val="1013"/>
+          <w:numId w:val="1017"/>
         </w:numPr>
       </w:pPr>
       <w:r>
@@ -3622,14 +4010,14 @@
         <w:rPr>
           <w:rStyle w:val="FootnoteReference"/>
         </w:rPr>
-        <w:footnoteReference w:id="41"/>
+        <w:footnoteReference w:id="45"/>
       </w:r>
     </w:p>
     <w:p>
       <w:pPr>
         <w:numPr>
           <w:ilvl w:val="1"/>
-          <w:numId w:val="1013"/>
+          <w:numId w:val="1017"/>
         </w:numPr>
       </w:pPr>
       <w:r>
@@ -3649,7 +4037,7 @@
         <w:rPr>
           <w:rStyle w:val="FootnoteReference"/>
         </w:rPr>
-        <w:footnoteReference w:id="42"/>
+        <w:footnoteReference w:id="46"/>
       </w:r>
     </w:p>
     <w:p>
@@ -3657,7 +4045,7 @@
         <w:keepNext/>
         <w:numPr>
           <w:ilvl w:val="1"/>
-          <w:numId w:val="1013"/>
+          <w:numId w:val="1017"/>
         </w:numPr>
       </w:pPr>
       <w:r>
@@ -3673,7 +4061,7 @@
       <w:r>
         <w:t xml:space="preserve"> </w:t>
       </w:r>
-      <w:hyperlink r:id="rId43">
+      <w:hyperlink r:id="rId47">
         <w:r>
           <w:rPr>
             <w:rStyle w:val="Referenciaatema"/>
@@ -3689,7 +4077,7 @@
       <w:pPr>
         <w:numPr>
           <w:ilvl w:val="2"/>
-          <w:numId w:val="1014"/>
+          <w:numId w:val="1018"/>
         </w:numPr>
       </w:pPr>
       <w:r>
@@ -3707,7 +4095,7 @@
       <w:pPr>
         <w:numPr>
           <w:ilvl w:val="2"/>
-          <w:numId w:val="1014"/>
+          <w:numId w:val="1018"/>
         </w:numPr>
       </w:pPr>
       <w:r>
@@ -3725,7 +4113,7 @@
       <w:pPr>
         <w:numPr>
           <w:ilvl w:val="2"/>
-          <w:numId w:val="1014"/>
+          <w:numId w:val="1018"/>
         </w:numPr>
       </w:pPr>
       <w:r>
@@ -3766,7 +4154,7 @@
         <w:rPr>
           <w:rStyle w:val="FootnoteReference"/>
         </w:rPr>
-        <w:footnoteReference w:id="44"/>
+        <w:footnoteReference w:id="48"/>
       </w:r>
     </w:p>
     <w:p>
@@ -3796,7 +4184,7 @@
         <w:keepNext/>
         <w:numPr>
           <w:ilvl w:val="0"/>
-          <w:numId w:val="1012"/>
+          <w:numId w:val="1016"/>
         </w:numPr>
       </w:pPr>
       <w:r>
@@ -3834,7 +4222,7 @@
       <w:pPr>
         <w:numPr>
           <w:ilvl w:val="1"/>
-          <w:numId w:val="1015"/>
+          <w:numId w:val="1019"/>
         </w:numPr>
       </w:pPr>
       <w:r>
@@ -3921,7 +4309,7 @@
       <w:pPr>
         <w:numPr>
           <w:ilvl w:val="1"/>
-          <w:numId w:val="1015"/>
+          <w:numId w:val="1019"/>
         </w:numPr>
       </w:pPr>
       <w:r>
@@ -3963,7 +4351,7 @@
       <w:pPr>
         <w:numPr>
           <w:ilvl w:val="1"/>
-          <w:numId w:val="1015"/>
+          <w:numId w:val="1019"/>
         </w:numPr>
       </w:pPr>
       <w:r>
@@ -4033,7 +4421,7 @@
         <w:keepNext/>
         <w:numPr>
           <w:ilvl w:val="0"/>
-          <w:numId w:val="1012"/>
+          <w:numId w:val="1016"/>
         </w:numPr>
       </w:pPr>
       <w:r>
@@ -4115,52 +4503,52 @@
       <w:pPr>
         <w:numPr>
           <w:ilvl w:val="1"/>
+          <w:numId w:val="1020"/>
+        </w:numPr>
+      </w:pPr>
+      <w:r>
+        <w:rPr>
+          <w:b/>
+          <w:bCs/>
+        </w:rPr>
+        <w:t xml:space="preserve">sustitutos estratégicos</w:t>
+      </w:r>
+      <w:r>
+        <w:t xml:space="preserve">: si la rival es más agresiva, a mí me conviene serlo menos, y la función de reacción es decreciente. Es el caso de las cantidades: si la rival produce más, el precio baja y a mí me conviene producir menos;</w:t>
+      </w:r>
+    </w:p>
+    <w:p>
+      <w:pPr>
+        <w:numPr>
+          <w:ilvl w:val="1"/>
+          <w:numId w:val="1020"/>
+        </w:numPr>
+      </w:pPr>
+      <w:r>
+        <w:rPr>
+          <w:b/>
+          <w:bCs/>
+        </w:rPr>
+        <w:t xml:space="preserve">complementos estratégicos</w:t>
+      </w:r>
+      <w:r>
+        <w:t xml:space="preserve">: si la rival es más agresiva, a mí me conviene serlo más, y la función de reacción es creciente. Es el caso de los precios: si la rival baja el suyo, me conviene bajar el mío.</w:t>
+      </w:r>
+      <w:r>
+        <w:rPr>
+          <w:rStyle w:val="FootnoteReference"/>
+        </w:rPr>
+        <w:footnoteReference w:id="49"/>
+      </w:r>
+    </w:p>
+    <w:p>
+      <w:pPr>
+        <w:numPr>
+          <w:ilvl w:val="0"/>
           <w:numId w:val="1016"/>
         </w:numPr>
       </w:pPr>
       <w:r>
-        <w:rPr>
-          <w:b/>
-          <w:bCs/>
-        </w:rPr>
-        <w:t xml:space="preserve">sustitutos estratégicos</w:t>
-      </w:r>
-      <w:r>
-        <w:t xml:space="preserve">: si la rival es más agresiva, a mí me conviene serlo menos, y la función de reacción es decreciente. Es el caso de las cantidades: si la rival produce más, el precio baja y a mí me conviene producir menos;</w:t>
-      </w:r>
-    </w:p>
-    <w:p>
-      <w:pPr>
-        <w:numPr>
-          <w:ilvl w:val="1"/>
-          <w:numId w:val="1016"/>
-        </w:numPr>
-      </w:pPr>
-      <w:r>
-        <w:rPr>
-          <w:b/>
-          <w:bCs/>
-        </w:rPr>
-        <w:t xml:space="preserve">complementos estratégicos</w:t>
-      </w:r>
-      <w:r>
-        <w:t xml:space="preserve">: si la rival es más agresiva, a mí me conviene serlo más, y la función de reacción es creciente. Es el caso de los precios: si la rival baja el suyo, me conviene bajar el mío.</w:t>
-      </w:r>
-      <w:r>
-        <w:rPr>
-          <w:rStyle w:val="FootnoteReference"/>
-        </w:rPr>
-        <w:footnoteReference w:id="45"/>
-      </w:r>
-    </w:p>
-    <w:p>
-      <w:pPr>
-        <w:numPr>
-          <w:ilvl w:val="0"/>
-          <w:numId w:val="1012"/>
-        </w:numPr>
-      </w:pPr>
-      <w:r>
         <w:t xml:space="preserve">Con 2 variables (cantidad o precio) y 2 órdenes (a la vez o una detrás de otra) salen los 4 modelos del bloque (tabla </w:t>
       </w:r>
       <w:hyperlink w:anchor="tab_modelos_oligopolio">
@@ -4175,7 +4563,7 @@
         <w:t xml:space="preserve">).</w:t>
       </w:r>
     </w:p>
-    <w:bookmarkStart w:id="49" w:name="tab_modelos_oligopolio"/>
+    <w:bookmarkStart w:id="53" w:name="tab_modelos_oligopolio"/>
     <w:p>
       <w:pPr>
         <w:pStyle w:val="TableCaption"/>
@@ -4535,7 +4923,7 @@
         </w:tc>
       </w:tr>
     </w:tbl>
-    <w:bookmarkEnd w:id="49"/>
+    <w:bookmarkEnd w:id="53"/>
     <w:p>
       <w:pPr>
         <w:pStyle w:val="BodyText"/>
@@ -4548,8 +4936,8 @@
         <w:t xml:space="preserve">Fuente: elaboración propia.</w:t>
       </w:r>
     </w:p>
-    <w:bookmarkEnd w:id="50"/>
-    <w:bookmarkStart w:id="68" w:name="sec_cournot"/>
+    <w:bookmarkEnd w:id="54"/>
+    <w:bookmarkStart w:id="73" w:name="sec_cournot"/>
     <w:p>
       <w:pPr>
         <w:pStyle w:val="Heading2"/>
@@ -4583,14 +4971,14 @@
       <w:pPr>
         <w:numPr>
           <w:ilvl w:val="0"/>
-          <w:numId w:val="1017"/>
+          <w:numId w:val="1021"/>
         </w:numPr>
       </w:pPr>
       <w:r>
         <w:t xml:space="preserve">Empezamos por la primera casilla de la tabla, la más antigua y la que sirve de referencia a las demás: las empresas eligen cantidades y a la vez.</w:t>
       </w:r>
     </w:p>
-    <w:bookmarkStart w:id="52" w:name="a_idea"/>
+    <w:bookmarkStart w:id="56" w:name="a_idea"/>
     <w:p>
       <w:pPr>
         <w:pStyle w:val="Heading4"/>
@@ -4603,7 +4991,7 @@
       <w:pPr>
         <w:numPr>
           <w:ilvl w:val="0"/>
-          <w:numId w:val="1018"/>
+          <w:numId w:val="1022"/>
         </w:numPr>
       </w:pPr>
       <w:r>
@@ -4652,11 +5040,11 @@
         <w:rPr>
           <w:rStyle w:val="FootnoteReference"/>
         </w:rPr>
-        <w:footnoteReference w:id="51"/>
-      </w:r>
-    </w:p>
-    <w:bookmarkEnd w:id="52"/>
-    <w:bookmarkStart w:id="64" w:name="b_modelo"/>
+        <w:footnoteReference w:id="55"/>
+      </w:r>
+    </w:p>
+    <w:bookmarkEnd w:id="56"/>
+    <w:bookmarkStart w:id="69" w:name="b_modelo"/>
     <w:p>
       <w:pPr>
         <w:pStyle w:val="Heading4"/>
@@ -4665,7 +5053,7 @@
         <w:t xml:space="preserve">b) Modelo</w:t>
       </w:r>
     </w:p>
-    <w:bookmarkStart w:id="53" w:name="i_supuestos"/>
+    <w:bookmarkStart w:id="57" w:name="i_supuestos"/>
     <w:p>
       <w:pPr>
         <w:pStyle w:val="Heading5"/>
@@ -4678,7 +5066,7 @@
       <w:pPr>
         <w:numPr>
           <w:ilvl w:val="0"/>
-          <w:numId w:val="1019"/>
+          <w:numId w:val="1023"/>
         </w:numPr>
       </w:pPr>
       <m:oMath>
@@ -4811,7 +5199,7 @@
       <w:pPr>
         <w:numPr>
           <w:ilvl w:val="0"/>
-          <w:numId w:val="1019"/>
+          <w:numId w:val="1023"/>
         </w:numPr>
       </w:pPr>
       <w:r>
@@ -5040,7 +5428,7 @@
       <w:pPr>
         <w:numPr>
           <w:ilvl w:val="0"/>
-          <w:numId w:val="1019"/>
+          <w:numId w:val="1023"/>
         </w:numPr>
       </w:pPr>
       <w:r>
@@ -5079,15 +5467,15 @@
       <w:pPr>
         <w:numPr>
           <w:ilvl w:val="0"/>
-          <w:numId w:val="1019"/>
+          <w:numId w:val="1023"/>
         </w:numPr>
       </w:pPr>
       <w:r>
         <w:t xml:space="preserve">El precio se ajusta hasta vaciar el mercado.</w:t>
       </w:r>
     </w:p>
-    <w:bookmarkEnd w:id="53"/>
-    <w:bookmarkStart w:id="60" w:name="ii_desarrollo"/>
+    <w:bookmarkEnd w:id="57"/>
+    <w:bookmarkStart w:id="65" w:name="ii_desarrollo"/>
     <w:p>
       <w:pPr>
         <w:pStyle w:val="Heading5"/>
@@ -5100,7 +5488,7 @@
       <w:pPr>
         <w:numPr>
           <w:ilvl w:val="0"/>
-          <w:numId w:val="1020"/>
+          <w:numId w:val="1024"/>
         </w:numPr>
       </w:pPr>
       <w:r>
@@ -5340,13 +5728,13 @@
         <w:rPr>
           <w:rStyle w:val="FootnoteReference"/>
         </w:rPr>
-        <w:footnoteReference w:id="54"/>
-      </w:r>
-      <w:r>
-        <w:t xml:space="preserve"> </w:t>
-      </w:r>
-      <w:bookmarkStart w:id="55" w:name="eq_cpo_cournot"/>
-      <w:bookmarkEnd w:id="55"/>
+        <w:footnoteReference w:id="58"/>
+      </w:r>
+      <w:r>
+        <w:t xml:space="preserve"> </w:t>
+      </w:r>
+      <w:bookmarkStart w:id="59" w:name="eq_cpo_cournot"/>
+      <w:bookmarkEnd w:id="59"/>
     </w:p>
     <w:p>
       <w:pPr>
@@ -5554,7 +5942,7 @@
       <w:pPr>
         <w:numPr>
           <w:ilvl w:val="0"/>
-          <w:numId w:val="1020"/>
+          <w:numId w:val="1024"/>
         </w:numPr>
       </w:pPr>
       <w:r>
@@ -5852,7 +6240,7 @@
       <w:pPr>
         <w:numPr>
           <w:ilvl w:val="0"/>
-          <w:numId w:val="1020"/>
+          <w:numId w:val="1024"/>
         </w:numPr>
       </w:pPr>
       <w:r>
@@ -6346,7 +6734,7 @@
       <w:pPr>
         <w:numPr>
           <w:ilvl w:val="0"/>
-          <w:numId w:val="1020"/>
+          <w:numId w:val="1024"/>
         </w:numPr>
       </w:pPr>
       <w:r>
@@ -6850,7 +7238,7 @@
       <w:pPr>
         <w:numPr>
           <w:ilvl w:val="0"/>
-          <w:numId w:val="1020"/>
+          <w:numId w:val="1024"/>
         </w:numPr>
       </w:pPr>
       <w:r>
@@ -6866,12 +7254,12 @@
       <w:r>
         <w:t xml:space="preserve">(gráfico </w:t>
       </w:r>
-      <w:hyperlink w:anchor="fig_cournot_stackelberg">
+      <w:hyperlink w:anchor="fig_cournot">
         <w:r>
           <w:rPr>
             <w:rStyle w:val="Hyperlink"/>
           </w:rPr>
-          <w:t xml:space="preserve">1</w:t>
+          <w:t xml:space="preserve">2</w:t>
         </w:r>
       </w:hyperlink>
       <w:r>
@@ -7195,14 +7583,20 @@
       <w:r>
         <w:t xml:space="preserve">produce más que el monopolio y menos que la competencia.</w:t>
       </w:r>
-    </w:p>
-    <w:bookmarkStart w:id="59" w:name="fig_cournot_stackelberg"/>
+      <w:r>
+        <w:rPr>
+          <w:rStyle w:val="FootnoteReference"/>
+        </w:rPr>
+        <w:footnoteReference w:id="60"/>
+      </w:r>
+    </w:p>
+    <w:bookmarkStart w:id="64" w:name="fig_cournot"/>
     <w:p>
       <w:pPr>
         <w:pStyle w:val="ImageCaption"/>
       </w:pPr>
       <w:r>
-        <w:t xml:space="preserve">Gráfico 1.–</w:t>
+        <w:t xml:space="preserve">Gráfico 2.–</w:t>
       </w:r>
       <w:r>
         <w:t xml:space="preserve"> </w:t>
@@ -7223,22 +7617,7 @@
         <w:t xml:space="preserve"> </w:t>
       </w:r>
       <w:r>
-        <w:t xml:space="preserve">(C) y, sobre el mismo plano, el de</w:t>
-      </w:r>
-      <w:r>
-        <w:t xml:space="preserve"> </w:t>
-      </w:r>
-      <w:r>
-        <w:rPr>
-          <w:smallCaps/>
-        </w:rPr>
-        <w:t xml:space="preserve">Stackelberg</w:t>
-      </w:r>
-      <w:r>
-        <w:t xml:space="preserve"> </w:t>
-      </w:r>
-      <w:r>
-        <w:t xml:space="preserve">(S): funciones de reacción e isobeneficios</w:t>
+        <w:t xml:space="preserve">(C): funciones de reacción e isobeneficios</w:t>
       </w:r>
     </w:p>
     <w:p>
@@ -7250,18 +7629,18 @@
           <wp:inline>
             <wp:extent cx="3700780" cy="3301537"/>
             <wp:effectExtent b="0" l="0" r="0" t="0"/>
-            <wp:docPr descr="Gráfico 1.– Equilibrio de Cournot (C) y, sobre el mismo plano, el de Stackelberg (S): funciones de reacción e isobeneficios" title="" id="57" name="Picture"/>
+            <wp:docPr descr="Gráfico 2.– Equilibrio de Cournot (C): funciones de reacción e isobeneficios" title="" id="62" name="Picture"/>
             <a:graphic>
               <a:graphicData uri="http://schemas.openxmlformats.org/drawingml/2006/picture">
                 <pic:pic>
                   <pic:nvPicPr>
-                    <pic:cNvPr descr="C:\Users\vgutierrez\Documents\src\victorgutierrezmarcos.github.io-revision\oposicion\temario\fuentes\3A19\graficos/cournot-stackelberg.png" id="58" name="Picture"/>
+                    <pic:cNvPr descr="C:\Users\vgutierrez\Documents\src\victorgutierrezmarcos.github.io-revision\oposicion\temario\fuentes\3A19\graficos/cournot.png" id="63" name="Picture"/>
                     <pic:cNvPicPr>
                       <a:picLocks noChangeArrowheads="1" noChangeAspect="1"/>
                     </pic:cNvPicPr>
                   </pic:nvPicPr>
                   <pic:blipFill>
-                    <a:blip r:embed="rId56"/>
+                    <a:blip r:embed="rId61"/>
                     <a:stretch>
                       <a:fillRect/>
                     </a:stretch>
@@ -7288,7 +7667,7 @@
         </w:drawing>
       </w:r>
     </w:p>
-    <w:bookmarkEnd w:id="59"/>
+    <w:bookmarkEnd w:id="64"/>
     <w:p>
       <w:pPr>
         <w:pStyle w:val="Piedeimagen"/>
@@ -7400,7 +7779,7 @@
         <w:pStyle w:val="Cajadeanotaciones"/>
         <w:numPr>
           <w:ilvl w:val="0"/>
-          <w:numId w:val="1021"/>
+          <w:numId w:val="1025"/>
         </w:numPr>
       </w:pPr>
       <w:r>
@@ -7465,7 +7844,7 @@
         <w:pStyle w:val="Cajadeanotaciones"/>
         <w:numPr>
           <w:ilvl w:val="0"/>
-          <w:numId w:val="1021"/>
+          <w:numId w:val="1025"/>
         </w:numPr>
       </w:pPr>
       <w:r>
@@ -7529,7 +7908,7 @@
         <w:pStyle w:val="Cajadeanotaciones"/>
         <w:numPr>
           <w:ilvl w:val="0"/>
-          <w:numId w:val="1021"/>
+          <w:numId w:val="1025"/>
         </w:numPr>
       </w:pPr>
       <w:r>
@@ -7927,7 +8306,7 @@
         <w:pStyle w:val="Cajadeanotaciones"/>
         <w:numPr>
           <w:ilvl w:val="0"/>
-          <w:numId w:val="1021"/>
+          <w:numId w:val="1025"/>
         </w:numPr>
       </w:pPr>
       <w:r>
@@ -7968,8 +8347,8 @@
         <w:t xml:space="preserve">; con 3 o más empresas, no.</w:t>
       </w:r>
     </w:p>
-    <w:bookmarkEnd w:id="60"/>
-    <w:bookmarkStart w:id="63" w:name="iii_implicaciones"/>
+    <w:bookmarkEnd w:id="65"/>
+    <w:bookmarkStart w:id="68" w:name="iii_implicaciones"/>
     <w:p>
       <w:pPr>
         <w:pStyle w:val="Heading5"/>
@@ -7982,7 +8361,7 @@
       <w:pPr>
         <w:numPr>
           <w:ilvl w:val="0"/>
-          <w:numId w:val="1022"/>
+          <w:numId w:val="1026"/>
         </w:numPr>
       </w:pPr>
       <w:r>
@@ -8028,7 +8407,7 @@
       <w:pPr>
         <w:numPr>
           <w:ilvl w:val="0"/>
-          <w:numId w:val="1022"/>
+          <w:numId w:val="1026"/>
         </w:numPr>
       </w:pPr>
       <w:r>
@@ -8217,11 +8596,11 @@
         <w:rPr>
           <w:rStyle w:val="FootnoteReference"/>
         </w:rPr>
-        <w:footnoteReference w:id="61"/>
-      </w:r>
-    </w:p>
-    <w:bookmarkStart w:id="62" w:name="eq_lerner_cournot"/>
-    <w:bookmarkEnd w:id="62"/>
+        <w:footnoteReference w:id="66"/>
+      </w:r>
+    </w:p>
+    <w:bookmarkStart w:id="67" w:name="eq_lerner_cournot"/>
+    <w:bookmarkEnd w:id="67"/>
     <w:p>
       <w:pPr>
         <w:pStyle w:val="Funcionclave"/>
@@ -8466,7 +8845,7 @@
       <w:pPr>
         <w:numPr>
           <w:ilvl w:val="0"/>
-          <w:numId w:val="1022"/>
+          <w:numId w:val="1026"/>
         </w:numPr>
       </w:pPr>
       <w:r>
@@ -8808,7 +9187,7 @@
         <w:keepNext/>
         <w:numPr>
           <w:ilvl w:val="0"/>
-          <w:numId w:val="1022"/>
+          <w:numId w:val="1026"/>
         </w:numPr>
       </w:pPr>
       <w:r>
@@ -8941,7 +9320,7 @@
       <w:pPr>
         <w:numPr>
           <w:ilvl w:val="1"/>
-          <w:numId w:val="1023"/>
+          <w:numId w:val="1027"/>
         </w:numPr>
       </w:pPr>
       <w:r>
@@ -9017,7 +9396,7 @@
       <w:pPr>
         <w:numPr>
           <w:ilvl w:val="1"/>
-          <w:numId w:val="1023"/>
+          <w:numId w:val="1027"/>
         </w:numPr>
       </w:pPr>
       <w:r>
@@ -9136,7 +9515,7 @@
       <w:pPr>
         <w:numPr>
           <w:ilvl w:val="0"/>
-          <w:numId w:val="1022"/>
+          <w:numId w:val="1026"/>
         </w:numPr>
       </w:pPr>
       <w:r>
@@ -9190,7 +9569,7 @@
       <w:pPr>
         <w:numPr>
           <w:ilvl w:val="0"/>
-          <w:numId w:val="1022"/>
+          <w:numId w:val="1026"/>
         </w:numPr>
       </w:pPr>
       <w:r>
@@ -9470,9 +9849,9 @@
         <w:t xml:space="preserve">).</w:t>
       </w:r>
     </w:p>
-    <w:bookmarkEnd w:id="63"/>
-    <w:bookmarkEnd w:id="64"/>
-    <w:bookmarkStart w:id="65" w:name="c_extensiones"/>
+    <w:bookmarkEnd w:id="68"/>
+    <w:bookmarkEnd w:id="69"/>
+    <w:bookmarkStart w:id="70" w:name="c_extensiones"/>
     <w:p>
       <w:pPr>
         <w:pStyle w:val="Heading4"/>
@@ -9485,7 +9864,7 @@
       <w:pPr>
         <w:numPr>
           <w:ilvl w:val="0"/>
-          <w:numId w:val="1024"/>
+          <w:numId w:val="1028"/>
         </w:numPr>
       </w:pPr>
       <w:r>
@@ -9890,7 +10269,7 @@
       <w:pPr>
         <w:numPr>
           <w:ilvl w:val="1"/>
-          <w:numId w:val="1025"/>
+          <w:numId w:val="1029"/>
         </w:numPr>
       </w:pPr>
       <w:r>
@@ -10097,7 +10476,7 @@
       <w:pPr>
         <w:numPr>
           <w:ilvl w:val="1"/>
-          <w:numId w:val="1025"/>
+          <w:numId w:val="1029"/>
         </w:numPr>
       </w:pPr>
       <w:r>
@@ -10197,7 +10576,7 @@
         <w:keepNext/>
         <w:numPr>
           <w:ilvl w:val="0"/>
-          <w:numId w:val="1024"/>
+          <w:numId w:val="1028"/>
         </w:numPr>
       </w:pPr>
       <w:r>
@@ -10649,7 +11028,7 @@
       <w:pPr>
         <w:numPr>
           <w:ilvl w:val="1"/>
-          <w:numId w:val="1026"/>
+          <w:numId w:val="1030"/>
         </w:numPr>
       </w:pPr>
       <w:r>
@@ -10697,7 +11076,7 @@
       <w:r>
         <w:t xml:space="preserve"> </w:t>
       </w:r>
-      <w:hyperlink r:id="rId40">
+      <w:hyperlink r:id="rId44">
         <w:r>
           <w:rPr>
             <w:rStyle w:val="Referenciaatema"/>
@@ -10718,172 +11097,6 @@
       </w:hyperlink>
       <w:r>
         <w:t xml:space="preserve">.</w:t>
-      </w:r>
-    </w:p>
-    <w:p>
-      <w:pPr>
-        <w:numPr>
-          <w:ilvl w:val="0"/>
-          <w:numId w:val="1024"/>
-        </w:numPr>
-      </w:pPr>
-      <w:r>
-        <w:rPr>
-          <w:i/>
-          <w:iCs/>
-        </w:rPr>
-        <w:t xml:space="preserve">Colusión</w:t>
-      </w:r>
-      <w:r>
-        <w:t xml:space="preserve">: si las 2 empresas pudieran firmar un acuerdo, se repartirían la cantidad de monopolio; es el cártel (</w:t>
-      </w:r>
-      <w:hyperlink w:anchor="sec_cartel">
-        <w:r>
-          <w:rPr>
-            <w:rStyle w:val="Hyperlink"/>
-          </w:rPr>
-          <w:t xml:space="preserve">III.1</w:t>
-        </w:r>
-      </w:hyperlink>
-      <w:r>
-        <w:t xml:space="preserve">).</w:t>
-      </w:r>
-    </w:p>
-    <w:bookmarkEnd w:id="65"/>
-    <w:bookmarkStart w:id="66" w:name="d_evidencia_emp__rica"/>
-    <w:p>
-      <w:pPr>
-        <w:pStyle w:val="Heading4"/>
-      </w:pPr>
-      <w:r>
-        <w:t xml:space="preserve">d) Evidencia empírica</w:t>
-      </w:r>
-    </w:p>
-    <w:p>
-      <w:pPr>
-        <w:numPr>
-          <w:ilvl w:val="0"/>
-          <w:numId w:val="1027"/>
-        </w:numPr>
-      </w:pPr>
-      <w:r>
-        <w:rPr>
-          <w:smallCaps/>
-        </w:rPr>
-        <w:t xml:space="preserve">Brander</w:t>
-      </w:r>
-      <w:r>
-        <w:t xml:space="preserve"> </w:t>
-      </w:r>
-      <w:r>
-        <w:t xml:space="preserve">y</w:t>
-      </w:r>
-      <w:r>
-        <w:t xml:space="preserve"> </w:t>
-      </w:r>
-      <w:r>
-        <w:rPr>
-          <w:smallCaps/>
-        </w:rPr>
-        <w:t xml:space="preserve">Zhang</w:t>
-      </w:r>
-      <w:r>
-        <w:t xml:space="preserve"> </w:t>
-      </w:r>
-      <w:r>
-        <w:t xml:space="preserve">(</w:t>
-      </w:r>
-      <w:hyperlink w:anchor="ref_BranderZhang1990Market">
-        <w:r>
-          <w:rPr>
-            <w:rStyle w:val="Hyperlink"/>
-          </w:rPr>
-          <w:t xml:space="preserve">1990</w:t>
-        </w:r>
-      </w:hyperlink>
-      <w:r>
-        <w:t xml:space="preserve">)</w:t>
-      </w:r>
-      <w:r>
-        <w:t xml:space="preserve">, con datos de rutas de 2 aerolíneas que operaban desde Chicago, encuentran que la conducta observada se parece más a</w:t>
-      </w:r>
-      <w:r>
-        <w:t xml:space="preserve"> </w:t>
-      </w:r>
-      <w:r>
-        <w:rPr>
-          <w:smallCaps/>
-        </w:rPr>
-        <w:t xml:space="preserve">Cournot</w:t>
-      </w:r>
-      <w:r>
-        <w:t xml:space="preserve"> </w:t>
-      </w:r>
-      <w:r>
-        <w:t xml:space="preserve">que a</w:t>
-      </w:r>
-      <w:r>
-        <w:t xml:space="preserve"> </w:t>
-      </w:r>
-      <w:r>
-        <w:rPr>
-          <w:smallCaps/>
-        </w:rPr>
-        <w:t xml:space="preserve">Bertrand</w:t>
-      </w:r>
-      <w:r>
-        <w:t xml:space="preserve"> </w:t>
-      </w:r>
-      <w:r>
-        <w:t xml:space="preserve">o al cártel. El modelo encaja mejor donde la capacidad se decide antes de vender y cuesta cambiarla (</w:t>
-      </w:r>
-      <w:hyperlink w:anchor="sec_bertrand">
-        <w:r>
-          <w:rPr>
-            <w:rStyle w:val="Hyperlink"/>
-          </w:rPr>
-          <w:t xml:space="preserve">I.4</w:t>
-        </w:r>
-      </w:hyperlink>
-      <w:r>
-        <w:t xml:space="preserve">,</w:t>
-      </w:r>
-      <w:r>
-        <w:t xml:space="preserve"> </w:t>
-      </w:r>
-      <w:r>
-        <w:rPr>
-          <w:smallCaps/>
-        </w:rPr>
-        <w:t xml:space="preserve">Kreps</w:t>
-      </w:r>
-      <w:r>
-        <w:t xml:space="preserve"> </w:t>
-      </w:r>
-      <w:r>
-        <w:t xml:space="preserve">y</w:t>
-      </w:r>
-      <w:r>
-        <w:t xml:space="preserve"> </w:t>
-      </w:r>
-      <w:r>
-        <w:rPr>
-          <w:smallCaps/>
-        </w:rPr>
-        <w:t xml:space="preserve">Scheinkman</w:t>
-      </w:r>
-      <w:r>
-        <w:t xml:space="preserve">).</w:t>
-      </w:r>
-    </w:p>
-    <w:bookmarkEnd w:id="66"/>
-    <w:bookmarkStart w:id="67" w:name="e_valoraci__n"/>
-    <w:p>
-      <w:pPr>
-        <w:pStyle w:val="Heading4"/>
-      </w:pPr>
-      <w:r>
-        <w:t xml:space="preserve">e) Valoración</w:t>
       </w:r>
     </w:p>
     <w:p>
@@ -10894,208 +11107,35 @@
         </w:numPr>
       </w:pPr>
       <w:r>
-        <w:t xml:space="preserve">Con supuestos muy estilizados,</w:t>
-      </w:r>
-      <w:r>
-        <w:t xml:space="preserve"> </w:t>
-      </w:r>
-      <w:r>
-        <w:rPr>
-          <w:smallCaps/>
-        </w:rPr>
-        <w:t xml:space="preserve">Cournot</w:t>
-      </w:r>
-      <w:r>
-        <w:t xml:space="preserve"> </w:t>
-      </w:r>
-      <w:r>
-        <w:t xml:space="preserve">da predicciones razonables: el precio queda entre el competitivo y el de monopolio, y baja al entrar empresas. Pero tiene 2 críticas que abren los modelos siguientes: las empresas no siempre deciden a la vez (</w:t>
-      </w:r>
-      <w:r>
-        <w:rPr>
-          <w:smallCaps/>
-        </w:rPr>
-        <w:t xml:space="preserve">Stackelberg</w:t>
-      </w:r>
-      <w:r>
-        <w:t xml:space="preserve">,</w:t>
-      </w:r>
-      <w:r>
-        <w:t xml:space="preserve"> </w:t>
-      </w:r>
-      <w:hyperlink w:anchor="sec_stackelberg">
+        <w:rPr>
+          <w:i/>
+          <w:iCs/>
+        </w:rPr>
+        <w:t xml:space="preserve">Colusión</w:t>
+      </w:r>
+      <w:r>
+        <w:t xml:space="preserve">: si las 2 empresas pudieran firmar un acuerdo, se repartirían la cantidad de monopolio; es el cártel (</w:t>
+      </w:r>
+      <w:hyperlink w:anchor="sec_cartel">
         <w:r>
           <w:rPr>
             <w:rStyle w:val="Hyperlink"/>
           </w:rPr>
-          <w:t xml:space="preserve">I.3</w:t>
+          <w:t xml:space="preserve">III.1</w:t>
         </w:r>
       </w:hyperlink>
       <w:r>
-        <w:t xml:space="preserve">), y en la práctica son ellas, y no un subastador, quienes fijan el precio (</w:t>
-      </w:r>
-      <w:r>
-        <w:rPr>
-          <w:smallCaps/>
-        </w:rPr>
-        <w:t xml:space="preserve">Bertrand</w:t>
-      </w:r>
-      <w:r>
-        <w:t xml:space="preserve">,</w:t>
-      </w:r>
-      <w:r>
-        <w:t xml:space="preserve"> </w:t>
-      </w:r>
-      <w:hyperlink w:anchor="sec_bertrand">
-        <w:r>
-          <w:rPr>
-            <w:rStyle w:val="Hyperlink"/>
-          </w:rPr>
-          <w:t xml:space="preserve">I.4</w:t>
-        </w:r>
-      </w:hyperlink>
-      <w:r>
         <w:t xml:space="preserve">).</w:t>
       </w:r>
     </w:p>
-    <w:bookmarkEnd w:id="67"/>
-    <w:bookmarkEnd w:id="68"/>
-    <w:bookmarkStart w:id="75" w:name="sec_stackelberg"/>
-    <w:p>
-      <w:pPr>
-        <w:pStyle w:val="Heading2"/>
-      </w:pPr>
-      <w:r>
-        <w:t xml:space="preserve">I.3.</w:t>
-      </w:r>
-      <w:r>
-        <w:t xml:space="preserve"> </w:t>
-      </w:r>
-      <w:r>
-        <w:t xml:space="preserve">Competencia secuencial en cantidades: modelo de</w:t>
-      </w:r>
-      <w:r>
-        <w:t xml:space="preserve"> </w:t>
-      </w:r>
-      <w:r>
-        <w:rPr>
-          <w:smallCaps/>
-        </w:rPr>
-        <w:t xml:space="preserve">Stackelberg</w:t>
-      </w:r>
-      <w:r>
-        <w:t xml:space="preserve"> </w:t>
-      </w:r>
-      <w:r>
-        <w:t xml:space="preserve">(1934)</w:t>
-      </w:r>
-    </w:p>
-    <w:p>
-      <w:pPr>
-        <w:numPr>
-          <w:ilvl w:val="0"/>
-          <w:numId w:val="1029"/>
-        </w:numPr>
-      </w:pPr>
-      <w:r>
-        <w:t xml:space="preserve">Mantenemos las cantidades y cambiamos el orden: ¿qué pasa si una empresa decide antes que la otra?</w:t>
-      </w:r>
-    </w:p>
-    <w:bookmarkStart w:id="69" w:name="a_idea_1"/>
+    <w:bookmarkEnd w:id="70"/>
+    <w:bookmarkStart w:id="71" w:name="d_evidencia_emp__rica"/>
     <w:p>
       <w:pPr>
         <w:pStyle w:val="Heading4"/>
       </w:pPr>
       <w:r>
-        <w:t xml:space="preserve">a) Idea</w:t>
-      </w:r>
-    </w:p>
-    <w:p>
-      <w:pPr>
-        <w:numPr>
-          <w:ilvl w:val="0"/>
-          <w:numId w:val="1030"/>
-        </w:numPr>
-      </w:pPr>
-      <w:r>
-        <w:t xml:space="preserve">En muchos mercados una empresa establecida decide su capacidad antes que las demás.</w:t>
-      </w:r>
-      <w:r>
-        <w:t xml:space="preserve"> </w:t>
-      </w:r>
-      <w:r>
-        <w:rPr>
-          <w:smallCaps/>
-        </w:rPr>
-        <w:t xml:space="preserve">Stackelberg</w:t>
-      </w:r>
-      <w:r>
-        <w:t xml:space="preserve"> </w:t>
-      </w:r>
-      <w:r>
-        <w:t xml:space="preserve">(</w:t>
-      </w:r>
-      <w:hyperlink w:anchor="ref_Stackelberg1934Marktform">
-        <w:r>
-          <w:rPr>
-            <w:rStyle w:val="Hyperlink"/>
-          </w:rPr>
-          <w:t xml:space="preserve">1934</w:t>
-        </w:r>
-      </w:hyperlink>
-      <w:r>
-        <w:t xml:space="preserve">)</w:t>
-      </w:r>
-      <w:r>
-        <w:t xml:space="preserve"> </w:t>
-      </w:r>
-      <w:r>
-        <w:t xml:space="preserve">estudia qué pasa si una empresa (la</w:t>
-      </w:r>
-      <w:r>
-        <w:t xml:space="preserve"> </w:t>
-      </w:r>
-      <w:r>
-        <w:rPr>
-          <w:b/>
-          <w:bCs/>
-        </w:rPr>
-        <w:t xml:space="preserve">líder</w:t>
-      </w:r>
-      <w:r>
-        <w:t xml:space="preserve">) elige su cantidad primero, de forma irreversible, y la otra (la</w:t>
-      </w:r>
-      <w:r>
-        <w:t xml:space="preserve"> </w:t>
-      </w:r>
-      <w:r>
-        <w:rPr>
-          <w:b/>
-          <w:bCs/>
-        </w:rPr>
-        <w:t xml:space="preserve">seguidora</w:t>
-      </w:r>
-      <w:r>
-        <w:t xml:space="preserve">) la observa antes de elegir la suya.</w:t>
-      </w:r>
-    </w:p>
-    <w:bookmarkEnd w:id="69"/>
-    <w:bookmarkStart w:id="73" w:name="b_modelo_1"/>
-    <w:p>
-      <w:pPr>
-        <w:pStyle w:val="Heading4"/>
-      </w:pPr>
-      <w:r>
-        <w:t xml:space="preserve">b) Modelo</w:t>
-      </w:r>
-    </w:p>
-    <w:bookmarkStart w:id="70" w:name="i_supuestos_1"/>
-    <w:p>
-      <w:pPr>
-        <w:pStyle w:val="Heading5"/>
-      </w:pPr>
-      <w:r>
-        <w:t xml:space="preserve">i) Supuestos</w:t>
+        <w:t xml:space="preserve">d) Evidencia empírica</w:t>
       </w:r>
     </w:p>
     <w:p>
@@ -11106,6 +11146,345 @@
         </w:numPr>
       </w:pPr>
       <w:r>
+        <w:rPr>
+          <w:smallCaps/>
+        </w:rPr>
+        <w:t xml:space="preserve">Brander</w:t>
+      </w:r>
+      <w:r>
+        <w:t xml:space="preserve"> </w:t>
+      </w:r>
+      <w:r>
+        <w:t xml:space="preserve">y</w:t>
+      </w:r>
+      <w:r>
+        <w:t xml:space="preserve"> </w:t>
+      </w:r>
+      <w:r>
+        <w:rPr>
+          <w:smallCaps/>
+        </w:rPr>
+        <w:t xml:space="preserve">Zhang</w:t>
+      </w:r>
+      <w:r>
+        <w:t xml:space="preserve"> </w:t>
+      </w:r>
+      <w:r>
+        <w:t xml:space="preserve">(</w:t>
+      </w:r>
+      <w:hyperlink w:anchor="ref_BranderZhang1990Market">
+        <w:r>
+          <w:rPr>
+            <w:rStyle w:val="Hyperlink"/>
+          </w:rPr>
+          <w:t xml:space="preserve">1990</w:t>
+        </w:r>
+      </w:hyperlink>
+      <w:r>
+        <w:t xml:space="preserve">)</w:t>
+      </w:r>
+      <w:r>
+        <w:t xml:space="preserve">, con datos de rutas de 2 aerolíneas que operaban desde Chicago, encuentran que la conducta observada se parece más a</w:t>
+      </w:r>
+      <w:r>
+        <w:t xml:space="preserve"> </w:t>
+      </w:r>
+      <w:r>
+        <w:rPr>
+          <w:smallCaps/>
+        </w:rPr>
+        <w:t xml:space="preserve">Cournot</w:t>
+      </w:r>
+      <w:r>
+        <w:t xml:space="preserve"> </w:t>
+      </w:r>
+      <w:r>
+        <w:t xml:space="preserve">que a</w:t>
+      </w:r>
+      <w:r>
+        <w:t xml:space="preserve"> </w:t>
+      </w:r>
+      <w:r>
+        <w:rPr>
+          <w:smallCaps/>
+        </w:rPr>
+        <w:t xml:space="preserve">Bertrand</w:t>
+      </w:r>
+      <w:r>
+        <w:t xml:space="preserve"> </w:t>
+      </w:r>
+      <w:r>
+        <w:t xml:space="preserve">o al cártel. El modelo encaja mejor donde la capacidad se decide antes de vender y cuesta cambiarla (</w:t>
+      </w:r>
+      <w:hyperlink w:anchor="sec_bertrand">
+        <w:r>
+          <w:rPr>
+            <w:rStyle w:val="Hyperlink"/>
+          </w:rPr>
+          <w:t xml:space="preserve">I.4</w:t>
+        </w:r>
+      </w:hyperlink>
+      <w:r>
+        <w:t xml:space="preserve">,</w:t>
+      </w:r>
+      <w:r>
+        <w:t xml:space="preserve"> </w:t>
+      </w:r>
+      <w:r>
+        <w:rPr>
+          <w:smallCaps/>
+        </w:rPr>
+        <w:t xml:space="preserve">Kreps</w:t>
+      </w:r>
+      <w:r>
+        <w:t xml:space="preserve"> </w:t>
+      </w:r>
+      <w:r>
+        <w:t xml:space="preserve">y</w:t>
+      </w:r>
+      <w:r>
+        <w:t xml:space="preserve"> </w:t>
+      </w:r>
+      <w:r>
+        <w:rPr>
+          <w:smallCaps/>
+        </w:rPr>
+        <w:t xml:space="preserve">Scheinkman</w:t>
+      </w:r>
+      <w:r>
+        <w:t xml:space="preserve">).</w:t>
+      </w:r>
+    </w:p>
+    <w:bookmarkEnd w:id="71"/>
+    <w:bookmarkStart w:id="72" w:name="e_valoraci__n"/>
+    <w:p>
+      <w:pPr>
+        <w:pStyle w:val="Heading4"/>
+      </w:pPr>
+      <w:r>
+        <w:t xml:space="preserve">e) Valoración</w:t>
+      </w:r>
+    </w:p>
+    <w:p>
+      <w:pPr>
+        <w:numPr>
+          <w:ilvl w:val="0"/>
+          <w:numId w:val="1032"/>
+        </w:numPr>
+      </w:pPr>
+      <w:r>
+        <w:t xml:space="preserve">Con supuestos muy estilizados,</w:t>
+      </w:r>
+      <w:r>
+        <w:t xml:space="preserve"> </w:t>
+      </w:r>
+      <w:r>
+        <w:rPr>
+          <w:smallCaps/>
+        </w:rPr>
+        <w:t xml:space="preserve">Cournot</w:t>
+      </w:r>
+      <w:r>
+        <w:t xml:space="preserve"> </w:t>
+      </w:r>
+      <w:r>
+        <w:t xml:space="preserve">da predicciones razonables: el precio queda entre el competitivo y el de monopolio, y baja al entrar empresas. Pero tiene 2 críticas que abren los modelos siguientes: las empresas no siempre deciden a la vez (</w:t>
+      </w:r>
+      <w:r>
+        <w:rPr>
+          <w:smallCaps/>
+        </w:rPr>
+        <w:t xml:space="preserve">Stackelberg</w:t>
+      </w:r>
+      <w:r>
+        <w:t xml:space="preserve">,</w:t>
+      </w:r>
+      <w:r>
+        <w:t xml:space="preserve"> </w:t>
+      </w:r>
+      <w:hyperlink w:anchor="sec_stackelberg">
+        <w:r>
+          <w:rPr>
+            <w:rStyle w:val="Hyperlink"/>
+          </w:rPr>
+          <w:t xml:space="preserve">I.3</w:t>
+        </w:r>
+      </w:hyperlink>
+      <w:r>
+        <w:t xml:space="preserve">), y en la práctica son ellas, y no un subastador, quienes fijan el precio (</w:t>
+      </w:r>
+      <w:r>
+        <w:rPr>
+          <w:smallCaps/>
+        </w:rPr>
+        <w:t xml:space="preserve">Bertrand</w:t>
+      </w:r>
+      <w:r>
+        <w:t xml:space="preserve">,</w:t>
+      </w:r>
+      <w:r>
+        <w:t xml:space="preserve"> </w:t>
+      </w:r>
+      <w:hyperlink w:anchor="sec_bertrand">
+        <w:r>
+          <w:rPr>
+            <w:rStyle w:val="Hyperlink"/>
+          </w:rPr>
+          <w:t xml:space="preserve">I.4</w:t>
+        </w:r>
+      </w:hyperlink>
+      <w:r>
+        <w:t xml:space="preserve">).</w:t>
+      </w:r>
+    </w:p>
+    <w:bookmarkEnd w:id="72"/>
+    <w:bookmarkEnd w:id="73"/>
+    <w:bookmarkStart w:id="84" w:name="sec_stackelberg"/>
+    <w:p>
+      <w:pPr>
+        <w:pStyle w:val="Heading2"/>
+      </w:pPr>
+      <w:r>
+        <w:t xml:space="preserve">I.3.</w:t>
+      </w:r>
+      <w:r>
+        <w:t xml:space="preserve"> </w:t>
+      </w:r>
+      <w:r>
+        <w:t xml:space="preserve">Competencia secuencial en cantidades: modelo de</w:t>
+      </w:r>
+      <w:r>
+        <w:t xml:space="preserve"> </w:t>
+      </w:r>
+      <w:r>
+        <w:rPr>
+          <w:smallCaps/>
+        </w:rPr>
+        <w:t xml:space="preserve">Stackelberg</w:t>
+      </w:r>
+      <w:r>
+        <w:t xml:space="preserve"> </w:t>
+      </w:r>
+      <w:r>
+        <w:t xml:space="preserve">(1934)</w:t>
+      </w:r>
+    </w:p>
+    <w:p>
+      <w:pPr>
+        <w:numPr>
+          <w:ilvl w:val="0"/>
+          <w:numId w:val="1033"/>
+        </w:numPr>
+      </w:pPr>
+      <w:r>
+        <w:t xml:space="preserve">Mantenemos las cantidades y cambiamos el orden: ¿qué pasa si una empresa decide antes que la otra?</w:t>
+      </w:r>
+    </w:p>
+    <w:bookmarkStart w:id="74" w:name="a_idea_1"/>
+    <w:p>
+      <w:pPr>
+        <w:pStyle w:val="Heading4"/>
+      </w:pPr>
+      <w:r>
+        <w:t xml:space="preserve">a) Idea</w:t>
+      </w:r>
+    </w:p>
+    <w:p>
+      <w:pPr>
+        <w:numPr>
+          <w:ilvl w:val="0"/>
+          <w:numId w:val="1034"/>
+        </w:numPr>
+      </w:pPr>
+      <w:r>
+        <w:t xml:space="preserve">En muchos mercados una empresa establecida decide su capacidad antes que las demás.</w:t>
+      </w:r>
+      <w:r>
+        <w:t xml:space="preserve"> </w:t>
+      </w:r>
+      <w:r>
+        <w:rPr>
+          <w:smallCaps/>
+        </w:rPr>
+        <w:t xml:space="preserve">Stackelberg</w:t>
+      </w:r>
+      <w:r>
+        <w:t xml:space="preserve"> </w:t>
+      </w:r>
+      <w:r>
+        <w:t xml:space="preserve">(</w:t>
+      </w:r>
+      <w:hyperlink w:anchor="ref_Stackelberg1934Marktform">
+        <w:r>
+          <w:rPr>
+            <w:rStyle w:val="Hyperlink"/>
+          </w:rPr>
+          <w:t xml:space="preserve">1934</w:t>
+        </w:r>
+      </w:hyperlink>
+      <w:r>
+        <w:t xml:space="preserve">)</w:t>
+      </w:r>
+      <w:r>
+        <w:t xml:space="preserve"> </w:t>
+      </w:r>
+      <w:r>
+        <w:t xml:space="preserve">estudia qué pasa si una empresa (la</w:t>
+      </w:r>
+      <w:r>
+        <w:t xml:space="preserve"> </w:t>
+      </w:r>
+      <w:r>
+        <w:rPr>
+          <w:b/>
+          <w:bCs/>
+        </w:rPr>
+        <w:t xml:space="preserve">líder</w:t>
+      </w:r>
+      <w:r>
+        <w:t xml:space="preserve">) elige su cantidad primero, de forma irreversible, y la otra (la</w:t>
+      </w:r>
+      <w:r>
+        <w:t xml:space="preserve"> </w:t>
+      </w:r>
+      <w:r>
+        <w:rPr>
+          <w:b/>
+          <w:bCs/>
+        </w:rPr>
+        <w:t xml:space="preserve">seguidora</w:t>
+      </w:r>
+      <w:r>
+        <w:t xml:space="preserve">) la observa antes de elegir la suya.</w:t>
+      </w:r>
+    </w:p>
+    <w:bookmarkEnd w:id="74"/>
+    <w:bookmarkStart w:id="82" w:name="b_modelo_1"/>
+    <w:p>
+      <w:pPr>
+        <w:pStyle w:val="Heading4"/>
+      </w:pPr>
+      <w:r>
+        <w:t xml:space="preserve">b) Modelo</w:t>
+      </w:r>
+    </w:p>
+    <w:bookmarkStart w:id="75" w:name="i_supuestos_1"/>
+    <w:p>
+      <w:pPr>
+        <w:pStyle w:val="Heading5"/>
+      </w:pPr>
+      <w:r>
+        <w:t xml:space="preserve">i) Supuestos</w:t>
+      </w:r>
+    </w:p>
+    <w:p>
+      <w:pPr>
+        <w:numPr>
+          <w:ilvl w:val="0"/>
+          <w:numId w:val="1035"/>
+        </w:numPr>
+      </w:pPr>
+      <w:r>
         <w:t xml:space="preserve">Los de</w:t>
       </w:r>
       <w:r>
@@ -11188,8 +11567,8 @@
         <w:t xml:space="preserve">.</w:t>
       </w:r>
     </w:p>
-    <w:bookmarkEnd w:id="70"/>
-    <w:bookmarkStart w:id="71" w:name="ii_desarrollo_1"/>
+    <w:bookmarkEnd w:id="75"/>
+    <w:bookmarkStart w:id="80" w:name="ii_desarrollo_1"/>
     <w:p>
       <w:pPr>
         <w:pStyle w:val="Heading5"/>
@@ -11202,7 +11581,7 @@
       <w:pPr>
         <w:numPr>
           <w:ilvl w:val="0"/>
-          <w:numId w:val="1032"/>
+          <w:numId w:val="1036"/>
         </w:numPr>
       </w:pPr>
       <w:r>
@@ -11304,7 +11683,7 @@
       <w:pPr>
         <w:numPr>
           <w:ilvl w:val="0"/>
-          <w:numId w:val="1032"/>
+          <w:numId w:val="1036"/>
         </w:numPr>
       </w:pPr>
       <w:r>
@@ -11315,7 +11694,32 @@
         <w:t xml:space="preserve">Primera etapa</w:t>
       </w:r>
       <w:r>
-        <w:t xml:space="preserve">: la líder anticipa esa respuesta y la incorpora a su problema,</w:t>
+        <w:t xml:space="preserve">: la líder resuelve el mismo problema que en</w:t>
+      </w:r>
+      <w:r>
+        <w:t xml:space="preserve"> </w:t>
+      </w:r>
+      <w:r>
+        <w:rPr>
+          <w:smallCaps/>
+        </w:rPr>
+        <w:t xml:space="preserve">Cournot</w:t>
+      </w:r>
+      <w:r>
+        <w:t xml:space="preserve">, con una</w:t>
+      </w:r>
+      <w:r>
+        <w:t xml:space="preserve"> </w:t>
+      </w:r>
+      <w:r>
+        <w:rPr>
+          <w:i/>
+          <w:iCs/>
+        </w:rPr>
+        <w:t xml:space="preserve">restricción adicional</w:t>
+      </w:r>
+      <w:r>
+        <w:t xml:space="preserve">: la respuesta de la seguidora, que anticipa,</w:t>
       </w:r>
     </w:p>
     <w:p>
@@ -11368,6 +11772,27 @@
                       <m:sub>
                         <m:r>
                           <m:t>1</m:t>
+                        </m:r>
+                      </m:sub>
+                    </m:sSub>
+                    <m:r>
+                      <m:rPr>
+                        <m:sty m:val="p"/>
+                      </m:rPr>
+                      <m:t>,</m:t>
+                    </m:r>
+                    <m:r>
+                      <m:t> </m:t>
+                    </m:r>
+                    <m:sSub>
+                      <m:e>
+                        <m:r>
+                          <m:t>q</m:t>
+                        </m:r>
+                      </m:e>
+                      <m:sub>
+                        <m:r>
+                          <m:t>2</m:t>
                         </m:r>
                       </m:sub>
                     </m:sSub>
@@ -11425,7 +11850,7 @@
                     <m:sSub>
                       <m:e>
                         <m:r>
-                          <m:t>R</m:t>
+                          <m:t>q</m:t>
                         </m:r>
                       </m:e>
                       <m:sub>
@@ -11434,28 +11859,6 @@
                         </m:r>
                       </m:sub>
                     </m:sSub>
-                    <m:d>
-                      <m:dPr>
-                        <m:begChr m:val="("/>
-                        <m:sepChr m:val=""/>
-                        <m:endChr m:val=")"/>
-                        <m:grow/>
-                      </m:dPr>
-                      <m:e>
-                        <m:sSub>
-                          <m:e>
-                            <m:r>
-                              <m:t>q</m:t>
-                            </m:r>
-                          </m:e>
-                          <m:sub>
-                            <m:r>
-                              <m:t>1</m:t>
-                            </m:r>
-                          </m:sub>
-                        </m:sSub>
-                      </m:e>
-                    </m:d>
                   </m:e>
                 </m:d>
                 <m:r>
@@ -11534,6 +11937,63 @@
                   </m:e>
                   <m:sub>
                     <m:r>
+                      <m:t>2</m:t>
+                    </m:r>
+                  </m:sub>
+                </m:sSub>
+                <m:r>
+                  <m:rPr>
+                    <m:sty m:val="p"/>
+                  </m:rPr>
+                  <m:t>=</m:t>
+                </m:r>
+                <m:sSub>
+                  <m:e>
+                    <m:r>
+                      <m:t>R</m:t>
+                    </m:r>
+                  </m:e>
+                  <m:sub>
+                    <m:r>
+                      <m:t>2</m:t>
+                    </m:r>
+                  </m:sub>
+                </m:sSub>
+                <m:d>
+                  <m:dPr>
+                    <m:begChr m:val="("/>
+                    <m:sepChr m:val=""/>
+                    <m:endChr m:val=")"/>
+                    <m:grow/>
+                  </m:dPr>
+                  <m:e>
+                    <m:sSub>
+                      <m:e>
+                        <m:r>
+                          <m:t>q</m:t>
+                        </m:r>
+                      </m:e>
+                      <m:sub>
+                        <m:r>
+                          <m:t>1</m:t>
+                        </m:r>
+                      </m:sub>
+                    </m:sSub>
+                  </m:e>
+                </m:d>
+              </m:e>
+            </m:mr>
+            <m:mr>
+              <m:e/>
+              <m:e>
+                <m:sSub>
+                  <m:e>
+                    <m:r>
+                      <m:t>q</m:t>
+                    </m:r>
+                  </m:e>
+                  <m:sub>
+                    <m:r>
                       <m:t>1</m:t>
                     </m:r>
                   </m:sub>
@@ -11561,7 +12021,65 @@
         </w:numPr>
       </w:pPr>
       <w:r>
-        <w:t xml:space="preserve">cuya condición de primer orden es</w:t>
+        <w:t xml:space="preserve">En</w:t>
+      </w:r>
+      <w:r>
+        <w:t xml:space="preserve"> </w:t>
+      </w:r>
+      <w:r>
+        <w:rPr>
+          <w:smallCaps/>
+        </w:rPr>
+        <w:t xml:space="preserve">Cournot</w:t>
+      </w:r>
+      <w:r>
+        <w:t xml:space="preserve">, la empresa 1 toma</w:t>
+      </w:r>
+      <w:r>
+        <w:t xml:space="preserve"> </w:t>
+      </w:r>
+      <m:oMath>
+        <m:sSub>
+          <m:e>
+            <m:r>
+              <m:t>q</m:t>
+            </m:r>
+          </m:e>
+          <m:sub>
+            <m:r>
+              <m:t>2</m:t>
+            </m:r>
+          </m:sub>
+        </m:sSub>
+      </m:oMath>
+      <w:r>
+        <w:t xml:space="preserve"> </w:t>
+      </w:r>
+      <w:r>
+        <w:t xml:space="preserve">como dada; aquí sabe que</w:t>
+      </w:r>
+      <w:r>
+        <w:t xml:space="preserve"> </w:t>
+      </w:r>
+      <m:oMath>
+        <m:sSub>
+          <m:e>
+            <m:r>
+              <m:t>q</m:t>
+            </m:r>
+          </m:e>
+          <m:sub>
+            <m:r>
+              <m:t>2</m:t>
+            </m:r>
+          </m:sub>
+        </m:sSub>
+      </m:oMath>
+      <w:r>
+        <w:t xml:space="preserve"> </w:t>
+      </w:r>
+      <w:r>
+        <w:t xml:space="preserve">depende de lo que ella haga. Sustituyendo la restricción en el objetivo, la condición de primer orden es</w:t>
       </w:r>
     </w:p>
     <w:p>
@@ -11834,7 +12352,7 @@
       <w:pPr>
         <w:numPr>
           <w:ilvl w:val="0"/>
-          <w:numId w:val="1032"/>
+          <w:numId w:val="1036"/>
         </w:numPr>
       </w:pPr>
       <w:r>
@@ -12217,7 +12735,7 @@
       <w:pPr>
         <w:numPr>
           <w:ilvl w:val="0"/>
-          <w:numId w:val="1032"/>
+          <w:numId w:val="1036"/>
         </w:numPr>
       </w:pPr>
       <w:r>
@@ -12233,16 +12751,16 @@
       <w:r>
         <w:t xml:space="preserve">(gráfico </w:t>
       </w:r>
-      <w:hyperlink w:anchor="fig_cournot_stackelberg">
+      <w:hyperlink w:anchor="fig_stackelberg">
         <w:r>
           <w:rPr>
             <w:rStyle w:val="Hyperlink"/>
           </w:rPr>
-          <w:t xml:space="preserve">1</w:t>
+          <w:t xml:space="preserve">3</w:t>
         </w:r>
       </w:hyperlink>
       <w:r>
-        <w:t xml:space="preserve">), la líder elige, sobre la función de reacción de la seguidora, el punto que toca su isobeneficio más bajo (el de mayor beneficio): el de tangencia, S, a la derecha y por debajo del de</w:t>
+        <w:t xml:space="preserve">), sobre el de</w:t>
       </w:r>
       <w:r>
         <w:t xml:space="preserve"> </w:t>
@@ -12254,11 +12772,153 @@
         <w:t xml:space="preserve">Cournot</w:t>
       </w:r>
       <w:r>
+        <w:t xml:space="preserve">: la restricción es la función de reacción de la seguidora, y la líder elige sobre ella el punto que toca su isobeneficio más bajo (el de mayor beneficio): el de tangencia, S, a la derecha y por debajo del de</w:t>
+      </w:r>
+      <w:r>
+        <w:t xml:space="preserve"> </w:t>
+      </w:r>
+      <w:r>
+        <w:rPr>
+          <w:smallCaps/>
+        </w:rPr>
+        <w:t xml:space="preserve">Cournot</w:t>
+      </w:r>
+      <w:r>
         <w:t xml:space="preserve">, C. Su propia función de reacción deja de importar, porque no reacciona: decide antes.</w:t>
       </w:r>
     </w:p>
-    <w:bookmarkEnd w:id="71"/>
-    <w:bookmarkStart w:id="72" w:name="iii_implicaciones_1"/>
+    <w:bookmarkStart w:id="79" w:name="fig_stackelberg"/>
+    <w:p>
+      <w:pPr>
+        <w:pStyle w:val="ImageCaption"/>
+      </w:pPr>
+      <w:r>
+        <w:t xml:space="preserve">Gráfico 3.–</w:t>
+      </w:r>
+      <w:r>
+        <w:t xml:space="preserve"> </w:t>
+      </w:r>
+      <w:r>
+        <w:t xml:space="preserve">Equilibrio de</w:t>
+      </w:r>
+      <w:r>
+        <w:t xml:space="preserve"> </w:t>
+      </w:r>
+      <w:r>
+        <w:rPr>
+          <w:smallCaps/>
+        </w:rPr>
+        <w:t xml:space="preserve">Stackelberg</w:t>
+      </w:r>
+      <w:r>
+        <w:t xml:space="preserve"> </w:t>
+      </w:r>
+      <w:r>
+        <w:t xml:space="preserve">(S): la líder elige sobre la función de reacción de la seguidora el punto de su isobeneficio más bajo</w:t>
+      </w:r>
+    </w:p>
+    <w:p>
+      <w:pPr>
+        <w:pStyle w:val="CaptionedFigure"/>
+      </w:pPr>
+      <w:r>
+        <w:drawing>
+          <wp:inline>
+            <wp:extent cx="3700780" cy="3301537"/>
+            <wp:effectExtent b="0" l="0" r="0" t="0"/>
+            <wp:docPr descr="Gráfico 3.– Equilibrio de Stackelberg (S): la líder elige sobre la función de reacción de la seguidora el punto de su isobeneficio más bajo" title="" id="77" name="Picture"/>
+            <a:graphic>
+              <a:graphicData uri="http://schemas.openxmlformats.org/drawingml/2006/picture">
+                <pic:pic>
+                  <pic:nvPicPr>
+                    <pic:cNvPr descr="C:\Users\vgutierrez\Documents\src\victorgutierrezmarcos.github.io-revision\oposicion\temario\fuentes\3A19\graficos/stackelberg.png" id="78" name="Picture"/>
+                    <pic:cNvPicPr>
+                      <a:picLocks noChangeArrowheads="1" noChangeAspect="1"/>
+                    </pic:cNvPicPr>
+                  </pic:nvPicPr>
+                  <pic:blipFill>
+                    <a:blip r:embed="rId76"/>
+                    <a:stretch>
+                      <a:fillRect/>
+                    </a:stretch>
+                  </pic:blipFill>
+                  <pic:spPr bwMode="auto">
+                    <a:xfrm>
+                      <a:off x="0" y="0"/>
+                      <a:ext cx="3700780" cy="3301537"/>
+                    </a:xfrm>
+                    <a:prstGeom prst="rect">
+                      <a:avLst/>
+                    </a:prstGeom>
+                    <a:noFill/>
+                    <a:ln w="9525">
+                      <a:noFill/>
+                      <a:headEnd/>
+                      <a:tailEnd/>
+                    </a:ln>
+                  </pic:spPr>
+                </pic:pic>
+              </a:graphicData>
+            </a:graphic>
+          </wp:inline>
+        </w:drawing>
+      </w:r>
+    </w:p>
+    <w:bookmarkEnd w:id="79"/>
+    <w:p>
+      <w:pPr>
+        <w:pStyle w:val="Piedeimagen"/>
+      </w:pPr>
+      <w:r>
+        <w:t xml:space="preserve">Fuente: elaboración propia a partir de</w:t>
+      </w:r>
+      <w:r>
+        <w:t xml:space="preserve"> </w:t>
+      </w:r>
+      <w:r>
+        <w:rPr>
+          <w:smallCaps/>
+        </w:rPr>
+        <w:t xml:space="preserve">Pindyck</w:t>
+      </w:r>
+      <w:r>
+        <w:t xml:space="preserve"> </w:t>
+      </w:r>
+      <w:r>
+        <w:t xml:space="preserve">y</w:t>
+      </w:r>
+      <w:r>
+        <w:t xml:space="preserve"> </w:t>
+      </w:r>
+      <w:r>
+        <w:rPr>
+          <w:smallCaps/>
+        </w:rPr>
+        <w:t xml:space="preserve">Rubinfeld</w:t>
+      </w:r>
+      <w:r>
+        <w:t xml:space="preserve"> </w:t>
+      </w:r>
+      <w:r>
+        <w:t xml:space="preserve">(</w:t>
+      </w:r>
+      <w:hyperlink w:anchor="ref_PindyckRubinfeld2009Microeconomia">
+        <w:r>
+          <w:rPr>
+            <w:rStyle w:val="Hyperlink"/>
+          </w:rPr>
+          <w:t xml:space="preserve">2009</w:t>
+        </w:r>
+      </w:hyperlink>
+      <w:r>
+        <w:t xml:space="preserve">)</w:t>
+      </w:r>
+      <w:r>
+        <w:t xml:space="preserve">.</w:t>
+      </w:r>
+    </w:p>
+    <w:bookmarkEnd w:id="80"/>
+    <w:bookmarkStart w:id="81" w:name="iii_implicaciones_1"/>
     <w:p>
       <w:pPr>
         <w:pStyle w:val="Heading5"/>
@@ -12271,7 +12931,7 @@
       <w:pPr>
         <w:numPr>
           <w:ilvl w:val="0"/>
-          <w:numId w:val="1033"/>
+          <w:numId w:val="1037"/>
         </w:numPr>
       </w:pPr>
       <w:r>
@@ -12327,7 +12987,7 @@
       <w:pPr>
         <w:numPr>
           <w:ilvl w:val="0"/>
-          <w:numId w:val="1033"/>
+          <w:numId w:val="1037"/>
         </w:numPr>
       </w:pPr>
       <w:r>
@@ -12352,7 +13012,7 @@
       <w:r>
         <w:t xml:space="preserve"> </w:t>
       </w:r>
-      <w:hyperlink r:id="rId43">
+      <w:hyperlink r:id="rId47">
         <w:r>
           <w:rPr>
             <w:rStyle w:val="Referenciaatema"/>
@@ -12406,7 +13066,7 @@
       <w:pPr>
         <w:numPr>
           <w:ilvl w:val="0"/>
-          <w:numId w:val="1033"/>
+          <w:numId w:val="1037"/>
         </w:numPr>
       </w:pPr>
       <w:r>
@@ -12548,9 +13208,9 @@
         <w:t xml:space="preserve">. Y tampoco es eficiente para las empresas: las 2 ganarían produciendo menos juntas.</w:t>
       </w:r>
     </w:p>
-    <w:bookmarkEnd w:id="72"/>
-    <w:bookmarkEnd w:id="73"/>
-    <w:bookmarkStart w:id="74" w:name="c_valoraci__n"/>
+    <w:bookmarkEnd w:id="81"/>
+    <w:bookmarkEnd w:id="82"/>
+    <w:bookmarkStart w:id="83" w:name="c_valoraci__n"/>
     <w:p>
       <w:pPr>
         <w:pStyle w:val="Heading4"/>
@@ -12563,16 +13223,16 @@
       <w:pPr>
         <w:numPr>
           <w:ilvl w:val="0"/>
-          <w:numId w:val="1034"/>
+          <w:numId w:val="1038"/>
         </w:numPr>
       </w:pPr>
       <w:r>
         <w:t xml:space="preserve">El modelo explica la ventaja de las empresas establecidas, pero no dice quién lidera: el orden es exógeno. Y sigue suponiendo que las empresas eligen cantidades: ¿qué pasa si eligen precios?</w:t>
       </w:r>
     </w:p>
-    <w:bookmarkEnd w:id="74"/>
-    <w:bookmarkEnd w:id="75"/>
-    <w:bookmarkStart w:id="95" w:name="sec_bertrand"/>
+    <w:bookmarkEnd w:id="83"/>
+    <w:bookmarkEnd w:id="84"/>
+    <w:bookmarkStart w:id="104" w:name="sec_bertrand"/>
     <w:p>
       <w:pPr>
         <w:pStyle w:val="Heading2"/>
@@ -12606,14 +13266,14 @@
       <w:pPr>
         <w:numPr>
           <w:ilvl w:val="0"/>
-          <w:numId w:val="1035"/>
+          <w:numId w:val="1039"/>
         </w:numPr>
       </w:pPr>
       <w:r>
         <w:t xml:space="preserve">Volvemos a las decisiones simultáneas, pero ahora con la variable que las empresas eligen de verdad en la mayoría de los mercados: el precio. El resultado es tan extremo que da nombre a una paradoja, y sus salidas ordenan buena parte de la teoría.</w:t>
       </w:r>
     </w:p>
-    <w:bookmarkStart w:id="76" w:name="a_idea_2"/>
+    <w:bookmarkStart w:id="85" w:name="a_idea_2"/>
     <w:p>
       <w:pPr>
         <w:pStyle w:val="Heading4"/>
@@ -12626,7 +13286,7 @@
       <w:pPr>
         <w:numPr>
           <w:ilvl w:val="0"/>
-          <w:numId w:val="1036"/>
+          <w:numId w:val="1040"/>
         </w:numPr>
       </w:pPr>
       <w:r>
@@ -12693,8 +13353,8 @@
         <w:t xml:space="preserve">. ¿Qué pasa entonces?</w:t>
       </w:r>
     </w:p>
-    <w:bookmarkEnd w:id="76"/>
-    <w:bookmarkStart w:id="85" w:name="b_modelo_2"/>
+    <w:bookmarkEnd w:id="85"/>
+    <w:bookmarkStart w:id="94" w:name="b_modelo_2"/>
     <w:p>
       <w:pPr>
         <w:pStyle w:val="Heading4"/>
@@ -12703,7 +13363,7 @@
         <w:t xml:space="preserve">b) Modelo</w:t>
       </w:r>
     </w:p>
-    <w:bookmarkStart w:id="77" w:name="i_supuestos_2"/>
+    <w:bookmarkStart w:id="86" w:name="i_supuestos_2"/>
     <w:p>
       <w:pPr>
         <w:pStyle w:val="Heading5"/>
@@ -12716,7 +13376,7 @@
       <w:pPr>
         <w:numPr>
           <w:ilvl w:val="0"/>
-          <w:numId w:val="1037"/>
+          <w:numId w:val="1041"/>
         </w:numPr>
       </w:pPr>
       <w:r>
@@ -12754,7 +13414,7 @@
       <w:pPr>
         <w:numPr>
           <w:ilvl w:val="0"/>
-          <w:numId w:val="1037"/>
+          <w:numId w:val="1041"/>
         </w:numPr>
       </w:pPr>
       <w:r>
@@ -13120,8 +13780,8 @@
         </m:oMath>
       </m:oMathPara>
     </w:p>
-    <w:bookmarkEnd w:id="77"/>
-    <w:bookmarkStart w:id="82" w:name="ii_desarrollo_2"/>
+    <w:bookmarkEnd w:id="86"/>
+    <w:bookmarkStart w:id="91" w:name="ii_desarrollo_2"/>
     <w:p>
       <w:pPr>
         <w:pStyle w:val="Heading5"/>
@@ -13135,7 +13795,7 @@
         <w:keepNext/>
         <w:numPr>
           <w:ilvl w:val="0"/>
-          <w:numId w:val="1038"/>
+          <w:numId w:val="1042"/>
         </w:numPr>
       </w:pPr>
       <w:r>
@@ -13174,7 +13834,7 @@
       <w:pPr>
         <w:numPr>
           <w:ilvl w:val="1"/>
-          <w:numId w:val="1039"/>
+          <w:numId w:val="1043"/>
         </w:numPr>
       </w:pPr>
       <w:r>
@@ -13243,7 +13903,7 @@
       <w:pPr>
         <w:numPr>
           <w:ilvl w:val="1"/>
-          <w:numId w:val="1039"/>
+          <w:numId w:val="1043"/>
         </w:numPr>
       </w:pPr>
       <w:r>
@@ -13337,7 +13997,7 @@
       <w:pPr>
         <w:numPr>
           <w:ilvl w:val="1"/>
-          <w:numId w:val="1039"/>
+          <w:numId w:val="1043"/>
         </w:numPr>
       </w:pPr>
       <w:r>
@@ -13409,7 +14069,7 @@
       <w:pPr>
         <w:numPr>
           <w:ilvl w:val="0"/>
-          <w:numId w:val="1038"/>
+          <w:numId w:val="1042"/>
         </w:numPr>
       </w:pPr>
       <w:r>
@@ -13587,7 +14247,7 @@
       <w:pPr>
         <w:numPr>
           <w:ilvl w:val="0"/>
-          <w:numId w:val="1038"/>
+          <w:numId w:val="1042"/>
         </w:numPr>
       </w:pPr>
       <w:r>
@@ -13608,7 +14268,7 @@
           <w:rPr>
             <w:rStyle w:val="Hyperlink"/>
           </w:rPr>
-          <w:t xml:space="preserve">2</w:t>
+          <w:t xml:space="preserve">4</w:t>
         </w:r>
       </w:hyperlink>
       <w:r>
@@ -13746,13 +14406,13 @@
         <w:t xml:space="preserve">.</w:t>
       </w:r>
     </w:p>
-    <w:bookmarkStart w:id="81" w:name="fig_bertrand"/>
+    <w:bookmarkStart w:id="90" w:name="fig_bertrand"/>
     <w:p>
       <w:pPr>
         <w:pStyle w:val="ImageCaption"/>
       </w:pPr>
       <w:r>
-        <w:t xml:space="preserve">Gráfico 2.–</w:t>
+        <w:t xml:space="preserve">Gráfico 4.–</w:t>
       </w:r>
       <w:r>
         <w:t xml:space="preserve"> </w:t>
@@ -13785,18 +14445,18 @@
           <wp:inline>
             <wp:extent cx="3282950" cy="2911124"/>
             <wp:effectExtent b="0" l="0" r="0" t="0"/>
-            <wp:docPr descr="Gráfico 2.– Equilibrio de Bertrand con producto homogéneo: funciones de reacción en precios" title="" id="79" name="Picture"/>
+            <wp:docPr descr="Gráfico 4.– Equilibrio de Bertrand con producto homogéneo: funciones de reacción en precios" title="" id="88" name="Picture"/>
             <a:graphic>
               <a:graphicData uri="http://schemas.openxmlformats.org/drawingml/2006/picture">
                 <pic:pic>
                   <pic:nvPicPr>
-                    <pic:cNvPr descr="C:\Users\vgutierrez\Documents\src\victorgutierrezmarcos.github.io-revision\oposicion\temario\fuentes\3A19\graficos/bertrand-reaccion.png" id="80" name="Picture"/>
+                    <pic:cNvPr descr="C:\Users\vgutierrez\Documents\src\victorgutierrezmarcos.github.io-revision\oposicion\temario\fuentes\3A19\graficos/bertrand-reaccion.png" id="89" name="Picture"/>
                     <pic:cNvPicPr>
                       <a:picLocks noChangeArrowheads="1" noChangeAspect="1"/>
                     </pic:cNvPicPr>
                   </pic:nvPicPr>
                   <pic:blipFill>
-                    <a:blip r:embed="rId78"/>
+                    <a:blip r:embed="rId87"/>
                     <a:stretch>
                       <a:fillRect/>
                     </a:stretch>
@@ -13823,7 +14483,7 @@
         </w:drawing>
       </w:r>
     </w:p>
-    <w:bookmarkEnd w:id="81"/>
+    <w:bookmarkEnd w:id="90"/>
     <w:p>
       <w:pPr>
         <w:pStyle w:val="Piedeimagen"/>
@@ -13832,8 +14492,8 @@
         <w:t xml:space="preserve">Fuente: elaboración propia.</w:t>
       </w:r>
     </w:p>
-    <w:bookmarkEnd w:id="82"/>
-    <w:bookmarkStart w:id="84" w:name="iii_implicaciones_2"/>
+    <w:bookmarkEnd w:id="91"/>
+    <w:bookmarkStart w:id="93" w:name="iii_implicaciones_2"/>
     <w:p>
       <w:pPr>
         <w:pStyle w:val="Heading5"/>
@@ -13846,7 +14506,7 @@
       <w:pPr>
         <w:numPr>
           <w:ilvl w:val="0"/>
-          <w:numId w:val="1040"/>
+          <w:numId w:val="1044"/>
         </w:numPr>
       </w:pPr>
       <w:r>
@@ -13893,7 +14553,7 @@
       <w:pPr>
         <w:numPr>
           <w:ilvl w:val="0"/>
-          <w:numId w:val="1040"/>
+          <w:numId w:val="1044"/>
         </w:numPr>
       </w:pPr>
       <w:r>
@@ -13903,7 +14563,7 @@
         <w:rPr>
           <w:rStyle w:val="FootnoteReference"/>
         </w:rPr>
-        <w:footnoteReference w:id="83"/>
+        <w:footnoteReference w:id="92"/>
       </w:r>
       <w:r>
         <w:t xml:space="preserve"> </w:t>
@@ -13925,9 +14585,9 @@
         <w:t xml:space="preserve">.</w:t>
       </w:r>
     </w:p>
-    <w:bookmarkEnd w:id="84"/>
-    <w:bookmarkEnd w:id="85"/>
-    <w:bookmarkStart w:id="92" w:name="c_extensiones_las_salidas_a_la_paradoja"/>
+    <w:bookmarkEnd w:id="93"/>
+    <w:bookmarkEnd w:id="94"/>
+    <w:bookmarkStart w:id="101" w:name="c_extensiones_las_salidas_a_la_paradoja"/>
     <w:p>
       <w:pPr>
         <w:pStyle w:val="Heading4"/>
@@ -13940,7 +14600,7 @@
       <w:pPr>
         <w:numPr>
           <w:ilvl w:val="0"/>
-          <w:numId w:val="1041"/>
+          <w:numId w:val="1045"/>
         </w:numPr>
       </w:pPr>
       <w:r>
@@ -14185,7 +14845,7 @@
         <w:keepNext/>
         <w:numPr>
           <w:ilvl w:val="0"/>
-          <w:numId w:val="1041"/>
+          <w:numId w:val="1045"/>
         </w:numPr>
       </w:pPr>
       <w:r>
@@ -14351,7 +15011,7 @@
       <w:pPr>
         <w:numPr>
           <w:ilvl w:val="1"/>
-          <w:numId w:val="1042"/>
+          <w:numId w:val="1046"/>
         </w:numPr>
       </w:pPr>
       <w:r>
@@ -14626,7 +15286,7 @@
       <w:pPr>
         <w:numPr>
           <w:ilvl w:val="1"/>
-          <w:numId w:val="1042"/>
+          <w:numId w:val="1046"/>
         </w:numPr>
       </w:pPr>
       <w:r>
@@ -14702,7 +15362,7 @@
         <w:keepNext/>
         <w:numPr>
           <w:ilvl w:val="0"/>
-          <w:numId w:val="1041"/>
+          <w:numId w:val="1045"/>
         </w:numPr>
       </w:pPr>
       <w:r>
@@ -14767,7 +15427,7 @@
       <w:pPr>
         <w:numPr>
           <w:ilvl w:val="1"/>
-          <w:numId w:val="1043"/>
+          <w:numId w:val="1047"/>
         </w:numPr>
       </w:pPr>
       <w:r>
@@ -14810,7 +15470,7 @@
         <w:rPr>
           <w:rStyle w:val="FootnoteReference"/>
         </w:rPr>
-        <w:footnoteReference w:id="86"/>
+        <w:footnoteReference w:id="95"/>
       </w:r>
       <w:r>
         <w:t xml:space="preserve"> </w:t>
@@ -14952,7 +15612,7 @@
         <w:keepNext/>
         <w:numPr>
           <w:ilvl w:val="1"/>
-          <w:numId w:val="1043"/>
+          <w:numId w:val="1047"/>
         </w:numPr>
       </w:pPr>
       <w:r>
@@ -14973,7 +15633,7 @@
           <w:rPr>
             <w:rStyle w:val="Hyperlink"/>
           </w:rPr>
-          <w:t xml:space="preserve">3</w:t>
+          <w:t xml:space="preserve">5</w:t>
         </w:r>
       </w:hyperlink>
       <w:r>
@@ -14984,7 +15644,7 @@
       <w:pPr>
         <w:numPr>
           <w:ilvl w:val="2"/>
-          <w:numId w:val="1044"/>
+          <w:numId w:val="1048"/>
         </w:numPr>
       </w:pPr>
       <m:oMath>
@@ -15026,7 +15686,7 @@
       <w:pPr>
         <w:numPr>
           <w:ilvl w:val="2"/>
-          <w:numId w:val="1044"/>
+          <w:numId w:val="1048"/>
         </w:numPr>
       </w:pPr>
       <w:r>
@@ -15142,7 +15802,7 @@
       <w:pPr>
         <w:numPr>
           <w:ilvl w:val="2"/>
-          <w:numId w:val="1044"/>
+          <w:numId w:val="1048"/>
         </w:numPr>
       </w:pPr>
       <w:r>
@@ -15174,7 +15834,7 @@
       <w:pPr>
         <w:numPr>
           <w:ilvl w:val="2"/>
-          <w:numId w:val="1044"/>
+          <w:numId w:val="1048"/>
         </w:numPr>
       </w:pPr>
       <w:r>
@@ -15365,7 +16025,7 @@
       <w:pPr>
         <w:numPr>
           <w:ilvl w:val="1"/>
-          <w:numId w:val="1043"/>
+          <w:numId w:val="1047"/>
         </w:numPr>
       </w:pPr>
       <w:r>
@@ -15529,7 +16189,7 @@
       <w:pPr>
         <w:numPr>
           <w:ilvl w:val="1"/>
-          <w:numId w:val="1043"/>
+          <w:numId w:val="1047"/>
         </w:numPr>
       </w:pPr>
       <w:r>
@@ -15675,13 +16335,13 @@
         <w:t xml:space="preserve">.</w:t>
       </w:r>
     </w:p>
-    <w:bookmarkStart w:id="90" w:name="fig_edgeworth"/>
+    <w:bookmarkStart w:id="99" w:name="fig_edgeworth"/>
     <w:p>
       <w:pPr>
         <w:pStyle w:val="ImageCaption"/>
       </w:pPr>
       <w:r>
-        <w:t xml:space="preserve">Gráfico 3.–</w:t>
+        <w:t xml:space="preserve">Gráfico 5.–</w:t>
       </w:r>
       <w:r>
         <w:t xml:space="preserve"> </w:t>
@@ -15708,18 +16368,18 @@
           <wp:inline>
             <wp:extent cx="5073650" cy="2466682"/>
             <wp:effectExtent b="0" l="0" r="0" t="0"/>
-            <wp:docPr descr="Gráfico 3.– Capacidad limitada: demanda residual y ciclo de precios de Edgeworth" title="" id="88" name="Picture"/>
+            <wp:docPr descr="Gráfico 5.– Capacidad limitada: demanda residual y ciclo de precios de Edgeworth" title="" id="97" name="Picture"/>
             <a:graphic>
               <a:graphicData uri="http://schemas.openxmlformats.org/drawingml/2006/picture">
                 <pic:pic>
                   <pic:nvPicPr>
-                    <pic:cNvPr descr="C:\Users\vgutierrez\Documents\src\victorgutierrezmarcos.github.io-revision\oposicion\temario\fuentes\3A19\graficos/edgeworth.png" id="89" name="Picture"/>
+                    <pic:cNvPr descr="C:\Users\vgutierrez\Documents\src\victorgutierrezmarcos.github.io-revision\oposicion\temario\fuentes\3A19\graficos/edgeworth.png" id="98" name="Picture"/>
                     <pic:cNvPicPr>
                       <a:picLocks noChangeArrowheads="1" noChangeAspect="1"/>
                     </pic:cNvPicPr>
                   </pic:nvPicPr>
                   <pic:blipFill>
-                    <a:blip r:embed="rId87"/>
+                    <a:blip r:embed="rId96"/>
                     <a:stretch>
                       <a:fillRect/>
                     </a:stretch>
@@ -15746,7 +16406,7 @@
         </w:drawing>
       </w:r>
     </w:p>
-    <w:bookmarkEnd w:id="90"/>
+    <w:bookmarkEnd w:id="99"/>
     <w:p>
       <w:pPr>
         <w:pStyle w:val="Piedeimagen"/>
@@ -15794,7 +16454,7 @@
       <w:r>
         <w:t xml:space="preserve"> </w:t>
       </w:r>
-      <w:hyperlink r:id="rId91">
+      <w:hyperlink r:id="rId100">
         <w:r>
           <w:rPr>
             <w:rStyle w:val="Hyperlink"/>
@@ -15813,7 +16473,7 @@
       <w:pPr>
         <w:numPr>
           <w:ilvl w:val="0"/>
-          <w:numId w:val="1045"/>
+          <w:numId w:val="1049"/>
         </w:numPr>
       </w:pPr>
       <w:r>
@@ -16007,7 +16667,7 @@
       <w:pPr>
         <w:numPr>
           <w:ilvl w:val="0"/>
-          <w:numId w:val="1045"/>
+          <w:numId w:val="1049"/>
         </w:numPr>
       </w:pPr>
       <w:r>
@@ -16165,7 +16825,7 @@
       <w:pPr>
         <w:numPr>
           <w:ilvl w:val="0"/>
-          <w:numId w:val="1045"/>
+          <w:numId w:val="1049"/>
         </w:numPr>
       </w:pPr>
       <w:r>
@@ -16188,217 +16848,6 @@
       </w:hyperlink>
       <w:r>
         <w:t xml:space="preserve">).</w:t>
-      </w:r>
-    </w:p>
-    <w:p>
-      <w:pPr>
-        <w:numPr>
-          <w:ilvl w:val="0"/>
-          <w:numId w:val="1045"/>
-        </w:numPr>
-      </w:pPr>
-      <w:r>
-        <w:rPr>
-          <w:i/>
-          <w:iCs/>
-        </w:rPr>
-        <w:t xml:space="preserve">Cooperación</w:t>
-      </w:r>
-      <w:r>
-        <w:t xml:space="preserve">: si pueden firmar acuerdos, el cártel (bloque </w:t>
-      </w:r>
-      <w:hyperlink w:anchor="sec_soluciones_cooperativas">
-        <w:r>
-          <w:rPr>
-            <w:rStyle w:val="Hyperlink"/>
-          </w:rPr>
-          <w:t xml:space="preserve">III</w:t>
-        </w:r>
-      </w:hyperlink>
-      <w:r>
-        <w:t xml:space="preserve">).</w:t>
-      </w:r>
-    </w:p>
-    <w:bookmarkEnd w:id="92"/>
-    <w:bookmarkStart w:id="94" w:name="d_valoraci__n_cournot_o_bertrand"/>
-    <w:p>
-      <w:pPr>
-        <w:pStyle w:val="Heading4"/>
-      </w:pPr>
-      <w:r>
-        <w:t xml:space="preserve">d) Valoración: ¿</w:t>
-      </w:r>
-      <w:r>
-        <w:rPr>
-          <w:smallCaps/>
-        </w:rPr>
-        <w:t xml:space="preserve">Cournot</w:t>
-      </w:r>
-      <w:r>
-        <w:t xml:space="preserve"> </w:t>
-      </w:r>
-      <w:r>
-        <w:t xml:space="preserve">o</w:t>
-      </w:r>
-      <w:r>
-        <w:t xml:space="preserve"> </w:t>
-      </w:r>
-      <w:r>
-        <w:rPr>
-          <w:smallCaps/>
-        </w:rPr>
-        <w:t xml:space="preserve">Bertrand</w:t>
-      </w:r>
-      <w:r>
-        <w:t xml:space="preserve">?</w:t>
-      </w:r>
-    </w:p>
-    <w:p>
-      <w:pPr>
-        <w:keepNext/>
-        <w:numPr>
-          <w:ilvl w:val="0"/>
-          <w:numId w:val="1046"/>
-        </w:numPr>
-      </w:pPr>
-      <w:r>
-        <w:t xml:space="preserve">Los supuestos de</w:t>
-      </w:r>
-      <w:r>
-        <w:t xml:space="preserve"> </w:t>
-      </w:r>
-      <w:r>
-        <w:rPr>
-          <w:smallCaps/>
-        </w:rPr>
-        <w:t xml:space="preserve">Bertrand</w:t>
-      </w:r>
-      <w:r>
-        <w:t xml:space="preserve"> </w:t>
-      </w:r>
-      <w:r>
-        <w:t xml:space="preserve">parecen más realistas (las empresas fijan precios), pero sus predicciones lo son menos: con 2 empresas no basta para llegar a la competencia perfecta.</w:t>
-      </w:r>
-      <w:r>
-        <w:t xml:space="preserve"> </w:t>
-      </w:r>
-      <w:r>
-        <w:rPr>
-          <w:smallCaps/>
-        </w:rPr>
-        <w:t xml:space="preserve">Kreps</w:t>
-      </w:r>
-      <w:r>
-        <w:t xml:space="preserve"> </w:t>
-      </w:r>
-      <w:r>
-        <w:t xml:space="preserve">y</w:t>
-      </w:r>
-      <w:r>
-        <w:t xml:space="preserve"> </w:t>
-      </w:r>
-      <w:r>
-        <w:rPr>
-          <w:smallCaps/>
-        </w:rPr>
-        <w:t xml:space="preserve">Scheinkman</w:t>
-      </w:r>
-      <w:r>
-        <w:t xml:space="preserve"> </w:t>
-      </w:r>
-      <w:r>
-        <w:t xml:space="preserve">muestran que no son modelos rivales, sino de mercados distintos:</w:t>
-      </w:r>
-      <w:r>
-        <w:rPr>
-          <w:rStyle w:val="FootnoteReference"/>
-        </w:rPr>
-        <w:footnoteReference w:id="93"/>
-      </w:r>
-    </w:p>
-    <w:p>
-      <w:pPr>
-        <w:numPr>
-          <w:ilvl w:val="1"/>
-          <w:numId w:val="1047"/>
-        </w:numPr>
-      </w:pPr>
-      <w:r>
-        <w:rPr>
-          <w:smallCaps/>
-        </w:rPr>
-        <w:t xml:space="preserve">Cournot</w:t>
-      </w:r>
-      <w:r>
-        <w:t xml:space="preserve"> </w:t>
-      </w:r>
-      <w:r>
-        <w:t xml:space="preserve">describe los mercados en que la capacidad se decide antes de vender y es cara de cambiar (acero, cemento, transporte aéreo en una ruta): las cantidades son sustitutos estratégicos y la competencia es más suave;</w:t>
-      </w:r>
-    </w:p>
-    <w:p>
-      <w:pPr>
-        <w:numPr>
-          <w:ilvl w:val="1"/>
-          <w:numId w:val="1047"/>
-        </w:numPr>
-      </w:pPr>
-      <w:r>
-        <w:rPr>
-          <w:smallCaps/>
-        </w:rPr>
-        <w:t xml:space="preserve">Bertrand</w:t>
-      </w:r>
-      <w:r>
-        <w:t xml:space="preserve">, los mercados en que sobra capacidad o se produce por encargo, y el precio es la variable que se ajusta: los precios son complementos estratégicos y la competencia es más dura.</w:t>
-      </w:r>
-    </w:p>
-    <w:p>
-      <w:pPr>
-        <w:numPr>
-          <w:ilvl w:val="0"/>
-          <w:numId w:val="1046"/>
-        </w:numPr>
-      </w:pPr>
-      <w:r>
-        <w:t xml:space="preserve">Queda una pregunta: ¿qué pasa si una empresa fija el precio antes que las demás?</w:t>
-      </w:r>
-    </w:p>
-    <w:bookmarkEnd w:id="94"/>
-    <w:bookmarkEnd w:id="95"/>
-    <w:bookmarkStart w:id="111" w:name="sec_liderazgo_precios"/>
-    <w:p>
-      <w:pPr>
-        <w:pStyle w:val="Heading2"/>
-      </w:pPr>
-      <w:r>
-        <w:t xml:space="preserve">I.5.</w:t>
-      </w:r>
-      <w:r>
-        <w:t xml:space="preserve"> </w:t>
-      </w:r>
-      <w:r>
-        <w:t xml:space="preserve">Competencia secuencial en precios: modelo de liderazgo en precios</w:t>
-      </w:r>
-    </w:p>
-    <w:p>
-      <w:pPr>
-        <w:numPr>
-          <w:ilvl w:val="0"/>
-          <w:numId w:val="1048"/>
-        </w:numPr>
-      </w:pPr>
-      <w:r>
-        <w:t xml:space="preserve">La última casilla de la tabla: precios y decisiones por turnos.</w:t>
-      </w:r>
-    </w:p>
-    <w:bookmarkStart w:id="96" w:name="a_idea_3"/>
-    <w:p>
-      <w:pPr>
-        <w:pStyle w:val="Heading4"/>
-      </w:pPr>
-      <w:r>
-        <w:t xml:space="preserve">a) Idea</w:t>
       </w:r>
     </w:p>
     <w:p>
@@ -16409,6 +16858,217 @@
         </w:numPr>
       </w:pPr>
       <w:r>
+        <w:rPr>
+          <w:i/>
+          <w:iCs/>
+        </w:rPr>
+        <w:t xml:space="preserve">Cooperación</w:t>
+      </w:r>
+      <w:r>
+        <w:t xml:space="preserve">: si pueden firmar acuerdos, el cártel (bloque </w:t>
+      </w:r>
+      <w:hyperlink w:anchor="sec_soluciones_cooperativas">
+        <w:r>
+          <w:rPr>
+            <w:rStyle w:val="Hyperlink"/>
+          </w:rPr>
+          <w:t xml:space="preserve">III</w:t>
+        </w:r>
+      </w:hyperlink>
+      <w:r>
+        <w:t xml:space="preserve">).</w:t>
+      </w:r>
+    </w:p>
+    <w:bookmarkEnd w:id="101"/>
+    <w:bookmarkStart w:id="103" w:name="d_valoraci__n_cournot_o_bertrand"/>
+    <w:p>
+      <w:pPr>
+        <w:pStyle w:val="Heading4"/>
+      </w:pPr>
+      <w:r>
+        <w:t xml:space="preserve">d) Valoración: ¿</w:t>
+      </w:r>
+      <w:r>
+        <w:rPr>
+          <w:smallCaps/>
+        </w:rPr>
+        <w:t xml:space="preserve">Cournot</w:t>
+      </w:r>
+      <w:r>
+        <w:t xml:space="preserve"> </w:t>
+      </w:r>
+      <w:r>
+        <w:t xml:space="preserve">o</w:t>
+      </w:r>
+      <w:r>
+        <w:t xml:space="preserve"> </w:t>
+      </w:r>
+      <w:r>
+        <w:rPr>
+          <w:smallCaps/>
+        </w:rPr>
+        <w:t xml:space="preserve">Bertrand</w:t>
+      </w:r>
+      <w:r>
+        <w:t xml:space="preserve">?</w:t>
+      </w:r>
+    </w:p>
+    <w:p>
+      <w:pPr>
+        <w:keepNext/>
+        <w:numPr>
+          <w:ilvl w:val="0"/>
+          <w:numId w:val="1050"/>
+        </w:numPr>
+      </w:pPr>
+      <w:r>
+        <w:t xml:space="preserve">Los supuestos de</w:t>
+      </w:r>
+      <w:r>
+        <w:t xml:space="preserve"> </w:t>
+      </w:r>
+      <w:r>
+        <w:rPr>
+          <w:smallCaps/>
+        </w:rPr>
+        <w:t xml:space="preserve">Bertrand</w:t>
+      </w:r>
+      <w:r>
+        <w:t xml:space="preserve"> </w:t>
+      </w:r>
+      <w:r>
+        <w:t xml:space="preserve">parecen más realistas (las empresas fijan precios), pero sus predicciones lo son menos: con 2 empresas no basta para llegar a la competencia perfecta.</w:t>
+      </w:r>
+      <w:r>
+        <w:t xml:space="preserve"> </w:t>
+      </w:r>
+      <w:r>
+        <w:rPr>
+          <w:smallCaps/>
+        </w:rPr>
+        <w:t xml:space="preserve">Kreps</w:t>
+      </w:r>
+      <w:r>
+        <w:t xml:space="preserve"> </w:t>
+      </w:r>
+      <w:r>
+        <w:t xml:space="preserve">y</w:t>
+      </w:r>
+      <w:r>
+        <w:t xml:space="preserve"> </w:t>
+      </w:r>
+      <w:r>
+        <w:rPr>
+          <w:smallCaps/>
+        </w:rPr>
+        <w:t xml:space="preserve">Scheinkman</w:t>
+      </w:r>
+      <w:r>
+        <w:t xml:space="preserve"> </w:t>
+      </w:r>
+      <w:r>
+        <w:t xml:space="preserve">muestran que no son modelos rivales, sino de mercados distintos:</w:t>
+      </w:r>
+      <w:r>
+        <w:rPr>
+          <w:rStyle w:val="FootnoteReference"/>
+        </w:rPr>
+        <w:footnoteReference w:id="102"/>
+      </w:r>
+    </w:p>
+    <w:p>
+      <w:pPr>
+        <w:numPr>
+          <w:ilvl w:val="1"/>
+          <w:numId w:val="1051"/>
+        </w:numPr>
+      </w:pPr>
+      <w:r>
+        <w:rPr>
+          <w:smallCaps/>
+        </w:rPr>
+        <w:t xml:space="preserve">Cournot</w:t>
+      </w:r>
+      <w:r>
+        <w:t xml:space="preserve"> </w:t>
+      </w:r>
+      <w:r>
+        <w:t xml:space="preserve">describe los mercados en que la capacidad se decide antes de vender y es cara de cambiar (acero, cemento, transporte aéreo en una ruta): las cantidades son sustitutos estratégicos y la competencia es más suave;</w:t>
+      </w:r>
+    </w:p>
+    <w:p>
+      <w:pPr>
+        <w:numPr>
+          <w:ilvl w:val="1"/>
+          <w:numId w:val="1051"/>
+        </w:numPr>
+      </w:pPr>
+      <w:r>
+        <w:rPr>
+          <w:smallCaps/>
+        </w:rPr>
+        <w:t xml:space="preserve">Bertrand</w:t>
+      </w:r>
+      <w:r>
+        <w:t xml:space="preserve">, los mercados en que sobra capacidad o se produce por encargo, y el precio es la variable que se ajusta: los precios son complementos estratégicos y la competencia es más dura.</w:t>
+      </w:r>
+    </w:p>
+    <w:p>
+      <w:pPr>
+        <w:numPr>
+          <w:ilvl w:val="0"/>
+          <w:numId w:val="1050"/>
+        </w:numPr>
+      </w:pPr>
+      <w:r>
+        <w:t xml:space="preserve">Queda una pregunta: ¿qué pasa si una empresa fija el precio antes que las demás?</w:t>
+      </w:r>
+    </w:p>
+    <w:bookmarkEnd w:id="103"/>
+    <w:bookmarkEnd w:id="104"/>
+    <w:bookmarkStart w:id="120" w:name="sec_liderazgo_precios"/>
+    <w:p>
+      <w:pPr>
+        <w:pStyle w:val="Heading2"/>
+      </w:pPr>
+      <w:r>
+        <w:t xml:space="preserve">I.5.</w:t>
+      </w:r>
+      <w:r>
+        <w:t xml:space="preserve"> </w:t>
+      </w:r>
+      <w:r>
+        <w:t xml:space="preserve">Competencia secuencial en precios: modelo de liderazgo en precios</w:t>
+      </w:r>
+    </w:p>
+    <w:p>
+      <w:pPr>
+        <w:numPr>
+          <w:ilvl w:val="0"/>
+          <w:numId w:val="1052"/>
+        </w:numPr>
+      </w:pPr>
+      <w:r>
+        <w:t xml:space="preserve">La última casilla de la tabla: precios y decisiones por turnos.</w:t>
+      </w:r>
+    </w:p>
+    <w:bookmarkStart w:id="105" w:name="a_idea_3"/>
+    <w:p>
+      <w:pPr>
+        <w:pStyle w:val="Heading4"/>
+      </w:pPr>
+      <w:r>
+        <w:t xml:space="preserve">a) Idea</w:t>
+      </w:r>
+    </w:p>
+    <w:p>
+      <w:pPr>
+        <w:numPr>
+          <w:ilvl w:val="0"/>
+          <w:numId w:val="1053"/>
+        </w:numPr>
+      </w:pPr>
+      <w:r>
         <w:t xml:space="preserve">Con producto homogéneo y 2 empresas iguales, fijar el precio primero no da ventaja: la seguidora cobraría un céntimo menos, y se vuelve a</w:t>
       </w:r>
       <w:r>
@@ -16490,8 +17150,8 @@
         <w:t xml:space="preserve">.</w:t>
       </w:r>
     </w:p>
-    <w:bookmarkEnd w:id="96"/>
-    <w:bookmarkStart w:id="104" w:name="b_modelo_3"/>
+    <w:bookmarkEnd w:id="105"/>
+    <w:bookmarkStart w:id="113" w:name="b_modelo_3"/>
     <w:p>
       <w:pPr>
         <w:pStyle w:val="Heading4"/>
@@ -16500,7 +17160,7 @@
         <w:t xml:space="preserve">b) Modelo</w:t>
       </w:r>
     </w:p>
-    <w:bookmarkStart w:id="97" w:name="i_supuestos_3"/>
+    <w:bookmarkStart w:id="106" w:name="i_supuestos_3"/>
     <w:p>
       <w:pPr>
         <w:pStyle w:val="Heading5"/>
@@ -16513,7 +17173,7 @@
       <w:pPr>
         <w:numPr>
           <w:ilvl w:val="0"/>
-          <w:numId w:val="1050"/>
+          <w:numId w:val="1054"/>
         </w:numPr>
       </w:pPr>
       <w:r>
@@ -16548,7 +17208,7 @@
       <w:pPr>
         <w:numPr>
           <w:ilvl w:val="0"/>
-          <w:numId w:val="1050"/>
+          <w:numId w:val="1054"/>
         </w:numPr>
       </w:pPr>
       <w:r>
@@ -16592,7 +17252,7 @@
       <w:pPr>
         <w:numPr>
           <w:ilvl w:val="0"/>
-          <w:numId w:val="1050"/>
+          <w:numId w:val="1054"/>
         </w:numPr>
       </w:pPr>
       <w:r>
@@ -16634,8 +17294,8 @@
         <w:t xml:space="preserve">, fija el precio sabiendo cuánto venderá la franja.</w:t>
       </w:r>
     </w:p>
-    <w:bookmarkEnd w:id="97"/>
-    <w:bookmarkStart w:id="102" w:name="ii_desarrollo_3"/>
+    <w:bookmarkEnd w:id="106"/>
+    <w:bookmarkStart w:id="111" w:name="ii_desarrollo_3"/>
     <w:p>
       <w:pPr>
         <w:pStyle w:val="Heading5"/>
@@ -16648,7 +17308,7 @@
       <w:pPr>
         <w:numPr>
           <w:ilvl w:val="0"/>
-          <w:numId w:val="1051"/>
+          <w:numId w:val="1055"/>
         </w:numPr>
       </w:pPr>
       <w:r>
@@ -17138,7 +17798,7 @@
           <w:rPr>
             <w:rStyle w:val="Hyperlink"/>
           </w:rPr>
-          <w:t xml:space="preserve">4</w:t>
+          <w:t xml:space="preserve">6</w:t>
         </w:r>
       </w:hyperlink>
       <w:r>
@@ -17149,7 +17809,7 @@
       <w:pPr>
         <w:numPr>
           <w:ilvl w:val="0"/>
-          <w:numId w:val="1051"/>
+          <w:numId w:val="1055"/>
         </w:numPr>
       </w:pPr>
       <w:r>
@@ -17419,13 +18079,13 @@
         <w:t xml:space="preserve">el poder de mercado no depende solo de la cuota, sino de lo que puede crecer la franja si sube el precio.</w:t>
       </w:r>
     </w:p>
-    <w:bookmarkStart w:id="101" w:name="fig_liderazgo"/>
+    <w:bookmarkStart w:id="110" w:name="fig_liderazgo"/>
     <w:p>
       <w:pPr>
         <w:pStyle w:val="ImageCaption"/>
       </w:pPr>
       <w:r>
-        <w:t xml:space="preserve">Gráfico 4.–</w:t>
+        <w:t xml:space="preserve">Gráfico 6.–</w:t>
       </w:r>
       <w:r>
         <w:t xml:space="preserve"> </w:t>
@@ -17443,18 +18103,18 @@
           <wp:inline>
             <wp:extent cx="3260034" cy="2834945"/>
             <wp:effectExtent b="0" l="0" r="0" t="0"/>
-            <wp:docPr descr="Gráfico 4.– Liderazgo en precios: la empresa dominante y la franja competitiva" title="" id="99" name="Picture"/>
+            <wp:docPr descr="Gráfico 6.– Liderazgo en precios: la empresa dominante y la franja competitiva" title="" id="108" name="Picture"/>
             <a:graphic>
               <a:graphicData uri="http://schemas.openxmlformats.org/drawingml/2006/picture">
                 <pic:pic>
                   <pic:nvPicPr>
-                    <pic:cNvPr descr="C:\Users\vgutierrez\Documents\src\victorgutierrezmarcos.github.io-revision\oposicion\temario\fuentes\3A19\graficos/liderazgo-precios.png" id="100" name="Picture"/>
+                    <pic:cNvPr descr="C:\Users\vgutierrez\Documents\src\victorgutierrezmarcos.github.io-revision\oposicion\temario\fuentes\3A19\graficos/liderazgo-precios.png" id="109" name="Picture"/>
                     <pic:cNvPicPr>
                       <a:picLocks noChangeArrowheads="1" noChangeAspect="1"/>
                     </pic:cNvPicPr>
                   </pic:nvPicPr>
                   <pic:blipFill>
-                    <a:blip r:embed="rId98"/>
+                    <a:blip r:embed="rId107"/>
                     <a:stretch>
                       <a:fillRect/>
                     </a:stretch>
@@ -17481,7 +18141,7 @@
         </w:drawing>
       </w:r>
     </w:p>
-    <w:bookmarkEnd w:id="101"/>
+    <w:bookmarkEnd w:id="110"/>
     <w:p>
       <w:pPr>
         <w:pStyle w:val="Piedeimagen"/>
@@ -17490,8 +18150,8 @@
         <w:t xml:space="preserve">Fuente: elaboración propia.</w:t>
       </w:r>
     </w:p>
-    <w:bookmarkEnd w:id="102"/>
-    <w:bookmarkStart w:id="103" w:name="iii_implicaciones_3"/>
+    <w:bookmarkEnd w:id="111"/>
+    <w:bookmarkStart w:id="112" w:name="iii_implicaciones_3"/>
     <w:p>
       <w:pPr>
         <w:pStyle w:val="Heading5"/>
@@ -17504,7 +18164,7 @@
       <w:pPr>
         <w:numPr>
           <w:ilvl w:val="0"/>
-          <w:numId w:val="1052"/>
+          <w:numId w:val="1056"/>
         </w:numPr>
       </w:pPr>
       <w:r>
@@ -17515,7 +18175,7 @@
       <w:pPr>
         <w:numPr>
           <w:ilvl w:val="0"/>
-          <w:numId w:val="1052"/>
+          <w:numId w:val="1056"/>
         </w:numPr>
       </w:pPr>
       <w:r>
@@ -17533,9 +18193,9 @@
         <w:t xml:space="preserve">).</w:t>
       </w:r>
     </w:p>
-    <w:bookmarkEnd w:id="103"/>
-    <w:bookmarkEnd w:id="104"/>
-    <w:bookmarkStart w:id="110" w:name="c_valoraci__n_1"/>
+    <w:bookmarkEnd w:id="112"/>
+    <w:bookmarkEnd w:id="113"/>
+    <w:bookmarkStart w:id="119" w:name="c_valoraci__n_1"/>
     <w:p>
       <w:pPr>
         <w:pStyle w:val="Heading4"/>
@@ -17548,7 +18208,7 @@
       <w:pPr>
         <w:numPr>
           <w:ilvl w:val="0"/>
-          <w:numId w:val="1053"/>
+          <w:numId w:val="1057"/>
         </w:numPr>
       </w:pPr>
       <w:r>
@@ -17703,7 +18363,7 @@
           <w:rPr>
             <w:rStyle w:val="Hyperlink"/>
           </w:rPr>
-          <w:t xml:space="preserve">5</w:t>
+          <w:t xml:space="preserve">7</w:t>
         </w:r>
       </w:hyperlink>
       <w:r>
@@ -17751,7 +18411,7 @@
         <w:t xml:space="preserve">y A+B+C en el monopolio o el cártel.</w:t>
       </w:r>
     </w:p>
-    <w:bookmarkStart w:id="108" w:name="fig_ineficiencia"/>
+    <w:bookmarkStart w:id="117" w:name="fig_ineficiencia"/>
     <w:p>
       <w:pPr>
         <w:pStyle w:val="ImageCaption"/>
@@ -17764,7 +18424,7 @@
         <w:shd w:color="auto" w:fill="E7E6E6" w:val="clear"/>
       </w:pPr>
       <w:r>
-        <w:t xml:space="preserve">Gráfico 5.–</w:t>
+        <w:t xml:space="preserve">Gráfico 7.–</w:t>
       </w:r>
       <w:r>
         <w:t xml:space="preserve"> </w:t>
@@ -17789,18 +18449,18 @@
           <wp:inline>
             <wp:extent cx="2984500" cy="2134970"/>
             <wp:effectExtent b="0" l="0" r="0" t="0"/>
-            <wp:docPr descr="Gráfico 5.– Producción y pérdida de eficiencia de cada estructura" title="" id="106" name="Picture"/>
+            <wp:docPr descr="Gráfico 7.– Producción y pérdida de eficiencia de cada estructura" title="" id="115" name="Picture"/>
             <a:graphic>
               <a:graphicData uri="http://schemas.openxmlformats.org/drawingml/2006/picture">
                 <pic:pic>
                   <pic:nvPicPr>
-                    <pic:cNvPr descr="C:\Users\vgutierrez\Documents\src\victorgutierrezmarcos.github.io-revision\oposicion\temario\fuentes\3A19\graficos/ineficiencia-oligopolio.png" id="107" name="Picture"/>
+                    <pic:cNvPr descr="C:\Users\vgutierrez\Documents\src\victorgutierrezmarcos.github.io-revision\oposicion\temario\fuentes\3A19\graficos/ineficiencia-oligopolio.png" id="116" name="Picture"/>
                     <pic:cNvPicPr>
                       <a:picLocks noChangeArrowheads="1" noChangeAspect="1"/>
                     </pic:cNvPicPr>
                   </pic:nvPicPr>
                   <pic:blipFill>
-                    <a:blip r:embed="rId105"/>
+                    <a:blip r:embed="rId114"/>
                     <a:stretch>
                       <a:fillRect/>
                     </a:stretch>
@@ -17827,7 +18487,7 @@
         </w:drawing>
       </w:r>
     </w:p>
-    <w:bookmarkEnd w:id="108"/>
+    <w:bookmarkEnd w:id="117"/>
     <w:p>
       <w:pPr>
         <w:pStyle w:val="Piedeimagen"/>
@@ -17843,7 +18503,7 @@
         <w:t xml:space="preserve">Fuente: elaboración propia.</w:t>
       </w:r>
     </w:p>
-    <w:bookmarkStart w:id="109" w:name="tab_comparacion"/>
+    <w:bookmarkStart w:id="118" w:name="tab_comparacion"/>
     <w:p>
       <w:pPr>
         <w:pStyle w:val="TableCaption"/>
@@ -18994,7 +19654,7 @@
         </w:tc>
       </w:tr>
     </w:tbl>
-    <w:bookmarkEnd w:id="109"/>
+    <w:bookmarkEnd w:id="118"/>
     <w:p>
       <w:pPr>
         <w:pStyle w:val="Cajadeanotaciones"/>
@@ -19011,7 +19671,7 @@
       <w:pPr>
         <w:numPr>
           <w:ilvl w:val="0"/>
-          <w:numId w:val="1054"/>
+          <w:numId w:val="1058"/>
         </w:numPr>
       </w:pPr>
       <w:r>
@@ -19084,10 +19744,10 @@
         <w:t xml:space="preserve">y el liderazgo en precios, en medio. Pero en todos los casos las empresas ganarían más produciendo menos juntas: el equilibrio no es eficiente para ellas. ¿Pueden cooperar sin un contrato? Es la pregunta del bloque siguiente.</w:t>
       </w:r>
     </w:p>
-    <w:bookmarkEnd w:id="110"/>
-    <w:bookmarkEnd w:id="111"/>
-    <w:bookmarkEnd w:id="112"/>
-    <w:bookmarkStart w:id="139" w:name="sec_analisis_dinamico"/>
+    <w:bookmarkEnd w:id="119"/>
+    <w:bookmarkEnd w:id="120"/>
+    <w:bookmarkEnd w:id="121"/>
+    <w:bookmarkStart w:id="152" w:name="sec_analisis_dinamico"/>
     <w:p>
       <w:pPr>
         <w:pStyle w:val="Heading1"/>
@@ -19286,7 +19946,7 @@
       <w:pPr>
         <w:numPr>
           <w:ilvl w:val="0"/>
-          <w:numId w:val="1055"/>
+          <w:numId w:val="1059"/>
         </w:numPr>
       </w:pPr>
       <w:r>
@@ -19332,7 +19992,7 @@
         <w:t xml:space="preserve">, un resultado cooperativo alcanzado con un equilibrio no cooperativo.</w:t>
       </w:r>
     </w:p>
-    <w:bookmarkStart w:id="119" w:name="sec_horizonte_finito"/>
+    <w:bookmarkStart w:id="128" w:name="sec_horizonte_finito"/>
     <w:p>
       <w:pPr>
         <w:pStyle w:val="Heading2"/>
@@ -19347,7 +20007,7 @@
         <w:t xml:space="preserve">Horizonte finito</w:t>
       </w:r>
     </w:p>
-    <w:bookmarkStart w:id="113" w:name="a_idea_4"/>
+    <w:bookmarkStart w:id="122" w:name="a_idea_4"/>
     <w:p>
       <w:pPr>
         <w:pStyle w:val="Heading4"/>
@@ -19360,7 +20020,7 @@
       <w:pPr>
         <w:numPr>
           <w:ilvl w:val="0"/>
-          <w:numId w:val="1056"/>
+          <w:numId w:val="1060"/>
         </w:numPr>
       </w:pPr>
       <w:r>
@@ -19382,8 +20042,8 @@
         <w:t xml:space="preserve">un número conocido de veces para escapar de la paradoja? Este es, además, uno de los motivos por los que se estudia la competencia en un contexto dinámico: ver si la repetición devuelve realismo a la paradoja.</w:t>
       </w:r>
     </w:p>
-    <w:bookmarkEnd w:id="113"/>
-    <w:bookmarkStart w:id="118" w:name="b_modelo_4"/>
+    <w:bookmarkEnd w:id="122"/>
+    <w:bookmarkStart w:id="127" w:name="b_modelo_4"/>
     <w:p>
       <w:pPr>
         <w:pStyle w:val="Heading4"/>
@@ -19392,7 +20052,7 @@
         <w:t xml:space="preserve">b) Modelo</w:t>
       </w:r>
     </w:p>
-    <w:bookmarkStart w:id="114" w:name="i_supuestos_4"/>
+    <w:bookmarkStart w:id="123" w:name="i_supuestos_4"/>
     <w:p>
       <w:pPr>
         <w:pStyle w:val="Heading5"/>
@@ -19405,7 +20065,7 @@
       <w:pPr>
         <w:numPr>
           <w:ilvl w:val="0"/>
-          <w:numId w:val="1057"/>
+          <w:numId w:val="1061"/>
         </w:numPr>
       </w:pPr>
       <w:r>
@@ -19463,7 +20123,7 @@
       <w:pPr>
         <w:numPr>
           <w:ilvl w:val="0"/>
-          <w:numId w:val="1057"/>
+          <w:numId w:val="1061"/>
         </w:numPr>
       </w:pPr>
       <w:r>
@@ -19503,7 +20163,7 @@
       <w:pPr>
         <w:numPr>
           <w:ilvl w:val="0"/>
-          <w:numId w:val="1057"/>
+          <w:numId w:val="1061"/>
         </w:numPr>
       </w:pPr>
       <w:r>
@@ -19569,8 +20229,8 @@
         <w:t xml:space="preserve">.</w:t>
       </w:r>
     </w:p>
-    <w:bookmarkEnd w:id="114"/>
-    <w:bookmarkStart w:id="115" w:name="ii_desarrollo_4"/>
+    <w:bookmarkEnd w:id="123"/>
+    <w:bookmarkStart w:id="124" w:name="ii_desarrollo_4"/>
     <w:p>
       <w:pPr>
         <w:pStyle w:val="Heading5"/>
@@ -19583,7 +20243,7 @@
       <w:pPr>
         <w:numPr>
           <w:ilvl w:val="0"/>
-          <w:numId w:val="1058"/>
+          <w:numId w:val="1062"/>
         </w:numPr>
       </w:pPr>
       <w:r>
@@ -19637,8 +20297,8 @@
         <w:t xml:space="preserve">. En el penúltimo, lo que pase mañana ya está decidido, haga lo que haga hoy cada empresa, y hoy vuelve a jugarse el EN de la etapa. Y así hasta el primero.</w:t>
       </w:r>
     </w:p>
-    <w:bookmarkEnd w:id="115"/>
-    <w:bookmarkStart w:id="117" w:name="iii_implicaciones_4"/>
+    <w:bookmarkEnd w:id="124"/>
+    <w:bookmarkStart w:id="126" w:name="iii_implicaciones_4"/>
     <w:p>
       <w:pPr>
         <w:pStyle w:val="Heading5"/>
@@ -19651,7 +20311,7 @@
       <w:pPr>
         <w:numPr>
           <w:ilvl w:val="0"/>
-          <w:numId w:val="1059"/>
+          <w:numId w:val="1063"/>
         </w:numPr>
       </w:pPr>
       <w:r>
@@ -19700,13 +20360,13 @@
         <w:rPr>
           <w:rStyle w:val="FootnoteReference"/>
         </w:rPr>
-        <w:footnoteReference w:id="116"/>
-      </w:r>
-    </w:p>
-    <w:bookmarkEnd w:id="117"/>
-    <w:bookmarkEnd w:id="118"/>
-    <w:bookmarkEnd w:id="119"/>
-    <w:bookmarkStart w:id="138" w:name="sec_horizonte_infinito"/>
+        <w:footnoteReference w:id="125"/>
+      </w:r>
+    </w:p>
+    <w:bookmarkEnd w:id="126"/>
+    <w:bookmarkEnd w:id="127"/>
+    <w:bookmarkEnd w:id="128"/>
+    <w:bookmarkStart w:id="151" w:name="sec_horizonte_infinito"/>
     <w:p>
       <w:pPr>
         <w:pStyle w:val="Heading2"/>
@@ -19721,7 +20381,7 @@
         <w:t xml:space="preserve">Horizonte infinito</w:t>
       </w:r>
     </w:p>
-    <w:bookmarkStart w:id="120" w:name="a_idea_5"/>
+    <w:bookmarkStart w:id="129" w:name="a_idea_5"/>
     <w:p>
       <w:pPr>
         <w:pStyle w:val="Heading4"/>
@@ -19734,7 +20394,7 @@
       <w:pPr>
         <w:numPr>
           <w:ilvl w:val="0"/>
-          <w:numId w:val="1060"/>
+          <w:numId w:val="1064"/>
         </w:numPr>
       </w:pPr>
       <w:r>
@@ -19773,8 +20433,8 @@
         <w:t xml:space="preserve">muestra que eso basta para sostener precios de colusión.</w:t>
       </w:r>
     </w:p>
-    <w:bookmarkEnd w:id="120"/>
-    <w:bookmarkStart w:id="133" w:name="b_modelo_5"/>
+    <w:bookmarkEnd w:id="129"/>
+    <w:bookmarkStart w:id="146" w:name="b_modelo_5"/>
     <w:p>
       <w:pPr>
         <w:pStyle w:val="Heading4"/>
@@ -19783,7 +20443,7 @@
         <w:t xml:space="preserve">b) Modelo</w:t>
       </w:r>
     </w:p>
-    <w:bookmarkStart w:id="122" w:name="i_supuestos_5"/>
+    <w:bookmarkStart w:id="131" w:name="i_supuestos_5"/>
     <w:p>
       <w:pPr>
         <w:pStyle w:val="Heading5"/>
@@ -19796,7 +20456,7 @@
       <w:pPr>
         <w:numPr>
           <w:ilvl w:val="0"/>
-          <w:numId w:val="1061"/>
+          <w:numId w:val="1065"/>
         </w:numPr>
       </w:pPr>
       <w:r>
@@ -19806,7 +20466,7 @@
         <w:rPr>
           <w:rStyle w:val="FootnoteReference"/>
         </w:rPr>
-        <w:footnoteReference w:id="121"/>
+        <w:footnoteReference w:id="130"/>
       </w:r>
       <w:r>
         <w:t xml:space="preserve"> </w:t>
@@ -19829,8 +20489,8 @@
         <w:t xml:space="preserve">empresas iguales, y cada una observa los precios de las demás al final de cada periodo.</w:t>
       </w:r>
     </w:p>
-    <w:bookmarkEnd w:id="122"/>
-    <w:bookmarkStart w:id="129" w:name="ii_desarrollo_5"/>
+    <w:bookmarkEnd w:id="131"/>
+    <w:bookmarkStart w:id="138" w:name="ii_desarrollo_5"/>
     <w:p>
       <w:pPr>
         <w:pStyle w:val="Heading5"/>
@@ -19843,7 +20503,7 @@
       <w:pPr>
         <w:numPr>
           <w:ilvl w:val="0"/>
-          <w:numId w:val="1062"/>
+          <w:numId w:val="1066"/>
         </w:numPr>
       </w:pPr>
       <w:r>
@@ -19854,7 +20514,21 @@
         <w:t xml:space="preserve">Estrategia incondicionada</w:t>
       </w:r>
       <w:r>
-        <w:t xml:space="preserve">: cobrar</w:t>
+        <w:t xml:space="preserve"> </w:t>
+      </w:r>
+      <w:r>
+        <w:t xml:space="preserve">(gráfico </w:t>
+      </w:r>
+      <w:hyperlink w:anchor="fig_estrategias_automatas">
+        <w:r>
+          <w:rPr>
+            <w:rStyle w:val="Hyperlink"/>
+          </w:rPr>
+          <w:t xml:space="preserve">9</w:t>
+        </w:r>
+      </w:hyperlink>
+      <w:r>
+        <w:t xml:space="preserve">, panel a): cobrar</w:t>
       </w:r>
       <w:r>
         <w:t xml:space="preserve"> </w:t>
@@ -19884,7 +20558,7 @@
       <w:pPr>
         <w:numPr>
           <w:ilvl w:val="0"/>
-          <w:numId w:val="1062"/>
+          <w:numId w:val="1066"/>
         </w:numPr>
       </w:pPr>
       <w:r>
@@ -19950,7 +20624,10 @@
         <w:t xml:space="preserve">)</w:t>
       </w:r>
       <w:r>
-        <w:t xml:space="preserve">: cobrar un precio de colusión entre</w:t>
+        <w:t xml:space="preserve"> </w:t>
+      </w:r>
+      <w:r>
+        <w:t xml:space="preserve">(panel b): cobrar un precio de colusión entre</w:t>
       </w:r>
       <w:r>
         <w:t xml:space="preserve"> </w:t>
@@ -20017,7 +20694,7 @@
       <w:pPr>
         <w:numPr>
           <w:ilvl w:val="0"/>
-          <w:numId w:val="1062"/>
+          <w:numId w:val="1066"/>
         </w:numPr>
       </w:pPr>
       <w:r>
@@ -20105,7 +20782,7 @@
         <w:rPr>
           <w:rStyle w:val="FootnoteReference"/>
         </w:rPr>
-        <w:footnoteReference w:id="123"/>
+        <w:footnoteReference w:id="132"/>
       </w:r>
       <w:r>
         <w:t xml:space="preserve"> </w:t>
@@ -20241,8 +20918,8 @@
         <w:t xml:space="preserve">. Es decir, la colusión es sostenible si las empresas son lo bastante pacientes:</w:t>
       </w:r>
     </w:p>
-    <w:bookmarkStart w:id="124" w:name="eq_colusion"/>
-    <w:bookmarkEnd w:id="124"/>
+    <w:bookmarkStart w:id="133" w:name="eq_colusion"/>
+    <w:bookmarkEnd w:id="133"/>
     <w:p>
       <w:pPr>
         <w:pStyle w:val="Funcionclave"/>
@@ -20391,7 +21068,7 @@
       <w:pPr>
         <w:numPr>
           <w:ilvl w:val="0"/>
-          <w:numId w:val="1062"/>
+          <w:numId w:val="1066"/>
         </w:numPr>
       </w:pPr>
       <w:r>
@@ -20665,7 +21342,7 @@
       <w:pPr>
         <w:numPr>
           <w:ilvl w:val="0"/>
-          <w:numId w:val="1062"/>
+          <w:numId w:val="1066"/>
         </w:numPr>
       </w:pPr>
       <w:r>
@@ -20789,7 +21466,7 @@
       <w:pPr>
         <w:numPr>
           <w:ilvl w:val="0"/>
-          <w:numId w:val="1062"/>
+          <w:numId w:val="1066"/>
         </w:numPr>
       </w:pPr>
       <w:r>
@@ -20807,7 +21484,7 @@
       <w:pPr>
         <w:numPr>
           <w:ilvl w:val="0"/>
-          <w:numId w:val="1062"/>
+          <w:numId w:val="1066"/>
         </w:numPr>
       </w:pPr>
       <w:r>
@@ -21100,7 +21777,7 @@
       <w:pPr>
         <w:numPr>
           <w:ilvl w:val="0"/>
-          <w:numId w:val="1062"/>
+          <w:numId w:val="1066"/>
         </w:numPr>
       </w:pPr>
       <w:r>
@@ -21121,26 +21798,49 @@
           <w:rPr>
             <w:rStyle w:val="Hyperlink"/>
           </w:rPr>
-          <w:t xml:space="preserve">6</w:t>
+          <w:t xml:space="preserve">8</w:t>
         </w:r>
       </w:hyperlink>
       <w:r>
-        <w:t xml:space="preserve">), la desviación da un pico de beneficio hoy y una pérdida en cada periodo posterior; la colusión aguanta si el valor descontado de las pérdidas supera el del pico.</w:t>
-      </w:r>
-    </w:p>
-    <w:bookmarkStart w:id="128" w:name="fig_colusion_tiempo"/>
+        <w:t xml:space="preserve">), con los beneficios ya descontados,</w:t>
+      </w:r>
+      <w:r>
+        <w:t xml:space="preserve"> </w:t>
+      </w:r>
+      <m:oMath>
+        <m:sSup>
+          <m:e>
+            <m:r>
+              <m:t>β</m:t>
+            </m:r>
+          </m:e>
+          <m:sup>
+            <m:r>
+              <m:t>t</m:t>
+            </m:r>
+          </m:sup>
+        </m:sSup>
+        <m:r>
+          <m:t>B</m:t>
+        </m:r>
+      </m:oMath>
+      <w:r>
+        <w:t xml:space="preserve">, se comparan directamente 2 áreas: la ganancia de desviarse hasta que las demás reaccionan (en rojo) y la pérdida por el castigo desde entonces (en azul). La colusión aguanta si la segunda es mayor; y la roja crece si se tarda más en reaccionar, y la azul, si las empresas son más pacientes.</w:t>
+      </w:r>
+    </w:p>
+    <w:bookmarkStart w:id="137" w:name="fig_colusion_tiempo"/>
     <w:p>
       <w:pPr>
         <w:pStyle w:val="ImageCaption"/>
       </w:pPr>
       <w:r>
-        <w:t xml:space="preserve">Gráfico 6.–</w:t>
-      </w:r>
-      <w:r>
-        <w:t xml:space="preserve"> </w:t>
-      </w:r>
-      <w:r>
-        <w:t xml:space="preserve">Beneficio por periodo de la empresa que se desvía: la ganancia de hoy y el castigo de después</w:t>
+        <w:t xml:space="preserve">Gráfico 8.–</w:t>
+      </w:r>
+      <w:r>
+        <w:t xml:space="preserve"> </w:t>
+      </w:r>
+      <w:r>
+        <w:t xml:space="preserve">Valor descontado del beneficio de cada periodo, coludiendo siempre o desviándose hoy: la ganancia hasta que las demás reaccionan y la pérdida por el castigo</w:t>
       </w:r>
     </w:p>
     <w:p>
@@ -21150,20 +21850,20 @@
       <w:r>
         <w:drawing>
           <wp:inline>
-            <wp:extent cx="4178300" cy="1973086"/>
+            <wp:extent cx="4178300" cy="1766781"/>
             <wp:effectExtent b="0" l="0" r="0" t="0"/>
-            <wp:docPr descr="Gráfico 6.– Beneficio por periodo de la empresa que se desvía: la ganancia de hoy y el castigo de después" title="" id="126" name="Picture"/>
+            <wp:docPr descr="Gráfico 8.– Valor descontado del beneficio de cada periodo, coludiendo siempre o desviándose hoy: la ganancia hasta que las demás reaccionan y la pérdida por el castigo" title="" id="135" name="Picture"/>
             <a:graphic>
               <a:graphicData uri="http://schemas.openxmlformats.org/drawingml/2006/picture">
                 <pic:pic>
                   <pic:nvPicPr>
-                    <pic:cNvPr descr="C:\Users\vgutierrez\Documents\src\victorgutierrezmarcos.github.io-revision\oposicion\temario\fuentes\3A19\graficos/colusion-tiempo.png" id="127" name="Picture"/>
+                    <pic:cNvPr descr="C:\Users\vgutierrez\Documents\src\victorgutierrezmarcos.github.io-revision\oposicion\temario\fuentes\3A19\graficos/colusion-tiempo.png" id="136" name="Picture"/>
                     <pic:cNvPicPr>
                       <a:picLocks noChangeArrowheads="1" noChangeAspect="1"/>
                     </pic:cNvPicPr>
                   </pic:nvPicPr>
                   <pic:blipFill>
-                    <a:blip r:embed="rId125"/>
+                    <a:blip r:embed="rId134"/>
                     <a:stretch>
                       <a:fillRect/>
                     </a:stretch>
@@ -21171,7 +21871,7 @@
                   <pic:spPr bwMode="auto">
                     <a:xfrm>
                       <a:off x="0" y="0"/>
-                      <a:ext cx="4178300" cy="1973086"/>
+                      <a:ext cx="4178300" cy="1766781"/>
                     </a:xfrm>
                     <a:prstGeom prst="rect">
                       <a:avLst/>
@@ -21190,7 +21890,7 @@
         </w:drawing>
       </w:r>
     </w:p>
-    <w:bookmarkEnd w:id="128"/>
+    <w:bookmarkEnd w:id="137"/>
     <w:p>
       <w:pPr>
         <w:pStyle w:val="Piedeimagen"/>
@@ -21199,8 +21899,8 @@
         <w:t xml:space="preserve">Fuente: elaboración propia.</w:t>
       </w:r>
     </w:p>
-    <w:bookmarkEnd w:id="129"/>
-    <w:bookmarkStart w:id="132" w:name="iii_implicaciones_5"/>
+    <w:bookmarkEnd w:id="138"/>
+    <w:bookmarkStart w:id="145" w:name="iii_implicaciones_5"/>
     <w:p>
       <w:pPr>
         <w:pStyle w:val="Heading5"/>
@@ -21213,7 +21913,7 @@
       <w:pPr>
         <w:numPr>
           <w:ilvl w:val="0"/>
-          <w:numId w:val="1063"/>
+          <w:numId w:val="1067"/>
         </w:numPr>
       </w:pPr>
       <w:r>
@@ -21443,7 +22143,7 @@
       <w:pPr>
         <w:numPr>
           <w:ilvl w:val="0"/>
-          <w:numId w:val="1063"/>
+          <w:numId w:val="1067"/>
         </w:numPr>
       </w:pPr>
       <w:r>
@@ -21478,7 +22178,7 @@
       <w:pPr>
         <w:numPr>
           <w:ilvl w:val="0"/>
-          <w:numId w:val="1063"/>
+          <w:numId w:val="1067"/>
         </w:numPr>
       </w:pPr>
       <w:r>
@@ -21490,6 +22190,20 @@
             <w:rStyle w:val="Hyperlink"/>
           </w:rPr>
           <w:t xml:space="preserve">4</w:t>
+        </w:r>
+      </w:hyperlink>
+      <w:r>
+        <w:t xml:space="preserve"> </w:t>
+      </w:r>
+      <w:r>
+        <w:t xml:space="preserve">y gráfico </w:t>
+      </w:r>
+      <w:hyperlink w:anchor="fig_estrategias_automatas">
+        <w:r>
+          <w:rPr>
+            <w:rStyle w:val="Hyperlink"/>
+          </w:rPr>
+          <w:t xml:space="preserve">9</w:t>
         </w:r>
       </w:hyperlink>
       <w:r>
@@ -21623,10 +22337,10 @@
         <w:rPr>
           <w:rStyle w:val="FootnoteReference"/>
         </w:rPr>
-        <w:footnoteReference w:id="130"/>
-      </w:r>
-    </w:p>
-    <w:bookmarkStart w:id="131" w:name="tab_estrategias_repetidas"/>
+        <w:footnoteReference w:id="139"/>
+      </w:r>
+    </w:p>
+    <w:bookmarkStart w:id="140" w:name="tab_estrategias_repetidas"/>
     <w:p>
       <w:pPr>
         <w:pStyle w:val="TableCaption"/>
@@ -21995,7 +22709,7 @@
         </w:tc>
       </w:tr>
     </w:tbl>
-    <w:bookmarkEnd w:id="131"/>
+    <w:bookmarkEnd w:id="140"/>
     <w:p>
       <w:pPr>
         <w:pStyle w:val="BodyText"/>
@@ -22254,9 +22968,156 @@
         <w:t xml:space="preserve">.</w:t>
       </w:r>
     </w:p>
-    <w:bookmarkEnd w:id="132"/>
-    <w:bookmarkEnd w:id="133"/>
-    <w:bookmarkStart w:id="134" w:name="c_extensiones_1"/>
+    <w:bookmarkStart w:id="144" w:name="fig_estrategias_automatas"/>
+    <w:p>
+      <w:pPr>
+        <w:pStyle w:val="ImageCaption"/>
+      </w:pPr>
+      <w:r>
+        <w:t xml:space="preserve">Gráfico 9.–</w:t>
+      </w:r>
+      <w:r>
+        <w:t xml:space="preserve"> </w:t>
+      </w:r>
+      <w:r>
+        <w:t xml:space="preserve">Las estrategias del juego repetido como autómatas: cada círculo es lo que la empresa juega este periodo (C, coludir; D, desviarse) y cada flecha, adónde pasa según lo que hizo la rival el periodo anterior; la flecha suelta marca por dónde empieza</w:t>
+      </w:r>
+    </w:p>
+    <w:p>
+      <w:pPr>
+        <w:pStyle w:val="CaptionedFigure"/>
+      </w:pPr>
+      <w:r>
+        <w:drawing>
+          <wp:inline>
+            <wp:extent cx="5670550" cy="2393893"/>
+            <wp:effectExtent b="0" l="0" r="0" t="0"/>
+            <wp:docPr descr="Gráfico 9.– Las estrategias del juego repetido como autómatas: cada círculo es lo que la empresa juega este periodo (C, coludir; D, desviarse) y cada flecha, adónde pasa según lo que hizo la rival el periodo anterior; la flecha suelta marca por dónde empieza" title="" id="142" name="Picture"/>
+            <a:graphic>
+              <a:graphicData uri="http://schemas.openxmlformats.org/drawingml/2006/picture">
+                <pic:pic>
+                  <pic:nvPicPr>
+                    <pic:cNvPr descr="C:\Users\vgutierrez\Documents\src\victorgutierrezmarcos.github.io-revision\oposicion\temario\fuentes\3A19\graficos/estrategias-automatas.png" id="143" name="Picture"/>
+                    <pic:cNvPicPr>
+                      <a:picLocks noChangeArrowheads="1" noChangeAspect="1"/>
+                    </pic:cNvPicPr>
+                  </pic:nvPicPr>
+                  <pic:blipFill>
+                    <a:blip r:embed="rId141"/>
+                    <a:stretch>
+                      <a:fillRect/>
+                    </a:stretch>
+                  </pic:blipFill>
+                  <pic:spPr bwMode="auto">
+                    <a:xfrm>
+                      <a:off x="0" y="0"/>
+                      <a:ext cx="5670550" cy="2393893"/>
+                    </a:xfrm>
+                    <a:prstGeom prst="rect">
+                      <a:avLst/>
+                    </a:prstGeom>
+                    <a:noFill/>
+                    <a:ln w="9525">
+                      <a:noFill/>
+                      <a:headEnd/>
+                      <a:tailEnd/>
+                    </a:ln>
+                  </pic:spPr>
+                </pic:pic>
+              </a:graphicData>
+            </a:graphic>
+          </wp:inline>
+        </w:drawing>
+      </w:r>
+    </w:p>
+    <w:bookmarkEnd w:id="144"/>
+    <w:p>
+      <w:pPr>
+        <w:pStyle w:val="Piedeimagen"/>
+      </w:pPr>
+      <w:r>
+        <w:t xml:space="preserve">Fuente: elaboración propia a partir de</w:t>
+      </w:r>
+      <w:r>
+        <w:t xml:space="preserve"> </w:t>
+      </w:r>
+      <w:r>
+        <w:rPr>
+          <w:smallCaps/>
+        </w:rPr>
+        <w:t xml:space="preserve">Axelrod</w:t>
+      </w:r>
+      <w:r>
+        <w:t xml:space="preserve"> </w:t>
+      </w:r>
+      <w:r>
+        <w:t xml:space="preserve">(</w:t>
+      </w:r>
+      <w:hyperlink w:anchor="ref_Axelrod1984Evolution">
+        <w:r>
+          <w:rPr>
+            <w:rStyle w:val="Hyperlink"/>
+          </w:rPr>
+          <w:t xml:space="preserve">1984</w:t>
+        </w:r>
+      </w:hyperlink>
+      <w:r>
+        <w:t xml:space="preserve">)</w:t>
+      </w:r>
+      <w:r>
+        <w:t xml:space="preserve"> </w:t>
+      </w:r>
+      <w:r>
+        <w:t xml:space="preserve">y</w:t>
+      </w:r>
+      <w:r>
+        <w:t xml:space="preserve"> </w:t>
+      </w:r>
+      <w:r>
+        <w:rPr>
+          <w:smallCaps/>
+        </w:rPr>
+        <w:t xml:space="preserve">Nowak</w:t>
+      </w:r>
+      <w:r>
+        <w:t xml:space="preserve"> </w:t>
+      </w:r>
+      <w:r>
+        <w:t xml:space="preserve">y</w:t>
+      </w:r>
+      <w:r>
+        <w:t xml:space="preserve"> </w:t>
+      </w:r>
+      <w:r>
+        <w:rPr>
+          <w:smallCaps/>
+        </w:rPr>
+        <w:t xml:space="preserve">Sigmund</w:t>
+      </w:r>
+      <w:r>
+        <w:t xml:space="preserve"> </w:t>
+      </w:r>
+      <w:r>
+        <w:t xml:space="preserve">(</w:t>
+      </w:r>
+      <w:hyperlink w:anchor="ref_NowakSigmund1993Strategy">
+        <w:r>
+          <w:rPr>
+            <w:rStyle w:val="Hyperlink"/>
+          </w:rPr>
+          <w:t xml:space="preserve">1993</w:t>
+        </w:r>
+      </w:hyperlink>
+      <w:r>
+        <w:t xml:space="preserve">)</w:t>
+      </w:r>
+      <w:r>
+        <w:t xml:space="preserve">.</w:t>
+      </w:r>
+    </w:p>
+    <w:bookmarkEnd w:id="145"/>
+    <w:bookmarkEnd w:id="146"/>
+    <w:bookmarkStart w:id="147" w:name="c_extensiones_1"/>
     <w:p>
       <w:pPr>
         <w:pStyle w:val="Heading4"/>
@@ -22269,7 +23130,7 @@
       <w:pPr>
         <w:numPr>
           <w:ilvl w:val="0"/>
-          <w:numId w:val="1064"/>
+          <w:numId w:val="1068"/>
         </w:numPr>
       </w:pPr>
       <w:r>
@@ -22423,7 +23284,7 @@
       <w:pPr>
         <w:numPr>
           <w:ilvl w:val="0"/>
-          <w:numId w:val="1064"/>
+          <w:numId w:val="1068"/>
         </w:numPr>
       </w:pPr>
       <w:r>
@@ -22589,7 +23450,7 @@
       <w:pPr>
         <w:numPr>
           <w:ilvl w:val="0"/>
-          <w:numId w:val="1064"/>
+          <w:numId w:val="1068"/>
         </w:numPr>
       </w:pPr>
       <w:r>
@@ -22692,7 +23553,7 @@
       <w:pPr>
         <w:numPr>
           <w:ilvl w:val="0"/>
-          <w:numId w:val="1064"/>
+          <w:numId w:val="1068"/>
         </w:numPr>
       </w:pPr>
       <w:r>
@@ -22755,8 +23616,8 @@
         <w:t xml:space="preserve">: el castigo del gatillo perjudica también a quien castiga, que estará tentado de «perdonar». Si se espera la renegociación, la amenaza pierde fuerza y la colusión es más difícil; los castigos a prueba de renegociación hacen que el que se desvió compense a los demás antes de volver a coludir.</w:t>
       </w:r>
     </w:p>
-    <w:bookmarkEnd w:id="134"/>
-    <w:bookmarkStart w:id="135" w:name="d_evidencia_emp__rica_1"/>
+    <w:bookmarkEnd w:id="147"/>
+    <w:bookmarkStart w:id="148" w:name="d_evidencia_emp__rica_1"/>
     <w:p>
       <w:pPr>
         <w:pStyle w:val="Heading4"/>
@@ -22769,7 +23630,7 @@
       <w:pPr>
         <w:numPr>
           <w:ilvl w:val="0"/>
-          <w:numId w:val="1065"/>
+          <w:numId w:val="1069"/>
         </w:numPr>
       </w:pPr>
       <w:r>
@@ -22831,7 +23692,7 @@
       <w:pPr>
         <w:numPr>
           <w:ilvl w:val="0"/>
-          <w:numId w:val="1065"/>
+          <w:numId w:val="1069"/>
         </w:numPr>
       </w:pPr>
       <w:r>
@@ -22936,8 +23797,8 @@
         <w:t xml:space="preserve">.</w:t>
       </w:r>
     </w:p>
-    <w:bookmarkEnd w:id="135"/>
-    <w:bookmarkStart w:id="137" w:name="e_valoraci__n_qu___facilita_y_qu___69588"/>
+    <w:bookmarkEnd w:id="148"/>
+    <w:bookmarkStart w:id="150" w:name="e_valoraci__n_qu___facilita_y_qu___69588"/>
     <w:p>
       <w:pPr>
         <w:pStyle w:val="Heading4"/>
@@ -22950,7 +23811,7 @@
       <w:pPr>
         <w:numPr>
           <w:ilvl w:val="0"/>
-          <w:numId w:val="1066"/>
+          <w:numId w:val="1070"/>
         </w:numPr>
       </w:pPr>
       <w:r>
@@ -23128,7 +23989,7 @@
         <w:t xml:space="preserve">.</w:t>
       </w:r>
     </w:p>
-    <w:bookmarkStart w:id="136" w:name="tab_factores_colusion"/>
+    <w:bookmarkStart w:id="149" w:name="tab_factores_colusion"/>
     <w:p>
       <w:pPr>
         <w:pStyle w:val="TableCaption"/>
@@ -23384,7 +24245,7 @@
             <w:r>
               <w:t xml:space="preserve"> </w:t>
             </w:r>
-            <w:hyperlink r:id="rId43">
+            <w:hyperlink r:id="rId47">
               <w:r>
                 <w:rPr>
                   <w:rStyle w:val="Referenciaatema"/>
@@ -24171,7 +25032,7 @@
         </w:tc>
       </w:tr>
     </w:tbl>
-    <w:bookmarkEnd w:id="136"/>
+    <w:bookmarkEnd w:id="149"/>
     <w:p>
       <w:pPr>
         <w:pStyle w:val="BodyText"/>
@@ -24302,7 +25163,7 @@
       <w:pPr>
         <w:numPr>
           <w:ilvl w:val="0"/>
-          <w:numId w:val="1067"/>
+          <w:numId w:val="1071"/>
         </w:numPr>
       </w:pPr>
       <w:r>
@@ -24329,7 +25190,7 @@
       <w:pPr>
         <w:numPr>
           <w:ilvl w:val="0"/>
-          <w:numId w:val="1067"/>
+          <w:numId w:val="1071"/>
         </w:numPr>
       </w:pPr>
       <w:r>
@@ -24343,10 +25204,10 @@
         <w:t xml:space="preserve">: con un final conocido, la repetición no ayuda; sin él, la amenaza de una guerra de precios sostiene la colusión si las empresas son pacientes y pocas, se ven a menudo y detectan pronto las rebajas. Es cooperación sin contratos, y por eso es frágil y múltiple. Pasamos a la cooperación con acuerdo explícito.</w:t>
       </w:r>
     </w:p>
-    <w:bookmarkEnd w:id="137"/>
-    <w:bookmarkEnd w:id="138"/>
-    <w:bookmarkEnd w:id="139"/>
-    <w:bookmarkStart w:id="174" w:name="sec_soluciones_cooperativas"/>
+    <w:bookmarkEnd w:id="150"/>
+    <w:bookmarkEnd w:id="151"/>
+    <w:bookmarkEnd w:id="152"/>
+    <w:bookmarkStart w:id="187" w:name="sec_soluciones_cooperativas"/>
     <w:p>
       <w:pPr>
         <w:pStyle w:val="Heading1"/>
@@ -24444,7 +25305,7 @@
       <w:pPr>
         <w:numPr>
           <w:ilvl w:val="0"/>
-          <w:numId w:val="1068"/>
+          <w:numId w:val="1072"/>
         </w:numPr>
       </w:pPr>
       <w:r>
@@ -24476,7 +25337,7 @@
         <w:t xml:space="preserve">; cómo se reparte lo ganado depende de lo que cada empresa conseguiría sin él; y, como nadie puede hacerlo cumplir ante un juez, la entrada y la política de competencia lo limitan.</w:t>
       </w:r>
     </w:p>
-    <w:bookmarkStart w:id="160" w:name="sec_cartel"/>
+    <w:bookmarkStart w:id="173" w:name="sec_cartel"/>
     <w:p>
       <w:pPr>
         <w:pStyle w:val="Heading2"/>
@@ -24491,7 +25352,7 @@
         <w:t xml:space="preserve">Colusión explícita: el cártel</w:t>
       </w:r>
     </w:p>
-    <w:bookmarkStart w:id="140" w:name="a_idea_6"/>
+    <w:bookmarkStart w:id="153" w:name="a_idea_6"/>
     <w:p>
       <w:pPr>
         <w:pStyle w:val="Heading4"/>
@@ -24505,7 +25366,7 @@
         <w:keepNext/>
         <w:numPr>
           <w:ilvl w:val="0"/>
-          <w:numId w:val="1069"/>
+          <w:numId w:val="1073"/>
         </w:numPr>
       </w:pPr>
       <w:r>
@@ -24532,7 +25393,7 @@
       <w:pPr>
         <w:numPr>
           <w:ilvl w:val="1"/>
-          <w:numId w:val="1070"/>
+          <w:numId w:val="1074"/>
         </w:numPr>
       </w:pPr>
       <w:r>
@@ -24577,7 +25438,7 @@
       <w:pPr>
         <w:numPr>
           <w:ilvl w:val="1"/>
-          <w:numId w:val="1070"/>
+          <w:numId w:val="1074"/>
         </w:numPr>
       </w:pPr>
       <w:r>
@@ -24606,7 +25467,7 @@
       <w:pPr>
         <w:numPr>
           <w:ilvl w:val="0"/>
-          <w:numId w:val="1069"/>
+          <w:numId w:val="1073"/>
         </w:numPr>
       </w:pPr>
       <w:r>
@@ -24639,8 +25500,8 @@
         <w:t xml:space="preserve">lo resume: el beneficio conjunto de las empresas de una industria es máximo cuando actúan juntas como un monopolista.</w:t>
       </w:r>
     </w:p>
-    <w:bookmarkEnd w:id="140"/>
-    <w:bookmarkStart w:id="157" w:name="b_modelo_6"/>
+    <w:bookmarkEnd w:id="153"/>
+    <w:bookmarkStart w:id="170" w:name="b_modelo_6"/>
     <w:p>
       <w:pPr>
         <w:pStyle w:val="Heading4"/>
@@ -24649,7 +25510,7 @@
         <w:t xml:space="preserve">b) Modelo</w:t>
       </w:r>
     </w:p>
-    <w:bookmarkStart w:id="141" w:name="i_supuestos_6"/>
+    <w:bookmarkStart w:id="154" w:name="i_supuestos_6"/>
     <w:p>
       <w:pPr>
         <w:pStyle w:val="Heading5"/>
@@ -24662,7 +25523,7 @@
       <w:pPr>
         <w:numPr>
           <w:ilvl w:val="0"/>
-          <w:numId w:val="1071"/>
+          <w:numId w:val="1075"/>
         </w:numPr>
       </w:pPr>
       <w:r>
@@ -24770,8 +25631,8 @@
         <w:t xml:space="preserve">venden un producto homogéneo y delegan la decisión en el cártel, que maximiza el beneficio conjunto. De momento, el acuerdo se cumple: ese supuesto se discute en las implicaciones.</w:t>
       </w:r>
     </w:p>
-    <w:bookmarkEnd w:id="141"/>
-    <w:bookmarkStart w:id="151" w:name="ii_desarrollo_6"/>
+    <w:bookmarkEnd w:id="154"/>
+    <w:bookmarkStart w:id="164" w:name="ii_desarrollo_6"/>
     <w:p>
       <w:pPr>
         <w:pStyle w:val="Heading5"/>
@@ -24784,7 +25645,7 @@
       <w:pPr>
         <w:numPr>
           <w:ilvl w:val="0"/>
-          <w:numId w:val="1072"/>
+          <w:numId w:val="1076"/>
         </w:numPr>
       </w:pPr>
       <w:r>
@@ -24807,8 +25668,8 @@
       <w:r>
         <w:t xml:space="preserve"> </w:t>
       </w:r>
-      <w:bookmarkStart w:id="142" w:name="eq_cartel"/>
-      <w:bookmarkEnd w:id="142"/>
+      <w:bookmarkStart w:id="155" w:name="eq_cartel"/>
+      <w:bookmarkEnd w:id="155"/>
     </w:p>
     <w:p>
       <w:pPr>
@@ -25280,7 +26141,7 @@
       <w:pPr>
         <w:numPr>
           <w:ilvl w:val="0"/>
-          <w:numId w:val="1072"/>
+          <w:numId w:val="1076"/>
         </w:numPr>
       </w:pPr>
       <w:r>
@@ -25363,7 +26224,7 @@
           <w:rPr>
             <w:rStyle w:val="Hyperlink"/>
           </w:rPr>
-          <w:t xml:space="preserve">7</w:t>
+          <w:t xml:space="preserve">10</w:t>
         </w:r>
       </w:hyperlink>
       <w:r>
@@ -25413,7 +26274,7 @@
       <w:pPr>
         <w:numPr>
           <w:ilvl w:val="0"/>
-          <w:numId w:val="1072"/>
+          <w:numId w:val="1076"/>
         </w:numPr>
       </w:pPr>
       <w:r>
@@ -25434,7 +26295,7 @@
           <w:rPr>
             <w:rStyle w:val="Hyperlink"/>
           </w:rPr>
-          <w:t xml:space="preserve">8</w:t>
+          <w:t xml:space="preserve">11</w:t>
         </w:r>
       </w:hyperlink>
       <w:r>
@@ -25553,13 +26414,13 @@
         <w:t xml:space="preserve">queda fuera de ella: las 2 ganarían moviéndose hacia la curva, dentro de la «lente» de sus isobeneficios.</w:t>
       </w:r>
     </w:p>
-    <w:bookmarkStart w:id="146" w:name="fig_cartel_multiplanta"/>
+    <w:bookmarkStart w:id="159" w:name="fig_cartel_multiplanta"/>
     <w:p>
       <w:pPr>
         <w:pStyle w:val="ImageCaption"/>
       </w:pPr>
       <w:r>
-        <w:t xml:space="preserve">Gráfico 7.–</w:t>
+        <w:t xml:space="preserve">Gráfico 10.–</w:t>
       </w:r>
       <w:r>
         <w:t xml:space="preserve"> </w:t>
@@ -25577,18 +26438,18 @@
           <wp:inline>
             <wp:extent cx="5073650" cy="1988835"/>
             <wp:effectExtent b="0" l="0" r="0" t="0"/>
-            <wp:docPr descr="Gráfico 7.– El cártel como monopolista multiplanta: cuánto producir y cómo repartirlo" title="" id="144" name="Picture"/>
+            <wp:docPr descr="Gráfico 10.– El cártel como monopolista multiplanta: cuánto producir y cómo repartirlo" title="" id="157" name="Picture"/>
             <a:graphic>
               <a:graphicData uri="http://schemas.openxmlformats.org/drawingml/2006/picture">
                 <pic:pic>
                   <pic:nvPicPr>
-                    <pic:cNvPr descr="C:\Users\vgutierrez\Documents\src\victorgutierrezmarcos.github.io-revision\oposicion\temario\fuentes\3A19\graficos/cartel-multiplanta.png" id="145" name="Picture"/>
+                    <pic:cNvPr descr="C:\Users\vgutierrez\Documents\src\victorgutierrezmarcos.github.io-revision\oposicion\temario\fuentes\3A19\graficos/cartel-multiplanta.png" id="158" name="Picture"/>
                     <pic:cNvPicPr>
                       <a:picLocks noChangeArrowheads="1" noChangeAspect="1"/>
                     </pic:cNvPicPr>
                   </pic:nvPicPr>
                   <pic:blipFill>
-                    <a:blip r:embed="rId143"/>
+                    <a:blip r:embed="rId156"/>
                     <a:stretch>
                       <a:fillRect/>
                     </a:stretch>
@@ -25615,7 +26476,7 @@
         </w:drawing>
       </w:r>
     </w:p>
-    <w:bookmarkEnd w:id="146"/>
+    <w:bookmarkEnd w:id="159"/>
     <w:p>
       <w:pPr>
         <w:pStyle w:val="Piedeimagen"/>
@@ -25653,13 +26514,13 @@
         <w:t xml:space="preserve">.</w:t>
       </w:r>
     </w:p>
-    <w:bookmarkStart w:id="150" w:name="fig_cartel"/>
+    <w:bookmarkStart w:id="163" w:name="fig_cartel"/>
     <w:p>
       <w:pPr>
         <w:pStyle w:val="ImageCaption"/>
       </w:pPr>
       <w:r>
-        <w:t xml:space="preserve">Gráfico 8.–</w:t>
+        <w:t xml:space="preserve">Gráfico 11.–</w:t>
       </w:r>
       <w:r>
         <w:t xml:space="preserve"> </w:t>
@@ -25677,18 +26538,18 @@
           <wp:inline>
             <wp:extent cx="3700780" cy="3301537"/>
             <wp:effectExtent b="0" l="0" r="0" t="0"/>
-            <wp:docPr descr="Gráfico 8.– El cártel en el plano de cantidades: curva de colusión e incentivo a desviarse" title="" id="148" name="Picture"/>
+            <wp:docPr descr="Gráfico 11.– El cártel en el plano de cantidades: curva de colusión e incentivo a desviarse" title="" id="161" name="Picture"/>
             <a:graphic>
               <a:graphicData uri="http://schemas.openxmlformats.org/drawingml/2006/picture">
                 <pic:pic>
                   <pic:nvPicPr>
-                    <pic:cNvPr descr="C:\Users\vgutierrez\Documents\src\victorgutierrezmarcos.github.io-revision\oposicion\temario\fuentes\3A19\graficos/cartel.png" id="149" name="Picture"/>
+                    <pic:cNvPr descr="C:\Users\vgutierrez\Documents\src\victorgutierrezmarcos.github.io-revision\oposicion\temario\fuentes\3A19\graficos/cartel.png" id="162" name="Picture"/>
                     <pic:cNvPicPr>
                       <a:picLocks noChangeArrowheads="1" noChangeAspect="1"/>
                     </pic:cNvPicPr>
                   </pic:nvPicPr>
                   <pic:blipFill>
-                    <a:blip r:embed="rId147"/>
+                    <a:blip r:embed="rId160"/>
                     <a:stretch>
                       <a:fillRect/>
                     </a:stretch>
@@ -25715,7 +26576,7 @@
         </w:drawing>
       </w:r>
     </w:p>
-    <w:bookmarkEnd w:id="150"/>
+    <w:bookmarkEnd w:id="163"/>
     <w:p>
       <w:pPr>
         <w:pStyle w:val="Piedeimagen"/>
@@ -25768,8 +26629,8 @@
         <w:t xml:space="preserve">.</w:t>
       </w:r>
     </w:p>
-    <w:bookmarkEnd w:id="151"/>
-    <w:bookmarkStart w:id="156" w:name="iii_implicaciones_6"/>
+    <w:bookmarkEnd w:id="164"/>
+    <w:bookmarkStart w:id="169" w:name="iii_implicaciones_6"/>
     <w:p>
       <w:pPr>
         <w:pStyle w:val="Heading5"/>
@@ -25782,7 +26643,7 @@
       <w:pPr>
         <w:numPr>
           <w:ilvl w:val="0"/>
-          <w:numId w:val="1073"/>
+          <w:numId w:val="1077"/>
         </w:numPr>
       </w:pPr>
       <w:r>
@@ -25847,7 +26708,7 @@
       <w:pPr>
         <w:numPr>
           <w:ilvl w:val="0"/>
-          <w:numId w:val="1073"/>
+          <w:numId w:val="1077"/>
         </w:numPr>
       </w:pPr>
       <w:r>
@@ -26229,7 +27090,7 @@
           <w:rPr>
             <w:rStyle w:val="Hyperlink"/>
           </w:rPr>
-          <w:t xml:space="preserve">8</w:t>
+          <w:t xml:space="preserve">11</w:t>
         </w:r>
       </w:hyperlink>
       <w:r>
@@ -26297,10 +27158,10 @@
         <w:rPr>
           <w:rStyle w:val="FootnoteReference"/>
         </w:rPr>
-        <w:footnoteReference w:id="152"/>
-      </w:r>
-    </w:p>
-    <w:bookmarkStart w:id="153" w:name="tab_cartel_dilema"/>
+        <w:footnoteReference w:id="165"/>
+      </w:r>
+    </w:p>
+    <w:bookmarkStart w:id="166" w:name="tab_cartel_dilema"/>
     <w:p>
       <w:pPr>
         <w:pStyle w:val="TableCaption"/>
@@ -26870,7 +27731,7 @@
         </w:tc>
       </w:tr>
     </w:tbl>
-    <w:bookmarkEnd w:id="153"/>
+    <w:bookmarkEnd w:id="166"/>
     <w:p>
       <w:pPr>
         <w:pStyle w:val="BodyText"/>
@@ -27106,7 +27967,7 @@
       <w:pPr>
         <w:numPr>
           <w:ilvl w:val="0"/>
-          <w:numId w:val="1074"/>
+          <w:numId w:val="1078"/>
         </w:numPr>
       </w:pPr>
       <w:r>
@@ -27134,12 +27995,12 @@
         <w:rPr>
           <w:rStyle w:val="FootnoteReference"/>
         </w:rPr>
-        <w:footnoteReference w:id="154"/>
-      </w:r>
-    </w:p>
-    <w:bookmarkEnd w:id="156"/>
-    <w:bookmarkEnd w:id="157"/>
-    <w:bookmarkStart w:id="158" w:name="c_extensiones_c__rteles_parciales__76061"/>
+        <w:footnoteReference w:id="167"/>
+      </w:r>
+    </w:p>
+    <w:bookmarkEnd w:id="169"/>
+    <w:bookmarkEnd w:id="170"/>
+    <w:bookmarkStart w:id="171" w:name="c_extensiones_c__rteles_parciales__76061"/>
     <w:p>
       <w:pPr>
         <w:pStyle w:val="Heading4"/>
@@ -27152,7 +28013,7 @@
       <w:pPr>
         <w:numPr>
           <w:ilvl w:val="0"/>
-          <w:numId w:val="1075"/>
+          <w:numId w:val="1079"/>
         </w:numPr>
       </w:pPr>
       <w:r>
@@ -27384,7 +28245,7 @@
       <w:pPr>
         <w:numPr>
           <w:ilvl w:val="0"/>
-          <w:numId w:val="1075"/>
+          <w:numId w:val="1079"/>
         </w:numPr>
       </w:pPr>
       <w:r>
@@ -27469,7 +28330,7 @@
       <w:pPr>
         <w:numPr>
           <w:ilvl w:val="0"/>
-          <w:numId w:val="1075"/>
+          <w:numId w:val="1079"/>
         </w:numPr>
       </w:pPr>
       <w:r>
@@ -27560,7 +28421,7 @@
       <w:pPr>
         <w:numPr>
           <w:ilvl w:val="0"/>
-          <w:numId w:val="1075"/>
+          <w:numId w:val="1079"/>
         </w:numPr>
       </w:pPr>
       <w:r>
@@ -27601,8 +28462,8 @@
         <w:t xml:space="preserve">.</w:t>
       </w:r>
     </w:p>
-    <w:bookmarkEnd w:id="158"/>
-    <w:bookmarkStart w:id="159" w:name="d_valoraci__n"/>
+    <w:bookmarkEnd w:id="171"/>
+    <w:bookmarkStart w:id="172" w:name="d_valoraci__n"/>
     <w:p>
       <w:pPr>
         <w:pStyle w:val="Heading4"/>
@@ -27615,16 +28476,16 @@
       <w:pPr>
         <w:numPr>
           <w:ilvl w:val="0"/>
-          <w:numId w:val="1076"/>
+          <w:numId w:val="1080"/>
         </w:numPr>
       </w:pPr>
       <w:r>
         <w:t xml:space="preserve">El modelo dice cuánto gana el cártel, pero no cómo se reparte, y el reparto importa: con costes distintos, la cantidad que minimiza el coste puede dejar a una empresa sin producir. ¿Por qué iba a aceptarlo? Es el problema del apartado siguiente.</w:t>
       </w:r>
     </w:p>
-    <w:bookmarkEnd w:id="159"/>
-    <w:bookmarkEnd w:id="160"/>
-    <w:bookmarkStart w:id="167" w:name="sec_reparto"/>
+    <w:bookmarkEnd w:id="172"/>
+    <w:bookmarkEnd w:id="173"/>
+    <w:bookmarkStart w:id="180" w:name="sec_reparto"/>
     <w:p>
       <w:pPr>
         <w:pStyle w:val="Heading2"/>
@@ -27648,7 +28509,7 @@
         <w:t xml:space="preserve">Shapley</w:t>
       </w:r>
     </w:p>
-    <w:bookmarkStart w:id="161" w:name="a_idea_7"/>
+    <w:bookmarkStart w:id="174" w:name="a_idea_7"/>
     <w:p>
       <w:pPr>
         <w:pStyle w:val="Heading4"/>
@@ -27661,7 +28522,7 @@
       <w:pPr>
         <w:numPr>
           <w:ilvl w:val="0"/>
-          <w:numId w:val="1077"/>
+          <w:numId w:val="1081"/>
         </w:numPr>
       </w:pPr>
       <w:r>
@@ -27712,8 +28573,8 @@
         <w:t xml:space="preserve">: con 2 empresas, una negociación; con más, también importa qué coaliciones pueden formarse. En palabras sencillas: cada empresa recibe al menos lo que ganaría sin acuerdo, y el resto se reparte según su poder de negociación o su aportación.</w:t>
       </w:r>
     </w:p>
-    <w:bookmarkEnd w:id="161"/>
-    <w:bookmarkStart w:id="165" w:name="b_modelo_7"/>
+    <w:bookmarkEnd w:id="174"/>
+    <w:bookmarkStart w:id="178" w:name="b_modelo_7"/>
     <w:p>
       <w:pPr>
         <w:pStyle w:val="Heading4"/>
@@ -27722,7 +28583,7 @@
         <w:t xml:space="preserve">b) Modelo</w:t>
       </w:r>
     </w:p>
-    <w:bookmarkStart w:id="162" w:name="i_supuestos_7"/>
+    <w:bookmarkStart w:id="175" w:name="i_supuestos_7"/>
     <w:p>
       <w:pPr>
         <w:pStyle w:val="Heading5"/>
@@ -27735,7 +28596,7 @@
       <w:pPr>
         <w:numPr>
           <w:ilvl w:val="0"/>
-          <w:numId w:val="1078"/>
+          <w:numId w:val="1082"/>
         </w:numPr>
       </w:pPr>
       <w:r>
@@ -27759,7 +28620,7 @@
       <w:pPr>
         <w:numPr>
           <w:ilvl w:val="0"/>
-          <w:numId w:val="1078"/>
+          <w:numId w:val="1082"/>
         </w:numPr>
       </w:pPr>
       <w:r>
@@ -27833,8 +28694,8 @@
         <w:t xml:space="preserve">fijan lo que cada empresa puede exigir.</w:t>
       </w:r>
     </w:p>
-    <w:bookmarkEnd w:id="162"/>
-    <w:bookmarkStart w:id="163" w:name="ii_desarrollo_7"/>
+    <w:bookmarkEnd w:id="175"/>
+    <w:bookmarkStart w:id="176" w:name="ii_desarrollo_7"/>
     <w:p>
       <w:pPr>
         <w:pStyle w:val="Heading5"/>
@@ -27847,7 +28708,7 @@
       <w:pPr>
         <w:numPr>
           <w:ilvl w:val="0"/>
-          <w:numId w:val="1079"/>
+          <w:numId w:val="1083"/>
         </w:numPr>
       </w:pPr>
       <w:r>
@@ -28581,7 +29442,7 @@
       <w:pPr>
         <w:numPr>
           <w:ilvl w:val="0"/>
-          <w:numId w:val="1079"/>
+          <w:numId w:val="1083"/>
         </w:numPr>
       </w:pPr>
       <w:r>
@@ -28966,7 +29827,7 @@
       <w:pPr>
         <w:numPr>
           <w:ilvl w:val="0"/>
-          <w:numId w:val="1079"/>
+          <w:numId w:val="1083"/>
         </w:numPr>
       </w:pPr>
       <w:r>
@@ -29368,7 +30229,7 @@
       <w:pPr>
         <w:numPr>
           <w:ilvl w:val="1"/>
-          <w:numId w:val="1080"/>
+          <w:numId w:val="1084"/>
         </w:numPr>
       </w:pPr>
       <w:r>
@@ -29686,7 +30547,7 @@
       <w:pPr>
         <w:numPr>
           <w:ilvl w:val="1"/>
-          <w:numId w:val="1080"/>
+          <w:numId w:val="1084"/>
         </w:numPr>
       </w:pPr>
       <w:r>
@@ -29919,8 +30780,8 @@
         <w:t xml:space="preserve">. Está en el núcleo.</w:t>
       </w:r>
     </w:p>
-    <w:bookmarkEnd w:id="163"/>
-    <w:bookmarkStart w:id="164" w:name="iii_implicaciones_7"/>
+    <w:bookmarkEnd w:id="176"/>
+    <w:bookmarkStart w:id="177" w:name="iii_implicaciones_7"/>
     <w:p>
       <w:pPr>
         <w:pStyle w:val="Heading5"/>
@@ -29933,7 +30794,7 @@
       <w:pPr>
         <w:numPr>
           <w:ilvl w:val="0"/>
-          <w:numId w:val="1081"/>
+          <w:numId w:val="1085"/>
         </w:numPr>
       </w:pPr>
       <w:r>
@@ -29960,7 +30821,7 @@
       <w:pPr>
         <w:numPr>
           <w:ilvl w:val="0"/>
-          <w:numId w:val="1081"/>
+          <w:numId w:val="1085"/>
         </w:numPr>
       </w:pPr>
       <w:r>
@@ -30018,7 +30879,7 @@
       <w:pPr>
         <w:numPr>
           <w:ilvl w:val="0"/>
-          <w:numId w:val="1081"/>
+          <w:numId w:val="1085"/>
         </w:numPr>
       </w:pPr>
       <w:r>
@@ -30085,9 +30946,9 @@
         <w:t xml:space="preserve">. El núcleo dice que ninguna coalición quiere romper el acuerdo; no que a cada empresa le convenga cumplirlo. Por eso el núcleo no basta: hace falta que el acuerdo se pueda hacer cumplir.</w:t>
       </w:r>
     </w:p>
-    <w:bookmarkEnd w:id="164"/>
-    <w:bookmarkEnd w:id="165"/>
-    <w:bookmarkStart w:id="166" w:name="c_valoraci__n_2"/>
+    <w:bookmarkEnd w:id="177"/>
+    <w:bookmarkEnd w:id="178"/>
+    <w:bookmarkStart w:id="179" w:name="c_valoraci__n_2"/>
     <w:p>
       <w:pPr>
         <w:pStyle w:val="Heading4"/>
@@ -30100,16 +30961,16 @@
       <w:pPr>
         <w:numPr>
           <w:ilvl w:val="0"/>
-          <w:numId w:val="1082"/>
+          <w:numId w:val="1086"/>
         </w:numPr>
       </w:pPr>
       <w:r>
         <w:t xml:space="preserve">La teoría de juegos cooperativa supone acuerdos vinculantes y pagos entre las partes, justo lo que un cártel no puede tener a la vista de un juez. Por eso describe mejor la cooperación legal entre empresas (empresas conjuntas, consorcios de I+D, alianzas, reparto de los costes de una infraestructura común) que los cárteles, cuyo reparto real suele hacerse con cuotas de mercado o de clientes basadas en las ventas históricas, más fáciles de vigilar. Y, aunque el reparto sea aceptable para todos, el cártel sigue expuesto a 2 amenazas externas: la entrada y la ley.</w:t>
       </w:r>
     </w:p>
-    <w:bookmarkEnd w:id="166"/>
-    <w:bookmarkEnd w:id="167"/>
-    <w:bookmarkStart w:id="173" w:name="sec_limites_cooperacion"/>
+    <w:bookmarkEnd w:id="179"/>
+    <w:bookmarkEnd w:id="180"/>
+    <w:bookmarkStart w:id="186" w:name="sec_limites_cooperacion"/>
     <w:p>
       <w:pPr>
         <w:pStyle w:val="Heading2"/>
@@ -30128,14 +30989,14 @@
       <w:pPr>
         <w:numPr>
           <w:ilvl w:val="0"/>
-          <w:numId w:val="1083"/>
+          <w:numId w:val="1087"/>
         </w:numPr>
       </w:pPr>
       <w:r>
         <w:t xml:space="preserve">Además de su inestabilidad interna, la colusión tiene 2 límites externos: la entrada de competidores atraídos por los beneficios y la política de competencia.</w:t>
       </w:r>
     </w:p>
-    <w:bookmarkStart w:id="169" w:name="a_la_amenaza_de_entrada"/>
+    <w:bookmarkStart w:id="182" w:name="a_la_amenaza_de_entrada"/>
     <w:p>
       <w:pPr>
         <w:pStyle w:val="Heading4"/>
@@ -30148,7 +31009,7 @@
       <w:pPr>
         <w:numPr>
           <w:ilvl w:val="0"/>
-          <w:numId w:val="1084"/>
+          <w:numId w:val="1088"/>
         </w:numPr>
       </w:pPr>
       <w:r>
@@ -30170,7 +31031,7 @@
       <w:r>
         <w:t xml:space="preserve"> </w:t>
       </w:r>
-      <w:hyperlink r:id="rId43">
+      <w:hyperlink r:id="rId47">
         <w:r>
           <w:rPr>
             <w:rStyle w:val="Referenciaatema"/>
@@ -30186,7 +31047,7 @@
       <w:pPr>
         <w:numPr>
           <w:ilvl w:val="0"/>
-          <w:numId w:val="1084"/>
+          <w:numId w:val="1088"/>
         </w:numPr>
       </w:pPr>
       <w:r>
@@ -30301,7 +31162,7 @@
       <w:r>
         <w:t xml:space="preserve"> </w:t>
       </w:r>
-      <w:hyperlink r:id="rId43">
+      <w:hyperlink r:id="rId47">
         <w:r>
           <w:rPr>
             <w:rStyle w:val="Referenciaatema"/>
@@ -30318,7 +31179,7 @@
         <w:keepNext/>
         <w:numPr>
           <w:ilvl w:val="0"/>
-          <w:numId w:val="1084"/>
+          <w:numId w:val="1088"/>
         </w:numPr>
       </w:pPr>
       <w:r>
@@ -30425,7 +31286,7 @@
       <w:pPr>
         <w:numPr>
           <w:ilvl w:val="1"/>
-          <w:numId w:val="1085"/>
+          <w:numId w:val="1089"/>
         </w:numPr>
       </w:pPr>
       <w:r>
@@ -30449,7 +31310,7 @@
       <w:pPr>
         <w:numPr>
           <w:ilvl w:val="1"/>
-          <w:numId w:val="1085"/>
+          <w:numId w:val="1089"/>
         </w:numPr>
       </w:pPr>
       <w:r>
@@ -30476,7 +31337,7 @@
       <w:pPr>
         <w:numPr>
           <w:ilvl w:val="1"/>
-          <w:numId w:val="1085"/>
+          <w:numId w:val="1089"/>
         </w:numPr>
       </w:pPr>
       <w:r>
@@ -30517,14 +31378,14 @@
         <w:rPr>
           <w:rStyle w:val="FootnoteReference"/>
         </w:rPr>
-        <w:footnoteReference w:id="168"/>
+        <w:footnoteReference w:id="181"/>
       </w:r>
     </w:p>
     <w:p>
       <w:pPr>
         <w:numPr>
           <w:ilvl w:val="0"/>
-          <w:numId w:val="1084"/>
+          <w:numId w:val="1088"/>
         </w:numPr>
       </w:pPr>
       <w:r>
@@ -30543,7 +31404,7 @@
       <w:r>
         <w:t xml:space="preserve"> </w:t>
       </w:r>
-      <w:hyperlink r:id="rId43">
+      <w:hyperlink r:id="rId47">
         <w:r>
           <w:rPr>
             <w:rStyle w:val="Referenciaatema"/>
@@ -30566,8 +31427,8 @@
         <w:t xml:space="preserve">.</w:t>
       </w:r>
     </w:p>
-    <w:bookmarkEnd w:id="169"/>
-    <w:bookmarkStart w:id="172" w:name="b_la_defensa_de_la_competencia"/>
+    <w:bookmarkEnd w:id="182"/>
+    <w:bookmarkStart w:id="185" w:name="b_la_defensa_de_la_competencia"/>
     <w:p>
       <w:pPr>
         <w:pStyle w:val="Heading4"/>
@@ -30580,7 +31441,7 @@
       <w:pPr>
         <w:numPr>
           <w:ilvl w:val="0"/>
-          <w:numId w:val="1086"/>
+          <w:numId w:val="1090"/>
         </w:numPr>
       </w:pPr>
       <w:r>
@@ -30651,14 +31512,14 @@
         <w:rPr>
           <w:rStyle w:val="FootnoteReference"/>
         </w:rPr>
-        <w:footnoteReference w:id="170"/>
+        <w:footnoteReference w:id="183"/>
       </w:r>
     </w:p>
     <w:p>
       <w:pPr>
         <w:numPr>
           <w:ilvl w:val="0"/>
-          <w:numId w:val="1086"/>
+          <w:numId w:val="1090"/>
         </w:numPr>
       </w:pPr>
       <w:r>
@@ -30704,7 +31565,7 @@
         <w:keepNext/>
         <w:numPr>
           <w:ilvl w:val="0"/>
-          <w:numId w:val="1086"/>
+          <w:numId w:val="1090"/>
         </w:numPr>
       </w:pPr>
       <w:r>
@@ -30776,7 +31637,7 @@
       <w:pPr>
         <w:numPr>
           <w:ilvl w:val="1"/>
-          <w:numId w:val="1087"/>
+          <w:numId w:val="1091"/>
         </w:numPr>
       </w:pPr>
       <w:r>
@@ -30898,7 +31759,7 @@
       <w:r>
         <w:t xml:space="preserve"> </w:t>
       </w:r>
-      <w:hyperlink r:id="rId171">
+      <w:hyperlink r:id="rId184">
         <w:r>
           <w:rPr>
             <w:rStyle w:val="Referenciaatema"/>
@@ -30914,7 +31775,7 @@
       <w:pPr>
         <w:numPr>
           <w:ilvl w:val="1"/>
-          <w:numId w:val="1087"/>
+          <w:numId w:val="1091"/>
         </w:numPr>
       </w:pPr>
       <w:r>
@@ -30987,7 +31848,7 @@
         <w:keepNext/>
         <w:numPr>
           <w:ilvl w:val="0"/>
-          <w:numId w:val="1086"/>
+          <w:numId w:val="1090"/>
         </w:numPr>
       </w:pPr>
       <w:r>
@@ -31005,7 +31866,7 @@
       <w:pPr>
         <w:numPr>
           <w:ilvl w:val="1"/>
-          <w:numId w:val="1088"/>
+          <w:numId w:val="1092"/>
         </w:numPr>
       </w:pPr>
       <w:r>
@@ -31097,7 +31958,7 @@
       <w:pPr>
         <w:numPr>
           <w:ilvl w:val="1"/>
-          <w:numId w:val="1088"/>
+          <w:numId w:val="1092"/>
         </w:numPr>
       </w:pPr>
       <w:r>
@@ -31189,7 +32050,7 @@
       <w:pPr>
         <w:numPr>
           <w:ilvl w:val="0"/>
-          <w:numId w:val="1086"/>
+          <w:numId w:val="1090"/>
         </w:numPr>
       </w:pPr>
       <w:r>
@@ -31291,7 +32152,7 @@
       <w:pPr>
         <w:numPr>
           <w:ilvl w:val="0"/>
-          <w:numId w:val="1086"/>
+          <w:numId w:val="1090"/>
         </w:numPr>
       </w:pPr>
       <w:r>
@@ -31305,10 +32166,10 @@
         <w:t xml:space="preserve">: las empresas ganan coordinándose como un monopolista, y la teoría de juegos cooperativa dice cómo se repartirían lo ganado; pero el acuerdo no es un equilibrio, nadie puede hacerlo cumplir ante un juez, la entrada lo amenaza y la clemencia lo desestabiliza.</w:t>
       </w:r>
     </w:p>
-    <w:bookmarkEnd w:id="172"/>
-    <w:bookmarkEnd w:id="173"/>
-    <w:bookmarkEnd w:id="174"/>
-    <w:bookmarkStart w:id="175" w:name="conclusi__n"/>
+    <w:bookmarkEnd w:id="185"/>
+    <w:bookmarkEnd w:id="186"/>
+    <w:bookmarkEnd w:id="187"/>
+    <w:bookmarkStart w:id="188" w:name="conclusi__n"/>
     <w:p>
       <w:pPr>
         <w:pStyle w:val="Heading1"/>
@@ -31330,7 +32191,7 @@
       <w:pPr>
         <w:numPr>
           <w:ilvl w:val="0"/>
-          <w:numId w:val="1089"/>
+          <w:numId w:val="1093"/>
         </w:numPr>
       </w:pPr>
       <w:r>
@@ -31417,7 +32278,7 @@
       <w:pPr>
         <w:numPr>
           <w:ilvl w:val="0"/>
-          <w:numId w:val="1089"/>
+          <w:numId w:val="1093"/>
         </w:numPr>
       </w:pPr>
       <w:r>
@@ -31437,7 +32298,7 @@
       <w:pPr>
         <w:numPr>
           <w:ilvl w:val="0"/>
-          <w:numId w:val="1089"/>
+          <w:numId w:val="1093"/>
         </w:numPr>
       </w:pPr>
       <w:r>
@@ -31483,7 +32344,7 @@
       <w:r>
         <w:t xml:space="preserve"> </w:t>
       </w:r>
-      <w:hyperlink r:id="rId43">
+      <w:hyperlink r:id="rId47">
         <w:r>
           <w:rPr>
             <w:rStyle w:val="Referenciaatema"/>
@@ -31528,7 +32389,7 @@
       <w:r>
         <w:t xml:space="preserve"> </w:t>
       </w:r>
-      <w:hyperlink r:id="rId171">
+      <w:hyperlink r:id="rId184">
         <w:r>
           <w:rPr>
             <w:rStyle w:val="Referenciaatema"/>
@@ -31599,7 +32460,7 @@
       <w:pPr>
         <w:numPr>
           <w:ilvl w:val="0"/>
-          <w:numId w:val="1089"/>
+          <w:numId w:val="1093"/>
         </w:numPr>
       </w:pPr>
       <w:r>
@@ -31619,7 +32480,7 @@
       <w:pPr>
         <w:numPr>
           <w:ilvl w:val="0"/>
-          <w:numId w:val="1089"/>
+          <w:numId w:val="1093"/>
         </w:numPr>
       </w:pPr>
       <w:r>
@@ -31632,7 +32493,18 @@
         <w:t xml:space="preserve">Idea final</w:t>
       </w:r>
       <w:r>
-        <w:t xml:space="preserve">: ¿por qué compiten las empresas si les conviene ponerse de acuerdo? Porque a cada una, por separado, le conviene romper el acuerdo.</w:t>
+        <w:t xml:space="preserve">: ¿por qué compiten las empresas si les conviene ponerse de acuerdo? Porque a cada una, por separado, le conviene romper el acuerdo. Entre bomberos no se pisan la manguera… mientras a ninguno le compense pisarla: la colusión aguanta si lo que se gana desviándose hoy pesa menos que lo que se pierde después (</w:t>
+      </w:r>
+      <w:hyperlink w:anchor="eq_colusion">
+        <w:r>
+          <w:rPr>
+            <w:rStyle w:val="Hyperlink"/>
+          </w:rPr>
+          <w:t xml:space="preserve">3</w:t>
+        </w:r>
+      </w:hyperlink>
+      <w:r>
+        <w:t xml:space="preserve">). Por eso unas reuniones como las que temía</w:t>
       </w:r>
       <w:r>
         <w:t xml:space="preserve"> </w:t>
@@ -31647,7 +32519,7 @@
         <w:t xml:space="preserve"> </w:t>
       </w:r>
       <w:r>
-        <w:t xml:space="preserve">pedía que la ley no facilitara esas reuniones. La teoría explica por qué esas reuniones a veces no sirven de nada y otras duran 14 años, como la de los fabricantes de camiones; y la política de competencia usa ese mismo dilema para que al primero que confiese, como MAN, le salga a cuenta.</w:t>
+        <w:t xml:space="preserve">no sirven de nada y otras duran 14 años, como la de los fabricantes de camiones; y la política de competencia usa ese mismo dilema para que al primero que pise la manguera y confiese, como MAN, le salga a cuenta.</w:t>
       </w:r>
     </w:p>
     <w:p>
@@ -31665,8 +32537,8 @@
         </w:sectPr>
       </w:pPr>
     </w:p>
-    <w:bookmarkEnd w:id="175"/>
-    <w:bookmarkStart w:id="176" w:name="anexo_cournot_lineal"/>
+    <w:bookmarkEnd w:id="188"/>
+    <w:bookmarkStart w:id="189" w:name="anexo_cournot_lineal"/>
     <w:p>
       <w:pPr>
         <w:pStyle w:val="Heading1"/>
@@ -31694,7 +32566,7 @@
       <w:pPr>
         <w:numPr>
           <w:ilvl w:val="0"/>
-          <w:numId w:val="1090"/>
+          <w:numId w:val="1094"/>
         </w:numPr>
       </w:pPr>
       <w:r>
@@ -31916,7 +32788,7 @@
       <w:pPr>
         <w:numPr>
           <w:ilvl w:val="0"/>
-          <w:numId w:val="1090"/>
+          <w:numId w:val="1094"/>
         </w:numPr>
       </w:pPr>
       <w:r>
@@ -32282,7 +33154,7 @@
       <w:pPr>
         <w:numPr>
           <w:ilvl w:val="0"/>
-          <w:numId w:val="1090"/>
+          <w:numId w:val="1094"/>
         </w:numPr>
       </w:pPr>
       <w:r>
@@ -32859,7 +33731,7 @@
       <w:pPr>
         <w:numPr>
           <w:ilvl w:val="0"/>
-          <w:numId w:val="1090"/>
+          <w:numId w:val="1094"/>
         </w:numPr>
       </w:pPr>
       <w:r>
@@ -33448,7 +34320,7 @@
       <w:pPr>
         <w:numPr>
           <w:ilvl w:val="0"/>
-          <w:numId w:val="1090"/>
+          <w:numId w:val="1094"/>
         </w:numPr>
       </w:pPr>
       <w:r>
@@ -34461,7 +35333,7 @@
       <w:pPr>
         <w:numPr>
           <w:ilvl w:val="0"/>
-          <w:numId w:val="1090"/>
+          <w:numId w:val="1094"/>
         </w:numPr>
       </w:pPr>
       <w:r>
@@ -34846,8 +35718,8 @@
         <w:t xml:space="preserve">.</w:t>
       </w:r>
     </w:p>
-    <w:bookmarkEnd w:id="176"/>
-    <w:bookmarkStart w:id="177" w:name="anexo_stackelberg_lineal"/>
+    <w:bookmarkEnd w:id="189"/>
+    <w:bookmarkStart w:id="190" w:name="anexo_stackelberg_lineal"/>
     <w:p>
       <w:pPr>
         <w:pStyle w:val="Heading1"/>
@@ -34875,7 +35747,7 @@
       <w:pPr>
         <w:numPr>
           <w:ilvl w:val="0"/>
-          <w:numId w:val="1091"/>
+          <w:numId w:val="1095"/>
         </w:numPr>
       </w:pPr>
       <w:r>
@@ -35020,7 +35892,7 @@
       <w:pPr>
         <w:numPr>
           <w:ilvl w:val="0"/>
-          <w:numId w:val="1091"/>
+          <w:numId w:val="1095"/>
         </w:numPr>
       </w:pPr>
       <w:r>
@@ -35404,7 +36276,7 @@
       <w:pPr>
         <w:numPr>
           <w:ilvl w:val="0"/>
-          <w:numId w:val="1091"/>
+          <w:numId w:val="1095"/>
         </w:numPr>
       </w:pPr>
       <w:r>
@@ -35820,7 +36692,7 @@
       <w:pPr>
         <w:numPr>
           <w:ilvl w:val="0"/>
-          <w:numId w:val="1091"/>
+          <w:numId w:val="1095"/>
         </w:numPr>
       </w:pPr>
       <w:r>
@@ -35926,8 +36798,8 @@
         <w:t xml:space="preserve">, negativa. ∎</w:t>
       </w:r>
     </w:p>
-    <w:bookmarkEnd w:id="177"/>
-    <w:bookmarkStart w:id="179" w:name="anexo_cournot_bayesiano"/>
+    <w:bookmarkEnd w:id="190"/>
+    <w:bookmarkStart w:id="192" w:name="anexo_cournot_bayesiano"/>
     <w:p>
       <w:pPr>
         <w:pStyle w:val="Heading1"/>
@@ -35955,7 +36827,7 @@
       <w:pPr>
         <w:numPr>
           <w:ilvl w:val="0"/>
-          <w:numId w:val="1092"/>
+          <w:numId w:val="1096"/>
         </w:numPr>
       </w:pPr>
       <w:r>
@@ -36156,7 +37028,7 @@
       <w:pPr>
         <w:numPr>
           <w:ilvl w:val="0"/>
-          <w:numId w:val="1092"/>
+          <w:numId w:val="1096"/>
         </w:numPr>
       </w:pPr>
       <w:r>
@@ -36315,7 +37187,7 @@
       <w:pPr>
         <w:numPr>
           <w:ilvl w:val="0"/>
-          <w:numId w:val="1092"/>
+          <w:numId w:val="1096"/>
         </w:numPr>
       </w:pPr>
       <w:r>
@@ -36666,7 +37538,7 @@
       <w:pPr>
         <w:numPr>
           <w:ilvl w:val="0"/>
-          <w:numId w:val="1092"/>
+          <w:numId w:val="1096"/>
         </w:numPr>
       </w:pPr>
       <w:r>
@@ -37312,7 +38184,7 @@
       <w:pPr>
         <w:numPr>
           <w:ilvl w:val="0"/>
-          <w:numId w:val="1092"/>
+          <w:numId w:val="1096"/>
         </w:numPr>
       </w:pPr>
       <w:r>
@@ -37476,7 +38348,7 @@
         <w:t xml:space="preserve">).</w:t>
       </w:r>
     </w:p>
-    <w:bookmarkStart w:id="178" w:name="tab_cournot_bayesiano"/>
+    <w:bookmarkStart w:id="191" w:name="tab_cournot_bayesiano"/>
     <w:p>
       <w:pPr>
         <w:pStyle w:val="TableCaption"/>
@@ -38150,7 +39022,7 @@
         </w:tc>
       </w:tr>
     </w:tbl>
-    <w:bookmarkEnd w:id="178"/>
+    <w:bookmarkEnd w:id="191"/>
     <w:p>
       <w:pPr>
         <w:pStyle w:val="BodyText"/>
@@ -38332,7 +39204,7 @@
       <w:pPr>
         <w:numPr>
           <w:ilvl w:val="0"/>
-          <w:numId w:val="1093"/>
+          <w:numId w:val="1097"/>
         </w:numPr>
       </w:pPr>
       <w:r>
@@ -38348,7 +39220,7 @@
       <w:r>
         <w:t xml:space="preserve"> </w:t>
       </w:r>
-      <w:hyperlink r:id="rId40">
+      <w:hyperlink r:id="rId44">
         <w:r>
           <w:rPr>
             <w:rStyle w:val="Referenciaatema"/>
@@ -38360,8 +39232,8 @@
         <w:t xml:space="preserve">. ∎</w:t>
       </w:r>
     </w:p>
-    <w:bookmarkEnd w:id="179"/>
-    <w:bookmarkStart w:id="180" w:name="anexo_gatillo"/>
+    <w:bookmarkEnd w:id="192"/>
+    <w:bookmarkStart w:id="193" w:name="anexo_gatillo"/>
     <w:p>
       <w:pPr>
         <w:pStyle w:val="Heading1"/>
@@ -38374,7 +39246,7 @@
       <w:pPr>
         <w:numPr>
           <w:ilvl w:val="0"/>
-          <w:numId w:val="1094"/>
+          <w:numId w:val="1098"/>
         </w:numPr>
       </w:pPr>
       <w:r>
@@ -39055,7 +39927,7 @@
       <w:pPr>
         <w:numPr>
           <w:ilvl w:val="0"/>
-          <w:numId w:val="1094"/>
+          <w:numId w:val="1098"/>
         </w:numPr>
       </w:pPr>
       <w:r>
@@ -39354,7 +40226,7 @@
       <w:pPr>
         <w:numPr>
           <w:ilvl w:val="0"/>
-          <w:numId w:val="1094"/>
+          <w:numId w:val="1098"/>
         </w:numPr>
       </w:pPr>
       <w:r>
@@ -39386,7 +40258,7 @@
       <w:pPr>
         <w:numPr>
           <w:ilvl w:val="0"/>
-          <w:numId w:val="1094"/>
+          <w:numId w:val="1098"/>
         </w:numPr>
       </w:pPr>
       <w:r>
@@ -39609,7 +40481,7 @@
       <w:pPr>
         <w:numPr>
           <w:ilvl w:val="0"/>
-          <w:numId w:val="1094"/>
+          <w:numId w:val="1098"/>
         </w:numPr>
       </w:pPr>
       <w:r>
@@ -40322,8 +41194,8 @@
         <w:t xml:space="preserve"> ∎</w:t>
       </w:r>
     </w:p>
-    <w:bookmarkEnd w:id="180"/>
-    <w:bookmarkStart w:id="182" w:name="anexo_test"/>
+    <w:bookmarkEnd w:id="193"/>
+    <w:bookmarkStart w:id="195" w:name="anexo_test"/>
     <w:p>
       <w:pPr>
         <w:pStyle w:val="Heading1"/>
@@ -40337,7 +41209,7 @@
         <w:keepNext/>
         <w:numPr>
           <w:ilvl w:val="0"/>
-          <w:numId w:val="1095"/>
+          <w:numId w:val="1099"/>
         </w:numPr>
       </w:pPr>
       <w:r>
@@ -40355,7 +41227,7 @@
       <w:pPr>
         <w:numPr>
           <w:ilvl w:val="1"/>
-          <w:numId w:val="1096"/>
+          <w:numId w:val="1100"/>
         </w:numPr>
       </w:pPr>
       <w:r>
@@ -40775,7 +41647,7 @@
       <w:pPr>
         <w:numPr>
           <w:ilvl w:val="1"/>
-          <w:numId w:val="1096"/>
+          <w:numId w:val="1100"/>
         </w:numPr>
       </w:pPr>
       <w:r>
@@ -40896,7 +41768,7 @@
       <w:pPr>
         <w:numPr>
           <w:ilvl w:val="1"/>
-          <w:numId w:val="1096"/>
+          <w:numId w:val="1100"/>
         </w:numPr>
       </w:pPr>
       <w:r>
@@ -40936,7 +41808,7 @@
       <w:pPr>
         <w:numPr>
           <w:ilvl w:val="1"/>
-          <w:numId w:val="1096"/>
+          <w:numId w:val="1100"/>
         </w:numPr>
       </w:pPr>
       <w:r>
@@ -41054,7 +41926,7 @@
       <w:pPr>
         <w:numPr>
           <w:ilvl w:val="1"/>
-          <w:numId w:val="1096"/>
+          <w:numId w:val="1100"/>
         </w:numPr>
       </w:pPr>
       <w:r>
@@ -41074,7 +41946,7 @@
       <w:pPr>
         <w:numPr>
           <w:ilvl w:val="1"/>
-          <w:numId w:val="1096"/>
+          <w:numId w:val="1100"/>
         </w:numPr>
       </w:pPr>
       <w:r>
@@ -41121,7 +41993,7 @@
       <w:pPr>
         <w:numPr>
           <w:ilvl w:val="1"/>
-          <w:numId w:val="1096"/>
+          <w:numId w:val="1100"/>
         </w:numPr>
       </w:pPr>
       <w:r>
@@ -41341,7 +42213,7 @@
       <w:pPr>
         <w:numPr>
           <w:ilvl w:val="1"/>
-          <w:numId w:val="1096"/>
+          <w:numId w:val="1100"/>
         </w:numPr>
       </w:pPr>
       <w:r>
@@ -41421,7 +42293,7 @@
       <w:pPr>
         <w:numPr>
           <w:ilvl w:val="1"/>
-          <w:numId w:val="1096"/>
+          <w:numId w:val="1100"/>
         </w:numPr>
       </w:pPr>
       <w:r>
@@ -41594,7 +42466,7 @@
       <w:pPr>
         <w:numPr>
           <w:ilvl w:val="1"/>
-          <w:numId w:val="1096"/>
+          <w:numId w:val="1100"/>
         </w:numPr>
       </w:pPr>
       <w:r>
@@ -41605,7 +42477,7 @@
       <w:pPr>
         <w:numPr>
           <w:ilvl w:val="1"/>
-          <w:numId w:val="1096"/>
+          <w:numId w:val="1100"/>
         </w:numPr>
       </w:pPr>
       <w:r>
@@ -41617,7 +42489,7 @@
         <w:keepNext/>
         <w:numPr>
           <w:ilvl w:val="0"/>
-          <w:numId w:val="1095"/>
+          <w:numId w:val="1099"/>
         </w:numPr>
       </w:pPr>
       <w:r>
@@ -41635,7 +42507,7 @@
       <w:pPr>
         <w:numPr>
           <w:ilvl w:val="1"/>
-          <w:numId w:val="1097"/>
+          <w:numId w:val="1101"/>
         </w:numPr>
       </w:pPr>
       <w:r>
@@ -41807,7 +42679,7 @@
       <w:pPr>
         <w:numPr>
           <w:ilvl w:val="1"/>
-          <w:numId w:val="1097"/>
+          <w:numId w:val="1101"/>
         </w:numPr>
       </w:pPr>
       <w:r>
@@ -41947,7 +42819,7 @@
       <w:pPr>
         <w:numPr>
           <w:ilvl w:val="1"/>
-          <w:numId w:val="1097"/>
+          <w:numId w:val="1101"/>
         </w:numPr>
       </w:pPr>
       <w:r>
@@ -41977,7 +42849,7 @@
       <w:r>
         <w:t xml:space="preserve"> </w:t>
       </w:r>
-      <w:hyperlink r:id="rId43">
+      <w:hyperlink r:id="rId47">
         <w:r>
           <w:rPr>
             <w:rStyle w:val="Referenciaatema"/>
@@ -41993,7 +42865,7 @@
       <w:pPr>
         <w:numPr>
           <w:ilvl w:val="1"/>
-          <w:numId w:val="1097"/>
+          <w:numId w:val="1101"/>
         </w:numPr>
       </w:pPr>
       <w:r>
@@ -42039,7 +42911,7 @@
       <w:pPr>
         <w:numPr>
           <w:ilvl w:val="1"/>
-          <w:numId w:val="1097"/>
+          <w:numId w:val="1101"/>
         </w:numPr>
       </w:pPr>
       <w:r>
@@ -42198,7 +43070,7 @@
       <w:pPr>
         <w:numPr>
           <w:ilvl w:val="1"/>
-          <w:numId w:val="1097"/>
+          <w:numId w:val="1101"/>
         </w:numPr>
       </w:pPr>
       <w:r>
@@ -42310,7 +43182,7 @@
       <w:pPr>
         <w:numPr>
           <w:ilvl w:val="1"/>
-          <w:numId w:val="1097"/>
+          <w:numId w:val="1101"/>
         </w:numPr>
       </w:pPr>
       <w:r>
@@ -42342,7 +43214,7 @@
       <w:pPr>
         <w:numPr>
           <w:ilvl w:val="0"/>
-          <w:numId w:val="1095"/>
+          <w:numId w:val="1099"/>
         </w:numPr>
       </w:pPr>
       <w:r>
@@ -42351,7 +43223,7 @@
       <w:r>
         <w:t xml:space="preserve"> </w:t>
       </w:r>
-      <w:hyperlink r:id="rId181">
+      <w:hyperlink r:id="rId194">
         <w:r>
           <w:rPr>
             <w:rStyle w:val="Hyperlink"/>
@@ -42378,8 +43250,8 @@
         </w:sectPr>
       </w:pPr>
     </w:p>
-    <w:bookmarkEnd w:id="182"/>
-    <w:bookmarkStart w:id="344" w:name="bibliografia"/>
+    <w:bookmarkEnd w:id="195"/>
+    <w:bookmarkStart w:id="357" w:name="bibliografia"/>
     <w:p>
       <w:pPr>
         <w:pStyle w:val="Heading1"/>
@@ -42388,8 +43260,8 @@
         <w:t xml:space="preserve">Bibliografía</w:t>
       </w:r>
     </w:p>
-    <w:bookmarkStart w:id="343" w:name="refs"/>
-    <w:bookmarkStart w:id="184" w:name="ref_Abreu1986Extremal"/>
+    <w:bookmarkStart w:id="356" w:name="refs"/>
+    <w:bookmarkStart w:id="197" w:name="ref_Abreu1986Extremal"/>
     <w:p>
       <w:pPr>
         <w:pStyle w:val="Bibliography"/>
@@ -42425,7 +43297,7 @@
       <w:r>
         <w:t xml:space="preserve"> </w:t>
       </w:r>
-      <w:hyperlink r:id="rId183">
+      <w:hyperlink r:id="rId196">
         <w:r>
           <w:rPr>
             <w:rStyle w:val="Hyperlink"/>
@@ -42437,8 +43309,8 @@
         <w:t xml:space="preserve">.</w:t>
       </w:r>
     </w:p>
-    <w:bookmarkEnd w:id="184"/>
-    <w:bookmarkStart w:id="186" w:name="ref_Abreu1988Theory"/>
+    <w:bookmarkEnd w:id="197"/>
+    <w:bookmarkStart w:id="199" w:name="ref_Abreu1988Theory"/>
     <w:p>
       <w:pPr>
         <w:pStyle w:val="Bibliography"/>
@@ -42474,7 +43346,7 @@
       <w:r>
         <w:t xml:space="preserve"> </w:t>
       </w:r>
-      <w:hyperlink r:id="rId185">
+      <w:hyperlink r:id="rId198">
         <w:r>
           <w:rPr>
             <w:rStyle w:val="Hyperlink"/>
@@ -42486,8 +43358,8 @@
         <w:t xml:space="preserve">.</w:t>
       </w:r>
     </w:p>
-    <w:bookmarkEnd w:id="186"/>
-    <w:bookmarkStart w:id="187" w:name="ref_Aumann1959Acceptable"/>
+    <w:bookmarkEnd w:id="199"/>
+    <w:bookmarkStart w:id="200" w:name="ref_Aumann1959Acceptable"/>
     <w:p>
       <w:pPr>
         <w:pStyle w:val="Bibliography"/>
@@ -42518,8 +43390,8 @@
         <w:t xml:space="preserve">, editado por Albert W. Tucker y R. Duncan Luce, 287-324. Annals of Mathematics Studies 40. Princeton: Princeton University Press.</w:t>
       </w:r>
     </w:p>
-    <w:bookmarkEnd w:id="187"/>
-    <w:bookmarkStart w:id="189" w:name="ref_Axelrod1980Effective"/>
+    <w:bookmarkEnd w:id="200"/>
+    <w:bookmarkStart w:id="202" w:name="ref_Axelrod1980Effective"/>
     <w:p>
       <w:pPr>
         <w:pStyle w:val="Bibliography"/>
@@ -42555,7 +43427,7 @@
       <w:r>
         <w:t xml:space="preserve"> </w:t>
       </w:r>
-      <w:hyperlink r:id="rId188">
+      <w:hyperlink r:id="rId201">
         <w:r>
           <w:rPr>
             <w:rStyle w:val="Hyperlink"/>
@@ -42567,8 +43439,8 @@
         <w:t xml:space="preserve">.</w:t>
       </w:r>
     </w:p>
-    <w:bookmarkEnd w:id="189"/>
-    <w:bookmarkStart w:id="191" w:name="ref_Axelrod1980More"/>
+    <w:bookmarkEnd w:id="202"/>
+    <w:bookmarkStart w:id="204" w:name="ref_Axelrod1980More"/>
     <w:p>
       <w:pPr>
         <w:pStyle w:val="Bibliography"/>
@@ -42604,7 +43476,7 @@
       <w:r>
         <w:t xml:space="preserve"> </w:t>
       </w:r>
-      <w:hyperlink r:id="rId190">
+      <w:hyperlink r:id="rId203">
         <w:r>
           <w:rPr>
             <w:rStyle w:val="Hyperlink"/>
@@ -42616,8 +43488,8 @@
         <w:t xml:space="preserve">.</w:t>
       </w:r>
     </w:p>
-    <w:bookmarkEnd w:id="191"/>
-    <w:bookmarkStart w:id="192" w:name="ref_Axelrod1984Evolution"/>
+    <w:bookmarkEnd w:id="204"/>
+    <w:bookmarkStart w:id="205" w:name="ref_Axelrod1984Evolution"/>
     <w:p>
       <w:pPr>
         <w:pStyle w:val="Bibliography"/>
@@ -42639,8 +43511,8 @@
         <w:t xml:space="preserve">. Nueva York: Basic Books.</w:t>
       </w:r>
     </w:p>
-    <w:bookmarkEnd w:id="192"/>
-    <w:bookmarkStart w:id="194" w:name="ref_BaileyBaumol1984Deregulation"/>
+    <w:bookmarkEnd w:id="205"/>
+    <w:bookmarkStart w:id="207" w:name="ref_BaileyBaumol1984Deregulation"/>
     <w:p>
       <w:pPr>
         <w:pStyle w:val="Bibliography"/>
@@ -42676,7 +43548,7 @@
       <w:r>
         <w:t xml:space="preserve"> </w:t>
       </w:r>
-      <w:hyperlink r:id="rId193">
+      <w:hyperlink r:id="rId206">
         <w:r>
           <w:rPr>
             <w:rStyle w:val="Hyperlink"/>
@@ -42688,8 +43560,8 @@
         <w:t xml:space="preserve">.</w:t>
       </w:r>
     </w:p>
-    <w:bookmarkEnd w:id="194"/>
-    <w:bookmarkStart w:id="196" w:name="ref_Bain1956Barriers"/>
+    <w:bookmarkEnd w:id="207"/>
+    <w:bookmarkStart w:id="209" w:name="ref_Bain1956Barriers"/>
     <w:p>
       <w:pPr>
         <w:pStyle w:val="Bibliography"/>
@@ -42713,7 +43585,7 @@
       <w:r>
         <w:t xml:space="preserve"> </w:t>
       </w:r>
-      <w:hyperlink r:id="rId195">
+      <w:hyperlink r:id="rId208">
         <w:r>
           <w:rPr>
             <w:rStyle w:val="Hyperlink"/>
@@ -42725,8 +43597,8 @@
         <w:t xml:space="preserve">.</w:t>
       </w:r>
     </w:p>
-    <w:bookmarkEnd w:id="196"/>
-    <w:bookmarkStart w:id="198" w:name="ref_Baumol1982Contestable"/>
+    <w:bookmarkEnd w:id="209"/>
+    <w:bookmarkStart w:id="211" w:name="ref_Baumol1982Contestable"/>
     <w:p>
       <w:pPr>
         <w:pStyle w:val="Bibliography"/>
@@ -42762,7 +43634,7 @@
       <w:r>
         <w:t xml:space="preserve"> </w:t>
       </w:r>
-      <w:hyperlink r:id="rId197">
+      <w:hyperlink r:id="rId210">
         <w:r>
           <w:rPr>
             <w:rStyle w:val="Hyperlink"/>
@@ -42774,8 +43646,8 @@
         <w:t xml:space="preserve">.</w:t>
       </w:r>
     </w:p>
-    <w:bookmarkEnd w:id="198"/>
-    <w:bookmarkStart w:id="199" w:name="ref_BaumolPanzarWillig1982Contestable"/>
+    <w:bookmarkEnd w:id="211"/>
+    <w:bookmarkStart w:id="212" w:name="ref_BaumolPanzarWillig1982Contestable"/>
     <w:p>
       <w:pPr>
         <w:pStyle w:val="Bibliography"/>
@@ -42797,8 +43669,8 @@
         <w:t xml:space="preserve">. Nueva York: Harcourt Brace Jovanovich.</w:t>
       </w:r>
     </w:p>
-    <w:bookmarkEnd w:id="199"/>
-    <w:bookmarkStart w:id="201" w:name="ref_BenoitKrishna1985Finitely"/>
+    <w:bookmarkEnd w:id="212"/>
+    <w:bookmarkStart w:id="214" w:name="ref_BenoitKrishna1985Finitely"/>
     <w:p>
       <w:pPr>
         <w:pStyle w:val="Bibliography"/>
@@ -42834,7 +43706,7 @@
       <w:r>
         <w:t xml:space="preserve"> </w:t>
       </w:r>
-      <w:hyperlink r:id="rId200">
+      <w:hyperlink r:id="rId213">
         <w:r>
           <w:rPr>
             <w:rStyle w:val="Hyperlink"/>
@@ -42846,8 +43718,8 @@
         <w:t xml:space="preserve">.</w:t>
       </w:r>
     </w:p>
-    <w:bookmarkEnd w:id="201"/>
-    <w:bookmarkStart w:id="203" w:name="ref_BernheimWhinston1990Multimarket"/>
+    <w:bookmarkEnd w:id="214"/>
+    <w:bookmarkStart w:id="216" w:name="ref_BernheimWhinston1990Multimarket"/>
     <w:p>
       <w:pPr>
         <w:pStyle w:val="Bibliography"/>
@@ -42883,7 +43755,7 @@
       <w:r>
         <w:t xml:space="preserve"> </w:t>
       </w:r>
-      <w:hyperlink r:id="rId202">
+      <w:hyperlink r:id="rId215">
         <w:r>
           <w:rPr>
             <w:rStyle w:val="Hyperlink"/>
@@ -42895,8 +43767,8 @@
         <w:t xml:space="preserve">.</w:t>
       </w:r>
     </w:p>
-    <w:bookmarkEnd w:id="203"/>
-    <w:bookmarkStart w:id="204" w:name="ref_Bertrand1883Theorie"/>
+    <w:bookmarkEnd w:id="216"/>
+    <w:bookmarkStart w:id="217" w:name="ref_Bertrand1883Theorie"/>
     <w:p>
       <w:pPr>
         <w:pStyle w:val="Bibliography"/>
@@ -42927,8 +43799,8 @@
         <w:t xml:space="preserve">, septiembre, 499-508.</w:t>
       </w:r>
     </w:p>
-    <w:bookmarkEnd w:id="204"/>
-    <w:bookmarkStart w:id="205" w:name="ref_Bowley1924Mathematical"/>
+    <w:bookmarkEnd w:id="217"/>
+    <w:bookmarkStart w:id="218" w:name="ref_Bowley1924Mathematical"/>
     <w:p>
       <w:pPr>
         <w:pStyle w:val="Bibliography"/>
@@ -42950,8 +43822,8 @@
         <w:t xml:space="preserve">. Oxford: Clarendon Press.</w:t>
       </w:r>
     </w:p>
-    <w:bookmarkEnd w:id="205"/>
-    <w:bookmarkStart w:id="207" w:name="ref_BranderZhang1990Market"/>
+    <w:bookmarkEnd w:id="218"/>
+    <w:bookmarkStart w:id="220" w:name="ref_BranderZhang1990Market"/>
     <w:p>
       <w:pPr>
         <w:pStyle w:val="Bibliography"/>
@@ -42987,7 +43859,7 @@
       <w:r>
         <w:t xml:space="preserve"> </w:t>
       </w:r>
-      <w:hyperlink r:id="rId206">
+      <w:hyperlink r:id="rId219">
         <w:r>
           <w:rPr>
             <w:rStyle w:val="Hyperlink"/>
@@ -42999,8 +43871,8 @@
         <w:t xml:space="preserve">.</w:t>
       </w:r>
     </w:p>
-    <w:bookmarkEnd w:id="207"/>
-    <w:bookmarkStart w:id="208" w:name="ref_Bresnahan1981Duopoly"/>
+    <w:bookmarkEnd w:id="220"/>
+    <w:bookmarkStart w:id="221" w:name="ref_Bresnahan1981Duopoly"/>
     <w:p>
       <w:pPr>
         <w:pStyle w:val="Bibliography"/>
@@ -43034,8 +43906,8 @@
         <w:t xml:space="preserve">71 (5): 934-45.</w:t>
       </w:r>
     </w:p>
-    <w:bookmarkEnd w:id="208"/>
-    <w:bookmarkStart w:id="210" w:name="ref_BrockScheinkman1985Price"/>
+    <w:bookmarkEnd w:id="221"/>
+    <w:bookmarkStart w:id="223" w:name="ref_BrockScheinkman1985Price"/>
     <w:p>
       <w:pPr>
         <w:pStyle w:val="Bibliography"/>
@@ -43071,7 +43943,7 @@
       <w:r>
         <w:t xml:space="preserve"> </w:t>
       </w:r>
-      <w:hyperlink r:id="rId209">
+      <w:hyperlink r:id="rId222">
         <w:r>
           <w:rPr>
             <w:rStyle w:val="Hyperlink"/>
@@ -43083,8 +43955,8 @@
         <w:t xml:space="preserve">.</w:t>
       </w:r>
     </w:p>
-    <w:bookmarkEnd w:id="210"/>
-    <w:bookmarkStart w:id="212" w:name="ref_BulowGeanakoplosKlemperer1985M_30256"/>
+    <w:bookmarkEnd w:id="223"/>
+    <w:bookmarkStart w:id="225" w:name="ref_BulowGeanakoplosKlemperer1985M_30256"/>
     <w:p>
       <w:pPr>
         <w:pStyle w:val="Bibliography"/>
@@ -43120,7 +43992,7 @@
       <w:r>
         <w:t xml:space="preserve"> </w:t>
       </w:r>
-      <w:hyperlink r:id="rId211">
+      <w:hyperlink r:id="rId224">
         <w:r>
           <w:rPr>
             <w:rStyle w:val="Hyperlink"/>
@@ -43132,8 +44004,8 @@
         <w:t xml:space="preserve">.</w:t>
       </w:r>
     </w:p>
-    <w:bookmarkEnd w:id="212"/>
-    <w:bookmarkStart w:id="214" w:name="ref_ByrneDeRoos2019Learning"/>
+    <w:bookmarkEnd w:id="225"/>
+    <w:bookmarkStart w:id="227" w:name="ref_ByrneDeRoos2019Learning"/>
     <w:p>
       <w:pPr>
         <w:pStyle w:val="Bibliography"/>
@@ -43169,7 +44041,7 @@
       <w:r>
         <w:t xml:space="preserve"> </w:t>
       </w:r>
-      <w:hyperlink r:id="rId213">
+      <w:hyperlink r:id="rId226">
         <w:r>
           <w:rPr>
             <w:rStyle w:val="Hyperlink"/>
@@ -43181,8 +44053,8 @@
         <w:t xml:space="preserve">.</w:t>
       </w:r>
     </w:p>
-    <w:bookmarkEnd w:id="214"/>
-    <w:bookmarkStart w:id="216" w:name="ref_CalvanoEtAl2020Artificial"/>
+    <w:bookmarkEnd w:id="227"/>
+    <w:bookmarkStart w:id="229" w:name="ref_CalvanoEtAl2020Artificial"/>
     <w:p>
       <w:pPr>
         <w:pStyle w:val="Bibliography"/>
@@ -43218,7 +44090,7 @@
       <w:r>
         <w:t xml:space="preserve"> </w:t>
       </w:r>
-      <w:hyperlink r:id="rId215">
+      <w:hyperlink r:id="rId228">
         <w:r>
           <w:rPr>
             <w:rStyle w:val="Hyperlink"/>
@@ -43230,8 +44102,8 @@
         <w:t xml:space="preserve">.</w:t>
       </w:r>
     </w:p>
-    <w:bookmarkEnd w:id="216"/>
-    <w:bookmarkStart w:id="217" w:name="ref_CerdaPerezJimeno2004Teoria"/>
+    <w:bookmarkEnd w:id="229"/>
+    <w:bookmarkStart w:id="230" w:name="ref_CerdaPerezJimeno2004Teoria"/>
     <w:p>
       <w:pPr>
         <w:pStyle w:val="Bibliography"/>
@@ -43253,8 +44125,8 @@
         <w:t xml:space="preserve">. Madrid: Pearson Educación.</w:t>
       </w:r>
     </w:p>
-    <w:bookmarkEnd w:id="217"/>
-    <w:bookmarkStart w:id="218" w:name="ref_ChevalierRoignantTrigeorgis201_33809"/>
+    <w:bookmarkEnd w:id="230"/>
+    <w:bookmarkStart w:id="231" w:name="ref_ChevalierRoignantTrigeorgis201_33809"/>
     <w:p>
       <w:pPr>
         <w:pStyle w:val="Bibliography"/>
@@ -43276,8 +44148,8 @@
         <w:t xml:space="preserve">. Cambridge (Massachusetts): MIT Press.</w:t>
       </w:r>
     </w:p>
-    <w:bookmarkEnd w:id="218"/>
-    <w:bookmarkStart w:id="220" w:name="ref_UE2006Clemencia"/>
+    <w:bookmarkEnd w:id="231"/>
+    <w:bookmarkStart w:id="233" w:name="ref_UE2006Clemencia"/>
     <w:p>
       <w:pPr>
         <w:pStyle w:val="Bibliography"/>
@@ -43297,7 +44169,7 @@
       <w:r>
         <w:t xml:space="preserve"> </w:t>
       </w:r>
-      <w:hyperlink r:id="rId219">
+      <w:hyperlink r:id="rId232">
         <w:r>
           <w:rPr>
             <w:rStyle w:val="Hyperlink"/>
@@ -43309,8 +44181,8 @@
         <w:t xml:space="preserve">.</w:t>
       </w:r>
     </w:p>
-    <w:bookmarkEnd w:id="220"/>
-    <w:bookmarkStart w:id="222" w:name="ref_CE2016Camiones"/>
+    <w:bookmarkEnd w:id="233"/>
+    <w:bookmarkStart w:id="235" w:name="ref_CE2016Camiones"/>
     <w:p>
       <w:pPr>
         <w:pStyle w:val="Bibliography"/>
@@ -43330,7 +44202,7 @@
       <w:r>
         <w:t xml:space="preserve"> </w:t>
       </w:r>
-      <w:hyperlink r:id="rId221">
+      <w:hyperlink r:id="rId234">
         <w:r>
           <w:rPr>
             <w:rStyle w:val="Hyperlink"/>
@@ -43342,8 +44214,8 @@
         <w:t xml:space="preserve">.</w:t>
       </w:r>
     </w:p>
-    <w:bookmarkEnd w:id="222"/>
-    <w:bookmarkStart w:id="224" w:name="ref_CE2025VehiculosFuera"/>
+    <w:bookmarkEnd w:id="235"/>
+    <w:bookmarkStart w:id="237" w:name="ref_CE2025VehiculosFuera"/>
     <w:p>
       <w:pPr>
         <w:pStyle w:val="Bibliography"/>
@@ -43363,7 +44235,7 @@
       <w:r>
         <w:t xml:space="preserve"> </w:t>
       </w:r>
-      <w:hyperlink r:id="rId223">
+      <w:hyperlink r:id="rId236">
         <w:r>
           <w:rPr>
             <w:rStyle w:val="Hyperlink"/>
@@ -43375,8 +44247,8 @@
         <w:t xml:space="preserve">.</w:t>
       </w:r>
     </w:p>
-    <w:bookmarkEnd w:id="224"/>
-    <w:bookmarkStart w:id="226" w:name="ref_CE2025Glovo"/>
+    <w:bookmarkEnd w:id="237"/>
+    <w:bookmarkStart w:id="239" w:name="ref_CE2025Glovo"/>
     <w:p>
       <w:pPr>
         <w:pStyle w:val="Bibliography"/>
@@ -43396,7 +44268,7 @@
       <w:r>
         <w:t xml:space="preserve"> </w:t>
       </w:r>
-      <w:hyperlink r:id="rId225">
+      <w:hyperlink r:id="rId238">
         <w:r>
           <w:rPr>
             <w:rStyle w:val="Hyperlink"/>
@@ -43408,8 +44280,8 @@
         <w:t xml:space="preserve">.</w:t>
       </w:r>
     </w:p>
-    <w:bookmarkEnd w:id="226"/>
-    <w:bookmarkStart w:id="228" w:name="ref_CE2026CartelStatistics"/>
+    <w:bookmarkEnd w:id="239"/>
+    <w:bookmarkStart w:id="241" w:name="ref_CE2026CartelStatistics"/>
     <w:p>
       <w:pPr>
         <w:pStyle w:val="Bibliography"/>
@@ -43429,7 +44301,7 @@
       <w:r>
         <w:t xml:space="preserve"> </w:t>
       </w:r>
-      <w:hyperlink r:id="rId227">
+      <w:hyperlink r:id="rId240">
         <w:r>
           <w:rPr>
             <w:rStyle w:val="Hyperlink"/>
@@ -43441,8 +44313,8 @@
         <w:t xml:space="preserve">.</w:t>
       </w:r>
     </w:p>
-    <w:bookmarkEnd w:id="228"/>
-    <w:bookmarkStart w:id="230" w:name="ref_CNMC2022Constructoras"/>
+    <w:bookmarkEnd w:id="241"/>
+    <w:bookmarkStart w:id="243" w:name="ref_CNMC2022Constructoras"/>
     <w:p>
       <w:pPr>
         <w:pStyle w:val="Bibliography"/>
@@ -43462,7 +44334,7 @@
       <w:r>
         <w:t xml:space="preserve"> </w:t>
       </w:r>
-      <w:hyperlink r:id="rId229">
+      <w:hyperlink r:id="rId242">
         <w:r>
           <w:rPr>
             <w:rStyle w:val="Hyperlink"/>
@@ -43474,8 +44346,8 @@
         <w:t xml:space="preserve">.</w:t>
       </w:r>
     </w:p>
-    <w:bookmarkEnd w:id="230"/>
-    <w:bookmarkStart w:id="232" w:name="ref_CNMC2023Clemencia"/>
+    <w:bookmarkEnd w:id="243"/>
+    <w:bookmarkStart w:id="245" w:name="ref_CNMC2023Clemencia"/>
     <w:p>
       <w:pPr>
         <w:pStyle w:val="Bibliography"/>
@@ -43495,7 +44367,7 @@
       <w:r>
         <w:t xml:space="preserve"> </w:t>
       </w:r>
-      <w:hyperlink r:id="rId231">
+      <w:hyperlink r:id="rId244">
         <w:r>
           <w:rPr>
             <w:rStyle w:val="Hyperlink"/>
@@ -43507,8 +44379,8 @@
         <w:t xml:space="preserve">.</w:t>
       </w:r>
     </w:p>
-    <w:bookmarkEnd w:id="232"/>
-    <w:bookmarkStart w:id="234" w:name="ref_CNMC2025AgenciasViajes"/>
+    <w:bookmarkEnd w:id="245"/>
+    <w:bookmarkStart w:id="247" w:name="ref_CNMC2025AgenciasViajes"/>
     <w:p>
       <w:pPr>
         <w:pStyle w:val="Bibliography"/>
@@ -43528,7 +44400,7 @@
       <w:r>
         <w:t xml:space="preserve"> </w:t>
       </w:r>
-      <w:hyperlink r:id="rId233">
+      <w:hyperlink r:id="rId246">
         <w:r>
           <w:rPr>
             <w:rStyle w:val="Hyperlink"/>
@@ -43540,8 +44412,8 @@
         <w:t xml:space="preserve">.</w:t>
       </w:r>
     </w:p>
-    <w:bookmarkEnd w:id="234"/>
-    <w:bookmarkStart w:id="236" w:name="ref_CNMC2026Memoria2025"/>
+    <w:bookmarkEnd w:id="247"/>
+    <w:bookmarkStart w:id="249" w:name="ref_CNMC2026Memoria2025"/>
     <w:p>
       <w:pPr>
         <w:pStyle w:val="Bibliography"/>
@@ -43561,7 +44433,7 @@
       <w:r>
         <w:t xml:space="preserve"> </w:t>
       </w:r>
-      <w:hyperlink r:id="rId235">
+      <w:hyperlink r:id="rId248">
         <w:r>
           <w:rPr>
             <w:rStyle w:val="Hyperlink"/>
@@ -43573,8 +44445,8 @@
         <w:t xml:space="preserve">.</w:t>
       </w:r>
     </w:p>
-    <w:bookmarkEnd w:id="236"/>
-    <w:bookmarkStart w:id="238" w:name="ref_CNMC2026Telecos2T"/>
+    <w:bookmarkEnd w:id="249"/>
+    <w:bookmarkStart w:id="251" w:name="ref_CNMC2026Telecos2T"/>
     <w:p>
       <w:pPr>
         <w:pStyle w:val="Bibliography"/>
@@ -43594,7 +44466,7 @@
       <w:r>
         <w:t xml:space="preserve"> </w:t>
       </w:r>
-      <w:hyperlink r:id="rId237">
+      <w:hyperlink r:id="rId250">
         <w:r>
           <w:rPr>
             <w:rStyle w:val="Hyperlink"/>
@@ -43606,8 +44478,8 @@
         <w:t xml:space="preserve">.</w:t>
       </w:r>
     </w:p>
-    <w:bookmarkEnd w:id="238"/>
-    <w:bookmarkStart w:id="240" w:name="ref_EEUU1978AirlineDeregulation"/>
+    <w:bookmarkEnd w:id="251"/>
+    <w:bookmarkStart w:id="253" w:name="ref_EEUU1978AirlineDeregulation"/>
     <w:p>
       <w:pPr>
         <w:pStyle w:val="Bibliography"/>
@@ -43627,7 +44499,7 @@
       <w:r>
         <w:t xml:space="preserve"> </w:t>
       </w:r>
-      <w:hyperlink r:id="rId239">
+      <w:hyperlink r:id="rId252">
         <w:r>
           <w:rPr>
             <w:rStyle w:val="Hyperlink"/>
@@ -43639,8 +44511,8 @@
         <w:t xml:space="preserve">.</w:t>
       </w:r>
     </w:p>
-    <w:bookmarkEnd w:id="240"/>
-    <w:bookmarkStart w:id="242" w:name="ref_UE2004Reglamento139"/>
+    <w:bookmarkEnd w:id="253"/>
+    <w:bookmarkStart w:id="255" w:name="ref_UE2004Reglamento139"/>
     <w:p>
       <w:pPr>
         <w:pStyle w:val="Bibliography"/>
@@ -43660,7 +44532,7 @@
       <w:r>
         <w:t xml:space="preserve"> </w:t>
       </w:r>
-      <w:hyperlink r:id="rId241">
+      <w:hyperlink r:id="rId254">
         <w:r>
           <w:rPr>
             <w:rStyle w:val="Hyperlink"/>
@@ -43672,8 +44544,8 @@
         <w:t xml:space="preserve">.</w:t>
       </w:r>
     </w:p>
-    <w:bookmarkEnd w:id="242"/>
-    <w:bookmarkStart w:id="244" w:name="ref_Cooper1986Most"/>
+    <w:bookmarkEnd w:id="255"/>
+    <w:bookmarkStart w:id="257" w:name="ref_Cooper1986Most"/>
     <w:p>
       <w:pPr>
         <w:pStyle w:val="Bibliography"/>
@@ -43709,7 +44581,7 @@
       <w:r>
         <w:t xml:space="preserve"> </w:t>
       </w:r>
-      <w:hyperlink r:id="rId243">
+      <w:hyperlink r:id="rId256">
         <w:r>
           <w:rPr>
             <w:rStyle w:val="Hyperlink"/>
@@ -43721,8 +44593,8 @@
         <w:t xml:space="preserve">.</w:t>
       </w:r>
     </w:p>
-    <w:bookmarkEnd w:id="244"/>
-    <w:bookmarkStart w:id="245" w:name="ref_Cournot1838Recherches"/>
+    <w:bookmarkEnd w:id="257"/>
+    <w:bookmarkStart w:id="258" w:name="ref_Cournot1838Recherches"/>
     <w:p>
       <w:pPr>
         <w:pStyle w:val="Bibliography"/>
@@ -43744,8 +44616,8 @@
         <w:t xml:space="preserve">. París: Hachette.</w:t>
       </w:r>
     </w:p>
-    <w:bookmarkEnd w:id="245"/>
-    <w:bookmarkStart w:id="247" w:name="ref_CowlingWaterson1976Price"/>
+    <w:bookmarkEnd w:id="258"/>
+    <w:bookmarkStart w:id="260" w:name="ref_CowlingWaterson1976Price"/>
     <w:p>
       <w:pPr>
         <w:pStyle w:val="Bibliography"/>
@@ -43781,7 +44653,7 @@
       <w:r>
         <w:t xml:space="preserve"> </w:t>
       </w:r>
-      <w:hyperlink r:id="rId246">
+      <w:hyperlink r:id="rId259">
         <w:r>
           <w:rPr>
             <w:rStyle w:val="Hyperlink"/>
@@ -43793,8 +44665,8 @@
         <w:t xml:space="preserve">.</w:t>
       </w:r>
     </w:p>
-    <w:bookmarkEnd w:id="247"/>
-    <w:bookmarkStart w:id="249" w:name="ref_dAspremontEtAl1983Stability"/>
+    <w:bookmarkEnd w:id="260"/>
+    <w:bookmarkStart w:id="262" w:name="ref_dAspremontEtAl1983Stability"/>
     <w:p>
       <w:pPr>
         <w:pStyle w:val="Bibliography"/>
@@ -43830,7 +44702,7 @@
       <w:r>
         <w:t xml:space="preserve"> </w:t>
       </w:r>
-      <w:hyperlink r:id="rId248">
+      <w:hyperlink r:id="rId261">
         <w:r>
           <w:rPr>
             <w:rStyle w:val="Hyperlink"/>
@@ -43842,8 +44714,8 @@
         <w:t xml:space="preserve">.</w:t>
       </w:r>
     </w:p>
-    <w:bookmarkEnd w:id="249"/>
-    <w:bookmarkStart w:id="251" w:name="ref_Dastidar1995Existence"/>
+    <w:bookmarkEnd w:id="262"/>
+    <w:bookmarkStart w:id="264" w:name="ref_Dastidar1995Existence"/>
     <w:p>
       <w:pPr>
         <w:pStyle w:val="Bibliography"/>
@@ -43879,7 +44751,7 @@
       <w:r>
         <w:t xml:space="preserve"> </w:t>
       </w:r>
-      <w:hyperlink r:id="rId250">
+      <w:hyperlink r:id="rId263">
         <w:r>
           <w:rPr>
             <w:rStyle w:val="Hyperlink"/>
@@ -43891,8 +44763,8 @@
         <w:t xml:space="preserve">.</w:t>
       </w:r>
     </w:p>
-    <w:bookmarkEnd w:id="251"/>
-    <w:bookmarkStart w:id="253" w:name="ref_DavidsonDeneckere1986Long"/>
+    <w:bookmarkEnd w:id="264"/>
+    <w:bookmarkStart w:id="266" w:name="ref_DavidsonDeneckere1986Long"/>
     <w:p>
       <w:pPr>
         <w:pStyle w:val="Bibliography"/>
@@ -43928,7 +44800,7 @@
       <w:r>
         <w:t xml:space="preserve"> </w:t>
       </w:r>
-      <w:hyperlink r:id="rId252">
+      <w:hyperlink r:id="rId265">
         <w:r>
           <w:rPr>
             <w:rStyle w:val="Hyperlink"/>
@@ -43940,8 +44812,8 @@
         <w:t xml:space="preserve">.</w:t>
       </w:r>
     </w:p>
-    <w:bookmarkEnd w:id="253"/>
-    <w:bookmarkStart w:id="255" w:name="ref_DeLoeckerEeckhoutUnger2020Rise"/>
+    <w:bookmarkEnd w:id="266"/>
+    <w:bookmarkStart w:id="268" w:name="ref_DeLoeckerEeckhoutUnger2020Rise"/>
     <w:p>
       <w:pPr>
         <w:pStyle w:val="Bibliography"/>
@@ -43977,7 +44849,7 @@
       <w:r>
         <w:t xml:space="preserve"> </w:t>
       </w:r>
-      <w:hyperlink r:id="rId254">
+      <w:hyperlink r:id="rId267">
         <w:r>
           <w:rPr>
             <w:rStyle w:val="Hyperlink"/>
@@ -43989,8 +44861,8 @@
         <w:t xml:space="preserve">.</w:t>
       </w:r>
     </w:p>
-    <w:bookmarkEnd w:id="255"/>
-    <w:bookmarkStart w:id="257" w:name="ref_Dixit1980Role"/>
+    <w:bookmarkEnd w:id="268"/>
+    <w:bookmarkStart w:id="270" w:name="ref_Dixit1980Role"/>
     <w:p>
       <w:pPr>
         <w:pStyle w:val="Bibliography"/>
@@ -44026,7 +44898,7 @@
       <w:r>
         <w:t xml:space="preserve"> </w:t>
       </w:r>
-      <w:hyperlink r:id="rId256">
+      <w:hyperlink r:id="rId269">
         <w:r>
           <w:rPr>
             <w:rStyle w:val="Hyperlink"/>
@@ -44038,8 +44910,8 @@
         <w:t xml:space="preserve">.</w:t>
       </w:r>
     </w:p>
-    <w:bookmarkEnd w:id="257"/>
-    <w:bookmarkStart w:id="258" w:name="ref_Edgeworth1897Teoria"/>
+    <w:bookmarkEnd w:id="270"/>
+    <w:bookmarkStart w:id="271" w:name="ref_Edgeworth1897Teoria"/>
     <w:p>
       <w:pPr>
         <w:pStyle w:val="Bibliography"/>
@@ -44070,8 +44942,8 @@
         <w:t xml:space="preserve">, 2.ª época, 15: 13-31, 307-20, 405-14.</w:t>
       </w:r>
     </w:p>
-    <w:bookmarkEnd w:id="258"/>
-    <w:bookmarkStart w:id="260" w:name="ref_FarrellMaskin1989Renegotiation"/>
+    <w:bookmarkEnd w:id="271"/>
+    <w:bookmarkStart w:id="273" w:name="ref_FarrellMaskin1989Renegotiation"/>
     <w:p>
       <w:pPr>
         <w:pStyle w:val="Bibliography"/>
@@ -44107,7 +44979,7 @@
       <w:r>
         <w:t xml:space="preserve"> </w:t>
       </w:r>
-      <w:hyperlink r:id="rId259">
+      <w:hyperlink r:id="rId272">
         <w:r>
           <w:rPr>
             <w:rStyle w:val="Hyperlink"/>
@@ -44119,8 +44991,8 @@
         <w:t xml:space="preserve">.</w:t>
       </w:r>
     </w:p>
-    <w:bookmarkEnd w:id="260"/>
-    <w:bookmarkStart w:id="261" w:name="ref_Forchheimer1908Theoretisches"/>
+    <w:bookmarkEnd w:id="273"/>
+    <w:bookmarkStart w:id="274" w:name="ref_Forchheimer1908Theoretisches"/>
     <w:p>
       <w:pPr>
         <w:pStyle w:val="Bibliography"/>
@@ -44151,8 +45023,8 @@
         <w:t xml:space="preserve">.</w:t>
       </w:r>
     </w:p>
-    <w:bookmarkEnd w:id="261"/>
-    <w:bookmarkStart w:id="263" w:name="ref_Friedman1971Supergames"/>
+    <w:bookmarkEnd w:id="274"/>
+    <w:bookmarkStart w:id="276" w:name="ref_Friedman1971Supergames"/>
     <w:p>
       <w:pPr>
         <w:pStyle w:val="Bibliography"/>
@@ -44188,7 +45060,7 @@
       <w:r>
         <w:t xml:space="preserve"> </w:t>
       </w:r>
-      <w:hyperlink r:id="rId262">
+      <w:hyperlink r:id="rId275">
         <w:r>
           <w:rPr>
             <w:rStyle w:val="Hyperlink"/>
@@ -44200,8 +45072,8 @@
         <w:t xml:space="preserve">.</w:t>
       </w:r>
     </w:p>
-    <w:bookmarkEnd w:id="263"/>
-    <w:bookmarkStart w:id="265" w:name="ref_GalOr1985First"/>
+    <w:bookmarkEnd w:id="276"/>
+    <w:bookmarkStart w:id="278" w:name="ref_GalOr1985First"/>
     <w:p>
       <w:pPr>
         <w:pStyle w:val="Bibliography"/>
@@ -44237,7 +45109,7 @@
       <w:r>
         <w:t xml:space="preserve"> </w:t>
       </w:r>
-      <w:hyperlink r:id="rId264">
+      <w:hyperlink r:id="rId277">
         <w:r>
           <w:rPr>
             <w:rStyle w:val="Hyperlink"/>
@@ -44249,8 +45121,8 @@
         <w:t xml:space="preserve">.</w:t>
       </w:r>
     </w:p>
-    <w:bookmarkEnd w:id="265"/>
-    <w:bookmarkStart w:id="267" w:name="ref_Gibbons1992Game"/>
+    <w:bookmarkEnd w:id="278"/>
+    <w:bookmarkStart w:id="280" w:name="ref_Gibbons1992Game"/>
     <w:p>
       <w:pPr>
         <w:pStyle w:val="Bibliography"/>
@@ -44274,7 +45146,7 @@
       <w:r>
         <w:t xml:space="preserve"> </w:t>
       </w:r>
-      <w:hyperlink r:id="rId266">
+      <w:hyperlink r:id="rId279">
         <w:r>
           <w:rPr>
             <w:rStyle w:val="Hyperlink"/>
@@ -44286,8 +45158,8 @@
         <w:t xml:space="preserve">.</w:t>
       </w:r>
     </w:p>
-    <w:bookmarkEnd w:id="267"/>
-    <w:bookmarkStart w:id="268" w:name="ref_Gillies1959Solutions"/>
+    <w:bookmarkEnd w:id="280"/>
+    <w:bookmarkStart w:id="281" w:name="ref_Gillies1959Solutions"/>
     <w:p>
       <w:pPr>
         <w:pStyle w:val="Bibliography"/>
@@ -44318,8 +45190,8 @@
         <w:t xml:space="preserve">, editado por Albert W. Tucker y R. Duncan Luce, 47-85. Annals of Mathematics Studies 40. Princeton: Princeton University Press.</w:t>
       </w:r>
     </w:p>
-    <w:bookmarkEnd w:id="268"/>
-    <w:bookmarkStart w:id="270" w:name="ref_GreenPorter1984Noncooperative"/>
+    <w:bookmarkEnd w:id="281"/>
+    <w:bookmarkStart w:id="283" w:name="ref_GreenPorter1984Noncooperative"/>
     <w:p>
       <w:pPr>
         <w:pStyle w:val="Bibliography"/>
@@ -44355,7 +45227,7 @@
       <w:r>
         <w:t xml:space="preserve"> </w:t>
       </w:r>
-      <w:hyperlink r:id="rId269">
+      <w:hyperlink r:id="rId282">
         <w:r>
           <w:rPr>
             <w:rStyle w:val="Hyperlink"/>
@@ -44367,8 +45239,8 @@
         <w:t xml:space="preserve">.</w:t>
       </w:r>
     </w:p>
-    <w:bookmarkEnd w:id="270"/>
-    <w:bookmarkStart w:id="272" w:name="ref_Hahn1962Stability"/>
+    <w:bookmarkEnd w:id="283"/>
+    <w:bookmarkStart w:id="285" w:name="ref_Hahn1962Stability"/>
     <w:p>
       <w:pPr>
         <w:pStyle w:val="Bibliography"/>
@@ -44404,7 +45276,7 @@
       <w:r>
         <w:t xml:space="preserve"> </w:t>
       </w:r>
-      <w:hyperlink r:id="rId271">
+      <w:hyperlink r:id="rId284">
         <w:r>
           <w:rPr>
             <w:rStyle w:val="Hyperlink"/>
@@ -44416,8 +45288,8 @@
         <w:t xml:space="preserve">.</w:t>
       </w:r>
     </w:p>
-    <w:bookmarkEnd w:id="272"/>
-    <w:bookmarkStart w:id="274" w:name="ref_HaltiwangerHarrington1991Impact"/>
+    <w:bookmarkEnd w:id="285"/>
+    <w:bookmarkStart w:id="287" w:name="ref_HaltiwangerHarrington1991Impact"/>
     <w:p>
       <w:pPr>
         <w:pStyle w:val="Bibliography"/>
@@ -44453,7 +45325,7 @@
       <w:r>
         <w:t xml:space="preserve"> </w:t>
       </w:r>
-      <w:hyperlink r:id="rId273">
+      <w:hyperlink r:id="rId286">
         <w:r>
           <w:rPr>
             <w:rStyle w:val="Hyperlink"/>
@@ -44465,8 +45337,8 @@
         <w:t xml:space="preserve">.</w:t>
       </w:r>
     </w:p>
-    <w:bookmarkEnd w:id="274"/>
-    <w:bookmarkStart w:id="275" w:name="ref_Harsanyi1967Games"/>
+    <w:bookmarkEnd w:id="287"/>
+    <w:bookmarkStart w:id="288" w:name="ref_Harsanyi1967Games"/>
     <w:p>
       <w:pPr>
         <w:pStyle w:val="Bibliography"/>
@@ -44512,8 +45384,8 @@
         <w:t xml:space="preserve">14 (3, 5 y 7): 159-82, 320-34, 486-502.</w:t>
       </w:r>
     </w:p>
-    <w:bookmarkEnd w:id="275"/>
-    <w:bookmarkStart w:id="277" w:name="ref_IvaldiEtAl2003Tacit"/>
+    <w:bookmarkEnd w:id="288"/>
+    <w:bookmarkStart w:id="290" w:name="ref_IvaldiEtAl2003Tacit"/>
     <w:p>
       <w:pPr>
         <w:pStyle w:val="Bibliography"/>
@@ -44533,7 +45405,7 @@
       <w:r>
         <w:t xml:space="preserve"> </w:t>
       </w:r>
-      <w:hyperlink r:id="rId276">
+      <w:hyperlink r:id="rId289">
         <w:r>
           <w:rPr>
             <w:rStyle w:val="Hyperlink"/>
@@ -44545,8 +45417,8 @@
         <w:t xml:space="preserve">.</w:t>
       </w:r>
     </w:p>
-    <w:bookmarkEnd w:id="277"/>
-    <w:bookmarkStart w:id="279" w:name="ref_BOE2007LDC"/>
+    <w:bookmarkEnd w:id="290"/>
+    <w:bookmarkStart w:id="292" w:name="ref_BOE2007LDC"/>
     <w:p>
       <w:pPr>
         <w:pStyle w:val="Bibliography"/>
@@ -44566,7 +45438,7 @@
       <w:r>
         <w:t xml:space="preserve"> </w:t>
       </w:r>
-      <w:hyperlink r:id="rId278">
+      <w:hyperlink r:id="rId291">
         <w:r>
           <w:rPr>
             <w:rStyle w:val="Hyperlink"/>
@@ -44578,8 +45450,8 @@
         <w:t xml:space="preserve">.</w:t>
       </w:r>
     </w:p>
-    <w:bookmarkEnd w:id="279"/>
-    <w:bookmarkStart w:id="281" w:name="ref_KalaiSametStanford1988Note"/>
+    <w:bookmarkEnd w:id="292"/>
+    <w:bookmarkStart w:id="294" w:name="ref_KalaiSametStanford1988Note"/>
     <w:p>
       <w:pPr>
         <w:pStyle w:val="Bibliography"/>
@@ -44615,7 +45487,7 @@
       <w:r>
         <w:t xml:space="preserve"> </w:t>
       </w:r>
-      <w:hyperlink r:id="rId280">
+      <w:hyperlink r:id="rId293">
         <w:r>
           <w:rPr>
             <w:rStyle w:val="Hyperlink"/>
@@ -44627,8 +45499,8 @@
         <w:t xml:space="preserve">.</w:t>
       </w:r>
     </w:p>
-    <w:bookmarkEnd w:id="281"/>
-    <w:bookmarkStart w:id="283" w:name="ref_KrepsScheinkman1983Quantity"/>
+    <w:bookmarkEnd w:id="294"/>
+    <w:bookmarkStart w:id="296" w:name="ref_KrepsScheinkman1983Quantity"/>
     <w:p>
       <w:pPr>
         <w:pStyle w:val="Bibliography"/>
@@ -44664,7 +45536,7 @@
       <w:r>
         <w:t xml:space="preserve"> </w:t>
       </w:r>
-      <w:hyperlink r:id="rId282">
+      <w:hyperlink r:id="rId295">
         <w:r>
           <w:rPr>
             <w:rStyle w:val="Hyperlink"/>
@@ -44676,8 +45548,8 @@
         <w:t xml:space="preserve">.</w:t>
       </w:r>
     </w:p>
-    <w:bookmarkEnd w:id="283"/>
-    <w:bookmarkStart w:id="284" w:name="ref_Kuhn1953Extensive"/>
+    <w:bookmarkEnd w:id="296"/>
+    <w:bookmarkStart w:id="297" w:name="ref_Kuhn1953Extensive"/>
     <w:p>
       <w:pPr>
         <w:pStyle w:val="Bibliography"/>
@@ -44708,8 +45580,8 @@
         <w:t xml:space="preserve">, editado por Harold W. Kuhn y Albert W. Tucker, 193-216. Annals of Mathematics Studies 28. Princeton: Princeton University Press.</w:t>
       </w:r>
     </w:p>
-    <w:bookmarkEnd w:id="284"/>
-    <w:bookmarkStart w:id="286" w:name="ref_LandesPosner1981Market"/>
+    <w:bookmarkEnd w:id="297"/>
+    <w:bookmarkStart w:id="299" w:name="ref_LandesPosner1981Market"/>
     <w:p>
       <w:pPr>
         <w:pStyle w:val="Bibliography"/>
@@ -44745,7 +45617,7 @@
       <w:r>
         <w:t xml:space="preserve"> </w:t>
       </w:r>
-      <w:hyperlink r:id="rId285">
+      <w:hyperlink r:id="rId298">
         <w:r>
           <w:rPr>
             <w:rStyle w:val="Hyperlink"/>
@@ -44757,8 +45629,8 @@
         <w:t xml:space="preserve">.</w:t>
       </w:r>
     </w:p>
-    <w:bookmarkEnd w:id="286"/>
-    <w:bookmarkStart w:id="288" w:name="ref_LevitanShubik1972Price"/>
+    <w:bookmarkEnd w:id="299"/>
+    <w:bookmarkStart w:id="301" w:name="ref_LevitanShubik1972Price"/>
     <w:p>
       <w:pPr>
         <w:pStyle w:val="Bibliography"/>
@@ -44794,7 +45666,7 @@
       <w:r>
         <w:t xml:space="preserve"> </w:t>
       </w:r>
-      <w:hyperlink r:id="rId287">
+      <w:hyperlink r:id="rId300">
         <w:r>
           <w:rPr>
             <w:rStyle w:val="Hyperlink"/>
@@ -44806,8 +45678,8 @@
         <w:t xml:space="preserve">.</w:t>
       </w:r>
     </w:p>
-    <w:bookmarkEnd w:id="288"/>
-    <w:bookmarkStart w:id="289" w:name="ref_MasColellWhinstonGreen1995"/>
+    <w:bookmarkEnd w:id="301"/>
+    <w:bookmarkStart w:id="302" w:name="ref_MasColellWhinstonGreen1995"/>
     <w:p>
       <w:pPr>
         <w:pStyle w:val="Bibliography"/>
@@ -44829,8 +45701,8 @@
         <w:t xml:space="preserve">. Nueva York: Oxford University Press.</w:t>
       </w:r>
     </w:p>
-    <w:bookmarkEnd w:id="289"/>
-    <w:bookmarkStart w:id="291" w:name="ref_MaskinTirole1988DynamicII"/>
+    <w:bookmarkEnd w:id="302"/>
+    <w:bookmarkStart w:id="304" w:name="ref_MaskinTirole1988DynamicII"/>
     <w:p>
       <w:pPr>
         <w:pStyle w:val="Bibliography"/>
@@ -44866,7 +45738,7 @@
       <w:r>
         <w:t xml:space="preserve"> </w:t>
       </w:r>
-      <w:hyperlink r:id="rId290">
+      <w:hyperlink r:id="rId303">
         <w:r>
           <w:rPr>
             <w:rStyle w:val="Hyperlink"/>
@@ -44878,8 +45750,8 @@
         <w:t xml:space="preserve">.</w:t>
       </w:r>
     </w:p>
-    <w:bookmarkEnd w:id="291"/>
-    <w:bookmarkStart w:id="293" w:name="ref_Modigliani1958New"/>
+    <w:bookmarkEnd w:id="304"/>
+    <w:bookmarkStart w:id="306" w:name="ref_Modigliani1958New"/>
     <w:p>
       <w:pPr>
         <w:pStyle w:val="Bibliography"/>
@@ -44915,7 +45787,7 @@
       <w:r>
         <w:t xml:space="preserve"> </w:t>
       </w:r>
-      <w:hyperlink r:id="rId292">
+      <w:hyperlink r:id="rId305">
         <w:r>
           <w:rPr>
             <w:rStyle w:val="Hyperlink"/>
@@ -44927,8 +45799,8 @@
         <w:t xml:space="preserve">.</w:t>
       </w:r>
     </w:p>
-    <w:bookmarkEnd w:id="293"/>
-    <w:bookmarkStart w:id="295" w:name="ref_Motta2004Competition"/>
+    <w:bookmarkEnd w:id="306"/>
+    <w:bookmarkStart w:id="308" w:name="ref_Motta2004Competition"/>
     <w:p>
       <w:pPr>
         <w:pStyle w:val="Bibliography"/>
@@ -44952,7 +45824,7 @@
       <w:r>
         <w:t xml:space="preserve"> </w:t>
       </w:r>
-      <w:hyperlink r:id="rId294">
+      <w:hyperlink r:id="rId307">
         <w:r>
           <w:rPr>
             <w:rStyle w:val="Hyperlink"/>
@@ -44964,8 +45836,8 @@
         <w:t xml:space="preserve">.</w:t>
       </w:r>
     </w:p>
-    <w:bookmarkEnd w:id="295"/>
-    <w:bookmarkStart w:id="297" w:name="ref_MottaPolo2003Leniency"/>
+    <w:bookmarkEnd w:id="308"/>
+    <w:bookmarkStart w:id="310" w:name="ref_MottaPolo2003Leniency"/>
     <w:p>
       <w:pPr>
         <w:pStyle w:val="Bibliography"/>
@@ -45001,7 +45873,7 @@
       <w:r>
         <w:t xml:space="preserve"> </w:t>
       </w:r>
-      <w:hyperlink r:id="rId296">
+      <w:hyperlink r:id="rId309">
         <w:r>
           <w:rPr>
             <w:rStyle w:val="Hyperlink"/>
@@ -45013,8 +45885,8 @@
         <w:t xml:space="preserve">.</w:t>
       </w:r>
     </w:p>
-    <w:bookmarkEnd w:id="297"/>
-    <w:bookmarkStart w:id="299" w:name="ref_Nash1950Equilibrium"/>
+    <w:bookmarkEnd w:id="310"/>
+    <w:bookmarkStart w:id="312" w:name="ref_Nash1950Equilibrium"/>
     <w:p>
       <w:pPr>
         <w:pStyle w:val="Bibliography"/>
@@ -45050,7 +45922,7 @@
       <w:r>
         <w:t xml:space="preserve"> </w:t>
       </w:r>
-      <w:hyperlink r:id="rId298">
+      <w:hyperlink r:id="rId311">
         <w:r>
           <w:rPr>
             <w:rStyle w:val="Hyperlink"/>
@@ -45062,8 +45934,8 @@
         <w:t xml:space="preserve">.</w:t>
       </w:r>
     </w:p>
-    <w:bookmarkEnd w:id="299"/>
-    <w:bookmarkStart w:id="301" w:name="ref_Nash1950Bargaining"/>
+    <w:bookmarkEnd w:id="312"/>
+    <w:bookmarkStart w:id="314" w:name="ref_Nash1950Bargaining"/>
     <w:p>
       <w:pPr>
         <w:pStyle w:val="Bibliography"/>
@@ -45099,7 +45971,7 @@
       <w:r>
         <w:t xml:space="preserve"> </w:t>
       </w:r>
-      <w:hyperlink r:id="rId300">
+      <w:hyperlink r:id="rId313">
         <w:r>
           <w:rPr>
             <w:rStyle w:val="Hyperlink"/>
@@ -45111,8 +45983,8 @@
         <w:t xml:space="preserve">.</w:t>
       </w:r>
     </w:p>
-    <w:bookmarkEnd w:id="301"/>
-    <w:bookmarkStart w:id="302" w:name="ref_VonNeumannMorgenstern1944Theory"/>
+    <w:bookmarkEnd w:id="314"/>
+    <w:bookmarkStart w:id="315" w:name="ref_VonNeumannMorgenstern1944Theory"/>
     <w:p>
       <w:pPr>
         <w:pStyle w:val="Bibliography"/>
@@ -45134,8 +46006,8 @@
         <w:t xml:space="preserve">. Princeton: Princeton University Press.</w:t>
       </w:r>
     </w:p>
-    <w:bookmarkEnd w:id="302"/>
-    <w:bookmarkStart w:id="304" w:name="ref_Novshek1985Existence"/>
+    <w:bookmarkEnd w:id="315"/>
+    <w:bookmarkStart w:id="317" w:name="ref_Novshek1985Existence"/>
     <w:p>
       <w:pPr>
         <w:pStyle w:val="Bibliography"/>
@@ -45171,7 +46043,7 @@
       <w:r>
         <w:t xml:space="preserve"> </w:t>
       </w:r>
-      <w:hyperlink r:id="rId303">
+      <w:hyperlink r:id="rId316">
         <w:r>
           <w:rPr>
             <w:rStyle w:val="Hyperlink"/>
@@ -45183,8 +46055,8 @@
         <w:t xml:space="preserve">.</w:t>
       </w:r>
     </w:p>
-    <w:bookmarkEnd w:id="304"/>
-    <w:bookmarkStart w:id="306" w:name="ref_NowakSigmund1993Strategy"/>
+    <w:bookmarkEnd w:id="317"/>
+    <w:bookmarkStart w:id="319" w:name="ref_NowakSigmund1993Strategy"/>
     <w:p>
       <w:pPr>
         <w:pStyle w:val="Bibliography"/>
@@ -45220,7 +46092,7 @@
       <w:r>
         <w:t xml:space="preserve"> </w:t>
       </w:r>
-      <w:hyperlink r:id="rId305">
+      <w:hyperlink r:id="rId318">
         <w:r>
           <w:rPr>
             <w:rStyle w:val="Hyperlink"/>
@@ -45232,8 +46104,8 @@
         <w:t xml:space="preserve">.</w:t>
       </w:r>
     </w:p>
-    <w:bookmarkEnd w:id="306"/>
-    <w:bookmarkStart w:id="307" w:name="ref_PindyckRubinfeld2009Microeconomia"/>
+    <w:bookmarkEnd w:id="319"/>
+    <w:bookmarkStart w:id="320" w:name="ref_PindyckRubinfeld2009Microeconomia"/>
     <w:p>
       <w:pPr>
         <w:pStyle w:val="Bibliography"/>
@@ -45255,8 +46127,8 @@
         <w:t xml:space="preserve">. Traducido por Esther Rabasco y Luis Toharia. 7.ª ed. Madrid: Pearson Prentice Hall.</w:t>
       </w:r>
     </w:p>
-    <w:bookmarkEnd w:id="307"/>
-    <w:bookmarkStart w:id="309" w:name="ref_Porter1983Study"/>
+    <w:bookmarkEnd w:id="320"/>
+    <w:bookmarkStart w:id="322" w:name="ref_Porter1983Study"/>
     <w:p>
       <w:pPr>
         <w:pStyle w:val="Bibliography"/>
@@ -45292,7 +46164,7 @@
       <w:r>
         <w:t xml:space="preserve"> </w:t>
       </w:r>
-      <w:hyperlink r:id="rId308">
+      <w:hyperlink r:id="rId321">
         <w:r>
           <w:rPr>
             <w:rStyle w:val="Hyperlink"/>
@@ -45304,8 +46176,8 @@
         <w:t xml:space="preserve">.</w:t>
       </w:r>
     </w:p>
-    <w:bookmarkEnd w:id="309"/>
-    <w:bookmarkStart w:id="311" w:name="ref_RotembergSaloner1986Supergame"/>
+    <w:bookmarkEnd w:id="322"/>
+    <w:bookmarkStart w:id="324" w:name="ref_RotembergSaloner1986Supergame"/>
     <w:p>
       <w:pPr>
         <w:pStyle w:val="Bibliography"/>
@@ -45341,7 +46213,7 @@
       <w:r>
         <w:t xml:space="preserve"> </w:t>
       </w:r>
-      <w:hyperlink r:id="rId310">
+      <w:hyperlink r:id="rId323">
         <w:r>
           <w:rPr>
             <w:rStyle w:val="Hyperlink"/>
@@ -45353,8 +46225,8 @@
         <w:t xml:space="preserve">.</w:t>
       </w:r>
     </w:p>
-    <w:bookmarkEnd w:id="311"/>
-    <w:bookmarkStart w:id="313" w:name="ref_SalantSwitzerReynolds1983Losses"/>
+    <w:bookmarkEnd w:id="324"/>
+    <w:bookmarkStart w:id="326" w:name="ref_SalantSwitzerReynolds1983Losses"/>
     <w:p>
       <w:pPr>
         <w:pStyle w:val="Bibliography"/>
@@ -45390,7 +46262,7 @@
       <w:r>
         <w:t xml:space="preserve"> </w:t>
       </w:r>
-      <w:hyperlink r:id="rId312">
+      <w:hyperlink r:id="rId325">
         <w:r>
           <w:rPr>
             <w:rStyle w:val="Hyperlink"/>
@@ -45402,8 +46274,8 @@
         <w:t xml:space="preserve">.</w:t>
       </w:r>
     </w:p>
-    <w:bookmarkEnd w:id="313"/>
-    <w:bookmarkStart w:id="314" w:name="ref_Selten1965Spieltheoretische"/>
+    <w:bookmarkEnd w:id="326"/>
+    <w:bookmarkStart w:id="327" w:name="ref_Selten1965Spieltheoretische"/>
     <w:p>
       <w:pPr>
         <w:pStyle w:val="Bibliography"/>
@@ -45437,8 +46309,8 @@
         <w:t xml:space="preserve">121: 301-24.</w:t>
       </w:r>
     </w:p>
-    <w:bookmarkEnd w:id="314"/>
-    <w:bookmarkStart w:id="316" w:name="ref_Selten1973Simple"/>
+    <w:bookmarkEnd w:id="327"/>
+    <w:bookmarkStart w:id="329" w:name="ref_Selten1973Simple"/>
     <w:p>
       <w:pPr>
         <w:pStyle w:val="Bibliography"/>
@@ -45474,7 +46346,7 @@
       <w:r>
         <w:t xml:space="preserve"> </w:t>
       </w:r>
-      <w:hyperlink r:id="rId315">
+      <w:hyperlink r:id="rId328">
         <w:r>
           <w:rPr>
             <w:rStyle w:val="Hyperlink"/>
@@ -45486,8 +46358,8 @@
         <w:t xml:space="preserve">.</w:t>
       </w:r>
     </w:p>
-    <w:bookmarkEnd w:id="316"/>
-    <w:bookmarkStart w:id="318" w:name="ref_ShakedSutton1983Natural"/>
+    <w:bookmarkEnd w:id="329"/>
+    <w:bookmarkStart w:id="331" w:name="ref_ShakedSutton1983Natural"/>
     <w:p>
       <w:pPr>
         <w:pStyle w:val="Bibliography"/>
@@ -45523,7 +46395,7 @@
       <w:r>
         <w:t xml:space="preserve"> </w:t>
       </w:r>
-      <w:hyperlink r:id="rId317">
+      <w:hyperlink r:id="rId330">
         <w:r>
           <w:rPr>
             <w:rStyle w:val="Hyperlink"/>
@@ -45535,8 +46407,8 @@
         <w:t xml:space="preserve">.</w:t>
       </w:r>
     </w:p>
-    <w:bookmarkEnd w:id="318"/>
-    <w:bookmarkStart w:id="320" w:name="ref_Shapley1953Value"/>
+    <w:bookmarkEnd w:id="331"/>
+    <w:bookmarkStart w:id="333" w:name="ref_Shapley1953Value"/>
     <w:p>
       <w:pPr>
         <w:pStyle w:val="Bibliography"/>
@@ -45569,7 +46441,7 @@
       <w:r>
         <w:t xml:space="preserve"> </w:t>
       </w:r>
-      <w:hyperlink r:id="rId319">
+      <w:hyperlink r:id="rId332">
         <w:r>
           <w:rPr>
             <w:rStyle w:val="Hyperlink"/>
@@ -45581,8 +46453,8 @@
         <w:t xml:space="preserve">.</w:t>
       </w:r>
     </w:p>
-    <w:bookmarkEnd w:id="320"/>
-    <w:bookmarkStart w:id="322" w:name="ref_SinghVives1984Price"/>
+    <w:bookmarkEnd w:id="333"/>
+    <w:bookmarkStart w:id="335" w:name="ref_SinghVives1984Price"/>
     <w:p>
       <w:pPr>
         <w:pStyle w:val="Bibliography"/>
@@ -45618,7 +46490,7 @@
       <w:r>
         <w:t xml:space="preserve"> </w:t>
       </w:r>
-      <w:hyperlink r:id="rId321">
+      <w:hyperlink r:id="rId334">
         <w:r>
           <w:rPr>
             <w:rStyle w:val="Hyperlink"/>
@@ -45630,8 +46502,8 @@
         <w:t xml:space="preserve">.</w:t>
       </w:r>
     </w:p>
-    <w:bookmarkEnd w:id="322"/>
-    <w:bookmarkStart w:id="324" w:name="ref_Smith1776Wealth"/>
+    <w:bookmarkEnd w:id="335"/>
+    <w:bookmarkStart w:id="337" w:name="ref_Smith1776Wealth"/>
     <w:p>
       <w:pPr>
         <w:pStyle w:val="Bibliography"/>
@@ -45655,7 +46527,7 @@
       <w:r>
         <w:t xml:space="preserve"> </w:t>
       </w:r>
-      <w:hyperlink r:id="rId323">
+      <w:hyperlink r:id="rId336">
         <w:r>
           <w:rPr>
             <w:rStyle w:val="Hyperlink"/>
@@ -45667,8 +46539,8 @@
         <w:t xml:space="preserve">.</w:t>
       </w:r>
     </w:p>
-    <w:bookmarkEnd w:id="324"/>
-    <w:bookmarkStart w:id="326" w:name="ref_Snyder1996Dynamic"/>
+    <w:bookmarkEnd w:id="337"/>
+    <w:bookmarkStart w:id="339" w:name="ref_Snyder1996Dynamic"/>
     <w:p>
       <w:pPr>
         <w:pStyle w:val="Bibliography"/>
@@ -45704,7 +46576,7 @@
       <w:r>
         <w:t xml:space="preserve"> </w:t>
       </w:r>
-      <w:hyperlink r:id="rId325">
+      <w:hyperlink r:id="rId338">
         <w:r>
           <w:rPr>
             <w:rStyle w:val="Hyperlink"/>
@@ -45716,8 +46588,8 @@
         <w:t xml:space="preserve">.</w:t>
       </w:r>
     </w:p>
-    <w:bookmarkEnd w:id="326"/>
-    <w:bookmarkStart w:id="327" w:name="ref_Stackelberg1934Marktform"/>
+    <w:bookmarkEnd w:id="339"/>
+    <w:bookmarkStart w:id="340" w:name="ref_Stackelberg1934Marktform"/>
     <w:p>
       <w:pPr>
         <w:pStyle w:val="Bibliography"/>
@@ -45739,8 +46611,8 @@
         <w:t xml:space="preserve">. Viena: Julius Springer.</w:t>
       </w:r>
     </w:p>
-    <w:bookmarkEnd w:id="327"/>
-    <w:bookmarkStart w:id="328" w:name="ref_Stigler1950Monopoly"/>
+    <w:bookmarkEnd w:id="340"/>
+    <w:bookmarkStart w:id="341" w:name="ref_Stigler1950Monopoly"/>
     <w:p>
       <w:pPr>
         <w:pStyle w:val="Bibliography"/>
@@ -45774,8 +46646,8 @@
         <w:t xml:space="preserve">40 (2): 23-34.</w:t>
       </w:r>
     </w:p>
-    <w:bookmarkEnd w:id="328"/>
-    <w:bookmarkStart w:id="330" w:name="ref_Stigler1964Theory"/>
+    <w:bookmarkEnd w:id="341"/>
+    <w:bookmarkStart w:id="343" w:name="ref_Stigler1964Theory"/>
     <w:p>
       <w:pPr>
         <w:pStyle w:val="Bibliography"/>
@@ -45811,7 +46683,7 @@
       <w:r>
         <w:t xml:space="preserve"> </w:t>
       </w:r>
-      <w:hyperlink r:id="rId329">
+      <w:hyperlink r:id="rId342">
         <w:r>
           <w:rPr>
             <w:rStyle w:val="Hyperlink"/>
@@ -45823,8 +46695,8 @@
         <w:t xml:space="preserve">.</w:t>
       </w:r>
     </w:p>
-    <w:bookmarkEnd w:id="330"/>
-    <w:bookmarkStart w:id="332" w:name="ref_Nobel1994Nash"/>
+    <w:bookmarkEnd w:id="343"/>
+    <w:bookmarkStart w:id="345" w:name="ref_Nobel1994Nash"/>
     <w:p>
       <w:pPr>
         <w:pStyle w:val="Bibliography"/>
@@ -45844,7 +46716,7 @@
       <w:r>
         <w:t xml:space="preserve"> </w:t>
       </w:r>
-      <w:hyperlink r:id="rId331">
+      <w:hyperlink r:id="rId344">
         <w:r>
           <w:rPr>
             <w:rStyle w:val="Hyperlink"/>
@@ -45856,8 +46728,8 @@
         <w:t xml:space="preserve">.</w:t>
       </w:r>
     </w:p>
-    <w:bookmarkEnd w:id="332"/>
-    <w:bookmarkStart w:id="334" w:name="ref_Nobel2005AumannSchelling"/>
+    <w:bookmarkEnd w:id="345"/>
+    <w:bookmarkStart w:id="347" w:name="ref_Nobel2005AumannSchelling"/>
     <w:p>
       <w:pPr>
         <w:pStyle w:val="Bibliography"/>
@@ -45877,7 +46749,7 @@
       <w:r>
         <w:t xml:space="preserve"> </w:t>
       </w:r>
-      <w:hyperlink r:id="rId333">
+      <w:hyperlink r:id="rId346">
         <w:r>
           <w:rPr>
             <w:rStyle w:val="Hyperlink"/>
@@ -45889,8 +46761,8 @@
         <w:t xml:space="preserve">.</w:t>
       </w:r>
     </w:p>
-    <w:bookmarkEnd w:id="334"/>
-    <w:bookmarkStart w:id="336" w:name="ref_Theocharis1960Stability"/>
+    <w:bookmarkEnd w:id="347"/>
+    <w:bookmarkStart w:id="349" w:name="ref_Theocharis1960Stability"/>
     <w:p>
       <w:pPr>
         <w:pStyle w:val="Bibliography"/>
@@ -45926,7 +46798,7 @@
       <w:r>
         <w:t xml:space="preserve"> </w:t>
       </w:r>
-      <w:hyperlink r:id="rId335">
+      <w:hyperlink r:id="rId348">
         <w:r>
           <w:rPr>
             <w:rStyle w:val="Hyperlink"/>
@@ -45938,8 +46810,8 @@
         <w:t xml:space="preserve">.</w:t>
       </w:r>
     </w:p>
-    <w:bookmarkEnd w:id="336"/>
-    <w:bookmarkStart w:id="337" w:name="ref_Tirole1988Theory"/>
+    <w:bookmarkEnd w:id="349"/>
+    <w:bookmarkStart w:id="350" w:name="ref_Tirole1988Theory"/>
     <w:p>
       <w:pPr>
         <w:pStyle w:val="Bibliography"/>
@@ -45961,8 +46833,8 @@
         <w:t xml:space="preserve">. Cambridge (Massachusetts): MIT Press.</w:t>
       </w:r>
     </w:p>
-    <w:bookmarkEnd w:id="337"/>
-    <w:bookmarkStart w:id="339" w:name="ref_TJUE1993PastaPapel"/>
+    <w:bookmarkEnd w:id="350"/>
+    <w:bookmarkStart w:id="352" w:name="ref_TJUE1993PastaPapel"/>
     <w:p>
       <w:pPr>
         <w:pStyle w:val="Bibliography"/>
@@ -45982,7 +46854,7 @@
       <w:r>
         <w:t xml:space="preserve"> </w:t>
       </w:r>
-      <w:hyperlink r:id="rId338">
+      <w:hyperlink r:id="rId351">
         <w:r>
           <w:rPr>
             <w:rStyle w:val="Hyperlink"/>
@@ -45994,8 +46866,8 @@
         <w:t xml:space="preserve">.</w:t>
       </w:r>
     </w:p>
-    <w:bookmarkEnd w:id="339"/>
-    <w:bookmarkStart w:id="341" w:name="ref_UE2016TFUE"/>
+    <w:bookmarkEnd w:id="352"/>
+    <w:bookmarkStart w:id="354" w:name="ref_UE2016TFUE"/>
     <w:p>
       <w:pPr>
         <w:pStyle w:val="Bibliography"/>
@@ -46015,7 +46887,7 @@
       <w:r>
         <w:t xml:space="preserve"> </w:t>
       </w:r>
-      <w:hyperlink r:id="rId340">
+      <w:hyperlink r:id="rId353">
         <w:r>
           <w:rPr>
             <w:rStyle w:val="Hyperlink"/>
@@ -46027,8 +46899,8 @@
         <w:t xml:space="preserve">.</w:t>
       </w:r>
     </w:p>
-    <w:bookmarkEnd w:id="341"/>
-    <w:bookmarkStart w:id="342" w:name="ref_Vives1999Oligopoly"/>
+    <w:bookmarkEnd w:id="354"/>
+    <w:bookmarkStart w:id="355" w:name="ref_Vives1999Oligopoly"/>
     <w:p>
       <w:pPr>
         <w:pStyle w:val="Bibliography"/>
@@ -46050,9 +46922,9 @@
         <w:t xml:space="preserve">. Cambridge (Massachusetts): MIT Press.</w:t>
       </w:r>
     </w:p>
-    <w:bookmarkEnd w:id="342"/>
-    <w:bookmarkEnd w:id="343"/>
-    <w:bookmarkEnd w:id="344"/>
+    <w:bookmarkEnd w:id="355"/>
+    <w:bookmarkEnd w:id="356"/>
+    <w:bookmarkEnd w:id="357"/>
     <w:sectPr>
       <w:headerReference r:id="rId9" w:type="default"/>
       <w:footerReference r:id="rIdTceeB" w:type="default"/>
@@ -46637,7 +47509,7 @@
       </w:r>
     </w:p>
   </w:footnote>
-  <w:footnote w:id="41">
+  <w:footnote w:id="45">
     <w:p>
       <w:pPr>
         <w:pStyle w:val="FootnoteText"/>
@@ -46656,7 +47528,7 @@
       </w:r>
     </w:p>
   </w:footnote>
-  <w:footnote w:id="42">
+  <w:footnote w:id="46">
     <w:p>
       <w:pPr>
         <w:pStyle w:val="FootnoteText"/>
@@ -46675,7 +47547,7 @@
       </w:r>
     </w:p>
   </w:footnote>
-  <w:footnote w:id="44">
+  <w:footnote w:id="48">
     <w:p>
       <w:pPr>
         <w:pStyle w:val="FootnoteText"/>
@@ -46767,7 +47639,7 @@
       </w:r>
     </w:p>
   </w:footnote>
-  <w:footnote w:id="45">
+  <w:footnote w:id="49">
     <w:p>
       <w:pPr>
         <w:pStyle w:val="FootnoteText"/>
@@ -47053,18 +47925,18 @@
           <wp:inline>
             <wp:extent cx="2686050" cy="1346007"/>
             <wp:effectExtent b="0" l="0" r="0" t="0"/>
-            <wp:docPr descr="" title="" id="47" name="Picture"/>
+            <wp:docPr descr="" title="" id="51" name="Picture"/>
             <a:graphic>
               <a:graphicData uri="http://schemas.openxmlformats.org/drawingml/2006/picture">
                 <pic:pic>
                   <pic:nvPicPr>
-                    <pic:cNvPr descr="C:\Users\vgutierrez\Documents\src\victorgutierrezmarcos.github.io-revision\oposicion\temario\fuentes\3A19\graficos/sustitutos-complementos.png" id="48" name="Picture"/>
+                    <pic:cNvPr descr="C:\Users\vgutierrez\Documents\src\victorgutierrezmarcos.github.io-revision\oposicion\temario\fuentes\3A19\graficos/sustitutos-complementos.png" id="52" name="Picture"/>
                     <pic:cNvPicPr>
                       <a:picLocks noChangeArrowheads="1" noChangeAspect="1"/>
                     </pic:cNvPicPr>
                   </pic:nvPicPr>
                   <pic:blipFill>
-                    <a:blip r:embed="rId46"/>
+                    <a:blip r:embed="rId50"/>
                     <a:stretch>
                       <a:fillRect/>
                     </a:stretch>
@@ -47092,7 +47964,7 @@
       </w:r>
     </w:p>
   </w:footnote>
-  <w:footnote w:id="51">
+  <w:footnote w:id="55">
     <w:p>
       <w:pPr>
         <w:pStyle w:val="FootnoteText"/>
@@ -47147,7 +48019,7 @@
       </w:r>
     </w:p>
   </w:footnote>
-  <w:footnote w:id="54">
+  <w:footnote w:id="58">
     <w:p>
       <w:pPr>
         <w:pStyle w:val="FootnoteText"/>
@@ -47234,7 +48106,52 @@
       </w:r>
     </w:p>
   </w:footnote>
-  <w:footnote w:id="61">
+  <w:footnote w:id="60">
+    <w:p>
+      <w:pPr>
+        <w:pStyle w:val="FootnoteText"/>
+      </w:pPr>
+      <w:r>
+        <w:rPr>
+          <w:rStyle w:val="FootnoteReference"/>
+        </w:rPr>
+        <w:footnoteRef/>
+      </w:r>
+      <w:r>
+        <w:t xml:space="preserve"> </w:t>
+      </w:r>
+      <w:r>
+        <w:t xml:space="preserve">En la pizarra, este gráfico se deja: el de</w:t>
+      </w:r>
+      <w:r>
+        <w:t xml:space="preserve"> </w:t>
+      </w:r>
+      <w:r>
+        <w:rPr>
+          <w:smallCaps/>
+        </w:rPr>
+        <w:t xml:space="preserve">Stackelberg</w:t>
+      </w:r>
+      <w:r>
+        <w:t xml:space="preserve"> </w:t>
+      </w:r>
+      <w:r>
+        <w:t xml:space="preserve">(gráfico </w:t>
+      </w:r>
+      <w:hyperlink w:anchor="fig_stackelberg">
+        <w:r>
+          <w:rPr>
+            <w:rStyle w:val="Hyperlink"/>
+          </w:rPr>
+          <w:t xml:space="preserve">3</w:t>
+        </w:r>
+      </w:hyperlink>
+      <w:r>
+        <w:t xml:space="preserve">) parte de él.</w:t>
+      </w:r>
+    </w:p>
+  </w:footnote>
+  <w:footnote w:id="66">
     <w:p>
       <w:pPr>
         <w:pStyle w:val="FootnoteText"/>
@@ -47295,7 +48212,7 @@
       </w:r>
     </w:p>
   </w:footnote>
-  <w:footnote w:id="83">
+  <w:footnote w:id="92">
     <w:p>
       <w:pPr>
         <w:pStyle w:val="FootnoteText"/>
@@ -47328,7 +48245,7 @@
       </w:r>
     </w:p>
   </w:footnote>
-  <w:footnote w:id="86">
+  <w:footnote w:id="95">
     <w:p>
       <w:pPr>
         <w:pStyle w:val="FootnoteText"/>
@@ -47355,7 +48272,7 @@
       </w:r>
     </w:p>
   </w:footnote>
-  <w:footnote w:id="93">
+  <w:footnote w:id="102">
     <w:p>
       <w:pPr>
         <w:pStyle w:val="FootnoteText"/>
@@ -47392,7 +48309,7 @@
       </w:r>
     </w:p>
   </w:footnote>
-  <w:footnote w:id="116">
+  <w:footnote w:id="125">
     <w:p>
       <w:pPr>
         <w:pStyle w:val="FootnoteText"/>
@@ -47463,7 +48380,7 @@
       </w:r>
     </w:p>
   </w:footnote>
-  <w:footnote w:id="121">
+  <w:footnote w:id="130">
     <w:p>
       <w:pPr>
         <w:pStyle w:val="FootnoteText"/>
@@ -47496,7 +48413,7 @@
       </w:r>
     </w:p>
   </w:footnote>
-  <w:footnote w:id="123">
+  <w:footnote w:id="132">
     <w:p>
       <w:pPr>
         <w:pStyle w:val="FootnoteText"/>
@@ -47570,7 +48487,7 @@
       </w:r>
     </w:p>
   </w:footnote>
-  <w:footnote w:id="130">
+  <w:footnote w:id="139">
     <w:p>
       <w:pPr>
         <w:pStyle w:val="FootnoteText"/>
@@ -47642,7 +48559,7 @@
       </w:r>
     </w:p>
   </w:footnote>
-  <w:footnote w:id="152">
+  <w:footnote w:id="165">
     <w:p>
       <w:pPr>
         <w:pStyle w:val="FootnoteText"/>
@@ -47951,7 +48868,7 @@
       </w:r>
     </w:p>
   </w:footnote>
-  <w:footnote w:id="154">
+  <w:footnote w:id="167">
     <w:p>
       <w:pPr>
         <w:pStyle w:val="FootnoteText"/>
@@ -47983,7 +48900,7 @@
       <w:r>
         <w:t xml:space="preserve"> </w:t>
       </w:r>
-      <w:hyperlink r:id="rId155">
+      <w:hyperlink r:id="rId168">
         <w:r>
           <w:rPr>
             <w:rStyle w:val="Hyperlink"/>
@@ -47999,7 +48916,7 @@
       </w:r>
     </w:p>
   </w:footnote>
-  <w:footnote w:id="168">
+  <w:footnote w:id="181">
     <w:p>
       <w:pPr>
         <w:pStyle w:val="FootnoteText"/>
@@ -48107,7 +49024,7 @@
       </w:r>
     </w:p>
   </w:footnote>
-  <w:footnote w:id="170">
+  <w:footnote w:id="183">
     <w:p>
       <w:pPr>
         <w:pStyle w:val="FootnoteText"/>
@@ -48584,6 +49501,18 @@
     <w:abstractNumId w:val="991"/>
   </w:num>
   <w:num w:numId="1013">
+    <w:abstractNumId w:val="991"/>
+  </w:num>
+  <w:num w:numId="1014">
+    <w:abstractNumId w:val="991"/>
+  </w:num>
+  <w:num w:numId="1015">
+    <w:abstractNumId w:val="991"/>
+  </w:num>
+  <w:num w:numId="1016">
+    <w:abstractNumId w:val="991"/>
+  </w:num>
+  <w:num w:numId="1017">
     <w:abstractNumId w:val="99201"/>
     <w:lvlOverride w:ilvl="0">
       <w:startOverride w:val="1"/>
@@ -48613,18 +49542,6 @@
       <w:startOverride w:val="1"/>
     </w:lvlOverride>
   </w:num>
-  <w:num w:numId="1014">
-    <w:abstractNumId w:val="991"/>
-  </w:num>
-  <w:num w:numId="1015">
-    <w:abstractNumId w:val="991"/>
-  </w:num>
-  <w:num w:numId="1016">
-    <w:abstractNumId w:val="991"/>
-  </w:num>
-  <w:num w:numId="1017">
-    <w:abstractNumId w:val="991"/>
-  </w:num>
   <w:num w:numId="1018">
     <w:abstractNumId w:val="991"/>
   </w:num>
@@ -48638,6 +49555,18 @@
     <w:abstractNumId w:val="991"/>
   </w:num>
   <w:num w:numId="1022">
+    <w:abstractNumId w:val="991"/>
+  </w:num>
+  <w:num w:numId="1023">
+    <w:abstractNumId w:val="991"/>
+  </w:num>
+  <w:num w:numId="1024">
+    <w:abstractNumId w:val="991"/>
+  </w:num>
+  <w:num w:numId="1025">
+    <w:abstractNumId w:val="991"/>
+  </w:num>
+  <w:num w:numId="1026">
     <w:abstractNumId w:val="99201"/>
     <w:lvlOverride w:ilvl="0">
       <w:startOverride w:val="1"/>
@@ -48667,18 +49596,6 @@
       <w:startOverride w:val="1"/>
     </w:lvlOverride>
   </w:num>
-  <w:num w:numId="1023">
-    <w:abstractNumId w:val="991"/>
-  </w:num>
-  <w:num w:numId="1024">
-    <w:abstractNumId w:val="991"/>
-  </w:num>
-  <w:num w:numId="1025">
-    <w:abstractNumId w:val="991"/>
-  </w:num>
-  <w:num w:numId="1026">
-    <w:abstractNumId w:val="991"/>
-  </w:num>
   <w:num w:numId="1027">
     <w:abstractNumId w:val="991"/>
   </w:num>
@@ -48698,6 +49615,18 @@
     <w:abstractNumId w:val="991"/>
   </w:num>
   <w:num w:numId="1033">
+    <w:abstractNumId w:val="991"/>
+  </w:num>
+  <w:num w:numId="1034">
+    <w:abstractNumId w:val="991"/>
+  </w:num>
+  <w:num w:numId="1035">
+    <w:abstractNumId w:val="991"/>
+  </w:num>
+  <w:num w:numId="1036">
+    <w:abstractNumId w:val="991"/>
+  </w:num>
+  <w:num w:numId="1037">
     <w:abstractNumId w:val="99201"/>
     <w:lvlOverride w:ilvl="0">
       <w:startOverride w:val="1"/>
@@ -48727,18 +49656,6 @@
       <w:startOverride w:val="1"/>
     </w:lvlOverride>
   </w:num>
-  <w:num w:numId="1034">
-    <w:abstractNumId w:val="991"/>
-  </w:num>
-  <w:num w:numId="1035">
-    <w:abstractNumId w:val="991"/>
-  </w:num>
-  <w:num w:numId="1036">
-    <w:abstractNumId w:val="991"/>
-  </w:num>
-  <w:num w:numId="1037">
-    <w:abstractNumId w:val="991"/>
-  </w:num>
   <w:num w:numId="1038">
     <w:abstractNumId w:val="991"/>
   </w:num>
@@ -48746,34 +49663,7 @@
     <w:abstractNumId w:val="991"/>
   </w:num>
   <w:num w:numId="1040">
-    <w:abstractNumId w:val="99201"/>
-    <w:lvlOverride w:ilvl="0">
-      <w:startOverride w:val="1"/>
-    </w:lvlOverride>
-    <w:lvlOverride w:ilvl="1">
-      <w:startOverride w:val="1"/>
-    </w:lvlOverride>
-    <w:lvlOverride w:ilvl="2">
-      <w:startOverride w:val="1"/>
-    </w:lvlOverride>
-    <w:lvlOverride w:ilvl="3">
-      <w:startOverride w:val="1"/>
-    </w:lvlOverride>
-    <w:lvlOverride w:ilvl="4">
-      <w:startOverride w:val="1"/>
-    </w:lvlOverride>
-    <w:lvlOverride w:ilvl="5">
-      <w:startOverride w:val="1"/>
-    </w:lvlOverride>
-    <w:lvlOverride w:ilvl="6">
-      <w:startOverride w:val="1"/>
-    </w:lvlOverride>
-    <w:lvlOverride w:ilvl="7">
-      <w:startOverride w:val="1"/>
-    </w:lvlOverride>
-    <w:lvlOverride w:ilvl="8">
-      <w:startOverride w:val="1"/>
-    </w:lvlOverride>
+    <w:abstractNumId w:val="991"/>
   </w:num>
   <w:num w:numId="1041">
     <w:abstractNumId w:val="991"/>
@@ -48824,7 +49714,34 @@
     <w:abstractNumId w:val="991"/>
   </w:num>
   <w:num w:numId="1048">
-    <w:abstractNumId w:val="991"/>
+    <w:abstractNumId w:val="99201"/>
+    <w:lvlOverride w:ilvl="0">
+      <w:startOverride w:val="1"/>
+    </w:lvlOverride>
+    <w:lvlOverride w:ilvl="1">
+      <w:startOverride w:val="1"/>
+    </w:lvlOverride>
+    <w:lvlOverride w:ilvl="2">
+      <w:startOverride w:val="1"/>
+    </w:lvlOverride>
+    <w:lvlOverride w:ilvl="3">
+      <w:startOverride w:val="1"/>
+    </w:lvlOverride>
+    <w:lvlOverride w:ilvl="4">
+      <w:startOverride w:val="1"/>
+    </w:lvlOverride>
+    <w:lvlOverride w:ilvl="5">
+      <w:startOverride w:val="1"/>
+    </w:lvlOverride>
+    <w:lvlOverride w:ilvl="6">
+      <w:startOverride w:val="1"/>
+    </w:lvlOverride>
+    <w:lvlOverride w:ilvl="7">
+      <w:startOverride w:val="1"/>
+    </w:lvlOverride>
+    <w:lvlOverride w:ilvl="8">
+      <w:startOverride w:val="1"/>
+    </w:lvlOverride>
   </w:num>
   <w:num w:numId="1049">
     <w:abstractNumId w:val="991"/>
@@ -48899,6 +49816,18 @@
     <w:abstractNumId w:val="991"/>
   </w:num>
   <w:num w:numId="1073">
+    <w:abstractNumId w:val="991"/>
+  </w:num>
+  <w:num w:numId="1074">
+    <w:abstractNumId w:val="991"/>
+  </w:num>
+  <w:num w:numId="1075">
+    <w:abstractNumId w:val="991"/>
+  </w:num>
+  <w:num w:numId="1076">
+    <w:abstractNumId w:val="991"/>
+  </w:num>
+  <w:num w:numId="1077">
     <w:abstractNumId w:val="99201"/>
     <w:lvlOverride w:ilvl="0">
       <w:startOverride w:val="1"/>
@@ -48928,7 +49857,7 @@
       <w:startOverride w:val="1"/>
     </w:lvlOverride>
   </w:num>
-  <w:num w:numId="1074">
+  <w:num w:numId="1078">
     <w:abstractNumId w:val="99203"/>
     <w:lvlOverride w:ilvl="0">
       <w:startOverride w:val="3"/>
@@ -48958,18 +49887,6 @@
       <w:startOverride w:val="3"/>
     </w:lvlOverride>
   </w:num>
-  <w:num w:numId="1075">
-    <w:abstractNumId w:val="991"/>
-  </w:num>
-  <w:num w:numId="1076">
-    <w:abstractNumId w:val="991"/>
-  </w:num>
-  <w:num w:numId="1077">
-    <w:abstractNumId w:val="991"/>
-  </w:num>
-  <w:num w:numId="1078">
-    <w:abstractNumId w:val="991"/>
-  </w:num>
   <w:num w:numId="1079">
     <w:abstractNumId w:val="991"/>
   </w:num>
@@ -48977,34 +49894,7 @@
     <w:abstractNumId w:val="991"/>
   </w:num>
   <w:num w:numId="1081">
-    <w:abstractNumId w:val="99201"/>
-    <w:lvlOverride w:ilvl="0">
-      <w:startOverride w:val="1"/>
-    </w:lvlOverride>
-    <w:lvlOverride w:ilvl="1">
-      <w:startOverride w:val="1"/>
-    </w:lvlOverride>
-    <w:lvlOverride w:ilvl="2">
-      <w:startOverride w:val="1"/>
-    </w:lvlOverride>
-    <w:lvlOverride w:ilvl="3">
-      <w:startOverride w:val="1"/>
-    </w:lvlOverride>
-    <w:lvlOverride w:ilvl="4">
-      <w:startOverride w:val="1"/>
-    </w:lvlOverride>
-    <w:lvlOverride w:ilvl="5">
-      <w:startOverride w:val="1"/>
-    </w:lvlOverride>
-    <w:lvlOverride w:ilvl="6">
-      <w:startOverride w:val="1"/>
-    </w:lvlOverride>
-    <w:lvlOverride w:ilvl="7">
-      <w:startOverride w:val="1"/>
-    </w:lvlOverride>
-    <w:lvlOverride w:ilvl="8">
-      <w:startOverride w:val="1"/>
-    </w:lvlOverride>
+    <w:abstractNumId w:val="991"/>
   </w:num>
   <w:num w:numId="1082">
     <w:abstractNumId w:val="991"/>
@@ -49055,7 +49945,34 @@
     <w:abstractNumId w:val="991"/>
   </w:num>
   <w:num w:numId="1089">
-    <w:abstractNumId w:val="991"/>
+    <w:abstractNumId w:val="99201"/>
+    <w:lvlOverride w:ilvl="0">
+      <w:startOverride w:val="1"/>
+    </w:lvlOverride>
+    <w:lvlOverride w:ilvl="1">
+      <w:startOverride w:val="1"/>
+    </w:lvlOverride>
+    <w:lvlOverride w:ilvl="2">
+      <w:startOverride w:val="1"/>
+    </w:lvlOverride>
+    <w:lvlOverride w:ilvl="3">
+      <w:startOverride w:val="1"/>
+    </w:lvlOverride>
+    <w:lvlOverride w:ilvl="4">
+      <w:startOverride w:val="1"/>
+    </w:lvlOverride>
+    <w:lvlOverride w:ilvl="5">
+      <w:startOverride w:val="1"/>
+    </w:lvlOverride>
+    <w:lvlOverride w:ilvl="6">
+      <w:startOverride w:val="1"/>
+    </w:lvlOverride>
+    <w:lvlOverride w:ilvl="7">
+      <w:startOverride w:val="1"/>
+    </w:lvlOverride>
+    <w:lvlOverride w:ilvl="8">
+      <w:startOverride w:val="1"/>
+    </w:lvlOverride>
   </w:num>
   <w:num w:numId="1090">
     <w:abstractNumId w:val="991"/>
@@ -49079,6 +49996,18 @@
     <w:abstractNumId w:val="991"/>
   </w:num>
   <w:num w:numId="1097">
+    <w:abstractNumId w:val="991"/>
+  </w:num>
+  <w:num w:numId="1098">
+    <w:abstractNumId w:val="991"/>
+  </w:num>
+  <w:num w:numId="1099">
+    <w:abstractNumId w:val="991"/>
+  </w:num>
+  <w:num w:numId="1100">
+    <w:abstractNumId w:val="991"/>
+  </w:num>
+  <w:num w:numId="1101">
     <w:abstractNumId w:val="991"/>
   </w:num>
 </w:numbering>

--- a/oposicion/temario/tercer-ejercicio/3A19.docx
+++ b/oposicion/temario/tercer-ejercicio/3A19.docx
@@ -37,7 +37,7 @@
         <w:pStyle w:val="Paginasdeltema"/>
       </w:pPr>
       <w:r>
-        <w:t xml:space="preserve">Tema: 34 págs. · Anexos: 4 · Bibliografía: 5 (PDF)</w:t>
+        <w:t xml:space="preserve">Tema: 35 págs. · Anexos: 4 · Bibliografía: 5 (PDF)</w:t>
       </w:r>
     </w:p>
     <w:bookmarkStart w:id="38" w:name="introducci__n"/>
@@ -1842,6 +1842,7 @@
     <w:p>
       <w:pPr>
         <w:pStyle w:val="Esquema"/>
+        <w:keepLines/>
       </w:pPr>
       <w:r>
         <w:rPr>
@@ -2305,6 +2306,7 @@
     <w:p>
       <w:pPr>
         <w:pStyle w:val="Notaalopositor"/>
+        <w:keepLines/>
       </w:pPr>
       <w:r>
         <w:rPr>
@@ -2512,6 +2514,7 @@
     <w:p>
       <w:pPr>
         <w:pStyle w:val="Notaalopositor"/>
+        <w:keepLines/>
       </w:pPr>
       <w:r>
         <w:rPr>
@@ -3159,6 +3162,8 @@
     <w:p>
       <w:pPr>
         <w:pStyle w:val="Cajadeanotaciones"/>
+        <w:keepNext/>
+        <w:keepLines/>
       </w:pPr>
       <w:r>
         <w:rPr>
@@ -3189,6 +3194,8 @@
     <w:p>
       <w:pPr>
         <w:pStyle w:val="Cajadeanotaciones"/>
+        <w:keepNext/>
+        <w:keepLines/>
         <w:numPr>
           <w:ilvl w:val="0"/>
           <w:numId w:val="1014"/>
@@ -3284,6 +3291,8 @@
     <w:p>
       <w:pPr>
         <w:pStyle w:val="Cajadeanotaciones"/>
+        <w:keepNext/>
+        <w:keepLines/>
         <w:numPr>
           <w:ilvl w:val="0"/>
           <w:numId w:val="1014"/>
@@ -3330,6 +3339,7 @@
     <w:p>
       <w:pPr>
         <w:pStyle w:val="Cajadeanotaciones"/>
+        <w:keepLines/>
         <w:numPr>
           <w:ilvl w:val="0"/>
           <w:numId w:val="1014"/>
@@ -3456,10 +3466,12 @@
       </w:tblGrid>
       <w:tr>
         <w:trPr>
+          <w:cantSplit/>
           <w:tblHeader w:val="on"/>
         </w:trPr>
         <w:tc>
           <w:tcPr>
+            <w:shd w:val="clear" w:color="auto" w:fill="DDEBF7"/>
             <w:vAlign w:val="center"/>
           </w:tcPr>
           <w:p>
@@ -3478,6 +3490,7 @@
         </w:tc>
         <w:tc>
           <w:tcPr>
+            <w:shd w:val="clear" w:color="auto" w:fill="DDEBF7"/>
             <w:vAlign w:val="center"/>
           </w:tcPr>
           <w:p>
@@ -3496,6 +3509,7 @@
         </w:tc>
         <w:tc>
           <w:tcPr>
+            <w:shd w:val="clear" w:color="auto" w:fill="DDEBF7"/>
             <w:vAlign w:val="center"/>
           </w:tcPr>
           <w:p>
@@ -3514,6 +3528,9 @@
         </w:tc>
       </w:tr>
       <w:tr>
+        <w:trPr>
+          <w:cantSplit/>
+        </w:trPr>
         <w:tc>
           <w:tcPr>
             <w:vAlign w:val="center"/>
@@ -3567,6 +3584,9 @@
         </w:tc>
       </w:tr>
       <w:tr>
+        <w:trPr>
+          <w:cantSplit/>
+        </w:trPr>
         <w:tc>
           <w:tcPr>
             <w:vAlign w:val="center"/>
@@ -3620,6 +3640,9 @@
         </w:tc>
       </w:tr>
       <w:tr>
+        <w:trPr>
+          <w:cantSplit/>
+        </w:trPr>
         <w:tc>
           <w:tcPr>
             <w:vAlign w:val="center"/>
@@ -3673,8 +3696,12 @@
         </w:tc>
       </w:tr>
       <w:tr>
+        <w:trPr>
+          <w:cantSplit/>
+        </w:trPr>
         <w:tc>
           <w:tcPr>
+            <w:shd w:val="clear" w:color="auto" w:fill="FBE4D5"/>
             <w:vAlign w:val="center"/>
           </w:tcPr>
           <w:p>
@@ -3694,6 +3721,7 @@
         </w:tc>
         <w:tc>
           <w:tcPr>
+            <w:shd w:val="clear" w:color="auto" w:fill="FBE4D5"/>
             <w:vAlign w:val="center"/>
           </w:tcPr>
           <w:p>
@@ -3712,6 +3740,7 @@
         </w:tc>
         <w:tc>
           <w:tcPr>
+            <w:shd w:val="clear" w:color="auto" w:fill="FBE4D5"/>
             <w:vAlign w:val="center"/>
           </w:tcPr>
           <w:p>
@@ -3766,8 +3795,12 @@
         </w:tc>
       </w:tr>
       <w:tr>
+        <w:trPr>
+          <w:cantSplit/>
+        </w:trPr>
         <w:tc>
           <w:tcPr>
+            <w:shd w:val="clear" w:color="auto" w:fill="FBE4D5"/>
             <w:vAlign w:val="center"/>
           </w:tcPr>
           <w:p>
@@ -3787,6 +3820,7 @@
         </w:tc>
         <w:tc>
           <w:tcPr>
+            <w:shd w:val="clear" w:color="auto" w:fill="FBE4D5"/>
             <w:vAlign w:val="center"/>
           </w:tcPr>
           <w:p>
@@ -3805,6 +3839,7 @@
         </w:tc>
         <w:tc>
           <w:tcPr>
+            <w:shd w:val="clear" w:color="auto" w:fill="FBE4D5"/>
             <w:vAlign w:val="center"/>
           </w:tcPr>
           <w:p>
@@ -4592,6 +4627,7 @@
       </w:tblGrid>
       <w:tr>
         <w:trPr>
+          <w:cantSplit/>
           <w:tblHeader w:val="on"/>
         </w:trPr>
         <w:tc>
@@ -4602,6 +4638,7 @@
         </w:tc>
         <w:tc>
           <w:tcPr>
+            <w:shd w:val="clear" w:color="auto" w:fill="DDEBF7"/>
             <w:vAlign w:val="center"/>
           </w:tcPr>
           <w:p>
@@ -4626,6 +4663,7 @@
         </w:tc>
         <w:tc>
           <w:tcPr>
+            <w:shd w:val="clear" w:color="auto" w:fill="DDEBF7"/>
             <w:vAlign w:val="center"/>
           </w:tcPr>
           <w:p>
@@ -4650,6 +4688,9 @@
         </w:tc>
       </w:tr>
       <w:tr>
+        <w:trPr>
+          <w:cantSplit/>
+        </w:trPr>
         <w:tc>
           <w:tcPr>
             <w:vAlign w:val="center"/>
@@ -4800,6 +4841,9 @@
         </w:tc>
       </w:tr>
       <w:tr>
+        <w:trPr>
+          <w:cantSplit/>
+        </w:trPr>
         <w:tc>
           <w:tcPr>
             <w:vAlign w:val="center"/>
@@ -7723,6 +7767,8 @@
     <w:p>
       <w:pPr>
         <w:pStyle w:val="Cajadeanotaciones"/>
+        <w:keepNext/>
+        <w:keepLines/>
       </w:pPr>
       <w:r>
         <w:rPr>
@@ -7777,6 +7823,8 @@
     <w:p>
       <w:pPr>
         <w:pStyle w:val="Cajadeanotaciones"/>
+        <w:keepNext/>
+        <w:keepLines/>
         <w:numPr>
           <w:ilvl w:val="0"/>
           <w:numId w:val="1025"/>
@@ -7842,6 +7890,8 @@
     <w:p>
       <w:pPr>
         <w:pStyle w:val="Cajadeanotaciones"/>
+        <w:keepNext/>
+        <w:keepLines/>
         <w:numPr>
           <w:ilvl w:val="0"/>
           <w:numId w:val="1025"/>
@@ -7906,6 +7956,8 @@
     <w:p>
       <w:pPr>
         <w:pStyle w:val="Cajadeanotaciones"/>
+        <w:keepNext/>
+        <w:keepLines/>
         <w:numPr>
           <w:ilvl w:val="0"/>
           <w:numId w:val="1025"/>
@@ -8304,6 +8356,7 @@
     <w:p>
       <w:pPr>
         <w:pStyle w:val="Cajadeanotaciones"/>
+        <w:keepLines/>
         <w:numPr>
           <w:ilvl w:val="0"/>
           <w:numId w:val="1025"/>
@@ -8604,6 +8657,7 @@
     <w:p>
       <w:pPr>
         <w:pStyle w:val="Funcionclave"/>
+        <w:keepLines/>
       </w:pPr>
       <m:oMathPara>
         <m:oMathParaPr>
@@ -8928,6 +8982,89 @@
               <m:type m:val="bar"/>
             </m:fPr>
             <m:num>
+              <m:nary>
+                <m:naryPr>
+                  <m:chr m:val="∑"/>
+                  <m:limLoc m:val="undOvr"/>
+                  <m:subHide m:val="off"/>
+                  <m:supHide m:val="on"/>
+                </m:naryPr>
+                <m:sub>
+                  <m:r>
+                    <m:t>i</m:t>
+                  </m:r>
+                </m:sub>
+                <m:sup>
+                  <m:r>
+                    <m:t>​</m:t>
+                  </m:r>
+                </m:sup>
+                <m:e>
+                  <m:sSubSup>
+                    <m:e>
+                      <m:r>
+                        <m:t>s</m:t>
+                      </m:r>
+                    </m:e>
+                    <m:sub>
+                      <m:r>
+                        <m:t>i</m:t>
+                      </m:r>
+                    </m:sub>
+                    <m:sup>
+                      <m:r>
+                        <m:t>2</m:t>
+                      </m:r>
+                    </m:sup>
+                  </m:sSubSup>
+                </m:e>
+              </m:nary>
+            </m:num>
+            <m:den>
+              <m:d>
+                <m:dPr>
+                  <m:begChr m:val="|"/>
+                  <m:sepChr m:val=""/>
+                  <m:endChr m:val="|"/>
+                  <m:grow/>
+                </m:dPr>
+                <m:e>
+                  <m:sSub>
+                    <m:e>
+                      <m:r>
+                        <m:t>ε</m:t>
+                      </m:r>
+                    </m:e>
+                    <m:sub>
+                      <m:r>
+                        <m:t>Q</m:t>
+                      </m:r>
+                      <m:r>
+                        <m:rPr>
+                          <m:sty m:val="p"/>
+                        </m:rPr>
+                        <m:t>,</m:t>
+                      </m:r>
+                      <m:r>
+                        <m:t>p</m:t>
+                      </m:r>
+                    </m:sub>
+                  </m:sSub>
+                </m:e>
+              </m:d>
+            </m:den>
+          </m:f>
+          <m:r>
+            <m:rPr>
+              <m:sty m:val="p"/>
+            </m:rPr>
+            <m:t>=</m:t>
+          </m:r>
+          <m:f>
+            <m:fPr>
+              <m:type m:val="bar"/>
+            </m:fPr>
+            <m:num>
               <m:r>
                 <m:rPr>
                   <m:sty m:val="p"/>
@@ -8948,6 +9085,12 @@
               </m:r>
             </m:num>
             <m:den>
+              <m:r>
+                <m:t>10.000</m:t>
+              </m:r>
+              <m:r>
+                <m:t> </m:t>
+              </m:r>
               <m:d>
                 <m:dPr>
                   <m:begChr m:val="|"/>
@@ -9032,25 +9175,78 @@
               </m:r>
             </m:sup>
             <m:e>
-              <m:sSubSup>
+              <m:sSup>
                 <m:e>
-                  <m:r>
-                    <m:t>s</m:t>
-                  </m:r>
+                  <m:d>
+                    <m:dPr>
+                      <m:begChr m:val="("/>
+                      <m:sepChr m:val=""/>
+                      <m:endChr m:val=")"/>
+                      <m:grow/>
+                    </m:dPr>
+                    <m:e>
+                      <m:r>
+                        <m:t>100</m:t>
+                      </m:r>
+                      <m:r>
+                        <m:t> </m:t>
+                      </m:r>
+                      <m:sSub>
+                        <m:e>
+                          <m:r>
+                            <m:t>s</m:t>
+                          </m:r>
+                        </m:e>
+                        <m:sub>
+                          <m:r>
+                            <m:t>i</m:t>
+                          </m:r>
+                        </m:sub>
+                      </m:sSub>
+                    </m:e>
+                  </m:d>
                 </m:e>
-                <m:sub>
-                  <m:r>
-                    <m:t>i</m:t>
-                  </m:r>
-                </m:sub>
                 <m:sup>
                   <m:r>
                     <m:t>2</m:t>
                   </m:r>
                 </m:sup>
-              </m:sSubSup>
+              </m:sSup>
             </m:e>
           </m:nary>
+          <m:r>
+            <m:rPr>
+              <m:sty m:val="p"/>
+            </m:rPr>
+            <m:t>∈</m:t>
+          </m:r>
+          <m:r>
+            <m:rPr>
+              <m:sty m:val="p"/>
+            </m:rPr>
+            <m:t>(</m:t>
+          </m:r>
+          <m:r>
+            <m:t>0</m:t>
+          </m:r>
+          <m:r>
+            <m:rPr>
+              <m:sty m:val="p"/>
+            </m:rPr>
+            <m:t>;</m:t>
+          </m:r>
+          <m:r>
+            <m:t> </m:t>
+          </m:r>
+          <m:r>
+            <m:t>10.000</m:t>
+          </m:r>
+          <m:r>
+            <m:rPr>
+              <m:sty m:val="p"/>
+            </m:rPr>
+            <m:t>]</m:t>
+          </m:r>
           <m:r>
             <m:rPr>
               <m:sty m:val="p"/>
@@ -9092,6 +9288,12 @@
         <w:t xml:space="preserve"> </w:t>
       </w:r>
       <w:r>
+        <w:t xml:space="preserve">(HHI en inglés), que vale 10.000 en el monopolio</w:t>
+      </w:r>
+      <w:r>
+        <w:t xml:space="preserve"> </w:t>
+      </w:r>
+      <w:r>
         <w:t xml:space="preserve">(</w:t>
       </w:r>
       <w:hyperlink w:anchor="ref_CowlingWaterson1976Price">
@@ -9152,7 +9354,7 @@
         </w:r>
       </w:hyperlink>
       <w:r>
-        <w:t xml:space="preserve">. En la telefonía móvil en España, tras la fusión de Orange y MásMóvil, 4 operadores tienen el 96,8 % de las líneas y el IHH ronda 0,28 (2.770 en la escala de 0 a 10.000 que usan las autoridades)</w:t>
+        <w:t xml:space="preserve">. En la telefonía móvil en España, tras la fusión de Orange y MásMóvil, 4 operadores tienen el 96,8 % de las líneas y el IHH ronda 2.770</w:t>
       </w:r>
       <w:r>
         <w:t xml:space="preserve"> </w:t>
@@ -16447,6 +16649,7 @@
     <w:p>
       <w:pPr>
         <w:pStyle w:val="Cajadeanotaciones"/>
+        <w:keepLines/>
       </w:pPr>
       <w:r>
         <w:t xml:space="preserve">Vídeo de repaso, en inglés: «Duopoly Models: Bertrand and Edgeworth»,</w:t>
@@ -18256,6 +18459,7 @@
     <w:p>
       <w:pPr>
         <w:pStyle w:val="Cajadeanotaciones"/>
+        <w:keepLines/>
       </w:pPr>
       <w:r>
         <w:rPr>
@@ -18650,6 +18854,7 @@
       </w:tblGrid>
       <w:tr>
         <w:trPr>
+          <w:cantSplit/>
           <w:tblHeader w:val="on"/>
         </w:trPr>
         <w:tc>
@@ -18785,6 +18990,9 @@
         </w:tc>
       </w:tr>
       <w:tr>
+        <w:trPr>
+          <w:cantSplit/>
+        </w:trPr>
         <w:tc>
           <w:tcPr>
             <w:shd w:color="auto" w:fill="E7E6E6" w:val="clear"/>
@@ -18905,6 +19113,9 @@
         </w:tc>
       </w:tr>
       <w:tr>
+        <w:trPr>
+          <w:cantSplit/>
+        </w:trPr>
         <w:tc>
           <w:tcPr>
             <w:shd w:color="auto" w:fill="E7E6E6" w:val="clear"/>
@@ -19055,6 +19266,9 @@
         </w:tc>
       </w:tr>
       <w:tr>
+        <w:trPr>
+          <w:cantSplit/>
+        </w:trPr>
         <w:tc>
           <w:tcPr>
             <w:shd w:color="auto" w:fill="E7E6E6" w:val="clear"/>
@@ -19205,6 +19419,9 @@
         </w:tc>
       </w:tr>
       <w:tr>
+        <w:trPr>
+          <w:cantSplit/>
+        </w:trPr>
         <w:tc>
           <w:tcPr>
             <w:shd w:color="auto" w:fill="E7E6E6" w:val="clear"/>
@@ -19507,6 +19724,9 @@
         </w:tc>
       </w:tr>
       <w:tr>
+        <w:trPr>
+          <w:cantSplit/>
+        </w:trPr>
         <w:tc>
           <w:tcPr>
             <w:shd w:color="auto" w:fill="E7E6E6" w:val="clear"/>
@@ -19658,6 +19878,7 @@
     <w:p>
       <w:pPr>
         <w:pStyle w:val="Cajadeanotaciones"/>
+        <w:keepLines/>
       </w:pPr>
       <w:r>
         <w:rPr>
@@ -19780,6 +20001,7 @@
     <w:p>
       <w:pPr>
         <w:pStyle w:val="Notaalopositor"/>
+        <w:keepLines/>
       </w:pPr>
       <w:r>
         <w:rPr>
@@ -20923,6 +21145,7 @@
     <w:p>
       <w:pPr>
         <w:pStyle w:val="Funcionclave"/>
+        <w:keepLines/>
       </w:pPr>
       <m:oMathPara>
         <m:oMathParaPr>
@@ -22369,10 +22592,12 @@
       </w:tblGrid>
       <w:tr>
         <w:trPr>
+          <w:cantSplit/>
           <w:tblHeader w:val="on"/>
         </w:trPr>
         <w:tc>
           <w:tcPr>
+            <w:shd w:val="clear" w:color="auto" w:fill="DDEBF7"/>
             <w:vAlign w:val="center"/>
           </w:tcPr>
           <w:p>
@@ -22391,6 +22616,7 @@
         </w:tc>
         <w:tc>
           <w:tcPr>
+            <w:shd w:val="clear" w:color="auto" w:fill="DDEBF7"/>
             <w:vAlign w:val="center"/>
           </w:tcPr>
           <w:p>
@@ -22409,6 +22635,7 @@
         </w:tc>
         <w:tc>
           <w:tcPr>
+            <w:shd w:val="clear" w:color="auto" w:fill="DDEBF7"/>
             <w:vAlign w:val="center"/>
           </w:tcPr>
           <w:p>
@@ -22427,6 +22654,9 @@
         </w:tc>
       </w:tr>
       <w:tr>
+        <w:trPr>
+          <w:cantSplit/>
+        </w:trPr>
         <w:tc>
           <w:tcPr>
             <w:vAlign w:val="center"/>
@@ -22471,6 +22701,9 @@
         </w:tc>
       </w:tr>
       <w:tr>
+        <w:trPr>
+          <w:cantSplit/>
+        </w:trPr>
         <w:tc>
           <w:tcPr>
             <w:vAlign w:val="center"/>
@@ -22539,6 +22772,9 @@
         </w:tc>
       </w:tr>
       <w:tr>
+        <w:trPr>
+          <w:cantSplit/>
+        </w:trPr>
         <w:tc>
           <w:tcPr>
             <w:vAlign w:val="center"/>
@@ -22601,6 +22837,9 @@
         </w:tc>
       </w:tr>
       <w:tr>
+        <w:trPr>
+          <w:cantSplit/>
+        </w:trPr>
         <w:tc>
           <w:tcPr>
             <w:vAlign w:val="center"/>
@@ -22655,6 +22894,9 @@
         </w:tc>
       </w:tr>
       <w:tr>
+        <w:trPr>
+          <w:cantSplit/>
+        </w:trPr>
         <w:tc>
           <w:tcPr>
             <w:vAlign w:val="center"/>
@@ -24029,10 +24271,12 @@
       </w:tblGrid>
       <w:tr>
         <w:trPr>
+          <w:cantSplit/>
           <w:tblHeader w:val="on"/>
         </w:trPr>
         <w:tc>
           <w:tcPr>
+            <w:shd w:val="clear" w:color="auto" w:fill="DDEBF7"/>
             <w:vAlign w:val="center"/>
           </w:tcPr>
           <w:p>
@@ -24051,6 +24295,7 @@
         </w:tc>
         <w:tc>
           <w:tcPr>
+            <w:shd w:val="clear" w:color="auto" w:fill="DDEBF7"/>
             <w:vAlign w:val="center"/>
           </w:tcPr>
           <w:p>
@@ -24069,6 +24314,7 @@
         </w:tc>
         <w:tc>
           <w:tcPr>
+            <w:shd w:val="clear" w:color="auto" w:fill="DDEBF7"/>
             <w:vAlign w:val="center"/>
           </w:tcPr>
           <w:p>
@@ -24087,6 +24333,9 @@
         </w:tc>
       </w:tr>
       <w:tr>
+        <w:trPr>
+          <w:cantSplit/>
+        </w:trPr>
         <w:tc>
           <w:tcPr>
             <w:vAlign w:val="center"/>
@@ -24171,6 +24420,9 @@
         </w:tc>
       </w:tr>
       <w:tr>
+        <w:trPr>
+          <w:cantSplit/>
+        </w:trPr>
         <w:tc>
           <w:tcPr>
             <w:vAlign w:val="center"/>
@@ -24257,6 +24509,9 @@
         </w:tc>
       </w:tr>
       <w:tr>
+        <w:trPr>
+          <w:cantSplit/>
+        </w:trPr>
         <w:tc>
           <w:tcPr>
             <w:vAlign w:val="center"/>
@@ -24317,6 +24572,9 @@
         </w:tc>
       </w:tr>
       <w:tr>
+        <w:trPr>
+          <w:cantSplit/>
+        </w:trPr>
         <w:tc>
           <w:tcPr>
             <w:vAlign w:val="center"/>
@@ -24390,6 +24648,9 @@
         </w:tc>
       </w:tr>
       <w:tr>
+        <w:trPr>
+          <w:cantSplit/>
+        </w:trPr>
         <w:tc>
           <w:tcPr>
             <w:vAlign w:val="center"/>
@@ -24480,6 +24741,9 @@
         </w:tc>
       </w:tr>
       <w:tr>
+        <w:trPr>
+          <w:cantSplit/>
+        </w:trPr>
         <w:tc>
           <w:tcPr>
             <w:vAlign w:val="center"/>
@@ -24529,6 +24793,9 @@
         </w:tc>
       </w:tr>
       <w:tr>
+        <w:trPr>
+          <w:cantSplit/>
+        </w:trPr>
         <w:tc>
           <w:tcPr>
             <w:vAlign w:val="center"/>
@@ -24572,7 +24839,34 @@
               <w:jc w:val="left"/>
             </w:pPr>
             <w:r>
-              <w:t xml:space="preserve">reduce lo que gana el que se desvía, porque no capta toda la demanda de la rival, pero también la dureza del castigo; y, si es vertical, introduce asimetrías y resta transparencia</w:t>
+              <w:t xml:space="preserve">reduce lo que gana el que se desvía, porque no capta toda la demanda de la rival, pero también la dureza del castigo</w:t>
+            </w:r>
+            <w:r>
+              <w:t xml:space="preserve"> </w:t>
+            </w:r>
+            <w:r>
+              <w:t xml:space="preserve">(</w:t>
+            </w:r>
+            <w:hyperlink w:anchor="ref_Ross1992Cartel">
+              <w:r>
+                <w:rPr>
+                  <w:rStyle w:val="Hyperlink"/>
+                  <w:smallCaps/>
+                </w:rPr>
+                <w:t xml:space="preserve">Ross</w:t>
+              </w:r>
+              <w:r>
+                <w:rPr>
+                  <w:rStyle w:val="Hyperlink"/>
+                </w:rPr>
+                <w:t xml:space="preserve">, 1992</w:t>
+              </w:r>
+            </w:hyperlink>
+            <w:r>
+              <w:t xml:space="preserve">)</w:t>
+            </w:r>
+            <w:r>
+              <w:t xml:space="preserve">; y, si es vertical, introduce asimetrías y resta transparencia</w:t>
             </w:r>
             <w:r>
               <w:t xml:space="preserve"> </w:t>
@@ -24589,6 +24883,9 @@
         </w:tc>
       </w:tr>
       <w:tr>
+        <w:trPr>
+          <w:cantSplit/>
+        </w:trPr>
         <w:tc>
           <w:tcPr>
             <w:vAlign w:val="center"/>
@@ -24687,6 +24984,9 @@
         </w:tc>
       </w:tr>
       <w:tr>
+        <w:trPr>
+          <w:cantSplit/>
+        </w:trPr>
         <w:tc>
           <w:tcPr>
             <w:vAlign w:val="center"/>
@@ -24736,6 +25036,9 @@
         </w:tc>
       </w:tr>
       <w:tr>
+        <w:trPr>
+          <w:cantSplit/>
+        </w:trPr>
         <w:tc>
           <w:tcPr>
             <w:vAlign w:val="center"/>
@@ -24809,6 +25112,9 @@
         </w:tc>
       </w:tr>
       <w:tr>
+        <w:trPr>
+          <w:cantSplit/>
+        </w:trPr>
         <w:tc>
           <w:tcPr>
             <w:vAlign w:val="center"/>
@@ -24907,6 +25213,9 @@
         </w:tc>
       </w:tr>
       <w:tr>
+        <w:trPr>
+          <w:cantSplit/>
+        </w:trPr>
         <w:tc>
           <w:tcPr>
             <w:vAlign w:val="center"/>
@@ -24983,6 +25292,9 @@
         </w:tc>
       </w:tr>
       <w:tr>
+        <w:trPr>
+          <w:cantSplit/>
+        </w:trPr>
         <w:tc>
           <w:tcPr>
             <w:vAlign w:val="center"/>
@@ -25240,6 +25552,7 @@
     <w:p>
       <w:pPr>
         <w:pStyle w:val="Notaalopositor"/>
+        <w:keepLines/>
       </w:pPr>
       <w:r>
         <w:rPr>
@@ -27253,6 +27566,7 @@
       </w:tblGrid>
       <w:tr>
         <w:trPr>
+          <w:cantSplit/>
           <w:tblHeader w:val="on"/>
         </w:trPr>
         <w:tc>
@@ -27263,6 +27577,7 @@
         </w:tc>
         <w:tc>
           <w:tcPr>
+            <w:shd w:val="clear" w:color="auto" w:fill="DDEBF7"/>
             <w:vAlign w:val="center"/>
           </w:tcPr>
           <w:p>
@@ -27313,6 +27628,7 @@
         </w:tc>
         <w:tc>
           <w:tcPr>
+            <w:shd w:val="clear" w:color="auto" w:fill="DDEBF7"/>
             <w:vAlign w:val="center"/>
           </w:tcPr>
           <w:p>
@@ -27369,6 +27685,9 @@
         </w:tc>
       </w:tr>
       <w:tr>
+        <w:trPr>
+          <w:cantSplit/>
+        </w:trPr>
         <w:tc>
           <w:tcPr>
             <w:vAlign w:val="center"/>
@@ -27540,6 +27859,9 @@
         </w:tc>
       </w:tr>
       <w:tr>
+        <w:trPr>
+          <w:cantSplit/>
+        </w:trPr>
         <w:tc>
           <w:tcPr>
             <w:vAlign w:val="center"/>
@@ -27661,6 +27983,7 @@
         </w:tc>
         <w:tc>
           <w:tcPr>
+            <w:shd w:val="clear" w:color="auto" w:fill="E2EFD9"/>
             <w:vAlign w:val="center"/>
           </w:tcPr>
           <w:p>
@@ -35295,33 +35618,49 @@
         </m:r>
         <m:d>
           <m:dPr>
-            <m:begChr m:val="|"/>
+            <m:begChr m:val="("/>
             <m:sepChr m:val=""/>
-            <m:endChr m:val="|"/>
+            <m:endChr m:val=")"/>
             <m:grow/>
           </m:dPr>
           <m:e>
-            <m:sSub>
+            <m:r>
+              <m:t>10.000</m:t>
+            </m:r>
+            <m:r>
+              <m:t> </m:t>
+            </m:r>
+            <m:d>
+              <m:dPr>
+                <m:begChr m:val="|"/>
+                <m:sepChr m:val=""/>
+                <m:endChr m:val="|"/>
+                <m:grow/>
+              </m:dPr>
               <m:e>
-                <m:r>
-                  <m:t>ε</m:t>
-                </m:r>
+                <m:sSub>
+                  <m:e>
+                    <m:r>
+                      <m:t>ε</m:t>
+                    </m:r>
+                  </m:e>
+                  <m:sub>
+                    <m:r>
+                      <m:t>Q</m:t>
+                    </m:r>
+                    <m:r>
+                      <m:rPr>
+                        <m:sty m:val="p"/>
+                      </m:rPr>
+                      <m:t>,</m:t>
+                    </m:r>
+                    <m:r>
+                      <m:t>p</m:t>
+                    </m:r>
+                  </m:sub>
+                </m:sSub>
               </m:e>
-              <m:sub>
-                <m:r>
-                  <m:t>Q</m:t>
-                </m:r>
-                <m:r>
-                  <m:rPr>
-                    <m:sty m:val="p"/>
-                  </m:rPr>
-                  <m:t>,</m:t>
-                </m:r>
-                <m:r>
-                  <m:t>p</m:t>
-                </m:r>
-              </m:sub>
-            </m:sSub>
+            </m:d>
           </m:e>
         </m:d>
       </m:oMath>
@@ -38387,6 +38726,9 @@
         <w:gridCol w:w="1584"/>
       </w:tblGrid>
       <w:tr>
+        <w:trPr>
+          <w:cantSplit/>
+        </w:trPr>
         <w:tc>
           <w:tcPr>
             <w:vAlign w:val="center"/>
@@ -38396,6 +38738,7 @@
         <w:tc>
           <w:tcPr>
             <w:gridSpan w:val="2"/>
+            <w:shd w:val="clear" w:color="auto" w:fill="DDEBF7"/>
             <w:vAlign w:val="center"/>
           </w:tcPr>
           <w:p>
@@ -38415,6 +38758,7 @@
         <w:tc>
           <w:tcPr>
             <w:gridSpan w:val="2"/>
+            <w:shd w:val="clear" w:color="auto" w:fill="DDEBF7"/>
             <w:vAlign w:val="center"/>
           </w:tcPr>
           <w:p>
@@ -38433,6 +38777,9 @@
         </w:tc>
       </w:tr>
       <w:tr>
+        <w:trPr>
+          <w:cantSplit/>
+        </w:trPr>
         <w:tc>
           <w:tcPr>
             <w:vAlign w:val="center"/>
@@ -38441,6 +38788,7 @@
         </w:tc>
         <w:tc>
           <w:tcPr>
+            <w:shd w:val="clear" w:color="auto" w:fill="DDEBF7"/>
             <w:vAlign w:val="center"/>
           </w:tcPr>
           <w:p>
@@ -38459,6 +38807,7 @@
         </w:tc>
         <w:tc>
           <w:tcPr>
+            <w:shd w:val="clear" w:color="auto" w:fill="DDEBF7"/>
             <w:vAlign w:val="center"/>
           </w:tcPr>
           <w:p>
@@ -38477,6 +38826,7 @@
         </w:tc>
         <w:tc>
           <w:tcPr>
+            <w:shd w:val="clear" w:color="auto" w:fill="DDEBF7"/>
             <w:vAlign w:val="center"/>
           </w:tcPr>
           <w:p>
@@ -38495,6 +38845,7 @@
         </w:tc>
         <w:tc>
           <w:tcPr>
+            <w:shd w:val="clear" w:color="auto" w:fill="DDEBF7"/>
             <w:vAlign w:val="center"/>
           </w:tcPr>
           <w:p>
@@ -38513,6 +38864,9 @@
         </w:tc>
       </w:tr>
       <w:tr>
+        <w:trPr>
+          <w:cantSplit/>
+        </w:trPr>
         <w:tc>
           <w:tcPr>
             <w:vAlign w:val="center"/>
@@ -38722,6 +39076,9 @@
         </w:tc>
       </w:tr>
       <w:tr>
+        <w:trPr>
+          <w:cantSplit/>
+        </w:trPr>
         <w:tc>
           <w:tcPr>
             <w:vAlign w:val="center"/>
@@ -38822,6 +39179,9 @@
         </w:tc>
       </w:tr>
       <w:tr>
+        <w:trPr>
+          <w:cantSplit/>
+        </w:trPr>
         <w:tc>
           <w:tcPr>
             <w:vAlign w:val="center"/>
@@ -38922,6 +39282,9 @@
         </w:tc>
       </w:tr>
       <w:tr>
+        <w:trPr>
+          <w:cantSplit/>
+        </w:trPr>
         <w:tc>
           <w:tcPr>
             <w:vAlign w:val="center"/>
@@ -41609,955 +41972,17 @@
         </m:r>
         <m:d>
           <m:dPr>
-            <m:begChr m:val="|"/>
-            <m:sepChr m:val=""/>
-            <m:endChr m:val="|"/>
-            <m:grow/>
-          </m:dPr>
-          <m:e>
-            <m:sSub>
-              <m:e>
-                <m:r>
-                  <m:t>ε</m:t>
-                </m:r>
-              </m:e>
-              <m:sub>
-                <m:r>
-                  <m:t>Q</m:t>
-                </m:r>
-                <m:r>
-                  <m:rPr>
-                    <m:sty m:val="p"/>
-                  </m:rPr>
-                  <m:t>,</m:t>
-                </m:r>
-                <m:r>
-                  <m:t>p</m:t>
-                </m:r>
-              </m:sub>
-            </m:sSub>
-          </m:e>
-        </m:d>
-      </m:oMath>
-      <w:r>
-        <w:t xml:space="preserve">.</w:t>
-      </w:r>
-    </w:p>
-    <w:p>
-      <w:pPr>
-        <w:numPr>
-          <w:ilvl w:val="1"/>
-          <w:numId w:val="1100"/>
-        </w:numPr>
-      </w:pPr>
-      <w:r>
-        <w:t xml:space="preserve">Condiciones de</w:t>
-      </w:r>
-      <w:r>
-        <w:t xml:space="preserve"> </w:t>
-      </w:r>
-      <w:r>
-        <w:rPr>
-          <w:smallCaps/>
-        </w:rPr>
-        <w:t xml:space="preserve">Hahn</w:t>
-      </w:r>
-      <w:r>
-        <w:t xml:space="preserve"> </w:t>
-      </w:r>
-      <w:r>
-        <w:t xml:space="preserve">(1962):</w:t>
-      </w:r>
-      <w:r>
-        <w:t xml:space="preserve"> </w:t>
-      </w:r>
-      <m:oMath>
-        <m:d>
-          <m:dPr>
-            <m:begChr m:val="|"/>
-            <m:sepChr m:val=""/>
-            <m:endChr m:val="|"/>
-            <m:grow/>
-          </m:dPr>
-          <m:e>
-            <m:sSub>
-              <m:e>
-                <m:r>
-                  <m:t>R</m:t>
-                </m:r>
-              </m:e>
-              <m:sub>
-                <m:r>
-                  <m:t>i</m:t>
-                </m:r>
-              </m:sub>
-            </m:sSub>
-            <m:r>
-              <m:rPr>
-                <m:sty m:val="p"/>
-              </m:rPr>
-              <m:t>′</m:t>
-            </m:r>
-          </m:e>
-        </m:d>
-        <m:r>
-          <m:rPr>
-            <m:sty m:val="p"/>
-          </m:rPr>
-          <m:t>&lt;</m:t>
-        </m:r>
-        <m:r>
-          <m:t>1</m:t>
-        </m:r>
-      </m:oMath>
-      <w:r>
-        <w:t xml:space="preserve">; con demanda lineal,</w:t>
-      </w:r>
-      <w:r>
-        <w:t xml:space="preserve"> </w:t>
-      </w:r>
-      <m:oMath>
-        <m:sSub>
-          <m:e>
-            <m:r>
-              <m:t>R</m:t>
-            </m:r>
-          </m:e>
-          <m:sub>
-            <m:r>
-              <m:t>i</m:t>
-            </m:r>
-          </m:sub>
-        </m:sSub>
-        <m:r>
-          <m:rPr>
-            <m:sty m:val="p"/>
-          </m:rPr>
-          <m:t>′</m:t>
-        </m:r>
-        <m:r>
-          <m:rPr>
-            <m:sty m:val="p"/>
-          </m:rPr>
-          <m:t>=</m:t>
-        </m:r>
-        <m:r>
-          <m:rPr>
-            <m:sty m:val="p"/>
-          </m:rPr>
-          <m:t>−</m:t>
-        </m:r>
-        <m:r>
-          <m:t>1</m:t>
-        </m:r>
-        <m:r>
-          <m:rPr>
-            <m:sty m:val="p"/>
-          </m:rPr>
-          <m:t>/</m:t>
-        </m:r>
-        <m:r>
-          <m:t>2</m:t>
-        </m:r>
-      </m:oMath>
-      <w:r>
-        <w:t xml:space="preserve">.</w:t>
-      </w:r>
-    </w:p>
-    <w:p>
-      <w:pPr>
-        <w:numPr>
-          <w:ilvl w:val="1"/>
-          <w:numId w:val="1100"/>
-        </w:numPr>
-      </w:pPr>
-      <w:r>
-        <w:rPr>
-          <w:smallCaps/>
-        </w:rPr>
-        <w:t xml:space="preserve">Stackelberg</w:t>
-      </w:r>
-      <w:r>
-        <w:t xml:space="preserve">: la variación conjetural de la líder es negativa (</w:t>
-      </w:r>
-      <m:oMath>
-        <m:sSub>
-          <m:e>
-            <m:r>
-              <m:t>R</m:t>
-            </m:r>
-          </m:e>
-          <m:sub>
-            <m:r>
-              <m:t>2</m:t>
-            </m:r>
-          </m:sub>
-        </m:sSub>
-        <m:r>
-          <m:rPr>
-            <m:sty m:val="p"/>
-          </m:rPr>
-          <m:t>′</m:t>
-        </m:r>
-      </m:oMath>
-      <w:r>
-        <w:t xml:space="preserve">); la ventaja es de compromiso; es un ENPS.</w:t>
-      </w:r>
-    </w:p>
-    <w:p>
-      <w:pPr>
-        <w:numPr>
-          <w:ilvl w:val="1"/>
-          <w:numId w:val="1100"/>
-        </w:numPr>
-      </w:pPr>
-      <w:r>
-        <w:rPr>
-          <w:smallCaps/>
-        </w:rPr>
-        <w:t xml:space="preserve">Bertrand</w:t>
-      </w:r>
-      <w:r>
-        <w:t xml:space="preserve"> </w:t>
-      </w:r>
-      <w:r>
-        <w:t xml:space="preserve">(1883): con costes iguales y sin restricciones de capacidad,</w:t>
-      </w:r>
-      <w:r>
-        <w:t xml:space="preserve"> </w:t>
-      </w:r>
-      <m:oMath>
-        <m:r>
-          <m:t>p</m:t>
-        </m:r>
-        <m:r>
-          <m:rPr>
-            <m:sty m:val="p"/>
-          </m:rPr>
-          <m:t>=</m:t>
-        </m:r>
-        <m:r>
-          <m:t>c</m:t>
-        </m:r>
-      </m:oMath>
-      <w:r>
-        <w:t xml:space="preserve"> </w:t>
-      </w:r>
-      <w:r>
-        <w:t xml:space="preserve">(único EN); con</w:t>
-      </w:r>
-      <w:r>
-        <w:t xml:space="preserve"> </w:t>
-      </w:r>
-      <m:oMath>
-        <m:sSub>
-          <m:e>
-            <m:r>
-              <m:t>c</m:t>
-            </m:r>
-          </m:e>
-          <m:sub>
-            <m:r>
-              <m:t>1</m:t>
-            </m:r>
-          </m:sub>
-        </m:sSub>
-        <m:r>
-          <m:rPr>
-            <m:sty m:val="p"/>
-          </m:rPr>
-          <m:t>&lt;</m:t>
-        </m:r>
-        <m:sSub>
-          <m:e>
-            <m:r>
-              <m:t>c</m:t>
-            </m:r>
-          </m:e>
-          <m:sub>
-            <m:r>
-              <m:t>2</m:t>
-            </m:r>
-          </m:sub>
-        </m:sSub>
-      </m:oMath>
-      <w:r>
-        <w:t xml:space="preserve">,</w:t>
-      </w:r>
-      <w:r>
-        <w:t xml:space="preserve"> </w:t>
-      </w:r>
-      <m:oMath>
-        <m:r>
-          <m:t>p</m:t>
-        </m:r>
-      </m:oMath>
-      <w:r>
-        <w:t xml:space="preserve"> </w:t>
-      </w:r>
-      <w:r>
-        <w:t xml:space="preserve">un céntimo por debajo de</w:t>
-      </w:r>
-      <w:r>
-        <w:t xml:space="preserve"> </w:t>
-      </w:r>
-      <m:oMath>
-        <m:sSub>
-          <m:e>
-            <m:r>
-              <m:t>c</m:t>
-            </m:r>
-          </m:e>
-          <m:sub>
-            <m:r>
-              <m:t>2</m:t>
-            </m:r>
-          </m:sub>
-        </m:sSub>
-      </m:oMath>
-      <w:r>
-        <w:t xml:space="preserve"> </w:t>
-      </w:r>
-      <w:r>
-        <w:t xml:space="preserve">y vende solo la 1.</w:t>
-      </w:r>
-    </w:p>
-    <w:p>
-      <w:pPr>
-        <w:numPr>
-          <w:ilvl w:val="1"/>
-          <w:numId w:val="1100"/>
-        </w:numPr>
-      </w:pPr>
-      <w:r>
-        <w:rPr>
-          <w:smallCaps/>
-        </w:rPr>
-        <w:t xml:space="preserve">Edgeworth</w:t>
-      </w:r>
-      <w:r>
-        <w:t xml:space="preserve"> </w:t>
-      </w:r>
-      <w:r>
-        <w:t xml:space="preserve">(1897): con capacidad limitada no hay equilibrio en estrategias puras; ciclos.</w:t>
-      </w:r>
-    </w:p>
-    <w:p>
-      <w:pPr>
-        <w:numPr>
-          <w:ilvl w:val="1"/>
-          <w:numId w:val="1100"/>
-        </w:numPr>
-      </w:pPr>
-      <w:r>
-        <w:rPr>
-          <w:smallCaps/>
-        </w:rPr>
-        <w:t xml:space="preserve">Kreps</w:t>
-      </w:r>
-      <w:r>
-        <w:t xml:space="preserve"> </w:t>
-      </w:r>
-      <w:r>
-        <w:t xml:space="preserve">y</w:t>
-      </w:r>
-      <w:r>
-        <w:t xml:space="preserve"> </w:t>
-      </w:r>
-      <w:r>
-        <w:rPr>
-          <w:smallCaps/>
-        </w:rPr>
-        <w:t xml:space="preserve">Scheinkman</w:t>
-      </w:r>
-      <w:r>
-        <w:t xml:space="preserve"> </w:t>
-      </w:r>
-      <w:r>
-        <w:t xml:space="preserve">(1983): capacidad y después precios dan</w:t>
-      </w:r>
-      <w:r>
-        <w:t xml:space="preserve"> </w:t>
-      </w:r>
-      <w:r>
-        <w:rPr>
-          <w:smallCaps/>
-        </w:rPr>
-        <w:t xml:space="preserve">Cournot</w:t>
-      </w:r>
-      <w:r>
-        <w:t xml:space="preserve">, con racionamiento eficiente.</w:t>
-      </w:r>
-    </w:p>
-    <w:p>
-      <w:pPr>
-        <w:numPr>
-          <w:ilvl w:val="1"/>
-          <w:numId w:val="1100"/>
-        </w:numPr>
-      </w:pPr>
-      <w:r>
-        <w:t xml:space="preserve">Gatillo:</w:t>
-      </w:r>
-      <w:r>
-        <w:t xml:space="preserve"> </w:t>
-      </w:r>
-      <m:oMath>
-        <m:r>
-          <m:t>β</m:t>
-        </m:r>
-        <m:r>
-          <m:rPr>
-            <m:sty m:val="p"/>
-          </m:rPr>
-          <m:t>≥</m:t>
-        </m:r>
-        <m:d>
-          <m:dPr>
             <m:begChr m:val="("/>
             <m:sepChr m:val=""/>
             <m:endChr m:val=")"/>
             <m:grow/>
           </m:dPr>
           <m:e>
-            <m:sSup>
-              <m:e>
-                <m:r>
-                  <m:t>B</m:t>
-                </m:r>
-              </m:e>
-              <m:sup>
-                <m:r>
-                  <m:rPr>
-                    <m:sty m:val="p"/>
-                  </m:rPr>
-                  <m:t>D</m:t>
-                </m:r>
-              </m:sup>
-            </m:sSup>
-            <m:r>
-              <m:rPr>
-                <m:sty m:val="p"/>
-              </m:rPr>
-              <m:t>−</m:t>
-            </m:r>
-            <m:sSup>
-              <m:e>
-                <m:r>
-                  <m:t>B</m:t>
-                </m:r>
-              </m:e>
-              <m:sup>
-                <m:r>
-                  <m:rPr>
-                    <m:sty m:val="p"/>
-                  </m:rPr>
-                  <m:t>C</m:t>
-                </m:r>
-              </m:sup>
-            </m:sSup>
-          </m:e>
-        </m:d>
-        <m:r>
-          <m:rPr>
-            <m:sty m:val="p"/>
-          </m:rPr>
-          <m:t>/</m:t>
-        </m:r>
-        <m:d>
-          <m:dPr>
-            <m:begChr m:val="("/>
-            <m:sepChr m:val=""/>
-            <m:endChr m:val=")"/>
-            <m:grow/>
-          </m:dPr>
-          <m:e>
-            <m:sSup>
-              <m:e>
-                <m:r>
-                  <m:t>B</m:t>
-                </m:r>
-              </m:e>
-              <m:sup>
-                <m:r>
-                  <m:rPr>
-                    <m:sty m:val="p"/>
-                  </m:rPr>
-                  <m:t>D</m:t>
-                </m:r>
-              </m:sup>
-            </m:sSup>
-            <m:r>
-              <m:rPr>
-                <m:sty m:val="p"/>
-              </m:rPr>
-              <m:t>−</m:t>
-            </m:r>
-            <m:sSup>
-              <m:e>
-                <m:r>
-                  <m:t>B</m:t>
-                </m:r>
-              </m:e>
-              <m:sup>
-                <m:r>
-                  <m:rPr>
-                    <m:sty m:val="p"/>
-                  </m:rPr>
-                  <m:t>N</m:t>
-                </m:r>
-              </m:sup>
-            </m:sSup>
-          </m:e>
-        </m:d>
-      </m:oMath>
-      <w:r>
-        <w:t xml:space="preserve">;</w:t>
-      </w:r>
-      <w:r>
-        <w:t xml:space="preserve"> </w:t>
-      </w:r>
-      <w:r>
-        <w:rPr>
-          <w:smallCaps/>
-        </w:rPr>
-        <w:t xml:space="preserve">Bertrand</w:t>
-      </w:r>
-      <w:r>
-        <w:t xml:space="preserve">,</w:t>
-      </w:r>
-      <w:r>
-        <w:t xml:space="preserve"> </w:t>
-      </w:r>
-      <m:oMath>
-        <m:r>
-          <m:t>β</m:t>
-        </m:r>
-        <m:r>
-          <m:rPr>
-            <m:sty m:val="p"/>
-          </m:rPr>
-          <m:t>≥</m:t>
-        </m:r>
-        <m:r>
-          <m:t>1</m:t>
-        </m:r>
-        <m:r>
-          <m:rPr>
-            <m:sty m:val="p"/>
-          </m:rPr>
-          <m:t>−</m:t>
-        </m:r>
-        <m:r>
-          <m:t>1</m:t>
-        </m:r>
-        <m:r>
-          <m:rPr>
-            <m:sty m:val="p"/>
-          </m:rPr>
-          <m:t>/</m:t>
-        </m:r>
-        <m:r>
-          <m:t>n</m:t>
-        </m:r>
-      </m:oMath>
-      <w:r>
-        <w:t xml:space="preserve">;</w:t>
-      </w:r>
-      <w:r>
-        <w:t xml:space="preserve"> </w:t>
-      </w:r>
-      <w:r>
-        <w:rPr>
-          <w:smallCaps/>
-        </w:rPr>
-        <w:t xml:space="preserve">Cournot</w:t>
-      </w:r>
-      <w:r>
-        <w:t xml:space="preserve"> </w:t>
-      </w:r>
-      <w:r>
-        <w:t xml:space="preserve">lineal,</w:t>
-      </w:r>
-      <w:r>
-        <w:t xml:space="preserve"> </w:t>
-      </w:r>
-      <m:oMath>
-        <m:r>
-          <m:t>β</m:t>
-        </m:r>
-        <m:r>
-          <m:rPr>
-            <m:sty m:val="p"/>
-          </m:rPr>
-          <m:t>≥</m:t>
-        </m:r>
-        <m:r>
-          <m:t>9</m:t>
-        </m:r>
-        <m:r>
-          <m:rPr>
-            <m:sty m:val="p"/>
-          </m:rPr>
-          <m:t>/</m:t>
-        </m:r>
-        <m:r>
-          <m:t>17</m:t>
-        </m:r>
-      </m:oMath>
-      <w:r>
-        <w:t xml:space="preserve">.</w:t>
-      </w:r>
-    </w:p>
-    <w:p>
-      <w:pPr>
-        <w:numPr>
-          <w:ilvl w:val="1"/>
-          <w:numId w:val="1100"/>
-        </w:numPr>
-      </w:pPr>
-      <w:r>
-        <w:rPr>
-          <w:smallCaps/>
-        </w:rPr>
-        <w:t xml:space="preserve">Stigler</w:t>
-      </w:r>
-      <w:r>
-        <w:t xml:space="preserve"> </w:t>
-      </w:r>
-      <w:r>
-        <w:t xml:space="preserve">(1964), detección de rebajas secretas;</w:t>
-      </w:r>
-      <w:r>
-        <w:t xml:space="preserve"> </w:t>
-      </w:r>
-      <w:r>
-        <w:rPr>
-          <w:smallCaps/>
-        </w:rPr>
-        <w:t xml:space="preserve">Green</w:t>
-      </w:r>
-      <w:r>
-        <w:t xml:space="preserve"> </w:t>
-      </w:r>
-      <w:r>
-        <w:t xml:space="preserve">y</w:t>
-      </w:r>
-      <w:r>
-        <w:t xml:space="preserve"> </w:t>
-      </w:r>
-      <w:r>
-        <w:rPr>
-          <w:smallCaps/>
-        </w:rPr>
-        <w:t xml:space="preserve">Porter</w:t>
-      </w:r>
-      <w:r>
-        <w:t xml:space="preserve"> </w:t>
-      </w:r>
-      <w:r>
-        <w:t xml:space="preserve">(1984), guerras de precios en equilibrio con demanda incierta;</w:t>
-      </w:r>
-      <w:r>
-        <w:t xml:space="preserve"> </w:t>
-      </w:r>
-      <w:r>
-        <w:rPr>
-          <w:smallCaps/>
-        </w:rPr>
-        <w:t xml:space="preserve">Rotemberg</w:t>
-      </w:r>
-      <w:r>
-        <w:t xml:space="preserve"> </w:t>
-      </w:r>
-      <w:r>
-        <w:t xml:space="preserve">y</w:t>
-      </w:r>
-      <w:r>
-        <w:t xml:space="preserve"> </w:t>
-      </w:r>
-      <w:r>
-        <w:rPr>
-          <w:smallCaps/>
-        </w:rPr>
-        <w:t xml:space="preserve">Saloner</w:t>
-      </w:r>
-      <w:r>
-        <w:t xml:space="preserve"> </w:t>
-      </w:r>
-      <w:r>
-        <w:t xml:space="preserve">(1986), guerras de precios en los auges.</w:t>
-      </w:r>
-    </w:p>
-    <w:p>
-      <w:pPr>
-        <w:numPr>
-          <w:ilvl w:val="1"/>
-          <w:numId w:val="1100"/>
-        </w:numPr>
-      </w:pPr>
-      <w:r>
-        <w:t xml:space="preserve">Cártel:</w:t>
-      </w:r>
-      <w:r>
-        <w:t xml:space="preserve"> </w:t>
-      </w:r>
-      <m:oMath>
-        <m:r>
-          <m:rPr>
-            <m:sty m:val="p"/>
-          </m:rPr>
-          <m:t>I</m:t>
-        </m:r>
-        <m:r>
-          <m:rPr>
-            <m:sty m:val="p"/>
-          </m:rPr>
-          <m:t>M</m:t>
-        </m:r>
-        <m:r>
-          <m:rPr>
-            <m:sty m:val="p"/>
-          </m:rPr>
-          <m:t>g</m:t>
-        </m:r>
-        <m:d>
-          <m:dPr>
-            <m:begChr m:val="("/>
-            <m:sepChr m:val=""/>
-            <m:endChr m:val=")"/>
-            <m:grow/>
-          </m:dPr>
-          <m:e>
-            <m:r>
-              <m:t>Q</m:t>
-            </m:r>
-          </m:e>
-        </m:d>
-        <m:r>
-          <m:rPr>
-            <m:sty m:val="p"/>
-          </m:rPr>
-          <m:t>=</m:t>
-        </m:r>
-        <m:sSub>
-          <m:e>
-            <m:r>
-              <m:rPr>
-                <m:sty m:val="p"/>
-              </m:rPr>
-              <m:t>C</m:t>
-            </m:r>
-            <m:r>
-              <m:rPr>
-                <m:sty m:val="p"/>
-              </m:rPr>
-              <m:t>M</m:t>
-            </m:r>
-            <m:r>
-              <m:rPr>
-                <m:sty m:val="p"/>
-              </m:rPr>
-              <m:t>g</m:t>
-            </m:r>
-          </m:e>
-          <m:sub>
-            <m:r>
-              <m:t>1</m:t>
-            </m:r>
-          </m:sub>
-        </m:sSub>
-        <m:r>
-          <m:rPr>
-            <m:sty m:val="p"/>
-          </m:rPr>
-          <m:t>=</m:t>
-        </m:r>
-        <m:sSub>
-          <m:e>
-            <m:r>
-              <m:rPr>
-                <m:sty m:val="p"/>
-              </m:rPr>
-              <m:t>C</m:t>
-            </m:r>
-            <m:r>
-              <m:rPr>
-                <m:sty m:val="p"/>
-              </m:rPr>
-              <m:t>M</m:t>
-            </m:r>
-            <m:r>
-              <m:rPr>
-                <m:sty m:val="p"/>
-              </m:rPr>
-              <m:t>g</m:t>
-            </m:r>
-          </m:e>
-          <m:sub>
-            <m:r>
-              <m:t>2</m:t>
-            </m:r>
-          </m:sub>
-        </m:sSub>
-      </m:oMath>
-      <w:r>
-        <w:t xml:space="preserve">; paradoja de las fusiones:</w:t>
-      </w:r>
-      <w:r>
-        <w:t xml:space="preserve"> </w:t>
-      </w:r>
-      <w:r>
-        <w:rPr>
-          <w:smallCaps/>
-        </w:rPr>
-        <w:t xml:space="preserve">Salant</w:t>
-      </w:r>
-      <w:r>
-        <w:t xml:space="preserve">,</w:t>
-      </w:r>
-      <w:r>
-        <w:t xml:space="preserve"> </w:t>
-      </w:r>
-      <w:r>
-        <w:rPr>
-          <w:smallCaps/>
-        </w:rPr>
-        <w:t xml:space="preserve">Switzer</w:t>
-      </w:r>
-      <w:r>
-        <w:t xml:space="preserve"> </w:t>
-      </w:r>
-      <w:r>
-        <w:t xml:space="preserve">y</w:t>
-      </w:r>
-      <w:r>
-        <w:t xml:space="preserve"> </w:t>
-      </w:r>
-      <w:r>
-        <w:rPr>
-          <w:smallCaps/>
-        </w:rPr>
-        <w:t xml:space="preserve">Reynolds</w:t>
-      </w:r>
-      <w:r>
-        <w:t xml:space="preserve"> </w:t>
-      </w:r>
-      <w:r>
-        <w:t xml:space="preserve">(1983); estabilidad interna y externa:</w:t>
-      </w:r>
-      <w:r>
-        <w:t xml:space="preserve"> </w:t>
-      </w:r>
-      <w:r>
-        <w:rPr>
-          <w:smallCaps/>
-        </w:rPr>
-        <w:t xml:space="preserve">d’Aspremont</w:t>
-      </w:r>
-      <w:r>
-        <w:t xml:space="preserve"> </w:t>
-      </w:r>
-      <w:r>
-        <w:t xml:space="preserve">y otros (1983).</w:t>
-      </w:r>
-    </w:p>
-    <w:p>
-      <w:pPr>
-        <w:numPr>
-          <w:ilvl w:val="1"/>
-          <w:numId w:val="1100"/>
-        </w:numPr>
-      </w:pPr>
-      <w:r>
-        <w:t xml:space="preserve">Mercados impugnables: sin costes hundidos, misma tecnología y retardo de reacción de las instaladas (no hace falta que haya rendimientos constantes).</w:t>
-      </w:r>
-    </w:p>
-    <w:p>
-      <w:pPr>
-        <w:numPr>
-          <w:ilvl w:val="1"/>
-          <w:numId w:val="1100"/>
-        </w:numPr>
-      </w:pPr>
-      <w:r>
-        <w:t xml:space="preserve">Clemencia en España (arts. 65 y 66 de la Ley 15/2007): exención para la primera; reducciones del 30-50 %, del 20-30 % y de hasta el 20 %.</w:t>
-      </w:r>
-    </w:p>
-    <w:p>
-      <w:pPr>
-        <w:keepNext/>
-        <w:numPr>
-          <w:ilvl w:val="0"/>
-          <w:numId w:val="1099"/>
-        </w:numPr>
-      </w:pPr>
-      <w:r>
-        <w:rPr>
-          <w:i/>
-          <w:iCs/>
-        </w:rPr>
-        <w:t xml:space="preserve">Preguntas del tribunal en otros exámenes</w:t>
-      </w:r>
-      <w:r>
-        <w:t xml:space="preserve">:</w:t>
-      </w:r>
-    </w:p>
-    <w:p>
-      <w:pPr>
-        <w:numPr>
-          <w:ilvl w:val="1"/>
-          <w:numId w:val="1101"/>
-        </w:numPr>
-      </w:pPr>
-      <w:r>
-        <w:rPr>
-          <w:i/>
-          <w:iCs/>
-        </w:rPr>
-        <w:t xml:space="preserve">¿Qué sucede cuando compiten más de 2 empresas?</w:t>
-      </w:r>
-      <w:r>
-        <w:t xml:space="preserve"> </w:t>
-      </w:r>
-      <w:r>
-        <w:t xml:space="preserve">En</w:t>
-      </w:r>
-      <w:r>
-        <w:t xml:space="preserve"> </w:t>
-      </w:r>
-      <w:r>
-        <w:rPr>
-          <w:smallCaps/>
-        </w:rPr>
-        <w:t xml:space="preserve">Cournot</w:t>
-      </w:r>
-      <w:r>
-        <w:t xml:space="preserve">, el precio baja hacia el coste marginal y el margen de cada empresa,</w:t>
-      </w:r>
-      <w:r>
-        <w:t xml:space="preserve"> </w:t>
-      </w:r>
-      <m:oMath>
-        <m:r>
-          <m:t>1</m:t>
-        </m:r>
-        <m:r>
-          <m:rPr>
-            <m:sty m:val="p"/>
-          </m:rPr>
-          <m:t>/</m:t>
-        </m:r>
-        <m:d>
-          <m:dPr>
-            <m:begChr m:val="("/>
-            <m:sepChr m:val=""/>
-            <m:endChr m:val=")"/>
-            <m:grow/>
-          </m:dPr>
-          <m:e>
-            <m:r>
-              <m:t>n</m:t>
+            <m:r>
+              <m:t>10.000</m:t>
+            </m:r>
+            <m:r>
+              <m:t> </m:t>
             </m:r>
             <m:d>
               <m:dPr>
@@ -42594,6 +42019,960 @@
         </m:d>
       </m:oMath>
       <w:r>
+        <w:t xml:space="preserve">.</w:t>
+      </w:r>
+    </w:p>
+    <w:p>
+      <w:pPr>
+        <w:numPr>
+          <w:ilvl w:val="1"/>
+          <w:numId w:val="1100"/>
+        </w:numPr>
+      </w:pPr>
+      <w:r>
+        <w:t xml:space="preserve">Condiciones de</w:t>
+      </w:r>
+      <w:r>
+        <w:t xml:space="preserve"> </w:t>
+      </w:r>
+      <w:r>
+        <w:rPr>
+          <w:smallCaps/>
+        </w:rPr>
+        <w:t xml:space="preserve">Hahn</w:t>
+      </w:r>
+      <w:r>
+        <w:t xml:space="preserve"> </w:t>
+      </w:r>
+      <w:r>
+        <w:t xml:space="preserve">(1962):</w:t>
+      </w:r>
+      <w:r>
+        <w:t xml:space="preserve"> </w:t>
+      </w:r>
+      <m:oMath>
+        <m:d>
+          <m:dPr>
+            <m:begChr m:val="|"/>
+            <m:sepChr m:val=""/>
+            <m:endChr m:val="|"/>
+            <m:grow/>
+          </m:dPr>
+          <m:e>
+            <m:sSub>
+              <m:e>
+                <m:r>
+                  <m:t>R</m:t>
+                </m:r>
+              </m:e>
+              <m:sub>
+                <m:r>
+                  <m:t>i</m:t>
+                </m:r>
+              </m:sub>
+            </m:sSub>
+            <m:r>
+              <m:rPr>
+                <m:sty m:val="p"/>
+              </m:rPr>
+              <m:t>′</m:t>
+            </m:r>
+          </m:e>
+        </m:d>
+        <m:r>
+          <m:rPr>
+            <m:sty m:val="p"/>
+          </m:rPr>
+          <m:t>&lt;</m:t>
+        </m:r>
+        <m:r>
+          <m:t>1</m:t>
+        </m:r>
+      </m:oMath>
+      <w:r>
+        <w:t xml:space="preserve">; con demanda lineal,</w:t>
+      </w:r>
+      <w:r>
+        <w:t xml:space="preserve"> </w:t>
+      </w:r>
+      <m:oMath>
+        <m:sSub>
+          <m:e>
+            <m:r>
+              <m:t>R</m:t>
+            </m:r>
+          </m:e>
+          <m:sub>
+            <m:r>
+              <m:t>i</m:t>
+            </m:r>
+          </m:sub>
+        </m:sSub>
+        <m:r>
+          <m:rPr>
+            <m:sty m:val="p"/>
+          </m:rPr>
+          <m:t>′</m:t>
+        </m:r>
+        <m:r>
+          <m:rPr>
+            <m:sty m:val="p"/>
+          </m:rPr>
+          <m:t>=</m:t>
+        </m:r>
+        <m:r>
+          <m:rPr>
+            <m:sty m:val="p"/>
+          </m:rPr>
+          <m:t>−</m:t>
+        </m:r>
+        <m:r>
+          <m:t>1</m:t>
+        </m:r>
+        <m:r>
+          <m:rPr>
+            <m:sty m:val="p"/>
+          </m:rPr>
+          <m:t>/</m:t>
+        </m:r>
+        <m:r>
+          <m:t>2</m:t>
+        </m:r>
+      </m:oMath>
+      <w:r>
+        <w:t xml:space="preserve">.</w:t>
+      </w:r>
+    </w:p>
+    <w:p>
+      <w:pPr>
+        <w:numPr>
+          <w:ilvl w:val="1"/>
+          <w:numId w:val="1100"/>
+        </w:numPr>
+      </w:pPr>
+      <w:r>
+        <w:rPr>
+          <w:smallCaps/>
+        </w:rPr>
+        <w:t xml:space="preserve">Stackelberg</w:t>
+      </w:r>
+      <w:r>
+        <w:t xml:space="preserve">: la variación conjetural de la líder es negativa (</w:t>
+      </w:r>
+      <m:oMath>
+        <m:sSub>
+          <m:e>
+            <m:r>
+              <m:t>R</m:t>
+            </m:r>
+          </m:e>
+          <m:sub>
+            <m:r>
+              <m:t>2</m:t>
+            </m:r>
+          </m:sub>
+        </m:sSub>
+        <m:r>
+          <m:rPr>
+            <m:sty m:val="p"/>
+          </m:rPr>
+          <m:t>′</m:t>
+        </m:r>
+      </m:oMath>
+      <w:r>
+        <w:t xml:space="preserve">); la ventaja es de compromiso; es un ENPS.</w:t>
+      </w:r>
+    </w:p>
+    <w:p>
+      <w:pPr>
+        <w:numPr>
+          <w:ilvl w:val="1"/>
+          <w:numId w:val="1100"/>
+        </w:numPr>
+      </w:pPr>
+      <w:r>
+        <w:rPr>
+          <w:smallCaps/>
+        </w:rPr>
+        <w:t xml:space="preserve">Bertrand</w:t>
+      </w:r>
+      <w:r>
+        <w:t xml:space="preserve"> </w:t>
+      </w:r>
+      <w:r>
+        <w:t xml:space="preserve">(1883): con costes iguales y sin restricciones de capacidad,</w:t>
+      </w:r>
+      <w:r>
+        <w:t xml:space="preserve"> </w:t>
+      </w:r>
+      <m:oMath>
+        <m:r>
+          <m:t>p</m:t>
+        </m:r>
+        <m:r>
+          <m:rPr>
+            <m:sty m:val="p"/>
+          </m:rPr>
+          <m:t>=</m:t>
+        </m:r>
+        <m:r>
+          <m:t>c</m:t>
+        </m:r>
+      </m:oMath>
+      <w:r>
+        <w:t xml:space="preserve"> </w:t>
+      </w:r>
+      <w:r>
+        <w:t xml:space="preserve">(único EN); con</w:t>
+      </w:r>
+      <w:r>
+        <w:t xml:space="preserve"> </w:t>
+      </w:r>
+      <m:oMath>
+        <m:sSub>
+          <m:e>
+            <m:r>
+              <m:t>c</m:t>
+            </m:r>
+          </m:e>
+          <m:sub>
+            <m:r>
+              <m:t>1</m:t>
+            </m:r>
+          </m:sub>
+        </m:sSub>
+        <m:r>
+          <m:rPr>
+            <m:sty m:val="p"/>
+          </m:rPr>
+          <m:t>&lt;</m:t>
+        </m:r>
+        <m:sSub>
+          <m:e>
+            <m:r>
+              <m:t>c</m:t>
+            </m:r>
+          </m:e>
+          <m:sub>
+            <m:r>
+              <m:t>2</m:t>
+            </m:r>
+          </m:sub>
+        </m:sSub>
+      </m:oMath>
+      <w:r>
+        <w:t xml:space="preserve">,</w:t>
+      </w:r>
+      <w:r>
+        <w:t xml:space="preserve"> </w:t>
+      </w:r>
+      <m:oMath>
+        <m:r>
+          <m:t>p</m:t>
+        </m:r>
+      </m:oMath>
+      <w:r>
+        <w:t xml:space="preserve"> </w:t>
+      </w:r>
+      <w:r>
+        <w:t xml:space="preserve">un céntimo por debajo de</w:t>
+      </w:r>
+      <w:r>
+        <w:t xml:space="preserve"> </w:t>
+      </w:r>
+      <m:oMath>
+        <m:sSub>
+          <m:e>
+            <m:r>
+              <m:t>c</m:t>
+            </m:r>
+          </m:e>
+          <m:sub>
+            <m:r>
+              <m:t>2</m:t>
+            </m:r>
+          </m:sub>
+        </m:sSub>
+      </m:oMath>
+      <w:r>
+        <w:t xml:space="preserve"> </w:t>
+      </w:r>
+      <w:r>
+        <w:t xml:space="preserve">y vende solo la 1.</w:t>
+      </w:r>
+    </w:p>
+    <w:p>
+      <w:pPr>
+        <w:numPr>
+          <w:ilvl w:val="1"/>
+          <w:numId w:val="1100"/>
+        </w:numPr>
+      </w:pPr>
+      <w:r>
+        <w:rPr>
+          <w:smallCaps/>
+        </w:rPr>
+        <w:t xml:space="preserve">Edgeworth</w:t>
+      </w:r>
+      <w:r>
+        <w:t xml:space="preserve"> </w:t>
+      </w:r>
+      <w:r>
+        <w:t xml:space="preserve">(1897): con capacidad limitada no hay equilibrio en estrategias puras; ciclos.</w:t>
+      </w:r>
+    </w:p>
+    <w:p>
+      <w:pPr>
+        <w:numPr>
+          <w:ilvl w:val="1"/>
+          <w:numId w:val="1100"/>
+        </w:numPr>
+      </w:pPr>
+      <w:r>
+        <w:rPr>
+          <w:smallCaps/>
+        </w:rPr>
+        <w:t xml:space="preserve">Kreps</w:t>
+      </w:r>
+      <w:r>
+        <w:t xml:space="preserve"> </w:t>
+      </w:r>
+      <w:r>
+        <w:t xml:space="preserve">y</w:t>
+      </w:r>
+      <w:r>
+        <w:t xml:space="preserve"> </w:t>
+      </w:r>
+      <w:r>
+        <w:rPr>
+          <w:smallCaps/>
+        </w:rPr>
+        <w:t xml:space="preserve">Scheinkman</w:t>
+      </w:r>
+      <w:r>
+        <w:t xml:space="preserve"> </w:t>
+      </w:r>
+      <w:r>
+        <w:t xml:space="preserve">(1983): capacidad y después precios dan</w:t>
+      </w:r>
+      <w:r>
+        <w:t xml:space="preserve"> </w:t>
+      </w:r>
+      <w:r>
+        <w:rPr>
+          <w:smallCaps/>
+        </w:rPr>
+        <w:t xml:space="preserve">Cournot</w:t>
+      </w:r>
+      <w:r>
+        <w:t xml:space="preserve">, con racionamiento eficiente.</w:t>
+      </w:r>
+    </w:p>
+    <w:p>
+      <w:pPr>
+        <w:numPr>
+          <w:ilvl w:val="1"/>
+          <w:numId w:val="1100"/>
+        </w:numPr>
+      </w:pPr>
+      <w:r>
+        <w:t xml:space="preserve">Gatillo:</w:t>
+      </w:r>
+      <w:r>
+        <w:t xml:space="preserve"> </w:t>
+      </w:r>
+      <m:oMath>
+        <m:r>
+          <m:t>β</m:t>
+        </m:r>
+        <m:r>
+          <m:rPr>
+            <m:sty m:val="p"/>
+          </m:rPr>
+          <m:t>≥</m:t>
+        </m:r>
+        <m:d>
+          <m:dPr>
+            <m:begChr m:val="("/>
+            <m:sepChr m:val=""/>
+            <m:endChr m:val=")"/>
+            <m:grow/>
+          </m:dPr>
+          <m:e>
+            <m:sSup>
+              <m:e>
+                <m:r>
+                  <m:t>B</m:t>
+                </m:r>
+              </m:e>
+              <m:sup>
+                <m:r>
+                  <m:rPr>
+                    <m:sty m:val="p"/>
+                  </m:rPr>
+                  <m:t>D</m:t>
+                </m:r>
+              </m:sup>
+            </m:sSup>
+            <m:r>
+              <m:rPr>
+                <m:sty m:val="p"/>
+              </m:rPr>
+              <m:t>−</m:t>
+            </m:r>
+            <m:sSup>
+              <m:e>
+                <m:r>
+                  <m:t>B</m:t>
+                </m:r>
+              </m:e>
+              <m:sup>
+                <m:r>
+                  <m:rPr>
+                    <m:sty m:val="p"/>
+                  </m:rPr>
+                  <m:t>C</m:t>
+                </m:r>
+              </m:sup>
+            </m:sSup>
+          </m:e>
+        </m:d>
+        <m:r>
+          <m:rPr>
+            <m:sty m:val="p"/>
+          </m:rPr>
+          <m:t>/</m:t>
+        </m:r>
+        <m:d>
+          <m:dPr>
+            <m:begChr m:val="("/>
+            <m:sepChr m:val=""/>
+            <m:endChr m:val=")"/>
+            <m:grow/>
+          </m:dPr>
+          <m:e>
+            <m:sSup>
+              <m:e>
+                <m:r>
+                  <m:t>B</m:t>
+                </m:r>
+              </m:e>
+              <m:sup>
+                <m:r>
+                  <m:rPr>
+                    <m:sty m:val="p"/>
+                  </m:rPr>
+                  <m:t>D</m:t>
+                </m:r>
+              </m:sup>
+            </m:sSup>
+            <m:r>
+              <m:rPr>
+                <m:sty m:val="p"/>
+              </m:rPr>
+              <m:t>−</m:t>
+            </m:r>
+            <m:sSup>
+              <m:e>
+                <m:r>
+                  <m:t>B</m:t>
+                </m:r>
+              </m:e>
+              <m:sup>
+                <m:r>
+                  <m:rPr>
+                    <m:sty m:val="p"/>
+                  </m:rPr>
+                  <m:t>N</m:t>
+                </m:r>
+              </m:sup>
+            </m:sSup>
+          </m:e>
+        </m:d>
+      </m:oMath>
+      <w:r>
+        <w:t xml:space="preserve">;</w:t>
+      </w:r>
+      <w:r>
+        <w:t xml:space="preserve"> </w:t>
+      </w:r>
+      <w:r>
+        <w:rPr>
+          <w:smallCaps/>
+        </w:rPr>
+        <w:t xml:space="preserve">Bertrand</w:t>
+      </w:r>
+      <w:r>
+        <w:t xml:space="preserve">,</w:t>
+      </w:r>
+      <w:r>
+        <w:t xml:space="preserve"> </w:t>
+      </w:r>
+      <m:oMath>
+        <m:r>
+          <m:t>β</m:t>
+        </m:r>
+        <m:r>
+          <m:rPr>
+            <m:sty m:val="p"/>
+          </m:rPr>
+          <m:t>≥</m:t>
+        </m:r>
+        <m:r>
+          <m:t>1</m:t>
+        </m:r>
+        <m:r>
+          <m:rPr>
+            <m:sty m:val="p"/>
+          </m:rPr>
+          <m:t>−</m:t>
+        </m:r>
+        <m:r>
+          <m:t>1</m:t>
+        </m:r>
+        <m:r>
+          <m:rPr>
+            <m:sty m:val="p"/>
+          </m:rPr>
+          <m:t>/</m:t>
+        </m:r>
+        <m:r>
+          <m:t>n</m:t>
+        </m:r>
+      </m:oMath>
+      <w:r>
+        <w:t xml:space="preserve">;</w:t>
+      </w:r>
+      <w:r>
+        <w:t xml:space="preserve"> </w:t>
+      </w:r>
+      <w:r>
+        <w:rPr>
+          <w:smallCaps/>
+        </w:rPr>
+        <w:t xml:space="preserve">Cournot</w:t>
+      </w:r>
+      <w:r>
+        <w:t xml:space="preserve"> </w:t>
+      </w:r>
+      <w:r>
+        <w:t xml:space="preserve">lineal,</w:t>
+      </w:r>
+      <w:r>
+        <w:t xml:space="preserve"> </w:t>
+      </w:r>
+      <m:oMath>
+        <m:r>
+          <m:t>β</m:t>
+        </m:r>
+        <m:r>
+          <m:rPr>
+            <m:sty m:val="p"/>
+          </m:rPr>
+          <m:t>≥</m:t>
+        </m:r>
+        <m:r>
+          <m:t>9</m:t>
+        </m:r>
+        <m:r>
+          <m:rPr>
+            <m:sty m:val="p"/>
+          </m:rPr>
+          <m:t>/</m:t>
+        </m:r>
+        <m:r>
+          <m:t>17</m:t>
+        </m:r>
+      </m:oMath>
+      <w:r>
+        <w:t xml:space="preserve">.</w:t>
+      </w:r>
+    </w:p>
+    <w:p>
+      <w:pPr>
+        <w:numPr>
+          <w:ilvl w:val="1"/>
+          <w:numId w:val="1100"/>
+        </w:numPr>
+      </w:pPr>
+      <w:r>
+        <w:rPr>
+          <w:smallCaps/>
+        </w:rPr>
+        <w:t xml:space="preserve">Stigler</w:t>
+      </w:r>
+      <w:r>
+        <w:t xml:space="preserve"> </w:t>
+      </w:r>
+      <w:r>
+        <w:t xml:space="preserve">(1964), detección de rebajas secretas;</w:t>
+      </w:r>
+      <w:r>
+        <w:t xml:space="preserve"> </w:t>
+      </w:r>
+      <w:r>
+        <w:rPr>
+          <w:smallCaps/>
+        </w:rPr>
+        <w:t xml:space="preserve">Green</w:t>
+      </w:r>
+      <w:r>
+        <w:t xml:space="preserve"> </w:t>
+      </w:r>
+      <w:r>
+        <w:t xml:space="preserve">y</w:t>
+      </w:r>
+      <w:r>
+        <w:t xml:space="preserve"> </w:t>
+      </w:r>
+      <w:r>
+        <w:rPr>
+          <w:smallCaps/>
+        </w:rPr>
+        <w:t xml:space="preserve">Porter</w:t>
+      </w:r>
+      <w:r>
+        <w:t xml:space="preserve"> </w:t>
+      </w:r>
+      <w:r>
+        <w:t xml:space="preserve">(1984), guerras de precios en equilibrio con demanda incierta;</w:t>
+      </w:r>
+      <w:r>
+        <w:t xml:space="preserve"> </w:t>
+      </w:r>
+      <w:r>
+        <w:rPr>
+          <w:smallCaps/>
+        </w:rPr>
+        <w:t xml:space="preserve">Rotemberg</w:t>
+      </w:r>
+      <w:r>
+        <w:t xml:space="preserve"> </w:t>
+      </w:r>
+      <w:r>
+        <w:t xml:space="preserve">y</w:t>
+      </w:r>
+      <w:r>
+        <w:t xml:space="preserve"> </w:t>
+      </w:r>
+      <w:r>
+        <w:rPr>
+          <w:smallCaps/>
+        </w:rPr>
+        <w:t xml:space="preserve">Saloner</w:t>
+      </w:r>
+      <w:r>
+        <w:t xml:space="preserve"> </w:t>
+      </w:r>
+      <w:r>
+        <w:t xml:space="preserve">(1986), guerras de precios en los auges.</w:t>
+      </w:r>
+    </w:p>
+    <w:p>
+      <w:pPr>
+        <w:numPr>
+          <w:ilvl w:val="1"/>
+          <w:numId w:val="1100"/>
+        </w:numPr>
+      </w:pPr>
+      <w:r>
+        <w:t xml:space="preserve">Cártel:</w:t>
+      </w:r>
+      <w:r>
+        <w:t xml:space="preserve"> </w:t>
+      </w:r>
+      <m:oMath>
+        <m:r>
+          <m:rPr>
+            <m:sty m:val="p"/>
+          </m:rPr>
+          <m:t>I</m:t>
+        </m:r>
+        <m:r>
+          <m:rPr>
+            <m:sty m:val="p"/>
+          </m:rPr>
+          <m:t>M</m:t>
+        </m:r>
+        <m:r>
+          <m:rPr>
+            <m:sty m:val="p"/>
+          </m:rPr>
+          <m:t>g</m:t>
+        </m:r>
+        <m:d>
+          <m:dPr>
+            <m:begChr m:val="("/>
+            <m:sepChr m:val=""/>
+            <m:endChr m:val=")"/>
+            <m:grow/>
+          </m:dPr>
+          <m:e>
+            <m:r>
+              <m:t>Q</m:t>
+            </m:r>
+          </m:e>
+        </m:d>
+        <m:r>
+          <m:rPr>
+            <m:sty m:val="p"/>
+          </m:rPr>
+          <m:t>=</m:t>
+        </m:r>
+        <m:sSub>
+          <m:e>
+            <m:r>
+              <m:rPr>
+                <m:sty m:val="p"/>
+              </m:rPr>
+              <m:t>C</m:t>
+            </m:r>
+            <m:r>
+              <m:rPr>
+                <m:sty m:val="p"/>
+              </m:rPr>
+              <m:t>M</m:t>
+            </m:r>
+            <m:r>
+              <m:rPr>
+                <m:sty m:val="p"/>
+              </m:rPr>
+              <m:t>g</m:t>
+            </m:r>
+          </m:e>
+          <m:sub>
+            <m:r>
+              <m:t>1</m:t>
+            </m:r>
+          </m:sub>
+        </m:sSub>
+        <m:r>
+          <m:rPr>
+            <m:sty m:val="p"/>
+          </m:rPr>
+          <m:t>=</m:t>
+        </m:r>
+        <m:sSub>
+          <m:e>
+            <m:r>
+              <m:rPr>
+                <m:sty m:val="p"/>
+              </m:rPr>
+              <m:t>C</m:t>
+            </m:r>
+            <m:r>
+              <m:rPr>
+                <m:sty m:val="p"/>
+              </m:rPr>
+              <m:t>M</m:t>
+            </m:r>
+            <m:r>
+              <m:rPr>
+                <m:sty m:val="p"/>
+              </m:rPr>
+              <m:t>g</m:t>
+            </m:r>
+          </m:e>
+          <m:sub>
+            <m:r>
+              <m:t>2</m:t>
+            </m:r>
+          </m:sub>
+        </m:sSub>
+      </m:oMath>
+      <w:r>
+        <w:t xml:space="preserve">; paradoja de las fusiones:</w:t>
+      </w:r>
+      <w:r>
+        <w:t xml:space="preserve"> </w:t>
+      </w:r>
+      <w:r>
+        <w:rPr>
+          <w:smallCaps/>
+        </w:rPr>
+        <w:t xml:space="preserve">Salant</w:t>
+      </w:r>
+      <w:r>
+        <w:t xml:space="preserve">,</w:t>
+      </w:r>
+      <w:r>
+        <w:t xml:space="preserve"> </w:t>
+      </w:r>
+      <w:r>
+        <w:rPr>
+          <w:smallCaps/>
+        </w:rPr>
+        <w:t xml:space="preserve">Switzer</w:t>
+      </w:r>
+      <w:r>
+        <w:t xml:space="preserve"> </w:t>
+      </w:r>
+      <w:r>
+        <w:t xml:space="preserve">y</w:t>
+      </w:r>
+      <w:r>
+        <w:t xml:space="preserve"> </w:t>
+      </w:r>
+      <w:r>
+        <w:rPr>
+          <w:smallCaps/>
+        </w:rPr>
+        <w:t xml:space="preserve">Reynolds</w:t>
+      </w:r>
+      <w:r>
+        <w:t xml:space="preserve"> </w:t>
+      </w:r>
+      <w:r>
+        <w:t xml:space="preserve">(1983); estabilidad interna y externa:</w:t>
+      </w:r>
+      <w:r>
+        <w:t xml:space="preserve"> </w:t>
+      </w:r>
+      <w:r>
+        <w:rPr>
+          <w:smallCaps/>
+        </w:rPr>
+        <w:t xml:space="preserve">d’Aspremont</w:t>
+      </w:r>
+      <w:r>
+        <w:t xml:space="preserve"> </w:t>
+      </w:r>
+      <w:r>
+        <w:t xml:space="preserve">y otros (1983).</w:t>
+      </w:r>
+    </w:p>
+    <w:p>
+      <w:pPr>
+        <w:numPr>
+          <w:ilvl w:val="1"/>
+          <w:numId w:val="1100"/>
+        </w:numPr>
+      </w:pPr>
+      <w:r>
+        <w:t xml:space="preserve">Mercados impugnables: sin costes hundidos, misma tecnología y retardo de reacción de las instaladas (no hace falta que haya rendimientos constantes).</w:t>
+      </w:r>
+    </w:p>
+    <w:p>
+      <w:pPr>
+        <w:numPr>
+          <w:ilvl w:val="1"/>
+          <w:numId w:val="1100"/>
+        </w:numPr>
+      </w:pPr>
+      <w:r>
+        <w:t xml:space="preserve">Clemencia en España (arts. 65 y 66 de la Ley 15/2007): exención para la primera; reducciones del 30-50 %, del 20-30 % y de hasta el 20 %.</w:t>
+      </w:r>
+    </w:p>
+    <w:p>
+      <w:pPr>
+        <w:keepNext/>
+        <w:numPr>
+          <w:ilvl w:val="0"/>
+          <w:numId w:val="1099"/>
+        </w:numPr>
+      </w:pPr>
+      <w:r>
+        <w:rPr>
+          <w:i/>
+          <w:iCs/>
+        </w:rPr>
+        <w:t xml:space="preserve">Preguntas del tribunal en otros exámenes</w:t>
+      </w:r>
+      <w:r>
+        <w:t xml:space="preserve">:</w:t>
+      </w:r>
+    </w:p>
+    <w:p>
+      <w:pPr>
+        <w:numPr>
+          <w:ilvl w:val="1"/>
+          <w:numId w:val="1101"/>
+        </w:numPr>
+      </w:pPr>
+      <w:r>
+        <w:rPr>
+          <w:i/>
+          <w:iCs/>
+        </w:rPr>
+        <w:t xml:space="preserve">¿Qué sucede cuando compiten más de 2 empresas?</w:t>
+      </w:r>
+      <w:r>
+        <w:t xml:space="preserve"> </w:t>
+      </w:r>
+      <w:r>
+        <w:t xml:space="preserve">En</w:t>
+      </w:r>
+      <w:r>
+        <w:t xml:space="preserve"> </w:t>
+      </w:r>
+      <w:r>
+        <w:rPr>
+          <w:smallCaps/>
+        </w:rPr>
+        <w:t xml:space="preserve">Cournot</w:t>
+      </w:r>
+      <w:r>
+        <w:t xml:space="preserve">, el precio baja hacia el coste marginal y el margen de cada empresa,</w:t>
+      </w:r>
+      <w:r>
+        <w:t xml:space="preserve"> </w:t>
+      </w:r>
+      <m:oMath>
+        <m:r>
+          <m:t>1</m:t>
+        </m:r>
+        <m:r>
+          <m:rPr>
+            <m:sty m:val="p"/>
+          </m:rPr>
+          <m:t>/</m:t>
+        </m:r>
+        <m:d>
+          <m:dPr>
+            <m:begChr m:val="("/>
+            <m:sepChr m:val=""/>
+            <m:endChr m:val=")"/>
+            <m:grow/>
+          </m:dPr>
+          <m:e>
+            <m:r>
+              <m:t>n</m:t>
+            </m:r>
+            <m:d>
+              <m:dPr>
+                <m:begChr m:val="|"/>
+                <m:sepChr m:val=""/>
+                <m:endChr m:val="|"/>
+                <m:grow/>
+              </m:dPr>
+              <m:e>
+                <m:sSub>
+                  <m:e>
+                    <m:r>
+                      <m:t>ε</m:t>
+                    </m:r>
+                  </m:e>
+                  <m:sub>
+                    <m:r>
+                      <m:t>Q</m:t>
+                    </m:r>
+                    <m:r>
+                      <m:rPr>
+                        <m:sty m:val="p"/>
+                      </m:rPr>
+                      <m:t>,</m:t>
+                    </m:r>
+                    <m:r>
+                      <m:t>p</m:t>
+                    </m:r>
+                  </m:sub>
+                </m:sSub>
+              </m:e>
+            </m:d>
+          </m:e>
+        </m:d>
+      </m:oMath>
+      <w:r>
         <w:t xml:space="preserve">, tiende a 0 (</w:t>
       </w:r>
       <w:hyperlink w:anchor="sec_cournot">
@@ -43251,7 +43630,7 @@
       </w:pPr>
     </w:p>
     <w:bookmarkEnd w:id="195"/>
-    <w:bookmarkStart w:id="357" w:name="bibliografia"/>
+    <w:bookmarkStart w:id="359" w:name="bibliografia"/>
     <w:p>
       <w:pPr>
         <w:pStyle w:val="Heading1"/>
@@ -43260,7 +43639,7 @@
         <w:t xml:space="preserve">Bibliografía</w:t>
       </w:r>
     </w:p>
-    <w:bookmarkStart w:id="356" w:name="refs"/>
+    <w:bookmarkStart w:id="358" w:name="refs"/>
     <w:bookmarkStart w:id="197" w:name="ref_Abreu1986Extremal"/>
     <w:p>
       <w:pPr>
@@ -46177,19 +46556,19 @@
       </w:r>
     </w:p>
     <w:bookmarkEnd w:id="322"/>
-    <w:bookmarkStart w:id="324" w:name="ref_RotembergSaloner1986Supergame"/>
+    <w:bookmarkStart w:id="324" w:name="ref_Ross1992Cartel"/>
     <w:p>
       <w:pPr>
         <w:pStyle w:val="Bibliography"/>
       </w:pPr>
       <w:r>
-        <w:t xml:space="preserve">Rotemberg, Julio J. y Garth Saloner (1986).</w:t>
-      </w:r>
-      <w:r>
-        <w:t xml:space="preserve"> </w:t>
-      </w:r>
-      <w:r>
-        <w:t xml:space="preserve">«A Supergame-Theoretic Model of Price Wars during Booms»</w:t>
+        <w:t xml:space="preserve">Ross, Thomas W. (1992).</w:t>
+      </w:r>
+      <w:r>
+        <w:t xml:space="preserve"> </w:t>
+      </w:r>
+      <w:r>
+        <w:t xml:space="preserve">«Cartel Stability and Product Differentiation»</w:t>
       </w:r>
       <w:r>
         <w:t xml:space="preserve">.</w:t>
@@ -46202,13 +46581,13 @@
           <w:i/>
           <w:iCs/>
         </w:rPr>
-        <w:t xml:space="preserve">American Economic Review</w:t>
-      </w:r>
-      <w:r>
-        <w:t xml:space="preserve"> </w:t>
-      </w:r>
-      <w:r>
-        <w:t xml:space="preserve">76 (3): 390-407.</w:t>
+        <w:t xml:space="preserve">International Journal of Industrial Organization</w:t>
+      </w:r>
+      <w:r>
+        <w:t xml:space="preserve"> </w:t>
+      </w:r>
+      <w:r>
+        <w:t xml:space="preserve">10 (1): 1-13.</w:t>
       </w:r>
       <w:r>
         <w:t xml:space="preserve"> </w:t>
@@ -46218,7 +46597,7 @@
           <w:rPr>
             <w:rStyle w:val="Hyperlink"/>
           </w:rPr>
-          <w:t xml:space="preserve">https://ideas.repec.org/a/aea/aecrev/v76y1986i3p390-407.html</w:t>
+          <w:t xml:space="preserve">https://doi.org/10.1016/0167-7187(92)90043-X</w:t>
         </w:r>
       </w:hyperlink>
       <w:r>
@@ -46226,19 +46605,19 @@
       </w:r>
     </w:p>
     <w:bookmarkEnd w:id="324"/>
-    <w:bookmarkStart w:id="326" w:name="ref_SalantSwitzerReynolds1983Losses"/>
+    <w:bookmarkStart w:id="326" w:name="ref_RotembergSaloner1986Supergame"/>
     <w:p>
       <w:pPr>
         <w:pStyle w:val="Bibliography"/>
       </w:pPr>
       <w:r>
-        <w:t xml:space="preserve">Salant, Stephen W., Sheldon Switzer y Robert J. Reynolds (1983).</w:t>
-      </w:r>
-      <w:r>
-        <w:t xml:space="preserve"> </w:t>
-      </w:r>
-      <w:r>
-        <w:t xml:space="preserve">«Losses from Horizontal Merger: The Effects of an Exogenous Change in Industry Structure on Cournot-Nash Equilibrium»</w:t>
+        <w:t xml:space="preserve">Rotemberg, Julio J. y Garth Saloner (1986).</w:t>
+      </w:r>
+      <w:r>
+        <w:t xml:space="preserve"> </w:t>
+      </w:r>
+      <w:r>
+        <w:t xml:space="preserve">«A Supergame-Theoretic Model of Price Wars during Booms»</w:t>
       </w:r>
       <w:r>
         <w:t xml:space="preserve">.</w:t>
@@ -46251,13 +46630,13 @@
           <w:i/>
           <w:iCs/>
         </w:rPr>
-        <w:t xml:space="preserve">Quarterly Journal of Economics</w:t>
-      </w:r>
-      <w:r>
-        <w:t xml:space="preserve"> </w:t>
-      </w:r>
-      <w:r>
-        <w:t xml:space="preserve">98 (2): 185-99.</w:t>
+        <w:t xml:space="preserve">American Economic Review</w:t>
+      </w:r>
+      <w:r>
+        <w:t xml:space="preserve"> </w:t>
+      </w:r>
+      <w:r>
+        <w:t xml:space="preserve">76 (3): 390-407.</w:t>
       </w:r>
       <w:r>
         <w:t xml:space="preserve"> </w:t>
@@ -46267,7 +46646,7 @@
           <w:rPr>
             <w:rStyle w:val="Hyperlink"/>
           </w:rPr>
-          <w:t xml:space="preserve">https://doi.org/10.2307/1885620</w:t>
+          <w:t xml:space="preserve">https://ideas.repec.org/a/aea/aecrev/v76y1986i3p390-407.html</w:t>
         </w:r>
       </w:hyperlink>
       <w:r>
@@ -46275,19 +46654,19 @@
       </w:r>
     </w:p>
     <w:bookmarkEnd w:id="326"/>
-    <w:bookmarkStart w:id="327" w:name="ref_Selten1965Spieltheoretische"/>
+    <w:bookmarkStart w:id="328" w:name="ref_SalantSwitzerReynolds1983Losses"/>
     <w:p>
       <w:pPr>
         <w:pStyle w:val="Bibliography"/>
       </w:pPr>
       <w:r>
-        <w:t xml:space="preserve">Selten, Reinhard (1965).</w:t>
-      </w:r>
-      <w:r>
-        <w:t xml:space="preserve"> </w:t>
-      </w:r>
-      <w:r>
-        <w:t xml:space="preserve">«Spieltheoretische Behandlung eines Oligopolmodells mit Nachfrageträgheit. Teil I: Bestimmung des dynamischen Preisgleichgewichts»</w:t>
+        <w:t xml:space="preserve">Salant, Stephen W., Sheldon Switzer y Robert J. Reynolds (1983).</w:t>
+      </w:r>
+      <w:r>
+        <w:t xml:space="preserve"> </w:t>
+      </w:r>
+      <w:r>
+        <w:t xml:space="preserve">«Losses from Horizontal Merger: The Effects of an Exogenous Change in Industry Structure on Cournot-Nash Equilibrium»</w:t>
       </w:r>
       <w:r>
         <w:t xml:space="preserve">.</w:t>
@@ -46300,29 +46679,43 @@
           <w:i/>
           <w:iCs/>
         </w:rPr>
-        <w:t xml:space="preserve">Zeitschrift für die gesamte Staatswissenschaft</w:t>
-      </w:r>
-      <w:r>
-        <w:t xml:space="preserve"> </w:t>
-      </w:r>
-      <w:r>
-        <w:t xml:space="preserve">121: 301-24.</w:t>
-      </w:r>
-    </w:p>
-    <w:bookmarkEnd w:id="327"/>
-    <w:bookmarkStart w:id="329" w:name="ref_Selten1973Simple"/>
+        <w:t xml:space="preserve">Quarterly Journal of Economics</w:t>
+      </w:r>
+      <w:r>
+        <w:t xml:space="preserve"> </w:t>
+      </w:r>
+      <w:r>
+        <w:t xml:space="preserve">98 (2): 185-99.</w:t>
+      </w:r>
+      <w:r>
+        <w:t xml:space="preserve"> </w:t>
+      </w:r>
+      <w:hyperlink r:id="rId327">
+        <w:r>
+          <w:rPr>
+            <w:rStyle w:val="Hyperlink"/>
+          </w:rPr>
+          <w:t xml:space="preserve">https://doi.org/10.2307/1885620</w:t>
+        </w:r>
+      </w:hyperlink>
+      <w:r>
+        <w:t xml:space="preserve">.</w:t>
+      </w:r>
+    </w:p>
+    <w:bookmarkEnd w:id="328"/>
+    <w:bookmarkStart w:id="329" w:name="ref_Selten1965Spieltheoretische"/>
     <w:p>
       <w:pPr>
         <w:pStyle w:val="Bibliography"/>
       </w:pPr>
       <w:r>
-        <w:t xml:space="preserve">Selten, Reinhard (1973).</w:t>
-      </w:r>
-      <w:r>
-        <w:t xml:space="preserve"> </w:t>
-      </w:r>
-      <w:r>
-        <w:t xml:space="preserve">«A Simple Model of Imperfect Competition, where 4 Are Few and 6 Are Many»</w:t>
+        <w:t xml:space="preserve">Selten, Reinhard (1965).</w:t>
+      </w:r>
+      <w:r>
+        <w:t xml:space="preserve"> </w:t>
+      </w:r>
+      <w:r>
+        <w:t xml:space="preserve">«Spieltheoretische Behandlung eines Oligopolmodells mit Nachfrageträgheit. Teil I: Bestimmung des dynamischen Preisgleichgewichts»</w:t>
       </w:r>
       <w:r>
         <w:t xml:space="preserve">.</w:t>
@@ -46335,43 +46728,29 @@
           <w:i/>
           <w:iCs/>
         </w:rPr>
-        <w:t xml:space="preserve">International Journal of Game Theory</w:t>
-      </w:r>
-      <w:r>
-        <w:t xml:space="preserve"> </w:t>
-      </w:r>
-      <w:r>
-        <w:t xml:space="preserve">2 (1): 141-201.</w:t>
-      </w:r>
-      <w:r>
-        <w:t xml:space="preserve"> </w:t>
-      </w:r>
-      <w:hyperlink r:id="rId328">
-        <w:r>
-          <w:rPr>
-            <w:rStyle w:val="Hyperlink"/>
-          </w:rPr>
-          <w:t xml:space="preserve">https://doi.org/10.1007/BF01737566</w:t>
-        </w:r>
-      </w:hyperlink>
-      <w:r>
-        <w:t xml:space="preserve">.</w:t>
+        <w:t xml:space="preserve">Zeitschrift für die gesamte Staatswissenschaft</w:t>
+      </w:r>
+      <w:r>
+        <w:t xml:space="preserve"> </w:t>
+      </w:r>
+      <w:r>
+        <w:t xml:space="preserve">121: 301-24.</w:t>
       </w:r>
     </w:p>
     <w:bookmarkEnd w:id="329"/>
-    <w:bookmarkStart w:id="331" w:name="ref_ShakedSutton1983Natural"/>
+    <w:bookmarkStart w:id="331" w:name="ref_Selten1973Simple"/>
     <w:p>
       <w:pPr>
         <w:pStyle w:val="Bibliography"/>
       </w:pPr>
       <w:r>
-        <w:t xml:space="preserve">Shaked, Avner y John Sutton (1983).</w:t>
-      </w:r>
-      <w:r>
-        <w:t xml:space="preserve"> </w:t>
-      </w:r>
-      <w:r>
-        <w:t xml:space="preserve">«Natural Oligopolies»</w:t>
+        <w:t xml:space="preserve">Selten, Reinhard (1973).</w:t>
+      </w:r>
+      <w:r>
+        <w:t xml:space="preserve"> </w:t>
+      </w:r>
+      <w:r>
+        <w:t xml:space="preserve">«A Simple Model of Imperfect Competition, where 4 Are Few and 6 Are Many»</w:t>
       </w:r>
       <w:r>
         <w:t xml:space="preserve">.</w:t>
@@ -46384,13 +46763,13 @@
           <w:i/>
           <w:iCs/>
         </w:rPr>
-        <w:t xml:space="preserve">Econometrica</w:t>
-      </w:r>
-      <w:r>
-        <w:t xml:space="preserve"> </w:t>
-      </w:r>
-      <w:r>
-        <w:t xml:space="preserve">51 (5): 1469-83.</w:t>
+        <w:t xml:space="preserve">International Journal of Game Theory</w:t>
+      </w:r>
+      <w:r>
+        <w:t xml:space="preserve"> </w:t>
+      </w:r>
+      <w:r>
+        <w:t xml:space="preserve">2 (1): 141-201.</w:t>
       </w:r>
       <w:r>
         <w:t xml:space="preserve"> </w:t>
@@ -46400,7 +46779,7 @@
           <w:rPr>
             <w:rStyle w:val="Hyperlink"/>
           </w:rPr>
-          <w:t xml:space="preserve">https://doi.org/10.2307/1912285</w:t>
+          <w:t xml:space="preserve">https://doi.org/10.1007/BF01737566</w:t>
         </w:r>
       </w:hyperlink>
       <w:r>
@@ -46408,22 +46787,22 @@
       </w:r>
     </w:p>
     <w:bookmarkEnd w:id="331"/>
-    <w:bookmarkStart w:id="333" w:name="ref_Shapley1953Value"/>
+    <w:bookmarkStart w:id="333" w:name="ref_ShakedSutton1983Natural"/>
     <w:p>
       <w:pPr>
         <w:pStyle w:val="Bibliography"/>
       </w:pPr>
       <w:r>
-        <w:t xml:space="preserve">Shapley, Lloyd S. (1953).</w:t>
-      </w:r>
-      <w:r>
-        <w:t xml:space="preserve"> </w:t>
-      </w:r>
-      <w:r>
-        <w:t xml:space="preserve">«A Value for n-Person Games»</w:t>
-      </w:r>
-      <w:r>
-        <w:t xml:space="preserve">. En</w:t>
+        <w:t xml:space="preserve">Shaked, Avner y John Sutton (1983).</w:t>
+      </w:r>
+      <w:r>
+        <w:t xml:space="preserve"> </w:t>
+      </w:r>
+      <w:r>
+        <w:t xml:space="preserve">«Natural Oligopolies»</w:t>
+      </w:r>
+      <w:r>
+        <w:t xml:space="preserve">.</w:t>
       </w:r>
       <w:r>
         <w:t xml:space="preserve"> </w:t>
@@ -46433,10 +46812,13 @@
           <w:i/>
           <w:iCs/>
         </w:rPr>
-        <w:t xml:space="preserve">Contributions to the Theory of Games II</w:t>
-      </w:r>
-      <w:r>
-        <w:t xml:space="preserve">, editado por Harold W. Kuhn y Albert W. Tucker, 307-17. Annals of Mathematics Studies 28. Princeton: Princeton University Press.</w:t>
+        <w:t xml:space="preserve">Econometrica</w:t>
+      </w:r>
+      <w:r>
+        <w:t xml:space="preserve"> </w:t>
+      </w:r>
+      <w:r>
+        <w:t xml:space="preserve">51 (5): 1469-83.</w:t>
       </w:r>
       <w:r>
         <w:t xml:space="preserve"> </w:t>
@@ -46446,7 +46828,7 @@
           <w:rPr>
             <w:rStyle w:val="Hyperlink"/>
           </w:rPr>
-          <w:t xml:space="preserve">https://doi.org/10.1515/9781400881970-018</w:t>
+          <w:t xml:space="preserve">https://doi.org/10.2307/1912285</w:t>
         </w:r>
       </w:hyperlink>
       <w:r>
@@ -46454,22 +46836,22 @@
       </w:r>
     </w:p>
     <w:bookmarkEnd w:id="333"/>
-    <w:bookmarkStart w:id="335" w:name="ref_SinghVives1984Price"/>
+    <w:bookmarkStart w:id="335" w:name="ref_Shapley1953Value"/>
     <w:p>
       <w:pPr>
         <w:pStyle w:val="Bibliography"/>
       </w:pPr>
       <w:r>
-        <w:t xml:space="preserve">Singh, Nirvikar y Xavier Vives (1984).</w:t>
-      </w:r>
-      <w:r>
-        <w:t xml:space="preserve"> </w:t>
-      </w:r>
-      <w:r>
-        <w:t xml:space="preserve">«Price and Quantity Competition in a Differentiated Duopoly»</w:t>
-      </w:r>
-      <w:r>
-        <w:t xml:space="preserve">.</w:t>
+        <w:t xml:space="preserve">Shapley, Lloyd S. (1953).</w:t>
+      </w:r>
+      <w:r>
+        <w:t xml:space="preserve"> </w:t>
+      </w:r>
+      <w:r>
+        <w:t xml:space="preserve">«A Value for n-Person Games»</w:t>
+      </w:r>
+      <w:r>
+        <w:t xml:space="preserve">. En</w:t>
       </w:r>
       <w:r>
         <w:t xml:space="preserve"> </w:t>
@@ -46479,13 +46861,10 @@
           <w:i/>
           <w:iCs/>
         </w:rPr>
-        <w:t xml:space="preserve">RAND Journal of Economics</w:t>
-      </w:r>
-      <w:r>
-        <w:t xml:space="preserve"> </w:t>
-      </w:r>
-      <w:r>
-        <w:t xml:space="preserve">15 (4): 546-54.</w:t>
+        <w:t xml:space="preserve">Contributions to the Theory of Games II</w:t>
+      </w:r>
+      <w:r>
+        <w:t xml:space="preserve">, editado por Harold W. Kuhn y Albert W. Tucker, 307-17. Annals of Mathematics Studies 28. Princeton: Princeton University Press.</w:t>
       </w:r>
       <w:r>
         <w:t xml:space="preserve"> </w:t>
@@ -46495,7 +46874,7 @@
           <w:rPr>
             <w:rStyle w:val="Hyperlink"/>
           </w:rPr>
-          <w:t xml:space="preserve">https://doi.org/10.2307/2555525</w:t>
+          <w:t xml:space="preserve">https://doi.org/10.1515/9781400881970-018</w:t>
         </w:r>
       </w:hyperlink>
       <w:r>
@@ -46503,13 +46882,22 @@
       </w:r>
     </w:p>
     <w:bookmarkEnd w:id="335"/>
-    <w:bookmarkStart w:id="337" w:name="ref_Smith1776Wealth"/>
+    <w:bookmarkStart w:id="337" w:name="ref_SinghVives1984Price"/>
     <w:p>
       <w:pPr>
         <w:pStyle w:val="Bibliography"/>
       </w:pPr>
       <w:r>
-        <w:t xml:space="preserve">Smith, Adam (1776).</w:t>
+        <w:t xml:space="preserve">Singh, Nirvikar y Xavier Vives (1984).</w:t>
+      </w:r>
+      <w:r>
+        <w:t xml:space="preserve"> </w:t>
+      </w:r>
+      <w:r>
+        <w:t xml:space="preserve">«Price and Quantity Competition in a Differentiated Duopoly»</w:t>
+      </w:r>
+      <w:r>
+        <w:t xml:space="preserve">.</w:t>
       </w:r>
       <w:r>
         <w:t xml:space="preserve"> </w:t>
@@ -46519,10 +46907,13 @@
           <w:i/>
           <w:iCs/>
         </w:rPr>
-        <w:t xml:space="preserve">An Inquiry into the Nature and Causes of the Wealth of Nations</w:t>
-      </w:r>
-      <w:r>
-        <w:t xml:space="preserve">. Londres: W. Strahan y T. Cadell.</w:t>
+        <w:t xml:space="preserve">RAND Journal of Economics</w:t>
+      </w:r>
+      <w:r>
+        <w:t xml:space="preserve"> </w:t>
+      </w:r>
+      <w:r>
+        <w:t xml:space="preserve">15 (4): 546-54.</w:t>
       </w:r>
       <w:r>
         <w:t xml:space="preserve"> </w:t>
@@ -46532,7 +46923,7 @@
           <w:rPr>
             <w:rStyle w:val="Hyperlink"/>
           </w:rPr>
-          <w:t xml:space="preserve">https://www.gutenberg.org/cache/epub/3300/pg3300.txt</w:t>
+          <w:t xml:space="preserve">https://doi.org/10.2307/2555525</w:t>
         </w:r>
       </w:hyperlink>
       <w:r>
@@ -46540,22 +46931,13 @@
       </w:r>
     </w:p>
     <w:bookmarkEnd w:id="337"/>
-    <w:bookmarkStart w:id="339" w:name="ref_Snyder1996Dynamic"/>
+    <w:bookmarkStart w:id="339" w:name="ref_Smith1776Wealth"/>
     <w:p>
       <w:pPr>
         <w:pStyle w:val="Bibliography"/>
       </w:pPr>
       <w:r>
-        <w:t xml:space="preserve">Snyder, Christopher M. (1996).</w:t>
-      </w:r>
-      <w:r>
-        <w:t xml:space="preserve"> </w:t>
-      </w:r>
-      <w:r>
-        <w:t xml:space="preserve">«A Dynamic Theory of Countervailing Power»</w:t>
-      </w:r>
-      <w:r>
-        <w:t xml:space="preserve">.</w:t>
+        <w:t xml:space="preserve">Smith, Adam (1776).</w:t>
       </w:r>
       <w:r>
         <w:t xml:space="preserve"> </w:t>
@@ -46565,13 +46947,10 @@
           <w:i/>
           <w:iCs/>
         </w:rPr>
-        <w:t xml:space="preserve">The RAND Journal of Economics</w:t>
-      </w:r>
-      <w:r>
-        <w:t xml:space="preserve"> </w:t>
-      </w:r>
-      <w:r>
-        <w:t xml:space="preserve">27 (4): 747-69.</w:t>
+        <w:t xml:space="preserve">An Inquiry into the Nature and Causes of the Wealth of Nations</w:t>
+      </w:r>
+      <w:r>
+        <w:t xml:space="preserve">. Londres: W. Strahan y T. Cadell.</w:t>
       </w:r>
       <w:r>
         <w:t xml:space="preserve"> </w:t>
@@ -46581,7 +46960,7 @@
           <w:rPr>
             <w:rStyle w:val="Hyperlink"/>
           </w:rPr>
-          <w:t xml:space="preserve">https://doi.org/10.2307/2555880</w:t>
+          <w:t xml:space="preserve">https://www.gutenberg.org/cache/epub/3300/pg3300.txt</w:t>
         </w:r>
       </w:hyperlink>
       <w:r>
@@ -46589,13 +46968,22 @@
       </w:r>
     </w:p>
     <w:bookmarkEnd w:id="339"/>
-    <w:bookmarkStart w:id="340" w:name="ref_Stackelberg1934Marktform"/>
+    <w:bookmarkStart w:id="341" w:name="ref_Snyder1996Dynamic"/>
     <w:p>
       <w:pPr>
         <w:pStyle w:val="Bibliography"/>
       </w:pPr>
       <w:r>
-        <w:t xml:space="preserve">Stackelberg, Heinrich von (1934).</w:t>
+        <w:t xml:space="preserve">Snyder, Christopher M. (1996).</w:t>
+      </w:r>
+      <w:r>
+        <w:t xml:space="preserve"> </w:t>
+      </w:r>
+      <w:r>
+        <w:t xml:space="preserve">«A Dynamic Theory of Countervailing Power»</w:t>
+      </w:r>
+      <w:r>
+        <w:t xml:space="preserve">.</w:t>
       </w:r>
       <w:r>
         <w:t xml:space="preserve"> </w:t>
@@ -46605,29 +46993,37 @@
           <w:i/>
           <w:iCs/>
         </w:rPr>
-        <w:t xml:space="preserve">Marktform und Gleichgewicht</w:t>
-      </w:r>
-      <w:r>
-        <w:t xml:space="preserve">. Viena: Julius Springer.</w:t>
-      </w:r>
-    </w:p>
-    <w:bookmarkEnd w:id="340"/>
-    <w:bookmarkStart w:id="341" w:name="ref_Stigler1950Monopoly"/>
+        <w:t xml:space="preserve">The RAND Journal of Economics</w:t>
+      </w:r>
+      <w:r>
+        <w:t xml:space="preserve"> </w:t>
+      </w:r>
+      <w:r>
+        <w:t xml:space="preserve">27 (4): 747-69.</w:t>
+      </w:r>
+      <w:r>
+        <w:t xml:space="preserve"> </w:t>
+      </w:r>
+      <w:hyperlink r:id="rId340">
+        <w:r>
+          <w:rPr>
+            <w:rStyle w:val="Hyperlink"/>
+          </w:rPr>
+          <w:t xml:space="preserve">https://doi.org/10.2307/2555880</w:t>
+        </w:r>
+      </w:hyperlink>
+      <w:r>
+        <w:t xml:space="preserve">.</w:t>
+      </w:r>
+    </w:p>
+    <w:bookmarkEnd w:id="341"/>
+    <w:bookmarkStart w:id="342" w:name="ref_Stackelberg1934Marktform"/>
     <w:p>
       <w:pPr>
         <w:pStyle w:val="Bibliography"/>
       </w:pPr>
       <w:r>
-        <w:t xml:space="preserve">Stigler, George J. (1950).</w:t>
-      </w:r>
-      <w:r>
-        <w:t xml:space="preserve"> </w:t>
-      </w:r>
-      <w:r>
-        <w:t xml:space="preserve">«Monopoly and Oligopoly by Merger»</w:t>
-      </w:r>
-      <w:r>
-        <w:t xml:space="preserve">.</w:t>
+        <w:t xml:space="preserve">Stackelberg, Heinrich von (1934).</w:t>
       </w:r>
       <w:r>
         <w:t xml:space="preserve"> </w:t>
@@ -46637,29 +47033,26 @@
           <w:i/>
           <w:iCs/>
         </w:rPr>
-        <w:t xml:space="preserve">The American Economic Review</w:t>
-      </w:r>
-      <w:r>
-        <w:t xml:space="preserve"> </w:t>
-      </w:r>
-      <w:r>
-        <w:t xml:space="preserve">40 (2): 23-34.</w:t>
-      </w:r>
-    </w:p>
-    <w:bookmarkEnd w:id="341"/>
-    <w:bookmarkStart w:id="343" w:name="ref_Stigler1964Theory"/>
+        <w:t xml:space="preserve">Marktform und Gleichgewicht</w:t>
+      </w:r>
+      <w:r>
+        <w:t xml:space="preserve">. Viena: Julius Springer.</w:t>
+      </w:r>
+    </w:p>
+    <w:bookmarkEnd w:id="342"/>
+    <w:bookmarkStart w:id="343" w:name="ref_Stigler1950Monopoly"/>
     <w:p>
       <w:pPr>
         <w:pStyle w:val="Bibliography"/>
       </w:pPr>
       <w:r>
-        <w:t xml:space="preserve">Stigler, George J. (1964).</w:t>
-      </w:r>
-      <w:r>
-        <w:t xml:space="preserve"> </w:t>
-      </w:r>
-      <w:r>
-        <w:t xml:space="preserve">«A Theory of Oligopoly»</w:t>
+        <w:t xml:space="preserve">Stigler, George J. (1950).</w:t>
+      </w:r>
+      <w:r>
+        <w:t xml:space="preserve"> </w:t>
+      </w:r>
+      <w:r>
+        <w:t xml:space="preserve">«Monopoly and Oligopoly by Merger»</w:t>
       </w:r>
       <w:r>
         <w:t xml:space="preserve">.</w:t>
@@ -46672,109 +47065,29 @@
           <w:i/>
           <w:iCs/>
         </w:rPr>
-        <w:t xml:space="preserve">Journal of Political Economy</w:t>
-      </w:r>
-      <w:r>
-        <w:t xml:space="preserve"> </w:t>
-      </w:r>
-      <w:r>
-        <w:t xml:space="preserve">72 (1): 44-61.</w:t>
-      </w:r>
-      <w:r>
-        <w:t xml:space="preserve"> </w:t>
-      </w:r>
-      <w:hyperlink r:id="rId342">
-        <w:r>
-          <w:rPr>
-            <w:rStyle w:val="Hyperlink"/>
-          </w:rPr>
-          <w:t xml:space="preserve">https://doi.org/10.1086/258853</w:t>
-        </w:r>
-      </w:hyperlink>
-      <w:r>
-        <w:t xml:space="preserve">.</w:t>
+        <w:t xml:space="preserve">The American Economic Review</w:t>
+      </w:r>
+      <w:r>
+        <w:t xml:space="preserve"> </w:t>
+      </w:r>
+      <w:r>
+        <w:t xml:space="preserve">40 (2): 23-34.</w:t>
       </w:r>
     </w:p>
     <w:bookmarkEnd w:id="343"/>
-    <w:bookmarkStart w:id="345" w:name="ref_Nobel1994Nash"/>
+    <w:bookmarkStart w:id="345" w:name="ref_Stigler1964Theory"/>
     <w:p>
       <w:pPr>
         <w:pStyle w:val="Bibliography"/>
       </w:pPr>
       <w:r>
-        <w:t xml:space="preserve">The Nobel Prize (1994).</w:t>
-      </w:r>
-      <w:r>
-        <w:t xml:space="preserve"> </w:t>
-      </w:r>
-      <w:r>
-        <w:t xml:space="preserve">«The Sveriges Riksbank Prize in Economic Sciences in Memory of Alfred Nobel 1994: John C. Harsanyi, John F. Nash Jr. and Reinhard Selten»</w:t>
-      </w:r>
-      <w:r>
-        <w:t xml:space="preserve">. 1994.</w:t>
-      </w:r>
-      <w:r>
-        <w:t xml:space="preserve"> </w:t>
-      </w:r>
-      <w:hyperlink r:id="rId344">
-        <w:r>
-          <w:rPr>
-            <w:rStyle w:val="Hyperlink"/>
-          </w:rPr>
-          <w:t xml:space="preserve">https://www.nobelprize.org/prizes/economic-sciences/1994/summary/</w:t>
-        </w:r>
-      </w:hyperlink>
-      <w:r>
-        <w:t xml:space="preserve">.</w:t>
-      </w:r>
-    </w:p>
-    <w:bookmarkEnd w:id="345"/>
-    <w:bookmarkStart w:id="347" w:name="ref_Nobel2005AumannSchelling"/>
-    <w:p>
-      <w:pPr>
-        <w:pStyle w:val="Bibliography"/>
-      </w:pPr>
-      <w:r>
-        <w:t xml:space="preserve">The Nobel Prize (2005).</w:t>
-      </w:r>
-      <w:r>
-        <w:t xml:space="preserve"> </w:t>
-      </w:r>
-      <w:r>
-        <w:t xml:space="preserve">«The Sveriges Riksbank Prize in Economic Sciences in Memory of Alfred Nobel 2005: Robert J. Aumann and Thomas C. Schelling»</w:t>
-      </w:r>
-      <w:r>
-        <w:t xml:space="preserve">. 2005.</w:t>
-      </w:r>
-      <w:r>
-        <w:t xml:space="preserve"> </w:t>
-      </w:r>
-      <w:hyperlink r:id="rId346">
-        <w:r>
-          <w:rPr>
-            <w:rStyle w:val="Hyperlink"/>
-          </w:rPr>
-          <w:t xml:space="preserve">https://www.nobelprize.org/prizes/economic-sciences/2005/summary/</w:t>
-        </w:r>
-      </w:hyperlink>
-      <w:r>
-        <w:t xml:space="preserve">.</w:t>
-      </w:r>
-    </w:p>
-    <w:bookmarkEnd w:id="347"/>
-    <w:bookmarkStart w:id="349" w:name="ref_Theocharis1960Stability"/>
-    <w:p>
-      <w:pPr>
-        <w:pStyle w:val="Bibliography"/>
-      </w:pPr>
-      <w:r>
-        <w:t xml:space="preserve">Theocharis, Reghinos D. (1960).</w:t>
-      </w:r>
-      <w:r>
-        <w:t xml:space="preserve"> </w:t>
-      </w:r>
-      <w:r>
-        <w:t xml:space="preserve">«On the Stability of the Cournot Solution on the Oligopoly Problem»</w:t>
+        <w:t xml:space="preserve">Stigler, George J. (1964).</w:t>
+      </w:r>
+      <w:r>
+        <w:t xml:space="preserve"> </w:t>
+      </w:r>
+      <w:r>
+        <w:t xml:space="preserve">«A Theory of Oligopoly»</w:t>
       </w:r>
       <w:r>
         <w:t xml:space="preserve">.</w:t>
@@ -46787,13 +47100,79 @@
           <w:i/>
           <w:iCs/>
         </w:rPr>
-        <w:t xml:space="preserve">The Review of Economic Studies</w:t>
-      </w:r>
-      <w:r>
-        <w:t xml:space="preserve"> </w:t>
-      </w:r>
-      <w:r>
-        <w:t xml:space="preserve">27 (2): 133-34.</w:t>
+        <w:t xml:space="preserve">Journal of Political Economy</w:t>
+      </w:r>
+      <w:r>
+        <w:t xml:space="preserve"> </w:t>
+      </w:r>
+      <w:r>
+        <w:t xml:space="preserve">72 (1): 44-61.</w:t>
+      </w:r>
+      <w:r>
+        <w:t xml:space="preserve"> </w:t>
+      </w:r>
+      <w:hyperlink r:id="rId344">
+        <w:r>
+          <w:rPr>
+            <w:rStyle w:val="Hyperlink"/>
+          </w:rPr>
+          <w:t xml:space="preserve">https://doi.org/10.1086/258853</w:t>
+        </w:r>
+      </w:hyperlink>
+      <w:r>
+        <w:t xml:space="preserve">.</w:t>
+      </w:r>
+    </w:p>
+    <w:bookmarkEnd w:id="345"/>
+    <w:bookmarkStart w:id="347" w:name="ref_Nobel1994Nash"/>
+    <w:p>
+      <w:pPr>
+        <w:pStyle w:val="Bibliography"/>
+      </w:pPr>
+      <w:r>
+        <w:t xml:space="preserve">The Nobel Prize (1994).</w:t>
+      </w:r>
+      <w:r>
+        <w:t xml:space="preserve"> </w:t>
+      </w:r>
+      <w:r>
+        <w:t xml:space="preserve">«The Sveriges Riksbank Prize in Economic Sciences in Memory of Alfred Nobel 1994: John C. Harsanyi, John F. Nash Jr. and Reinhard Selten»</w:t>
+      </w:r>
+      <w:r>
+        <w:t xml:space="preserve">. 1994.</w:t>
+      </w:r>
+      <w:r>
+        <w:t xml:space="preserve"> </w:t>
+      </w:r>
+      <w:hyperlink r:id="rId346">
+        <w:r>
+          <w:rPr>
+            <w:rStyle w:val="Hyperlink"/>
+          </w:rPr>
+          <w:t xml:space="preserve">https://www.nobelprize.org/prizes/economic-sciences/1994/summary/</w:t>
+        </w:r>
+      </w:hyperlink>
+      <w:r>
+        <w:t xml:space="preserve">.</w:t>
+      </w:r>
+    </w:p>
+    <w:bookmarkEnd w:id="347"/>
+    <w:bookmarkStart w:id="349" w:name="ref_Nobel2005AumannSchelling"/>
+    <w:p>
+      <w:pPr>
+        <w:pStyle w:val="Bibliography"/>
+      </w:pPr>
+      <w:r>
+        <w:t xml:space="preserve">The Nobel Prize (2005).</w:t>
+      </w:r>
+      <w:r>
+        <w:t xml:space="preserve"> </w:t>
+      </w:r>
+      <w:r>
+        <w:t xml:space="preserve">«The Sveriges Riksbank Prize in Economic Sciences in Memory of Alfred Nobel 2005: Robert J. Aumann and Thomas C. Schelling»</w:t>
+      </w:r>
+      <w:r>
+        <w:t xml:space="preserve">. 2005.</w:t>
       </w:r>
       <w:r>
         <w:t xml:space="preserve"> </w:t>
@@ -46803,7 +47182,7 @@
           <w:rPr>
             <w:rStyle w:val="Hyperlink"/>
           </w:rPr>
-          <w:t xml:space="preserve">https://doi.org/10.2307/2296135</w:t>
+          <w:t xml:space="preserve">https://www.nobelprize.org/prizes/economic-sciences/2005/summary/</w:t>
         </w:r>
       </w:hyperlink>
       <w:r>
@@ -46811,13 +47190,22 @@
       </w:r>
     </w:p>
     <w:bookmarkEnd w:id="349"/>
-    <w:bookmarkStart w:id="350" w:name="ref_Tirole1988Theory"/>
+    <w:bookmarkStart w:id="351" w:name="ref_Theocharis1960Stability"/>
     <w:p>
       <w:pPr>
         <w:pStyle w:val="Bibliography"/>
       </w:pPr>
       <w:r>
-        <w:t xml:space="preserve">Tirole, Jean (1988).</w:t>
+        <w:t xml:space="preserve">Theocharis, Reghinos D. (1960).</w:t>
+      </w:r>
+      <w:r>
+        <w:t xml:space="preserve"> </w:t>
+      </w:r>
+      <w:r>
+        <w:t xml:space="preserve">«On the Stability of the Cournot Solution on the Oligopoly Problem»</w:t>
+      </w:r>
+      <w:r>
+        <w:t xml:space="preserve">.</w:t>
       </w:r>
       <w:r>
         <w:t xml:space="preserve"> </w:t>
@@ -46827,86 +47215,37 @@
           <w:i/>
           <w:iCs/>
         </w:rPr>
-        <w:t xml:space="preserve">The Theory of Industrial Organization</w:t>
-      </w:r>
-      <w:r>
-        <w:t xml:space="preserve">. Cambridge (Massachusetts): MIT Press.</w:t>
-      </w:r>
-    </w:p>
-    <w:bookmarkEnd w:id="350"/>
-    <w:bookmarkStart w:id="352" w:name="ref_TJUE1993PastaPapel"/>
+        <w:t xml:space="preserve">The Review of Economic Studies</w:t>
+      </w:r>
+      <w:r>
+        <w:t xml:space="preserve"> </w:t>
+      </w:r>
+      <w:r>
+        <w:t xml:space="preserve">27 (2): 133-34.</w:t>
+      </w:r>
+      <w:r>
+        <w:t xml:space="preserve"> </w:t>
+      </w:r>
+      <w:hyperlink r:id="rId350">
+        <w:r>
+          <w:rPr>
+            <w:rStyle w:val="Hyperlink"/>
+          </w:rPr>
+          <w:t xml:space="preserve">https://doi.org/10.2307/2296135</w:t>
+        </w:r>
+      </w:hyperlink>
+      <w:r>
+        <w:t xml:space="preserve">.</w:t>
+      </w:r>
+    </w:p>
+    <w:bookmarkEnd w:id="351"/>
+    <w:bookmarkStart w:id="352" w:name="ref_Tirole1988Theory"/>
     <w:p>
       <w:pPr>
         <w:pStyle w:val="Bibliography"/>
       </w:pPr>
       <w:r>
-        <w:t xml:space="preserve">Tribunal de Justicia de las Comunidades Europeas (1993).</w:t>
-      </w:r>
-      <w:r>
-        <w:t xml:space="preserve"> </w:t>
-      </w:r>
-      <w:r>
-        <w:t xml:space="preserve">«Sentencia de 31 de marzo de 1993, Ahlström Osakeyhtiö y otros contra Comisión (pasta de papel), asuntos acumulados C-89/85, C-104/85, C-114/85, C-116/85, C-117/85 y C-125/85 a C-129/85»</w:t>
-      </w:r>
-      <w:r>
-        <w:t xml:space="preserve">. 31 de marzo de 1993.</w:t>
-      </w:r>
-      <w:r>
-        <w:t xml:space="preserve"> </w:t>
-      </w:r>
-      <w:hyperlink r:id="rId351">
-        <w:r>
-          <w:rPr>
-            <w:rStyle w:val="Hyperlink"/>
-          </w:rPr>
-          <w:t xml:space="preserve">https://eur-lex.europa.eu/legal-content/ES/TXT/?uri=CELEX:61985CJ0089</w:t>
-        </w:r>
-      </w:hyperlink>
-      <w:r>
-        <w:t xml:space="preserve">.</w:t>
-      </w:r>
-    </w:p>
-    <w:bookmarkEnd w:id="352"/>
-    <w:bookmarkStart w:id="354" w:name="ref_UE2016TFUE"/>
-    <w:p>
-      <w:pPr>
-        <w:pStyle w:val="Bibliography"/>
-      </w:pPr>
-      <w:r>
-        <w:t xml:space="preserve">Unión Europea (2016).</w:t>
-      </w:r>
-      <w:r>
-        <w:t xml:space="preserve"> </w:t>
-      </w:r>
-      <w:r>
-        <w:t xml:space="preserve">«Tratado de Funcionamiento de la Unión Europea (versión consolidada), arts. 3, 101, 102 y 107-109»</w:t>
-      </w:r>
-      <w:r>
-        <w:t xml:space="preserve">. 2016.</w:t>
-      </w:r>
-      <w:r>
-        <w:t xml:space="preserve"> </w:t>
-      </w:r>
-      <w:hyperlink r:id="rId353">
-        <w:r>
-          <w:rPr>
-            <w:rStyle w:val="Hyperlink"/>
-          </w:rPr>
-          <w:t xml:space="preserve">https://www.boe.es/buscar/doc.php?id=DOUE-Z-2010-70002</w:t>
-        </w:r>
-      </w:hyperlink>
-      <w:r>
-        <w:t xml:space="preserve">.</w:t>
-      </w:r>
-    </w:p>
-    <w:bookmarkEnd w:id="354"/>
-    <w:bookmarkStart w:id="355" w:name="ref_Vives1999Oligopoly"/>
-    <w:p>
-      <w:pPr>
-        <w:pStyle w:val="Bibliography"/>
-      </w:pPr>
-      <w:r>
-        <w:t xml:space="preserve">Vives, Xavier (1999).</w:t>
+        <w:t xml:space="preserve">Tirole, Jean (1988).</w:t>
       </w:r>
       <w:r>
         <w:t xml:space="preserve"> </w:t>
@@ -46916,15 +47255,104 @@
           <w:i/>
           <w:iCs/>
         </w:rPr>
+        <w:t xml:space="preserve">The Theory of Industrial Organization</w:t>
+      </w:r>
+      <w:r>
+        <w:t xml:space="preserve">. Cambridge (Massachusetts): MIT Press.</w:t>
+      </w:r>
+    </w:p>
+    <w:bookmarkEnd w:id="352"/>
+    <w:bookmarkStart w:id="354" w:name="ref_TJUE1993PastaPapel"/>
+    <w:p>
+      <w:pPr>
+        <w:pStyle w:val="Bibliography"/>
+      </w:pPr>
+      <w:r>
+        <w:t xml:space="preserve">Tribunal de Justicia de las Comunidades Europeas (1993).</w:t>
+      </w:r>
+      <w:r>
+        <w:t xml:space="preserve"> </w:t>
+      </w:r>
+      <w:r>
+        <w:t xml:space="preserve">«Sentencia de 31 de marzo de 1993, Ahlström Osakeyhtiö y otros contra Comisión (pasta de papel), asuntos acumulados C-89/85, C-104/85, C-114/85, C-116/85, C-117/85 y C-125/85 a C-129/85»</w:t>
+      </w:r>
+      <w:r>
+        <w:t xml:space="preserve">. 31 de marzo de 1993.</w:t>
+      </w:r>
+      <w:r>
+        <w:t xml:space="preserve"> </w:t>
+      </w:r>
+      <w:hyperlink r:id="rId353">
+        <w:r>
+          <w:rPr>
+            <w:rStyle w:val="Hyperlink"/>
+          </w:rPr>
+          <w:t xml:space="preserve">https://eur-lex.europa.eu/legal-content/ES/TXT/?uri=CELEX:61985CJ0089</w:t>
+        </w:r>
+      </w:hyperlink>
+      <w:r>
+        <w:t xml:space="preserve">.</w:t>
+      </w:r>
+    </w:p>
+    <w:bookmarkEnd w:id="354"/>
+    <w:bookmarkStart w:id="356" w:name="ref_UE2016TFUE"/>
+    <w:p>
+      <w:pPr>
+        <w:pStyle w:val="Bibliography"/>
+      </w:pPr>
+      <w:r>
+        <w:t xml:space="preserve">Unión Europea (2016).</w:t>
+      </w:r>
+      <w:r>
+        <w:t xml:space="preserve"> </w:t>
+      </w:r>
+      <w:r>
+        <w:t xml:space="preserve">«Tratado de Funcionamiento de la Unión Europea (versión consolidada), arts. 3, 101, 102 y 107-109»</w:t>
+      </w:r>
+      <w:r>
+        <w:t xml:space="preserve">. 2016.</w:t>
+      </w:r>
+      <w:r>
+        <w:t xml:space="preserve"> </w:t>
+      </w:r>
+      <w:hyperlink r:id="rId355">
+        <w:r>
+          <w:rPr>
+            <w:rStyle w:val="Hyperlink"/>
+          </w:rPr>
+          <w:t xml:space="preserve">https://www.boe.es/buscar/doc.php?id=DOUE-Z-2010-70002</w:t>
+        </w:r>
+      </w:hyperlink>
+      <w:r>
+        <w:t xml:space="preserve">.</w:t>
+      </w:r>
+    </w:p>
+    <w:bookmarkEnd w:id="356"/>
+    <w:bookmarkStart w:id="357" w:name="ref_Vives1999Oligopoly"/>
+    <w:p>
+      <w:pPr>
+        <w:pStyle w:val="Bibliography"/>
+      </w:pPr>
+      <w:r>
+        <w:t xml:space="preserve">Vives, Xavier (1999).</w:t>
+      </w:r>
+      <w:r>
+        <w:t xml:space="preserve"> </w:t>
+      </w:r>
+      <w:r>
+        <w:rPr>
+          <w:i/>
+          <w:iCs/>
+        </w:rPr>
         <w:t xml:space="preserve">Oligopoly Pricing: Old Ideas and New Tools</w:t>
       </w:r>
       <w:r>
         <w:t xml:space="preserve">. Cambridge (Massachusetts): MIT Press.</w:t>
       </w:r>
     </w:p>
-    <w:bookmarkEnd w:id="355"/>
-    <w:bookmarkEnd w:id="356"/>
     <w:bookmarkEnd w:id="357"/>
+    <w:bookmarkEnd w:id="358"/>
+    <w:bookmarkEnd w:id="359"/>
     <w:sectPr>
       <w:headerReference r:id="rId9" w:type="default"/>
       <w:footerReference r:id="rIdTceeB" w:type="default"/>
@@ -49291,8 +49719,8 @@
       </w:rPr>
     </w:lvl>
   </w:abstractNum>
-  <w:abstractNum w:abstractNumId="99201">
-    <w:nsid w:val="00A99201"/>
+  <w:abstractNum w:abstractNumId="99411">
+    <w:nsid w:val="00A99411"/>
     <w:multiLevelType w:val="multilevel"/>
     <w:lvl w:ilvl="0">
       <w:start w:val="1"/>
@@ -49305,7 +49733,7 @@
     </w:lvl>
     <w:lvl w:ilvl="1">
       <w:start w:val="1"/>
-      <w:numFmt w:val="lowerLetter"/>
+      <w:numFmt w:val="decimal"/>
       <w:lvlText w:val="%2."/>
       <w:lvlJc w:val="left"/>
       <w:pPr>
@@ -49314,7 +49742,7 @@
     </w:lvl>
     <w:lvl w:ilvl="2">
       <w:start w:val="1"/>
-      <w:numFmt w:val="lowerRoman"/>
+      <w:numFmt w:val="decimal"/>
       <w:lvlText w:val="%3."/>
       <w:lvlJc w:val="left"/>
       <w:pPr>
@@ -49332,7 +49760,7 @@
     </w:lvl>
     <w:lvl w:ilvl="4">
       <w:start w:val="1"/>
-      <w:numFmt w:val="lowerLetter"/>
+      <w:numFmt w:val="decimal"/>
       <w:lvlText w:val="%5."/>
       <w:lvlJc w:val="left"/>
       <w:pPr>
@@ -49341,7 +49769,7 @@
     </w:lvl>
     <w:lvl w:ilvl="5">
       <w:start w:val="1"/>
-      <w:numFmt w:val="lowerRoman"/>
+      <w:numFmt w:val="decimal"/>
       <w:lvlText w:val="%6."/>
       <w:lvlJc w:val="left"/>
       <w:pPr>
@@ -49359,7 +49787,7 @@
     </w:lvl>
     <w:lvl w:ilvl="7">
       <w:start w:val="1"/>
-      <w:numFmt w:val="lowerLetter"/>
+      <w:numFmt w:val="decimal"/>
       <w:lvlText w:val="%8."/>
       <w:lvlJc w:val="left"/>
       <w:pPr>
@@ -49368,7 +49796,7 @@
     </w:lvl>
     <w:lvl w:ilvl="8">
       <w:start w:val="1"/>
-      <w:numFmt w:val="lowerRoman"/>
+      <w:numFmt w:val="decimal"/>
       <w:lvlText w:val="%9."/>
       <w:lvlJc w:val="left"/>
       <w:pPr>
@@ -49376,8 +49804,8 @@
       </w:pPr>
     </w:lvl>
   </w:abstractNum>
-  <w:abstractNum w:abstractNumId="99203">
-    <w:nsid w:val="00A99203"/>
+  <w:abstractNum w:abstractNumId="99413">
+    <w:nsid w:val="00A99413"/>
     <w:multiLevelType w:val="multilevel"/>
     <w:lvl w:ilvl="0">
       <w:start w:val="3"/>
@@ -49390,7 +49818,7 @@
     </w:lvl>
     <w:lvl w:ilvl="1">
       <w:start w:val="3"/>
-      <w:numFmt w:val="lowerLetter"/>
+      <w:numFmt w:val="decimal"/>
       <w:lvlText w:val="%2."/>
       <w:lvlJc w:val="left"/>
       <w:pPr>
@@ -49399,7 +49827,7 @@
     </w:lvl>
     <w:lvl w:ilvl="2">
       <w:start w:val="3"/>
-      <w:numFmt w:val="lowerRoman"/>
+      <w:numFmt w:val="decimal"/>
       <w:lvlText w:val="%3."/>
       <w:lvlJc w:val="left"/>
       <w:pPr>
@@ -49417,7 +49845,7 @@
     </w:lvl>
     <w:lvl w:ilvl="4">
       <w:start w:val="3"/>
-      <w:numFmt w:val="lowerLetter"/>
+      <w:numFmt w:val="decimal"/>
       <w:lvlText w:val="%5."/>
       <w:lvlJc w:val="left"/>
       <w:pPr>
@@ -49426,7 +49854,7 @@
     </w:lvl>
     <w:lvl w:ilvl="5">
       <w:start w:val="3"/>
-      <w:numFmt w:val="lowerRoman"/>
+      <w:numFmt w:val="decimal"/>
       <w:lvlText w:val="%6."/>
       <w:lvlJc w:val="left"/>
       <w:pPr>
@@ -49444,7 +49872,7 @@
     </w:lvl>
     <w:lvl w:ilvl="7">
       <w:start w:val="3"/>
-      <w:numFmt w:val="lowerLetter"/>
+      <w:numFmt w:val="decimal"/>
       <w:lvlText w:val="%8."/>
       <w:lvlJc w:val="left"/>
       <w:pPr>
@@ -49453,7 +49881,7 @@
     </w:lvl>
     <w:lvl w:ilvl="8">
       <w:start w:val="3"/>
-      <w:numFmt w:val="lowerRoman"/>
+      <w:numFmt w:val="decimal"/>
       <w:lvlText w:val="%9."/>
       <w:lvlJc w:val="left"/>
       <w:pPr>
@@ -49513,7 +49941,7 @@
     <w:abstractNumId w:val="991"/>
   </w:num>
   <w:num w:numId="1017">
-    <w:abstractNumId w:val="99201"/>
+    <w:abstractNumId w:val="99411"/>
     <w:lvlOverride w:ilvl="0">
       <w:startOverride w:val="1"/>
     </w:lvlOverride>
@@ -49567,7 +49995,7 @@
     <w:abstractNumId w:val="991"/>
   </w:num>
   <w:num w:numId="1026">
-    <w:abstractNumId w:val="99201"/>
+    <w:abstractNumId w:val="99411"/>
     <w:lvlOverride w:ilvl="0">
       <w:startOverride w:val="1"/>
     </w:lvlOverride>
@@ -49627,7 +50055,7 @@
     <w:abstractNumId w:val="991"/>
   </w:num>
   <w:num w:numId="1037">
-    <w:abstractNumId w:val="99201"/>
+    <w:abstractNumId w:val="99411"/>
     <w:lvlOverride w:ilvl="0">
       <w:startOverride w:val="1"/>
     </w:lvlOverride>
@@ -49675,7 +50103,7 @@
     <w:abstractNumId w:val="991"/>
   </w:num>
   <w:num w:numId="1044">
-    <w:abstractNumId w:val="99201"/>
+    <w:abstractNumId w:val="99411"/>
     <w:lvlOverride w:ilvl="0">
       <w:startOverride w:val="1"/>
     </w:lvlOverride>
@@ -49714,7 +50142,7 @@
     <w:abstractNumId w:val="991"/>
   </w:num>
   <w:num w:numId="1048">
-    <w:abstractNumId w:val="99201"/>
+    <w:abstractNumId w:val="99411"/>
     <w:lvlOverride w:ilvl="0">
       <w:startOverride w:val="1"/>
     </w:lvlOverride>
@@ -49828,7 +50256,7 @@
     <w:abstractNumId w:val="991"/>
   </w:num>
   <w:num w:numId="1077">
-    <w:abstractNumId w:val="99201"/>
+    <w:abstractNumId w:val="99411"/>
     <w:lvlOverride w:ilvl="0">
       <w:startOverride w:val="1"/>
     </w:lvlOverride>
@@ -49858,7 +50286,7 @@
     </w:lvlOverride>
   </w:num>
   <w:num w:numId="1078">
-    <w:abstractNumId w:val="99203"/>
+    <w:abstractNumId w:val="99413"/>
     <w:lvlOverride w:ilvl="0">
       <w:startOverride w:val="3"/>
     </w:lvlOverride>
@@ -49906,7 +50334,7 @@
     <w:abstractNumId w:val="991"/>
   </w:num>
   <w:num w:numId="1085">
-    <w:abstractNumId w:val="99201"/>
+    <w:abstractNumId w:val="99411"/>
     <w:lvlOverride w:ilvl="0">
       <w:startOverride w:val="1"/>
     </w:lvlOverride>
@@ -49945,7 +50373,7 @@
     <w:abstractNumId w:val="991"/>
   </w:num>
   <w:num w:numId="1089">
-    <w:abstractNumId w:val="99201"/>
+    <w:abstractNumId w:val="99411"/>
     <w:lvlOverride w:ilvl="0">
       <w:startOverride w:val="1"/>
     </w:lvlOverride>
@@ -50259,6 +50687,7 @@
       <w:keepNext/>
       <w:keepLines/>
       <w:spacing w:after="120" w:before="280"/>
+      <w:jc w:val="left"/>
       <w:outlineLvl w:val="0"/>
       <w:shd w:color="auto" w:fill="5F2987" w:val="clear"/>
     </w:pPr>
@@ -50285,6 +50714,7 @@
       <w:keepNext/>
       <w:keepLines/>
       <w:spacing w:after="80" w:before="240"/>
+      <w:jc w:val="left"/>
       <w:outlineLvl w:val="1"/>
       <w:pBdr>
         <w:bottom w:color="5F2987" w:space="1" w:sz="4" w:val="single"/>
@@ -50314,6 +50744,7 @@
       <w:keepLines/>
       <w:spacing w:after="80" w:before="160"/>
       <w:ind w:left="283"/>
+      <w:jc w:val="left"/>
       <w:outlineLvl w:val="2"/>
     </w:pPr>
     <w:rPr>
@@ -50340,6 +50771,7 @@
       <w:keepLines/>
       <w:spacing w:after="40" w:before="80"/>
       <w:ind w:left="567"/>
+      <w:jc w:val="left"/>
       <w:outlineLvl w:val="3"/>
     </w:pPr>
     <w:rPr>
@@ -50366,6 +50798,7 @@
       <w:keepLines/>
       <w:spacing w:after="40" w:before="80"/>
       <w:ind w:left="567"/>
+      <w:jc w:val="left"/>
       <w:outlineLvl w:val="4"/>
     </w:pPr>
     <w:rPr>
@@ -50391,6 +50824,7 @@
       <w:keepLines/>
       <w:spacing w:after="0" w:before="40"/>
       <w:ind w:left="567"/>
+      <w:jc w:val="left"/>
       <w:outlineLvl w:val="5"/>
     </w:pPr>
     <w:rPr>
@@ -50804,6 +51238,7 @@
         <w:left w:color="5F2987" w:space="8" w:sz="24" w:val="single"/>
       </w:pBdr>
       <w:shd w:color="auto" w:fill="F3EEF7" w:val="clear"/>
+      <w:jc w:val="left"/>
     </w:pPr>
     <w:rPr>
       <w:rFonts w:ascii="TeX Gyre Pagella" w:cs="TeX Gyre Pagella" w:eastAsia="TeX Gyre Pagella" w:hAnsi="TeX Gyre Pagella"/>
@@ -50822,6 +51257,7 @@
         <w:right w:color="767171" w:space="4" w:sz="4" w:val="single"/>
       </w:pBdr>
       <w:shd w:color="auto" w:fill="E7E6E6" w:val="clear"/>
+      <w:jc w:val="left"/>
     </w:pPr>
     <w:rPr>
       <w:rFonts w:ascii="TeX Gyre Pagella" w:cs="TeX Gyre Pagella" w:eastAsia="TeX Gyre Pagella" w:hAnsi="TeX Gyre Pagella"/>
@@ -50840,6 +51276,7 @@
         <w:right w:color="C8D8C0" w:space="4" w:sz="4" w:val="single"/>
       </w:pBdr>
       <w:shd w:color="auto" w:fill="E2EFD9" w:val="clear"/>
+      <w:jc w:val="left"/>
     </w:pPr>
     <w:rPr>
       <w:rFonts w:ascii="TeX Gyre Pagella" w:cs="TeX Gyre Pagella" w:eastAsia="TeX Gyre Pagella" w:hAnsi="TeX Gyre Pagella"/>
@@ -50859,6 +51296,7 @@
         <w:right w:color="5F2987" w:space="4" w:sz="4" w:val="single"/>
       </w:pBdr>
       <w:shd w:color="auto" w:fill="FAF9F6" w:val="clear"/>
+      <w:jc w:val="left"/>
     </w:pPr>
     <w:rPr>
       <w:rFonts w:ascii="TeX Gyre Pagella" w:cs="TeX Gyre Pagella" w:eastAsia="TeX Gyre Pagella" w:hAnsi="TeX Gyre Pagella"/>

--- a/oposicion/temario/tercer-ejercicio/3A19.docx
+++ b/oposicion/temario/tercer-ejercicio/3A19.docx
@@ -37,7 +37,7 @@
         <w:pStyle w:val="Paginasdeltema"/>
       </w:pPr>
       <w:r>
-        <w:t xml:space="preserve">Tema: 35 págs. · Anexos: 4 · Bibliografía: 5 (PDF)</w:t>
+        <w:t xml:space="preserve">Tema: 36 págs. · Anexos: 4 · Bibliografía: 5 (PDF)</w:t>
       </w:r>
     </w:p>
     <w:bookmarkStart w:id="38" w:name="introducci__n"/>
@@ -801,13 +801,25 @@
     </w:p>
     <w:p>
       <w:pPr>
+        <w:keepNext/>
         <w:numPr>
           <w:ilvl w:val="2"/>
           <w:numId w:val="1005"/>
         </w:numPr>
       </w:pPr>
       <w:r>
-        <w:t xml:space="preserve">Los primeros modelos de oligopolio son anteriores a la teoría de juegos: el duopolio en cantidades de</w:t>
+        <w:t xml:space="preserve">Los primeros modelos de oligopolio son anteriores a la teoría de juegos:</w:t>
+      </w:r>
+    </w:p>
+    <w:p>
+      <w:pPr>
+        <w:numPr>
+          <w:ilvl w:val="3"/>
+          <w:numId w:val="1006"/>
+        </w:numPr>
+      </w:pPr>
+      <w:r>
+        <w:t xml:space="preserve">el duopolio en cantidades de</w:t>
       </w:r>
       <w:r>
         <w:t xml:space="preserve"> </w:t>
@@ -836,7 +848,18 @@
         <w:t xml:space="preserve">)</w:t>
       </w:r>
       <w:r>
-        <w:t xml:space="preserve">, la crítica en precios de</w:t>
+        <w:t xml:space="preserve">;</w:t>
+      </w:r>
+    </w:p>
+    <w:p>
+      <w:pPr>
+        <w:numPr>
+          <w:ilvl w:val="3"/>
+          <w:numId w:val="1006"/>
+        </w:numPr>
+      </w:pPr>
+      <w:r>
+        <w:t xml:space="preserve">la crítica en precios de</w:t>
       </w:r>
       <w:r>
         <w:t xml:space="preserve"> </w:t>
@@ -865,7 +888,18 @@
         <w:t xml:space="preserve">)</w:t>
       </w:r>
       <w:r>
-        <w:t xml:space="preserve">, las restricciones de capacidad de</w:t>
+        <w:t xml:space="preserve">;</w:t>
+      </w:r>
+    </w:p>
+    <w:p>
+      <w:pPr>
+        <w:numPr>
+          <w:ilvl w:val="3"/>
+          <w:numId w:val="1006"/>
+        </w:numPr>
+      </w:pPr>
+      <w:r>
+        <w:t xml:space="preserve">las restricciones de capacidad de</w:t>
       </w:r>
       <w:r>
         <w:t xml:space="preserve"> </w:t>
@@ -894,10 +928,18 @@
         <w:t xml:space="preserve">)</w:t>
       </w:r>
       <w:r>
-        <w:t xml:space="preserve"> </w:t>
-      </w:r>
-      <w:r>
-        <w:t xml:space="preserve">y el liderazgo de</w:t>
+        <w:t xml:space="preserve">;</w:t>
+      </w:r>
+    </w:p>
+    <w:p>
+      <w:pPr>
+        <w:numPr>
+          <w:ilvl w:val="3"/>
+          <w:numId w:val="1006"/>
+        </w:numPr>
+      </w:pPr>
+      <w:r>
+        <w:t xml:space="preserve">el liderazgo de</w:t>
       </w:r>
       <w:r>
         <w:t xml:space="preserve"> </w:t>
@@ -931,6 +973,7 @@
     </w:p>
     <w:p>
       <w:pPr>
+        <w:keepNext/>
         <w:numPr>
           <w:ilvl w:val="2"/>
           <w:numId w:val="1005"/>
@@ -1074,7 +1117,18 @@
         <w:t xml:space="preserve"> </w:t>
       </w:r>
       <w:r>
-        <w:t xml:space="preserve">define el equilibrio de los juegos no cooperativos; después llegan la forma extensiva</w:t>
+        <w:t xml:space="preserve">define el equilibrio de los juegos no cooperativos, y después llegan:</w:t>
+      </w:r>
+    </w:p>
+    <w:p>
+      <w:pPr>
+        <w:numPr>
+          <w:ilvl w:val="3"/>
+          <w:numId w:val="1007"/>
+        </w:numPr>
+      </w:pPr>
+      <w:r>
+        <w:t xml:space="preserve">la forma extensiva</w:t>
       </w:r>
       <w:r>
         <w:t xml:space="preserve"> </w:t>
@@ -1101,7 +1155,18 @@
         <w:t xml:space="preserve">)</w:t>
       </w:r>
       <w:r>
-        <w:t xml:space="preserve">, los juegos repetidos</w:t>
+        <w:t xml:space="preserve">;</w:t>
+      </w:r>
+    </w:p>
+    <w:p>
+      <w:pPr>
+        <w:numPr>
+          <w:ilvl w:val="3"/>
+          <w:numId w:val="1007"/>
+        </w:numPr>
+      </w:pPr>
+      <w:r>
+        <w:t xml:space="preserve">los juegos repetidos</w:t>
       </w:r>
       <w:r>
         <w:t xml:space="preserve"> </w:t>
@@ -1128,7 +1193,18 @@
         <w:t xml:space="preserve">)</w:t>
       </w:r>
       <w:r>
-        <w:t xml:space="preserve">, la perfección en subjuegos, que</w:t>
+        <w:t xml:space="preserve">;</w:t>
+      </w:r>
+    </w:p>
+    <w:p>
+      <w:pPr>
+        <w:numPr>
+          <w:ilvl w:val="3"/>
+          <w:numId w:val="1007"/>
+        </w:numPr>
+      </w:pPr>
+      <w:r>
+        <w:t xml:space="preserve">la perfección en subjuegos, que</w:t>
       </w:r>
       <w:r>
         <w:t xml:space="preserve"> </w:t>
@@ -1160,7 +1236,18 @@
         <w:t xml:space="preserve"> </w:t>
       </w:r>
       <w:r>
-        <w:t xml:space="preserve">propone precisamente con un modelo de oligopolio, y la información incompleta</w:t>
+        <w:t xml:space="preserve">propone precisamente con un modelo de oligopolio;</w:t>
+      </w:r>
+    </w:p>
+    <w:p>
+      <w:pPr>
+        <w:numPr>
+          <w:ilvl w:val="3"/>
+          <w:numId w:val="1007"/>
+        </w:numPr>
+      </w:pPr>
+      <w:r>
+        <w:t xml:space="preserve">la información incompleta</w:t>
       </w:r>
       <w:r>
         <w:t xml:space="preserve"> </w:t>
@@ -1315,7 +1402,7 @@
       <w:pPr>
         <w:numPr>
           <w:ilvl w:val="2"/>
-          <w:numId w:val="1006"/>
+          <w:numId w:val="1008"/>
         </w:numPr>
       </w:pPr>
       <w:r>
@@ -1375,7 +1462,7 @@
       <w:pPr>
         <w:numPr>
           <w:ilvl w:val="2"/>
-          <w:numId w:val="1006"/>
+          <w:numId w:val="1008"/>
         </w:numPr>
       </w:pPr>
       <w:r>
@@ -1453,13 +1540,25 @@
     </w:p>
     <w:p>
       <w:pPr>
+        <w:keepNext/>
         <w:numPr>
           <w:ilvl w:val="1"/>
-          <w:numId w:val="1000"/>
+          <w:numId w:val="1004"/>
         </w:numPr>
       </w:pPr>
       <w:r>
-        <w:t xml:space="preserve">Las 2 cosas no coinciden: la</w:t>
+        <w:t xml:space="preserve">Las 2 cosas no coinciden:</w:t>
+      </w:r>
+    </w:p>
+    <w:p>
+      <w:pPr>
+        <w:numPr>
+          <w:ilvl w:val="2"/>
+          <w:numId w:val="1009"/>
+        </w:numPr>
+      </w:pPr>
+      <w:r>
+        <w:t xml:space="preserve">la</w:t>
       </w:r>
       <w:r>
         <w:t xml:space="preserve"> </w:t>
@@ -1486,7 +1585,18 @@
         </w:r>
       </w:hyperlink>
       <w:r>
-        <w:t xml:space="preserve">) es un resultado cooperativo de un juego no cooperativo, sin contrato alguno; el</w:t>
+        <w:t xml:space="preserve">) es un resultado cooperativo de un juego no cooperativo, sin contrato alguno;</w:t>
+      </w:r>
+    </w:p>
+    <w:p>
+      <w:pPr>
+        <w:numPr>
+          <w:ilvl w:val="2"/>
+          <w:numId w:val="1009"/>
+        </w:numPr>
+      </w:pPr>
+      <w:r>
+        <w:t xml:space="preserve">el</w:t>
       </w:r>
       <w:r>
         <w:t xml:space="preserve"> </w:t>
@@ -1524,7 +1634,18 @@
         </w:r>
       </w:hyperlink>
       <w:r>
-        <w:t xml:space="preserve">). Esta exposición usa las 2 teorías.</w:t>
+        <w:t xml:space="preserve">).</w:t>
+      </w:r>
+    </w:p>
+    <w:p>
+      <w:pPr>
+        <w:numPr>
+          <w:ilvl w:val="1"/>
+          <w:numId w:val="1004"/>
+        </w:numPr>
+      </w:pPr>
+      <w:r>
+        <w:t xml:space="preserve">Esta exposición usa las 2 teorías.</w:t>
       </w:r>
       <w:r>
         <w:rPr>
@@ -1558,7 +1679,7 @@
       <w:pPr>
         <w:numPr>
           <w:ilvl w:val="1"/>
-          <w:numId w:val="1007"/>
+          <w:numId w:val="1010"/>
         </w:numPr>
       </w:pPr>
       <w:r>
@@ -1569,7 +1690,7 @@
       <w:pPr>
         <w:numPr>
           <w:ilvl w:val="1"/>
-          <w:numId w:val="1007"/>
+          <w:numId w:val="1010"/>
         </w:numPr>
       </w:pPr>
       <w:r>
@@ -1580,7 +1701,7 @@
       <w:pPr>
         <w:numPr>
           <w:ilvl w:val="1"/>
-          <w:numId w:val="1007"/>
+          <w:numId w:val="1010"/>
         </w:numPr>
       </w:pPr>
       <w:r>
@@ -1591,7 +1712,7 @@
       <w:pPr>
         <w:numPr>
           <w:ilvl w:val="1"/>
-          <w:numId w:val="1007"/>
+          <w:numId w:val="1010"/>
         </w:numPr>
       </w:pPr>
       <w:r>
@@ -1623,7 +1744,7 @@
       <w:pPr>
         <w:numPr>
           <w:ilvl w:val="1"/>
-          <w:numId w:val="1008"/>
+          <w:numId w:val="1011"/>
         </w:numPr>
       </w:pPr>
       <w:r>
@@ -1741,7 +1862,7 @@
       <w:pPr>
         <w:numPr>
           <w:ilvl w:val="1"/>
-          <w:numId w:val="1008"/>
+          <w:numId w:val="1011"/>
         </w:numPr>
       </w:pPr>
       <w:r>
@@ -1781,7 +1902,7 @@
       <w:pPr>
         <w:numPr>
           <w:ilvl w:val="1"/>
-          <w:numId w:val="1008"/>
+          <w:numId w:val="1011"/>
         </w:numPr>
       </w:pPr>
       <w:r>
@@ -2306,6 +2427,7 @@
     <w:p>
       <w:pPr>
         <w:pStyle w:val="Notaalopositor"/>
+        <w:keepNext/>
         <w:keepLines/>
       </w:pPr>
       <w:r>
@@ -2399,7 +2521,101 @@
         </w:r>
       </w:hyperlink>
       <w:r>
-        <w:t xml:space="preserve">). Reparto del cante: introducción, 2′30″; I, 11′ (I.1, 1′; I.2, 3′30″; I.3, 1′30″; I.4, 3′30″; I.5, 1′30″); II, 7′ (II.1, 1′; II.2, 6′); III, 8′30″ (III.1, 3′; III.2, 3′; III.3, 2′30″), y conclusión, 1′. Los gráficos imprescindibles son las funciones de reacción de</w:t>
+        <w:t xml:space="preserve">). Reparto del cante:</w:t>
+      </w:r>
+    </w:p>
+    <w:p>
+      <w:pPr>
+        <w:pStyle w:val="Notaalopositor"/>
+        <w:keepNext/>
+        <w:keepLines/>
+        <w:numPr>
+          <w:ilvl w:val="0"/>
+          <w:numId w:val="1012"/>
+        </w:numPr>
+      </w:pPr>
+      <w:r>
+        <w:t xml:space="preserve">introducción, 2′30″;</w:t>
+      </w:r>
+    </w:p>
+    <w:p>
+      <w:pPr>
+        <w:pStyle w:val="Notaalopositor"/>
+        <w:keepNext/>
+        <w:keepLines/>
+        <w:numPr>
+          <w:ilvl w:val="0"/>
+          <w:numId w:val="1012"/>
+        </w:numPr>
+      </w:pPr>
+      <w:r>
+        <w:t xml:space="preserve">I, 11′ (I.1, 1′; I.2, 3′30″; I.3, 1′30″; I.4, 3′30″; I.5, 1′30″);</w:t>
+      </w:r>
+    </w:p>
+    <w:p>
+      <w:pPr>
+        <w:pStyle w:val="Notaalopositor"/>
+        <w:keepNext/>
+        <w:keepLines/>
+        <w:numPr>
+          <w:ilvl w:val="0"/>
+          <w:numId w:val="1012"/>
+        </w:numPr>
+      </w:pPr>
+      <w:r>
+        <w:t xml:space="preserve">II, 7′ (II.1, 1′; II.2, 6′);</w:t>
+      </w:r>
+    </w:p>
+    <w:p>
+      <w:pPr>
+        <w:pStyle w:val="Notaalopositor"/>
+        <w:keepNext/>
+        <w:keepLines/>
+        <w:numPr>
+          <w:ilvl w:val="0"/>
+          <w:numId w:val="1012"/>
+        </w:numPr>
+      </w:pPr>
+      <w:r>
+        <w:t xml:space="preserve">III, 8′30″ (III.1, 3′; III.2, 3′; III.3, 2′30″);</w:t>
+      </w:r>
+    </w:p>
+    <w:p>
+      <w:pPr>
+        <w:pStyle w:val="Notaalopositor"/>
+        <w:keepNext/>
+        <w:keepLines/>
+        <w:numPr>
+          <w:ilvl w:val="0"/>
+          <w:numId w:val="1012"/>
+        </w:numPr>
+      </w:pPr>
+      <w:r>
+        <w:t xml:space="preserve">conclusión, 1′.</w:t>
+      </w:r>
+    </w:p>
+    <w:p>
+      <w:pPr>
+        <w:pStyle w:val="Notaalopositor"/>
+        <w:keepNext/>
+        <w:keepLines/>
+      </w:pPr>
+      <w:r>
+        <w:t xml:space="preserve">Los gráficos imprescindibles son:</w:t>
+      </w:r>
+    </w:p>
+    <w:p>
+      <w:pPr>
+        <w:pStyle w:val="Notaalopositor"/>
+        <w:keepNext/>
+        <w:keepLines/>
+        <w:numPr>
+          <w:ilvl w:val="0"/>
+          <w:numId w:val="1013"/>
+        </w:numPr>
+      </w:pPr>
+      <w:r>
+        <w:t xml:space="preserve">las funciones de reacción de</w:t>
       </w:r>
       <w:r>
         <w:t xml:space="preserve"> </w:t>
@@ -2440,7 +2656,55 @@
         </w:r>
       </w:hyperlink>
       <w:r>
-        <w:t xml:space="preserve">, con el cártel; la senda de beneficios del gatillo, y la columna de cantidades de la tabla comparativa. Las 2 funciones clave, el índice de</w:t>
+        <w:t xml:space="preserve">, con el cártel;</w:t>
+      </w:r>
+    </w:p>
+    <w:p>
+      <w:pPr>
+        <w:pStyle w:val="Notaalopositor"/>
+        <w:keepNext/>
+        <w:keepLines/>
+        <w:numPr>
+          <w:ilvl w:val="0"/>
+          <w:numId w:val="1013"/>
+        </w:numPr>
+      </w:pPr>
+      <w:r>
+        <w:t xml:space="preserve">la senda de beneficios del gatillo;</w:t>
+      </w:r>
+    </w:p>
+    <w:p>
+      <w:pPr>
+        <w:pStyle w:val="Notaalopositor"/>
+        <w:keepNext/>
+        <w:keepLines/>
+        <w:numPr>
+          <w:ilvl w:val="0"/>
+          <w:numId w:val="1013"/>
+        </w:numPr>
+      </w:pPr>
+      <w:r>
+        <w:t xml:space="preserve">la columna de cantidades de la tabla comparativa.</w:t>
+      </w:r>
+    </w:p>
+    <w:p>
+      <w:pPr>
+        <w:pStyle w:val="Notaalopositor"/>
+        <w:keepLines/>
+      </w:pPr>
+      <w:r>
+        <w:t xml:space="preserve">El panel a del reparto del cártel (gráfico </w:t>
+      </w:r>
+      <w:hyperlink w:anchor="fig_reparto_cartel">
+        <w:r>
+          <w:rPr>
+            <w:rStyle w:val="Hyperlink"/>
+          </w:rPr>
+          <w:t xml:space="preserve">12</w:t>
+        </w:r>
+      </w:hyperlink>
+      <w:r>
+        <w:t xml:space="preserve">) se dibuja si hay tiempo. Las 2 funciones clave, el índice de</w:t>
       </w:r>
       <w:r>
         <w:t xml:space="preserve"> </w:t>
@@ -2514,6 +2778,7 @@
     <w:p>
       <w:pPr>
         <w:pStyle w:val="Notaalopositor"/>
+        <w:keepNext/>
         <w:keepLines/>
       </w:pPr>
       <w:r>
@@ -2524,11 +2789,33 @@
         <w:t xml:space="preserve">Nota al opositor. </w:t>
       </w:r>
       <w:r>
-        <w:t xml:space="preserve">En el cante: los supuestos en una frase, con la tabla como apoyo, y la rejilla de los 4 modelos (1′);</w:t>
-      </w:r>
-      <w:r>
-        <w:t xml:space="preserve"> </w:t>
-      </w:r>
+        <w:t xml:space="preserve">En el cante:</w:t>
+      </w:r>
+    </w:p>
+    <w:p>
+      <w:pPr>
+        <w:pStyle w:val="Notaalopositor"/>
+        <w:keepNext/>
+        <w:keepLines/>
+        <w:numPr>
+          <w:ilvl w:val="0"/>
+          <w:numId w:val="1014"/>
+        </w:numPr>
+      </w:pPr>
+      <w:r>
+        <w:t xml:space="preserve">los supuestos en una frase, con la tabla como apoyo, y la rejilla de los 4 modelos (1′);</w:t>
+      </w:r>
+    </w:p>
+    <w:p>
+      <w:pPr>
+        <w:pStyle w:val="Notaalopositor"/>
+        <w:keepNext/>
+        <w:keepLines/>
+        <w:numPr>
+          <w:ilvl w:val="0"/>
+          <w:numId w:val="1014"/>
+        </w:numPr>
+      </w:pPr>
       <w:r>
         <w:rPr>
           <w:smallCaps/>
@@ -2556,9 +2843,17 @@
       <w:r>
         <w:t xml:space="preserve">con la cuota, que se queda en la pizarra (3′30″);</w:t>
       </w:r>
-      <w:r>
-        <w:t xml:space="preserve"> </w:t>
-      </w:r>
+    </w:p>
+    <w:p>
+      <w:pPr>
+        <w:pStyle w:val="Notaalopositor"/>
+        <w:keepNext/>
+        <w:keepLines/>
+        <w:numPr>
+          <w:ilvl w:val="0"/>
+          <w:numId w:val="1014"/>
+        </w:numPr>
+      </w:pPr>
       <w:r>
         <w:rPr>
           <w:smallCaps/>
@@ -2649,99 +2944,130 @@
       <w:r>
         <w:t xml:space="preserve">(1′30″);</w:t>
       </w:r>
-      <w:r>
-        <w:t xml:space="preserve"> </w:t>
-      </w:r>
-      <w:r>
-        <w:rPr>
-          <w:smallCaps/>
-        </w:rPr>
-        <w:t xml:space="preserve">Bertrand</w:t>
-      </w:r>
-      <w:r>
-        <w:t xml:space="preserve">, la paradoja y sus salidas, cada una con el supuesto que levanta (3′30″); el liderazgo en precios de palabra y la tabla comparativa como cierre (1′30″). Son de profundización la existencia, unicidad y estabilidad del equilibrio de</w:t>
-      </w:r>
-      <w:r>
-        <w:t xml:space="preserve"> </w:t>
-      </w:r>
-      <w:r>
-        <w:rPr>
-          <w:smallCaps/>
-        </w:rPr>
-        <w:t xml:space="preserve">Cournot</w:t>
-      </w:r>
-      <w:r>
-        <w:t xml:space="preserve">, las variaciones conjeturales,</w:t>
-      </w:r>
-      <w:r>
-        <w:t xml:space="preserve"> </w:t>
-      </w:r>
-      <w:r>
-        <w:rPr>
-          <w:smallCaps/>
-        </w:rPr>
-        <w:t xml:space="preserve">Cournot</w:t>
-      </w:r>
-      <w:r>
-        <w:t xml:space="preserve"> </w:t>
-      </w:r>
-      <w:r>
-        <w:t xml:space="preserve">con costes privados (anexo </w:t>
-      </w:r>
-      <w:hyperlink w:anchor="anexo_cournot_bayesiano">
-        <w:r>
-          <w:rPr>
-            <w:rStyle w:val="Hyperlink"/>
-          </w:rPr>
-          <w:t xml:space="preserve">C</w:t>
-        </w:r>
-      </w:hyperlink>
-      <w:r>
-        <w:t xml:space="preserve">), los costes convexos y el detalle de</w:t>
-      </w:r>
-      <w:r>
-        <w:t xml:space="preserve"> </w:t>
-      </w:r>
-      <w:r>
-        <w:rPr>
-          <w:smallCaps/>
-        </w:rPr>
-        <w:t xml:space="preserve">Edgeworth</w:t>
-      </w:r>
-      <w:r>
-        <w:t xml:space="preserve">. Las cuentas con demanda lineal están en los anexos </w:t>
-      </w:r>
-      <w:hyperlink w:anchor="anexo_cournot_lineal">
-        <w:r>
-          <w:rPr>
-            <w:rStyle w:val="Hyperlink"/>
-          </w:rPr>
-          <w:t xml:space="preserve">A</w:t>
-        </w:r>
-      </w:hyperlink>
-      <w:r>
-        <w:t xml:space="preserve"> </w:t>
-      </w:r>
-      <w:r>
-        <w:t xml:space="preserve">y </w:t>
-      </w:r>
-      <w:hyperlink w:anchor="anexo_stackelberg_lineal">
-        <w:r>
-          <w:rPr>
-            <w:rStyle w:val="Hyperlink"/>
-          </w:rPr>
-          <w:t xml:space="preserve">B</w:t>
-        </w:r>
-      </w:hyperlink>
-      <w:r>
-        <w:t xml:space="preserve">.</w:t>
-      </w:r>
-    </w:p>
-    <w:p>
-      <w:pPr>
+    </w:p>
+    <w:p>
+      <w:pPr>
+        <w:pStyle w:val="Notaalopositor"/>
+        <w:keepNext/>
+        <w:keepLines/>
         <w:numPr>
           <w:ilvl w:val="0"/>
-          <w:numId w:val="1009"/>
+          <w:numId w:val="1014"/>
+        </w:numPr>
+      </w:pPr>
+      <w:r>
+        <w:rPr>
+          <w:smallCaps/>
+        </w:rPr>
+        <w:t xml:space="preserve">Bertrand</w:t>
+      </w:r>
+      <w:r>
+        <w:t xml:space="preserve">, la paradoja y sus salidas, cada una con el supuesto que levanta (3′30″);</w:t>
+      </w:r>
+    </w:p>
+    <w:p>
+      <w:pPr>
+        <w:pStyle w:val="Notaalopositor"/>
+        <w:keepNext/>
+        <w:keepLines/>
+        <w:numPr>
+          <w:ilvl w:val="0"/>
+          <w:numId w:val="1014"/>
+        </w:numPr>
+      </w:pPr>
+      <w:r>
+        <w:t xml:space="preserve">el liderazgo en precios de palabra y la tabla comparativa como cierre (1′30″).</w:t>
+      </w:r>
+    </w:p>
+    <w:p>
+      <w:pPr>
+        <w:pStyle w:val="Notaalopositor"/>
+        <w:keepLines/>
+      </w:pPr>
+      <w:r>
+        <w:t xml:space="preserve">Son de profundización la existencia, unicidad y estabilidad del equilibrio de</w:t>
+      </w:r>
+      <w:r>
+        <w:t xml:space="preserve"> </w:t>
+      </w:r>
+      <w:r>
+        <w:rPr>
+          <w:smallCaps/>
+        </w:rPr>
+        <w:t xml:space="preserve">Cournot</w:t>
+      </w:r>
+      <w:r>
+        <w:t xml:space="preserve">, las variaciones conjeturales,</w:t>
+      </w:r>
+      <w:r>
+        <w:t xml:space="preserve"> </w:t>
+      </w:r>
+      <w:r>
+        <w:rPr>
+          <w:smallCaps/>
+        </w:rPr>
+        <w:t xml:space="preserve">Cournot</w:t>
+      </w:r>
+      <w:r>
+        <w:t xml:space="preserve"> </w:t>
+      </w:r>
+      <w:r>
+        <w:t xml:space="preserve">con costes privados (anexo </w:t>
+      </w:r>
+      <w:hyperlink w:anchor="anexo_cournot_bayesiano">
+        <w:r>
+          <w:rPr>
+            <w:rStyle w:val="Hyperlink"/>
+          </w:rPr>
+          <w:t xml:space="preserve">C</w:t>
+        </w:r>
+      </w:hyperlink>
+      <w:r>
+        <w:t xml:space="preserve">), los costes convexos y el detalle de</w:t>
+      </w:r>
+      <w:r>
+        <w:t xml:space="preserve"> </w:t>
+      </w:r>
+      <w:r>
+        <w:rPr>
+          <w:smallCaps/>
+        </w:rPr>
+        <w:t xml:space="preserve">Edgeworth</w:t>
+      </w:r>
+      <w:r>
+        <w:t xml:space="preserve">. Las cuentas con demanda lineal están en los anexos </w:t>
+      </w:r>
+      <w:hyperlink w:anchor="anexo_cournot_lineal">
+        <w:r>
+          <w:rPr>
+            <w:rStyle w:val="Hyperlink"/>
+          </w:rPr>
+          <w:t xml:space="preserve">A</w:t>
+        </w:r>
+      </w:hyperlink>
+      <w:r>
+        <w:t xml:space="preserve"> </w:t>
+      </w:r>
+      <w:r>
+        <w:t xml:space="preserve">y </w:t>
+      </w:r>
+      <w:hyperlink w:anchor="anexo_stackelberg_lineal">
+        <w:r>
+          <w:rPr>
+            <w:rStyle w:val="Hyperlink"/>
+          </w:rPr>
+          <w:t xml:space="preserve">B</w:t>
+        </w:r>
+      </w:hyperlink>
+      <w:r>
+        <w:t xml:space="preserve">.</w:t>
+      </w:r>
+    </w:p>
+    <w:p>
+      <w:pPr>
+        <w:numPr>
+          <w:ilvl w:val="0"/>
+          <w:numId w:val="1015"/>
         </w:numPr>
       </w:pPr>
       <w:r>
@@ -2769,7 +3095,7 @@
         <w:keepNext/>
         <w:numPr>
           <w:ilvl w:val="0"/>
-          <w:numId w:val="1009"/>
+          <w:numId w:val="1015"/>
         </w:numPr>
       </w:pPr>
       <w:r>
@@ -2794,7 +3120,7 @@
       <w:pPr>
         <w:numPr>
           <w:ilvl w:val="1"/>
-          <w:numId w:val="1010"/>
+          <w:numId w:val="1016"/>
         </w:numPr>
       </w:pPr>
       <w:r>
@@ -2846,7 +3172,7 @@
         <w:keepNext/>
         <w:numPr>
           <w:ilvl w:val="1"/>
-          <w:numId w:val="1010"/>
+          <w:numId w:val="1016"/>
         </w:numPr>
       </w:pPr>
       <w:r>
@@ -2870,7 +3196,7 @@
       <w:pPr>
         <w:numPr>
           <w:ilvl w:val="2"/>
-          <w:numId w:val="1011"/>
+          <w:numId w:val="1017"/>
         </w:numPr>
       </w:pPr>
       <w:r>
@@ -2903,7 +3229,7 @@
       <w:pPr>
         <w:numPr>
           <w:ilvl w:val="2"/>
-          <w:numId w:val="1011"/>
+          <w:numId w:val="1017"/>
         </w:numPr>
       </w:pPr>
       <w:r>
@@ -2933,7 +3259,7 @@
         <w:keepNext/>
         <w:numPr>
           <w:ilvl w:val="0"/>
-          <w:numId w:val="1009"/>
+          <w:numId w:val="1015"/>
         </w:numPr>
       </w:pPr>
       <w:r>
@@ -2965,7 +3291,7 @@
       <w:pPr>
         <w:numPr>
           <w:ilvl w:val="1"/>
-          <w:numId w:val="1012"/>
+          <w:numId w:val="1018"/>
         </w:numPr>
       </w:pPr>
       <w:r>
@@ -2977,7 +3303,7 @@
         <w:keepNext/>
         <w:numPr>
           <w:ilvl w:val="1"/>
-          <w:numId w:val="1012"/>
+          <w:numId w:val="1018"/>
         </w:numPr>
       </w:pPr>
       <w:r>
@@ -2988,7 +3314,7 @@
       <w:pPr>
         <w:numPr>
           <w:ilvl w:val="2"/>
-          <w:numId w:val="1013"/>
+          <w:numId w:val="1019"/>
         </w:numPr>
       </w:pPr>
       <w:r>
@@ -3033,7 +3359,7 @@
       <w:pPr>
         <w:numPr>
           <w:ilvl w:val="2"/>
-          <w:numId w:val="1013"/>
+          <w:numId w:val="1019"/>
         </w:numPr>
       </w:pPr>
       <w:r>
@@ -3081,7 +3407,7 @@
       <w:pPr>
         <w:numPr>
           <w:ilvl w:val="1"/>
-          <w:numId w:val="1012"/>
+          <w:numId w:val="1018"/>
         </w:numPr>
       </w:pPr>
       <w:r>
@@ -3198,7 +3524,7 @@
         <w:keepLines/>
         <w:numPr>
           <w:ilvl w:val="0"/>
-          <w:numId w:val="1014"/>
+          <w:numId w:val="1020"/>
         </w:numPr>
       </w:pPr>
       <w:r>
@@ -3295,7 +3621,7 @@
         <w:keepLines/>
         <w:numPr>
           <w:ilvl w:val="0"/>
-          <w:numId w:val="1014"/>
+          <w:numId w:val="1020"/>
         </w:numPr>
       </w:pPr>
       <w:r>
@@ -3342,7 +3668,7 @@
         <w:keepLines/>
         <w:numPr>
           <w:ilvl w:val="0"/>
-          <w:numId w:val="1014"/>
+          <w:numId w:val="1020"/>
         </w:numPr>
       </w:pPr>
       <w:r>
@@ -3389,7 +3715,7 @@
       <w:pPr>
         <w:numPr>
           <w:ilvl w:val="0"/>
-          <w:numId w:val="1015"/>
+          <w:numId w:val="1021"/>
         </w:numPr>
       </w:pPr>
       <w:r>
@@ -3900,7 +4226,7 @@
         <w:keepNext/>
         <w:numPr>
           <w:ilvl w:val="0"/>
-          <w:numId w:val="1016"/>
+          <w:numId w:val="1022"/>
         </w:numPr>
       </w:pPr>
       <w:r>
@@ -3911,7 +4237,7 @@
       <w:pPr>
         <w:numPr>
           <w:ilvl w:val="1"/>
-          <w:numId w:val="1017"/>
+          <w:numId w:val="1023"/>
         </w:numPr>
       </w:pPr>
       <w:r>
@@ -3956,7 +4282,7 @@
       <w:pPr>
         <w:numPr>
           <w:ilvl w:val="1"/>
-          <w:numId w:val="1017"/>
+          <w:numId w:val="1023"/>
         </w:numPr>
       </w:pPr>
       <w:r>
@@ -4014,7 +4340,7 @@
       <w:pPr>
         <w:numPr>
           <w:ilvl w:val="1"/>
-          <w:numId w:val="1017"/>
+          <w:numId w:val="1023"/>
         </w:numPr>
       </w:pPr>
       <w:r>
@@ -4052,7 +4378,7 @@
       <w:pPr>
         <w:numPr>
           <w:ilvl w:val="1"/>
-          <w:numId w:val="1017"/>
+          <w:numId w:val="1023"/>
         </w:numPr>
       </w:pPr>
       <w:r>
@@ -4080,7 +4406,7 @@
         <w:keepNext/>
         <w:numPr>
           <w:ilvl w:val="1"/>
-          <w:numId w:val="1017"/>
+          <w:numId w:val="1023"/>
         </w:numPr>
       </w:pPr>
       <w:r>
@@ -4112,7 +4438,7 @@
       <w:pPr>
         <w:numPr>
           <w:ilvl w:val="2"/>
-          <w:numId w:val="1018"/>
+          <w:numId w:val="1024"/>
         </w:numPr>
       </w:pPr>
       <w:r>
@@ -4130,7 +4456,7 @@
       <w:pPr>
         <w:numPr>
           <w:ilvl w:val="2"/>
-          <w:numId w:val="1018"/>
+          <w:numId w:val="1024"/>
         </w:numPr>
       </w:pPr>
       <w:r>
@@ -4148,7 +4474,7 @@
       <w:pPr>
         <w:numPr>
           <w:ilvl w:val="2"/>
-          <w:numId w:val="1018"/>
+          <w:numId w:val="1024"/>
         </w:numPr>
       </w:pPr>
       <w:r>
@@ -4219,7 +4545,7 @@
         <w:keepNext/>
         <w:numPr>
           <w:ilvl w:val="0"/>
-          <w:numId w:val="1016"/>
+          <w:numId w:val="1022"/>
         </w:numPr>
       </w:pPr>
       <w:r>
@@ -4250,14 +4576,89 @@
         </w:r>
       </w:hyperlink>
       <w:r>
-        <w:t xml:space="preserve">: los jugadores son las empresas; las estrategias, la cantidad o el precio; los pagos, los beneficios.</w:t>
+        <w:t xml:space="preserve">:</w:t>
       </w:r>
     </w:p>
     <w:p>
       <w:pPr>
         <w:numPr>
           <w:ilvl w:val="1"/>
-          <w:numId w:val="1019"/>
+          <w:numId w:val="1025"/>
+        </w:numPr>
+      </w:pPr>
+      <w:r>
+        <w:t xml:space="preserve">los</w:t>
+      </w:r>
+      <w:r>
+        <w:t xml:space="preserve"> </w:t>
+      </w:r>
+      <w:r>
+        <w:rPr>
+          <w:i/>
+          <w:iCs/>
+        </w:rPr>
+        <w:t xml:space="preserve">jugadores</w:t>
+      </w:r>
+      <w:r>
+        <w:t xml:space="preserve"> </w:t>
+      </w:r>
+      <w:r>
+        <w:t xml:space="preserve">son las empresas;</w:t>
+      </w:r>
+    </w:p>
+    <w:p>
+      <w:pPr>
+        <w:numPr>
+          <w:ilvl w:val="1"/>
+          <w:numId w:val="1025"/>
+        </w:numPr>
+      </w:pPr>
+      <w:r>
+        <w:t xml:space="preserve">las</w:t>
+      </w:r>
+      <w:r>
+        <w:t xml:space="preserve"> </w:t>
+      </w:r>
+      <w:r>
+        <w:rPr>
+          <w:i/>
+          <w:iCs/>
+        </w:rPr>
+        <w:t xml:space="preserve">estrategias</w:t>
+      </w:r>
+      <w:r>
+        <w:t xml:space="preserve">, la cantidad o el precio;</w:t>
+      </w:r>
+    </w:p>
+    <w:p>
+      <w:pPr>
+        <w:numPr>
+          <w:ilvl w:val="1"/>
+          <w:numId w:val="1025"/>
+        </w:numPr>
+      </w:pPr>
+      <w:r>
+        <w:t xml:space="preserve">los</w:t>
+      </w:r>
+      <w:r>
+        <w:t xml:space="preserve"> </w:t>
+      </w:r>
+      <w:r>
+        <w:rPr>
+          <w:i/>
+          <w:iCs/>
+        </w:rPr>
+        <w:t xml:space="preserve">pagos</w:t>
+      </w:r>
+      <w:r>
+        <w:t xml:space="preserve">, los beneficios;</w:t>
+      </w:r>
+    </w:p>
+    <w:p>
+      <w:pPr>
+        <w:numPr>
+          <w:ilvl w:val="1"/>
+          <w:numId w:val="1025"/>
         </w:numPr>
       </w:pPr>
       <w:r>
@@ -4344,7 +4745,7 @@
       <w:pPr>
         <w:numPr>
           <w:ilvl w:val="1"/>
-          <w:numId w:val="1019"/>
+          <w:numId w:val="1025"/>
         </w:numPr>
       </w:pPr>
       <w:r>
@@ -4386,7 +4787,7 @@
       <w:pPr>
         <w:numPr>
           <w:ilvl w:val="1"/>
-          <w:numId w:val="1019"/>
+          <w:numId w:val="1025"/>
         </w:numPr>
       </w:pPr>
       <w:r>
@@ -4456,7 +4857,7 @@
         <w:keepNext/>
         <w:numPr>
           <w:ilvl w:val="0"/>
-          <w:numId w:val="1016"/>
+          <w:numId w:val="1022"/>
         </w:numPr>
       </w:pPr>
       <w:r>
@@ -4538,7 +4939,7 @@
       <w:pPr>
         <w:numPr>
           <w:ilvl w:val="1"/>
-          <w:numId w:val="1020"/>
+          <w:numId w:val="1026"/>
         </w:numPr>
       </w:pPr>
       <w:r>
@@ -4556,7 +4957,7 @@
       <w:pPr>
         <w:numPr>
           <w:ilvl w:val="1"/>
-          <w:numId w:val="1020"/>
+          <w:numId w:val="1026"/>
         </w:numPr>
       </w:pPr>
       <w:r>
@@ -4580,7 +4981,7 @@
       <w:pPr>
         <w:numPr>
           <w:ilvl w:val="0"/>
-          <w:numId w:val="1016"/>
+          <w:numId w:val="1022"/>
         </w:numPr>
       </w:pPr>
       <w:r>
@@ -5015,7 +5416,7 @@
       <w:pPr>
         <w:numPr>
           <w:ilvl w:val="0"/>
-          <w:numId w:val="1021"/>
+          <w:numId w:val="1027"/>
         </w:numPr>
       </w:pPr>
       <w:r>
@@ -5035,7 +5436,7 @@
       <w:pPr>
         <w:numPr>
           <w:ilvl w:val="0"/>
-          <w:numId w:val="1022"/>
+          <w:numId w:val="1028"/>
         </w:numPr>
       </w:pPr>
       <w:r>
@@ -5110,7 +5511,7 @@
       <w:pPr>
         <w:numPr>
           <w:ilvl w:val="0"/>
-          <w:numId w:val="1023"/>
+          <w:numId w:val="1029"/>
         </w:numPr>
       </w:pPr>
       <m:oMath>
@@ -5243,7 +5644,7 @@
       <w:pPr>
         <w:numPr>
           <w:ilvl w:val="0"/>
-          <w:numId w:val="1023"/>
+          <w:numId w:val="1029"/>
         </w:numPr>
       </w:pPr>
       <w:r>
@@ -5472,7 +5873,7 @@
       <w:pPr>
         <w:numPr>
           <w:ilvl w:val="0"/>
-          <w:numId w:val="1023"/>
+          <w:numId w:val="1029"/>
         </w:numPr>
       </w:pPr>
       <w:r>
@@ -5511,7 +5912,7 @@
       <w:pPr>
         <w:numPr>
           <w:ilvl w:val="0"/>
-          <w:numId w:val="1023"/>
+          <w:numId w:val="1029"/>
         </w:numPr>
       </w:pPr>
       <w:r>
@@ -5532,7 +5933,7 @@
       <w:pPr>
         <w:numPr>
           <w:ilvl w:val="0"/>
-          <w:numId w:val="1024"/>
+          <w:numId w:val="1030"/>
         </w:numPr>
       </w:pPr>
       <w:r>
@@ -5986,7 +6387,7 @@
       <w:pPr>
         <w:numPr>
           <w:ilvl w:val="0"/>
-          <w:numId w:val="1024"/>
+          <w:numId w:val="1030"/>
         </w:numPr>
       </w:pPr>
       <w:r>
@@ -6282,9 +6683,10 @@
     </w:p>
     <w:p>
       <w:pPr>
+        <w:keepNext/>
         <w:numPr>
           <w:ilvl w:val="0"/>
-          <w:numId w:val="1024"/>
+          <w:numId w:val="1030"/>
         </w:numPr>
       </w:pPr>
       <w:r>
@@ -6356,7 +6758,18 @@
         <w:t xml:space="preserve">)</w:t>
       </w:r>
       <w:r>
-        <w:t xml:space="preserve">: (H1)</w:t>
+        <w:t xml:space="preserve">:</w:t>
+      </w:r>
+    </w:p>
+    <w:p>
+      <w:pPr>
+        <w:numPr>
+          <w:ilvl w:val="1"/>
+          <w:numId w:val="1031"/>
+        </w:numPr>
+      </w:pPr>
+      <w:r>
+        <w:t xml:space="preserve">(H1)</w:t>
       </w:r>
       <w:r>
         <w:t xml:space="preserve"> </w:t>
@@ -6435,7 +6848,7 @@
         </m:r>
       </m:oMath>
       <w:r>
-        <w:t xml:space="preserve">, el ingreso marginal de</w:t>
+        <w:t xml:space="preserve">: el ingreso marginal de</w:t>
       </w:r>
       <w:r>
         <w:t xml:space="preserve"> </w:t>
@@ -6449,7 +6862,18 @@
         <w:t xml:space="preserve"> </w:t>
       </w:r>
       <w:r>
-        <w:t xml:space="preserve">baja cuando las demás producen más (las cantidades son sustitutos estratégicos), y (H2)</w:t>
+        <w:t xml:space="preserve">baja cuando las demás producen más (las cantidades son sustitutos estratégicos);</w:t>
+      </w:r>
+    </w:p>
+    <w:p>
+      <w:pPr>
+        <w:numPr>
+          <w:ilvl w:val="1"/>
+          <w:numId w:val="1031"/>
+        </w:numPr>
+      </w:pPr>
+      <w:r>
+        <w:t xml:space="preserve">(H2)</w:t>
       </w:r>
       <w:r>
         <w:t xml:space="preserve"> </w:t>
@@ -6534,7 +6958,18 @@
         </m:r>
       </m:oMath>
       <w:r>
-        <w:t xml:space="preserve">, la demanda corta a la curva de coste marginal desde arriba. Derivando (</w:t>
+        <w:t xml:space="preserve">: la demanda corta a la curva de coste marginal desde arriba.</w:t>
+      </w:r>
+    </w:p>
+    <w:p>
+      <w:pPr>
+        <w:numPr>
+          <w:ilvl w:val="0"/>
+          <w:numId w:val="1030"/>
+        </w:numPr>
+      </w:pPr>
+      <w:r>
+        <w:t xml:space="preserve">Derivando (</w:t>
       </w:r>
       <w:hyperlink w:anchor="eq_cpo_cournot">
         <w:r>
@@ -6778,7 +7213,7 @@
       <w:pPr>
         <w:numPr>
           <w:ilvl w:val="0"/>
-          <w:numId w:val="1024"/>
+          <w:numId w:val="1030"/>
         </w:numPr>
       </w:pPr>
       <w:r>
@@ -7282,7 +7717,7 @@
       <w:pPr>
         <w:numPr>
           <w:ilvl w:val="0"/>
-          <w:numId w:val="1024"/>
+          <w:numId w:val="1030"/>
         </w:numPr>
       </w:pPr>
       <w:r>
@@ -7827,7 +8262,7 @@
         <w:keepLines/>
         <w:numPr>
           <w:ilvl w:val="0"/>
-          <w:numId w:val="1025"/>
+          <w:numId w:val="1032"/>
         </w:numPr>
       </w:pPr>
       <w:r>
@@ -7894,7 +8329,7 @@
         <w:keepLines/>
         <w:numPr>
           <w:ilvl w:val="0"/>
-          <w:numId w:val="1025"/>
+          <w:numId w:val="1032"/>
         </w:numPr>
       </w:pPr>
       <w:r>
@@ -7960,7 +8395,7 @@
         <w:keepLines/>
         <w:numPr>
           <w:ilvl w:val="0"/>
-          <w:numId w:val="1025"/>
+          <w:numId w:val="1032"/>
         </w:numPr>
       </w:pPr>
       <w:r>
@@ -8359,7 +8794,7 @@
         <w:keepLines/>
         <w:numPr>
           <w:ilvl w:val="0"/>
-          <w:numId w:val="1025"/>
+          <w:numId w:val="1032"/>
         </w:numPr>
       </w:pPr>
       <w:r>
@@ -8414,7 +8849,7 @@
       <w:pPr>
         <w:numPr>
           <w:ilvl w:val="0"/>
-          <w:numId w:val="1026"/>
+          <w:numId w:val="1033"/>
         </w:numPr>
       </w:pPr>
       <w:r>
@@ -8460,7 +8895,7 @@
       <w:pPr>
         <w:numPr>
           <w:ilvl w:val="0"/>
-          <w:numId w:val="1026"/>
+          <w:numId w:val="1033"/>
         </w:numPr>
       </w:pPr>
       <w:r>
@@ -8899,7 +9334,7 @@
       <w:pPr>
         <w:numPr>
           <w:ilvl w:val="0"/>
-          <w:numId w:val="1026"/>
+          <w:numId w:val="1033"/>
         </w:numPr>
       </w:pPr>
       <w:r>
@@ -9389,7 +9824,7 @@
         <w:keepNext/>
         <w:numPr>
           <w:ilvl w:val="0"/>
-          <w:numId w:val="1026"/>
+          <w:numId w:val="1033"/>
         </w:numPr>
       </w:pPr>
       <w:r>
@@ -9522,7 +9957,7 @@
       <w:pPr>
         <w:numPr>
           <w:ilvl w:val="1"/>
-          <w:numId w:val="1027"/>
+          <w:numId w:val="1034"/>
         </w:numPr>
       </w:pPr>
       <w:r>
@@ -9598,7 +10033,7 @@
       <w:pPr>
         <w:numPr>
           <w:ilvl w:val="1"/>
-          <w:numId w:val="1027"/>
+          <w:numId w:val="1034"/>
         </w:numPr>
       </w:pPr>
       <w:r>
@@ -9717,7 +10152,7 @@
       <w:pPr>
         <w:numPr>
           <w:ilvl w:val="0"/>
-          <w:numId w:val="1026"/>
+          <w:numId w:val="1033"/>
         </w:numPr>
       </w:pPr>
       <w:r>
@@ -9771,7 +10206,7 @@
       <w:pPr>
         <w:numPr>
           <w:ilvl w:val="0"/>
-          <w:numId w:val="1026"/>
+          <w:numId w:val="1033"/>
         </w:numPr>
       </w:pPr>
       <w:r>
@@ -10066,7 +10501,7 @@
       <w:pPr>
         <w:numPr>
           <w:ilvl w:val="0"/>
-          <w:numId w:val="1028"/>
+          <w:numId w:val="1035"/>
         </w:numPr>
       </w:pPr>
       <w:r>
@@ -10469,13 +10904,25 @@
     </w:p>
     <w:p>
       <w:pPr>
+        <w:keepNext/>
         <w:numPr>
           <w:ilvl w:val="1"/>
-          <w:numId w:val="1029"/>
+          <w:numId w:val="1036"/>
         </w:numPr>
       </w:pPr>
       <w:r>
-        <w:t xml:space="preserve">Con</w:t>
+        <w:t xml:space="preserve">Según la conjetura:</w:t>
+      </w:r>
+    </w:p>
+    <w:p>
+      <w:pPr>
+        <w:numPr>
+          <w:ilvl w:val="2"/>
+          <w:numId w:val="1037"/>
+        </w:numPr>
+      </w:pPr>
+      <w:r>
+        <w:t xml:space="preserve">con</w:t>
       </w:r>
       <w:r>
         <w:t xml:space="preserve"> </w:t>
@@ -10519,7 +10966,18 @@
         <w:t xml:space="preserve">Cournot</w:t>
       </w:r>
       <w:r>
-        <w:t xml:space="preserve">; con</w:t>
+        <w:t xml:space="preserve">;</w:t>
+      </w:r>
+    </w:p>
+    <w:p>
+      <w:pPr>
+        <w:numPr>
+          <w:ilvl w:val="2"/>
+          <w:numId w:val="1037"/>
+        </w:numPr>
+      </w:pPr>
+      <w:r>
+        <w:t xml:space="preserve">con</w:t>
       </w:r>
       <w:r>
         <w:t xml:space="preserve"> </w:t>
@@ -10557,7 +11015,18 @@
         <w:t xml:space="preserve"> </w:t>
       </w:r>
       <w:r>
-        <w:t xml:space="preserve">(las demás compensan cualquier aumento), la competencia perfecta; con empresas iguales y</w:t>
+        <w:t xml:space="preserve">(las demás compensan cualquier aumento), la competencia perfecta;</w:t>
+      </w:r>
+    </w:p>
+    <w:p>
+      <w:pPr>
+        <w:numPr>
+          <w:ilvl w:val="2"/>
+          <w:numId w:val="1037"/>
+        </w:numPr>
+      </w:pPr>
+      <w:r>
+        <w:t xml:space="preserve">con empresas iguales y</w:t>
       </w:r>
       <w:r>
         <w:t xml:space="preserve"> </w:t>
@@ -10598,7 +11067,18 @@
         <w:t xml:space="preserve"> </w:t>
       </w:r>
       <w:r>
-        <w:t xml:space="preserve">(las demás imitan cualquier aumento y las cuotas no cambian), el monopolio, es decir, la colusión. La líder de</w:t>
+        <w:t xml:space="preserve">(las demás imitan cualquier aumento y las cuotas no cambian), el monopolio, es decir, la colusión;</w:t>
+      </w:r>
+    </w:p>
+    <w:p>
+      <w:pPr>
+        <w:numPr>
+          <w:ilvl w:val="2"/>
+          <w:numId w:val="1037"/>
+        </w:numPr>
+      </w:pPr>
+      <w:r>
+        <w:t xml:space="preserve">la líder de</w:t>
       </w:r>
       <w:r>
         <w:t xml:space="preserve"> </w:t>
@@ -10678,7 +11158,7 @@
       <w:pPr>
         <w:numPr>
           <w:ilvl w:val="1"/>
-          <w:numId w:val="1029"/>
+          <w:numId w:val="1036"/>
         </w:numPr>
       </w:pPr>
       <w:r>
@@ -10778,7 +11258,7 @@
         <w:keepNext/>
         <w:numPr>
           <w:ilvl w:val="0"/>
-          <w:numId w:val="1028"/>
+          <w:numId w:val="1035"/>
         </w:numPr>
       </w:pPr>
       <w:r>
@@ -11230,7 +11710,7 @@
       <w:pPr>
         <w:numPr>
           <w:ilvl w:val="1"/>
-          <w:numId w:val="1030"/>
+          <w:numId w:val="1038"/>
         </w:numPr>
       </w:pPr>
       <w:r>
@@ -11299,384 +11779,6 @@
       </w:hyperlink>
       <w:r>
         <w:t xml:space="preserve">.</w:t>
-      </w:r>
-    </w:p>
-    <w:p>
-      <w:pPr>
-        <w:numPr>
-          <w:ilvl w:val="0"/>
-          <w:numId w:val="1028"/>
-        </w:numPr>
-      </w:pPr>
-      <w:r>
-        <w:rPr>
-          <w:i/>
-          <w:iCs/>
-        </w:rPr>
-        <w:t xml:space="preserve">Colusión</w:t>
-      </w:r>
-      <w:r>
-        <w:t xml:space="preserve">: si las 2 empresas pudieran firmar un acuerdo, se repartirían la cantidad de monopolio; es el cártel (</w:t>
-      </w:r>
-      <w:hyperlink w:anchor="sec_cartel">
-        <w:r>
-          <w:rPr>
-            <w:rStyle w:val="Hyperlink"/>
-          </w:rPr>
-          <w:t xml:space="preserve">III.1</w:t>
-        </w:r>
-      </w:hyperlink>
-      <w:r>
-        <w:t xml:space="preserve">).</w:t>
-      </w:r>
-    </w:p>
-    <w:bookmarkEnd w:id="70"/>
-    <w:bookmarkStart w:id="71" w:name="d_evidencia_emp__rica"/>
-    <w:p>
-      <w:pPr>
-        <w:pStyle w:val="Heading4"/>
-      </w:pPr>
-      <w:r>
-        <w:t xml:space="preserve">d) Evidencia empírica</w:t>
-      </w:r>
-    </w:p>
-    <w:p>
-      <w:pPr>
-        <w:numPr>
-          <w:ilvl w:val="0"/>
-          <w:numId w:val="1031"/>
-        </w:numPr>
-      </w:pPr>
-      <w:r>
-        <w:rPr>
-          <w:smallCaps/>
-        </w:rPr>
-        <w:t xml:space="preserve">Brander</w:t>
-      </w:r>
-      <w:r>
-        <w:t xml:space="preserve"> </w:t>
-      </w:r>
-      <w:r>
-        <w:t xml:space="preserve">y</w:t>
-      </w:r>
-      <w:r>
-        <w:t xml:space="preserve"> </w:t>
-      </w:r>
-      <w:r>
-        <w:rPr>
-          <w:smallCaps/>
-        </w:rPr>
-        <w:t xml:space="preserve">Zhang</w:t>
-      </w:r>
-      <w:r>
-        <w:t xml:space="preserve"> </w:t>
-      </w:r>
-      <w:r>
-        <w:t xml:space="preserve">(</w:t>
-      </w:r>
-      <w:hyperlink w:anchor="ref_BranderZhang1990Market">
-        <w:r>
-          <w:rPr>
-            <w:rStyle w:val="Hyperlink"/>
-          </w:rPr>
-          <w:t xml:space="preserve">1990</w:t>
-        </w:r>
-      </w:hyperlink>
-      <w:r>
-        <w:t xml:space="preserve">)</w:t>
-      </w:r>
-      <w:r>
-        <w:t xml:space="preserve">, con datos de rutas de 2 aerolíneas que operaban desde Chicago, encuentran que la conducta observada se parece más a</w:t>
-      </w:r>
-      <w:r>
-        <w:t xml:space="preserve"> </w:t>
-      </w:r>
-      <w:r>
-        <w:rPr>
-          <w:smallCaps/>
-        </w:rPr>
-        <w:t xml:space="preserve">Cournot</w:t>
-      </w:r>
-      <w:r>
-        <w:t xml:space="preserve"> </w:t>
-      </w:r>
-      <w:r>
-        <w:t xml:space="preserve">que a</w:t>
-      </w:r>
-      <w:r>
-        <w:t xml:space="preserve"> </w:t>
-      </w:r>
-      <w:r>
-        <w:rPr>
-          <w:smallCaps/>
-        </w:rPr>
-        <w:t xml:space="preserve">Bertrand</w:t>
-      </w:r>
-      <w:r>
-        <w:t xml:space="preserve"> </w:t>
-      </w:r>
-      <w:r>
-        <w:t xml:space="preserve">o al cártel. El modelo encaja mejor donde la capacidad se decide antes de vender y cuesta cambiarla (</w:t>
-      </w:r>
-      <w:hyperlink w:anchor="sec_bertrand">
-        <w:r>
-          <w:rPr>
-            <w:rStyle w:val="Hyperlink"/>
-          </w:rPr>
-          <w:t xml:space="preserve">I.4</w:t>
-        </w:r>
-      </w:hyperlink>
-      <w:r>
-        <w:t xml:space="preserve">,</w:t>
-      </w:r>
-      <w:r>
-        <w:t xml:space="preserve"> </w:t>
-      </w:r>
-      <w:r>
-        <w:rPr>
-          <w:smallCaps/>
-        </w:rPr>
-        <w:t xml:space="preserve">Kreps</w:t>
-      </w:r>
-      <w:r>
-        <w:t xml:space="preserve"> </w:t>
-      </w:r>
-      <w:r>
-        <w:t xml:space="preserve">y</w:t>
-      </w:r>
-      <w:r>
-        <w:t xml:space="preserve"> </w:t>
-      </w:r>
-      <w:r>
-        <w:rPr>
-          <w:smallCaps/>
-        </w:rPr>
-        <w:t xml:space="preserve">Scheinkman</w:t>
-      </w:r>
-      <w:r>
-        <w:t xml:space="preserve">).</w:t>
-      </w:r>
-    </w:p>
-    <w:bookmarkEnd w:id="71"/>
-    <w:bookmarkStart w:id="72" w:name="e_valoraci__n"/>
-    <w:p>
-      <w:pPr>
-        <w:pStyle w:val="Heading4"/>
-      </w:pPr>
-      <w:r>
-        <w:t xml:space="preserve">e) Valoración</w:t>
-      </w:r>
-    </w:p>
-    <w:p>
-      <w:pPr>
-        <w:numPr>
-          <w:ilvl w:val="0"/>
-          <w:numId w:val="1032"/>
-        </w:numPr>
-      </w:pPr>
-      <w:r>
-        <w:t xml:space="preserve">Con supuestos muy estilizados,</w:t>
-      </w:r>
-      <w:r>
-        <w:t xml:space="preserve"> </w:t>
-      </w:r>
-      <w:r>
-        <w:rPr>
-          <w:smallCaps/>
-        </w:rPr>
-        <w:t xml:space="preserve">Cournot</w:t>
-      </w:r>
-      <w:r>
-        <w:t xml:space="preserve"> </w:t>
-      </w:r>
-      <w:r>
-        <w:t xml:space="preserve">da predicciones razonables: el precio queda entre el competitivo y el de monopolio, y baja al entrar empresas. Pero tiene 2 críticas que abren los modelos siguientes: las empresas no siempre deciden a la vez (</w:t>
-      </w:r>
-      <w:r>
-        <w:rPr>
-          <w:smallCaps/>
-        </w:rPr>
-        <w:t xml:space="preserve">Stackelberg</w:t>
-      </w:r>
-      <w:r>
-        <w:t xml:space="preserve">,</w:t>
-      </w:r>
-      <w:r>
-        <w:t xml:space="preserve"> </w:t>
-      </w:r>
-      <w:hyperlink w:anchor="sec_stackelberg">
-        <w:r>
-          <w:rPr>
-            <w:rStyle w:val="Hyperlink"/>
-          </w:rPr>
-          <w:t xml:space="preserve">I.3</w:t>
-        </w:r>
-      </w:hyperlink>
-      <w:r>
-        <w:t xml:space="preserve">), y en la práctica son ellas, y no un subastador, quienes fijan el precio (</w:t>
-      </w:r>
-      <w:r>
-        <w:rPr>
-          <w:smallCaps/>
-        </w:rPr>
-        <w:t xml:space="preserve">Bertrand</w:t>
-      </w:r>
-      <w:r>
-        <w:t xml:space="preserve">,</w:t>
-      </w:r>
-      <w:r>
-        <w:t xml:space="preserve"> </w:t>
-      </w:r>
-      <w:hyperlink w:anchor="sec_bertrand">
-        <w:r>
-          <w:rPr>
-            <w:rStyle w:val="Hyperlink"/>
-          </w:rPr>
-          <w:t xml:space="preserve">I.4</w:t>
-        </w:r>
-      </w:hyperlink>
-      <w:r>
-        <w:t xml:space="preserve">).</w:t>
-      </w:r>
-    </w:p>
-    <w:bookmarkEnd w:id="72"/>
-    <w:bookmarkEnd w:id="73"/>
-    <w:bookmarkStart w:id="84" w:name="sec_stackelberg"/>
-    <w:p>
-      <w:pPr>
-        <w:pStyle w:val="Heading2"/>
-      </w:pPr>
-      <w:r>
-        <w:t xml:space="preserve">I.3.</w:t>
-      </w:r>
-      <w:r>
-        <w:t xml:space="preserve"> </w:t>
-      </w:r>
-      <w:r>
-        <w:t xml:space="preserve">Competencia secuencial en cantidades: modelo de</w:t>
-      </w:r>
-      <w:r>
-        <w:t xml:space="preserve"> </w:t>
-      </w:r>
-      <w:r>
-        <w:rPr>
-          <w:smallCaps/>
-        </w:rPr>
-        <w:t xml:space="preserve">Stackelberg</w:t>
-      </w:r>
-      <w:r>
-        <w:t xml:space="preserve"> </w:t>
-      </w:r>
-      <w:r>
-        <w:t xml:space="preserve">(1934)</w:t>
-      </w:r>
-    </w:p>
-    <w:p>
-      <w:pPr>
-        <w:numPr>
-          <w:ilvl w:val="0"/>
-          <w:numId w:val="1033"/>
-        </w:numPr>
-      </w:pPr>
-      <w:r>
-        <w:t xml:space="preserve">Mantenemos las cantidades y cambiamos el orden: ¿qué pasa si una empresa decide antes que la otra?</w:t>
-      </w:r>
-    </w:p>
-    <w:bookmarkStart w:id="74" w:name="a_idea_1"/>
-    <w:p>
-      <w:pPr>
-        <w:pStyle w:val="Heading4"/>
-      </w:pPr>
-      <w:r>
-        <w:t xml:space="preserve">a) Idea</w:t>
-      </w:r>
-    </w:p>
-    <w:p>
-      <w:pPr>
-        <w:numPr>
-          <w:ilvl w:val="0"/>
-          <w:numId w:val="1034"/>
-        </w:numPr>
-      </w:pPr>
-      <w:r>
-        <w:t xml:space="preserve">En muchos mercados una empresa establecida decide su capacidad antes que las demás.</w:t>
-      </w:r>
-      <w:r>
-        <w:t xml:space="preserve"> </w:t>
-      </w:r>
-      <w:r>
-        <w:rPr>
-          <w:smallCaps/>
-        </w:rPr>
-        <w:t xml:space="preserve">Stackelberg</w:t>
-      </w:r>
-      <w:r>
-        <w:t xml:space="preserve"> </w:t>
-      </w:r>
-      <w:r>
-        <w:t xml:space="preserve">(</w:t>
-      </w:r>
-      <w:hyperlink w:anchor="ref_Stackelberg1934Marktform">
-        <w:r>
-          <w:rPr>
-            <w:rStyle w:val="Hyperlink"/>
-          </w:rPr>
-          <w:t xml:space="preserve">1934</w:t>
-        </w:r>
-      </w:hyperlink>
-      <w:r>
-        <w:t xml:space="preserve">)</w:t>
-      </w:r>
-      <w:r>
-        <w:t xml:space="preserve"> </w:t>
-      </w:r>
-      <w:r>
-        <w:t xml:space="preserve">estudia qué pasa si una empresa (la</w:t>
-      </w:r>
-      <w:r>
-        <w:t xml:space="preserve"> </w:t>
-      </w:r>
-      <w:r>
-        <w:rPr>
-          <w:b/>
-          <w:bCs/>
-        </w:rPr>
-        <w:t xml:space="preserve">líder</w:t>
-      </w:r>
-      <w:r>
-        <w:t xml:space="preserve">) elige su cantidad primero, de forma irreversible, y la otra (la</w:t>
-      </w:r>
-      <w:r>
-        <w:t xml:space="preserve"> </w:t>
-      </w:r>
-      <w:r>
-        <w:rPr>
-          <w:b/>
-          <w:bCs/>
-        </w:rPr>
-        <w:t xml:space="preserve">seguidora</w:t>
-      </w:r>
-      <w:r>
-        <w:t xml:space="preserve">) la observa antes de elegir la suya.</w:t>
-      </w:r>
-    </w:p>
-    <w:bookmarkEnd w:id="74"/>
-    <w:bookmarkStart w:id="82" w:name="b_modelo_1"/>
-    <w:p>
-      <w:pPr>
-        <w:pStyle w:val="Heading4"/>
-      </w:pPr>
-      <w:r>
-        <w:t xml:space="preserve">b) Modelo</w:t>
-      </w:r>
-    </w:p>
-    <w:bookmarkStart w:id="75" w:name="i_supuestos_1"/>
-    <w:p>
-      <w:pPr>
-        <w:pStyle w:val="Heading5"/>
-      </w:pPr>
-      <w:r>
-        <w:t xml:space="preserve">i) Supuestos</w:t>
       </w:r>
     </w:p>
     <w:p>
@@ -11687,6 +11789,408 @@
         </w:numPr>
       </w:pPr>
       <w:r>
+        <w:rPr>
+          <w:i/>
+          <w:iCs/>
+        </w:rPr>
+        <w:t xml:space="preserve">Colusión</w:t>
+      </w:r>
+      <w:r>
+        <w:t xml:space="preserve">: si las 2 empresas pudieran firmar un acuerdo, se repartirían la cantidad de monopolio; es el cártel (</w:t>
+      </w:r>
+      <w:hyperlink w:anchor="sec_cartel">
+        <w:r>
+          <w:rPr>
+            <w:rStyle w:val="Hyperlink"/>
+          </w:rPr>
+          <w:t xml:space="preserve">III.1</w:t>
+        </w:r>
+      </w:hyperlink>
+      <w:r>
+        <w:t xml:space="preserve">).</w:t>
+      </w:r>
+    </w:p>
+    <w:bookmarkEnd w:id="70"/>
+    <w:bookmarkStart w:id="71" w:name="d_evidencia_emp__rica"/>
+    <w:p>
+      <w:pPr>
+        <w:pStyle w:val="Heading4"/>
+      </w:pPr>
+      <w:r>
+        <w:t xml:space="preserve">d) Evidencia empírica</w:t>
+      </w:r>
+    </w:p>
+    <w:p>
+      <w:pPr>
+        <w:numPr>
+          <w:ilvl w:val="0"/>
+          <w:numId w:val="1039"/>
+        </w:numPr>
+      </w:pPr>
+      <w:r>
+        <w:rPr>
+          <w:smallCaps/>
+        </w:rPr>
+        <w:t xml:space="preserve">Brander</w:t>
+      </w:r>
+      <w:r>
+        <w:t xml:space="preserve"> </w:t>
+      </w:r>
+      <w:r>
+        <w:t xml:space="preserve">y</w:t>
+      </w:r>
+      <w:r>
+        <w:t xml:space="preserve"> </w:t>
+      </w:r>
+      <w:r>
+        <w:rPr>
+          <w:smallCaps/>
+        </w:rPr>
+        <w:t xml:space="preserve">Zhang</w:t>
+      </w:r>
+      <w:r>
+        <w:t xml:space="preserve"> </w:t>
+      </w:r>
+      <w:r>
+        <w:t xml:space="preserve">(</w:t>
+      </w:r>
+      <w:hyperlink w:anchor="ref_BranderZhang1990Market">
+        <w:r>
+          <w:rPr>
+            <w:rStyle w:val="Hyperlink"/>
+          </w:rPr>
+          <w:t xml:space="preserve">1990</w:t>
+        </w:r>
+      </w:hyperlink>
+      <w:r>
+        <w:t xml:space="preserve">)</w:t>
+      </w:r>
+      <w:r>
+        <w:t xml:space="preserve">, con datos de rutas de 2 aerolíneas que operaban desde Chicago, encuentran que la conducta observada se parece más a</w:t>
+      </w:r>
+      <w:r>
+        <w:t xml:space="preserve"> </w:t>
+      </w:r>
+      <w:r>
+        <w:rPr>
+          <w:smallCaps/>
+        </w:rPr>
+        <w:t xml:space="preserve">Cournot</w:t>
+      </w:r>
+      <w:r>
+        <w:t xml:space="preserve"> </w:t>
+      </w:r>
+      <w:r>
+        <w:t xml:space="preserve">que a</w:t>
+      </w:r>
+      <w:r>
+        <w:t xml:space="preserve"> </w:t>
+      </w:r>
+      <w:r>
+        <w:rPr>
+          <w:smallCaps/>
+        </w:rPr>
+        <w:t xml:space="preserve">Bertrand</w:t>
+      </w:r>
+      <w:r>
+        <w:t xml:space="preserve"> </w:t>
+      </w:r>
+      <w:r>
+        <w:t xml:space="preserve">o al cártel. El modelo encaja mejor donde la capacidad se decide antes de vender y cuesta cambiarla (</w:t>
+      </w:r>
+      <w:hyperlink w:anchor="sec_bertrand">
+        <w:r>
+          <w:rPr>
+            <w:rStyle w:val="Hyperlink"/>
+          </w:rPr>
+          <w:t xml:space="preserve">I.4</w:t>
+        </w:r>
+      </w:hyperlink>
+      <w:r>
+        <w:t xml:space="preserve">,</w:t>
+      </w:r>
+      <w:r>
+        <w:t xml:space="preserve"> </w:t>
+      </w:r>
+      <w:r>
+        <w:rPr>
+          <w:smallCaps/>
+        </w:rPr>
+        <w:t xml:space="preserve">Kreps</w:t>
+      </w:r>
+      <w:r>
+        <w:t xml:space="preserve"> </w:t>
+      </w:r>
+      <w:r>
+        <w:t xml:space="preserve">y</w:t>
+      </w:r>
+      <w:r>
+        <w:t xml:space="preserve"> </w:t>
+      </w:r>
+      <w:r>
+        <w:rPr>
+          <w:smallCaps/>
+        </w:rPr>
+        <w:t xml:space="preserve">Scheinkman</w:t>
+      </w:r>
+      <w:r>
+        <w:t xml:space="preserve">).</w:t>
+      </w:r>
+    </w:p>
+    <w:bookmarkEnd w:id="71"/>
+    <w:bookmarkStart w:id="72" w:name="e_valoraci__n"/>
+    <w:p>
+      <w:pPr>
+        <w:pStyle w:val="Heading4"/>
+      </w:pPr>
+      <w:r>
+        <w:t xml:space="preserve">e) Valoración</w:t>
+      </w:r>
+    </w:p>
+    <w:p>
+      <w:pPr>
+        <w:keepNext/>
+        <w:numPr>
+          <w:ilvl w:val="0"/>
+          <w:numId w:val="1040"/>
+        </w:numPr>
+      </w:pPr>
+      <w:r>
+        <w:t xml:space="preserve">Con supuestos muy estilizados,</w:t>
+      </w:r>
+      <w:r>
+        <w:t xml:space="preserve"> </w:t>
+      </w:r>
+      <w:r>
+        <w:rPr>
+          <w:smallCaps/>
+        </w:rPr>
+        <w:t xml:space="preserve">Cournot</w:t>
+      </w:r>
+      <w:r>
+        <w:t xml:space="preserve"> </w:t>
+      </w:r>
+      <w:r>
+        <w:t xml:space="preserve">da predicciones razonables: el precio queda entre el competitivo y el de monopolio, y baja al entrar empresas. Pero tiene 2 críticas que abren los modelos siguientes:</w:t>
+      </w:r>
+    </w:p>
+    <w:p>
+      <w:pPr>
+        <w:numPr>
+          <w:ilvl w:val="1"/>
+          <w:numId w:val="1041"/>
+        </w:numPr>
+      </w:pPr>
+      <w:r>
+        <w:t xml:space="preserve">las empresas no siempre deciden a la vez (</w:t>
+      </w:r>
+      <w:r>
+        <w:rPr>
+          <w:smallCaps/>
+        </w:rPr>
+        <w:t xml:space="preserve">Stackelberg</w:t>
+      </w:r>
+      <w:r>
+        <w:t xml:space="preserve">,</w:t>
+      </w:r>
+      <w:r>
+        <w:t xml:space="preserve"> </w:t>
+      </w:r>
+      <w:hyperlink w:anchor="sec_stackelberg">
+        <w:r>
+          <w:rPr>
+            <w:rStyle w:val="Hyperlink"/>
+          </w:rPr>
+          <w:t xml:space="preserve">I.3</w:t>
+        </w:r>
+      </w:hyperlink>
+      <w:r>
+        <w:t xml:space="preserve">);</w:t>
+      </w:r>
+    </w:p>
+    <w:p>
+      <w:pPr>
+        <w:numPr>
+          <w:ilvl w:val="1"/>
+          <w:numId w:val="1041"/>
+        </w:numPr>
+      </w:pPr>
+      <w:r>
+        <w:t xml:space="preserve">en la práctica son ellas, y no un subastador, quienes fijan el precio (</w:t>
+      </w:r>
+      <w:r>
+        <w:rPr>
+          <w:smallCaps/>
+        </w:rPr>
+        <w:t xml:space="preserve">Bertrand</w:t>
+      </w:r>
+      <w:r>
+        <w:t xml:space="preserve">,</w:t>
+      </w:r>
+      <w:r>
+        <w:t xml:space="preserve"> </w:t>
+      </w:r>
+      <w:hyperlink w:anchor="sec_bertrand">
+        <w:r>
+          <w:rPr>
+            <w:rStyle w:val="Hyperlink"/>
+          </w:rPr>
+          <w:t xml:space="preserve">I.4</w:t>
+        </w:r>
+      </w:hyperlink>
+      <w:r>
+        <w:t xml:space="preserve">).</w:t>
+      </w:r>
+    </w:p>
+    <w:bookmarkEnd w:id="72"/>
+    <w:bookmarkEnd w:id="73"/>
+    <w:bookmarkStart w:id="84" w:name="sec_stackelberg"/>
+    <w:p>
+      <w:pPr>
+        <w:pStyle w:val="Heading2"/>
+      </w:pPr>
+      <w:r>
+        <w:t xml:space="preserve">I.3.</w:t>
+      </w:r>
+      <w:r>
+        <w:t xml:space="preserve"> </w:t>
+      </w:r>
+      <w:r>
+        <w:t xml:space="preserve">Competencia secuencial en cantidades: modelo de</w:t>
+      </w:r>
+      <w:r>
+        <w:t xml:space="preserve"> </w:t>
+      </w:r>
+      <w:r>
+        <w:rPr>
+          <w:smallCaps/>
+        </w:rPr>
+        <w:t xml:space="preserve">Stackelberg</w:t>
+      </w:r>
+      <w:r>
+        <w:t xml:space="preserve"> </w:t>
+      </w:r>
+      <w:r>
+        <w:t xml:space="preserve">(1934)</w:t>
+      </w:r>
+    </w:p>
+    <w:p>
+      <w:pPr>
+        <w:numPr>
+          <w:ilvl w:val="0"/>
+          <w:numId w:val="1042"/>
+        </w:numPr>
+      </w:pPr>
+      <w:r>
+        <w:t xml:space="preserve">Mantenemos las cantidades y cambiamos el orden: ¿qué pasa si una empresa decide antes que la otra?</w:t>
+      </w:r>
+    </w:p>
+    <w:bookmarkStart w:id="74" w:name="a_idea_1"/>
+    <w:p>
+      <w:pPr>
+        <w:pStyle w:val="Heading4"/>
+      </w:pPr>
+      <w:r>
+        <w:t xml:space="preserve">a) Idea</w:t>
+      </w:r>
+    </w:p>
+    <w:p>
+      <w:pPr>
+        <w:numPr>
+          <w:ilvl w:val="0"/>
+          <w:numId w:val="1043"/>
+        </w:numPr>
+      </w:pPr>
+      <w:r>
+        <w:t xml:space="preserve">En muchos mercados una empresa establecida decide su capacidad antes que las demás.</w:t>
+      </w:r>
+      <w:r>
+        <w:t xml:space="preserve"> </w:t>
+      </w:r>
+      <w:r>
+        <w:rPr>
+          <w:smallCaps/>
+        </w:rPr>
+        <w:t xml:space="preserve">Stackelberg</w:t>
+      </w:r>
+      <w:r>
+        <w:t xml:space="preserve"> </w:t>
+      </w:r>
+      <w:r>
+        <w:t xml:space="preserve">(</w:t>
+      </w:r>
+      <w:hyperlink w:anchor="ref_Stackelberg1934Marktform">
+        <w:r>
+          <w:rPr>
+            <w:rStyle w:val="Hyperlink"/>
+          </w:rPr>
+          <w:t xml:space="preserve">1934</w:t>
+        </w:r>
+      </w:hyperlink>
+      <w:r>
+        <w:t xml:space="preserve">)</w:t>
+      </w:r>
+      <w:r>
+        <w:t xml:space="preserve"> </w:t>
+      </w:r>
+      <w:r>
+        <w:t xml:space="preserve">estudia qué pasa si una empresa (la</w:t>
+      </w:r>
+      <w:r>
+        <w:t xml:space="preserve"> </w:t>
+      </w:r>
+      <w:r>
+        <w:rPr>
+          <w:b/>
+          <w:bCs/>
+        </w:rPr>
+        <w:t xml:space="preserve">líder</w:t>
+      </w:r>
+      <w:r>
+        <w:t xml:space="preserve">) elige su cantidad primero, de forma irreversible, y la otra (la</w:t>
+      </w:r>
+      <w:r>
+        <w:t xml:space="preserve"> </w:t>
+      </w:r>
+      <w:r>
+        <w:rPr>
+          <w:b/>
+          <w:bCs/>
+        </w:rPr>
+        <w:t xml:space="preserve">seguidora</w:t>
+      </w:r>
+      <w:r>
+        <w:t xml:space="preserve">) la observa antes de elegir la suya.</w:t>
+      </w:r>
+    </w:p>
+    <w:bookmarkEnd w:id="74"/>
+    <w:bookmarkStart w:id="82" w:name="b_modelo_1"/>
+    <w:p>
+      <w:pPr>
+        <w:pStyle w:val="Heading4"/>
+      </w:pPr>
+      <w:r>
+        <w:t xml:space="preserve">b) Modelo</w:t>
+      </w:r>
+    </w:p>
+    <w:bookmarkStart w:id="75" w:name="i_supuestos_1"/>
+    <w:p>
+      <w:pPr>
+        <w:pStyle w:val="Heading5"/>
+      </w:pPr>
+      <w:r>
+        <w:t xml:space="preserve">i) Supuestos</w:t>
+      </w:r>
+    </w:p>
+    <w:p>
+      <w:pPr>
+        <w:keepNext/>
+        <w:numPr>
+          <w:ilvl w:val="0"/>
+          <w:numId w:val="1044"/>
+        </w:numPr>
+      </w:pPr>
+      <w:r>
         <w:t xml:space="preserve">Los de</w:t>
       </w:r>
       <w:r>
@@ -11702,7 +12206,18 @@
         <w:t xml:space="preserve"> </w:t>
       </w:r>
       <w:r>
-        <w:t xml:space="preserve">con 2 empresas, salvo el orden: la empresa 1 elige</w:t>
+        <w:t xml:space="preserve">con 2 empresas, salvo el orden:</w:t>
+      </w:r>
+    </w:p>
+    <w:p>
+      <w:pPr>
+        <w:numPr>
+          <w:ilvl w:val="1"/>
+          <w:numId w:val="1045"/>
+        </w:numPr>
+      </w:pPr>
+      <w:r>
+        <w:t xml:space="preserve">la empresa 1 elige</w:t>
       </w:r>
       <w:r>
         <w:t xml:space="preserve"> </w:t>
@@ -11722,7 +12237,18 @@
         </m:sSub>
       </m:oMath>
       <w:r>
-        <w:t xml:space="preserve">; la 2 la observa y elige</w:t>
+        <w:t xml:space="preserve">;</w:t>
+      </w:r>
+    </w:p>
+    <w:p>
+      <w:pPr>
+        <w:numPr>
+          <w:ilvl w:val="1"/>
+          <w:numId w:val="1045"/>
+        </w:numPr>
+      </w:pPr>
+      <w:r>
+        <w:t xml:space="preserve">la 2 la observa y elige</w:t>
       </w:r>
       <w:r>
         <w:t xml:space="preserve"> </w:t>
@@ -11742,7 +12268,18 @@
         </m:sSub>
       </m:oMath>
       <w:r>
-        <w:t xml:space="preserve">. Es un juego dinámico secuencial con información perfecta, en 2 etapas, que se resuelve por</w:t>
+        <w:t xml:space="preserve">.</w:t>
+      </w:r>
+    </w:p>
+    <w:p>
+      <w:pPr>
+        <w:numPr>
+          <w:ilvl w:val="0"/>
+          <w:numId w:val="1044"/>
+        </w:numPr>
+      </w:pPr>
+      <w:r>
+        <w:t xml:space="preserve">Es un juego dinámico secuencial con información perfecta, en 2 etapas, que se resuelve por</w:t>
       </w:r>
       <w:r>
         <w:t xml:space="preserve"> </w:t>
@@ -11783,7 +12320,7 @@
       <w:pPr>
         <w:numPr>
           <w:ilvl w:val="0"/>
-          <w:numId w:val="1036"/>
+          <w:numId w:val="1046"/>
         </w:numPr>
       </w:pPr>
       <w:r>
@@ -11885,7 +12422,7 @@
       <w:pPr>
         <w:numPr>
           <w:ilvl w:val="0"/>
-          <w:numId w:val="1036"/>
+          <w:numId w:val="1046"/>
         </w:numPr>
       </w:pPr>
       <w:r>
@@ -12552,9 +13089,10 @@
     </w:p>
     <w:p>
       <w:pPr>
+        <w:keepNext/>
         <w:numPr>
           <w:ilvl w:val="0"/>
-          <w:numId w:val="1036"/>
+          <w:numId w:val="1046"/>
         </w:numPr>
       </w:pPr>
       <w:r>
@@ -12570,6 +13108,17 @@
       </w:hyperlink>
       <w:r>
         <w:t xml:space="preserve">):</w:t>
+      </w:r>
+    </w:p>
+    <w:p>
+      <w:pPr>
+        <w:numPr>
+          <w:ilvl w:val="1"/>
+          <w:numId w:val="1047"/>
+        </w:numPr>
+      </w:pPr>
+      <w:r>
+        <w:t xml:space="preserve">la líder produce</w:t>
       </w:r>
       <w:r>
         <w:t xml:space="preserve"> </w:t>
@@ -12634,7 +13183,7 @@
         </m:r>
       </m:oMath>
       <w:r>
-        <w:t xml:space="preserve">, la cantidad de monopolio;</w:t>
+        <w:t xml:space="preserve">, la cantidad de monopolio, y la seguidora,</w:t>
       </w:r>
       <w:r>
         <w:t xml:space="preserve"> </w:t>
@@ -12701,6 +13250,17 @@
       <w:r>
         <w:t xml:space="preserve">;</w:t>
       </w:r>
+    </w:p>
+    <w:p>
+      <w:pPr>
+        <w:numPr>
+          <w:ilvl w:val="1"/>
+          <w:numId w:val="1047"/>
+        </w:numPr>
+      </w:pPr>
+      <w:r>
+        <w:t xml:space="preserve">el precio es</w:t>
+      </w:r>
       <w:r>
         <w:t xml:space="preserve"> </w:t>
       </w:r>
@@ -12759,7 +13319,18 @@
         </m:r>
       </m:oMath>
       <w:r>
-        <w:t xml:space="preserve">; y la líder gana</w:t>
+        <w:t xml:space="preserve">;</w:t>
+      </w:r>
+    </w:p>
+    <w:p>
+      <w:pPr>
+        <w:numPr>
+          <w:ilvl w:val="1"/>
+          <w:numId w:val="1047"/>
+        </w:numPr>
+      </w:pPr>
+      <w:r>
+        <w:t xml:space="preserve">la líder gana</w:t>
       </w:r>
       <w:r>
         <w:t xml:space="preserve"> </w:t>
@@ -12937,7 +13508,7 @@
       <w:pPr>
         <w:numPr>
           <w:ilvl w:val="0"/>
-          <w:numId w:val="1036"/>
+          <w:numId w:val="1046"/>
         </w:numPr>
       </w:pPr>
       <w:r>
@@ -13133,7 +13704,7 @@
       <w:pPr>
         <w:numPr>
           <w:ilvl w:val="0"/>
-          <w:numId w:val="1037"/>
+          <w:numId w:val="1048"/>
         </w:numPr>
       </w:pPr>
       <w:r>
@@ -13189,7 +13760,7 @@
       <w:pPr>
         <w:numPr>
           <w:ilvl w:val="0"/>
-          <w:numId w:val="1037"/>
+          <w:numId w:val="1048"/>
         </w:numPr>
       </w:pPr>
       <w:r>
@@ -13268,7 +13839,7 @@
       <w:pPr>
         <w:numPr>
           <w:ilvl w:val="0"/>
-          <w:numId w:val="1037"/>
+          <w:numId w:val="1048"/>
         </w:numPr>
       </w:pPr>
       <w:r>
@@ -13425,7 +13996,7 @@
       <w:pPr>
         <w:numPr>
           <w:ilvl w:val="0"/>
-          <w:numId w:val="1038"/>
+          <w:numId w:val="1049"/>
         </w:numPr>
       </w:pPr>
       <w:r>
@@ -13468,7 +14039,7 @@
       <w:pPr>
         <w:numPr>
           <w:ilvl w:val="0"/>
-          <w:numId w:val="1039"/>
+          <w:numId w:val="1050"/>
         </w:numPr>
       </w:pPr>
       <w:r>
@@ -13488,7 +14059,7 @@
       <w:pPr>
         <w:numPr>
           <w:ilvl w:val="0"/>
-          <w:numId w:val="1040"/>
+          <w:numId w:val="1051"/>
         </w:numPr>
       </w:pPr>
       <w:r>
@@ -13578,7 +14149,7 @@
       <w:pPr>
         <w:numPr>
           <w:ilvl w:val="0"/>
-          <w:numId w:val="1041"/>
+          <w:numId w:val="1052"/>
         </w:numPr>
       </w:pPr>
       <w:r>
@@ -13616,7 +14187,7 @@
       <w:pPr>
         <w:numPr>
           <w:ilvl w:val="0"/>
-          <w:numId w:val="1041"/>
+          <w:numId w:val="1052"/>
         </w:numPr>
       </w:pPr>
       <w:r>
@@ -13997,7 +14568,7 @@
         <w:keepNext/>
         <w:numPr>
           <w:ilvl w:val="0"/>
-          <w:numId w:val="1042"/>
+          <w:numId w:val="1053"/>
         </w:numPr>
       </w:pPr>
       <w:r>
@@ -14036,7 +14607,7 @@
       <w:pPr>
         <w:numPr>
           <w:ilvl w:val="1"/>
-          <w:numId w:val="1043"/>
+          <w:numId w:val="1054"/>
         </w:numPr>
       </w:pPr>
       <w:r>
@@ -14105,7 +14676,7 @@
       <w:pPr>
         <w:numPr>
           <w:ilvl w:val="1"/>
-          <w:numId w:val="1043"/>
+          <w:numId w:val="1054"/>
         </w:numPr>
       </w:pPr>
       <w:r>
@@ -14199,7 +14770,7 @@
       <w:pPr>
         <w:numPr>
           <w:ilvl w:val="1"/>
-          <w:numId w:val="1043"/>
+          <w:numId w:val="1054"/>
         </w:numPr>
       </w:pPr>
       <w:r>
@@ -14269,9 +14840,10 @@
     </w:p>
     <w:p>
       <w:pPr>
+        <w:keepNext/>
         <w:numPr>
           <w:ilvl w:val="0"/>
-          <w:numId w:val="1042"/>
+          <w:numId w:val="1053"/>
         </w:numPr>
       </w:pPr>
       <w:r>
@@ -14400,7 +14972,18 @@
         <w:t xml:space="preserve">)</w:t>
       </w:r>
       <w:r>
-        <w:t xml:space="preserve">. Ningún otro par de precios lo es: si los 2 cobran lo mismo por encima de</w:t>
+        <w:t xml:space="preserve">. Ningún otro par de precios lo es:</w:t>
+      </w:r>
+    </w:p>
+    <w:p>
+      <w:pPr>
+        <w:numPr>
+          <w:ilvl w:val="1"/>
+          <w:numId w:val="1055"/>
+        </w:numPr>
+      </w:pPr>
+      <w:r>
+        <w:t xml:space="preserve">si los 2 cobran lo mismo por encima de</w:t>
       </w:r>
       <w:r>
         <w:t xml:space="preserve"> </w:t>
@@ -14411,7 +14994,29 @@
         </m:r>
       </m:oMath>
       <w:r>
-        <w:t xml:space="preserve">, a cada uno le conviene rebajar un poco y quedarse con todo el mercado; si uno cobra más que el otro y el más barato gana algo, a este le conviene subir hasta justo por debajo del otro; y nadie cobra por debajo de</w:t>
+        <w:t xml:space="preserve">, a cada uno le conviene rebajar un poco y quedarse con todo el mercado;</w:t>
+      </w:r>
+    </w:p>
+    <w:p>
+      <w:pPr>
+        <w:numPr>
+          <w:ilvl w:val="1"/>
+          <w:numId w:val="1055"/>
+        </w:numPr>
+      </w:pPr>
+      <w:r>
+        <w:t xml:space="preserve">si uno cobra más que el otro y el más barato gana algo, a este le conviene subir hasta justo por debajo del otro;</w:t>
+      </w:r>
+    </w:p>
+    <w:p>
+      <w:pPr>
+        <w:numPr>
+          <w:ilvl w:val="1"/>
+          <w:numId w:val="1055"/>
+        </w:numPr>
+      </w:pPr>
+      <w:r>
+        <w:t xml:space="preserve">nadie cobra por debajo de</w:t>
       </w:r>
       <w:r>
         <w:t xml:space="preserve"> </w:t>
@@ -14422,7 +15027,18 @@
         </m:r>
       </m:oMath>
       <w:r>
-        <w:t xml:space="preserve">. En</w:t>
+        <w:t xml:space="preserve">.</w:t>
+      </w:r>
+    </w:p>
+    <w:p>
+      <w:pPr>
+        <w:numPr>
+          <w:ilvl w:val="0"/>
+          <w:numId w:val="1053"/>
+        </w:numPr>
+      </w:pPr>
+      <w:r>
+        <w:t xml:space="preserve">En</w:t>
       </w:r>
       <w:r>
         <w:t xml:space="preserve"> </w:t>
@@ -14449,7 +15065,7 @@
       <w:pPr>
         <w:numPr>
           <w:ilvl w:val="0"/>
-          <w:numId w:val="1042"/>
+          <w:numId w:val="1053"/>
         </w:numPr>
       </w:pPr>
       <w:r>
@@ -14708,7 +15324,7 @@
       <w:pPr>
         <w:numPr>
           <w:ilvl w:val="0"/>
-          <w:numId w:val="1044"/>
+          <w:numId w:val="1056"/>
         </w:numPr>
       </w:pPr>
       <w:r>
@@ -14753,25 +15369,14 @@
     </w:p>
     <w:p>
       <w:pPr>
+        <w:keepNext/>
         <w:numPr>
           <w:ilvl w:val="0"/>
-          <w:numId w:val="1044"/>
+          <w:numId w:val="1056"/>
         </w:numPr>
       </w:pPr>
       <w:r>
-        <w:t xml:space="preserve">La paradoja descansa en 5 supuestos: costes marginales iguales, producto homogéneo, sin restricciones de capacidad, un contexto estático (una sola vez) y sin cooperación entre las empresas.</w:t>
-      </w:r>
-      <w:r>
-        <w:rPr>
-          <w:rStyle w:val="FootnoteReference"/>
-        </w:rPr>
-        <w:footnoteReference w:id="92"/>
-      </w:r>
-      <w:r>
-        <w:t xml:space="preserve"> </w:t>
-      </w:r>
-      <w:r>
-        <w:t xml:space="preserve">Levantar cada uno es una</w:t>
+        <w:t xml:space="preserve">La paradoja descansa en 5 supuestos, y levantar cada uno es una</w:t>
       </w:r>
       <w:r>
         <w:t xml:space="preserve"> </w:t>
@@ -14784,7 +15389,68 @@
         <w:t xml:space="preserve">salida</w:t>
       </w:r>
       <w:r>
-        <w:t xml:space="preserve">.</w:t>
+        <w:t xml:space="preserve">:</w:t>
+      </w:r>
+      <w:r>
+        <w:rPr>
+          <w:rStyle w:val="FootnoteReference"/>
+        </w:rPr>
+        <w:footnoteReference w:id="92"/>
+      </w:r>
+    </w:p>
+    <w:p>
+      <w:pPr>
+        <w:numPr>
+          <w:ilvl w:val="1"/>
+          <w:numId w:val="1057"/>
+        </w:numPr>
+      </w:pPr>
+      <w:r>
+        <w:t xml:space="preserve">costes marginales iguales;</w:t>
+      </w:r>
+    </w:p>
+    <w:p>
+      <w:pPr>
+        <w:numPr>
+          <w:ilvl w:val="1"/>
+          <w:numId w:val="1057"/>
+        </w:numPr>
+      </w:pPr>
+      <w:r>
+        <w:t xml:space="preserve">producto homogéneo;</w:t>
+      </w:r>
+    </w:p>
+    <w:p>
+      <w:pPr>
+        <w:numPr>
+          <w:ilvl w:val="1"/>
+          <w:numId w:val="1057"/>
+        </w:numPr>
+      </w:pPr>
+      <w:r>
+        <w:t xml:space="preserve">sin restricciones de capacidad;</w:t>
+      </w:r>
+    </w:p>
+    <w:p>
+      <w:pPr>
+        <w:numPr>
+          <w:ilvl w:val="1"/>
+          <w:numId w:val="1057"/>
+        </w:numPr>
+      </w:pPr>
+      <w:r>
+        <w:t xml:space="preserve">un contexto estático (una sola vez);</w:t>
+      </w:r>
+    </w:p>
+    <w:p>
+      <w:pPr>
+        <w:numPr>
+          <w:ilvl w:val="1"/>
+          <w:numId w:val="1057"/>
+        </w:numPr>
+      </w:pPr>
+      <w:r>
+        <w:t xml:space="preserve">sin cooperación entre las empresas.</w:t>
       </w:r>
     </w:p>
     <w:bookmarkEnd w:id="93"/>
@@ -14802,7 +15468,7 @@
       <w:pPr>
         <w:numPr>
           <w:ilvl w:val="0"/>
-          <w:numId w:val="1045"/>
+          <w:numId w:val="1058"/>
         </w:numPr>
       </w:pPr>
       <w:r>
@@ -15047,7 +15713,7 @@
         <w:keepNext/>
         <w:numPr>
           <w:ilvl w:val="0"/>
-          <w:numId w:val="1045"/>
+          <w:numId w:val="1058"/>
         </w:numPr>
       </w:pPr>
       <w:r>
@@ -15213,7 +15879,7 @@
       <w:pPr>
         <w:numPr>
           <w:ilvl w:val="1"/>
-          <w:numId w:val="1046"/>
+          <w:numId w:val="1059"/>
         </w:numPr>
       </w:pPr>
       <w:r>
@@ -15488,7 +16154,7 @@
       <w:pPr>
         <w:numPr>
           <w:ilvl w:val="1"/>
-          <w:numId w:val="1046"/>
+          <w:numId w:val="1059"/>
         </w:numPr>
       </w:pPr>
       <w:r>
@@ -15564,7 +16230,7 @@
         <w:keepNext/>
         <w:numPr>
           <w:ilvl w:val="0"/>
-          <w:numId w:val="1045"/>
+          <w:numId w:val="1058"/>
         </w:numPr>
       </w:pPr>
       <w:r>
@@ -15629,7 +16295,7 @@
       <w:pPr>
         <w:numPr>
           <w:ilvl w:val="1"/>
-          <w:numId w:val="1047"/>
+          <w:numId w:val="1060"/>
         </w:numPr>
       </w:pPr>
       <w:r>
@@ -15814,7 +16480,7 @@
         <w:keepNext/>
         <w:numPr>
           <w:ilvl w:val="1"/>
-          <w:numId w:val="1047"/>
+          <w:numId w:val="1060"/>
         </w:numPr>
       </w:pPr>
       <w:r>
@@ -15846,7 +16512,7 @@
       <w:pPr>
         <w:numPr>
           <w:ilvl w:val="2"/>
-          <w:numId w:val="1048"/>
+          <w:numId w:val="1061"/>
         </w:numPr>
       </w:pPr>
       <m:oMath>
@@ -15888,7 +16554,7 @@
       <w:pPr>
         <w:numPr>
           <w:ilvl w:val="2"/>
-          <w:numId w:val="1048"/>
+          <w:numId w:val="1061"/>
         </w:numPr>
       </w:pPr>
       <w:r>
@@ -16004,7 +16670,7 @@
       <w:pPr>
         <w:numPr>
           <w:ilvl w:val="2"/>
-          <w:numId w:val="1048"/>
+          <w:numId w:val="1061"/>
         </w:numPr>
       </w:pPr>
       <w:r>
@@ -16036,7 +16702,7 @@
       <w:pPr>
         <w:numPr>
           <w:ilvl w:val="2"/>
-          <w:numId w:val="1048"/>
+          <w:numId w:val="1061"/>
         </w:numPr>
       </w:pPr>
       <w:r>
@@ -16227,7 +16893,7 @@
       <w:pPr>
         <w:numPr>
           <w:ilvl w:val="1"/>
-          <w:numId w:val="1047"/>
+          <w:numId w:val="1060"/>
         </w:numPr>
       </w:pPr>
       <w:r>
@@ -16391,7 +17057,7 @@
       <w:pPr>
         <w:numPr>
           <w:ilvl w:val="1"/>
-          <w:numId w:val="1047"/>
+          <w:numId w:val="1060"/>
         </w:numPr>
       </w:pPr>
       <w:r>
@@ -16674,9 +17340,10 @@
     </w:p>
     <w:p>
       <w:pPr>
+        <w:keepNext/>
         <w:numPr>
           <w:ilvl w:val="0"/>
-          <w:numId w:val="1049"/>
+          <w:numId w:val="1062"/>
         </w:numPr>
       </w:pPr>
       <w:r>
@@ -16733,9 +17400,15 @@
       <w:r>
         <w:t xml:space="preserve">.</w:t>
       </w:r>
-      <w:r>
-        <w:t xml:space="preserve"> </w:t>
-      </w:r>
+    </w:p>
+    <w:p>
+      <w:pPr>
+        <w:keepNext/>
+        <w:numPr>
+          <w:ilvl w:val="1"/>
+          <w:numId w:val="1063"/>
+        </w:numPr>
+      </w:pPr>
       <w:r>
         <w:rPr>
           <w:smallCaps/>
@@ -16778,7 +17451,29 @@
         <w:t xml:space="preserve"> </w:t>
       </w:r>
       <w:r>
-        <w:t xml:space="preserve">unen las 2 ideas en un juego en 2 etapas: primero cada empresa elige su capacidad, con un coste por unidad; después, vistas las capacidades, compiten en precios como en</w:t>
+        <w:t xml:space="preserve">unen las 2 ideas en un juego en 2 etapas:</w:t>
+      </w:r>
+    </w:p>
+    <w:p>
+      <w:pPr>
+        <w:numPr>
+          <w:ilvl w:val="2"/>
+          <w:numId w:val="1064"/>
+        </w:numPr>
+      </w:pPr>
+      <w:r>
+        <w:t xml:space="preserve">cada empresa elige su capacidad, con un coste por unidad;</w:t>
+      </w:r>
+    </w:p>
+    <w:p>
+      <w:pPr>
+        <w:numPr>
+          <w:ilvl w:val="2"/>
+          <w:numId w:val="1064"/>
+        </w:numPr>
+      </w:pPr>
+      <w:r>
+        <w:t xml:space="preserve">vistas las capacidades, compiten en precios como en</w:t>
       </w:r>
       <w:r>
         <w:t xml:space="preserve"> </w:t>
@@ -16790,7 +17485,18 @@
         <w:t xml:space="preserve">Edgeworth</w:t>
       </w:r>
       <w:r>
-        <w:t xml:space="preserve">, con racionamiento eficiente. Por inducción hacia atrás, en la segunda etapa el precio es el que vacía el mercado con las capacidades llenas, y en la primera las empresas eligen capacidades sabiéndolo: el único resultado del ENPS es el de</w:t>
+        <w:t xml:space="preserve">, con racionamiento eficiente.</w:t>
+      </w:r>
+    </w:p>
+    <w:p>
+      <w:pPr>
+        <w:numPr>
+          <w:ilvl w:val="1"/>
+          <w:numId w:val="1063"/>
+        </w:numPr>
+      </w:pPr>
+      <w:r>
+        <w:t xml:space="preserve">Por inducción hacia atrás, en la segunda etapa el precio es el que vacía el mercado con las capacidades llenas, y en la primera las empresas eligen capacidades sabiéndolo: el único resultado del ENPS es el de</w:t>
       </w:r>
       <w:r>
         <w:t xml:space="preserve"> </w:t>
@@ -16870,7 +17576,7 @@
       <w:pPr>
         <w:numPr>
           <w:ilvl w:val="0"/>
-          <w:numId w:val="1049"/>
+          <w:numId w:val="1062"/>
         </w:numPr>
       </w:pPr>
       <w:r>
@@ -17028,7 +17734,7 @@
       <w:pPr>
         <w:numPr>
           <w:ilvl w:val="0"/>
-          <w:numId w:val="1049"/>
+          <w:numId w:val="1062"/>
         </w:numPr>
       </w:pPr>
       <w:r>
@@ -17057,7 +17763,7 @@
       <w:pPr>
         <w:numPr>
           <w:ilvl w:val="0"/>
-          <w:numId w:val="1049"/>
+          <w:numId w:val="1062"/>
         </w:numPr>
       </w:pPr>
       <w:r>
@@ -17121,7 +17827,7 @@
         <w:keepNext/>
         <w:numPr>
           <w:ilvl w:val="0"/>
-          <w:numId w:val="1050"/>
+          <w:numId w:val="1065"/>
         </w:numPr>
       </w:pPr>
       <w:r>
@@ -17183,7 +17889,7 @@
       <w:pPr>
         <w:numPr>
           <w:ilvl w:val="1"/>
-          <w:numId w:val="1051"/>
+          <w:numId w:val="1066"/>
         </w:numPr>
       </w:pPr>
       <w:r>
@@ -17203,7 +17909,7 @@
       <w:pPr>
         <w:numPr>
           <w:ilvl w:val="1"/>
-          <w:numId w:val="1051"/>
+          <w:numId w:val="1066"/>
         </w:numPr>
       </w:pPr>
       <w:r>
@@ -17220,7 +17926,7 @@
       <w:pPr>
         <w:numPr>
           <w:ilvl w:val="0"/>
-          <w:numId w:val="1050"/>
+          <w:numId w:val="1065"/>
         </w:numPr>
       </w:pPr>
       <w:r>
@@ -17248,7 +17954,7 @@
       <w:pPr>
         <w:numPr>
           <w:ilvl w:val="0"/>
-          <w:numId w:val="1052"/>
+          <w:numId w:val="1067"/>
         </w:numPr>
       </w:pPr>
       <w:r>
@@ -17268,7 +17974,7 @@
       <w:pPr>
         <w:numPr>
           <w:ilvl w:val="0"/>
-          <w:numId w:val="1053"/>
+          <w:numId w:val="1068"/>
         </w:numPr>
       </w:pPr>
       <w:r>
@@ -17376,7 +18082,7 @@
       <w:pPr>
         <w:numPr>
           <w:ilvl w:val="0"/>
-          <w:numId w:val="1054"/>
+          <w:numId w:val="1069"/>
         </w:numPr>
       </w:pPr>
       <w:r>
@@ -17411,7 +18117,7 @@
       <w:pPr>
         <w:numPr>
           <w:ilvl w:val="0"/>
-          <w:numId w:val="1054"/>
+          <w:numId w:val="1069"/>
         </w:numPr>
       </w:pPr>
       <w:r>
@@ -17455,7 +18161,7 @@
       <w:pPr>
         <w:numPr>
           <w:ilvl w:val="0"/>
-          <w:numId w:val="1054"/>
+          <w:numId w:val="1069"/>
         </w:numPr>
       </w:pPr>
       <w:r>
@@ -17511,7 +18217,7 @@
       <w:pPr>
         <w:numPr>
           <w:ilvl w:val="0"/>
-          <w:numId w:val="1055"/>
+          <w:numId w:val="1070"/>
         </w:numPr>
       </w:pPr>
       <w:r>
@@ -18012,7 +18718,7 @@
       <w:pPr>
         <w:numPr>
           <w:ilvl w:val="0"/>
-          <w:numId w:val="1055"/>
+          <w:numId w:val="1070"/>
         </w:numPr>
       </w:pPr>
       <w:r>
@@ -18367,7 +19073,7 @@
       <w:pPr>
         <w:numPr>
           <w:ilvl w:val="0"/>
-          <w:numId w:val="1056"/>
+          <w:numId w:val="1071"/>
         </w:numPr>
       </w:pPr>
       <w:r>
@@ -18378,7 +19084,7 @@
       <w:pPr>
         <w:numPr>
           <w:ilvl w:val="0"/>
-          <w:numId w:val="1056"/>
+          <w:numId w:val="1071"/>
         </w:numPr>
       </w:pPr>
       <w:r>
@@ -18411,7 +19117,7 @@
       <w:pPr>
         <w:numPr>
           <w:ilvl w:val="0"/>
-          <w:numId w:val="1057"/>
+          <w:numId w:val="1072"/>
         </w:numPr>
       </w:pPr>
       <w:r>
@@ -18459,6 +19165,7 @@
     <w:p>
       <w:pPr>
         <w:pStyle w:val="Cajadeanotaciones"/>
+        <w:keepNext/>
         <w:keepLines/>
       </w:pPr>
       <w:r>
@@ -18518,11 +19225,44 @@
         </m:r>
       </m:oMath>
       <w:r>
-        <w:t xml:space="preserve">). Cuanto más se produce, menor es la pérdida irrecuperable de eficiencia (PIE):</w:t>
-      </w:r>
-      <w:r>
-        <w:t xml:space="preserve"> </w:t>
-      </w:r>
+        <w:t xml:space="preserve">). Cuanto más se produce, menor es la pérdida irrecuperable de eficiencia (PIE; gráfico </w:t>
+      </w:r>
+      <w:hyperlink w:anchor="fig_ineficiencia">
+        <w:r>
+          <w:rPr>
+            <w:rStyle w:val="Hyperlink"/>
+          </w:rPr>
+          <w:t xml:space="preserve">7</w:t>
+        </w:r>
+      </w:hyperlink>
+      <w:r>
+        <w:t xml:space="preserve"> </w:t>
+      </w:r>
+      <w:r>
+        <w:t xml:space="preserve">y tabla </w:t>
+      </w:r>
+      <w:hyperlink w:anchor="tab_comparacion">
+        <w:r>
+          <w:rPr>
+            <w:rStyle w:val="Hyperlink"/>
+          </w:rPr>
+          <w:t xml:space="preserve">3</w:t>
+        </w:r>
+      </w:hyperlink>
+      <w:r>
+        <w:t xml:space="preserve">):</w:t>
+      </w:r>
+    </w:p>
+    <w:p>
+      <w:pPr>
+        <w:pStyle w:val="Cajadeanotaciones"/>
+        <w:keepNext/>
+        <w:keepLines/>
+        <w:numPr>
+          <w:ilvl w:val="0"/>
+          <w:numId w:val="1073"/>
+        </w:numPr>
+      </w:pPr>
       <w:r>
         <w:rPr>
           <w:smallCaps/>
@@ -18535,9 +19275,17 @@
       <w:r>
         <w:t xml:space="preserve">da la competencia perfecta;</w:t>
       </w:r>
-      <w:r>
-        <w:t xml:space="preserve"> </w:t>
-      </w:r>
+    </w:p>
+    <w:p>
+      <w:pPr>
+        <w:pStyle w:val="Cajadeanotaciones"/>
+        <w:keepNext/>
+        <w:keepLines/>
+        <w:numPr>
+          <w:ilvl w:val="0"/>
+          <w:numId w:val="1073"/>
+        </w:numPr>
+      </w:pPr>
       <w:r>
         <w:rPr>
           <w:smallCaps/>
@@ -18560,32 +19308,30 @@
         <w:t xml:space="preserve">Cournot</w:t>
       </w:r>
       <w:r>
-        <w:t xml:space="preserve">, y el monopolio, o el cártel, es el peor (gráfico </w:t>
-      </w:r>
-      <w:hyperlink w:anchor="fig_ineficiencia">
-        <w:r>
-          <w:rPr>
-            <w:rStyle w:val="Hyperlink"/>
-          </w:rPr>
-          <w:t xml:space="preserve">7</w:t>
-        </w:r>
-      </w:hyperlink>
-      <w:r>
-        <w:t xml:space="preserve"> </w:t>
-      </w:r>
-      <w:r>
-        <w:t xml:space="preserve">y tabla </w:t>
-      </w:r>
-      <w:hyperlink w:anchor="tab_comparacion">
-        <w:r>
-          <w:rPr>
-            <w:rStyle w:val="Hyperlink"/>
-          </w:rPr>
-          <w:t xml:space="preserve">3</w:t>
-        </w:r>
-      </w:hyperlink>
-      <w:r>
-        <w:t xml:space="preserve">). En el gráfico, la PIE es A en</w:t>
+        <w:t xml:space="preserve">;</w:t>
+      </w:r>
+    </w:p>
+    <w:p>
+      <w:pPr>
+        <w:pStyle w:val="Cajadeanotaciones"/>
+        <w:keepNext/>
+        <w:keepLines/>
+        <w:numPr>
+          <w:ilvl w:val="0"/>
+          <w:numId w:val="1073"/>
+        </w:numPr>
+      </w:pPr>
+      <w:r>
+        <w:t xml:space="preserve">el monopolio, o el cártel, es el peor.</w:t>
+      </w:r>
+    </w:p>
+    <w:p>
+      <w:pPr>
+        <w:pStyle w:val="Cajadeanotaciones"/>
+        <w:keepLines/>
+      </w:pPr>
+      <w:r>
+        <w:t xml:space="preserve">En el gráfico, la PIE es A en</w:t>
       </w:r>
       <w:r>
         <w:t xml:space="preserve"> </w:t>
@@ -19892,7 +20638,7 @@
       <w:pPr>
         <w:numPr>
           <w:ilvl w:val="0"/>
-          <w:numId w:val="1058"/>
+          <w:numId w:val="1074"/>
         </w:numPr>
       </w:pPr>
       <w:r>
@@ -20001,6 +20747,7 @@
     <w:p>
       <w:pPr>
         <w:pStyle w:val="Notaalopositor"/>
+        <w:keepNext/>
         <w:keepLines/>
       </w:pPr>
       <w:r>
@@ -20011,7 +20758,35 @@
         <w:t xml:space="preserve">Nota al opositor. </w:t>
       </w:r>
       <w:r>
-        <w:t xml:space="preserve">En el cante: el horizonte finito en una frase (1′); la condición de la colusión (</w:t>
+        <w:t xml:space="preserve">En el cante:</w:t>
+      </w:r>
+    </w:p>
+    <w:p>
+      <w:pPr>
+        <w:pStyle w:val="Notaalopositor"/>
+        <w:keepNext/>
+        <w:keepLines/>
+        <w:numPr>
+          <w:ilvl w:val="0"/>
+          <w:numId w:val="1075"/>
+        </w:numPr>
+      </w:pPr>
+      <w:r>
+        <w:t xml:space="preserve">el horizonte finito en una frase (1′);</w:t>
+      </w:r>
+    </w:p>
+    <w:p>
+      <w:pPr>
+        <w:pStyle w:val="Notaalopositor"/>
+        <w:keepNext/>
+        <w:keepLines/>
+        <w:numPr>
+          <w:ilvl w:val="0"/>
+          <w:numId w:val="1075"/>
+        </w:numPr>
+      </w:pPr>
+      <w:r>
+        <w:t xml:space="preserve">la condición de la colusión (</w:t>
       </w:r>
       <w:hyperlink w:anchor="eq_colusion">
         <w:r>
@@ -20080,95 +20855,112 @@
       <w:r>
         <w:t xml:space="preserve">y el teorema de tradición oral aplicado (4′);</w:t>
       </w:r>
-      <w:r>
-        <w:t xml:space="preserve"> </w:t>
-      </w:r>
-      <w:r>
-        <w:rPr>
-          <w:smallCaps/>
-        </w:rPr>
-        <w:t xml:space="preserve">Green</w:t>
-      </w:r>
-      <w:r>
-        <w:t xml:space="preserve"> </w:t>
-      </w:r>
-      <w:r>
-        <w:t xml:space="preserve">y</w:t>
-      </w:r>
-      <w:r>
-        <w:t xml:space="preserve"> </w:t>
-      </w:r>
-      <w:r>
-        <w:rPr>
-          <w:smallCaps/>
-        </w:rPr>
-        <w:t xml:space="preserve">Porter</w:t>
-      </w:r>
-      <w:r>
-        <w:t xml:space="preserve">,</w:t>
-      </w:r>
-      <w:r>
-        <w:t xml:space="preserve"> </w:t>
-      </w:r>
-      <w:r>
-        <w:rPr>
-          <w:smallCaps/>
-        </w:rPr>
-        <w:t xml:space="preserve">Rotemberg</w:t>
-      </w:r>
-      <w:r>
-        <w:t xml:space="preserve"> </w:t>
-      </w:r>
-      <w:r>
-        <w:t xml:space="preserve">y</w:t>
-      </w:r>
-      <w:r>
-        <w:t xml:space="preserve"> </w:t>
-      </w:r>
-      <w:r>
-        <w:rPr>
-          <w:smallCaps/>
-        </w:rPr>
-        <w:t xml:space="preserve">Saloner</w:t>
-      </w:r>
-      <w:r>
-        <w:t xml:space="preserve"> </w:t>
-      </w:r>
-      <w:r>
-        <w:t xml:space="preserve">y los factores que facilitan o dificultan la colusión, con la tabla como apoyo (2′). La tabla de estrategias de los juegos repetidos, los castigos óptimos y la renegociación son de profundización; la derivación de la condición y el caso de</w:t>
-      </w:r>
-      <w:r>
-        <w:t xml:space="preserve"> </w:t>
-      </w:r>
-      <w:r>
-        <w:rPr>
-          <w:smallCaps/>
-        </w:rPr>
-        <w:t xml:space="preserve">Cournot</w:t>
-      </w:r>
-      <w:r>
-        <w:t xml:space="preserve"> </w:t>
-      </w:r>
-      <w:r>
-        <w:t xml:space="preserve">están en el anexo </w:t>
-      </w:r>
-      <w:hyperlink w:anchor="anexo_gatillo">
-        <w:r>
-          <w:rPr>
-            <w:rStyle w:val="Hyperlink"/>
-          </w:rPr>
-          <w:t xml:space="preserve">D</w:t>
-        </w:r>
-      </w:hyperlink>
-      <w:r>
-        <w:t xml:space="preserve">.</w:t>
-      </w:r>
-    </w:p>
-    <w:p>
-      <w:pPr>
+    </w:p>
+    <w:p>
+      <w:pPr>
+        <w:pStyle w:val="Notaalopositor"/>
+        <w:keepNext/>
+        <w:keepLines/>
         <w:numPr>
           <w:ilvl w:val="0"/>
-          <w:numId w:val="1059"/>
+          <w:numId w:val="1075"/>
+        </w:numPr>
+      </w:pPr>
+      <w:r>
+        <w:rPr>
+          <w:smallCaps/>
+        </w:rPr>
+        <w:t xml:space="preserve">Green</w:t>
+      </w:r>
+      <w:r>
+        <w:t xml:space="preserve"> </w:t>
+      </w:r>
+      <w:r>
+        <w:t xml:space="preserve">y</w:t>
+      </w:r>
+      <w:r>
+        <w:t xml:space="preserve"> </w:t>
+      </w:r>
+      <w:r>
+        <w:rPr>
+          <w:smallCaps/>
+        </w:rPr>
+        <w:t xml:space="preserve">Porter</w:t>
+      </w:r>
+      <w:r>
+        <w:t xml:space="preserve">,</w:t>
+      </w:r>
+      <w:r>
+        <w:t xml:space="preserve"> </w:t>
+      </w:r>
+      <w:r>
+        <w:rPr>
+          <w:smallCaps/>
+        </w:rPr>
+        <w:t xml:space="preserve">Rotemberg</w:t>
+      </w:r>
+      <w:r>
+        <w:t xml:space="preserve"> </w:t>
+      </w:r>
+      <w:r>
+        <w:t xml:space="preserve">y</w:t>
+      </w:r>
+      <w:r>
+        <w:t xml:space="preserve"> </w:t>
+      </w:r>
+      <w:r>
+        <w:rPr>
+          <w:smallCaps/>
+        </w:rPr>
+        <w:t xml:space="preserve">Saloner</w:t>
+      </w:r>
+      <w:r>
+        <w:t xml:space="preserve"> </w:t>
+      </w:r>
+      <w:r>
+        <w:t xml:space="preserve">y los factores que facilitan o dificultan la colusión, con la tabla como apoyo (2′).</w:t>
+      </w:r>
+    </w:p>
+    <w:p>
+      <w:pPr>
+        <w:pStyle w:val="Notaalopositor"/>
+        <w:keepLines/>
+      </w:pPr>
+      <w:r>
+        <w:t xml:space="preserve">La tabla de estrategias de los juegos repetidos, los castigos óptimos y la renegociación son de profundización; la derivación de la condición y el caso de</w:t>
+      </w:r>
+      <w:r>
+        <w:t xml:space="preserve"> </w:t>
+      </w:r>
+      <w:r>
+        <w:rPr>
+          <w:smallCaps/>
+        </w:rPr>
+        <w:t xml:space="preserve">Cournot</w:t>
+      </w:r>
+      <w:r>
+        <w:t xml:space="preserve"> </w:t>
+      </w:r>
+      <w:r>
+        <w:t xml:space="preserve">están en el anexo </w:t>
+      </w:r>
+      <w:hyperlink w:anchor="anexo_gatillo">
+        <w:r>
+          <w:rPr>
+            <w:rStyle w:val="Hyperlink"/>
+          </w:rPr>
+          <w:t xml:space="preserve">D</w:t>
+        </w:r>
+      </w:hyperlink>
+      <w:r>
+        <w:t xml:space="preserve">.</w:t>
+      </w:r>
+    </w:p>
+    <w:p>
+      <w:pPr>
+        <w:numPr>
+          <w:ilvl w:val="0"/>
+          <w:numId w:val="1076"/>
         </w:numPr>
       </w:pPr>
       <w:r>
@@ -20242,7 +21034,7 @@
       <w:pPr>
         <w:numPr>
           <w:ilvl w:val="0"/>
-          <w:numId w:val="1060"/>
+          <w:numId w:val="1077"/>
         </w:numPr>
       </w:pPr>
       <w:r>
@@ -20287,7 +21079,7 @@
       <w:pPr>
         <w:numPr>
           <w:ilvl w:val="0"/>
-          <w:numId w:val="1061"/>
+          <w:numId w:val="1078"/>
         </w:numPr>
       </w:pPr>
       <w:r>
@@ -20345,7 +21137,7 @@
       <w:pPr>
         <w:numPr>
           <w:ilvl w:val="0"/>
-          <w:numId w:val="1061"/>
+          <w:numId w:val="1078"/>
         </w:numPr>
       </w:pPr>
       <w:r>
@@ -20385,7 +21177,7 @@
       <w:pPr>
         <w:numPr>
           <w:ilvl w:val="0"/>
-          <w:numId w:val="1061"/>
+          <w:numId w:val="1078"/>
         </w:numPr>
       </w:pPr>
       <w:r>
@@ -20465,7 +21257,7 @@
       <w:pPr>
         <w:numPr>
           <w:ilvl w:val="0"/>
-          <w:numId w:val="1062"/>
+          <w:numId w:val="1079"/>
         </w:numPr>
       </w:pPr>
       <w:r>
@@ -20533,7 +21325,7 @@
       <w:pPr>
         <w:numPr>
           <w:ilvl w:val="0"/>
-          <w:numId w:val="1063"/>
+          <w:numId w:val="1080"/>
         </w:numPr>
       </w:pPr>
       <w:r>
@@ -20616,7 +21408,7 @@
       <w:pPr>
         <w:numPr>
           <w:ilvl w:val="0"/>
-          <w:numId w:val="1064"/>
+          <w:numId w:val="1081"/>
         </w:numPr>
       </w:pPr>
       <w:r>
@@ -20678,7 +21470,7 @@
       <w:pPr>
         <w:numPr>
           <w:ilvl w:val="0"/>
-          <w:numId w:val="1065"/>
+          <w:numId w:val="1082"/>
         </w:numPr>
       </w:pPr>
       <w:r>
@@ -20725,7 +21517,7 @@
       <w:pPr>
         <w:numPr>
           <w:ilvl w:val="0"/>
-          <w:numId w:val="1066"/>
+          <w:numId w:val="1083"/>
         </w:numPr>
       </w:pPr>
       <w:r>
@@ -20780,7 +21572,7 @@
       <w:pPr>
         <w:numPr>
           <w:ilvl w:val="0"/>
-          <w:numId w:val="1066"/>
+          <w:numId w:val="1083"/>
         </w:numPr>
       </w:pPr>
       <w:r>
@@ -20916,7 +21708,7 @@
       <w:pPr>
         <w:numPr>
           <w:ilvl w:val="0"/>
-          <w:numId w:val="1066"/>
+          <w:numId w:val="1083"/>
         </w:numPr>
       </w:pPr>
       <w:r>
@@ -21289,9 +22081,10 @@
     </w:p>
     <w:p>
       <w:pPr>
+        <w:keepNext/>
         <w:numPr>
           <w:ilvl w:val="0"/>
-          <w:numId w:val="1066"/>
+          <w:numId w:val="1083"/>
         </w:numPr>
       </w:pPr>
       <w:r>
@@ -21317,7 +22110,18 @@
         <w:t xml:space="preserve">Bertrand</w:t>
       </w:r>
       <w:r>
-        <w:t xml:space="preserve">: si todas cobran</w:t>
+        <w:t xml:space="preserve">, los 3 beneficios son:</w:t>
+      </w:r>
+    </w:p>
+    <w:p>
+      <w:pPr>
+        <w:numPr>
+          <w:ilvl w:val="1"/>
+          <w:numId w:val="1084"/>
+        </w:numPr>
+      </w:pPr>
+      <w:r>
+        <w:t xml:space="preserve">si todas cobran</w:t>
       </w:r>
       <w:r>
         <w:t xml:space="preserve"> </w:t>
@@ -21387,7 +22191,18 @@
         </m:r>
       </m:oMath>
       <w:r>
-        <w:t xml:space="preserve">; la que rebaja un céntimo se queda casi todo el mercado,</w:t>
+        <w:t xml:space="preserve">;</w:t>
+      </w:r>
+    </w:p>
+    <w:p>
+      <w:pPr>
+        <w:numPr>
+          <w:ilvl w:val="1"/>
+          <w:numId w:val="1084"/>
+        </w:numPr>
+      </w:pPr>
+      <w:r>
+        <w:t xml:space="preserve">la que rebaja un céntimo se queda casi todo el mercado,</w:t>
       </w:r>
       <w:r>
         <w:t xml:space="preserve"> </w:t>
@@ -21428,7 +22243,18 @@
         </m:sSup>
       </m:oMath>
       <w:r>
-        <w:t xml:space="preserve">; y el castigo da</w:t>
+        <w:t xml:space="preserve">;</w:t>
+      </w:r>
+    </w:p>
+    <w:p>
+      <w:pPr>
+        <w:numPr>
+          <w:ilvl w:val="1"/>
+          <w:numId w:val="1084"/>
+        </w:numPr>
+      </w:pPr>
+      <w:r>
+        <w:t xml:space="preserve">el castigo da</w:t>
       </w:r>
       <w:r>
         <w:t xml:space="preserve"> </w:t>
@@ -21460,7 +22286,33 @@
         </m:r>
       </m:oMath>
       <w:r>
-        <w:t xml:space="preserve">. Por tanto</w:t>
+        <w:t xml:space="preserve">.</w:t>
+      </w:r>
+    </w:p>
+    <w:p>
+      <w:pPr>
+        <w:numPr>
+          <w:ilvl w:val="0"/>
+          <w:numId w:val="1083"/>
+        </w:numPr>
+      </w:pPr>
+      <w:r>
+        <w:t xml:space="preserve">Por tanto, con</w:t>
+      </w:r>
+      <w:r>
+        <w:t xml:space="preserve"> </w:t>
+      </w:r>
+      <w:r>
+        <w:rPr>
+          <w:smallCaps/>
+        </w:rPr>
+        <w:t xml:space="preserve">Bertrand</w:t>
+      </w:r>
+      <w:r>
+        <w:t xml:space="preserve"> </w:t>
+      </w:r>
+      <w:r>
+        <w:t xml:space="preserve">la colusión exige</w:t>
       </w:r>
     </w:p>
     <w:p>
@@ -21565,7 +22417,7 @@
       <w:pPr>
         <w:numPr>
           <w:ilvl w:val="0"/>
-          <w:numId w:val="1066"/>
+          <w:numId w:val="1083"/>
         </w:numPr>
       </w:pPr>
       <w:r>
@@ -21689,7 +22541,7 @@
       <w:pPr>
         <w:numPr>
           <w:ilvl w:val="0"/>
-          <w:numId w:val="1066"/>
+          <w:numId w:val="1083"/>
         </w:numPr>
       </w:pPr>
       <w:r>
@@ -21707,7 +22559,7 @@
       <w:pPr>
         <w:numPr>
           <w:ilvl w:val="0"/>
-          <w:numId w:val="1066"/>
+          <w:numId w:val="1083"/>
         </w:numPr>
       </w:pPr>
       <w:r>
@@ -22000,7 +22852,7 @@
       <w:pPr>
         <w:numPr>
           <w:ilvl w:val="0"/>
-          <w:numId w:val="1066"/>
+          <w:numId w:val="1083"/>
         </w:numPr>
       </w:pPr>
       <w:r>
@@ -22136,7 +22988,7 @@
       <w:pPr>
         <w:numPr>
           <w:ilvl w:val="0"/>
-          <w:numId w:val="1067"/>
+          <w:numId w:val="1085"/>
         </w:numPr>
       </w:pPr>
       <w:r>
@@ -22366,7 +23218,7 @@
       <w:pPr>
         <w:numPr>
           <w:ilvl w:val="0"/>
-          <w:numId w:val="1067"/>
+          <w:numId w:val="1085"/>
         </w:numPr>
       </w:pPr>
       <w:r>
@@ -22401,7 +23253,7 @@
       <w:pPr>
         <w:numPr>
           <w:ilvl w:val="0"/>
-          <w:numId w:val="1067"/>
+          <w:numId w:val="1085"/>
         </w:numPr>
       </w:pPr>
       <w:r>
@@ -23372,7 +24224,7 @@
       <w:pPr>
         <w:numPr>
           <w:ilvl w:val="0"/>
-          <w:numId w:val="1068"/>
+          <w:numId w:val="1086"/>
         </w:numPr>
       </w:pPr>
       <w:r>
@@ -23526,7 +24378,7 @@
       <w:pPr>
         <w:numPr>
           <w:ilvl w:val="0"/>
-          <w:numId w:val="1068"/>
+          <w:numId w:val="1086"/>
         </w:numPr>
       </w:pPr>
       <w:r>
@@ -23692,7 +24544,7 @@
       <w:pPr>
         <w:numPr>
           <w:ilvl w:val="0"/>
-          <w:numId w:val="1068"/>
+          <w:numId w:val="1086"/>
         </w:numPr>
       </w:pPr>
       <w:r>
@@ -23795,7 +24647,7 @@
       <w:pPr>
         <w:numPr>
           <w:ilvl w:val="0"/>
-          <w:numId w:val="1068"/>
+          <w:numId w:val="1086"/>
         </w:numPr>
       </w:pPr>
       <w:r>
@@ -23872,7 +24724,7 @@
       <w:pPr>
         <w:numPr>
           <w:ilvl w:val="0"/>
-          <w:numId w:val="1069"/>
+          <w:numId w:val="1087"/>
         </w:numPr>
       </w:pPr>
       <w:r>
@@ -23934,7 +24786,7 @@
       <w:pPr>
         <w:numPr>
           <w:ilvl w:val="0"/>
-          <w:numId w:val="1069"/>
+          <w:numId w:val="1087"/>
         </w:numPr>
       </w:pPr>
       <w:r>
@@ -24003,7 +24855,18 @@
         <w:t xml:space="preserve">)</w:t>
       </w:r>
       <w:r>
-        <w:t xml:space="preserve">; y algoritmos de aprendizaje automático que fijan precios llegan por sí solos a precios de colusión sostenidos con castigos, sin comunicarse</w:t>
+        <w:t xml:space="preserve">.</w:t>
+      </w:r>
+    </w:p>
+    <w:p>
+      <w:pPr>
+        <w:numPr>
+          <w:ilvl w:val="0"/>
+          <w:numId w:val="1087"/>
+        </w:numPr>
+      </w:pPr>
+      <w:r>
+        <w:t xml:space="preserve">Algoritmos de aprendizaje automático que fijan precios llegan por sí solos a precios de colusión sostenidos con castigos, sin comunicarse</w:t>
       </w:r>
       <w:r>
         <w:t xml:space="preserve"> </w:t>
@@ -24053,7 +24916,7 @@
       <w:pPr>
         <w:numPr>
           <w:ilvl w:val="0"/>
-          <w:numId w:val="1070"/>
+          <w:numId w:val="1088"/>
         </w:numPr>
       </w:pPr>
       <w:r>
@@ -25475,7 +26338,7 @@
       <w:pPr>
         <w:numPr>
           <w:ilvl w:val="0"/>
-          <w:numId w:val="1071"/>
+          <w:numId w:val="1089"/>
         </w:numPr>
       </w:pPr>
       <w:r>
@@ -25502,7 +26365,7 @@
       <w:pPr>
         <w:numPr>
           <w:ilvl w:val="0"/>
-          <w:numId w:val="1071"/>
+          <w:numId w:val="1089"/>
         </w:numPr>
       </w:pPr>
       <w:r>
@@ -25519,7 +26382,7 @@
     <w:bookmarkEnd w:id="150"/>
     <w:bookmarkEnd w:id="151"/>
     <w:bookmarkEnd w:id="152"/>
-    <w:bookmarkStart w:id="187" w:name="sec_soluciones_cooperativas"/>
+    <w:bookmarkStart w:id="191" w:name="sec_soluciones_cooperativas"/>
     <w:p>
       <w:pPr>
         <w:pStyle w:val="Heading1"/>
@@ -25547,6 +26410,114 @@
           <w:rStyle w:val="Minutos"/>
         </w:rPr>
         <w:t xml:space="preserve">8′30″</w:t>
+      </w:r>
+    </w:p>
+    <w:p>
+      <w:pPr>
+        <w:pStyle w:val="Notaalopositor"/>
+        <w:keepNext/>
+        <w:keepLines/>
+      </w:pPr>
+      <w:r>
+        <w:rPr>
+          <w:b/>
+          <w:bCs/>
+        </w:rPr>
+        <w:t xml:space="preserve">Nota al opositor. </w:t>
+      </w:r>
+      <w:r>
+        <w:t xml:space="preserve">En el cante:</w:t>
+      </w:r>
+    </w:p>
+    <w:p>
+      <w:pPr>
+        <w:pStyle w:val="Notaalopositor"/>
+        <w:keepNext/>
+        <w:keepLines/>
+        <w:numPr>
+          <w:ilvl w:val="0"/>
+          <w:numId w:val="1090"/>
+        </w:numPr>
+      </w:pPr>
+      <w:r>
+        <w:t xml:space="preserve">el cártel como monopolista multiplanta, con la condición (</w:t>
+      </w:r>
+      <w:hyperlink w:anchor="eq_cartel">
+        <w:r>
+          <w:rPr>
+            <w:rStyle w:val="Hyperlink"/>
+          </w:rPr>
+          <w:t xml:space="preserve">4</w:t>
+        </w:r>
+      </w:hyperlink>
+      <w:r>
+        <w:t xml:space="preserve">), su inestabilidad sobre el plano de cantidades (la última capa del gráfico de</w:t>
+      </w:r>
+      <w:r>
+        <w:t xml:space="preserve"> </w:t>
+      </w:r>
+      <w:r>
+        <w:rPr>
+          <w:smallCaps/>
+        </w:rPr>
+        <w:t xml:space="preserve">Cournot</w:t>
+      </w:r>
+      <w:r>
+        <w:t xml:space="preserve">) y la tabla del dilema; los cárteles parciales y la paradoja de las fusiones, en una frase (3′);</w:t>
+      </w:r>
+    </w:p>
+    <w:p>
+      <w:pPr>
+        <w:pStyle w:val="Notaalopositor"/>
+        <w:keepNext/>
+        <w:keepLines/>
+        <w:numPr>
+          <w:ilvl w:val="0"/>
+          <w:numId w:val="1090"/>
+        </w:numPr>
+      </w:pPr>
+      <w:r>
+        <w:t xml:space="preserve">el reparto, con la solución de</w:t>
+      </w:r>
+      <w:r>
+        <w:t xml:space="preserve"> </w:t>
+      </w:r>
+      <w:r>
+        <w:rPr>
+          <w:smallCaps/>
+        </w:rPr>
+        <w:t xml:space="preserve">Nash</w:t>
+      </w:r>
+      <w:r>
+        <w:t xml:space="preserve"> </w:t>
+      </w:r>
+      <w:r>
+        <w:t xml:space="preserve">en una línea sobre el panel a del gráfico del reparto, y los 3 valores de la función característica, con sus 2 conclusiones (núcleo no vacío; ventaja de quedarse fuera); el panel b es de apoyo (3′);</w:t>
+      </w:r>
+    </w:p>
+    <w:p>
+      <w:pPr>
+        <w:pStyle w:val="Notaalopositor"/>
+        <w:keepNext/>
+        <w:keepLines/>
+        <w:numPr>
+          <w:ilvl w:val="0"/>
+          <w:numId w:val="1090"/>
+        </w:numPr>
+      </w:pPr>
+      <w:r>
+        <w:t xml:space="preserve">la entrada en 3 frases y la defensa de la competencia, con la clemencia como dilema del prisionero ligada a (</w:t>
+      </w:r>
+      <w:hyperlink w:anchor="eq_colusion">
+        <w:r>
+          <w:rPr>
+            <w:rStyle w:val="Hyperlink"/>
+          </w:rPr>
+          <w:t xml:space="preserve">3</w:t>
+        </w:r>
+      </w:hyperlink>
+      <w:r>
+        <w:t xml:space="preserve">) y 2 datos (2′30″).</w:t>
       </w:r>
     </w:p>
     <w:p>
@@ -25555,123 +26526,7 @@
         <w:keepLines/>
       </w:pPr>
       <w:r>
-        <w:rPr>
-          <w:b/>
-          <w:bCs/>
-        </w:rPr>
-        <w:t xml:space="preserve">Nota al opositor. </w:t>
-      </w:r>
-      <w:r>
-        <w:t xml:space="preserve">En el cante: el cártel como monopolista multiplanta, con la condición (</w:t>
-      </w:r>
-      <w:hyperlink w:anchor="eq_cartel">
-        <w:r>
-          <w:rPr>
-            <w:rStyle w:val="Hyperlink"/>
-          </w:rPr>
-          <w:t xml:space="preserve">4</w:t>
-        </w:r>
-      </w:hyperlink>
-      <w:r>
-        <w:t xml:space="preserve">), su inestabilidad sobre el plano de cantidades (la última capa del gráfico de</w:t>
-      </w:r>
-      <w:r>
-        <w:t xml:space="preserve"> </w:t>
-      </w:r>
-      <w:r>
-        <w:rPr>
-          <w:smallCaps/>
-        </w:rPr>
-        <w:t xml:space="preserve">Cournot</w:t>
-      </w:r>
-      <w:r>
-        <w:t xml:space="preserve">) y la tabla del dilema; los cárteles parciales y la paradoja de las fusiones, en una frase (3′); el reparto, con la solución de</w:t>
-      </w:r>
-      <w:r>
-        <w:t xml:space="preserve"> </w:t>
-      </w:r>
-      <w:r>
-        <w:rPr>
-          <w:smallCaps/>
-        </w:rPr>
-        <w:t xml:space="preserve">Nash</w:t>
-      </w:r>
-      <w:r>
-        <w:t xml:space="preserve"> </w:t>
-      </w:r>
-      <w:r>
-        <w:t xml:space="preserve">en una línea y los 3 valores de la función característica, con sus 2 conclusiones (núcleo no vacío; ventaja de quedarse fuera) (3′); la entrada en 3 frases y la defensa de la competencia, con la clemencia como dilema del prisionero ligada a (</w:t>
-      </w:r>
-      <w:hyperlink w:anchor="eq_colusion">
-        <w:r>
-          <w:rPr>
-            <w:rStyle w:val="Hyperlink"/>
-          </w:rPr>
-          <w:t xml:space="preserve">3</w:t>
-        </w:r>
-      </w:hyperlink>
-      <w:r>
-        <w:t xml:space="preserve">) y 2 datos (2′30″). El ejemplo de la negociación con costes distintos y los casos concretos son de apoyo.</w:t>
-      </w:r>
-    </w:p>
-    <w:p>
-      <w:pPr>
-        <w:numPr>
-          <w:ilvl w:val="0"/>
-          <w:numId w:val="1072"/>
-        </w:numPr>
-      </w:pPr>
-      <w:r>
-        <w:t xml:space="preserve">La colusión tácita es frágil y no dice qué precio elegir ni cómo repartir el mercado. Las empresas pueden resolverlo poniéndose de acuerdo de forma expresa. Su</w:t>
-      </w:r>
-      <w:r>
-        <w:t xml:space="preserve"> </w:t>
-      </w:r>
-      <w:r>
-        <w:rPr>
-          <w:i/>
-          <w:iCs/>
-        </w:rPr>
-        <w:t xml:space="preserve">conclusión anticipada</w:t>
-      </w:r>
-      <w:r>
-        <w:t xml:space="preserve">: el cártel maximiza el beneficio conjunto como lo haría un monopolista con varias plantas, pero el acuerdo no es un equilibrio de</w:t>
-      </w:r>
-      <w:r>
-        <w:t xml:space="preserve"> </w:t>
-      </w:r>
-      <w:r>
-        <w:rPr>
-          <w:smallCaps/>
-        </w:rPr>
-        <w:t xml:space="preserve">Nash</w:t>
-      </w:r>
-      <w:r>
-        <w:t xml:space="preserve">; cómo se reparte lo ganado depende de lo que cada empresa conseguiría sin él; y, como nadie puede hacerlo cumplir ante un juez, la entrada y la política de competencia lo limitan.</w:t>
-      </w:r>
-    </w:p>
-    <w:bookmarkStart w:id="173" w:name="sec_cartel"/>
-    <w:p>
-      <w:pPr>
-        <w:pStyle w:val="Heading2"/>
-      </w:pPr>
-      <w:r>
-        <w:t xml:space="preserve">III.1.</w:t>
-      </w:r>
-      <w:r>
-        <w:t xml:space="preserve"> </w:t>
-      </w:r>
-      <w:r>
-        <w:t xml:space="preserve">Colusión explícita: el cártel</w:t>
-      </w:r>
-    </w:p>
-    <w:bookmarkStart w:id="153" w:name="a_idea_6"/>
-    <w:p>
-      <w:pPr>
-        <w:pStyle w:val="Heading4"/>
-      </w:pPr>
-      <w:r>
-        <w:t xml:space="preserve">a) Idea</w:t>
+        <w:t xml:space="preserve">El ejemplo de la negociación con costes distintos y los casos concretos son de apoyo.</w:t>
       </w:r>
     </w:p>
     <w:p>
@@ -25679,7 +26534,101 @@
         <w:keepNext/>
         <w:numPr>
           <w:ilvl w:val="0"/>
-          <w:numId w:val="1073"/>
+          <w:numId w:val="1091"/>
+        </w:numPr>
+      </w:pPr>
+      <w:r>
+        <w:t xml:space="preserve">La colusión tácita es frágil y no dice qué precio elegir ni cómo repartir el mercado. Las empresas pueden resolverlo poniéndose de acuerdo de forma expresa. Su</w:t>
+      </w:r>
+      <w:r>
+        <w:t xml:space="preserve"> </w:t>
+      </w:r>
+      <w:r>
+        <w:rPr>
+          <w:i/>
+          <w:iCs/>
+        </w:rPr>
+        <w:t xml:space="preserve">conclusión anticipada</w:t>
+      </w:r>
+      <w:r>
+        <w:t xml:space="preserve">:</w:t>
+      </w:r>
+    </w:p>
+    <w:p>
+      <w:pPr>
+        <w:numPr>
+          <w:ilvl w:val="1"/>
+          <w:numId w:val="1092"/>
+        </w:numPr>
+      </w:pPr>
+      <w:r>
+        <w:t xml:space="preserve">el cártel maximiza el beneficio conjunto como lo haría un monopolista con varias plantas, pero el acuerdo no es un equilibrio de</w:t>
+      </w:r>
+      <w:r>
+        <w:t xml:space="preserve"> </w:t>
+      </w:r>
+      <w:r>
+        <w:rPr>
+          <w:smallCaps/>
+        </w:rPr>
+        <w:t xml:space="preserve">Nash</w:t>
+      </w:r>
+      <w:r>
+        <w:t xml:space="preserve">;</w:t>
+      </w:r>
+    </w:p>
+    <w:p>
+      <w:pPr>
+        <w:numPr>
+          <w:ilvl w:val="1"/>
+          <w:numId w:val="1092"/>
+        </w:numPr>
+      </w:pPr>
+      <w:r>
+        <w:t xml:space="preserve">cómo se reparte lo ganado depende de lo que cada empresa conseguiría sin él;</w:t>
+      </w:r>
+    </w:p>
+    <w:p>
+      <w:pPr>
+        <w:numPr>
+          <w:ilvl w:val="1"/>
+          <w:numId w:val="1092"/>
+        </w:numPr>
+      </w:pPr>
+      <w:r>
+        <w:t xml:space="preserve">como nadie puede hacerlo cumplir ante un juez, la entrada y la política de competencia lo limitan.</w:t>
+      </w:r>
+    </w:p>
+    <w:bookmarkStart w:id="173" w:name="sec_cartel"/>
+    <w:p>
+      <w:pPr>
+        <w:pStyle w:val="Heading2"/>
+      </w:pPr>
+      <w:r>
+        <w:t xml:space="preserve">III.1.</w:t>
+      </w:r>
+      <w:r>
+        <w:t xml:space="preserve"> </w:t>
+      </w:r>
+      <w:r>
+        <w:t xml:space="preserve">Colusión explícita: el cártel</w:t>
+      </w:r>
+    </w:p>
+    <w:bookmarkStart w:id="153" w:name="a_idea_6"/>
+    <w:p>
+      <w:pPr>
+        <w:pStyle w:val="Heading4"/>
+      </w:pPr>
+      <w:r>
+        <w:t xml:space="preserve">a) Idea</w:t>
+      </w:r>
+    </w:p>
+    <w:p>
+      <w:pPr>
+        <w:keepNext/>
+        <w:numPr>
+          <w:ilvl w:val="0"/>
+          <w:numId w:val="1093"/>
         </w:numPr>
       </w:pPr>
       <w:r>
@@ -25706,7 +26655,7 @@
       <w:pPr>
         <w:numPr>
           <w:ilvl w:val="1"/>
-          <w:numId w:val="1074"/>
+          <w:numId w:val="1094"/>
         </w:numPr>
       </w:pPr>
       <w:r>
@@ -25751,7 +26700,7 @@
       <w:pPr>
         <w:numPr>
           <w:ilvl w:val="1"/>
-          <w:numId w:val="1074"/>
+          <w:numId w:val="1094"/>
         </w:numPr>
       </w:pPr>
       <w:r>
@@ -25780,7 +26729,7 @@
       <w:pPr>
         <w:numPr>
           <w:ilvl w:val="0"/>
-          <w:numId w:val="1073"/>
+          <w:numId w:val="1093"/>
         </w:numPr>
       </w:pPr>
       <w:r>
@@ -25836,7 +26785,7 @@
       <w:pPr>
         <w:numPr>
           <w:ilvl w:val="0"/>
-          <w:numId w:val="1075"/>
+          <w:numId w:val="1095"/>
         </w:numPr>
       </w:pPr>
       <w:r>
@@ -25958,7 +26907,7 @@
       <w:pPr>
         <w:numPr>
           <w:ilvl w:val="0"/>
-          <w:numId w:val="1076"/>
+          <w:numId w:val="1096"/>
         </w:numPr>
       </w:pPr>
       <w:r>
@@ -26452,17 +27401,34 @@
     </w:p>
     <w:p>
       <w:pPr>
+        <w:keepNext/>
         <w:numPr>
           <w:ilvl w:val="0"/>
-          <w:numId w:val="1076"/>
+          <w:numId w:val="1096"/>
         </w:numPr>
       </w:pPr>
       <w:r>
-        <w:t xml:space="preserve">Son 2 decisiones:</w:t>
-      </w:r>
-      <w:r>
-        <w:t xml:space="preserve"> </w:t>
-      </w:r>
+        <w:t xml:space="preserve">Son 2 decisiones (gráfico </w:t>
+      </w:r>
+      <w:hyperlink w:anchor="fig_cartel_multiplanta">
+        <w:r>
+          <w:rPr>
+            <w:rStyle w:val="Hyperlink"/>
+          </w:rPr>
+          <w:t xml:space="preserve">10</w:t>
+        </w:r>
+      </w:hyperlink>
+      <w:r>
+        <w:t xml:space="preserve">):</w:t>
+      </w:r>
+    </w:p>
+    <w:p>
+      <w:pPr>
+        <w:numPr>
+          <w:ilvl w:val="1"/>
+          <w:numId w:val="1097"/>
+        </w:numPr>
+      </w:pPr>
       <w:r>
         <w:rPr>
           <w:i/>
@@ -26517,11 +27483,16 @@
         </m:sSup>
       </m:oMath>
       <w:r>
-        <w:t xml:space="preserve">; y</w:t>
-      </w:r>
-      <w:r>
-        <w:t xml:space="preserve"> </w:t>
-      </w:r>
+        <w:t xml:space="preserve">;</w:t>
+      </w:r>
+    </w:p>
+    <w:p>
+      <w:pPr>
+        <w:numPr>
+          <w:ilvl w:val="1"/>
+          <w:numId w:val="1097"/>
+        </w:numPr>
+      </w:pPr>
       <w:r>
         <w:rPr>
           <w:i/>
@@ -26530,18 +27501,18 @@
         <w:t xml:space="preserve">cómo repartirlo</w:t>
       </w:r>
       <w:r>
-        <w:t xml:space="preserve">, igualando los costes marginales de las empresas, lo que minimiza el coste (gráfico </w:t>
-      </w:r>
-      <w:hyperlink w:anchor="fig_cartel_multiplanta">
-        <w:r>
-          <w:rPr>
-            <w:rStyle w:val="Hyperlink"/>
-          </w:rPr>
-          <w:t xml:space="preserve">10</w:t>
-        </w:r>
-      </w:hyperlink>
-      <w:r>
-        <w:t xml:space="preserve">). Con costes marginales constantes e iguales, cualquier reparto de</w:t>
+        <w:t xml:space="preserve">, igualando los costes marginales de las empresas, lo que minimiza el coste.</w:t>
+      </w:r>
+    </w:p>
+    <w:p>
+      <w:pPr>
+        <w:numPr>
+          <w:ilvl w:val="0"/>
+          <w:numId w:val="1096"/>
+        </w:numPr>
+      </w:pPr>
+      <w:r>
+        <w:t xml:space="preserve">Con costes marginales constantes e iguales, cualquier reparto de</w:t>
       </w:r>
       <w:r>
         <w:t xml:space="preserve"> </w:t>
@@ -26587,7 +27558,7 @@
       <w:pPr>
         <w:numPr>
           <w:ilvl w:val="0"/>
-          <w:numId w:val="1076"/>
+          <w:numId w:val="1096"/>
         </w:numPr>
       </w:pPr>
       <w:r>
@@ -26954,9 +27925,10 @@
     </w:p>
     <w:p>
       <w:pPr>
+        <w:keepNext/>
         <w:numPr>
           <w:ilvl w:val="0"/>
-          <w:numId w:val="1077"/>
+          <w:numId w:val="1098"/>
         </w:numPr>
       </w:pPr>
       <w:r>
@@ -26967,7 +27939,18 @@
         <w:t xml:space="preserve">Colusión perfecta e imperfecta</w:t>
       </w:r>
       <w:r>
-        <w:t xml:space="preserve">: la colusión es</w:t>
+        <w:t xml:space="preserve">:</w:t>
+      </w:r>
+    </w:p>
+    <w:p>
+      <w:pPr>
+        <w:numPr>
+          <w:ilvl w:val="1"/>
+          <w:numId w:val="1099"/>
+        </w:numPr>
+      </w:pPr>
+      <w:r>
+        <w:t xml:space="preserve">la colusión es</w:t>
       </w:r>
       <w:r>
         <w:t xml:space="preserve"> </w:t>
@@ -26983,7 +27966,18 @@
         <w:t xml:space="preserve"> </w:t>
       </w:r>
       <w:r>
-        <w:t xml:space="preserve">cuando el cártel alcanza el resultado del monopolio con el reparto que minimiza el coste; es</w:t>
+        <w:t xml:space="preserve">cuando el cártel alcanza el resultado del monopolio con el reparto que minimiza el coste;</w:t>
+      </w:r>
+    </w:p>
+    <w:p>
+      <w:pPr>
+        <w:numPr>
+          <w:ilvl w:val="1"/>
+          <w:numId w:val="1099"/>
+        </w:numPr>
+      </w:pPr>
+      <w:r>
+        <w:t xml:space="preserve">es</w:t>
       </w:r>
       <w:r>
         <w:t xml:space="preserve"> </w:t>
@@ -27021,7 +28015,7 @@
       <w:pPr>
         <w:numPr>
           <w:ilvl w:val="0"/>
-          <w:numId w:val="1077"/>
+          <w:numId w:val="1098"/>
         </w:numPr>
       </w:pPr>
       <w:r>
@@ -27486,51 +28480,55 @@
         <w:t xml:space="preserve"> </w:t>
       </w:r>
       <w:r>
-        <w:t xml:space="preserve">El cártel como dilema del prisionero (empresa 1, filas; beneficios en unidades de</w:t>
+        <w:t xml:space="preserve">El cártel como dilema del prisionero (empresa 1, filas; beneficios con</w:t>
       </w:r>
       <w:r>
         <w:t xml:space="preserve"> </w:t>
       </w:r>
       <m:oMath>
-        <m:sSup>
-          <m:e>
-            <m:d>
-              <m:dPr>
-                <m:begChr m:val="("/>
-                <m:sepChr m:val=""/>
-                <m:endChr m:val=")"/>
-                <m:grow/>
-              </m:dPr>
-              <m:e>
-                <m:r>
-                  <m:t>a</m:t>
-                </m:r>
-                <m:r>
-                  <m:rPr>
-                    <m:sty m:val="p"/>
-                  </m:rPr>
-                  <m:t>−</m:t>
-                </m:r>
-                <m:r>
-                  <m:t>c</m:t>
-                </m:r>
-              </m:e>
-            </m:d>
-          </m:e>
-          <m:sup>
-            <m:r>
-              <m:t>2</m:t>
-            </m:r>
-          </m:sup>
-        </m:sSup>
+        <m:r>
+          <m:t>p</m:t>
+        </m:r>
         <m:r>
           <m:rPr>
             <m:sty m:val="p"/>
           </m:rPr>
-          <m:t>/</m:t>
-        </m:r>
-        <m:r>
-          <m:t>b</m:t>
+          <m:t>=</m:t>
+        </m:r>
+        <m:r>
+          <m:t>13</m:t>
+        </m:r>
+        <m:r>
+          <m:rPr>
+            <m:sty m:val="p"/>
+          </m:rPr>
+          <m:t>−</m:t>
+        </m:r>
+        <m:r>
+          <m:t>Q</m:t>
+        </m:r>
+      </m:oMath>
+      <w:r>
+        <w:t xml:space="preserve"> </w:t>
+      </w:r>
+      <w:r>
+        <w:t xml:space="preserve">y</w:t>
+      </w:r>
+      <w:r>
+        <w:t xml:space="preserve"> </w:t>
+      </w:r>
+      <m:oMath>
+        <m:r>
+          <m:t>c</m:t>
+        </m:r>
+        <m:r>
+          <m:rPr>
+            <m:sty m:val="p"/>
+          </m:rPr>
+          <m:t>=</m:t>
+        </m:r>
+        <m:r>
+          <m:t>1</m:t>
         </m:r>
       </m:oMath>
       <w:r>
@@ -27557,7 +28555,7 @@
         <w:tblStyle w:val="Table"/>
         <w:tblW w:type="auto" w:w="0"/>
         <w:tblLook w:firstRow="1" w:lastRow="0" w:firstColumn="0" w:lastColumn="0" w:noHBand="0" w:noVBand="0" w:val="0020"/>
-        <w:tblCaption w:val="Tabla 6.– El cártel como dilema del prisionero (empresa 1, filas; beneficios en unidades de (a-c)^2/b; mejores respuestas subrayadas y equilibrio de Nash sombreado)"/>
+        <w:tblCaption w:val="Tabla 6.– El cártel como dilema del prisionero (empresa 1, filas; beneficios con p=13-Q y c=1; mejores respuestas subrayadas y equilibrio de Nash sombreado)"/>
       </w:tblPr>
       <w:tblGrid>
         <w:gridCol w:w="2640"/>
@@ -27620,6 +28618,15 @@
               <m:r>
                 <m:t>2</m:t>
               </m:r>
+              <m:r>
+                <m:rPr>
+                  <m:sty m:val="p"/>
+                </m:rPr>
+                <m:t>=</m:t>
+              </m:r>
+              <m:r>
+                <m:t>3</m:t>
+              </m:r>
             </m:oMath>
             <w:r>
               <w:t xml:space="preserve">)</w:t>
@@ -27677,6 +28684,15 @@
                   </m:r>
                 </m:sup>
               </m:sSup>
+              <m:r>
+                <m:rPr>
+                  <m:sty m:val="p"/>
+                </m:rPr>
+                <m:t>=</m:t>
+              </m:r>
+              <m:r>
+                <m:t>4</m:t>
+              </m:r>
             </m:oMath>
             <w:r>
               <w:t xml:space="preserve">)</w:t>
@@ -27732,6 +28748,15 @@
               <m:r>
                 <m:t>2</m:t>
               </m:r>
+              <m:r>
+                <m:rPr>
+                  <m:sty m:val="p"/>
+                </m:rPr>
+                <m:t>=</m:t>
+              </m:r>
+              <m:r>
+                <m:t>3</m:t>
+              </m:r>
             </m:oMath>
             <w:r>
               <w:t xml:space="preserve">)</w:t>
@@ -27757,16 +28782,7 @@
                 </m:dPr>
                 <m:e>
                   <m:r>
-                    <m:t>0</m:t>
-                  </m:r>
-                  <m:r>
-                    <m:rPr>
-                      <m:sty m:val="p"/>
-                    </m:rPr>
-                    <m:t>,</m:t>
-                  </m:r>
-                  <m:r>
-                    <m:t>125</m:t>
+                    <m:t>18</m:t>
                   </m:r>
                   <m:r>
                     <m:rPr>
@@ -27778,16 +28794,7 @@
                     <m:t> </m:t>
                   </m:r>
                   <m:r>
-                    <m:t>0</m:t>
-                  </m:r>
-                  <m:r>
-                    <m:rPr>
-                      <m:sty m:val="p"/>
-                    </m:rPr>
-                    <m:t>,</m:t>
-                  </m:r>
-                  <m:r>
-                    <m:t>125</m:t>
+                    <m:t>18</m:t>
                   </m:r>
                 </m:e>
               </m:d>
@@ -27813,16 +28820,7 @@
                 </m:dPr>
                 <m:e>
                   <m:r>
-                    <m:t>0</m:t>
-                  </m:r>
-                  <m:r>
-                    <m:rPr>
-                      <m:sty m:val="p"/>
-                    </m:rPr>
-                    <m:t>,</m:t>
-                  </m:r>
-                  <m:r>
-                    <m:t>104</m:t>
+                    <m:t>15</m:t>
                   </m:r>
                   <m:r>
                     <m:rPr>
@@ -27839,16 +28837,7 @@
                     </m:barPr>
                     <m:e>
                       <m:r>
-                        <m:t>0</m:t>
-                      </m:r>
-                      <m:r>
-                        <m:rPr>
-                          <m:sty m:val="p"/>
-                        </m:rPr>
-                        <m:t>,</m:t>
-                      </m:r>
-                      <m:r>
-                        <m:t>139</m:t>
+                        <m:t>20</m:t>
                       </m:r>
                     </m:e>
                   </m:bar>
@@ -27912,6 +28901,15 @@
                   </m:r>
                 </m:sup>
               </m:sSup>
+              <m:r>
+                <m:rPr>
+                  <m:sty m:val="p"/>
+                </m:rPr>
+                <m:t>=</m:t>
+              </m:r>
+              <m:r>
+                <m:t>4</m:t>
+              </m:r>
             </m:oMath>
             <w:r>
               <w:t xml:space="preserve">)</w:t>
@@ -27942,16 +28940,7 @@
                     </m:barPr>
                     <m:e>
                       <m:r>
-                        <m:t>0</m:t>
-                      </m:r>
-                      <m:r>
-                        <m:rPr>
-                          <m:sty m:val="p"/>
-                        </m:rPr>
-                        <m:t>,</m:t>
-                      </m:r>
-                      <m:r>
-                        <m:t>139</m:t>
+                        <m:t>20</m:t>
                       </m:r>
                     </m:e>
                   </m:bar>
@@ -27965,16 +28954,7 @@
                     <m:t> </m:t>
                   </m:r>
                   <m:r>
-                    <m:t>0</m:t>
-                  </m:r>
-                  <m:r>
-                    <m:rPr>
-                      <m:sty m:val="p"/>
-                    </m:rPr>
-                    <m:t>,</m:t>
-                  </m:r>
-                  <m:r>
-                    <m:t>104</m:t>
+                    <m:t>15</m:t>
                   </m:r>
                 </m:e>
               </m:d>
@@ -28006,16 +28986,7 @@
                     </m:barPr>
                     <m:e>
                       <m:r>
-                        <m:t>0</m:t>
-                      </m:r>
-                      <m:r>
-                        <m:rPr>
-                          <m:sty m:val="p"/>
-                        </m:rPr>
-                        <m:t>,</m:t>
-                      </m:r>
-                      <m:r>
-                        <m:t>111</m:t>
+                        <m:t>16</m:t>
                       </m:r>
                     </m:e>
                   </m:bar>
@@ -28034,16 +29005,7 @@
                     </m:barPr>
                     <m:e>
                       <m:r>
-                        <m:t>0</m:t>
-                      </m:r>
-                      <m:r>
-                        <m:rPr>
-                          <m:sty m:val="p"/>
-                        </m:rPr>
-                        <m:t>,</m:t>
-                      </m:r>
-                      <m:r>
-                        <m:t>111</m:t>
+                        <m:t>16</m:t>
                       </m:r>
                     </m:e>
                   </m:bar>
@@ -28065,7 +29027,31 @@
           <w:i/>
           <w:iCs/>
         </w:rPr>
-        <w:t xml:space="preserve">Fuente: elaboración propia con</w:t>
+        <w:t xml:space="preserve">Fuente: elaboración propia con la demanda del ejemplo de</w:t>
+      </w:r>
+      <w:r>
+        <w:rPr>
+          <w:i/>
+          <w:iCs/>
+        </w:rPr>
+        <w:t xml:space="preserve"> </w:t>
+      </w:r>
+      <w:hyperlink w:anchor="sec_reparto">
+        <w:r>
+          <w:rPr>
+            <w:rStyle w:val="Hyperlink"/>
+            <w:i/>
+            <w:iCs/>
+          </w:rPr>
+          <w:t xml:space="preserve">III.2</w:t>
+        </w:r>
+      </w:hyperlink>
+      <w:r>
+        <w:rPr>
+          <w:i/>
+          <w:iCs/>
+        </w:rPr>
+        <w:t xml:space="preserve">,</w:t>
       </w:r>
       <w:r>
         <w:rPr>
@@ -28085,7 +29071,7 @@
           <m:t>=</m:t>
         </m:r>
         <m:r>
-          <m:t>a</m:t>
+          <m:t>13</m:t>
         </m:r>
         <m:r>
           <m:rPr>
@@ -28094,9 +29080,6 @@
           <m:t>−</m:t>
         </m:r>
         <m:r>
-          <m:t>b</m:t>
-        </m:r>
-        <m:r>
           <m:t>Q</m:t>
         </m:r>
       </m:oMath>
@@ -28105,62 +29088,18 @@
           <w:i/>
           <w:iCs/>
         </w:rPr>
-        <w:t xml:space="preserve"> </w:t>
+        <w:t xml:space="preserve">, y</w:t>
       </w:r>
       <w:r>
         <w:rPr>
           <w:i/>
           <w:iCs/>
         </w:rPr>
-        <w:t xml:space="preserve">y coste marginal</w:t>
-      </w:r>
-      <w:r>
-        <w:rPr>
-          <w:i/>
-          <w:iCs/>
-        </w:rPr>
         <w:t xml:space="preserve"> </w:t>
       </w:r>
       <m:oMath>
         <m:r>
           <m:t>c</m:t>
-        </m:r>
-      </m:oMath>
-      <w:r>
-        <w:rPr>
-          <w:i/>
-          <w:iCs/>
-        </w:rPr>
-        <w:t xml:space="preserve">:</w:t>
-      </w:r>
-      <w:r>
-        <w:rPr>
-          <w:i/>
-          <w:iCs/>
-        </w:rPr>
-        <w:t xml:space="preserve"> </w:t>
-      </w:r>
-      <m:oMath>
-        <m:sSup>
-          <m:e>
-            <m:r>
-              <m:t>q</m:t>
-            </m:r>
-          </m:e>
-          <m:sup>
-            <m:r>
-              <m:t>M</m:t>
-            </m:r>
-          </m:sup>
-        </m:sSup>
-        <m:r>
-          <m:rPr>
-            <m:sty m:val="p"/>
-          </m:rPr>
-          <m:t>/</m:t>
-        </m:r>
-        <m:r>
-          <m:t>2</m:t>
         </m:r>
         <m:r>
           <m:rPr>
@@ -28168,39 +29107,8 @@
           </m:rPr>
           <m:t>=</m:t>
         </m:r>
-        <m:d>
-          <m:dPr>
-            <m:begChr m:val="("/>
-            <m:sepChr m:val=""/>
-            <m:endChr m:val=")"/>
-            <m:grow/>
-          </m:dPr>
-          <m:e>
-            <m:r>
-              <m:t>a</m:t>
-            </m:r>
-            <m:r>
-              <m:rPr>
-                <m:sty m:val="p"/>
-              </m:rPr>
-              <m:t>−</m:t>
-            </m:r>
-            <m:r>
-              <m:t>c</m:t>
-            </m:r>
-          </m:e>
-        </m:d>
-        <m:r>
-          <m:rPr>
-            <m:sty m:val="p"/>
-          </m:rPr>
-          <m:t>/</m:t>
-        </m:r>
-        <m:r>
-          <m:t>4</m:t>
-        </m:r>
-        <m:r>
-          <m:t>b</m:t>
+        <m:r>
+          <m:t>1</m:t>
         </m:r>
       </m:oMath>
       <w:r>
@@ -28215,7 +29123,7 @@
           <w:i/>
           <w:iCs/>
         </w:rPr>
-        <w:t xml:space="preserve">y</w:t>
+        <w:t xml:space="preserve">para las 2: con las cuotas,</w:t>
       </w:r>
       <w:r>
         <w:rPr>
@@ -28225,57 +29133,45 @@
         <w:t xml:space="preserve"> </w:t>
       </w:r>
       <m:oMath>
-        <m:sSup>
-          <m:e>
-            <m:r>
-              <m:t>q</m:t>
-            </m:r>
-          </m:e>
-          <m:sup>
-            <m:r>
-              <m:t>C</m:t>
-            </m:r>
-          </m:sup>
-        </m:sSup>
+        <m:r>
+          <m:t>Q</m:t>
+        </m:r>
         <m:r>
           <m:rPr>
             <m:sty m:val="p"/>
           </m:rPr>
           <m:t>=</m:t>
         </m:r>
-        <m:d>
-          <m:dPr>
-            <m:begChr m:val="("/>
-            <m:sepChr m:val=""/>
-            <m:endChr m:val=")"/>
-            <m:grow/>
-          </m:dPr>
-          <m:e>
-            <m:r>
-              <m:t>a</m:t>
-            </m:r>
-            <m:r>
-              <m:rPr>
-                <m:sty m:val="p"/>
-              </m:rPr>
-              <m:t>−</m:t>
-            </m:r>
-            <m:r>
-              <m:t>c</m:t>
-            </m:r>
-          </m:e>
-        </m:d>
+        <m:r>
+          <m:t>6</m:t>
+        </m:r>
+      </m:oMath>
+      <w:r>
+        <w:rPr>
+          <w:i/>
+          <w:iCs/>
+        </w:rPr>
+        <w:t xml:space="preserve">,</w:t>
+      </w:r>
+      <w:r>
+        <w:rPr>
+          <w:i/>
+          <w:iCs/>
+        </w:rPr>
+        <w:t xml:space="preserve"> </w:t>
+      </w:r>
+      <m:oMath>
+        <m:r>
+          <m:t>p</m:t>
+        </m:r>
         <m:r>
           <m:rPr>
             <m:sty m:val="p"/>
           </m:rPr>
-          <m:t>/</m:t>
-        </m:r>
-        <m:r>
-          <m:t>3</m:t>
-        </m:r>
-        <m:r>
-          <m:t>b</m:t>
+          <m:t>=</m:t>
+        </m:r>
+        <m:r>
+          <m:t>7</m:t>
         </m:r>
       </m:oMath>
       <w:r>
@@ -28283,14 +29179,163 @@
           <w:i/>
           <w:iCs/>
         </w:rPr>
-        <w:t xml:space="preserve">.</w:t>
-      </w:r>
-    </w:p>
-    <w:p>
-      <w:pPr>
+        <w:t xml:space="preserve"> </w:t>
+      </w:r>
+      <w:r>
+        <w:rPr>
+          <w:i/>
+          <w:iCs/>
+        </w:rPr>
+        <w:t xml:space="preserve">y 18 cada una; con</w:t>
+      </w:r>
+      <w:r>
+        <w:rPr>
+          <w:i/>
+          <w:iCs/>
+        </w:rPr>
+        <w:t xml:space="preserve"> </w:t>
+      </w:r>
+      <w:r>
+        <w:rPr>
+          <w:i/>
+          <w:iCs/>
+          <w:smallCaps/>
+        </w:rPr>
+        <w:t xml:space="preserve">Cournot</w:t>
+      </w:r>
+      <w:r>
+        <w:rPr>
+          <w:i/>
+          <w:iCs/>
+        </w:rPr>
+        <w:t xml:space="preserve">,</w:t>
+      </w:r>
+      <w:r>
+        <w:rPr>
+          <w:i/>
+          <w:iCs/>
+        </w:rPr>
+        <w:t xml:space="preserve"> </w:t>
+      </w:r>
+      <m:oMath>
+        <m:r>
+          <m:t>Q</m:t>
+        </m:r>
+        <m:r>
+          <m:rPr>
+            <m:sty m:val="p"/>
+          </m:rPr>
+          <m:t>=</m:t>
+        </m:r>
+        <m:r>
+          <m:t>8</m:t>
+        </m:r>
+      </m:oMath>
+      <w:r>
+        <w:rPr>
+          <w:i/>
+          <w:iCs/>
+        </w:rPr>
+        <w:t xml:space="preserve">,</w:t>
+      </w:r>
+      <w:r>
+        <w:rPr>
+          <w:i/>
+          <w:iCs/>
+        </w:rPr>
+        <w:t xml:space="preserve"> </w:t>
+      </w:r>
+      <m:oMath>
+        <m:r>
+          <m:t>p</m:t>
+        </m:r>
+        <m:r>
+          <m:rPr>
+            <m:sty m:val="p"/>
+          </m:rPr>
+          <m:t>=</m:t>
+        </m:r>
+        <m:r>
+          <m:t>5</m:t>
+        </m:r>
+      </m:oMath>
+      <w:r>
+        <w:rPr>
+          <w:i/>
+          <w:iCs/>
+        </w:rPr>
+        <w:t xml:space="preserve"> </w:t>
+      </w:r>
+      <w:r>
+        <w:rPr>
+          <w:i/>
+          <w:iCs/>
+        </w:rPr>
+        <w:t xml:space="preserve">y 16; si una cumple y la otra produce 4,</w:t>
+      </w:r>
+      <w:r>
+        <w:rPr>
+          <w:i/>
+          <w:iCs/>
+        </w:rPr>
+        <w:t xml:space="preserve"> </w:t>
+      </w:r>
+      <m:oMath>
+        <m:r>
+          <m:t>Q</m:t>
+        </m:r>
+        <m:r>
+          <m:rPr>
+            <m:sty m:val="p"/>
+          </m:rPr>
+          <m:t>=</m:t>
+        </m:r>
+        <m:r>
+          <m:t>7</m:t>
+        </m:r>
+      </m:oMath>
+      <w:r>
+        <w:rPr>
+          <w:i/>
+          <w:iCs/>
+        </w:rPr>
+        <w:t xml:space="preserve">,</w:t>
+      </w:r>
+      <w:r>
+        <w:rPr>
+          <w:i/>
+          <w:iCs/>
+        </w:rPr>
+        <w:t xml:space="preserve"> </w:t>
+      </w:r>
+      <m:oMath>
+        <m:r>
+          <m:t>p</m:t>
+        </m:r>
+        <m:r>
+          <m:rPr>
+            <m:sty m:val="p"/>
+          </m:rPr>
+          <m:t>=</m:t>
+        </m:r>
+        <m:r>
+          <m:t>6</m:t>
+        </m:r>
+      </m:oMath>
+      <w:r>
+        <w:rPr>
+          <w:i/>
+          <w:iCs/>
+        </w:rPr>
+        <w:t xml:space="preserve">, y ganan 15 y 20.</w:t>
+      </w:r>
+    </w:p>
+    <w:p>
+      <w:pPr>
+        <w:keepNext/>
         <w:numPr>
           <w:ilvl w:val="0"/>
-          <w:numId w:val="1078"/>
+          <w:numId w:val="1100"/>
         </w:numPr>
       </w:pPr>
       <w:r>
@@ -28301,7 +29346,41 @@
         <w:t xml:space="preserve">Cómo se sostiene</w:t>
       </w:r>
       <w:r>
-        <w:t xml:space="preserve">. El acuerdo solo se cumple si algo lo hace cumplir: un contrato que un juez pueda ejecutar, imposible porque el acuerdo es ilegal; la repetición, con la amenaza de una guerra de precios (bloque </w:t>
+        <w:t xml:space="preserve">.</w:t>
+      </w:r>
+    </w:p>
+    <w:p>
+      <w:pPr>
+        <w:keepNext/>
+        <w:numPr>
+          <w:ilvl w:val="1"/>
+          <w:numId w:val="1101"/>
+        </w:numPr>
+      </w:pPr>
+      <w:r>
+        <w:t xml:space="preserve">El acuerdo solo se cumple si algo lo hace cumplir:</w:t>
+      </w:r>
+    </w:p>
+    <w:p>
+      <w:pPr>
+        <w:numPr>
+          <w:ilvl w:val="2"/>
+          <w:numId w:val="1102"/>
+        </w:numPr>
+      </w:pPr>
+      <w:r>
+        <w:t xml:space="preserve">un contrato que un juez pueda ejecutar, imposible porque el acuerdo es ilegal;</w:t>
+      </w:r>
+    </w:p>
+    <w:p>
+      <w:pPr>
+        <w:numPr>
+          <w:ilvl w:val="2"/>
+          <w:numId w:val="1102"/>
+        </w:numPr>
+      </w:pPr>
+      <w:r>
+        <w:t xml:space="preserve">la repetición, con la amenaza de una guerra de precios (bloque </w:t>
       </w:r>
       <w:hyperlink w:anchor="sec_analisis_dinamico">
         <w:r>
@@ -28312,7 +29391,29 @@
         </w:r>
       </w:hyperlink>
       <w:r>
-        <w:t xml:space="preserve">); o un tercero que lo imponga. Por eso los cárteles más duraderos son los que no están sujetos al derecho de la competencia, como los acuerdos entre Estados: la OPEP no es un cártel de empresas, sino de países.</w:t>
+        <w:t xml:space="preserve">);</w:t>
+      </w:r>
+    </w:p>
+    <w:p>
+      <w:pPr>
+        <w:numPr>
+          <w:ilvl w:val="2"/>
+          <w:numId w:val="1102"/>
+        </w:numPr>
+      </w:pPr>
+      <w:r>
+        <w:t xml:space="preserve">un tercero que lo imponga.</w:t>
+      </w:r>
+    </w:p>
+    <w:p>
+      <w:pPr>
+        <w:numPr>
+          <w:ilvl w:val="1"/>
+          <w:numId w:val="1101"/>
+        </w:numPr>
+      </w:pPr>
+      <w:r>
+        <w:t xml:space="preserve">Por eso los cárteles más duraderos son los que no están sujetos al derecho de la competencia, como los acuerdos entre Estados: la OPEP no es un cártel de empresas, sino de países.</w:t>
       </w:r>
       <w:r>
         <w:rPr>
@@ -28336,7 +29437,7 @@
       <w:pPr>
         <w:numPr>
           <w:ilvl w:val="0"/>
-          <w:numId w:val="1079"/>
+          <w:numId w:val="1103"/>
         </w:numPr>
       </w:pPr>
       <w:r>
@@ -28568,7 +29669,7 @@
       <w:pPr>
         <w:numPr>
           <w:ilvl w:val="0"/>
-          <w:numId w:val="1079"/>
+          <w:numId w:val="1103"/>
         </w:numPr>
       </w:pPr>
       <w:r>
@@ -28653,7 +29754,7 @@
       <w:pPr>
         <w:numPr>
           <w:ilvl w:val="0"/>
-          <w:numId w:val="1079"/>
+          <w:numId w:val="1103"/>
         </w:numPr>
       </w:pPr>
       <w:r>
@@ -28744,7 +29845,7 @@
       <w:pPr>
         <w:numPr>
           <w:ilvl w:val="0"/>
-          <w:numId w:val="1079"/>
+          <w:numId w:val="1103"/>
         </w:numPr>
       </w:pPr>
       <w:r>
@@ -28799,7 +29900,7 @@
       <w:pPr>
         <w:numPr>
           <w:ilvl w:val="0"/>
-          <w:numId w:val="1080"/>
+          <w:numId w:val="1104"/>
         </w:numPr>
       </w:pPr>
       <w:r>
@@ -28808,7 +29909,7 @@
     </w:p>
     <w:bookmarkEnd w:id="172"/>
     <w:bookmarkEnd w:id="173"/>
-    <w:bookmarkStart w:id="180" w:name="sec_reparto"/>
+    <w:bookmarkStart w:id="184" w:name="sec_reparto"/>
     <w:p>
       <w:pPr>
         <w:pStyle w:val="Heading2"/>
@@ -28845,7 +29946,7 @@
       <w:pPr>
         <w:numPr>
           <w:ilvl w:val="0"/>
-          <w:numId w:val="1081"/>
+          <w:numId w:val="1105"/>
         </w:numPr>
       </w:pPr>
       <w:r>
@@ -28897,7 +29998,7 @@
       </w:r>
     </w:p>
     <w:bookmarkEnd w:id="174"/>
-    <w:bookmarkStart w:id="178" w:name="b_modelo_7"/>
+    <w:bookmarkStart w:id="182" w:name="b_modelo_7"/>
     <w:p>
       <w:pPr>
         <w:pStyle w:val="Heading4"/>
@@ -28919,7 +30020,7 @@
       <w:pPr>
         <w:numPr>
           <w:ilvl w:val="0"/>
-          <w:numId w:val="1082"/>
+          <w:numId w:val="1106"/>
         </w:numPr>
       </w:pPr>
       <w:r>
@@ -28943,7 +30044,7 @@
       <w:pPr>
         <w:numPr>
           <w:ilvl w:val="0"/>
-          <w:numId w:val="1082"/>
+          <w:numId w:val="1106"/>
         </w:numPr>
       </w:pPr>
       <w:r>
@@ -29018,7 +30119,7 @@
       </w:r>
     </w:p>
     <w:bookmarkEnd w:id="175"/>
-    <w:bookmarkStart w:id="176" w:name="ii_desarrollo_7"/>
+    <w:bookmarkStart w:id="180" w:name="ii_desarrollo_7"/>
     <w:p>
       <w:pPr>
         <w:pStyle w:val="Heading5"/>
@@ -29031,7 +30132,7 @@
       <w:pPr>
         <w:numPr>
           <w:ilvl w:val="0"/>
-          <w:numId w:val="1083"/>
+          <w:numId w:val="1107"/>
         </w:numPr>
       </w:pPr>
       <w:r>
@@ -29765,7 +30866,7 @@
       <w:pPr>
         <w:numPr>
           <w:ilvl w:val="0"/>
-          <w:numId w:val="1083"/>
+          <w:numId w:val="1107"/>
         </w:numPr>
       </w:pPr>
       <w:r>
@@ -29773,24 +30874,216 @@
           <w:i/>
           <w:iCs/>
         </w:rPr>
-        <w:t xml:space="preserve">Ejemplo con costes distintos</w:t>
-      </w:r>
-      <w:r>
-        <w:t xml:space="preserve">:</w:t>
+        <w:t xml:space="preserve">Gráficamente</w:t>
+      </w:r>
+      <w:r>
+        <w:t xml:space="preserve"> </w:t>
+      </w:r>
+      <w:r>
+        <w:t xml:space="preserve">(gráfico </w:t>
+      </w:r>
+      <w:hyperlink w:anchor="fig_reparto_cartel">
+        <w:r>
+          <w:rPr>
+            <w:rStyle w:val="Hyperlink"/>
+          </w:rPr>
+          <w:t xml:space="preserve">12</w:t>
+        </w:r>
+      </w:hyperlink>
+      <w:r>
+        <w:t xml:space="preserve">, panel a), los repartos posibles son la frontera</w:t>
       </w:r>
       <w:r>
         <w:t xml:space="preserve"> </w:t>
       </w:r>
       <m:oMath>
-        <m:r>
-          <m:t>p</m:t>
-        </m:r>
+        <m:sSub>
+          <m:e>
+            <m:r>
+              <m:t>B</m:t>
+            </m:r>
+          </m:e>
+          <m:sub>
+            <m:r>
+              <m:t>1</m:t>
+            </m:r>
+          </m:sub>
+        </m:sSub>
+        <m:r>
+          <m:rPr>
+            <m:sty m:val="p"/>
+          </m:rPr>
+          <m:t>+</m:t>
+        </m:r>
+        <m:sSub>
+          <m:e>
+            <m:r>
+              <m:t>B</m:t>
+            </m:r>
+          </m:e>
+          <m:sub>
+            <m:r>
+              <m:t>2</m:t>
+            </m:r>
+          </m:sub>
+        </m:sSub>
         <m:r>
           <m:rPr>
             <m:sty m:val="p"/>
           </m:rPr>
           <m:t>=</m:t>
         </m:r>
+        <m:sSup>
+          <m:e>
+            <m:r>
+              <m:t>B</m:t>
+            </m:r>
+          </m:e>
+          <m:sup>
+            <m:r>
+              <m:t>M</m:t>
+            </m:r>
+          </m:sup>
+        </m:sSup>
+      </m:oMath>
+      <w:r>
+        <w:t xml:space="preserve">, y los que las 2 aceptan, el tramo que queda por encima y a la derecha del punto de desacuerdo</w:t>
+      </w:r>
+      <w:r>
+        <w:t xml:space="preserve"> </w:t>
+      </w:r>
+      <m:oMath>
+        <m:r>
+          <m:t>d</m:t>
+        </m:r>
+        <m:r>
+          <m:rPr>
+            <m:sty m:val="p"/>
+          </m:rPr>
+          <m:t>=</m:t>
+        </m:r>
+        <m:d>
+          <m:dPr>
+            <m:begChr m:val="("/>
+            <m:sepChr m:val=""/>
+            <m:endChr m:val=")"/>
+            <m:grow/>
+          </m:dPr>
+          <m:e>
+            <m:sSubSup>
+              <m:e>
+                <m:r>
+                  <m:t>B</m:t>
+                </m:r>
+              </m:e>
+              <m:sub>
+                <m:r>
+                  <m:t>1</m:t>
+                </m:r>
+              </m:sub>
+              <m:sup>
+                <m:r>
+                  <m:t>0</m:t>
+                </m:r>
+              </m:sup>
+            </m:sSubSup>
+            <m:r>
+              <m:rPr>
+                <m:sty m:val="p"/>
+              </m:rPr>
+              <m:t>,</m:t>
+            </m:r>
+            <m:sSubSup>
+              <m:e>
+                <m:r>
+                  <m:t>B</m:t>
+                </m:r>
+              </m:e>
+              <m:sub>
+                <m:r>
+                  <m:t>2</m:t>
+                </m:r>
+              </m:sub>
+              <m:sup>
+                <m:r>
+                  <m:t>0</m:t>
+                </m:r>
+              </m:sup>
+            </m:sSubSup>
+          </m:e>
+        </m:d>
+      </m:oMath>
+      <w:r>
+        <w:t xml:space="preserve">: el triángulo es el excedente del cártel. La solución</w:t>
+      </w:r>
+      <w:r>
+        <w:t xml:space="preserve"> </w:t>
+      </w:r>
+      <m:oMath>
+        <m:r>
+          <m:t>N</m:t>
+        </m:r>
+      </m:oMath>
+      <w:r>
+        <w:t xml:space="preserve"> </w:t>
+      </w:r>
+      <w:r>
+        <w:t xml:space="preserve">es el punto de la frontera en que la toca la curva de nivel más alta del producto de</w:t>
+      </w:r>
+      <w:r>
+        <w:t xml:space="preserve"> </w:t>
+      </w:r>
+      <w:r>
+        <w:rPr>
+          <w:smallCaps/>
+        </w:rPr>
+        <w:t xml:space="preserve">Nash</w:t>
+      </w:r>
+      <w:r>
+        <w:t xml:space="preserve">; con más poder de negociación,</w:t>
+      </w:r>
+      <w:r>
+        <w:t xml:space="preserve"> </w:t>
+      </w:r>
+      <m:oMath>
+        <m:r>
+          <m:t>γ</m:t>
+        </m:r>
+      </m:oMath>
+      <w:r>
+        <w:t xml:space="preserve">, se desplaza hacia la empresa 1.</w:t>
+      </w:r>
+    </w:p>
+    <w:p>
+      <w:pPr>
+        <w:numPr>
+          <w:ilvl w:val="0"/>
+          <w:numId w:val="1107"/>
+        </w:numPr>
+      </w:pPr>
+      <w:r>
+        <w:rPr>
+          <w:i/>
+          <w:iCs/>
+        </w:rPr>
+        <w:t xml:space="preserve">Ejemplo con costes distintos</w:t>
+      </w:r>
+      <w:r>
+        <w:t xml:space="preserve">:</w:t>
+      </w:r>
+      <w:r>
+        <w:t xml:space="preserve"> </w:t>
+      </w:r>
+      <m:oMath>
+        <m:r>
+          <m:t>p</m:t>
+        </m:r>
+        <m:r>
+          <m:rPr>
+            <m:sty m:val="p"/>
+          </m:rPr>
+          <m:t>=</m:t>
+        </m:r>
         <m:r>
           <m:t>13</m:t>
         </m:r>
@@ -30150,7 +31443,7 @@
       <w:pPr>
         <w:numPr>
           <w:ilvl w:val="0"/>
-          <w:numId w:val="1083"/>
+          <w:numId w:val="1107"/>
         </w:numPr>
       </w:pPr>
       <w:r>
@@ -30552,7 +31845,7 @@
       <w:pPr>
         <w:numPr>
           <w:ilvl w:val="1"/>
-          <w:numId w:val="1084"/>
+          <w:numId w:val="1108"/>
         </w:numPr>
       </w:pPr>
       <w:r>
@@ -30870,7 +32163,7 @@
       <w:pPr>
         <w:numPr>
           <w:ilvl w:val="1"/>
-          <w:numId w:val="1084"/>
+          <w:numId w:val="1108"/>
         </w:numPr>
       </w:pPr>
       <w:r>
@@ -31103,8 +32396,189 @@
         <w:t xml:space="preserve">. Está en el núcleo.</w:t>
       </w:r>
     </w:p>
-    <w:bookmarkEnd w:id="176"/>
-    <w:bookmarkStart w:id="177" w:name="iii_implicaciones_7"/>
+    <w:p>
+      <w:pPr>
+        <w:numPr>
+          <w:ilvl w:val="1"/>
+          <w:numId w:val="1108"/>
+        </w:numPr>
+      </w:pPr>
+      <w:r>
+        <w:rPr>
+          <w:i/>
+          <w:iCs/>
+        </w:rPr>
+        <w:t xml:space="preserve">Gráficamente</w:t>
+      </w:r>
+      <w:r>
+        <w:t xml:space="preserve"> </w:t>
+      </w:r>
+      <w:r>
+        <w:t xml:space="preserve">(gráfico </w:t>
+      </w:r>
+      <w:hyperlink w:anchor="fig_reparto_cartel">
+        <w:r>
+          <w:rPr>
+            <w:rStyle w:val="Hyperlink"/>
+          </w:rPr>
+          <w:t xml:space="preserve">12</w:t>
+        </w:r>
+      </w:hyperlink>
+      <w:r>
+        <w:t xml:space="preserve">, panel b), los repartos de</w:t>
+      </w:r>
+      <w:r>
+        <w:t xml:space="preserve"> </w:t>
+      </w:r>
+      <m:oMath>
+        <m:r>
+          <m:t>v</m:t>
+        </m:r>
+        <m:d>
+          <m:dPr>
+            <m:begChr m:val="("/>
+            <m:sepChr m:val=""/>
+            <m:endChr m:val=")"/>
+            <m:grow/>
+          </m:dPr>
+          <m:e>
+            <m:r>
+              <m:t>N</m:t>
+            </m:r>
+          </m:e>
+        </m:d>
+        <m:r>
+          <m:rPr>
+            <m:sty m:val="p"/>
+          </m:rPr>
+          <m:t>=</m:t>
+        </m:r>
+        <m:r>
+          <m:t>4</m:t>
+        </m:r>
+      </m:oMath>
+      <w:r>
+        <w:t xml:space="preserve"> </w:t>
+      </w:r>
+      <w:r>
+        <w:t xml:space="preserve">forman un triángulo (el símplex) en el que cada vértice da todo a una empresa; el núcleo es el triángulo interior, en el que cada una recibe al menos 1, y el valor de</w:t>
+      </w:r>
+      <w:r>
+        <w:t xml:space="preserve"> </w:t>
+      </w:r>
+      <w:r>
+        <w:rPr>
+          <w:smallCaps/>
+        </w:rPr>
+        <w:t xml:space="preserve">Shapley</w:t>
+      </w:r>
+      <w:r>
+        <w:t xml:space="preserve">, su centro.</w:t>
+      </w:r>
+    </w:p>
+    <w:bookmarkStart w:id="179" w:name="fig_reparto_cartel"/>
+    <w:p>
+      <w:pPr>
+        <w:pStyle w:val="ImageCaption"/>
+      </w:pPr>
+      <w:r>
+        <w:t xml:space="preserve">Gráfico 12.–</w:t>
+      </w:r>
+      <w:r>
+        <w:t xml:space="preserve"> </w:t>
+      </w:r>
+      <w:r>
+        <w:t xml:space="preserve">El reparto de las ganancias del cártel: solución de negociación de</w:t>
+      </w:r>
+      <w:r>
+        <w:t xml:space="preserve"> </w:t>
+      </w:r>
+      <w:r>
+        <w:rPr>
+          <w:smallCaps/>
+        </w:rPr>
+        <w:t xml:space="preserve">Nash</w:t>
+      </w:r>
+      <w:r>
+        <w:t xml:space="preserve"> </w:t>
+      </w:r>
+      <w:r>
+        <w:t xml:space="preserve">con 2 empresas y núcleo y valor de</w:t>
+      </w:r>
+      <w:r>
+        <w:t xml:space="preserve"> </w:t>
+      </w:r>
+      <w:r>
+        <w:rPr>
+          <w:smallCaps/>
+        </w:rPr>
+        <w:t xml:space="preserve">Shapley</w:t>
+      </w:r>
+      <w:r>
+        <w:t xml:space="preserve"> </w:t>
+      </w:r>
+      <w:r>
+        <w:t xml:space="preserve">con 3</w:t>
+      </w:r>
+    </w:p>
+    <w:p>
+      <w:pPr>
+        <w:pStyle w:val="CaptionedFigure"/>
+      </w:pPr>
+      <w:r>
+        <w:drawing>
+          <wp:inline>
+            <wp:extent cx="5670550" cy="2590251"/>
+            <wp:effectExtent b="0" l="0" r="0" t="0"/>
+            <wp:docPr descr="Gráfico 12.– El reparto de las ganancias del cártel: solución de negociación de Nash con 2 empresas y núcleo y valor de Shapley con 3" title="" id="177" name="Picture"/>
+            <a:graphic>
+              <a:graphicData uri="http://schemas.openxmlformats.org/drawingml/2006/picture">
+                <pic:pic>
+                  <pic:nvPicPr>
+                    <pic:cNvPr descr="C:\Users\vgutierrez\Documents\src\victorgutierrezmarcos.github.io-revision\oposicion\temario\fuentes\3A19\graficos/reparto-cartel.png" id="178" name="Picture"/>
+                    <pic:cNvPicPr>
+                      <a:picLocks noChangeArrowheads="1" noChangeAspect="1"/>
+                    </pic:cNvPicPr>
+                  </pic:nvPicPr>
+                  <pic:blipFill>
+                    <a:blip r:embed="rId176"/>
+                    <a:stretch>
+                      <a:fillRect/>
+                    </a:stretch>
+                  </pic:blipFill>
+                  <pic:spPr bwMode="auto">
+                    <a:xfrm>
+                      <a:off x="0" y="0"/>
+                      <a:ext cx="5670550" cy="2590251"/>
+                    </a:xfrm>
+                    <a:prstGeom prst="rect">
+                      <a:avLst/>
+                    </a:prstGeom>
+                    <a:noFill/>
+                    <a:ln w="9525">
+                      <a:noFill/>
+                      <a:headEnd/>
+                      <a:tailEnd/>
+                    </a:ln>
+                  </pic:spPr>
+                </pic:pic>
+              </a:graphicData>
+            </a:graphic>
+          </wp:inline>
+        </w:drawing>
+      </w:r>
+    </w:p>
+    <w:bookmarkEnd w:id="179"/>
+    <w:p>
+      <w:pPr>
+        <w:pStyle w:val="Piedeimagen"/>
+      </w:pPr>
+      <w:r>
+        <w:t xml:space="preserve">Fuente: elaboración propia.</w:t>
+      </w:r>
+    </w:p>
+    <w:bookmarkEnd w:id="180"/>
+    <w:bookmarkStart w:id="181" w:name="iii_implicaciones_7"/>
     <w:p>
       <w:pPr>
         <w:pStyle w:val="Heading5"/>
@@ -31117,7 +32591,7 @@
       <w:pPr>
         <w:numPr>
           <w:ilvl w:val="0"/>
-          <w:numId w:val="1085"/>
+          <w:numId w:val="1109"/>
         </w:numPr>
       </w:pPr>
       <w:r>
@@ -31144,7 +32618,7 @@
       <w:pPr>
         <w:numPr>
           <w:ilvl w:val="0"/>
-          <w:numId w:val="1085"/>
+          <w:numId w:val="1109"/>
         </w:numPr>
       </w:pPr>
       <w:r>
@@ -31202,7 +32676,7 @@
       <w:pPr>
         <w:numPr>
           <w:ilvl w:val="0"/>
-          <w:numId w:val="1085"/>
+          <w:numId w:val="1109"/>
         </w:numPr>
       </w:pPr>
       <w:r>
@@ -31269,9 +32743,9 @@
         <w:t xml:space="preserve">. El núcleo dice que ninguna coalición quiere romper el acuerdo; no que a cada empresa le convenga cumplirlo. Por eso el núcleo no basta: hace falta que el acuerdo se pueda hacer cumplir.</w:t>
       </w:r>
     </w:p>
-    <w:bookmarkEnd w:id="177"/>
-    <w:bookmarkEnd w:id="178"/>
-    <w:bookmarkStart w:id="179" w:name="c_valoraci__n_2"/>
+    <w:bookmarkEnd w:id="181"/>
+    <w:bookmarkEnd w:id="182"/>
+    <w:bookmarkStart w:id="183" w:name="c_valoraci__n_2"/>
     <w:p>
       <w:pPr>
         <w:pStyle w:val="Heading4"/>
@@ -31284,16 +32758,16 @@
       <w:pPr>
         <w:numPr>
           <w:ilvl w:val="0"/>
-          <w:numId w:val="1086"/>
+          <w:numId w:val="1110"/>
         </w:numPr>
       </w:pPr>
       <w:r>
         <w:t xml:space="preserve">La teoría de juegos cooperativa supone acuerdos vinculantes y pagos entre las partes, justo lo que un cártel no puede tener a la vista de un juez. Por eso describe mejor la cooperación legal entre empresas (empresas conjuntas, consorcios de I+D, alianzas, reparto de los costes de una infraestructura común) que los cárteles, cuyo reparto real suele hacerse con cuotas de mercado o de clientes basadas en las ventas históricas, más fáciles de vigilar. Y, aunque el reparto sea aceptable para todos, el cártel sigue expuesto a 2 amenazas externas: la entrada y la ley.</w:t>
       </w:r>
     </w:p>
-    <w:bookmarkEnd w:id="179"/>
-    <w:bookmarkEnd w:id="180"/>
-    <w:bookmarkStart w:id="186" w:name="sec_limites_cooperacion"/>
+    <w:bookmarkEnd w:id="183"/>
+    <w:bookmarkEnd w:id="184"/>
+    <w:bookmarkStart w:id="190" w:name="sec_limites_cooperacion"/>
     <w:p>
       <w:pPr>
         <w:pStyle w:val="Heading2"/>
@@ -31312,14 +32786,14 @@
       <w:pPr>
         <w:numPr>
           <w:ilvl w:val="0"/>
-          <w:numId w:val="1087"/>
+          <w:numId w:val="1111"/>
         </w:numPr>
       </w:pPr>
       <w:r>
         <w:t xml:space="preserve">Además de su inestabilidad interna, la colusión tiene 2 límites externos: la entrada de competidores atraídos por los beneficios y la política de competencia.</w:t>
       </w:r>
     </w:p>
-    <w:bookmarkStart w:id="182" w:name="a_la_amenaza_de_entrada"/>
+    <w:bookmarkStart w:id="186" w:name="a_la_amenaza_de_entrada"/>
     <w:p>
       <w:pPr>
         <w:pStyle w:val="Heading4"/>
@@ -31332,7 +32806,7 @@
       <w:pPr>
         <w:numPr>
           <w:ilvl w:val="0"/>
-          <w:numId w:val="1088"/>
+          <w:numId w:val="1112"/>
         </w:numPr>
       </w:pPr>
       <w:r>
@@ -31370,7 +32844,7 @@
       <w:pPr>
         <w:numPr>
           <w:ilvl w:val="0"/>
-          <w:numId w:val="1088"/>
+          <w:numId w:val="1112"/>
         </w:numPr>
       </w:pPr>
       <w:r>
@@ -31502,7 +32976,7 @@
         <w:keepNext/>
         <w:numPr>
           <w:ilvl w:val="0"/>
-          <w:numId w:val="1088"/>
+          <w:numId w:val="1112"/>
         </w:numPr>
       </w:pPr>
       <w:r>
@@ -31609,7 +33083,7 @@
       <w:pPr>
         <w:numPr>
           <w:ilvl w:val="1"/>
-          <w:numId w:val="1089"/>
+          <w:numId w:val="1113"/>
         </w:numPr>
       </w:pPr>
       <w:r>
@@ -31633,7 +33107,7 @@
       <w:pPr>
         <w:numPr>
           <w:ilvl w:val="1"/>
-          <w:numId w:val="1089"/>
+          <w:numId w:val="1113"/>
         </w:numPr>
       </w:pPr>
       <w:r>
@@ -31660,7 +33134,7 @@
       <w:pPr>
         <w:numPr>
           <w:ilvl w:val="1"/>
-          <w:numId w:val="1089"/>
+          <w:numId w:val="1113"/>
         </w:numPr>
       </w:pPr>
       <w:r>
@@ -31701,14 +33175,14 @@
         <w:rPr>
           <w:rStyle w:val="FootnoteReference"/>
         </w:rPr>
-        <w:footnoteReference w:id="181"/>
+        <w:footnoteReference w:id="185"/>
       </w:r>
     </w:p>
     <w:p>
       <w:pPr>
         <w:numPr>
           <w:ilvl w:val="0"/>
-          <w:numId w:val="1088"/>
+          <w:numId w:val="1112"/>
         </w:numPr>
       </w:pPr>
       <w:r>
@@ -31750,8 +33224,8 @@
         <w:t xml:space="preserve">.</w:t>
       </w:r>
     </w:p>
-    <w:bookmarkEnd w:id="182"/>
-    <w:bookmarkStart w:id="185" w:name="b_la_defensa_de_la_competencia"/>
+    <w:bookmarkEnd w:id="186"/>
+    <w:bookmarkStart w:id="189" w:name="b_la_defensa_de_la_competencia"/>
     <w:p>
       <w:pPr>
         <w:pStyle w:val="Heading4"/>
@@ -31764,7 +33238,7 @@
       <w:pPr>
         <w:numPr>
           <w:ilvl w:val="0"/>
-          <w:numId w:val="1090"/>
+          <w:numId w:val="1114"/>
         </w:numPr>
       </w:pPr>
       <w:r>
@@ -31835,14 +33309,14 @@
         <w:rPr>
           <w:rStyle w:val="FootnoteReference"/>
         </w:rPr>
-        <w:footnoteReference w:id="183"/>
+        <w:footnoteReference w:id="187"/>
       </w:r>
     </w:p>
     <w:p>
       <w:pPr>
         <w:numPr>
           <w:ilvl w:val="0"/>
-          <w:numId w:val="1090"/>
+          <w:numId w:val="1114"/>
         </w:numPr>
       </w:pPr>
       <w:r>
@@ -31888,7 +33362,7 @@
         <w:keepNext/>
         <w:numPr>
           <w:ilvl w:val="0"/>
-          <w:numId w:val="1090"/>
+          <w:numId w:val="1114"/>
         </w:numPr>
       </w:pPr>
       <w:r>
@@ -31960,7 +33434,7 @@
       <w:pPr>
         <w:numPr>
           <w:ilvl w:val="1"/>
-          <w:numId w:val="1091"/>
+          <w:numId w:val="1115"/>
         </w:numPr>
       </w:pPr>
       <w:r>
@@ -32082,7 +33556,7 @@
       <w:r>
         <w:t xml:space="preserve"> </w:t>
       </w:r>
-      <w:hyperlink r:id="rId184">
+      <w:hyperlink r:id="rId188">
         <w:r>
           <w:rPr>
             <w:rStyle w:val="Referenciaatema"/>
@@ -32098,7 +33572,7 @@
       <w:pPr>
         <w:numPr>
           <w:ilvl w:val="1"/>
-          <w:numId w:val="1091"/>
+          <w:numId w:val="1115"/>
         </w:numPr>
       </w:pPr>
       <w:r>
@@ -32171,7 +33645,7 @@
         <w:keepNext/>
         <w:numPr>
           <w:ilvl w:val="0"/>
-          <w:numId w:val="1090"/>
+          <w:numId w:val="1114"/>
         </w:numPr>
       </w:pPr>
       <w:r>
@@ -32187,9 +33661,10 @@
     </w:p>
     <w:p>
       <w:pPr>
+        <w:keepNext/>
         <w:numPr>
           <w:ilvl w:val="1"/>
-          <w:numId w:val="1092"/>
+          <w:numId w:val="1116"/>
         </w:numPr>
       </w:pPr>
       <w:r>
@@ -32220,7 +33695,18 @@
         <w:t xml:space="preserve">)</w:t>
       </w:r>
       <w:r>
-        <w:t xml:space="preserve">. Entre ellos, unos 458 millones a 15 fabricantes de automóviles y a su asociación, que habían pactado durante 15 años no pagar a los desguaces por el reciclado de los vehículos al final de su vida útil; Mercedes-Benz, que lo denunció, quedó exenta, y Stellantis, Mitsubishi y Ford obtuvieron rebajas del 50, el 30 y el 20 %</w:t>
+        <w:t xml:space="preserve">. Entre ellos:</w:t>
+      </w:r>
+    </w:p>
+    <w:p>
+      <w:pPr>
+        <w:numPr>
+          <w:ilvl w:val="2"/>
+          <w:numId w:val="1117"/>
+        </w:numPr>
+      </w:pPr>
+      <w:r>
+        <w:t xml:space="preserve">unos 458 millones a 15 fabricantes de automóviles y a su asociación, que habían pactado durante 15 años no pagar a los desguaces por el reciclado de los vehículos al final de su vida útil; Mercedes-Benz, que lo denunció, quedó exenta, y Stellantis, Mitsubishi y Ford obtuvieron rebajas del 50, el 30 y el 20 %</w:t>
       </w:r>
       <w:r>
         <w:t xml:space="preserve"> </w:t>
@@ -32247,7 +33733,18 @@
         <w:t xml:space="preserve">)</w:t>
       </w:r>
       <w:r>
-        <w:t xml:space="preserve">; y 329 millones a Delivery Hero y a la española Glovo, que, apoyándose en la participación minoritaria de la primera en la segunda, se repartieron los mercados europeos y se comprometieron a no contratarse los empleados</w:t>
+        <w:t xml:space="preserve">;</w:t>
+      </w:r>
+    </w:p>
+    <w:p>
+      <w:pPr>
+        <w:numPr>
+          <w:ilvl w:val="2"/>
+          <w:numId w:val="1117"/>
+        </w:numPr>
+      </w:pPr>
+      <w:r>
+        <w:t xml:space="preserve">329 millones a Delivery Hero y a la española Glovo, que, apoyándose en la participación minoritaria de la primera en la segunda, se repartieron los mercados europeos y se comprometieron a no contratarse los empleados</w:t>
       </w:r>
       <w:r>
         <w:t xml:space="preserve"> </w:t>
@@ -32274,14 +33771,14 @@
         <w:t xml:space="preserve">)</w:t>
       </w:r>
       <w:r>
-        <w:t xml:space="preserve">;</w:t>
+        <w:t xml:space="preserve">.</w:t>
       </w:r>
     </w:p>
     <w:p>
       <w:pPr>
         <w:numPr>
           <w:ilvl w:val="1"/>
-          <w:numId w:val="1092"/>
+          <w:numId w:val="1116"/>
         </w:numPr>
       </w:pPr>
       <w:r>
@@ -32373,7 +33870,7 @@
       <w:pPr>
         <w:numPr>
           <w:ilvl w:val="0"/>
-          <w:numId w:val="1090"/>
+          <w:numId w:val="1114"/>
         </w:numPr>
       </w:pPr>
       <w:r>
@@ -32475,7 +33972,7 @@
       <w:pPr>
         <w:numPr>
           <w:ilvl w:val="0"/>
-          <w:numId w:val="1090"/>
+          <w:numId w:val="1114"/>
         </w:numPr>
       </w:pPr>
       <w:r>
@@ -32489,10 +33986,10 @@
         <w:t xml:space="preserve">: las empresas ganan coordinándose como un monopolista, y la teoría de juegos cooperativa dice cómo se repartirían lo ganado; pero el acuerdo no es un equilibrio, nadie puede hacerlo cumplir ante un juez, la entrada lo amenaza y la clemencia lo desestabiliza.</w:t>
       </w:r>
     </w:p>
-    <w:bookmarkEnd w:id="185"/>
-    <w:bookmarkEnd w:id="186"/>
-    <w:bookmarkEnd w:id="187"/>
-    <w:bookmarkStart w:id="188" w:name="conclusi__n"/>
+    <w:bookmarkEnd w:id="189"/>
+    <w:bookmarkEnd w:id="190"/>
+    <w:bookmarkEnd w:id="191"/>
+    <w:bookmarkStart w:id="192" w:name="conclusi__n"/>
     <w:p>
       <w:pPr>
         <w:pStyle w:val="Heading1"/>
@@ -32514,7 +34011,7 @@
       <w:pPr>
         <w:numPr>
           <w:ilvl w:val="0"/>
-          <w:numId w:val="1093"/>
+          <w:numId w:val="1118"/>
         </w:numPr>
       </w:pPr>
       <w:r>
@@ -32601,7 +34098,7 @@
       <w:pPr>
         <w:numPr>
           <w:ilvl w:val="0"/>
-          <w:numId w:val="1093"/>
+          <w:numId w:val="1118"/>
         </w:numPr>
       </w:pPr>
       <w:r>
@@ -32619,9 +34116,10 @@
     </w:p>
     <w:p>
       <w:pPr>
+        <w:keepNext/>
         <w:numPr>
           <w:ilvl w:val="0"/>
-          <w:numId w:val="1093"/>
+          <w:numId w:val="1118"/>
         </w:numPr>
       </w:pPr>
       <w:r>
@@ -32634,7 +34132,18 @@
         <w:t xml:space="preserve">Extensiones y relación con otras partes del temario</w:t>
       </w:r>
       <w:r>
-        <w:t xml:space="preserve">: el oligopolio con producto diferenciado</w:t>
+        <w:t xml:space="preserve">:</w:t>
+      </w:r>
+    </w:p>
+    <w:p>
+      <w:pPr>
+        <w:numPr>
+          <w:ilvl w:val="1"/>
+          <w:numId w:val="1119"/>
+        </w:numPr>
+      </w:pPr>
+      <w:r>
+        <w:t xml:space="preserve">el oligopolio con producto diferenciado</w:t>
       </w:r>
       <w:r>
         <w:t xml:space="preserve"> </w:t>
@@ -32648,7 +34157,18 @@
         </w:r>
       </w:hyperlink>
       <w:r>
-        <w:t xml:space="preserve">; los conceptos de teoría de juegos que se han aplicado</w:t>
+        <w:t xml:space="preserve">;</w:t>
+      </w:r>
+    </w:p>
+    <w:p>
+      <w:pPr>
+        <w:numPr>
+          <w:ilvl w:val="1"/>
+          <w:numId w:val="1119"/>
+        </w:numPr>
+      </w:pPr>
+      <w:r>
+        <w:t xml:space="preserve">los conceptos de teoría de juegos que se han aplicado</w:t>
       </w:r>
       <w:r>
         <w:t xml:space="preserve"> </w:t>
@@ -32662,7 +34182,18 @@
         </w:r>
       </w:hyperlink>
       <w:r>
-        <w:t xml:space="preserve">; las barreras de entrada y los mercados impugnables</w:t>
+        <w:t xml:space="preserve">;</w:t>
+      </w:r>
+    </w:p>
+    <w:p>
+      <w:pPr>
+        <w:numPr>
+          <w:ilvl w:val="1"/>
+          <w:numId w:val="1119"/>
+        </w:numPr>
+      </w:pPr>
+      <w:r>
+        <w:t xml:space="preserve">las barreras de entrada y los mercados impugnables</w:t>
       </w:r>
       <w:r>
         <w:t xml:space="preserve"> </w:t>
@@ -32676,7 +34207,18 @@
         </w:r>
       </w:hyperlink>
       <w:r>
-        <w:t xml:space="preserve">; la medida del poder de mercado y la regulación</w:t>
+        <w:t xml:space="preserve">;</w:t>
+      </w:r>
+    </w:p>
+    <w:p>
+      <w:pPr>
+        <w:numPr>
+          <w:ilvl w:val="1"/>
+          <w:numId w:val="1119"/>
+        </w:numPr>
+      </w:pPr>
+      <w:r>
+        <w:t xml:space="preserve">la medida del poder de mercado y la regulación</w:t>
       </w:r>
       <w:r>
         <w:t xml:space="preserve"> </w:t>
@@ -32690,7 +34232,18 @@
         </w:r>
       </w:hyperlink>
       <w:r>
-        <w:t xml:space="preserve">; la política de competencia de la Unión</w:t>
+        <w:t xml:space="preserve">;</w:t>
+      </w:r>
+    </w:p>
+    <w:p>
+      <w:pPr>
+        <w:numPr>
+          <w:ilvl w:val="1"/>
+          <w:numId w:val="1119"/>
+        </w:numPr>
+      </w:pPr>
+      <w:r>
+        <w:t xml:space="preserve">la política de competencia de la Unión</w:t>
       </w:r>
       <w:r>
         <w:t xml:space="preserve"> </w:t>
@@ -32712,7 +34265,7 @@
       <w:r>
         <w:t xml:space="preserve"> </w:t>
       </w:r>
-      <w:hyperlink r:id="rId184">
+      <w:hyperlink r:id="rId188">
         <w:r>
           <w:rPr>
             <w:rStyle w:val="Referenciaatema"/>
@@ -32721,7 +34274,18 @@
         </w:r>
       </w:hyperlink>
       <w:r>
-        <w:t xml:space="preserve">; la política comercial estratégica y el dumping recíproco, que llevan</w:t>
+        <w:t xml:space="preserve">;</w:t>
+      </w:r>
+    </w:p>
+    <w:p>
+      <w:pPr>
+        <w:numPr>
+          <w:ilvl w:val="1"/>
+          <w:numId w:val="1119"/>
+        </w:numPr>
+      </w:pPr>
+      <w:r>
+        <w:t xml:space="preserve">la política comercial estratégica y el dumping recíproco, que llevan</w:t>
       </w:r>
       <w:r>
         <w:t xml:space="preserve"> </w:t>
@@ -32776,14 +34340,25 @@
         </w:r>
       </w:hyperlink>
       <w:r>
-        <w:t xml:space="preserve">; y la colusión entre algoritmos de precios, un campo abierto.</w:t>
+        <w:t xml:space="preserve">;</w:t>
+      </w:r>
+    </w:p>
+    <w:p>
+      <w:pPr>
+        <w:numPr>
+          <w:ilvl w:val="1"/>
+          <w:numId w:val="1119"/>
+        </w:numPr>
+      </w:pPr>
+      <w:r>
+        <w:t xml:space="preserve">la colusión entre algoritmos de precios, un campo abierto.</w:t>
       </w:r>
     </w:p>
     <w:p>
       <w:pPr>
         <w:numPr>
           <w:ilvl w:val="0"/>
-          <w:numId w:val="1093"/>
+          <w:numId w:val="1118"/>
         </w:numPr>
       </w:pPr>
       <w:r>
@@ -32803,7 +34378,7 @@
       <w:pPr>
         <w:numPr>
           <w:ilvl w:val="0"/>
-          <w:numId w:val="1093"/>
+          <w:numId w:val="1118"/>
         </w:numPr>
       </w:pPr>
       <w:r>
@@ -32860,8 +34435,8 @@
         </w:sectPr>
       </w:pPr>
     </w:p>
-    <w:bookmarkEnd w:id="188"/>
-    <w:bookmarkStart w:id="189" w:name="anexo_cournot_lineal"/>
+    <w:bookmarkEnd w:id="192"/>
+    <w:bookmarkStart w:id="193" w:name="anexo_cournot_lineal"/>
     <w:p>
       <w:pPr>
         <w:pStyle w:val="Heading1"/>
@@ -32889,7 +34464,7 @@
       <w:pPr>
         <w:numPr>
           <w:ilvl w:val="0"/>
-          <w:numId w:val="1094"/>
+          <w:numId w:val="1120"/>
         </w:numPr>
       </w:pPr>
       <w:r>
@@ -33111,7 +34686,7 @@
       <w:pPr>
         <w:numPr>
           <w:ilvl w:val="0"/>
-          <w:numId w:val="1094"/>
+          <w:numId w:val="1120"/>
         </w:numPr>
       </w:pPr>
       <w:r>
@@ -33477,7 +35052,7 @@
       <w:pPr>
         <w:numPr>
           <w:ilvl w:val="0"/>
-          <w:numId w:val="1094"/>
+          <w:numId w:val="1120"/>
         </w:numPr>
       </w:pPr>
       <w:r>
@@ -34052,9 +35627,10 @@
     </w:p>
     <w:p>
       <w:pPr>
+        <w:keepNext/>
         <w:numPr>
           <w:ilvl w:val="0"/>
-          <w:numId w:val="1094"/>
+          <w:numId w:val="1120"/>
         </w:numPr>
       </w:pPr>
       <w:r>
@@ -34352,7 +35928,18 @@
         </m:r>
       </m:oMath>
       <w:r>
-        <w:t xml:space="preserve">. Con</w:t>
+        <w:t xml:space="preserve">:</w:t>
+      </w:r>
+    </w:p>
+    <w:p>
+      <w:pPr>
+        <w:numPr>
+          <w:ilvl w:val="1"/>
+          <w:numId w:val="1121"/>
+        </w:numPr>
+      </w:pPr>
+      <w:r>
+        <w:t xml:space="preserve">con</w:t>
       </w:r>
       <w:r>
         <w:t xml:space="preserve"> </w:t>
@@ -34372,7 +35959,18 @@
         </m:r>
       </m:oMath>
       <w:r>
-        <w:t xml:space="preserve">, monopolio; con</w:t>
+        <w:t xml:space="preserve">, monopolio;</w:t>
+      </w:r>
+    </w:p>
+    <w:p>
+      <w:pPr>
+        <w:numPr>
+          <w:ilvl w:val="1"/>
+          <w:numId w:val="1121"/>
+        </w:numPr>
+      </w:pPr>
+      <w:r>
+        <w:t xml:space="preserve">con</w:t>
       </w:r>
       <w:r>
         <w:t xml:space="preserve"> </w:t>
@@ -34584,7 +36182,18 @@
         </m:r>
       </m:oMath>
       <w:r>
-        <w:t xml:space="preserve">; con</w:t>
+        <w:t xml:space="preserve">;</w:t>
+      </w:r>
+    </w:p>
+    <w:p>
+      <w:pPr>
+        <w:numPr>
+          <w:ilvl w:val="1"/>
+          <w:numId w:val="1121"/>
+        </w:numPr>
+      </w:pPr>
+      <w:r>
+        <w:t xml:space="preserve">con</w:t>
       </w:r>
       <w:r>
         <w:t xml:space="preserve"> </w:t>
@@ -34643,7 +36252,7 @@
       <w:pPr>
         <w:numPr>
           <w:ilvl w:val="0"/>
-          <w:numId w:val="1094"/>
+          <w:numId w:val="1120"/>
         </w:numPr>
       </w:pPr>
       <w:r>
@@ -35672,7 +37281,7 @@
       <w:pPr>
         <w:numPr>
           <w:ilvl w:val="0"/>
-          <w:numId w:val="1094"/>
+          <w:numId w:val="1120"/>
         </w:numPr>
       </w:pPr>
       <w:r>
@@ -36057,8 +37666,8 @@
         <w:t xml:space="preserve">.</w:t>
       </w:r>
     </w:p>
-    <w:bookmarkEnd w:id="189"/>
-    <w:bookmarkStart w:id="190" w:name="anexo_stackelberg_lineal"/>
+    <w:bookmarkEnd w:id="193"/>
+    <w:bookmarkStart w:id="194" w:name="anexo_stackelberg_lineal"/>
     <w:p>
       <w:pPr>
         <w:pStyle w:val="Heading1"/>
@@ -36086,7 +37695,7 @@
       <w:pPr>
         <w:numPr>
           <w:ilvl w:val="0"/>
-          <w:numId w:val="1095"/>
+          <w:numId w:val="1122"/>
         </w:numPr>
       </w:pPr>
       <w:r>
@@ -36231,7 +37840,7 @@
       <w:pPr>
         <w:numPr>
           <w:ilvl w:val="0"/>
-          <w:numId w:val="1095"/>
+          <w:numId w:val="1122"/>
         </w:numPr>
       </w:pPr>
       <w:r>
@@ -36613,9 +38222,10 @@
     </w:p>
     <w:p>
       <w:pPr>
+        <w:keepNext/>
         <w:numPr>
           <w:ilvl w:val="0"/>
-          <w:numId w:val="1095"/>
+          <w:numId w:val="1122"/>
         </w:numPr>
       </w:pPr>
       <w:r>
@@ -36628,9 +38238,14 @@
       <w:r>
         <w:t xml:space="preserve">:</w:t>
       </w:r>
-      <w:r>
-        <w:t xml:space="preserve"> </w:t>
-      </w:r>
+    </w:p>
+    <w:p>
+      <w:pPr>
+        <w:numPr>
+          <w:ilvl w:val="1"/>
+          <w:numId w:val="1123"/>
+        </w:numPr>
+      </w:pPr>
       <m:oMath>
         <m:sSubSup>
           <m:e>
@@ -36691,7 +38306,10 @@
         </m:r>
       </m:oMath>
       <w:r>
-        <w:t xml:space="preserve">;</w:t>
+        <w:t xml:space="preserve"> </w:t>
+      </w:r>
+      <w:r>
+        <w:t xml:space="preserve">y</w:t>
       </w:r>
       <w:r>
         <w:t xml:space="preserve"> </w:t>
@@ -36759,9 +38377,14 @@
       <w:r>
         <w:t xml:space="preserve">(la líder produce 2/3 del total);</w:t>
       </w:r>
-      <w:r>
-        <w:t xml:space="preserve"> </w:t>
-      </w:r>
+    </w:p>
+    <w:p>
+      <w:pPr>
+        <w:numPr>
+          <w:ilvl w:val="1"/>
+          <w:numId w:val="1123"/>
+        </w:numPr>
+      </w:pPr>
       <m:oMath>
         <m:sSup>
           <m:e>
@@ -36819,9 +38442,14 @@
       <w:r>
         <w:t xml:space="preserve">;</w:t>
       </w:r>
-      <w:r>
-        <w:t xml:space="preserve"> </w:t>
-      </w:r>
+    </w:p>
+    <w:p>
+      <w:pPr>
+        <w:numPr>
+          <w:ilvl w:val="1"/>
+          <w:numId w:val="1123"/>
+        </w:numPr>
+      </w:pPr>
       <m:oMath>
         <m:sSub>
           <m:e>
@@ -37024,14 +38652,25 @@
         <w:t xml:space="preserve">Cournot</w:t>
       </w:r>
       <w:r>
-        <w:t xml:space="preserve">. La líder produce la cantidad de monopolio, pero gana la mitad que un monopolista, porque la seguidora también vende.</w:t>
+        <w:t xml:space="preserve">.</w:t>
       </w:r>
     </w:p>
     <w:p>
       <w:pPr>
         <w:numPr>
           <w:ilvl w:val="0"/>
-          <w:numId w:val="1095"/>
+          <w:numId w:val="1122"/>
+        </w:numPr>
+      </w:pPr>
+      <w:r>
+        <w:t xml:space="preserve">La líder produce la cantidad de monopolio, pero gana la mitad que un monopolista, porque la seguidora también vende.</w:t>
+      </w:r>
+    </w:p>
+    <w:p>
+      <w:pPr>
+        <w:numPr>
+          <w:ilvl w:val="0"/>
+          <w:numId w:val="1122"/>
         </w:numPr>
       </w:pPr>
       <w:r>
@@ -37137,8 +38776,8 @@
         <w:t xml:space="preserve">, negativa. ∎</w:t>
       </w:r>
     </w:p>
-    <w:bookmarkEnd w:id="190"/>
-    <w:bookmarkStart w:id="192" w:name="anexo_cournot_bayesiano"/>
+    <w:bookmarkEnd w:id="194"/>
+    <w:bookmarkStart w:id="196" w:name="anexo_cournot_bayesiano"/>
     <w:p>
       <w:pPr>
         <w:pStyle w:val="Heading1"/>
@@ -37164,9 +38803,10 @@
     </w:p>
     <w:p>
       <w:pPr>
+        <w:keepNext/>
         <w:numPr>
           <w:ilvl w:val="0"/>
-          <w:numId w:val="1096"/>
+          <w:numId w:val="1124"/>
         </w:numPr>
       </w:pPr>
       <w:r>
@@ -37201,7 +38841,18 @@
         <w:t xml:space="preserve">)</w:t>
       </w:r>
       <w:r>
-        <w:t xml:space="preserve">: demanda</w:t>
+        <w:t xml:space="preserve">:</w:t>
+      </w:r>
+    </w:p>
+    <w:p>
+      <w:pPr>
+        <w:numPr>
+          <w:ilvl w:val="1"/>
+          <w:numId w:val="1125"/>
+        </w:numPr>
+      </w:pPr>
+      <w:r>
+        <w:t xml:space="preserve">demanda</w:t>
       </w:r>
       <w:r>
         <w:t xml:space="preserve"> </w:t>
@@ -37257,7 +38908,18 @@
         </m:sSub>
       </m:oMath>
       <w:r>
-        <w:t xml:space="preserve">; el coste unitario de la empresa 1,</w:t>
+        <w:t xml:space="preserve">;</w:t>
+      </w:r>
+    </w:p>
+    <w:p>
+      <w:pPr>
+        <w:numPr>
+          <w:ilvl w:val="1"/>
+          <w:numId w:val="1125"/>
+        </w:numPr>
+      </w:pPr>
+      <w:r>
+        <w:t xml:space="preserve">el coste unitario de la empresa 1,</w:t>
       </w:r>
       <w:r>
         <w:t xml:space="preserve"> </w:t>
@@ -37268,7 +38930,18 @@
         </m:r>
       </m:oMath>
       <w:r>
-        <w:t xml:space="preserve">, lo conocen las 2; el de la 2 es alto,</w:t>
+        <w:t xml:space="preserve">, lo conocen las 2;</w:t>
+      </w:r>
+    </w:p>
+    <w:p>
+      <w:pPr>
+        <w:numPr>
+          <w:ilvl w:val="1"/>
+          <w:numId w:val="1125"/>
+        </w:numPr>
+      </w:pPr>
+      <w:r>
+        <w:t xml:space="preserve">el de la 2 es alto,</w:t>
       </w:r>
       <w:r>
         <w:t xml:space="preserve"> </w:t>
@@ -37346,28 +39019,39 @@
         </m:sSub>
       </m:oMath>
       <w:r>
-        <w:t xml:space="preserve">, y solo ella lo sabe. Todo lo demás es conocimiento común</w:t>
-      </w:r>
-      <w:r>
-        <w:t xml:space="preserve"> </w:t>
-      </w:r>
-      <w:hyperlink r:id="rId33">
-        <w:r>
-          <w:rPr>
-            <w:rStyle w:val="Referenciaatema"/>
-          </w:rPr>
-          <w:t xml:space="preserve">[ver tema 3.A.14]</w:t>
-        </w:r>
-      </w:hyperlink>
-      <w:r>
-        <w:t xml:space="preserve">.</w:t>
+        <w:t xml:space="preserve">, y solo ella lo sabe.</w:t>
       </w:r>
     </w:p>
     <w:p>
       <w:pPr>
         <w:numPr>
           <w:ilvl w:val="0"/>
-          <w:numId w:val="1096"/>
+          <w:numId w:val="1124"/>
+        </w:numPr>
+      </w:pPr>
+      <w:r>
+        <w:t xml:space="preserve">Todo lo demás es conocimiento común</w:t>
+      </w:r>
+      <w:r>
+        <w:t xml:space="preserve"> </w:t>
+      </w:r>
+      <w:hyperlink r:id="rId33">
+        <w:r>
+          <w:rPr>
+            <w:rStyle w:val="Referenciaatema"/>
+          </w:rPr>
+          <w:t xml:space="preserve">[ver tema 3.A.14]</w:t>
+        </w:r>
+      </w:hyperlink>
+      <w:r>
+        <w:t xml:space="preserve">.</w:t>
+      </w:r>
+    </w:p>
+    <w:p>
+      <w:pPr>
+        <w:numPr>
+          <w:ilvl w:val="0"/>
+          <w:numId w:val="1124"/>
         </w:numPr>
       </w:pPr>
       <w:r>
@@ -37526,7 +39210,7 @@
       <w:pPr>
         <w:numPr>
           <w:ilvl w:val="0"/>
-          <w:numId w:val="1096"/>
+          <w:numId w:val="1124"/>
         </w:numPr>
       </w:pPr>
       <w:r>
@@ -37877,7 +39561,7 @@
       <w:pPr>
         <w:numPr>
           <w:ilvl w:val="0"/>
-          <w:numId w:val="1096"/>
+          <w:numId w:val="1124"/>
         </w:numPr>
       </w:pPr>
       <w:r>
@@ -38523,7 +40207,7 @@
       <w:pPr>
         <w:numPr>
           <w:ilvl w:val="0"/>
-          <w:numId w:val="1096"/>
+          <w:numId w:val="1124"/>
         </w:numPr>
       </w:pPr>
       <w:r>
@@ -38687,7 +40371,7 @@
         <w:t xml:space="preserve">).</w:t>
       </w:r>
     </w:p>
-    <w:bookmarkStart w:id="191" w:name="tab_cournot_bayesiano"/>
+    <w:bookmarkStart w:id="195" w:name="tab_cournot_bayesiano"/>
     <w:p>
       <w:pPr>
         <w:pStyle w:val="TableCaption"/>
@@ -39385,7 +41069,7 @@
         </w:tc>
       </w:tr>
     </w:tbl>
-    <w:bookmarkEnd w:id="191"/>
+    <w:bookmarkEnd w:id="195"/>
     <w:p>
       <w:pPr>
         <w:pStyle w:val="BodyText"/>
@@ -39567,7 +41251,7 @@
       <w:pPr>
         <w:numPr>
           <w:ilvl w:val="0"/>
-          <w:numId w:val="1097"/>
+          <w:numId w:val="1126"/>
         </w:numPr>
       </w:pPr>
       <w:r>
@@ -39595,8 +41279,8 @@
         <w:t xml:space="preserve">. ∎</w:t>
       </w:r>
     </w:p>
-    <w:bookmarkEnd w:id="192"/>
-    <w:bookmarkStart w:id="193" w:name="anexo_gatillo"/>
+    <w:bookmarkEnd w:id="196"/>
+    <w:bookmarkStart w:id="197" w:name="anexo_gatillo"/>
     <w:p>
       <w:pPr>
         <w:pStyle w:val="Heading1"/>
@@ -39609,7 +41293,7 @@
       <w:pPr>
         <w:numPr>
           <w:ilvl w:val="0"/>
-          <w:numId w:val="1098"/>
+          <w:numId w:val="1127"/>
         </w:numPr>
       </w:pPr>
       <w:r>
@@ -40290,7 +41974,7 @@
       <w:pPr>
         <w:numPr>
           <w:ilvl w:val="0"/>
-          <w:numId w:val="1098"/>
+          <w:numId w:val="1127"/>
         </w:numPr>
       </w:pPr>
       <w:r>
@@ -40589,7 +42273,7 @@
       <w:pPr>
         <w:numPr>
           <w:ilvl w:val="0"/>
-          <w:numId w:val="1098"/>
+          <w:numId w:val="1127"/>
         </w:numPr>
       </w:pPr>
       <w:r>
@@ -40621,7 +42305,7 @@
       <w:pPr>
         <w:numPr>
           <w:ilvl w:val="0"/>
-          <w:numId w:val="1098"/>
+          <w:numId w:val="1127"/>
         </w:numPr>
       </w:pPr>
       <w:r>
@@ -40842,9 +42526,10 @@
     </w:p>
     <w:p>
       <w:pPr>
+        <w:keepNext/>
         <w:numPr>
           <w:ilvl w:val="0"/>
-          <w:numId w:val="1098"/>
+          <w:numId w:val="1127"/>
         </w:numPr>
       </w:pPr>
       <w:r>
@@ -40916,7 +42601,18 @@
         </m:r>
       </m:oMath>
       <w:r>
-        <w:t xml:space="preserve">): coludiendo, cada una produce</w:t>
+        <w:t xml:space="preserve">):</w:t>
+      </w:r>
+    </w:p>
+    <w:p>
+      <w:pPr>
+        <w:numPr>
+          <w:ilvl w:val="1"/>
+          <w:numId w:val="1128"/>
+        </w:numPr>
+      </w:pPr>
+      <w:r>
+        <w:t xml:space="preserve">coludiendo, cada una produce</w:t>
       </w:r>
       <w:r>
         <w:t xml:space="preserve"> </w:t>
@@ -41033,7 +42729,18 @@
         </m:r>
       </m:oMath>
       <w:r>
-        <w:t xml:space="preserve">; la mejor desviación es</w:t>
+        <w:t xml:space="preserve">;</w:t>
+      </w:r>
+    </w:p>
+    <w:p>
+      <w:pPr>
+        <w:numPr>
+          <w:ilvl w:val="1"/>
+          <w:numId w:val="1128"/>
+        </w:numPr>
+      </w:pPr>
+      <w:r>
+        <w:t xml:space="preserve">la mejor desviación es</w:t>
       </w:r>
       <w:r>
         <w:t xml:space="preserve"> </w:t>
@@ -41278,7 +42985,18 @@
         </m:r>
       </m:oMath>
       <w:r>
-        <w:t xml:space="preserve">; el castigo es</w:t>
+        <w:t xml:space="preserve">;</w:t>
+      </w:r>
+    </w:p>
+    <w:p>
+      <w:pPr>
+        <w:numPr>
+          <w:ilvl w:val="1"/>
+          <w:numId w:val="1128"/>
+        </w:numPr>
+      </w:pPr>
+      <w:r>
+        <w:t xml:space="preserve">el castigo es</w:t>
       </w:r>
       <w:r>
         <w:t xml:space="preserve"> </w:t>
@@ -41362,7 +43080,18 @@
         </m:r>
       </m:oMath>
       <w:r>
-        <w:t xml:space="preserve">. Entonces</w:t>
+        <w:t xml:space="preserve">.</w:t>
+      </w:r>
+    </w:p>
+    <w:p>
+      <w:pPr>
+        <w:numPr>
+          <w:ilvl w:val="0"/>
+          <w:numId w:val="1127"/>
+        </w:numPr>
+      </w:pPr>
+      <w:r>
+        <w:t xml:space="preserve">Entonces</w:t>
       </w:r>
     </w:p>
     <w:p>
@@ -41557,8 +43286,8 @@
         <w:t xml:space="preserve"> ∎</w:t>
       </w:r>
     </w:p>
-    <w:bookmarkEnd w:id="193"/>
-    <w:bookmarkStart w:id="195" w:name="anexo_test"/>
+    <w:bookmarkEnd w:id="197"/>
+    <w:bookmarkStart w:id="199" w:name="anexo_test"/>
     <w:p>
       <w:pPr>
         <w:pStyle w:val="Heading1"/>
@@ -41572,7 +43301,7 @@
         <w:keepNext/>
         <w:numPr>
           <w:ilvl w:val="0"/>
-          <w:numId w:val="1099"/>
+          <w:numId w:val="1129"/>
         </w:numPr>
       </w:pPr>
       <w:r>
@@ -41590,7 +43319,7 @@
       <w:pPr>
         <w:numPr>
           <w:ilvl w:val="1"/>
-          <w:numId w:val="1100"/>
+          <w:numId w:val="1130"/>
         </w:numPr>
       </w:pPr>
       <w:r>
@@ -42026,7 +43755,7 @@
       <w:pPr>
         <w:numPr>
           <w:ilvl w:val="1"/>
-          <w:numId w:val="1100"/>
+          <w:numId w:val="1130"/>
         </w:numPr>
       </w:pPr>
       <w:r>
@@ -42147,7 +43876,7 @@
       <w:pPr>
         <w:numPr>
           <w:ilvl w:val="1"/>
-          <w:numId w:val="1100"/>
+          <w:numId w:val="1130"/>
         </w:numPr>
       </w:pPr>
       <w:r>
@@ -42187,7 +43916,7 @@
       <w:pPr>
         <w:numPr>
           <w:ilvl w:val="1"/>
-          <w:numId w:val="1100"/>
+          <w:numId w:val="1130"/>
         </w:numPr>
       </w:pPr>
       <w:r>
@@ -42305,7 +44034,7 @@
       <w:pPr>
         <w:numPr>
           <w:ilvl w:val="1"/>
-          <w:numId w:val="1100"/>
+          <w:numId w:val="1130"/>
         </w:numPr>
       </w:pPr>
       <w:r>
@@ -42325,7 +44054,7 @@
       <w:pPr>
         <w:numPr>
           <w:ilvl w:val="1"/>
-          <w:numId w:val="1100"/>
+          <w:numId w:val="1130"/>
         </w:numPr>
       </w:pPr>
       <w:r>
@@ -42372,7 +44101,7 @@
       <w:pPr>
         <w:numPr>
           <w:ilvl w:val="1"/>
-          <w:numId w:val="1100"/>
+          <w:numId w:val="1130"/>
         </w:numPr>
       </w:pPr>
       <w:r>
@@ -42592,7 +44321,7 @@
       <w:pPr>
         <w:numPr>
           <w:ilvl w:val="1"/>
-          <w:numId w:val="1100"/>
+          <w:numId w:val="1130"/>
         </w:numPr>
       </w:pPr>
       <w:r>
@@ -42672,7 +44401,7 @@
       <w:pPr>
         <w:numPr>
           <w:ilvl w:val="1"/>
-          <w:numId w:val="1100"/>
+          <w:numId w:val="1130"/>
         </w:numPr>
       </w:pPr>
       <w:r>
@@ -42845,7 +44574,7 @@
       <w:pPr>
         <w:numPr>
           <w:ilvl w:val="1"/>
-          <w:numId w:val="1100"/>
+          <w:numId w:val="1130"/>
         </w:numPr>
       </w:pPr>
       <w:r>
@@ -42856,7 +44585,7 @@
       <w:pPr>
         <w:numPr>
           <w:ilvl w:val="1"/>
-          <w:numId w:val="1100"/>
+          <w:numId w:val="1130"/>
         </w:numPr>
       </w:pPr>
       <w:r>
@@ -42868,7 +44597,7 @@
         <w:keepNext/>
         <w:numPr>
           <w:ilvl w:val="0"/>
-          <w:numId w:val="1099"/>
+          <w:numId w:val="1129"/>
         </w:numPr>
       </w:pPr>
       <w:r>
@@ -42884,9 +44613,10 @@
     </w:p>
     <w:p>
       <w:pPr>
+        <w:keepNext/>
         <w:numPr>
           <w:ilvl w:val="1"/>
-          <w:numId w:val="1101"/>
+          <w:numId w:val="1131"/>
         </w:numPr>
       </w:pPr>
       <w:r>
@@ -42896,11 +44626,16 @@
         </w:rPr>
         <w:t xml:space="preserve">¿Qué sucede cuando compiten más de 2 empresas?</w:t>
       </w:r>
-      <w:r>
-        <w:t xml:space="preserve"> </w:t>
-      </w:r>
-      <w:r>
-        <w:t xml:space="preserve">En</w:t>
+    </w:p>
+    <w:p>
+      <w:pPr>
+        <w:numPr>
+          <w:ilvl w:val="2"/>
+          <w:numId w:val="1132"/>
+        </w:numPr>
+      </w:pPr>
+      <w:r>
+        <w:t xml:space="preserve">en</w:t>
       </w:r>
       <w:r>
         <w:t xml:space="preserve"> </w:t>
@@ -42984,7 +44719,18 @@
         </w:r>
       </w:hyperlink>
       <w:r>
-        <w:t xml:space="preserve">); en</w:t>
+        <w:t xml:space="preserve">);</w:t>
+      </w:r>
+    </w:p>
+    <w:p>
+      <w:pPr>
+        <w:numPr>
+          <w:ilvl w:val="2"/>
+          <w:numId w:val="1132"/>
+        </w:numPr>
+      </w:pPr>
+      <w:r>
+        <w:t xml:space="preserve">en</w:t>
       </w:r>
       <w:r>
         <w:t xml:space="preserve"> </w:t>
@@ -42999,7 +44745,18 @@
         <w:t xml:space="preserve"> </w:t>
       </w:r>
       <w:r>
-        <w:t xml:space="preserve">ya basta con 2; y la colusión es más difícil,</w:t>
+        <w:t xml:space="preserve">ya basta con 2;</w:t>
+      </w:r>
+    </w:p>
+    <w:p>
+      <w:pPr>
+        <w:numPr>
+          <w:ilvl w:val="2"/>
+          <w:numId w:val="1132"/>
+        </w:numPr>
+      </w:pPr>
+      <w:r>
+        <w:t xml:space="preserve">la colusión es más difícil,</w:t>
       </w:r>
       <w:r>
         <w:t xml:space="preserve"> </w:t>
@@ -43058,7 +44815,7 @@
       <w:pPr>
         <w:numPr>
           <w:ilvl w:val="1"/>
-          <w:numId w:val="1101"/>
+          <w:numId w:val="1131"/>
         </w:numPr>
       </w:pPr>
       <w:r>
@@ -43198,7 +44955,7 @@
       <w:pPr>
         <w:numPr>
           <w:ilvl w:val="1"/>
-          <w:numId w:val="1101"/>
+          <w:numId w:val="1131"/>
         </w:numPr>
       </w:pPr>
       <w:r>
@@ -43244,7 +45001,7 @@
       <w:pPr>
         <w:numPr>
           <w:ilvl w:val="1"/>
-          <w:numId w:val="1101"/>
+          <w:numId w:val="1131"/>
         </w:numPr>
       </w:pPr>
       <w:r>
@@ -43290,7 +45047,7 @@
       <w:pPr>
         <w:numPr>
           <w:ilvl w:val="1"/>
-          <w:numId w:val="1101"/>
+          <w:numId w:val="1131"/>
         </w:numPr>
       </w:pPr>
       <w:r>
@@ -43449,7 +45206,7 @@
       <w:pPr>
         <w:numPr>
           <w:ilvl w:val="1"/>
-          <w:numId w:val="1101"/>
+          <w:numId w:val="1131"/>
         </w:numPr>
       </w:pPr>
       <w:r>
@@ -43561,7 +45318,7 @@
       <w:pPr>
         <w:numPr>
           <w:ilvl w:val="1"/>
-          <w:numId w:val="1101"/>
+          <w:numId w:val="1131"/>
         </w:numPr>
       </w:pPr>
       <w:r>
@@ -43593,7 +45350,7 @@
       <w:pPr>
         <w:numPr>
           <w:ilvl w:val="0"/>
-          <w:numId w:val="1099"/>
+          <w:numId w:val="1129"/>
         </w:numPr>
       </w:pPr>
       <w:r>
@@ -43602,7 +45359,7 @@
       <w:r>
         <w:t xml:space="preserve"> </w:t>
       </w:r>
-      <w:hyperlink r:id="rId194">
+      <w:hyperlink r:id="rId198">
         <w:r>
           <w:rPr>
             <w:rStyle w:val="Hyperlink"/>
@@ -43629,8 +45386,8 @@
         </w:sectPr>
       </w:pPr>
     </w:p>
-    <w:bookmarkEnd w:id="195"/>
-    <w:bookmarkStart w:id="359" w:name="bibliografia"/>
+    <w:bookmarkEnd w:id="199"/>
+    <w:bookmarkStart w:id="363" w:name="bibliografia"/>
     <w:p>
       <w:pPr>
         <w:pStyle w:val="Heading1"/>
@@ -43639,8 +45396,8 @@
         <w:t xml:space="preserve">Bibliografía</w:t>
       </w:r>
     </w:p>
-    <w:bookmarkStart w:id="358" w:name="refs"/>
-    <w:bookmarkStart w:id="197" w:name="ref_Abreu1986Extremal"/>
+    <w:bookmarkStart w:id="362" w:name="refs"/>
+    <w:bookmarkStart w:id="201" w:name="ref_Abreu1986Extremal"/>
     <w:p>
       <w:pPr>
         <w:pStyle w:val="Bibliography"/>
@@ -43676,7 +45433,7 @@
       <w:r>
         <w:t xml:space="preserve"> </w:t>
       </w:r>
-      <w:hyperlink r:id="rId196">
+      <w:hyperlink r:id="rId200">
         <w:r>
           <w:rPr>
             <w:rStyle w:val="Hyperlink"/>
@@ -43688,8 +45445,8 @@
         <w:t xml:space="preserve">.</w:t>
       </w:r>
     </w:p>
-    <w:bookmarkEnd w:id="197"/>
-    <w:bookmarkStart w:id="199" w:name="ref_Abreu1988Theory"/>
+    <w:bookmarkEnd w:id="201"/>
+    <w:bookmarkStart w:id="203" w:name="ref_Abreu1988Theory"/>
     <w:p>
       <w:pPr>
         <w:pStyle w:val="Bibliography"/>
@@ -43725,7 +45482,7 @@
       <w:r>
         <w:t xml:space="preserve"> </w:t>
       </w:r>
-      <w:hyperlink r:id="rId198">
+      <w:hyperlink r:id="rId202">
         <w:r>
           <w:rPr>
             <w:rStyle w:val="Hyperlink"/>
@@ -43737,8 +45494,8 @@
         <w:t xml:space="preserve">.</w:t>
       </w:r>
     </w:p>
-    <w:bookmarkEnd w:id="199"/>
-    <w:bookmarkStart w:id="200" w:name="ref_Aumann1959Acceptable"/>
+    <w:bookmarkEnd w:id="203"/>
+    <w:bookmarkStart w:id="204" w:name="ref_Aumann1959Acceptable"/>
     <w:p>
       <w:pPr>
         <w:pStyle w:val="Bibliography"/>
@@ -43769,8 +45526,8 @@
         <w:t xml:space="preserve">, editado por Albert W. Tucker y R. Duncan Luce, 287-324. Annals of Mathematics Studies 40. Princeton: Princeton University Press.</w:t>
       </w:r>
     </w:p>
-    <w:bookmarkEnd w:id="200"/>
-    <w:bookmarkStart w:id="202" w:name="ref_Axelrod1980Effective"/>
+    <w:bookmarkEnd w:id="204"/>
+    <w:bookmarkStart w:id="206" w:name="ref_Axelrod1980Effective"/>
     <w:p>
       <w:pPr>
         <w:pStyle w:val="Bibliography"/>
@@ -43806,7 +45563,7 @@
       <w:r>
         <w:t xml:space="preserve"> </w:t>
       </w:r>
-      <w:hyperlink r:id="rId201">
+      <w:hyperlink r:id="rId205">
         <w:r>
           <w:rPr>
             <w:rStyle w:val="Hyperlink"/>
@@ -43818,8 +45575,8 @@
         <w:t xml:space="preserve">.</w:t>
       </w:r>
     </w:p>
-    <w:bookmarkEnd w:id="202"/>
-    <w:bookmarkStart w:id="204" w:name="ref_Axelrod1980More"/>
+    <w:bookmarkEnd w:id="206"/>
+    <w:bookmarkStart w:id="208" w:name="ref_Axelrod1980More"/>
     <w:p>
       <w:pPr>
         <w:pStyle w:val="Bibliography"/>
@@ -43855,7 +45612,7 @@
       <w:r>
         <w:t xml:space="preserve"> </w:t>
       </w:r>
-      <w:hyperlink r:id="rId203">
+      <w:hyperlink r:id="rId207">
         <w:r>
           <w:rPr>
             <w:rStyle w:val="Hyperlink"/>
@@ -43867,8 +45624,8 @@
         <w:t xml:space="preserve">.</w:t>
       </w:r>
     </w:p>
-    <w:bookmarkEnd w:id="204"/>
-    <w:bookmarkStart w:id="205" w:name="ref_Axelrod1984Evolution"/>
+    <w:bookmarkEnd w:id="208"/>
+    <w:bookmarkStart w:id="209" w:name="ref_Axelrod1984Evolution"/>
     <w:p>
       <w:pPr>
         <w:pStyle w:val="Bibliography"/>
@@ -43890,8 +45647,8 @@
         <w:t xml:space="preserve">. Nueva York: Basic Books.</w:t>
       </w:r>
     </w:p>
-    <w:bookmarkEnd w:id="205"/>
-    <w:bookmarkStart w:id="207" w:name="ref_BaileyBaumol1984Deregulation"/>
+    <w:bookmarkEnd w:id="209"/>
+    <w:bookmarkStart w:id="211" w:name="ref_BaileyBaumol1984Deregulation"/>
     <w:p>
       <w:pPr>
         <w:pStyle w:val="Bibliography"/>
@@ -43927,7 +45684,7 @@
       <w:r>
         <w:t xml:space="preserve"> </w:t>
       </w:r>
-      <w:hyperlink r:id="rId206">
+      <w:hyperlink r:id="rId210">
         <w:r>
           <w:rPr>
             <w:rStyle w:val="Hyperlink"/>
@@ -43939,8 +45696,8 @@
         <w:t xml:space="preserve">.</w:t>
       </w:r>
     </w:p>
-    <w:bookmarkEnd w:id="207"/>
-    <w:bookmarkStart w:id="209" w:name="ref_Bain1956Barriers"/>
+    <w:bookmarkEnd w:id="211"/>
+    <w:bookmarkStart w:id="213" w:name="ref_Bain1956Barriers"/>
     <w:p>
       <w:pPr>
         <w:pStyle w:val="Bibliography"/>
@@ -43964,7 +45721,7 @@
       <w:r>
         <w:t xml:space="preserve"> </w:t>
       </w:r>
-      <w:hyperlink r:id="rId208">
+      <w:hyperlink r:id="rId212">
         <w:r>
           <w:rPr>
             <w:rStyle w:val="Hyperlink"/>
@@ -43976,8 +45733,8 @@
         <w:t xml:space="preserve">.</w:t>
       </w:r>
     </w:p>
-    <w:bookmarkEnd w:id="209"/>
-    <w:bookmarkStart w:id="211" w:name="ref_Baumol1982Contestable"/>
+    <w:bookmarkEnd w:id="213"/>
+    <w:bookmarkStart w:id="215" w:name="ref_Baumol1982Contestable"/>
     <w:p>
       <w:pPr>
         <w:pStyle w:val="Bibliography"/>
@@ -44013,7 +45770,7 @@
       <w:r>
         <w:t xml:space="preserve"> </w:t>
       </w:r>
-      <w:hyperlink r:id="rId210">
+      <w:hyperlink r:id="rId214">
         <w:r>
           <w:rPr>
             <w:rStyle w:val="Hyperlink"/>
@@ -44025,8 +45782,8 @@
         <w:t xml:space="preserve">.</w:t>
       </w:r>
     </w:p>
-    <w:bookmarkEnd w:id="211"/>
-    <w:bookmarkStart w:id="212" w:name="ref_BaumolPanzarWillig1982Contestable"/>
+    <w:bookmarkEnd w:id="215"/>
+    <w:bookmarkStart w:id="216" w:name="ref_BaumolPanzarWillig1982Contestable"/>
     <w:p>
       <w:pPr>
         <w:pStyle w:val="Bibliography"/>
@@ -44048,8 +45805,8 @@
         <w:t xml:space="preserve">. Nueva York: Harcourt Brace Jovanovich.</w:t>
       </w:r>
     </w:p>
-    <w:bookmarkEnd w:id="212"/>
-    <w:bookmarkStart w:id="214" w:name="ref_BenoitKrishna1985Finitely"/>
+    <w:bookmarkEnd w:id="216"/>
+    <w:bookmarkStart w:id="218" w:name="ref_BenoitKrishna1985Finitely"/>
     <w:p>
       <w:pPr>
         <w:pStyle w:val="Bibliography"/>
@@ -44085,7 +45842,7 @@
       <w:r>
         <w:t xml:space="preserve"> </w:t>
       </w:r>
-      <w:hyperlink r:id="rId213">
+      <w:hyperlink r:id="rId217">
         <w:r>
           <w:rPr>
             <w:rStyle w:val="Hyperlink"/>
@@ -44097,8 +45854,8 @@
         <w:t xml:space="preserve">.</w:t>
       </w:r>
     </w:p>
-    <w:bookmarkEnd w:id="214"/>
-    <w:bookmarkStart w:id="216" w:name="ref_BernheimWhinston1990Multimarket"/>
+    <w:bookmarkEnd w:id="218"/>
+    <w:bookmarkStart w:id="220" w:name="ref_BernheimWhinston1990Multimarket"/>
     <w:p>
       <w:pPr>
         <w:pStyle w:val="Bibliography"/>
@@ -44134,7 +45891,7 @@
       <w:r>
         <w:t xml:space="preserve"> </w:t>
       </w:r>
-      <w:hyperlink r:id="rId215">
+      <w:hyperlink r:id="rId219">
         <w:r>
           <w:rPr>
             <w:rStyle w:val="Hyperlink"/>
@@ -44146,8 +45903,8 @@
         <w:t xml:space="preserve">.</w:t>
       </w:r>
     </w:p>
-    <w:bookmarkEnd w:id="216"/>
-    <w:bookmarkStart w:id="217" w:name="ref_Bertrand1883Theorie"/>
+    <w:bookmarkEnd w:id="220"/>
+    <w:bookmarkStart w:id="221" w:name="ref_Bertrand1883Theorie"/>
     <w:p>
       <w:pPr>
         <w:pStyle w:val="Bibliography"/>
@@ -44178,8 +45935,8 @@
         <w:t xml:space="preserve">, septiembre, 499-508.</w:t>
       </w:r>
     </w:p>
-    <w:bookmarkEnd w:id="217"/>
-    <w:bookmarkStart w:id="218" w:name="ref_Bowley1924Mathematical"/>
+    <w:bookmarkEnd w:id="221"/>
+    <w:bookmarkStart w:id="222" w:name="ref_Bowley1924Mathematical"/>
     <w:p>
       <w:pPr>
         <w:pStyle w:val="Bibliography"/>
@@ -44201,8 +45958,8 @@
         <w:t xml:space="preserve">. Oxford: Clarendon Press.</w:t>
       </w:r>
     </w:p>
-    <w:bookmarkEnd w:id="218"/>
-    <w:bookmarkStart w:id="220" w:name="ref_BranderZhang1990Market"/>
+    <w:bookmarkEnd w:id="222"/>
+    <w:bookmarkStart w:id="224" w:name="ref_BranderZhang1990Market"/>
     <w:p>
       <w:pPr>
         <w:pStyle w:val="Bibliography"/>
@@ -44238,7 +45995,7 @@
       <w:r>
         <w:t xml:space="preserve"> </w:t>
       </w:r>
-      <w:hyperlink r:id="rId219">
+      <w:hyperlink r:id="rId223">
         <w:r>
           <w:rPr>
             <w:rStyle w:val="Hyperlink"/>
@@ -44250,8 +46007,8 @@
         <w:t xml:space="preserve">.</w:t>
       </w:r>
     </w:p>
-    <w:bookmarkEnd w:id="220"/>
-    <w:bookmarkStart w:id="221" w:name="ref_Bresnahan1981Duopoly"/>
+    <w:bookmarkEnd w:id="224"/>
+    <w:bookmarkStart w:id="225" w:name="ref_Bresnahan1981Duopoly"/>
     <w:p>
       <w:pPr>
         <w:pStyle w:val="Bibliography"/>
@@ -44285,8 +46042,8 @@
         <w:t xml:space="preserve">71 (5): 934-45.</w:t>
       </w:r>
     </w:p>
-    <w:bookmarkEnd w:id="221"/>
-    <w:bookmarkStart w:id="223" w:name="ref_BrockScheinkman1985Price"/>
+    <w:bookmarkEnd w:id="225"/>
+    <w:bookmarkStart w:id="227" w:name="ref_BrockScheinkman1985Price"/>
     <w:p>
       <w:pPr>
         <w:pStyle w:val="Bibliography"/>
@@ -44322,7 +46079,7 @@
       <w:r>
         <w:t xml:space="preserve"> </w:t>
       </w:r>
-      <w:hyperlink r:id="rId222">
+      <w:hyperlink r:id="rId226">
         <w:r>
           <w:rPr>
             <w:rStyle w:val="Hyperlink"/>
@@ -44334,8 +46091,8 @@
         <w:t xml:space="preserve">.</w:t>
       </w:r>
     </w:p>
-    <w:bookmarkEnd w:id="223"/>
-    <w:bookmarkStart w:id="225" w:name="ref_BulowGeanakoplosKlemperer1985M_30256"/>
+    <w:bookmarkEnd w:id="227"/>
+    <w:bookmarkStart w:id="229" w:name="ref_BulowGeanakoplosKlemperer1985M_30256"/>
     <w:p>
       <w:pPr>
         <w:pStyle w:val="Bibliography"/>
@@ -44371,7 +46128,7 @@
       <w:r>
         <w:t xml:space="preserve"> </w:t>
       </w:r>
-      <w:hyperlink r:id="rId224">
+      <w:hyperlink r:id="rId228">
         <w:r>
           <w:rPr>
             <w:rStyle w:val="Hyperlink"/>
@@ -44383,8 +46140,8 @@
         <w:t xml:space="preserve">.</w:t>
       </w:r>
     </w:p>
-    <w:bookmarkEnd w:id="225"/>
-    <w:bookmarkStart w:id="227" w:name="ref_ByrneDeRoos2019Learning"/>
+    <w:bookmarkEnd w:id="229"/>
+    <w:bookmarkStart w:id="231" w:name="ref_ByrneDeRoos2019Learning"/>
     <w:p>
       <w:pPr>
         <w:pStyle w:val="Bibliography"/>
@@ -44420,7 +46177,7 @@
       <w:r>
         <w:t xml:space="preserve"> </w:t>
       </w:r>
-      <w:hyperlink r:id="rId226">
+      <w:hyperlink r:id="rId230">
         <w:r>
           <w:rPr>
             <w:rStyle w:val="Hyperlink"/>
@@ -44432,8 +46189,8 @@
         <w:t xml:space="preserve">.</w:t>
       </w:r>
     </w:p>
-    <w:bookmarkEnd w:id="227"/>
-    <w:bookmarkStart w:id="229" w:name="ref_CalvanoEtAl2020Artificial"/>
+    <w:bookmarkEnd w:id="231"/>
+    <w:bookmarkStart w:id="233" w:name="ref_CalvanoEtAl2020Artificial"/>
     <w:p>
       <w:pPr>
         <w:pStyle w:val="Bibliography"/>
@@ -44469,7 +46226,7 @@
       <w:r>
         <w:t xml:space="preserve"> </w:t>
       </w:r>
-      <w:hyperlink r:id="rId228">
+      <w:hyperlink r:id="rId232">
         <w:r>
           <w:rPr>
             <w:rStyle w:val="Hyperlink"/>
@@ -44481,8 +46238,8 @@
         <w:t xml:space="preserve">.</w:t>
       </w:r>
     </w:p>
-    <w:bookmarkEnd w:id="229"/>
-    <w:bookmarkStart w:id="230" w:name="ref_CerdaPerezJimeno2004Teoria"/>
+    <w:bookmarkEnd w:id="233"/>
+    <w:bookmarkStart w:id="234" w:name="ref_CerdaPerezJimeno2004Teoria"/>
     <w:p>
       <w:pPr>
         <w:pStyle w:val="Bibliography"/>
@@ -44504,8 +46261,8 @@
         <w:t xml:space="preserve">. Madrid: Pearson Educación.</w:t>
       </w:r>
     </w:p>
-    <w:bookmarkEnd w:id="230"/>
-    <w:bookmarkStart w:id="231" w:name="ref_ChevalierRoignantTrigeorgis201_33809"/>
+    <w:bookmarkEnd w:id="234"/>
+    <w:bookmarkStart w:id="235" w:name="ref_ChevalierRoignantTrigeorgis201_33809"/>
     <w:p>
       <w:pPr>
         <w:pStyle w:val="Bibliography"/>
@@ -44527,8 +46284,8 @@
         <w:t xml:space="preserve">. Cambridge (Massachusetts): MIT Press.</w:t>
       </w:r>
     </w:p>
-    <w:bookmarkEnd w:id="231"/>
-    <w:bookmarkStart w:id="233" w:name="ref_UE2006Clemencia"/>
+    <w:bookmarkEnd w:id="235"/>
+    <w:bookmarkStart w:id="237" w:name="ref_UE2006Clemencia"/>
     <w:p>
       <w:pPr>
         <w:pStyle w:val="Bibliography"/>
@@ -44548,7 +46305,7 @@
       <w:r>
         <w:t xml:space="preserve"> </w:t>
       </w:r>
-      <w:hyperlink r:id="rId232">
+      <w:hyperlink r:id="rId236">
         <w:r>
           <w:rPr>
             <w:rStyle w:val="Hyperlink"/>
@@ -44560,8 +46317,8 @@
         <w:t xml:space="preserve">.</w:t>
       </w:r>
     </w:p>
-    <w:bookmarkEnd w:id="233"/>
-    <w:bookmarkStart w:id="235" w:name="ref_CE2016Camiones"/>
+    <w:bookmarkEnd w:id="237"/>
+    <w:bookmarkStart w:id="239" w:name="ref_CE2016Camiones"/>
     <w:p>
       <w:pPr>
         <w:pStyle w:val="Bibliography"/>
@@ -44581,7 +46338,7 @@
       <w:r>
         <w:t xml:space="preserve"> </w:t>
       </w:r>
-      <w:hyperlink r:id="rId234">
+      <w:hyperlink r:id="rId238">
         <w:r>
           <w:rPr>
             <w:rStyle w:val="Hyperlink"/>
@@ -44593,8 +46350,8 @@
         <w:t xml:space="preserve">.</w:t>
       </w:r>
     </w:p>
-    <w:bookmarkEnd w:id="235"/>
-    <w:bookmarkStart w:id="237" w:name="ref_CE2025VehiculosFuera"/>
+    <w:bookmarkEnd w:id="239"/>
+    <w:bookmarkStart w:id="241" w:name="ref_CE2025VehiculosFuera"/>
     <w:p>
       <w:pPr>
         <w:pStyle w:val="Bibliography"/>
@@ -44614,7 +46371,7 @@
       <w:r>
         <w:t xml:space="preserve"> </w:t>
       </w:r>
-      <w:hyperlink r:id="rId236">
+      <w:hyperlink r:id="rId240">
         <w:r>
           <w:rPr>
             <w:rStyle w:val="Hyperlink"/>
@@ -44626,8 +46383,8 @@
         <w:t xml:space="preserve">.</w:t>
       </w:r>
     </w:p>
-    <w:bookmarkEnd w:id="237"/>
-    <w:bookmarkStart w:id="239" w:name="ref_CE2025Glovo"/>
+    <w:bookmarkEnd w:id="241"/>
+    <w:bookmarkStart w:id="243" w:name="ref_CE2025Glovo"/>
     <w:p>
       <w:pPr>
         <w:pStyle w:val="Bibliography"/>
@@ -44647,7 +46404,7 @@
       <w:r>
         <w:t xml:space="preserve"> </w:t>
       </w:r>
-      <w:hyperlink r:id="rId238">
+      <w:hyperlink r:id="rId242">
         <w:r>
           <w:rPr>
             <w:rStyle w:val="Hyperlink"/>
@@ -44659,8 +46416,8 @@
         <w:t xml:space="preserve">.</w:t>
       </w:r>
     </w:p>
-    <w:bookmarkEnd w:id="239"/>
-    <w:bookmarkStart w:id="241" w:name="ref_CE2026CartelStatistics"/>
+    <w:bookmarkEnd w:id="243"/>
+    <w:bookmarkStart w:id="245" w:name="ref_CE2026CartelStatistics"/>
     <w:p>
       <w:pPr>
         <w:pStyle w:val="Bibliography"/>
@@ -44680,7 +46437,7 @@
       <w:r>
         <w:t xml:space="preserve"> </w:t>
       </w:r>
-      <w:hyperlink r:id="rId240">
+      <w:hyperlink r:id="rId244">
         <w:r>
           <w:rPr>
             <w:rStyle w:val="Hyperlink"/>
@@ -44692,8 +46449,8 @@
         <w:t xml:space="preserve">.</w:t>
       </w:r>
     </w:p>
-    <w:bookmarkEnd w:id="241"/>
-    <w:bookmarkStart w:id="243" w:name="ref_CNMC2022Constructoras"/>
+    <w:bookmarkEnd w:id="245"/>
+    <w:bookmarkStart w:id="247" w:name="ref_CNMC2022Constructoras"/>
     <w:p>
       <w:pPr>
         <w:pStyle w:val="Bibliography"/>
@@ -44713,7 +46470,7 @@
       <w:r>
         <w:t xml:space="preserve"> </w:t>
       </w:r>
-      <w:hyperlink r:id="rId242">
+      <w:hyperlink r:id="rId246">
         <w:r>
           <w:rPr>
             <w:rStyle w:val="Hyperlink"/>
@@ -44725,8 +46482,8 @@
         <w:t xml:space="preserve">.</w:t>
       </w:r>
     </w:p>
-    <w:bookmarkEnd w:id="243"/>
-    <w:bookmarkStart w:id="245" w:name="ref_CNMC2023Clemencia"/>
+    <w:bookmarkEnd w:id="247"/>
+    <w:bookmarkStart w:id="249" w:name="ref_CNMC2023Clemencia"/>
     <w:p>
       <w:pPr>
         <w:pStyle w:val="Bibliography"/>
@@ -44746,7 +46503,7 @@
       <w:r>
         <w:t xml:space="preserve"> </w:t>
       </w:r>
-      <w:hyperlink r:id="rId244">
+      <w:hyperlink r:id="rId248">
         <w:r>
           <w:rPr>
             <w:rStyle w:val="Hyperlink"/>
@@ -44758,8 +46515,8 @@
         <w:t xml:space="preserve">.</w:t>
       </w:r>
     </w:p>
-    <w:bookmarkEnd w:id="245"/>
-    <w:bookmarkStart w:id="247" w:name="ref_CNMC2025AgenciasViajes"/>
+    <w:bookmarkEnd w:id="249"/>
+    <w:bookmarkStart w:id="251" w:name="ref_CNMC2025AgenciasViajes"/>
     <w:p>
       <w:pPr>
         <w:pStyle w:val="Bibliography"/>
@@ -44779,7 +46536,7 @@
       <w:r>
         <w:t xml:space="preserve"> </w:t>
       </w:r>
-      <w:hyperlink r:id="rId246">
+      <w:hyperlink r:id="rId250">
         <w:r>
           <w:rPr>
             <w:rStyle w:val="Hyperlink"/>
@@ -44791,8 +46548,8 @@
         <w:t xml:space="preserve">.</w:t>
       </w:r>
     </w:p>
-    <w:bookmarkEnd w:id="247"/>
-    <w:bookmarkStart w:id="249" w:name="ref_CNMC2026Memoria2025"/>
+    <w:bookmarkEnd w:id="251"/>
+    <w:bookmarkStart w:id="253" w:name="ref_CNMC2026Memoria2025"/>
     <w:p>
       <w:pPr>
         <w:pStyle w:val="Bibliography"/>
@@ -44812,7 +46569,7 @@
       <w:r>
         <w:t xml:space="preserve"> </w:t>
       </w:r>
-      <w:hyperlink r:id="rId248">
+      <w:hyperlink r:id="rId252">
         <w:r>
           <w:rPr>
             <w:rStyle w:val="Hyperlink"/>
@@ -44824,8 +46581,8 @@
         <w:t xml:space="preserve">.</w:t>
       </w:r>
     </w:p>
-    <w:bookmarkEnd w:id="249"/>
-    <w:bookmarkStart w:id="251" w:name="ref_CNMC2026Telecos2T"/>
+    <w:bookmarkEnd w:id="253"/>
+    <w:bookmarkStart w:id="255" w:name="ref_CNMC2026Telecos2T"/>
     <w:p>
       <w:pPr>
         <w:pStyle w:val="Bibliography"/>
@@ -44845,7 +46602,7 @@
       <w:r>
         <w:t xml:space="preserve"> </w:t>
       </w:r>
-      <w:hyperlink r:id="rId250">
+      <w:hyperlink r:id="rId254">
         <w:r>
           <w:rPr>
             <w:rStyle w:val="Hyperlink"/>
@@ -44857,8 +46614,8 @@
         <w:t xml:space="preserve">.</w:t>
       </w:r>
     </w:p>
-    <w:bookmarkEnd w:id="251"/>
-    <w:bookmarkStart w:id="253" w:name="ref_EEUU1978AirlineDeregulation"/>
+    <w:bookmarkEnd w:id="255"/>
+    <w:bookmarkStart w:id="257" w:name="ref_EEUU1978AirlineDeregulation"/>
     <w:p>
       <w:pPr>
         <w:pStyle w:val="Bibliography"/>
@@ -44878,7 +46635,7 @@
       <w:r>
         <w:t xml:space="preserve"> </w:t>
       </w:r>
-      <w:hyperlink r:id="rId252">
+      <w:hyperlink r:id="rId256">
         <w:r>
           <w:rPr>
             <w:rStyle w:val="Hyperlink"/>
@@ -44890,8 +46647,8 @@
         <w:t xml:space="preserve">.</w:t>
       </w:r>
     </w:p>
-    <w:bookmarkEnd w:id="253"/>
-    <w:bookmarkStart w:id="255" w:name="ref_UE2004Reglamento139"/>
+    <w:bookmarkEnd w:id="257"/>
+    <w:bookmarkStart w:id="259" w:name="ref_UE2004Reglamento139"/>
     <w:p>
       <w:pPr>
         <w:pStyle w:val="Bibliography"/>
@@ -44911,7 +46668,7 @@
       <w:r>
         <w:t xml:space="preserve"> </w:t>
       </w:r>
-      <w:hyperlink r:id="rId254">
+      <w:hyperlink r:id="rId258">
         <w:r>
           <w:rPr>
             <w:rStyle w:val="Hyperlink"/>
@@ -44923,8 +46680,8 @@
         <w:t xml:space="preserve">.</w:t>
       </w:r>
     </w:p>
-    <w:bookmarkEnd w:id="255"/>
-    <w:bookmarkStart w:id="257" w:name="ref_Cooper1986Most"/>
+    <w:bookmarkEnd w:id="259"/>
+    <w:bookmarkStart w:id="261" w:name="ref_Cooper1986Most"/>
     <w:p>
       <w:pPr>
         <w:pStyle w:val="Bibliography"/>
@@ -44960,7 +46717,7 @@
       <w:r>
         <w:t xml:space="preserve"> </w:t>
       </w:r>
-      <w:hyperlink r:id="rId256">
+      <w:hyperlink r:id="rId260">
         <w:r>
           <w:rPr>
             <w:rStyle w:val="Hyperlink"/>
@@ -44972,8 +46729,8 @@
         <w:t xml:space="preserve">.</w:t>
       </w:r>
     </w:p>
-    <w:bookmarkEnd w:id="257"/>
-    <w:bookmarkStart w:id="258" w:name="ref_Cournot1838Recherches"/>
+    <w:bookmarkEnd w:id="261"/>
+    <w:bookmarkStart w:id="262" w:name="ref_Cournot1838Recherches"/>
     <w:p>
       <w:pPr>
         <w:pStyle w:val="Bibliography"/>
@@ -44995,8 +46752,8 @@
         <w:t xml:space="preserve">. París: Hachette.</w:t>
       </w:r>
     </w:p>
-    <w:bookmarkEnd w:id="258"/>
-    <w:bookmarkStart w:id="260" w:name="ref_CowlingWaterson1976Price"/>
+    <w:bookmarkEnd w:id="262"/>
+    <w:bookmarkStart w:id="264" w:name="ref_CowlingWaterson1976Price"/>
     <w:p>
       <w:pPr>
         <w:pStyle w:val="Bibliography"/>
@@ -45032,7 +46789,7 @@
       <w:r>
         <w:t xml:space="preserve"> </w:t>
       </w:r>
-      <w:hyperlink r:id="rId259">
+      <w:hyperlink r:id="rId263">
         <w:r>
           <w:rPr>
             <w:rStyle w:val="Hyperlink"/>
@@ -45044,8 +46801,8 @@
         <w:t xml:space="preserve">.</w:t>
       </w:r>
     </w:p>
-    <w:bookmarkEnd w:id="260"/>
-    <w:bookmarkStart w:id="262" w:name="ref_dAspremontEtAl1983Stability"/>
+    <w:bookmarkEnd w:id="264"/>
+    <w:bookmarkStart w:id="266" w:name="ref_dAspremontEtAl1983Stability"/>
     <w:p>
       <w:pPr>
         <w:pStyle w:val="Bibliography"/>
@@ -45081,7 +46838,7 @@
       <w:r>
         <w:t xml:space="preserve"> </w:t>
       </w:r>
-      <w:hyperlink r:id="rId261">
+      <w:hyperlink r:id="rId265">
         <w:r>
           <w:rPr>
             <w:rStyle w:val="Hyperlink"/>
@@ -45093,8 +46850,8 @@
         <w:t xml:space="preserve">.</w:t>
       </w:r>
     </w:p>
-    <w:bookmarkEnd w:id="262"/>
-    <w:bookmarkStart w:id="264" w:name="ref_Dastidar1995Existence"/>
+    <w:bookmarkEnd w:id="266"/>
+    <w:bookmarkStart w:id="268" w:name="ref_Dastidar1995Existence"/>
     <w:p>
       <w:pPr>
         <w:pStyle w:val="Bibliography"/>
@@ -45130,7 +46887,7 @@
       <w:r>
         <w:t xml:space="preserve"> </w:t>
       </w:r>
-      <w:hyperlink r:id="rId263">
+      <w:hyperlink r:id="rId267">
         <w:r>
           <w:rPr>
             <w:rStyle w:val="Hyperlink"/>
@@ -45142,8 +46899,8 @@
         <w:t xml:space="preserve">.</w:t>
       </w:r>
     </w:p>
-    <w:bookmarkEnd w:id="264"/>
-    <w:bookmarkStart w:id="266" w:name="ref_DavidsonDeneckere1986Long"/>
+    <w:bookmarkEnd w:id="268"/>
+    <w:bookmarkStart w:id="270" w:name="ref_DavidsonDeneckere1986Long"/>
     <w:p>
       <w:pPr>
         <w:pStyle w:val="Bibliography"/>
@@ -45179,7 +46936,7 @@
       <w:r>
         <w:t xml:space="preserve"> </w:t>
       </w:r>
-      <w:hyperlink r:id="rId265">
+      <w:hyperlink r:id="rId269">
         <w:r>
           <w:rPr>
             <w:rStyle w:val="Hyperlink"/>
@@ -45191,8 +46948,8 @@
         <w:t xml:space="preserve">.</w:t>
       </w:r>
     </w:p>
-    <w:bookmarkEnd w:id="266"/>
-    <w:bookmarkStart w:id="268" w:name="ref_DeLoeckerEeckhoutUnger2020Rise"/>
+    <w:bookmarkEnd w:id="270"/>
+    <w:bookmarkStart w:id="272" w:name="ref_DeLoeckerEeckhoutUnger2020Rise"/>
     <w:p>
       <w:pPr>
         <w:pStyle w:val="Bibliography"/>
@@ -45228,7 +46985,7 @@
       <w:r>
         <w:t xml:space="preserve"> </w:t>
       </w:r>
-      <w:hyperlink r:id="rId267">
+      <w:hyperlink r:id="rId271">
         <w:r>
           <w:rPr>
             <w:rStyle w:val="Hyperlink"/>
@@ -45240,8 +46997,8 @@
         <w:t xml:space="preserve">.</w:t>
       </w:r>
     </w:p>
-    <w:bookmarkEnd w:id="268"/>
-    <w:bookmarkStart w:id="270" w:name="ref_Dixit1980Role"/>
+    <w:bookmarkEnd w:id="272"/>
+    <w:bookmarkStart w:id="274" w:name="ref_Dixit1980Role"/>
     <w:p>
       <w:pPr>
         <w:pStyle w:val="Bibliography"/>
@@ -45277,7 +47034,7 @@
       <w:r>
         <w:t xml:space="preserve"> </w:t>
       </w:r>
-      <w:hyperlink r:id="rId269">
+      <w:hyperlink r:id="rId273">
         <w:r>
           <w:rPr>
             <w:rStyle w:val="Hyperlink"/>
@@ -45289,8 +47046,8 @@
         <w:t xml:space="preserve">.</w:t>
       </w:r>
     </w:p>
-    <w:bookmarkEnd w:id="270"/>
-    <w:bookmarkStart w:id="271" w:name="ref_Edgeworth1897Teoria"/>
+    <w:bookmarkEnd w:id="274"/>
+    <w:bookmarkStart w:id="275" w:name="ref_Edgeworth1897Teoria"/>
     <w:p>
       <w:pPr>
         <w:pStyle w:val="Bibliography"/>
@@ -45321,8 +47078,8 @@
         <w:t xml:space="preserve">, 2.ª época, 15: 13-31, 307-20, 405-14.</w:t>
       </w:r>
     </w:p>
-    <w:bookmarkEnd w:id="271"/>
-    <w:bookmarkStart w:id="273" w:name="ref_FarrellMaskin1989Renegotiation"/>
+    <w:bookmarkEnd w:id="275"/>
+    <w:bookmarkStart w:id="277" w:name="ref_FarrellMaskin1989Renegotiation"/>
     <w:p>
       <w:pPr>
         <w:pStyle w:val="Bibliography"/>
@@ -45358,7 +47115,7 @@
       <w:r>
         <w:t xml:space="preserve"> </w:t>
       </w:r>
-      <w:hyperlink r:id="rId272">
+      <w:hyperlink r:id="rId276">
         <w:r>
           <w:rPr>
             <w:rStyle w:val="Hyperlink"/>
@@ -45370,8 +47127,8 @@
         <w:t xml:space="preserve">.</w:t>
       </w:r>
     </w:p>
-    <w:bookmarkEnd w:id="273"/>
-    <w:bookmarkStart w:id="274" w:name="ref_Forchheimer1908Theoretisches"/>
+    <w:bookmarkEnd w:id="277"/>
+    <w:bookmarkStart w:id="278" w:name="ref_Forchheimer1908Theoretisches"/>
     <w:p>
       <w:pPr>
         <w:pStyle w:val="Bibliography"/>
@@ -45402,8 +47159,8 @@
         <w:t xml:space="preserve">.</w:t>
       </w:r>
     </w:p>
-    <w:bookmarkEnd w:id="274"/>
-    <w:bookmarkStart w:id="276" w:name="ref_Friedman1971Supergames"/>
+    <w:bookmarkEnd w:id="278"/>
+    <w:bookmarkStart w:id="280" w:name="ref_Friedman1971Supergames"/>
     <w:p>
       <w:pPr>
         <w:pStyle w:val="Bibliography"/>
@@ -45439,7 +47196,7 @@
       <w:r>
         <w:t xml:space="preserve"> </w:t>
       </w:r>
-      <w:hyperlink r:id="rId275">
+      <w:hyperlink r:id="rId279">
         <w:r>
           <w:rPr>
             <w:rStyle w:val="Hyperlink"/>
@@ -45451,8 +47208,8 @@
         <w:t xml:space="preserve">.</w:t>
       </w:r>
     </w:p>
-    <w:bookmarkEnd w:id="276"/>
-    <w:bookmarkStart w:id="278" w:name="ref_GalOr1985First"/>
+    <w:bookmarkEnd w:id="280"/>
+    <w:bookmarkStart w:id="282" w:name="ref_GalOr1985First"/>
     <w:p>
       <w:pPr>
         <w:pStyle w:val="Bibliography"/>
@@ -45488,7 +47245,7 @@
       <w:r>
         <w:t xml:space="preserve"> </w:t>
       </w:r>
-      <w:hyperlink r:id="rId277">
+      <w:hyperlink r:id="rId281">
         <w:r>
           <w:rPr>
             <w:rStyle w:val="Hyperlink"/>
@@ -45500,8 +47257,8 @@
         <w:t xml:space="preserve">.</w:t>
       </w:r>
     </w:p>
-    <w:bookmarkEnd w:id="278"/>
-    <w:bookmarkStart w:id="280" w:name="ref_Gibbons1992Game"/>
+    <w:bookmarkEnd w:id="282"/>
+    <w:bookmarkStart w:id="284" w:name="ref_Gibbons1992Game"/>
     <w:p>
       <w:pPr>
         <w:pStyle w:val="Bibliography"/>
@@ -45525,7 +47282,7 @@
       <w:r>
         <w:t xml:space="preserve"> </w:t>
       </w:r>
-      <w:hyperlink r:id="rId279">
+      <w:hyperlink r:id="rId283">
         <w:r>
           <w:rPr>
             <w:rStyle w:val="Hyperlink"/>
@@ -45537,8 +47294,8 @@
         <w:t xml:space="preserve">.</w:t>
       </w:r>
     </w:p>
-    <w:bookmarkEnd w:id="280"/>
-    <w:bookmarkStart w:id="281" w:name="ref_Gillies1959Solutions"/>
+    <w:bookmarkEnd w:id="284"/>
+    <w:bookmarkStart w:id="285" w:name="ref_Gillies1959Solutions"/>
     <w:p>
       <w:pPr>
         <w:pStyle w:val="Bibliography"/>
@@ -45569,8 +47326,8 @@
         <w:t xml:space="preserve">, editado por Albert W. Tucker y R. Duncan Luce, 47-85. Annals of Mathematics Studies 40. Princeton: Princeton University Press.</w:t>
       </w:r>
     </w:p>
-    <w:bookmarkEnd w:id="281"/>
-    <w:bookmarkStart w:id="283" w:name="ref_GreenPorter1984Noncooperative"/>
+    <w:bookmarkEnd w:id="285"/>
+    <w:bookmarkStart w:id="287" w:name="ref_GreenPorter1984Noncooperative"/>
     <w:p>
       <w:pPr>
         <w:pStyle w:val="Bibliography"/>
@@ -45606,7 +47363,7 @@
       <w:r>
         <w:t xml:space="preserve"> </w:t>
       </w:r>
-      <w:hyperlink r:id="rId282">
+      <w:hyperlink r:id="rId286">
         <w:r>
           <w:rPr>
             <w:rStyle w:val="Hyperlink"/>
@@ -45618,8 +47375,8 @@
         <w:t xml:space="preserve">.</w:t>
       </w:r>
     </w:p>
-    <w:bookmarkEnd w:id="283"/>
-    <w:bookmarkStart w:id="285" w:name="ref_Hahn1962Stability"/>
+    <w:bookmarkEnd w:id="287"/>
+    <w:bookmarkStart w:id="289" w:name="ref_Hahn1962Stability"/>
     <w:p>
       <w:pPr>
         <w:pStyle w:val="Bibliography"/>
@@ -45655,7 +47412,7 @@
       <w:r>
         <w:t xml:space="preserve"> </w:t>
       </w:r>
-      <w:hyperlink r:id="rId284">
+      <w:hyperlink r:id="rId288">
         <w:r>
           <w:rPr>
             <w:rStyle w:val="Hyperlink"/>
@@ -45667,8 +47424,8 @@
         <w:t xml:space="preserve">.</w:t>
       </w:r>
     </w:p>
-    <w:bookmarkEnd w:id="285"/>
-    <w:bookmarkStart w:id="287" w:name="ref_HaltiwangerHarrington1991Impact"/>
+    <w:bookmarkEnd w:id="289"/>
+    <w:bookmarkStart w:id="291" w:name="ref_HaltiwangerHarrington1991Impact"/>
     <w:p>
       <w:pPr>
         <w:pStyle w:val="Bibliography"/>
@@ -45704,7 +47461,7 @@
       <w:r>
         <w:t xml:space="preserve"> </w:t>
       </w:r>
-      <w:hyperlink r:id="rId286">
+      <w:hyperlink r:id="rId290">
         <w:r>
           <w:rPr>
             <w:rStyle w:val="Hyperlink"/>
@@ -45716,8 +47473,8 @@
         <w:t xml:space="preserve">.</w:t>
       </w:r>
     </w:p>
-    <w:bookmarkEnd w:id="287"/>
-    <w:bookmarkStart w:id="288" w:name="ref_Harsanyi1967Games"/>
+    <w:bookmarkEnd w:id="291"/>
+    <w:bookmarkStart w:id="292" w:name="ref_Harsanyi1967Games"/>
     <w:p>
       <w:pPr>
         <w:pStyle w:val="Bibliography"/>
@@ -45763,8 +47520,8 @@
         <w:t xml:space="preserve">14 (3, 5 y 7): 159-82, 320-34, 486-502.</w:t>
       </w:r>
     </w:p>
-    <w:bookmarkEnd w:id="288"/>
-    <w:bookmarkStart w:id="290" w:name="ref_IvaldiEtAl2003Tacit"/>
+    <w:bookmarkEnd w:id="292"/>
+    <w:bookmarkStart w:id="294" w:name="ref_IvaldiEtAl2003Tacit"/>
     <w:p>
       <w:pPr>
         <w:pStyle w:val="Bibliography"/>
@@ -45784,7 +47541,7 @@
       <w:r>
         <w:t xml:space="preserve"> </w:t>
       </w:r>
-      <w:hyperlink r:id="rId289">
+      <w:hyperlink r:id="rId293">
         <w:r>
           <w:rPr>
             <w:rStyle w:val="Hyperlink"/>
@@ -45796,8 +47553,8 @@
         <w:t xml:space="preserve">.</w:t>
       </w:r>
     </w:p>
-    <w:bookmarkEnd w:id="290"/>
-    <w:bookmarkStart w:id="292" w:name="ref_BOE2007LDC"/>
+    <w:bookmarkEnd w:id="294"/>
+    <w:bookmarkStart w:id="296" w:name="ref_BOE2007LDC"/>
     <w:p>
       <w:pPr>
         <w:pStyle w:val="Bibliography"/>
@@ -45817,7 +47574,7 @@
       <w:r>
         <w:t xml:space="preserve"> </w:t>
       </w:r>
-      <w:hyperlink r:id="rId291">
+      <w:hyperlink r:id="rId295">
         <w:r>
           <w:rPr>
             <w:rStyle w:val="Hyperlink"/>
@@ -45829,8 +47586,8 @@
         <w:t xml:space="preserve">.</w:t>
       </w:r>
     </w:p>
-    <w:bookmarkEnd w:id="292"/>
-    <w:bookmarkStart w:id="294" w:name="ref_KalaiSametStanford1988Note"/>
+    <w:bookmarkEnd w:id="296"/>
+    <w:bookmarkStart w:id="298" w:name="ref_KalaiSametStanford1988Note"/>
     <w:p>
       <w:pPr>
         <w:pStyle w:val="Bibliography"/>
@@ -45866,7 +47623,7 @@
       <w:r>
         <w:t xml:space="preserve"> </w:t>
       </w:r>
-      <w:hyperlink r:id="rId293">
+      <w:hyperlink r:id="rId297">
         <w:r>
           <w:rPr>
             <w:rStyle w:val="Hyperlink"/>
@@ -45878,8 +47635,8 @@
         <w:t xml:space="preserve">.</w:t>
       </w:r>
     </w:p>
-    <w:bookmarkEnd w:id="294"/>
-    <w:bookmarkStart w:id="296" w:name="ref_KrepsScheinkman1983Quantity"/>
+    <w:bookmarkEnd w:id="298"/>
+    <w:bookmarkStart w:id="300" w:name="ref_KrepsScheinkman1983Quantity"/>
     <w:p>
       <w:pPr>
         <w:pStyle w:val="Bibliography"/>
@@ -45915,7 +47672,7 @@
       <w:r>
         <w:t xml:space="preserve"> </w:t>
       </w:r>
-      <w:hyperlink r:id="rId295">
+      <w:hyperlink r:id="rId299">
         <w:r>
           <w:rPr>
             <w:rStyle w:val="Hyperlink"/>
@@ -45927,8 +47684,8 @@
         <w:t xml:space="preserve">.</w:t>
       </w:r>
     </w:p>
-    <w:bookmarkEnd w:id="296"/>
-    <w:bookmarkStart w:id="297" w:name="ref_Kuhn1953Extensive"/>
+    <w:bookmarkEnd w:id="300"/>
+    <w:bookmarkStart w:id="301" w:name="ref_Kuhn1953Extensive"/>
     <w:p>
       <w:pPr>
         <w:pStyle w:val="Bibliography"/>
@@ -45959,8 +47716,8 @@
         <w:t xml:space="preserve">, editado por Harold W. Kuhn y Albert W. Tucker, 193-216. Annals of Mathematics Studies 28. Princeton: Princeton University Press.</w:t>
       </w:r>
     </w:p>
-    <w:bookmarkEnd w:id="297"/>
-    <w:bookmarkStart w:id="299" w:name="ref_LandesPosner1981Market"/>
+    <w:bookmarkEnd w:id="301"/>
+    <w:bookmarkStart w:id="303" w:name="ref_LandesPosner1981Market"/>
     <w:p>
       <w:pPr>
         <w:pStyle w:val="Bibliography"/>
@@ -45996,7 +47753,7 @@
       <w:r>
         <w:t xml:space="preserve"> </w:t>
       </w:r>
-      <w:hyperlink r:id="rId298">
+      <w:hyperlink r:id="rId302">
         <w:r>
           <w:rPr>
             <w:rStyle w:val="Hyperlink"/>
@@ -46008,8 +47765,8 @@
         <w:t xml:space="preserve">.</w:t>
       </w:r>
     </w:p>
-    <w:bookmarkEnd w:id="299"/>
-    <w:bookmarkStart w:id="301" w:name="ref_LevitanShubik1972Price"/>
+    <w:bookmarkEnd w:id="303"/>
+    <w:bookmarkStart w:id="305" w:name="ref_LevitanShubik1972Price"/>
     <w:p>
       <w:pPr>
         <w:pStyle w:val="Bibliography"/>
@@ -46045,7 +47802,7 @@
       <w:r>
         <w:t xml:space="preserve"> </w:t>
       </w:r>
-      <w:hyperlink r:id="rId300">
+      <w:hyperlink r:id="rId304">
         <w:r>
           <w:rPr>
             <w:rStyle w:val="Hyperlink"/>
@@ -46057,8 +47814,8 @@
         <w:t xml:space="preserve">.</w:t>
       </w:r>
     </w:p>
-    <w:bookmarkEnd w:id="301"/>
-    <w:bookmarkStart w:id="302" w:name="ref_MasColellWhinstonGreen1995"/>
+    <w:bookmarkEnd w:id="305"/>
+    <w:bookmarkStart w:id="306" w:name="ref_MasColellWhinstonGreen1995"/>
     <w:p>
       <w:pPr>
         <w:pStyle w:val="Bibliography"/>
@@ -46080,8 +47837,8 @@
         <w:t xml:space="preserve">. Nueva York: Oxford University Press.</w:t>
       </w:r>
     </w:p>
-    <w:bookmarkEnd w:id="302"/>
-    <w:bookmarkStart w:id="304" w:name="ref_MaskinTirole1988DynamicII"/>
+    <w:bookmarkEnd w:id="306"/>
+    <w:bookmarkStart w:id="308" w:name="ref_MaskinTirole1988DynamicII"/>
     <w:p>
       <w:pPr>
         <w:pStyle w:val="Bibliography"/>
@@ -46117,7 +47874,7 @@
       <w:r>
         <w:t xml:space="preserve"> </w:t>
       </w:r>
-      <w:hyperlink r:id="rId303">
+      <w:hyperlink r:id="rId307">
         <w:r>
           <w:rPr>
             <w:rStyle w:val="Hyperlink"/>
@@ -46129,8 +47886,8 @@
         <w:t xml:space="preserve">.</w:t>
       </w:r>
     </w:p>
-    <w:bookmarkEnd w:id="304"/>
-    <w:bookmarkStart w:id="306" w:name="ref_Modigliani1958New"/>
+    <w:bookmarkEnd w:id="308"/>
+    <w:bookmarkStart w:id="310" w:name="ref_Modigliani1958New"/>
     <w:p>
       <w:pPr>
         <w:pStyle w:val="Bibliography"/>
@@ -46166,7 +47923,7 @@
       <w:r>
         <w:t xml:space="preserve"> </w:t>
       </w:r>
-      <w:hyperlink r:id="rId305">
+      <w:hyperlink r:id="rId309">
         <w:r>
           <w:rPr>
             <w:rStyle w:val="Hyperlink"/>
@@ -46178,8 +47935,8 @@
         <w:t xml:space="preserve">.</w:t>
       </w:r>
     </w:p>
-    <w:bookmarkEnd w:id="306"/>
-    <w:bookmarkStart w:id="308" w:name="ref_Motta2004Competition"/>
+    <w:bookmarkEnd w:id="310"/>
+    <w:bookmarkStart w:id="312" w:name="ref_Motta2004Competition"/>
     <w:p>
       <w:pPr>
         <w:pStyle w:val="Bibliography"/>
@@ -46203,7 +47960,7 @@
       <w:r>
         <w:t xml:space="preserve"> </w:t>
       </w:r>
-      <w:hyperlink r:id="rId307">
+      <w:hyperlink r:id="rId311">
         <w:r>
           <w:rPr>
             <w:rStyle w:val="Hyperlink"/>
@@ -46215,8 +47972,8 @@
         <w:t xml:space="preserve">.</w:t>
       </w:r>
     </w:p>
-    <w:bookmarkEnd w:id="308"/>
-    <w:bookmarkStart w:id="310" w:name="ref_MottaPolo2003Leniency"/>
+    <w:bookmarkEnd w:id="312"/>
+    <w:bookmarkStart w:id="314" w:name="ref_MottaPolo2003Leniency"/>
     <w:p>
       <w:pPr>
         <w:pStyle w:val="Bibliography"/>
@@ -46252,7 +48009,7 @@
       <w:r>
         <w:t xml:space="preserve"> </w:t>
       </w:r>
-      <w:hyperlink r:id="rId309">
+      <w:hyperlink r:id="rId313">
         <w:r>
           <w:rPr>
             <w:rStyle w:val="Hyperlink"/>
@@ -46264,8 +48021,8 @@
         <w:t xml:space="preserve">.</w:t>
       </w:r>
     </w:p>
-    <w:bookmarkEnd w:id="310"/>
-    <w:bookmarkStart w:id="312" w:name="ref_Nash1950Equilibrium"/>
+    <w:bookmarkEnd w:id="314"/>
+    <w:bookmarkStart w:id="316" w:name="ref_Nash1950Equilibrium"/>
     <w:p>
       <w:pPr>
         <w:pStyle w:val="Bibliography"/>
@@ -46301,7 +48058,7 @@
       <w:r>
         <w:t xml:space="preserve"> </w:t>
       </w:r>
-      <w:hyperlink r:id="rId311">
+      <w:hyperlink r:id="rId315">
         <w:r>
           <w:rPr>
             <w:rStyle w:val="Hyperlink"/>
@@ -46313,8 +48070,8 @@
         <w:t xml:space="preserve">.</w:t>
       </w:r>
     </w:p>
-    <w:bookmarkEnd w:id="312"/>
-    <w:bookmarkStart w:id="314" w:name="ref_Nash1950Bargaining"/>
+    <w:bookmarkEnd w:id="316"/>
+    <w:bookmarkStart w:id="318" w:name="ref_Nash1950Bargaining"/>
     <w:p>
       <w:pPr>
         <w:pStyle w:val="Bibliography"/>
@@ -46350,7 +48107,7 @@
       <w:r>
         <w:t xml:space="preserve"> </w:t>
       </w:r>
-      <w:hyperlink r:id="rId313">
+      <w:hyperlink r:id="rId317">
         <w:r>
           <w:rPr>
             <w:rStyle w:val="Hyperlink"/>
@@ -46362,8 +48119,8 @@
         <w:t xml:space="preserve">.</w:t>
       </w:r>
     </w:p>
-    <w:bookmarkEnd w:id="314"/>
-    <w:bookmarkStart w:id="315" w:name="ref_VonNeumannMorgenstern1944Theory"/>
+    <w:bookmarkEnd w:id="318"/>
+    <w:bookmarkStart w:id="319" w:name="ref_VonNeumannMorgenstern1944Theory"/>
     <w:p>
       <w:pPr>
         <w:pStyle w:val="Bibliography"/>
@@ -46385,8 +48142,8 @@
         <w:t xml:space="preserve">. Princeton: Princeton University Press.</w:t>
       </w:r>
     </w:p>
-    <w:bookmarkEnd w:id="315"/>
-    <w:bookmarkStart w:id="317" w:name="ref_Novshek1985Existence"/>
+    <w:bookmarkEnd w:id="319"/>
+    <w:bookmarkStart w:id="321" w:name="ref_Novshek1985Existence"/>
     <w:p>
       <w:pPr>
         <w:pStyle w:val="Bibliography"/>
@@ -46422,7 +48179,7 @@
       <w:r>
         <w:t xml:space="preserve"> </w:t>
       </w:r>
-      <w:hyperlink r:id="rId316">
+      <w:hyperlink r:id="rId320">
         <w:r>
           <w:rPr>
             <w:rStyle w:val="Hyperlink"/>
@@ -46434,8 +48191,8 @@
         <w:t xml:space="preserve">.</w:t>
       </w:r>
     </w:p>
-    <w:bookmarkEnd w:id="317"/>
-    <w:bookmarkStart w:id="319" w:name="ref_NowakSigmund1993Strategy"/>
+    <w:bookmarkEnd w:id="321"/>
+    <w:bookmarkStart w:id="323" w:name="ref_NowakSigmund1993Strategy"/>
     <w:p>
       <w:pPr>
         <w:pStyle w:val="Bibliography"/>
@@ -46471,7 +48228,7 @@
       <w:r>
         <w:t xml:space="preserve"> </w:t>
       </w:r>
-      <w:hyperlink r:id="rId318">
+      <w:hyperlink r:id="rId322">
         <w:r>
           <w:rPr>
             <w:rStyle w:val="Hyperlink"/>
@@ -46483,8 +48240,8 @@
         <w:t xml:space="preserve">.</w:t>
       </w:r>
     </w:p>
-    <w:bookmarkEnd w:id="319"/>
-    <w:bookmarkStart w:id="320" w:name="ref_PindyckRubinfeld2009Microeconomia"/>
+    <w:bookmarkEnd w:id="323"/>
+    <w:bookmarkStart w:id="324" w:name="ref_PindyckRubinfeld2009Microeconomia"/>
     <w:p>
       <w:pPr>
         <w:pStyle w:val="Bibliography"/>
@@ -46506,8 +48263,8 @@
         <w:t xml:space="preserve">. Traducido por Esther Rabasco y Luis Toharia. 7.ª ed. Madrid: Pearson Prentice Hall.</w:t>
       </w:r>
     </w:p>
-    <w:bookmarkEnd w:id="320"/>
-    <w:bookmarkStart w:id="322" w:name="ref_Porter1983Study"/>
+    <w:bookmarkEnd w:id="324"/>
+    <w:bookmarkStart w:id="326" w:name="ref_Porter1983Study"/>
     <w:p>
       <w:pPr>
         <w:pStyle w:val="Bibliography"/>
@@ -46543,7 +48300,7 @@
       <w:r>
         <w:t xml:space="preserve"> </w:t>
       </w:r>
-      <w:hyperlink r:id="rId321">
+      <w:hyperlink r:id="rId325">
         <w:r>
           <w:rPr>
             <w:rStyle w:val="Hyperlink"/>
@@ -46555,8 +48312,8 @@
         <w:t xml:space="preserve">.</w:t>
       </w:r>
     </w:p>
-    <w:bookmarkEnd w:id="322"/>
-    <w:bookmarkStart w:id="324" w:name="ref_Ross1992Cartel"/>
+    <w:bookmarkEnd w:id="326"/>
+    <w:bookmarkStart w:id="328" w:name="ref_Ross1992Cartel"/>
     <w:p>
       <w:pPr>
         <w:pStyle w:val="Bibliography"/>
@@ -46592,7 +48349,7 @@
       <w:r>
         <w:t xml:space="preserve"> </w:t>
       </w:r>
-      <w:hyperlink r:id="rId323">
+      <w:hyperlink r:id="rId327">
         <w:r>
           <w:rPr>
             <w:rStyle w:val="Hyperlink"/>
@@ -46604,8 +48361,8 @@
         <w:t xml:space="preserve">.</w:t>
       </w:r>
     </w:p>
-    <w:bookmarkEnd w:id="324"/>
-    <w:bookmarkStart w:id="326" w:name="ref_RotembergSaloner1986Supergame"/>
+    <w:bookmarkEnd w:id="328"/>
+    <w:bookmarkStart w:id="330" w:name="ref_RotembergSaloner1986Supergame"/>
     <w:p>
       <w:pPr>
         <w:pStyle w:val="Bibliography"/>
@@ -46641,7 +48398,7 @@
       <w:r>
         <w:t xml:space="preserve"> </w:t>
       </w:r>
-      <w:hyperlink r:id="rId325">
+      <w:hyperlink r:id="rId329">
         <w:r>
           <w:rPr>
             <w:rStyle w:val="Hyperlink"/>
@@ -46653,8 +48410,8 @@
         <w:t xml:space="preserve">.</w:t>
       </w:r>
     </w:p>
-    <w:bookmarkEnd w:id="326"/>
-    <w:bookmarkStart w:id="328" w:name="ref_SalantSwitzerReynolds1983Losses"/>
+    <w:bookmarkEnd w:id="330"/>
+    <w:bookmarkStart w:id="332" w:name="ref_SalantSwitzerReynolds1983Losses"/>
     <w:p>
       <w:pPr>
         <w:pStyle w:val="Bibliography"/>
@@ -46690,7 +48447,7 @@
       <w:r>
         <w:t xml:space="preserve"> </w:t>
       </w:r>
-      <w:hyperlink r:id="rId327">
+      <w:hyperlink r:id="rId331">
         <w:r>
           <w:rPr>
             <w:rStyle w:val="Hyperlink"/>
@@ -46702,8 +48459,8 @@
         <w:t xml:space="preserve">.</w:t>
       </w:r>
     </w:p>
-    <w:bookmarkEnd w:id="328"/>
-    <w:bookmarkStart w:id="329" w:name="ref_Selten1965Spieltheoretische"/>
+    <w:bookmarkEnd w:id="332"/>
+    <w:bookmarkStart w:id="333" w:name="ref_Selten1965Spieltheoretische"/>
     <w:p>
       <w:pPr>
         <w:pStyle w:val="Bibliography"/>
@@ -46737,8 +48494,8 @@
         <w:t xml:space="preserve">121: 301-24.</w:t>
       </w:r>
     </w:p>
-    <w:bookmarkEnd w:id="329"/>
-    <w:bookmarkStart w:id="331" w:name="ref_Selten1973Simple"/>
+    <w:bookmarkEnd w:id="333"/>
+    <w:bookmarkStart w:id="335" w:name="ref_Selten1973Simple"/>
     <w:p>
       <w:pPr>
         <w:pStyle w:val="Bibliography"/>
@@ -46774,7 +48531,7 @@
       <w:r>
         <w:t xml:space="preserve"> </w:t>
       </w:r>
-      <w:hyperlink r:id="rId330">
+      <w:hyperlink r:id="rId334">
         <w:r>
           <w:rPr>
             <w:rStyle w:val="Hyperlink"/>
@@ -46786,8 +48543,8 @@
         <w:t xml:space="preserve">.</w:t>
       </w:r>
     </w:p>
-    <w:bookmarkEnd w:id="331"/>
-    <w:bookmarkStart w:id="333" w:name="ref_ShakedSutton1983Natural"/>
+    <w:bookmarkEnd w:id="335"/>
+    <w:bookmarkStart w:id="337" w:name="ref_ShakedSutton1983Natural"/>
     <w:p>
       <w:pPr>
         <w:pStyle w:val="Bibliography"/>
@@ -46823,7 +48580,7 @@
       <w:r>
         <w:t xml:space="preserve"> </w:t>
       </w:r>
-      <w:hyperlink r:id="rId332">
+      <w:hyperlink r:id="rId336">
         <w:r>
           <w:rPr>
             <w:rStyle w:val="Hyperlink"/>
@@ -46835,8 +48592,8 @@
         <w:t xml:space="preserve">.</w:t>
       </w:r>
     </w:p>
-    <w:bookmarkEnd w:id="333"/>
-    <w:bookmarkStart w:id="335" w:name="ref_Shapley1953Value"/>
+    <w:bookmarkEnd w:id="337"/>
+    <w:bookmarkStart w:id="339" w:name="ref_Shapley1953Value"/>
     <w:p>
       <w:pPr>
         <w:pStyle w:val="Bibliography"/>
@@ -46869,7 +48626,7 @@
       <w:r>
         <w:t xml:space="preserve"> </w:t>
       </w:r>
-      <w:hyperlink r:id="rId334">
+      <w:hyperlink r:id="rId338">
         <w:r>
           <w:rPr>
             <w:rStyle w:val="Hyperlink"/>
@@ -46881,8 +48638,8 @@
         <w:t xml:space="preserve">.</w:t>
       </w:r>
     </w:p>
-    <w:bookmarkEnd w:id="335"/>
-    <w:bookmarkStart w:id="337" w:name="ref_SinghVives1984Price"/>
+    <w:bookmarkEnd w:id="339"/>
+    <w:bookmarkStart w:id="341" w:name="ref_SinghVives1984Price"/>
     <w:p>
       <w:pPr>
         <w:pStyle w:val="Bibliography"/>
@@ -46918,7 +48675,7 @@
       <w:r>
         <w:t xml:space="preserve"> </w:t>
       </w:r>
-      <w:hyperlink r:id="rId336">
+      <w:hyperlink r:id="rId340">
         <w:r>
           <w:rPr>
             <w:rStyle w:val="Hyperlink"/>
@@ -46930,8 +48687,8 @@
         <w:t xml:space="preserve">.</w:t>
       </w:r>
     </w:p>
-    <w:bookmarkEnd w:id="337"/>
-    <w:bookmarkStart w:id="339" w:name="ref_Smith1776Wealth"/>
+    <w:bookmarkEnd w:id="341"/>
+    <w:bookmarkStart w:id="343" w:name="ref_Smith1776Wealth"/>
     <w:p>
       <w:pPr>
         <w:pStyle w:val="Bibliography"/>
@@ -46955,7 +48712,7 @@
       <w:r>
         <w:t xml:space="preserve"> </w:t>
       </w:r>
-      <w:hyperlink r:id="rId338">
+      <w:hyperlink r:id="rId342">
         <w:r>
           <w:rPr>
             <w:rStyle w:val="Hyperlink"/>
@@ -46967,8 +48724,8 @@
         <w:t xml:space="preserve">.</w:t>
       </w:r>
     </w:p>
-    <w:bookmarkEnd w:id="339"/>
-    <w:bookmarkStart w:id="341" w:name="ref_Snyder1996Dynamic"/>
+    <w:bookmarkEnd w:id="343"/>
+    <w:bookmarkStart w:id="345" w:name="ref_Snyder1996Dynamic"/>
     <w:p>
       <w:pPr>
         <w:pStyle w:val="Bibliography"/>
@@ -47004,7 +48761,7 @@
       <w:r>
         <w:t xml:space="preserve"> </w:t>
       </w:r>
-      <w:hyperlink r:id="rId340">
+      <w:hyperlink r:id="rId344">
         <w:r>
           <w:rPr>
             <w:rStyle w:val="Hyperlink"/>
@@ -47016,8 +48773,8 @@
         <w:t xml:space="preserve">.</w:t>
       </w:r>
     </w:p>
-    <w:bookmarkEnd w:id="341"/>
-    <w:bookmarkStart w:id="342" w:name="ref_Stackelberg1934Marktform"/>
+    <w:bookmarkEnd w:id="345"/>
+    <w:bookmarkStart w:id="346" w:name="ref_Stackelberg1934Marktform"/>
     <w:p>
       <w:pPr>
         <w:pStyle w:val="Bibliography"/>
@@ -47039,8 +48796,8 @@
         <w:t xml:space="preserve">. Viena: Julius Springer.</w:t>
       </w:r>
     </w:p>
-    <w:bookmarkEnd w:id="342"/>
-    <w:bookmarkStart w:id="343" w:name="ref_Stigler1950Monopoly"/>
+    <w:bookmarkEnd w:id="346"/>
+    <w:bookmarkStart w:id="347" w:name="ref_Stigler1950Monopoly"/>
     <w:p>
       <w:pPr>
         <w:pStyle w:val="Bibliography"/>
@@ -47074,8 +48831,8 @@
         <w:t xml:space="preserve">40 (2): 23-34.</w:t>
       </w:r>
     </w:p>
-    <w:bookmarkEnd w:id="343"/>
-    <w:bookmarkStart w:id="345" w:name="ref_Stigler1964Theory"/>
+    <w:bookmarkEnd w:id="347"/>
+    <w:bookmarkStart w:id="349" w:name="ref_Stigler1964Theory"/>
     <w:p>
       <w:pPr>
         <w:pStyle w:val="Bibliography"/>
@@ -47111,7 +48868,7 @@
       <w:r>
         <w:t xml:space="preserve"> </w:t>
       </w:r>
-      <w:hyperlink r:id="rId344">
+      <w:hyperlink r:id="rId348">
         <w:r>
           <w:rPr>
             <w:rStyle w:val="Hyperlink"/>
@@ -47123,8 +48880,8 @@
         <w:t xml:space="preserve">.</w:t>
       </w:r>
     </w:p>
-    <w:bookmarkEnd w:id="345"/>
-    <w:bookmarkStart w:id="347" w:name="ref_Nobel1994Nash"/>
+    <w:bookmarkEnd w:id="349"/>
+    <w:bookmarkStart w:id="351" w:name="ref_Nobel1994Nash"/>
     <w:p>
       <w:pPr>
         <w:pStyle w:val="Bibliography"/>
@@ -47144,7 +48901,7 @@
       <w:r>
         <w:t xml:space="preserve"> </w:t>
       </w:r>
-      <w:hyperlink r:id="rId346">
+      <w:hyperlink r:id="rId350">
         <w:r>
           <w:rPr>
             <w:rStyle w:val="Hyperlink"/>
@@ -47156,8 +48913,8 @@
         <w:t xml:space="preserve">.</w:t>
       </w:r>
     </w:p>
-    <w:bookmarkEnd w:id="347"/>
-    <w:bookmarkStart w:id="349" w:name="ref_Nobel2005AumannSchelling"/>
+    <w:bookmarkEnd w:id="351"/>
+    <w:bookmarkStart w:id="353" w:name="ref_Nobel2005AumannSchelling"/>
     <w:p>
       <w:pPr>
         <w:pStyle w:val="Bibliography"/>
@@ -47177,7 +48934,7 @@
       <w:r>
         <w:t xml:space="preserve"> </w:t>
       </w:r>
-      <w:hyperlink r:id="rId348">
+      <w:hyperlink r:id="rId352">
         <w:r>
           <w:rPr>
             <w:rStyle w:val="Hyperlink"/>
@@ -47189,8 +48946,8 @@
         <w:t xml:space="preserve">.</w:t>
       </w:r>
     </w:p>
-    <w:bookmarkEnd w:id="349"/>
-    <w:bookmarkStart w:id="351" w:name="ref_Theocharis1960Stability"/>
+    <w:bookmarkEnd w:id="353"/>
+    <w:bookmarkStart w:id="355" w:name="ref_Theocharis1960Stability"/>
     <w:p>
       <w:pPr>
         <w:pStyle w:val="Bibliography"/>
@@ -47226,7 +48983,7 @@
       <w:r>
         <w:t xml:space="preserve"> </w:t>
       </w:r>
-      <w:hyperlink r:id="rId350">
+      <w:hyperlink r:id="rId354">
         <w:r>
           <w:rPr>
             <w:rStyle w:val="Hyperlink"/>
@@ -47238,8 +48995,8 @@
         <w:t xml:space="preserve">.</w:t>
       </w:r>
     </w:p>
-    <w:bookmarkEnd w:id="351"/>
-    <w:bookmarkStart w:id="352" w:name="ref_Tirole1988Theory"/>
+    <w:bookmarkEnd w:id="355"/>
+    <w:bookmarkStart w:id="356" w:name="ref_Tirole1988Theory"/>
     <w:p>
       <w:pPr>
         <w:pStyle w:val="Bibliography"/>
@@ -47261,8 +49018,8 @@
         <w:t xml:space="preserve">. Cambridge (Massachusetts): MIT Press.</w:t>
       </w:r>
     </w:p>
-    <w:bookmarkEnd w:id="352"/>
-    <w:bookmarkStart w:id="354" w:name="ref_TJUE1993PastaPapel"/>
+    <w:bookmarkEnd w:id="356"/>
+    <w:bookmarkStart w:id="358" w:name="ref_TJUE1993PastaPapel"/>
     <w:p>
       <w:pPr>
         <w:pStyle w:val="Bibliography"/>
@@ -47282,7 +49039,7 @@
       <w:r>
         <w:t xml:space="preserve"> </w:t>
       </w:r>
-      <w:hyperlink r:id="rId353">
+      <w:hyperlink r:id="rId357">
         <w:r>
           <w:rPr>
             <w:rStyle w:val="Hyperlink"/>
@@ -47294,8 +49051,8 @@
         <w:t xml:space="preserve">.</w:t>
       </w:r>
     </w:p>
-    <w:bookmarkEnd w:id="354"/>
-    <w:bookmarkStart w:id="356" w:name="ref_UE2016TFUE"/>
+    <w:bookmarkEnd w:id="358"/>
+    <w:bookmarkStart w:id="360" w:name="ref_UE2016TFUE"/>
     <w:p>
       <w:pPr>
         <w:pStyle w:val="Bibliography"/>
@@ -47315,7 +49072,7 @@
       <w:r>
         <w:t xml:space="preserve"> </w:t>
       </w:r>
-      <w:hyperlink r:id="rId355">
+      <w:hyperlink r:id="rId359">
         <w:r>
           <w:rPr>
             <w:rStyle w:val="Hyperlink"/>
@@ -47327,8 +49084,8 @@
         <w:t xml:space="preserve">.</w:t>
       </w:r>
     </w:p>
-    <w:bookmarkEnd w:id="356"/>
-    <w:bookmarkStart w:id="357" w:name="ref_Vives1999Oligopoly"/>
+    <w:bookmarkEnd w:id="360"/>
+    <w:bookmarkStart w:id="361" w:name="ref_Vives1999Oligopoly"/>
     <w:p>
       <w:pPr>
         <w:pStyle w:val="Bibliography"/>
@@ -47350,9 +49107,9 @@
         <w:t xml:space="preserve">. Cambridge (Massachusetts): MIT Press.</w:t>
       </w:r>
     </w:p>
-    <w:bookmarkEnd w:id="357"/>
-    <w:bookmarkEnd w:id="358"/>
-    <w:bookmarkEnd w:id="359"/>
+    <w:bookmarkEnd w:id="361"/>
+    <w:bookmarkEnd w:id="362"/>
+    <w:bookmarkEnd w:id="363"/>
     <w:sectPr>
       <w:headerReference r:id="rId9" w:type="default"/>
       <w:footerReference r:id="rIdTceeB" w:type="default"/>
@@ -49292,7 +51049,65 @@
         </w:r>
       </w:hyperlink>
       <w:r>
-        <w:t xml:space="preserve">).</w:t>
+        <w:t xml:space="preserve">). En el ejemplo de la tabla (</w:t>
+      </w:r>
+      <m:oMath>
+        <m:r>
+          <m:t>a</m:t>
+        </m:r>
+        <m:r>
+          <m:rPr>
+            <m:sty m:val="p"/>
+          </m:rPr>
+          <m:t>−</m:t>
+        </m:r>
+        <m:r>
+          <m:t>c</m:t>
+        </m:r>
+        <m:r>
+          <m:rPr>
+            <m:sty m:val="p"/>
+          </m:rPr>
+          <m:t>=</m:t>
+        </m:r>
+        <m:r>
+          <m:t>12</m:t>
+        </m:r>
+      </m:oMath>
+      <w:r>
+        <w:t xml:space="preserve">,</w:t>
+      </w:r>
+      <w:r>
+        <w:t xml:space="preserve"> </w:t>
+      </w:r>
+      <m:oMath>
+        <m:r>
+          <m:t>b</m:t>
+        </m:r>
+        <m:r>
+          <m:rPr>
+            <m:sty m:val="p"/>
+          </m:rPr>
+          <m:t>=</m:t>
+        </m:r>
+        <m:r>
+          <m:t>1</m:t>
+        </m:r>
+      </m:oMath>
+      <w:r>
+        <w:t xml:space="preserve">), 18 y 20,25: la tabla usa, por sencillez, la cantidad de</w:t>
+      </w:r>
+      <w:r>
+        <w:t xml:space="preserve"> </w:t>
+      </w:r>
+      <w:r>
+        <w:rPr>
+          <w:smallCaps/>
+        </w:rPr>
+        <w:t xml:space="preserve">Cournot</w:t>
+      </w:r>
+      <w:r>
+        <w:t xml:space="preserve">, 4, que da 20, en lugar de la mejor desviación, 4,5.</w:t>
       </w:r>
     </w:p>
   </w:footnote>
@@ -49344,7 +51159,7 @@
       </w:r>
     </w:p>
   </w:footnote>
-  <w:footnote w:id="181">
+  <w:footnote w:id="185">
     <w:p>
       <w:pPr>
         <w:pStyle w:val="FootnoteText"/>
@@ -49452,7 +51267,7 @@
       </w:r>
     </w:p>
   </w:footnote>
-  <w:footnote w:id="183">
+  <w:footnote w:id="187">
     <w:p>
       <w:pPr>
         <w:pStyle w:val="FootnoteText"/>
@@ -49941,6 +51756,24 @@
     <w:abstractNumId w:val="991"/>
   </w:num>
   <w:num w:numId="1017">
+    <w:abstractNumId w:val="991"/>
+  </w:num>
+  <w:num w:numId="1018">
+    <w:abstractNumId w:val="991"/>
+  </w:num>
+  <w:num w:numId="1019">
+    <w:abstractNumId w:val="991"/>
+  </w:num>
+  <w:num w:numId="1020">
+    <w:abstractNumId w:val="991"/>
+  </w:num>
+  <w:num w:numId="1021">
+    <w:abstractNumId w:val="991"/>
+  </w:num>
+  <w:num w:numId="1022">
+    <w:abstractNumId w:val="991"/>
+  </w:num>
+  <w:num w:numId="1023">
     <w:abstractNumId w:val="99411"/>
     <w:lvlOverride w:ilvl="0">
       <w:startOverride w:val="1"/>
@@ -49970,24 +51803,6 @@
       <w:startOverride w:val="1"/>
     </w:lvlOverride>
   </w:num>
-  <w:num w:numId="1018">
-    <w:abstractNumId w:val="991"/>
-  </w:num>
-  <w:num w:numId="1019">
-    <w:abstractNumId w:val="991"/>
-  </w:num>
-  <w:num w:numId="1020">
-    <w:abstractNumId w:val="991"/>
-  </w:num>
-  <w:num w:numId="1021">
-    <w:abstractNumId w:val="991"/>
-  </w:num>
-  <w:num w:numId="1022">
-    <w:abstractNumId w:val="991"/>
-  </w:num>
-  <w:num w:numId="1023">
-    <w:abstractNumId w:val="991"/>
-  </w:num>
   <w:num w:numId="1024">
     <w:abstractNumId w:val="991"/>
   </w:num>
@@ -49995,6 +51810,27 @@
     <w:abstractNumId w:val="991"/>
   </w:num>
   <w:num w:numId="1026">
+    <w:abstractNumId w:val="991"/>
+  </w:num>
+  <w:num w:numId="1027">
+    <w:abstractNumId w:val="991"/>
+  </w:num>
+  <w:num w:numId="1028">
+    <w:abstractNumId w:val="991"/>
+  </w:num>
+  <w:num w:numId="1029">
+    <w:abstractNumId w:val="991"/>
+  </w:num>
+  <w:num w:numId="1030">
+    <w:abstractNumId w:val="991"/>
+  </w:num>
+  <w:num w:numId="1031">
+    <w:abstractNumId w:val="991"/>
+  </w:num>
+  <w:num w:numId="1032">
+    <w:abstractNumId w:val="991"/>
+  </w:num>
+  <w:num w:numId="1033">
     <w:abstractNumId w:val="99411"/>
     <w:lvlOverride w:ilvl="0">
       <w:startOverride w:val="1"/>
@@ -50024,27 +51860,6 @@
       <w:startOverride w:val="1"/>
     </w:lvlOverride>
   </w:num>
-  <w:num w:numId="1027">
-    <w:abstractNumId w:val="991"/>
-  </w:num>
-  <w:num w:numId="1028">
-    <w:abstractNumId w:val="991"/>
-  </w:num>
-  <w:num w:numId="1029">
-    <w:abstractNumId w:val="991"/>
-  </w:num>
-  <w:num w:numId="1030">
-    <w:abstractNumId w:val="991"/>
-  </w:num>
-  <w:num w:numId="1031">
-    <w:abstractNumId w:val="991"/>
-  </w:num>
-  <w:num w:numId="1032">
-    <w:abstractNumId w:val="991"/>
-  </w:num>
-  <w:num w:numId="1033">
-    <w:abstractNumId w:val="991"/>
-  </w:num>
   <w:num w:numId="1034">
     <w:abstractNumId w:val="991"/>
   </w:num>
@@ -50055,6 +51870,30 @@
     <w:abstractNumId w:val="991"/>
   </w:num>
   <w:num w:numId="1037">
+    <w:abstractNumId w:val="991"/>
+  </w:num>
+  <w:num w:numId="1038">
+    <w:abstractNumId w:val="991"/>
+  </w:num>
+  <w:num w:numId="1039">
+    <w:abstractNumId w:val="991"/>
+  </w:num>
+  <w:num w:numId="1040">
+    <w:abstractNumId w:val="991"/>
+  </w:num>
+  <w:num w:numId="1041">
+    <w:abstractNumId w:val="991"/>
+  </w:num>
+  <w:num w:numId="1042">
+    <w:abstractNumId w:val="991"/>
+  </w:num>
+  <w:num w:numId="1043">
+    <w:abstractNumId w:val="991"/>
+  </w:num>
+  <w:num w:numId="1044">
+    <w:abstractNumId w:val="991"/>
+  </w:num>
+  <w:num w:numId="1045">
     <w:abstractNumId w:val="99411"/>
     <w:lvlOverride w:ilvl="0">
       <w:startOverride w:val="1"/>
@@ -50083,57 +51922,6 @@
     <w:lvlOverride w:ilvl="8">
       <w:startOverride w:val="1"/>
     </w:lvlOverride>
-  </w:num>
-  <w:num w:numId="1038">
-    <w:abstractNumId w:val="991"/>
-  </w:num>
-  <w:num w:numId="1039">
-    <w:abstractNumId w:val="991"/>
-  </w:num>
-  <w:num w:numId="1040">
-    <w:abstractNumId w:val="991"/>
-  </w:num>
-  <w:num w:numId="1041">
-    <w:abstractNumId w:val="991"/>
-  </w:num>
-  <w:num w:numId="1042">
-    <w:abstractNumId w:val="991"/>
-  </w:num>
-  <w:num w:numId="1043">
-    <w:abstractNumId w:val="991"/>
-  </w:num>
-  <w:num w:numId="1044">
-    <w:abstractNumId w:val="99411"/>
-    <w:lvlOverride w:ilvl="0">
-      <w:startOverride w:val="1"/>
-    </w:lvlOverride>
-    <w:lvlOverride w:ilvl="1">
-      <w:startOverride w:val="1"/>
-    </w:lvlOverride>
-    <w:lvlOverride w:ilvl="2">
-      <w:startOverride w:val="1"/>
-    </w:lvlOverride>
-    <w:lvlOverride w:ilvl="3">
-      <w:startOverride w:val="1"/>
-    </w:lvlOverride>
-    <w:lvlOverride w:ilvl="4">
-      <w:startOverride w:val="1"/>
-    </w:lvlOverride>
-    <w:lvlOverride w:ilvl="5">
-      <w:startOverride w:val="1"/>
-    </w:lvlOverride>
-    <w:lvlOverride w:ilvl="6">
-      <w:startOverride w:val="1"/>
-    </w:lvlOverride>
-    <w:lvlOverride w:ilvl="7">
-      <w:startOverride w:val="1"/>
-    </w:lvlOverride>
-    <w:lvlOverride w:ilvl="8">
-      <w:startOverride w:val="1"/>
-    </w:lvlOverride>
-  </w:num>
-  <w:num w:numId="1045">
-    <w:abstractNumId w:val="991"/>
   </w:num>
   <w:num w:numId="1046">
     <w:abstractNumId w:val="991"/>
@@ -50193,7 +51981,34 @@
     <w:abstractNumId w:val="991"/>
   </w:num>
   <w:num w:numId="1056">
-    <w:abstractNumId w:val="991"/>
+    <w:abstractNumId w:val="99411"/>
+    <w:lvlOverride w:ilvl="0">
+      <w:startOverride w:val="1"/>
+    </w:lvlOverride>
+    <w:lvlOverride w:ilvl="1">
+      <w:startOverride w:val="1"/>
+    </w:lvlOverride>
+    <w:lvlOverride w:ilvl="2">
+      <w:startOverride w:val="1"/>
+    </w:lvlOverride>
+    <w:lvlOverride w:ilvl="3">
+      <w:startOverride w:val="1"/>
+    </w:lvlOverride>
+    <w:lvlOverride w:ilvl="4">
+      <w:startOverride w:val="1"/>
+    </w:lvlOverride>
+    <w:lvlOverride w:ilvl="5">
+      <w:startOverride w:val="1"/>
+    </w:lvlOverride>
+    <w:lvlOverride w:ilvl="6">
+      <w:startOverride w:val="1"/>
+    </w:lvlOverride>
+    <w:lvlOverride w:ilvl="7">
+      <w:startOverride w:val="1"/>
+    </w:lvlOverride>
+    <w:lvlOverride w:ilvl="8">
+      <w:startOverride w:val="1"/>
+    </w:lvlOverride>
   </w:num>
   <w:num w:numId="1057">
     <w:abstractNumId w:val="991"/>
@@ -50208,7 +52023,34 @@
     <w:abstractNumId w:val="991"/>
   </w:num>
   <w:num w:numId="1061">
-    <w:abstractNumId w:val="991"/>
+    <w:abstractNumId w:val="99411"/>
+    <w:lvlOverride w:ilvl="0">
+      <w:startOverride w:val="1"/>
+    </w:lvlOverride>
+    <w:lvlOverride w:ilvl="1">
+      <w:startOverride w:val="1"/>
+    </w:lvlOverride>
+    <w:lvlOverride w:ilvl="2">
+      <w:startOverride w:val="1"/>
+    </w:lvlOverride>
+    <w:lvlOverride w:ilvl="3">
+      <w:startOverride w:val="1"/>
+    </w:lvlOverride>
+    <w:lvlOverride w:ilvl="4">
+      <w:startOverride w:val="1"/>
+    </w:lvlOverride>
+    <w:lvlOverride w:ilvl="5">
+      <w:startOverride w:val="1"/>
+    </w:lvlOverride>
+    <w:lvlOverride w:ilvl="6">
+      <w:startOverride w:val="1"/>
+    </w:lvlOverride>
+    <w:lvlOverride w:ilvl="7">
+      <w:startOverride w:val="1"/>
+    </w:lvlOverride>
+    <w:lvlOverride w:ilvl="8">
+      <w:startOverride w:val="1"/>
+    </w:lvlOverride>
   </w:num>
   <w:num w:numId="1062">
     <w:abstractNumId w:val="991"/>
@@ -50217,7 +52059,34 @@
     <w:abstractNumId w:val="991"/>
   </w:num>
   <w:num w:numId="1064">
-    <w:abstractNumId w:val="991"/>
+    <w:abstractNumId w:val="99411"/>
+    <w:lvlOverride w:ilvl="0">
+      <w:startOverride w:val="1"/>
+    </w:lvlOverride>
+    <w:lvlOverride w:ilvl="1">
+      <w:startOverride w:val="1"/>
+    </w:lvlOverride>
+    <w:lvlOverride w:ilvl="2">
+      <w:startOverride w:val="1"/>
+    </w:lvlOverride>
+    <w:lvlOverride w:ilvl="3">
+      <w:startOverride w:val="1"/>
+    </w:lvlOverride>
+    <w:lvlOverride w:ilvl="4">
+      <w:startOverride w:val="1"/>
+    </w:lvlOverride>
+    <w:lvlOverride w:ilvl="5">
+      <w:startOverride w:val="1"/>
+    </w:lvlOverride>
+    <w:lvlOverride w:ilvl="6">
+      <w:startOverride w:val="1"/>
+    </w:lvlOverride>
+    <w:lvlOverride w:ilvl="7">
+      <w:startOverride w:val="1"/>
+    </w:lvlOverride>
+    <w:lvlOverride w:ilvl="8">
+      <w:startOverride w:val="1"/>
+    </w:lvlOverride>
   </w:num>
   <w:num w:numId="1065">
     <w:abstractNumId w:val="991"/>
@@ -50256,6 +52125,69 @@
     <w:abstractNumId w:val="991"/>
   </w:num>
   <w:num w:numId="1077">
+    <w:abstractNumId w:val="991"/>
+  </w:num>
+  <w:num w:numId="1078">
+    <w:abstractNumId w:val="991"/>
+  </w:num>
+  <w:num w:numId="1079">
+    <w:abstractNumId w:val="991"/>
+  </w:num>
+  <w:num w:numId="1080">
+    <w:abstractNumId w:val="991"/>
+  </w:num>
+  <w:num w:numId="1081">
+    <w:abstractNumId w:val="991"/>
+  </w:num>
+  <w:num w:numId="1082">
+    <w:abstractNumId w:val="991"/>
+  </w:num>
+  <w:num w:numId="1083">
+    <w:abstractNumId w:val="991"/>
+  </w:num>
+  <w:num w:numId="1084">
+    <w:abstractNumId w:val="991"/>
+  </w:num>
+  <w:num w:numId="1085">
+    <w:abstractNumId w:val="991"/>
+  </w:num>
+  <w:num w:numId="1086">
+    <w:abstractNumId w:val="991"/>
+  </w:num>
+  <w:num w:numId="1087">
+    <w:abstractNumId w:val="991"/>
+  </w:num>
+  <w:num w:numId="1088">
+    <w:abstractNumId w:val="991"/>
+  </w:num>
+  <w:num w:numId="1089">
+    <w:abstractNumId w:val="991"/>
+  </w:num>
+  <w:num w:numId="1090">
+    <w:abstractNumId w:val="991"/>
+  </w:num>
+  <w:num w:numId="1091">
+    <w:abstractNumId w:val="991"/>
+  </w:num>
+  <w:num w:numId="1092">
+    <w:abstractNumId w:val="991"/>
+  </w:num>
+  <w:num w:numId="1093">
+    <w:abstractNumId w:val="991"/>
+  </w:num>
+  <w:num w:numId="1094">
+    <w:abstractNumId w:val="991"/>
+  </w:num>
+  <w:num w:numId="1095">
+    <w:abstractNumId w:val="991"/>
+  </w:num>
+  <w:num w:numId="1096">
+    <w:abstractNumId w:val="991"/>
+  </w:num>
+  <w:num w:numId="1097">
+    <w:abstractNumId w:val="991"/>
+  </w:num>
+  <w:num w:numId="1098">
     <w:abstractNumId w:val="99411"/>
     <w:lvlOverride w:ilvl="0">
       <w:startOverride w:val="1"/>
@@ -50285,7 +52217,10 @@
       <w:startOverride w:val="1"/>
     </w:lvlOverride>
   </w:num>
-  <w:num w:numId="1078">
+  <w:num w:numId="1099">
+    <w:abstractNumId w:val="991"/>
+  </w:num>
+  <w:num w:numId="1100">
     <w:abstractNumId w:val="99413"/>
     <w:lvlOverride w:ilvl="0">
       <w:startOverride w:val="3"/>
@@ -50315,25 +52250,31 @@
       <w:startOverride w:val="3"/>
     </w:lvlOverride>
   </w:num>
-  <w:num w:numId="1079">
+  <w:num w:numId="1101">
     <w:abstractNumId w:val="991"/>
   </w:num>
-  <w:num w:numId="1080">
+  <w:num w:numId="1102">
     <w:abstractNumId w:val="991"/>
   </w:num>
-  <w:num w:numId="1081">
+  <w:num w:numId="1103">
     <w:abstractNumId w:val="991"/>
   </w:num>
-  <w:num w:numId="1082">
+  <w:num w:numId="1104">
     <w:abstractNumId w:val="991"/>
   </w:num>
-  <w:num w:numId="1083">
+  <w:num w:numId="1105">
     <w:abstractNumId w:val="991"/>
   </w:num>
-  <w:num w:numId="1084">
+  <w:num w:numId="1106">
     <w:abstractNumId w:val="991"/>
   </w:num>
-  <w:num w:numId="1085">
+  <w:num w:numId="1107">
+    <w:abstractNumId w:val="991"/>
+  </w:num>
+  <w:num w:numId="1108">
+    <w:abstractNumId w:val="991"/>
+  </w:num>
+  <w:num w:numId="1109">
     <w:abstractNumId w:val="99411"/>
     <w:lvlOverride w:ilvl="0">
       <w:startOverride w:val="1"/>
@@ -50363,16 +52304,16 @@
       <w:startOverride w:val="1"/>
     </w:lvlOverride>
   </w:num>
-  <w:num w:numId="1086">
+  <w:num w:numId="1110">
     <w:abstractNumId w:val="991"/>
   </w:num>
-  <w:num w:numId="1087">
+  <w:num w:numId="1111">
     <w:abstractNumId w:val="991"/>
   </w:num>
-  <w:num w:numId="1088">
+  <w:num w:numId="1112">
     <w:abstractNumId w:val="991"/>
   </w:num>
-  <w:num w:numId="1089">
+  <w:num w:numId="1113">
     <w:abstractNumId w:val="99411"/>
     <w:lvlOverride w:ilvl="0">
       <w:startOverride w:val="1"/>
@@ -50402,40 +52343,61 @@
       <w:startOverride w:val="1"/>
     </w:lvlOverride>
   </w:num>
-  <w:num w:numId="1090">
+  <w:num w:numId="1114">
     <w:abstractNumId w:val="991"/>
   </w:num>
-  <w:num w:numId="1091">
+  <w:num w:numId="1115">
     <w:abstractNumId w:val="991"/>
   </w:num>
-  <w:num w:numId="1092">
+  <w:num w:numId="1116">
     <w:abstractNumId w:val="991"/>
   </w:num>
-  <w:num w:numId="1093">
+  <w:num w:numId="1117">
     <w:abstractNumId w:val="991"/>
   </w:num>
-  <w:num w:numId="1094">
+  <w:num w:numId="1118">
     <w:abstractNumId w:val="991"/>
   </w:num>
-  <w:num w:numId="1095">
+  <w:num w:numId="1119">
     <w:abstractNumId w:val="991"/>
   </w:num>
-  <w:num w:numId="1096">
+  <w:num w:numId="1120">
     <w:abstractNumId w:val="991"/>
   </w:num>
-  <w:num w:numId="1097">
+  <w:num w:numId="1121">
     <w:abstractNumId w:val="991"/>
   </w:num>
-  <w:num w:numId="1098">
+  <w:num w:numId="1122">
     <w:abstractNumId w:val="991"/>
   </w:num>
-  <w:num w:numId="1099">
+  <w:num w:numId="1123">
     <w:abstractNumId w:val="991"/>
   </w:num>
-  <w:num w:numId="1100">
+  <w:num w:numId="1124">
     <w:abstractNumId w:val="991"/>
   </w:num>
-  <w:num w:numId="1101">
+  <w:num w:numId="1125">
+    <w:abstractNumId w:val="991"/>
+  </w:num>
+  <w:num w:numId="1126">
+    <w:abstractNumId w:val="991"/>
+  </w:num>
+  <w:num w:numId="1127">
+    <w:abstractNumId w:val="991"/>
+  </w:num>
+  <w:num w:numId="1128">
+    <w:abstractNumId w:val="991"/>
+  </w:num>
+  <w:num w:numId="1129">
+    <w:abstractNumId w:val="991"/>
+  </w:num>
+  <w:num w:numId="1130">
+    <w:abstractNumId w:val="991"/>
+  </w:num>
+  <w:num w:numId="1131">
+    <w:abstractNumId w:val="991"/>
+  </w:num>
+  <w:num w:numId="1132">
     <w:abstractNumId w:val="991"/>
   </w:num>
 </w:numbering>

--- a/oposicion/temario/tercer-ejercicio/3A19.docx
+++ b/oposicion/temario/tercer-ejercicio/3A19.docx
@@ -3803,6 +3803,7 @@
           <w:p>
             <w:pPr>
               <w:pStyle w:val="Celdatceeazulpalido"/>
+              <w:keepNext/>
               <w:jc w:val="center"/>
             </w:pPr>
             <w:r>
@@ -3822,6 +3823,7 @@
           <w:p>
             <w:pPr>
               <w:pStyle w:val="Celdatceeazulpalido"/>
+              <w:keepNext/>
               <w:jc w:val="left"/>
             </w:pPr>
             <w:r>
@@ -3841,6 +3843,7 @@
           <w:p>
             <w:pPr>
               <w:pStyle w:val="Celdatceeazulpalido"/>
+              <w:keepNext/>
               <w:jc w:val="left"/>
             </w:pPr>
             <w:r>
@@ -5033,9 +5036,19 @@
         </w:trPr>
         <w:tc>
           <w:tcPr>
+            <w:shd w:val="clear" w:color="auto" w:fill="DDEBF7"/>
             <w:vAlign w:val="center"/>
           </w:tcPr>
-          <w:p/>
+          <w:p>
+            <w:pPr>
+              <w:pStyle w:val="Celdatceeazulpalido"/>
+              <w:keepNext/>
+              <w:jc w:val="center"/>
+            </w:pPr>
+            <w:r>
+              <w:t/>
+            </w:r>
+          </w:p>
         </w:tc>
         <w:tc>
           <w:tcPr>
@@ -5045,6 +5058,7 @@
           <w:p>
             <w:pPr>
               <w:pStyle w:val="Celdatceeazulpalido"/>
+              <w:keepNext/>
               <w:jc w:val="center"/>
             </w:pPr>
             <w:r>
@@ -5070,6 +5084,7 @@
           <w:p>
             <w:pPr>
               <w:pStyle w:val="Celdatceeazulpalido"/>
+              <w:keepNext/>
               <w:jc w:val="center"/>
             </w:pPr>
             <w:r>
@@ -19611,6 +19626,7 @@
           <w:p>
             <w:pPr>
               <w:pStyle w:val="Celdatceeazulpalido"/>
+              <w:keepNext/>
               <w:jc w:val="left"/>
             </w:pPr>
             <w:r>
@@ -19630,6 +19646,7 @@
           <w:p>
             <w:pPr>
               <w:pStyle w:val="Celdatceeazulpalido"/>
+              <w:keepNext/>
               <w:jc w:val="center"/>
             </w:pPr>
             <w:r>
@@ -19649,6 +19666,7 @@
           <w:p>
             <w:pPr>
               <w:pStyle w:val="Celdatceeazulpalido"/>
+              <w:keepNext/>
               <w:jc w:val="center"/>
             </w:pPr>
             <w:r>
@@ -19685,6 +19703,7 @@
           <w:p>
             <w:pPr>
               <w:pStyle w:val="Celdatceeazulpalido"/>
+              <w:keepNext/>
               <w:jc w:val="center"/>
             </w:pPr>
             <w:r>
@@ -19704,6 +19723,7 @@
           <w:p>
             <w:pPr>
               <w:pStyle w:val="Celdatceeazulpalido"/>
+              <w:keepNext/>
               <w:jc w:val="center"/>
             </w:pPr>
             <w:r>
@@ -19723,6 +19743,7 @@
           <w:p>
             <w:pPr>
               <w:pStyle w:val="Celdatceeazulpalido"/>
+              <w:keepNext/>
               <w:jc w:val="center"/>
             </w:pPr>
             <w:r>
@@ -23455,6 +23476,7 @@
           <w:p>
             <w:pPr>
               <w:pStyle w:val="Celdatceeazulpalido"/>
+              <w:keepNext/>
               <w:jc w:val="left"/>
             </w:pPr>
             <w:r>
@@ -23474,6 +23496,7 @@
           <w:p>
             <w:pPr>
               <w:pStyle w:val="Celdatceeazulpalido"/>
+              <w:keepNext/>
               <w:jc w:val="left"/>
             </w:pPr>
             <w:r>
@@ -23493,6 +23516,7 @@
           <w:p>
             <w:pPr>
               <w:pStyle w:val="Celdatceeazulpalido"/>
+              <w:keepNext/>
               <w:jc w:val="center"/>
             </w:pPr>
             <w:r>
@@ -25145,6 +25169,7 @@
           <w:p>
             <w:pPr>
               <w:pStyle w:val="Celdatceeazulpalido"/>
+              <w:keepNext/>
               <w:jc w:val="left"/>
             </w:pPr>
             <w:r>
@@ -25164,6 +25189,7 @@
           <w:p>
             <w:pPr>
               <w:pStyle w:val="Celdatceeazulpalido"/>
+              <w:keepNext/>
               <w:jc w:val="center"/>
             </w:pPr>
             <w:r>
@@ -25183,6 +25209,7 @@
           <w:p>
             <w:pPr>
               <w:pStyle w:val="Celdatceeazulpalido"/>
+              <w:keepNext/>
               <w:jc w:val="left"/>
             </w:pPr>
             <w:r>
@@ -28569,9 +28596,19 @@
         </w:trPr>
         <w:tc>
           <w:tcPr>
+            <w:shd w:val="clear" w:color="auto" w:fill="DDEBF7"/>
             <w:vAlign w:val="center"/>
           </w:tcPr>
-          <w:p/>
+          <w:p>
+            <w:pPr>
+              <w:pStyle w:val="Celdatceeazulpalido"/>
+              <w:keepNext/>
+              <w:jc w:val="left"/>
+            </w:pPr>
+            <w:r>
+              <w:t/>
+            </w:r>
+          </w:p>
         </w:tc>
         <w:tc>
           <w:tcPr>
@@ -28581,6 +28618,7 @@
           <w:p>
             <w:pPr>
               <w:pStyle w:val="Celdatceeazulpalido"/>
+              <w:keepNext/>
               <w:jc w:val="center"/>
             </w:pPr>
             <w:r>
@@ -28641,6 +28679,7 @@
           <w:p>
             <w:pPr>
               <w:pStyle w:val="Celdatceeazulpalido"/>
+              <w:keepNext/>
               <w:jc w:val="center"/>
             </w:pPr>
             <w:r>
@@ -36772,6 +36811,7 @@
           <w:p>
             <w:pPr>
               <w:pStyle w:val="Celdatceeazulpalido"/>
+              <w:keepNext/>
               <w:jc w:val="left"/>
             </w:pPr>
             <w:r>
@@ -36803,6 +36843,7 @@
           <w:p>
             <w:pPr>
               <w:pStyle w:val="Celdatceeazulpalido"/>
+              <w:keepNext/>
               <w:jc w:val="center"/>
             </w:pPr>
             <m:oMath>
@@ -36834,6 +36875,7 @@
           <w:p>
             <w:pPr>
               <w:pStyle w:val="Celdatceeazulpalido"/>
+              <w:keepNext/>
               <w:jc w:val="center"/>
             </w:pPr>
             <m:oMath>
@@ -36860,6 +36902,7 @@
           <w:p>
             <w:pPr>
               <w:pStyle w:val="Celdatceeazulpalido"/>
+              <w:keepNext/>
               <w:jc w:val="center"/>
             </w:pPr>
             <m:oMath>
@@ -36886,6 +36929,7 @@
           <w:p>
             <w:pPr>
               <w:pStyle w:val="Celdatceeazulpalido"/>
+              <w:keepNext/>
               <w:jc w:val="center"/>
             </w:pPr>
             <m:oMath>
@@ -36912,6 +36956,7 @@
           <w:p>
             <w:pPr>
               <w:pStyle w:val="Celdatceeazulpalido"/>
+              <w:keepNext/>
               <w:jc w:val="center"/>
             </w:pPr>
             <m:oMath>
@@ -36970,6 +37015,7 @@
           <w:p>
             <w:pPr>
               <w:pStyle w:val="Celdatceeazulpalido"/>
+              <w:keepNext/>
               <w:jc w:val="center"/>
             </w:pPr>
             <w:r>
@@ -40993,6 +41039,7 @@
           <w:p>
             <w:pPr>
               <w:pStyle w:val="Celdatceeazulpalido"/>
+              <w:keepNext/>
               <w:jc w:val="left"/>
             </w:pPr>
             <w:r>
@@ -41012,6 +41059,7 @@
           <w:p>
             <w:pPr>
               <w:pStyle w:val="Celdatceeazulpalido"/>
+              <w:keepNext/>
               <w:jc w:val="left"/>
             </w:pPr>
             <w:r>
@@ -41031,6 +41079,7 @@
           <w:p>
             <w:pPr>
               <w:pStyle w:val="Celdatceeazulpalido"/>
+              <w:keepNext/>
               <w:jc w:val="left"/>
             </w:pPr>
             <w:r>
@@ -42936,6 +42985,7 @@
           <w:p>
             <w:pPr>
               <w:pStyle w:val="Celdatceeazulpalido"/>
+              <w:keepNext/>
               <w:jc w:val="left"/>
             </w:pPr>
             <w:r>
@@ -42955,6 +43005,7 @@
           <w:p>
             <w:pPr>
               <w:pStyle w:val="Celdatceeazulpalido"/>
+              <w:keepNext/>
               <w:jc w:val="center"/>
             </w:pPr>
             <m:oMath>
@@ -42981,6 +43032,7 @@
           <w:p>
             <w:pPr>
               <w:pStyle w:val="Celdatceeazulpalido"/>
+              <w:keepNext/>
               <w:jc w:val="center"/>
             </w:pPr>
             <m:oMath>
@@ -43007,6 +43059,7 @@
           <w:p>
             <w:pPr>
               <w:pStyle w:val="Celdatceeazulpalido"/>
+              <w:keepNext/>
               <w:jc w:val="center"/>
             </w:pPr>
             <m:oMath>
@@ -43024,6 +43077,7 @@
           <w:p>
             <w:pPr>
               <w:pStyle w:val="Celdatceeazulpalido"/>
+              <w:keepNext/>
               <w:jc w:val="center"/>
             </w:pPr>
             <m:oMath>
@@ -43041,6 +43095,7 @@
           <w:p>
             <w:pPr>
               <w:pStyle w:val="Celdatceeazulpalido"/>
+              <w:keepNext/>
               <w:jc w:val="center"/>
             </w:pPr>
             <m:oMath>
@@ -43067,6 +43122,7 @@
           <w:p>
             <w:pPr>
               <w:pStyle w:val="Celdatceeazulpalido"/>
+              <w:keepNext/>
               <w:jc w:val="center"/>
             </w:pPr>
             <m:oMath>
@@ -43093,6 +43149,7 @@
           <w:p>
             <w:pPr>
               <w:pStyle w:val="Celdatceeazulpalido"/>
+              <w:keepNext/>
               <w:jc w:val="center"/>
             </w:pPr>
             <m:oMath>
@@ -43137,6 +43194,7 @@
           <w:p>
             <w:pPr>
               <w:pStyle w:val="Celdatceeazulpalido"/>
+              <w:keepNext/>
               <w:jc w:val="center"/>
             </w:pPr>
             <w:r>
@@ -43156,6 +43214,7 @@
           <w:p>
             <w:pPr>
               <w:pStyle w:val="Celdatceeazulpalido"/>
+              <w:keepNext/>
               <w:jc w:val="center"/>
             </w:pPr>
             <w:r>
@@ -45693,9 +45752,19 @@
         </w:trPr>
         <w:tc>
           <w:tcPr>
+            <w:shd w:val="clear" w:color="auto" w:fill="DDEBF7"/>
             <w:vAlign w:val="center"/>
           </w:tcPr>
-          <w:p/>
+          <w:p>
+            <w:pPr>
+              <w:pStyle w:val="Celdatceeazulpalido"/>
+              <w:keepNext/>
+              <w:jc w:val="left"/>
+            </w:pPr>
+            <w:r>
+              <w:t/>
+            </w:r>
+          </w:p>
         </w:tc>
         <w:tc>
           <w:tcPr>
@@ -45706,6 +45775,7 @@
           <w:p>
             <w:pPr>
               <w:pStyle w:val="Celdatceeazulpalido"/>
+              <w:keepNext/>
               <w:jc w:val="center"/>
             </w:pPr>
             <w:r>
@@ -45726,6 +45796,7 @@
           <w:p>
             <w:pPr>
               <w:pStyle w:val="Celdatceeazulpalido"/>
+              <w:keepNext/>
               <w:jc w:val="center"/>
             </w:pPr>
             <w:r>
@@ -45744,9 +45815,18 @@
         </w:trPr>
         <w:tc>
           <w:tcPr>
+            <w:shd w:val="clear" w:color="auto" w:fill="DDEBF7"/>
             <w:vAlign w:val="center"/>
           </w:tcPr>
-          <w:p/>
+          <w:p>
+            <w:pPr>
+              <w:pStyle w:val="Celdatceeazulpalido"/>
+              <w:jc w:val="left"/>
+            </w:pPr>
+            <w:r>
+              <w:t/>
+            </w:r>
+          </w:p>
         </w:tc>
         <w:tc>
           <w:tcPr>
@@ -47410,7 +47490,7 @@
           <wp:inline>
             <wp:extent cx="4775200" cy="2815752"/>
             <wp:effectExtent b="0" l="0" r="0" t="0"/>
-            <wp:docPr descr="Gráfico 15.– Cournot con costes privados (a=10, c=2, c_{\mathrm A}=4, c_{\mathrm B}=2, \pi=1/2): la empresa 1 responde a la media de las 2 funciones de reacción de la 2; puntos negros, equilibrio bayesiano; huecos, información completa" title="" id="208" name="Picture"/>
+            <wp:docPr descr="Gráfico 15.– Cournot con costes privados (a=10, c=2, c A=4, c B=2, π=1/2): la empresa 1 responde a la media de las 2 funciones de reacción de la 2; puntos negros, equilibrio bayesiano; huecos, información completa" title="" id="208" name="Picture"/>
             <a:graphic>
               <a:graphicData uri="http://schemas.openxmlformats.org/drawingml/2006/picture">
                 <pic:pic>
@@ -49979,6 +50059,7 @@
           <w:p>
             <w:pPr>
               <w:pStyle w:val="Celdatceeazulpalido"/>
+              <w:keepNext/>
               <w:jc w:val="left"/>
             </w:pPr>
             <w:r>
@@ -49998,6 +50079,7 @@
           <w:p>
             <w:pPr>
               <w:pStyle w:val="Celdatceeazulpalido"/>
+              <w:keepNext/>
               <w:jc w:val="center"/>
             </w:pPr>
             <m:oMath>
@@ -50024,6 +50106,7 @@
           <w:p>
             <w:pPr>
               <w:pStyle w:val="Celdatceeazulpalido"/>
+              <w:keepNext/>
               <w:jc w:val="center"/>
             </w:pPr>
             <m:oMath>
@@ -50050,6 +50133,7 @@
           <w:p>
             <w:pPr>
               <w:pStyle w:val="Celdatceeazulpalido"/>
+              <w:keepNext/>
               <w:jc w:val="center"/>
             </w:pPr>
             <m:oMath>
@@ -50076,6 +50160,7 @@
           <w:p>
             <w:pPr>
               <w:pStyle w:val="Celdatceeazulpalido"/>
+              <w:keepNext/>
               <w:jc w:val="center"/>
             </w:pPr>
             <w:r>
@@ -50091,6 +50176,7 @@
           <w:p>
             <w:pPr>
               <w:pStyle w:val="Celdatceeazulpalido"/>
+              <w:keepNext/>
               <w:jc w:val="center"/>
             </w:pPr>
             <w:r>
@@ -50110,6 +50196,7 @@
           <w:p>
             <w:pPr>
               <w:pStyle w:val="Celdatceeazulpalido"/>
+              <w:keepNext/>
               <w:jc w:val="center"/>
             </w:pPr>
             <m:oMath>
@@ -50145,6 +50232,7 @@
           <w:p>
             <w:pPr>
               <w:pStyle w:val="Celdatceeazulpalido"/>
+              <w:keepNext/>
               <w:jc w:val="center"/>
             </w:pPr>
             <m:oMath>
@@ -58386,7 +58474,7 @@
           <wp:inline>
             <wp:extent cx="2686050" cy="1346007"/>
             <wp:effectExtent b="0" l="0" r="0" t="0"/>
-            <wp:docPr descr="" title="" id="51" name="Picture"/>
+            <wp:docPr descr="Gráfico de la nota: Formalmente, son sustitutos estratégicos si ∂2Bi/∂ xi ∂ xj&lt;0 y complementos si ∂2Bi/∂ xi ∂ xj&gt;0, con xi la variable de la empresa i." title="" id="51" name="Picture"/>
             <a:graphic>
               <a:graphicData uri="http://schemas.openxmlformats.org/drawingml/2006/picture">
                 <pic:pic>
@@ -61665,7 +61753,7 @@
     </w:pPr>
     <w:rPr>
       <w:rFonts w:ascii="TeX Gyre Pagella" w:cs="TeX Gyre Pagella" w:eastAsia="TeX Gyre Pagella" w:hAnsi="TeX Gyre Pagella"/>
-      <w:sz w:val="20"/>
+      <w:sz w:val="22"/>
     </w:rPr>
   </w:style>
   <w:style w:customStyle="1" w:styleId="Celdatceeazulpalido" w:type="paragraph">
@@ -61679,7 +61767,7 @@
     </w:pPr>
     <w:rPr>
       <w:rFonts w:ascii="TeX Gyre Pagella" w:cs="TeX Gyre Pagella" w:eastAsia="TeX Gyre Pagella" w:hAnsi="TeX Gyre Pagella"/>
-      <w:sz w:val="20"/>
+      <w:sz w:val="22"/>
     </w:rPr>
   </w:style>
   <w:style w:customStyle="1" w:styleId="Celdatceesalmon" w:type="paragraph">
@@ -61693,7 +61781,7 @@
     </w:pPr>
     <w:rPr>
       <w:rFonts w:ascii="TeX Gyre Pagella" w:cs="TeX Gyre Pagella" w:eastAsia="TeX Gyre Pagella" w:hAnsi="TeX Gyre Pagella"/>
-      <w:sz w:val="20"/>
+      <w:sz w:val="22"/>
     </w:rPr>
   </w:style>
   <w:style w:customStyle="1" w:styleId="Celdatceemoradopalido" w:type="paragraph">
@@ -61707,7 +61795,7 @@
     </w:pPr>
     <w:rPr>
       <w:rFonts w:ascii="TeX Gyre Pagella" w:cs="TeX Gyre Pagella" w:eastAsia="TeX Gyre Pagella" w:hAnsi="TeX Gyre Pagella"/>
-      <w:sz w:val="20"/>
+      <w:sz w:val="22"/>
     </w:rPr>
   </w:style>
   <w:style w:customStyle="1" w:styleId="Celdatceegrisclaro" w:type="paragraph">
@@ -61721,7 +61809,7 @@
     </w:pPr>
     <w:rPr>
       <w:rFonts w:ascii="TeX Gyre Pagella" w:cs="TeX Gyre Pagella" w:eastAsia="TeX Gyre Pagella" w:hAnsi="TeX Gyre Pagella"/>
-      <w:sz w:val="20"/>
+      <w:sz w:val="22"/>
     </w:rPr>
   </w:style>
   <w:style w:customStyle="1" w:styleId="Celdatceecrema" w:type="paragraph">
@@ -61735,7 +61823,7 @@
     </w:pPr>
     <w:rPr>
       <w:rFonts w:ascii="TeX Gyre Pagella" w:cs="TeX Gyre Pagella" w:eastAsia="TeX Gyre Pagella" w:hAnsi="TeX Gyre Pagella"/>
-      <w:sz w:val="20"/>
+      <w:sz w:val="22"/>
     </w:rPr>
   </w:style>
   <w:style w:customStyle="1" w:styleId="Celdatceemorado" w:type="paragraph">
@@ -61750,7 +61838,7 @@
     <w:rPr>
       <w:rFonts w:ascii="TeX Gyre Pagella" w:cs="TeX Gyre Pagella" w:eastAsia="TeX Gyre Pagella" w:hAnsi="TeX Gyre Pagella"/>
       <w:color w:val="FFFFFF"/>
-      <w:sz w:val="20"/>
+      <w:sz w:val="22"/>
     </w:rPr>
   </w:style>
   <w:style w:customStyle="1" w:styleId="Celdatceeverde" w:type="paragraph">
@@ -61765,7 +61853,7 @@
     <w:rPr>
       <w:rFonts w:ascii="TeX Gyre Pagella" w:cs="TeX Gyre Pagella" w:eastAsia="TeX Gyre Pagella" w:hAnsi="TeX Gyre Pagella"/>
       <w:color w:val="FFFFFF"/>
-      <w:sz w:val="20"/>
+      <w:sz w:val="22"/>
     </w:rPr>
   </w:style>
   <w:style w:customStyle="1" w:styleId="Celdatceeazul" w:type="paragraph">
@@ -61780,7 +61868,7 @@
     <w:rPr>
       <w:rFonts w:ascii="TeX Gyre Pagella" w:cs="TeX Gyre Pagella" w:eastAsia="TeX Gyre Pagella" w:hAnsi="TeX Gyre Pagella"/>
       <w:color w:val="FFFFFF"/>
-      <w:sz w:val="20"/>
+      <w:sz w:val="22"/>
     </w:rPr>
   </w:style>
   <w:style w:customStyle="1" w:styleId="Celdatceerojo" w:type="paragraph">
@@ -61795,7 +61883,7 @@
     <w:rPr>
       <w:rFonts w:ascii="TeX Gyre Pagella" w:cs="TeX Gyre Pagella" w:eastAsia="TeX Gyre Pagella" w:hAnsi="TeX Gyre Pagella"/>
       <w:color w:val="FFFFFF"/>
-      <w:sz w:val="20"/>
+      <w:sz w:val="22"/>
     </w:rPr>
   </w:style>
   <w:style w:customStyle="1" w:styleId="Celdatceedorado" w:type="paragraph">
@@ -61810,7 +61898,7 @@
     <w:rPr>
       <w:rFonts w:ascii="TeX Gyre Pagella" w:cs="TeX Gyre Pagella" w:eastAsia="TeX Gyre Pagella" w:hAnsi="TeX Gyre Pagella"/>
       <w:color w:val="FFFFFF"/>
-      <w:sz w:val="20"/>
+      <w:sz w:val="22"/>
     </w:rPr>
   </w:style>
   <w:style w:customStyle="1" w:styleId="Celdatceenaranja" w:type="paragraph">
@@ -61825,7 +61913,7 @@
     <w:rPr>
       <w:rFonts w:ascii="TeX Gyre Pagella" w:cs="TeX Gyre Pagella" w:eastAsia="TeX Gyre Pagella" w:hAnsi="TeX Gyre Pagella"/>
       <w:color w:val="FFFFFF"/>
-      <w:sz w:val="20"/>
+      <w:sz w:val="22"/>
     </w:rPr>
   </w:style>
   <w:style w:customStyle="1" w:styleId="Celdatceegris" w:type="paragraph">
@@ -61840,7 +61928,7 @@
     <w:rPr>
       <w:rFonts w:ascii="TeX Gyre Pagella" w:cs="TeX Gyre Pagella" w:eastAsia="TeX Gyre Pagella" w:hAnsi="TeX Gyre Pagella"/>
       <w:color w:val="FFFFFF"/>
-      <w:sz w:val="20"/>
+      <w:sz w:val="22"/>
     </w:rPr>
   </w:style>
   <w:style w:customStyle="1" w:styleId="Textomorado" w:type="character">

--- a/oposicion/temario/tercer-ejercicio/3A19.docx
+++ b/oposicion/temario/tercer-ejercicio/3A19.docx
@@ -8840,7 +8840,7 @@
           <w:rPr>
             <w:rStyle w:val="Hyperlink"/>
           </w:rPr>
-          <w:t xml:space="preserve">, 1992, párr. 1.2.A</w:t>
+          <w:t xml:space="preserve">, 1992, § 1.2.A</w:t>
         </w:r>
       </w:hyperlink>
       <w:r>
@@ -11700,7 +11700,7 @@
           <w:rPr>
             <w:rStyle w:val="Hyperlink"/>
           </w:rPr>
-          <w:t xml:space="preserve">, 1992, párr. 3.1.A</w:t>
+          <w:t xml:space="preserve">, 1992, § 3.1.A</w:t>
         </w:r>
       </w:hyperlink>
       <w:r>
@@ -14980,7 +14980,7 @@
           <w:rPr>
             <w:rStyle w:val="Hyperlink"/>
           </w:rPr>
-          <w:t xml:space="preserve">, 1995, párr. 12.C</w:t>
+          <w:t xml:space="preserve">, 1995, § 12.C</w:t>
         </w:r>
       </w:hyperlink>
       <w:r>
@@ -44171,7 +44171,7 @@
           <w:rPr>
             <w:rStyle w:val="Hyperlink"/>
           </w:rPr>
-          <w:t xml:space="preserve">, 1992, párr. 3.1.A</w:t>
+          <w:t xml:space="preserve">, 1992, § 3.1.A</w:t>
         </w:r>
       </w:hyperlink>
       <w:r>
@@ -46476,7 +46476,7 @@
             <w:i/>
             <w:iCs/>
           </w:rPr>
-          <w:t xml:space="preserve">1992, párr. 3.1.A</w:t>
+          <w:t xml:space="preserve">1992, § 3.1.A</w:t>
         </w:r>
       </w:hyperlink>
       <w:r>
@@ -47556,7 +47556,7 @@
           <w:rPr>
             <w:rStyle w:val="Hyperlink"/>
           </w:rPr>
-          <w:t xml:space="preserve">1992, párr. 3.1.A</w:t>
+          <w:t xml:space="preserve">1992, § 3.1.A</w:t>
         </w:r>
       </w:hyperlink>
       <w:r>

--- a/oposicion/temario/tercer-ejercicio/3A19.docx
+++ b/oposicion/temario/tercer-ejercicio/3A19.docx
@@ -14,6 +14,28 @@
       </w:r>
       <w:r>
         <w:t xml:space="preserve">soluciones no cooperativas y soluciones cooperativas.</w:t>
+      </w:r>
+    </w:p>
+    <w:p>
+      <w:pPr>
+        <w:spacing w:before="0" w:after="200"/>
+      </w:pPr>
+      <w:r>
+        <w:rPr>
+          <w:b/>
+          <w:smallCaps/>
+          <w:color w:val="5F2987"/>
+          <w:sz w:val="16"/>
+        </w:rPr>
+        <w:t xml:space="preserve">Exclusivo · uso personal. </w:t>
+      </w:r>
+      <w:r>
+        <w:rPr>
+          <w:i/>
+          <w:color w:val="767171"/>
+          <w:sz w:val="16"/>
+        </w:rPr>
+        <w:t xml:space="preserve">Material exclusivo de victorgutierrezmarcos.es y la app Oposición TCEE · DCE. Puedes usarlo libremente para tu estudio personal. No se autoriza su incorporación a otras plataformas, aplicaciones o servicios. Condiciones: https://www.victorgutierrezmarcos.es/condiciones-materiales.html</w:t>
       </w:r>
     </w:p>
     <w:p>
@@ -57508,7 +57530,7 @@
         <w:color w:val="767171"/>
         <w:sz w:val="14"/>
       </w:rPr>
-      <w:t xml:space="preserve">© 2026 Víctor Gutiérrez Marcos · CC BY-NC-ND 4.0</w:t>
+      <w:t xml:space="preserve">© 2026 Víctor Gutiérrez Marcos · Exclusivo de victorgutierrezmarcos.es y la app Oposición TCEE · DCE</w:t>
     </w:r>
     <w:r>
       <w:tab/>
@@ -57566,7 +57588,7 @@
         <w:color w:val="767171"/>
         <w:sz w:val="14"/>
       </w:rPr>
-      <w:t xml:space="preserve">© 2026 Víctor Gutiérrez Marcos · CC BY-NC-ND 4.0</w:t>
+      <w:t xml:space="preserve">© 2026 Víctor Gutiérrez Marcos · Exclusivo de victorgutierrezmarcos.es y la app Oposición TCEE · DCE</w:t>
     </w:r>
     <w:r>
       <w:tab/>
@@ -57632,7 +57654,7 @@
         <w:color w:val="767171"/>
         <w:sz w:val="14"/>
       </w:rPr>
-      <w:t xml:space="preserve">© 2026 Víctor Gutiérrez Marcos · CC BY-NC-ND 4.0</w:t>
+      <w:t xml:space="preserve">© 2026 Víctor Gutiérrez Marcos · Exclusivo de victorgutierrezmarcos.es y la app Oposición TCEE · DCE</w:t>
     </w:r>
     <w:r>
       <w:tab/>
